--- a/PKSS/_Курсовая работа.docx
+++ b/PKSS/_Курсовая работа.docx
@@ -1,16 +1,19 @@
 
 <file path=word/document.xml><?xml version="1.0" encoding="utf-8"?>
-<w:document xmlns:wpc="http://schemas.microsoft.com/office/word/2010/wordprocessingCanvas" xmlns:cx="http://schemas.microsoft.com/office/drawing/2014/chartex" xmlns:cx1="http://schemas.microsoft.com/office/drawing/2015/9/8/chartex" xmlns:cx2="http://schemas.microsoft.com/office/drawing/2015/10/21/chartex" xmlns:cx3="http://schemas.microsoft.com/office/drawing/2016/5/9/chartex" xmlns:cx4="http://schemas.microsoft.com/office/drawing/2016/5/10/chartex" xmlns:cx5="http://schemas.microsoft.com/office/drawing/2016/5/11/chartex" xmlns:cx6="http://schemas.microsoft.com/office/drawing/2016/5/12/chartex" xmlns:cx7="http://schemas.microsoft.com/office/drawing/2016/5/13/chartex" xmlns:cx8="http://schemas.microsoft.com/office/drawing/2016/5/14/chartex" xmlns:mc="http://schemas.openxmlformats.org/markup-compatibility/2006" xmlns:aink="http://schemas.microsoft.com/office/drawing/2016/ink" xmlns:am3d="http://schemas.microsoft.com/office/drawing/2017/model3d" xmlns:o="urn:schemas-microsoft-com:office:office" xmlns:oel="http://schemas.microsoft.com/office/2019/extlst" xmlns:r="http://schemas.openxmlformats.org/officeDocument/2006/relationships" xmlns:m="http://schemas.openxmlformats.org/officeDocument/2006/math" xmlns:v="urn:schemas-microsoft-com:vml" xmlns:wp14="http://schemas.microsoft.com/office/word/2010/wordprocessingDrawing" xmlns:wp="http://schemas.openxmlformats.org/drawingml/2006/wordprocessingDrawing" xmlns:w10="urn:schemas-microsoft-com:office:word" xmlns:w="http://schemas.openxmlformats.org/wordprocessingml/2006/main" xmlns:w14="http://schemas.microsoft.com/office/word/2010/wordml" xmlns:w15="http://schemas.microsoft.com/office/word/2012/wordml" xmlns:w16cex="http://schemas.microsoft.com/office/word/2018/wordml/cex" xmlns:w16cid="http://schemas.microsoft.com/office/word/2016/wordml/cid" xmlns:w16="http://schemas.microsoft.com/office/word/2018/wordml" xmlns:w16du="http://schemas.microsoft.com/office/word/2023/wordml/word16du" xmlns:w16sdtdh="http://schemas.microsoft.com/office/word/2020/wordml/sdtdatahash" xmlns:w16sdtfl="http://schemas.microsoft.com/office/word/2024/wordml/sdtformatlock" xmlns:w16se="http://schemas.microsoft.com/office/word/2015/wordml/symex" xmlns:wpg="http://schemas.microsoft.com/office/word/2010/wordprocessingGroup" xmlns:wpi="http://schemas.microsoft.com/office/word/2010/wordprocessingInk" xmlns:wne="http://schemas.microsoft.com/office/word/2006/wordml" xmlns:wps="http://schemas.microsoft.com/office/word/2010/wordprocessingShape" mc:Ignorable="w14 w15 w16se w16cid w16 w16cex w16sdtdh w16sdtfl w16du wp14">
+<w:document xmlns:wpc="http://schemas.microsoft.com/office/word/2010/wordprocessingCanvas" xmlns:cx="http://schemas.microsoft.com/office/drawing/2014/chartex" xmlns:cx1="http://schemas.microsoft.com/office/drawing/2015/9/8/chartex" xmlns:cx2="http://schemas.microsoft.com/office/drawing/2015/10/21/chartex" xmlns:cx3="http://schemas.microsoft.com/office/drawing/2016/5/9/chartex" xmlns:cx4="http://schemas.microsoft.com/office/drawing/2016/5/10/chartex" xmlns:cx5="http://schemas.microsoft.com/office/drawing/2016/5/11/chartex" xmlns:cx6="http://schemas.microsoft.com/office/drawing/2016/5/12/chartex" xmlns:cx7="http://schemas.microsoft.com/office/drawing/2016/5/13/chartex" xmlns:cx8="http://schemas.microsoft.com/office/drawing/2016/5/14/chartex" xmlns:mc="http://schemas.openxmlformats.org/markup-compatibility/2006" xmlns:aink="http://schemas.microsoft.com/office/drawing/2016/ink" xmlns:am3d="http://schemas.microsoft.com/office/drawing/2017/model3d" xmlns:o="urn:schemas-microsoft-com:office:office" xmlns:oel="http://schemas.microsoft.com/office/2019/extlst" xmlns:r="http://schemas.openxmlformats.org/officeDocument/2006/relationships" xmlns:m="http://schemas.openxmlformats.org/officeDocument/2006/math" xmlns:v="urn:schemas-microsoft-com:vml" xmlns:wp14="http://schemas.microsoft.com/office/word/2010/wordprocessingDrawing" xmlns:wp="http://schemas.openxmlformats.org/drawingml/2006/wordprocessingDrawing" xmlns:w10="urn:schemas-microsoft-com:office:word" xmlns:w="http://schemas.openxmlformats.org/wordprocessingml/2006/main" xmlns:w14="http://schemas.microsoft.com/office/word/2010/wordml" xmlns:w15="http://schemas.microsoft.com/office/word/2012/wordml" xmlns:w16cex="http://schemas.microsoft.com/office/word/2018/wordml/cex" xmlns:w16cid="http://schemas.microsoft.com/office/word/2016/wordml/cid" xmlns:w16="http://schemas.microsoft.com/office/word/2018/wordml" xmlns:w16sdtdh="http://schemas.microsoft.com/office/word/2020/wordml/sdtdatahash" xmlns:w16se="http://schemas.microsoft.com/office/word/2015/wordml/symex" xmlns:wpg="http://schemas.microsoft.com/office/word/2010/wordprocessingGroup" xmlns:wpi="http://schemas.microsoft.com/office/word/2010/wordprocessingInk" xmlns:wne="http://schemas.microsoft.com/office/word/2006/wordml" xmlns:wps="http://schemas.microsoft.com/office/word/2010/wordprocessingShape" mc:Ignorable="w14 w15 w16se w16cid w16 w16cex w16sdtdh wp14">
   <w:body>
     <w:sdt>
       <w:sdtPr>
         <w:rPr>
-          <w:rFonts w:ascii="Times New Roman" w:hAnsi="Times New Roman" w:cs="Times New Roman"/>
+          <w:rFonts w:ascii="Times New Roman" w:eastAsiaTheme="minorHAnsi" w:hAnsi="Times New Roman" w:cs="Times New Roman"/>
           <w:b/>
           <w:bCs/>
           <w:color w:val="auto"/>
-          <w:sz w:val="28"/>
-          <w:szCs w:val="28"/>
+          <w:kern w:val="2"/>
+          <w:sz w:val="28"/>
+          <w:szCs w:val="28"/>
+          <w:lang w:eastAsia="en-US"/>
+          <w14:ligatures w14:val="standardContextual"/>
         </w:rPr>
         <w:id w:val="-1477915563"/>
         <w:docPartObj>
@@ -20,12 +23,9 @@
       </w:sdtPr>
       <w:sdtEndPr>
         <w:rPr>
-          <w:rFonts w:asciiTheme="minorHAnsi" w:eastAsiaTheme="minorHAnsi" w:hAnsiTheme="minorHAnsi" w:cstheme="minorBidi"/>
-          <w:kern w:val="2"/>
+          <w:rFonts w:asciiTheme="minorHAnsi" w:hAnsiTheme="minorHAnsi" w:cstheme="minorBidi"/>
           <w:sz w:val="24"/>
           <w:szCs w:val="24"/>
-          <w:lang w:eastAsia="en-US"/>
-          <w14:ligatures w14:val="standardContextual"/>
         </w:rPr>
       </w:sdtEndPr>
       <w:sdtContent>
@@ -2112,11 +2112,313 @@
     </w:p>
     <w:p>
       <w:pPr>
+        <w:pStyle w:val="a7"/>
+        <w:spacing w:after="0" w:line="360" w:lineRule="auto"/>
+        <w:ind w:left="0" w:firstLine="709"/>
+        <w:jc w:val="both"/>
+        <w:rPr>
+          <w:rFonts w:ascii="Times New Roman" w:hAnsi="Times New Roman" w:cs="Times New Roman"/>
+          <w:sz w:val="28"/>
+          <w:szCs w:val="28"/>
+        </w:rPr>
+      </w:pPr>
+      <w:r>
+        <w:rPr>
+          <w:rFonts w:ascii="Times New Roman" w:hAnsi="Times New Roman" w:cs="Times New Roman"/>
+          <w:sz w:val="28"/>
+          <w:szCs w:val="28"/>
+        </w:rPr>
+        <w:t>Сезонные предметы являются ключевым элементом динамики и экономики современных онлайн-игр, обеспечивая цикличность контента, рост вовлеченности игроков и дополнительные каналы монетизации. Эффективное управление их жизненным циклом невозможно без автоматического контроля сроков действия, правил конвертации и влияния на внутриигровой баланс, что делает специализированные системы управления сезонным контентом важным компонентом игровых платформ.</w:t>
+      </w:r>
+    </w:p>
+    <w:p>
+      <w:pPr>
+        <w:pStyle w:val="a7"/>
+        <w:spacing w:after="0" w:line="360" w:lineRule="auto"/>
+        <w:ind w:left="0" w:firstLine="709"/>
+        <w:jc w:val="both"/>
+        <w:rPr>
+          <w:rFonts w:ascii="Times New Roman" w:hAnsi="Times New Roman" w:cs="Times New Roman"/>
+          <w:sz w:val="28"/>
+          <w:szCs w:val="28"/>
+        </w:rPr>
+      </w:pPr>
+      <w:r>
+        <w:rPr>
+          <w:rFonts w:ascii="Times New Roman" w:hAnsi="Times New Roman" w:cs="Times New Roman"/>
+          <w:sz w:val="28"/>
+          <w:szCs w:val="28"/>
+        </w:rPr>
+        <w:t>Взаимодействие игроков и разработчиков с системой связано с рядом задач: регулирование доступности предметов, автоматическая конвертация или изъятие предметов по окончании сезона, анализ и корректировка их влияния на игровой баланс, а также информирование пользователей. Ошибки в этих процессах могут привести к дисбалансу, недовольству игроков и потере доходов, поэтому особое внимание уделяется надежности и предсказуемости работы системы.</w:t>
+      </w:r>
+    </w:p>
+    <w:p>
+      <w:pPr>
+        <w:pStyle w:val="a7"/>
+        <w:spacing w:after="0" w:line="360" w:lineRule="auto"/>
+        <w:ind w:left="0" w:firstLine="709"/>
+        <w:jc w:val="both"/>
+        <w:rPr>
+          <w:rFonts w:ascii="Times New Roman" w:hAnsi="Times New Roman" w:cs="Times New Roman"/>
+          <w:sz w:val="28"/>
+          <w:szCs w:val="28"/>
+        </w:rPr>
+      </w:pPr>
+      <w:r>
+        <w:rPr>
+          <w:rFonts w:ascii="Times New Roman" w:hAnsi="Times New Roman" w:cs="Times New Roman"/>
+          <w:sz w:val="28"/>
+          <w:szCs w:val="28"/>
+        </w:rPr>
+        <w:t>Особое значение имеет проектирование устойчивого, автоматизированного механизма, обеспечивающего четкое выполнение заданных правил жизненного цикла сезонных предметов. В связи с этим задача разработки и моделирования такой системы является актуальной.</w:t>
+      </w:r>
+    </w:p>
+    <w:p>
+      <w:pPr>
+        <w:pStyle w:val="a7"/>
+        <w:spacing w:after="0" w:line="360" w:lineRule="auto"/>
+        <w:ind w:left="0" w:firstLine="709"/>
+        <w:jc w:val="both"/>
+        <w:rPr>
+          <w:rFonts w:ascii="Times New Roman" w:hAnsi="Times New Roman" w:cs="Times New Roman"/>
+          <w:sz w:val="28"/>
+          <w:szCs w:val="28"/>
+        </w:rPr>
+      </w:pPr>
+      <w:r>
+        <w:rPr>
+          <w:rFonts w:ascii="Times New Roman" w:hAnsi="Times New Roman" w:cs="Times New Roman"/>
+          <w:sz w:val="28"/>
+          <w:szCs w:val="28"/>
+        </w:rPr>
+        <w:t>Цель данной работы — разработка системы управления механикой сезонных предметов, направленной на решение следующих задач:</w:t>
+      </w:r>
+    </w:p>
+    <w:p>
+      <w:pPr>
+        <w:pStyle w:val="a7"/>
+        <w:numPr>
+          <w:ilvl w:val="0"/>
+          <w:numId w:val="39"/>
+        </w:numPr>
+        <w:spacing w:after="0" w:line="360" w:lineRule="auto"/>
+        <w:ind w:left="0" w:firstLine="709"/>
+        <w:jc w:val="both"/>
+        <w:rPr>
+          <w:rFonts w:ascii="Times New Roman" w:hAnsi="Times New Roman" w:cs="Times New Roman"/>
+          <w:sz w:val="28"/>
+          <w:szCs w:val="28"/>
+        </w:rPr>
+      </w:pPr>
+      <w:r>
+        <w:rPr>
+          <w:rFonts w:ascii="Times New Roman" w:hAnsi="Times New Roman" w:cs="Times New Roman"/>
+          <w:sz w:val="28"/>
+          <w:szCs w:val="28"/>
+        </w:rPr>
+        <w:t>провести анализ предметной области сезонного контента в играх;</w:t>
+      </w:r>
+    </w:p>
+    <w:p>
+      <w:pPr>
+        <w:pStyle w:val="a7"/>
+        <w:numPr>
+          <w:ilvl w:val="0"/>
+          <w:numId w:val="39"/>
+        </w:numPr>
+        <w:spacing w:after="0" w:line="360" w:lineRule="auto"/>
+        <w:ind w:left="0" w:firstLine="709"/>
+        <w:jc w:val="both"/>
+        <w:rPr>
+          <w:rFonts w:ascii="Times New Roman" w:hAnsi="Times New Roman" w:cs="Times New Roman"/>
+          <w:sz w:val="28"/>
+          <w:szCs w:val="28"/>
+        </w:rPr>
+      </w:pPr>
+      <w:r>
+        <w:rPr>
+          <w:rFonts w:ascii="Times New Roman" w:hAnsi="Times New Roman" w:cs="Times New Roman"/>
+          <w:sz w:val="28"/>
+          <w:szCs w:val="28"/>
+        </w:rPr>
+        <w:t>описать пользователей системы (игроков и разработчиков) и их требования;</w:t>
+      </w:r>
+    </w:p>
+    <w:p>
+      <w:pPr>
+        <w:pStyle w:val="a7"/>
+        <w:numPr>
+          <w:ilvl w:val="0"/>
+          <w:numId w:val="39"/>
+        </w:numPr>
+        <w:spacing w:after="0" w:line="360" w:lineRule="auto"/>
+        <w:ind w:left="0" w:firstLine="709"/>
+        <w:jc w:val="both"/>
+        <w:rPr>
+          <w:rFonts w:ascii="Times New Roman" w:hAnsi="Times New Roman" w:cs="Times New Roman"/>
+          <w:sz w:val="28"/>
+          <w:szCs w:val="28"/>
+        </w:rPr>
+      </w:pPr>
+      <w:r>
+        <w:rPr>
+          <w:rFonts w:ascii="Times New Roman" w:hAnsi="Times New Roman" w:cs="Times New Roman"/>
+          <w:sz w:val="28"/>
+          <w:szCs w:val="28"/>
+        </w:rPr>
+        <w:t>определить входные и выходные потоки данных (правила сезонов, состояние предметов, события конвертации);</w:t>
+      </w:r>
+    </w:p>
+    <w:p>
+      <w:pPr>
+        <w:pStyle w:val="a7"/>
+        <w:numPr>
+          <w:ilvl w:val="0"/>
+          <w:numId w:val="39"/>
+        </w:numPr>
+        <w:spacing w:after="0" w:line="360" w:lineRule="auto"/>
+        <w:ind w:left="0" w:firstLine="709"/>
+        <w:jc w:val="both"/>
+        <w:rPr>
+          <w:rFonts w:ascii="Times New Roman" w:hAnsi="Times New Roman" w:cs="Times New Roman"/>
+          <w:sz w:val="28"/>
+          <w:szCs w:val="28"/>
+        </w:rPr>
+      </w:pPr>
+      <w:r>
+        <w:rPr>
+          <w:rFonts w:ascii="Times New Roman" w:hAnsi="Times New Roman" w:cs="Times New Roman"/>
+          <w:sz w:val="28"/>
+          <w:szCs w:val="28"/>
+        </w:rPr>
+        <w:t>описать основные бизнес-процессы, включая запуск сезона, автоматическую конвертацию предметов и оценку баланса;</w:t>
+      </w:r>
+    </w:p>
+    <w:p>
+      <w:pPr>
+        <w:pStyle w:val="a7"/>
+        <w:numPr>
+          <w:ilvl w:val="0"/>
+          <w:numId w:val="39"/>
+        </w:numPr>
+        <w:spacing w:after="0" w:line="360" w:lineRule="auto"/>
+        <w:ind w:left="0" w:firstLine="709"/>
+        <w:jc w:val="both"/>
+        <w:rPr>
+          <w:rFonts w:ascii="Times New Roman" w:hAnsi="Times New Roman" w:cs="Times New Roman"/>
+          <w:sz w:val="28"/>
+          <w:szCs w:val="28"/>
+        </w:rPr>
+      </w:pPr>
+      <w:r>
+        <w:rPr>
+          <w:rFonts w:ascii="Times New Roman" w:hAnsi="Times New Roman" w:cs="Times New Roman"/>
+          <w:sz w:val="28"/>
+          <w:szCs w:val="28"/>
+        </w:rPr>
+        <w:t>разработать архитектуру системы, реализующей данные процессы;</w:t>
+      </w:r>
+    </w:p>
+    <w:p>
+      <w:pPr>
+        <w:pStyle w:val="a7"/>
+        <w:numPr>
+          <w:ilvl w:val="0"/>
+          <w:numId w:val="39"/>
+        </w:numPr>
+        <w:spacing w:after="0" w:line="360" w:lineRule="auto"/>
+        <w:ind w:left="0" w:firstLine="709"/>
+        <w:jc w:val="both"/>
+        <w:rPr>
+          <w:rFonts w:ascii="Times New Roman" w:hAnsi="Times New Roman" w:cs="Times New Roman"/>
+          <w:sz w:val="28"/>
+          <w:szCs w:val="28"/>
+        </w:rPr>
+      </w:pPr>
+      <w:r>
+        <w:rPr>
+          <w:rFonts w:ascii="Times New Roman" w:hAnsi="Times New Roman" w:cs="Times New Roman"/>
+          <w:sz w:val="28"/>
+          <w:szCs w:val="28"/>
+        </w:rPr>
+        <w:lastRenderedPageBreak/>
+        <w:t>создать модель данных, учитывающую атрибуты сезонных предметов, правила их изменения и историю операций.</w:t>
+      </w:r>
+    </w:p>
+    <w:p>
+      <w:pPr>
+        <w:pStyle w:val="a7"/>
+        <w:spacing w:after="0" w:line="360" w:lineRule="auto"/>
+        <w:ind w:left="0" w:firstLine="709"/>
+        <w:jc w:val="both"/>
+        <w:rPr>
+          <w:rFonts w:ascii="Times New Roman" w:hAnsi="Times New Roman" w:cs="Times New Roman"/>
+          <w:sz w:val="28"/>
+          <w:szCs w:val="28"/>
+        </w:rPr>
+      </w:pPr>
+      <w:r>
+        <w:rPr>
+          <w:rFonts w:ascii="Times New Roman" w:hAnsi="Times New Roman" w:cs="Times New Roman"/>
+          <w:sz w:val="28"/>
+          <w:szCs w:val="28"/>
+        </w:rPr>
+        <w:t>Объектом исследования является система управления жизненным циклом сезонных предметов, включая контроль их сроков, автоматическую конвертацию и учет влияния на игровой баланс.</w:t>
+      </w:r>
+    </w:p>
+    <w:p>
+      <w:pPr>
+        <w:pStyle w:val="a7"/>
+        <w:spacing w:after="0" w:line="360" w:lineRule="auto"/>
+        <w:ind w:left="0" w:firstLine="709"/>
+        <w:jc w:val="both"/>
+        <w:rPr>
+          <w:rFonts w:ascii="Times New Roman" w:hAnsi="Times New Roman" w:cs="Times New Roman"/>
+          <w:sz w:val="28"/>
+          <w:szCs w:val="28"/>
+        </w:rPr>
+      </w:pPr>
+      <w:r>
+        <w:rPr>
+          <w:rFonts w:ascii="Times New Roman" w:hAnsi="Times New Roman" w:cs="Times New Roman"/>
+          <w:sz w:val="28"/>
+          <w:szCs w:val="28"/>
+        </w:rPr>
+        <w:t>Предметом исследования являются модели, процессы и механизмы взаимодействия компонентов системы, включая регулирование доступности предметов, обработку событий окончания сезона, трансформацию предметов согласно правилам и оценку их воздействия на игровую среду.</w:t>
+      </w:r>
+    </w:p>
+    <w:p>
+      <w:pPr>
+        <w:pStyle w:val="a7"/>
+        <w:spacing w:after="0" w:line="360" w:lineRule="auto"/>
+        <w:ind w:left="0" w:firstLine="709"/>
+        <w:jc w:val="both"/>
+        <w:rPr>
+          <w:rFonts w:ascii="Times New Roman" w:hAnsi="Times New Roman" w:cs="Times New Roman"/>
+          <w:sz w:val="28"/>
+          <w:szCs w:val="28"/>
+        </w:rPr>
+      </w:pPr>
+      <w:r>
+        <w:rPr>
+          <w:rFonts w:ascii="Times New Roman" w:hAnsi="Times New Roman" w:cs="Times New Roman"/>
+          <w:sz w:val="28"/>
+          <w:szCs w:val="28"/>
+        </w:rPr>
+        <w:t>В качестве методов исследования были выбраны технологии проектирования игровых систем, методологии структурного и объектно-ориентированного анализа, а также CASE-технологии моделирования.</w:t>
+      </w:r>
+    </w:p>
+    <w:p>
+      <w:pPr>
+        <w:spacing w:after="0" w:line="360" w:lineRule="auto"/>
         <w:ind w:firstLine="709"/>
         <w:jc w:val="both"/>
       </w:pPr>
     </w:p>
     <w:p>
+      <w:pPr>
+        <w:spacing w:after="0" w:line="360" w:lineRule="auto"/>
+      </w:pPr>
       <w:r>
         <w:br w:type="page"/>
       </w:r>
@@ -2198,6 +2500,253 @@
           <w:szCs w:val="28"/>
         </w:rPr>
       </w:pPr>
+      <w:r>
+        <w:rPr>
+          <w:rFonts w:ascii="Times New Roman" w:hAnsi="Times New Roman" w:cs="Times New Roman"/>
+          <w:sz w:val="28"/>
+          <w:szCs w:val="28"/>
+        </w:rPr>
+        <w:t>Организация, для которой разрабатывается система управления механикой сезонных предметов, осуществляет деятельность в области разработки и эксплуатации многопользовательских онлайн-игр. Основное направление её деятельности заключается в создании и поддержании динамичной игровой экономики, управлении контентом с ограниченным сроком доступности и повышении долгосрочной вовлеченности пользователей.</w:t>
+      </w:r>
+    </w:p>
+    <w:p>
+      <w:pPr>
+        <w:pStyle w:val="a7"/>
+        <w:spacing w:after="0" w:line="360" w:lineRule="auto"/>
+        <w:ind w:left="0" w:firstLine="709"/>
+        <w:jc w:val="both"/>
+        <w:rPr>
+          <w:rFonts w:ascii="Times New Roman" w:hAnsi="Times New Roman" w:cs="Times New Roman"/>
+          <w:sz w:val="28"/>
+          <w:szCs w:val="28"/>
+        </w:rPr>
+      </w:pPr>
+      <w:r>
+        <w:rPr>
+          <w:rFonts w:ascii="Times New Roman" w:hAnsi="Times New Roman" w:cs="Times New Roman"/>
+          <w:sz w:val="28"/>
+          <w:szCs w:val="28"/>
+        </w:rPr>
+        <w:t>Система обеспечивает взаимодействие двух ключевых групп участников: игроков и разработчиков. Игроки взаимодействуют с системой опосредованно, через игровой клиент, получая сезонные предметы, отслеживая сроки их действия и условия автоматической конвертации. Разработчики и баланс-дизайнеры используют систему для централизованного управления правилами сезонов: устанавливают продолжительность, определяют параметры предметов (редкость, статистики), настраивают условия их трансформации по истечении срока действия и анализируют влияние этих предметов на общий игровой баланс.</w:t>
+      </w:r>
+    </w:p>
+    <w:p>
+      <w:pPr>
+        <w:pStyle w:val="a7"/>
+        <w:spacing w:after="0" w:line="360" w:lineRule="auto"/>
+        <w:ind w:left="0" w:firstLine="709"/>
+        <w:jc w:val="both"/>
+        <w:rPr>
+          <w:rFonts w:ascii="Times New Roman" w:hAnsi="Times New Roman" w:cs="Times New Roman"/>
+          <w:sz w:val="28"/>
+          <w:szCs w:val="28"/>
+        </w:rPr>
+      </w:pPr>
+      <w:r>
+        <w:rPr>
+          <w:rFonts w:ascii="Times New Roman" w:hAnsi="Times New Roman" w:cs="Times New Roman"/>
+          <w:sz w:val="28"/>
+          <w:szCs w:val="28"/>
+        </w:rPr>
+        <w:t>Для реализации этих процессов организация использует внутреннюю сервисную платформу, интегрированную с игровыми серверами и системами администрирования. Платформа поддерживает автоматический контроль жизненного цикла предметов, выполнение запланированных операций по конвертации, сбор метрик использования и предоставление инструментов для тонкой настройки правил. Система гарантирует целостность и согласованность данных, обеспечивая неотвратимость и предсказуемость применения игровых правил для всех пользователей.</w:t>
+      </w:r>
+    </w:p>
+    <w:p>
+      <w:pPr>
+        <w:pStyle w:val="a7"/>
+        <w:spacing w:after="0" w:line="360" w:lineRule="auto"/>
+        <w:ind w:left="0" w:firstLine="709"/>
+        <w:jc w:val="both"/>
+        <w:rPr>
+          <w:rFonts w:ascii="Times New Roman" w:hAnsi="Times New Roman" w:cs="Times New Roman"/>
+          <w:sz w:val="28"/>
+          <w:szCs w:val="28"/>
+        </w:rPr>
+      </w:pPr>
+      <w:r>
+        <w:rPr>
+          <w:rFonts w:ascii="Times New Roman" w:hAnsi="Times New Roman" w:cs="Times New Roman"/>
+          <w:sz w:val="28"/>
+          <w:szCs w:val="28"/>
+        </w:rPr>
+        <w:t xml:space="preserve">Организация имеет форму общества с ограниченной ответственностью (ООО) и специализируется на live-операции игровых проектов, что включает постоянный цикл обновления контента, анализ поведения игроков и оптимизацию монетизационных моделей. Система масштабируется в соответствии с </w:t>
+      </w:r>
+      <w:r>
+        <w:rPr>
+          <w:rFonts w:ascii="Times New Roman" w:hAnsi="Times New Roman" w:cs="Times New Roman"/>
+          <w:sz w:val="28"/>
+          <w:szCs w:val="28"/>
+        </w:rPr>
+        <w:lastRenderedPageBreak/>
+        <w:t>ростом количества активных игроков и расширением каталога внутриигровых предметов.</w:t>
+      </w:r>
+    </w:p>
+    <w:p>
+      <w:pPr>
+        <w:pStyle w:val="a7"/>
+        <w:spacing w:after="0" w:line="360" w:lineRule="auto"/>
+        <w:ind w:left="0" w:firstLine="709"/>
+        <w:jc w:val="both"/>
+        <w:rPr>
+          <w:rFonts w:ascii="Times New Roman" w:hAnsi="Times New Roman" w:cs="Times New Roman"/>
+          <w:sz w:val="28"/>
+          <w:szCs w:val="28"/>
+        </w:rPr>
+      </w:pPr>
+      <w:r>
+        <w:rPr>
+          <w:rFonts w:ascii="Times New Roman" w:hAnsi="Times New Roman" w:cs="Times New Roman"/>
+          <w:sz w:val="28"/>
+          <w:szCs w:val="28"/>
+        </w:rPr>
+        <w:t>Контекстная диаграмма (C4 System Landscape) демонстрирует место системы управления сезонными предметами в корпоративной IT-инфраструктуре. На диаграмме показаны ключевые взаимодействия с игровым сервером, сервисом внутриигрового магазина, системой аналитики и панелью администратора. Это позволяет наглядно определить границы ответственности системы, точки интеграции и зависимости от внешних сервисов, что критически важно для обеспечения её надежности и безопасности (рисунок 1).</w:t>
+      </w:r>
+    </w:p>
+    <w:p>
+      <w:pPr>
+        <w:pStyle w:val="a7"/>
+        <w:spacing w:after="0" w:line="360" w:lineRule="auto"/>
+        <w:ind w:left="0" w:firstLine="709"/>
+        <w:jc w:val="center"/>
+        <w:rPr>
+          <w:rFonts w:ascii="Times New Roman" w:hAnsi="Times New Roman" w:cs="Times New Roman"/>
+          <w:sz w:val="28"/>
+          <w:szCs w:val="28"/>
+        </w:rPr>
+      </w:pPr>
+      <w:r>
+        <w:rPr>
+          <w:noProof/>
+        </w:rPr>
+        <w:drawing>
+          <wp:inline distT="0" distB="0" distL="0" distR="0" wp14:anchorId="2266B8D0" wp14:editId="0D7B2537">
+            <wp:extent cx="5400000" cy="1764019"/>
+            <wp:effectExtent l="0" t="0" r="0" b="8255"/>
+            <wp:docPr id="1994870483" name="Рисунок 4"/>
+            <wp:cNvGraphicFramePr>
+              <a:graphicFrameLocks xmlns:a="http://schemas.openxmlformats.org/drawingml/2006/main" noChangeAspect="1"/>
+            </wp:cNvGraphicFramePr>
+            <a:graphic xmlns:a="http://schemas.openxmlformats.org/drawingml/2006/main">
+              <a:graphicData uri="http://schemas.openxmlformats.org/drawingml/2006/picture">
+                <pic:pic xmlns:pic="http://schemas.openxmlformats.org/drawingml/2006/picture">
+                  <pic:nvPicPr>
+                    <pic:cNvPr id="0" name="Picture 7"/>
+                    <pic:cNvPicPr>
+                      <a:picLocks noChangeAspect="1" noChangeArrowheads="1"/>
+                    </pic:cNvPicPr>
+                  </pic:nvPicPr>
+                  <pic:blipFill>
+                    <a:blip r:embed="rId6" cstate="print">
+                      <a:extLst>
+                        <a:ext uri="{28A0092B-C50C-407E-A947-70E740481C1C}">
+                          <a14:useLocalDpi xmlns:a14="http://schemas.microsoft.com/office/drawing/2010/main" val="0"/>
+                        </a:ext>
+                      </a:extLst>
+                    </a:blip>
+                    <a:srcRect/>
+                    <a:stretch>
+                      <a:fillRect/>
+                    </a:stretch>
+                  </pic:blipFill>
+                  <pic:spPr bwMode="auto">
+                    <a:xfrm>
+                      <a:off x="0" y="0"/>
+                      <a:ext cx="5400000" cy="1764019"/>
+                    </a:xfrm>
+                    <a:prstGeom prst="rect">
+                      <a:avLst/>
+                    </a:prstGeom>
+                    <a:noFill/>
+                    <a:ln>
+                      <a:noFill/>
+                    </a:ln>
+                  </pic:spPr>
+                </pic:pic>
+              </a:graphicData>
+            </a:graphic>
+          </wp:inline>
+        </w:drawing>
+      </w:r>
+    </w:p>
+    <w:p>
+      <w:pPr>
+        <w:pStyle w:val="a7"/>
+        <w:spacing w:after="0" w:line="360" w:lineRule="auto"/>
+        <w:ind w:left="0" w:firstLine="709"/>
+        <w:jc w:val="center"/>
+        <w:rPr>
+          <w:rFonts w:ascii="Times New Roman" w:hAnsi="Times New Roman" w:cs="Times New Roman"/>
+          <w:sz w:val="28"/>
+          <w:szCs w:val="28"/>
+          <w:lang w:val="en-US"/>
+        </w:rPr>
+      </w:pPr>
+      <w:r>
+        <w:rPr>
+          <w:rFonts w:ascii="Times New Roman" w:hAnsi="Times New Roman" w:cs="Times New Roman"/>
+          <w:sz w:val="28"/>
+          <w:szCs w:val="28"/>
+        </w:rPr>
+        <w:t>Рисунок</w:t>
+      </w:r>
+      <w:r>
+        <w:rPr>
+          <w:rFonts w:ascii="Times New Roman" w:hAnsi="Times New Roman" w:cs="Times New Roman"/>
+          <w:sz w:val="28"/>
+          <w:szCs w:val="28"/>
+          <w:lang w:val="en-US"/>
+        </w:rPr>
+        <w:t xml:space="preserve"> 1 – </w:t>
+      </w:r>
+      <w:r>
+        <w:rPr>
+          <w:rFonts w:ascii="Times New Roman" w:hAnsi="Times New Roman" w:cs="Times New Roman"/>
+          <w:sz w:val="28"/>
+          <w:szCs w:val="28"/>
+        </w:rPr>
+        <w:t>Диаграмма</w:t>
+      </w:r>
+      <w:r>
+        <w:rPr>
+          <w:rFonts w:ascii="Times New Roman" w:hAnsi="Times New Roman" w:cs="Times New Roman"/>
+          <w:sz w:val="28"/>
+          <w:szCs w:val="28"/>
+          <w:lang w:val="en-US"/>
+        </w:rPr>
+        <w:t xml:space="preserve"> </w:t>
+      </w:r>
+      <w:r>
+        <w:rPr>
+          <w:rFonts w:ascii="Times New Roman" w:hAnsi="Times New Roman" w:cs="Times New Roman"/>
+          <w:sz w:val="28"/>
+          <w:szCs w:val="28"/>
+          <w:lang w:val="en-US"/>
+        </w:rPr>
+        <w:t xml:space="preserve">C4 </w:t>
+      </w:r>
+      <w:r>
+        <w:rPr>
+          <w:rFonts w:ascii="Times New Roman" w:hAnsi="Times New Roman" w:cs="Times New Roman"/>
+          <w:sz w:val="28"/>
+          <w:szCs w:val="28"/>
+          <w:lang w:val="en-US"/>
+        </w:rPr>
+        <w:t>System Landscape</w:t>
+      </w:r>
+    </w:p>
+    <w:p>
+      <w:pPr>
+        <w:pStyle w:val="a7"/>
+        <w:spacing w:after="0" w:line="360" w:lineRule="auto"/>
+        <w:ind w:left="0" w:firstLine="709"/>
+        <w:jc w:val="center"/>
+        <w:rPr>
+          <w:rFonts w:ascii="Times New Roman" w:hAnsi="Times New Roman" w:cs="Times New Roman"/>
+          <w:sz w:val="28"/>
+          <w:szCs w:val="28"/>
+          <w:lang w:val="en-US"/>
+        </w:rPr>
+      </w:pPr>
     </w:p>
     <w:p>
       <w:pPr>
@@ -2234,6 +2783,7 @@
     <w:p>
       <w:pPr>
         <w:pStyle w:val="a7"/>
+        <w:spacing w:after="0" w:line="360" w:lineRule="auto"/>
         <w:ind w:left="0" w:firstLine="709"/>
         <w:jc w:val="both"/>
         <w:rPr>
@@ -2242,6 +2792,554 @@
           <w:szCs w:val="28"/>
         </w:rPr>
       </w:pPr>
+      <w:r>
+        <w:rPr>
+          <w:rFonts w:ascii="Times New Roman" w:hAnsi="Times New Roman" w:cs="Times New Roman"/>
+          <w:sz w:val="28"/>
+          <w:szCs w:val="28"/>
+        </w:rPr>
+        <w:t>Для сравнения были выбраны две известные игровые системы, реализующие элементы механики сезонного контента: Destiny 2 (сезонная модель Bungie) и Warframe (модель циклического контента Digital Extremes). Обе платформы управляют жизненным циклом предметов с ограниченной доступностью, их трансформацией и интеграцией в игровую экономику. На основе их анализа была составлена таблица сравнения (таблица 1).</w:t>
+      </w:r>
+    </w:p>
+    <w:p>
+      <w:pPr>
+        <w:pStyle w:val="a7"/>
+        <w:spacing w:after="0" w:line="360" w:lineRule="auto"/>
+        <w:ind w:left="0" w:firstLine="709"/>
+        <w:jc w:val="both"/>
+        <w:rPr>
+          <w:rFonts w:ascii="Times New Roman" w:hAnsi="Times New Roman" w:cs="Times New Roman"/>
+          <w:sz w:val="28"/>
+          <w:szCs w:val="28"/>
+        </w:rPr>
+      </w:pPr>
+      <w:r>
+        <w:rPr>
+          <w:rFonts w:ascii="Times New Roman" w:hAnsi="Times New Roman" w:cs="Times New Roman"/>
+          <w:sz w:val="28"/>
+          <w:szCs w:val="28"/>
+        </w:rPr>
+        <w:t>Таблица 1 – Таблица сравнения платформ управления турнирами</w:t>
+      </w:r>
+    </w:p>
+    <w:tbl>
+      <w:tblPr>
+        <w:tblW w:w="8580" w:type="dxa"/>
+        <w:jc w:val="center"/>
+        <w:tblBorders>
+          <w:top w:val="single" w:sz="4" w:space="0" w:color="auto"/>
+          <w:left w:val="single" w:sz="4" w:space="0" w:color="auto"/>
+          <w:bottom w:val="single" w:sz="4" w:space="0" w:color="auto"/>
+          <w:right w:val="single" w:sz="4" w:space="0" w:color="auto"/>
+          <w:insideH w:val="single" w:sz="4" w:space="0" w:color="auto"/>
+          <w:insideV w:val="single" w:sz="4" w:space="0" w:color="auto"/>
+        </w:tblBorders>
+        <w:tblLook w:val="04A0" w:firstRow="1" w:lastRow="0" w:firstColumn="1" w:lastColumn="0" w:noHBand="0" w:noVBand="1"/>
+      </w:tblPr>
+      <w:tblGrid>
+        <w:gridCol w:w="2860"/>
+        <w:gridCol w:w="2860"/>
+        <w:gridCol w:w="2860"/>
+      </w:tblGrid>
+      <w:tr>
+        <w:trPr>
+          <w:trHeight w:val="377"/>
+          <w:jc w:val="center"/>
+        </w:trPr>
+        <w:tc>
+          <w:tcPr>
+            <w:tcW w:w="2860" w:type="dxa"/>
+            <w:shd w:val="clear" w:color="auto" w:fill="auto"/>
+            <w:hideMark/>
+          </w:tcPr>
+          <w:p>
+            <w:pPr>
+              <w:spacing w:after="0" w:line="240" w:lineRule="auto"/>
+              <w:rPr>
+                <w:rFonts w:ascii="Times New Roman" w:eastAsia="Times New Roman" w:hAnsi="Times New Roman" w:cs="Times New Roman"/>
+                <w:color w:val="000000"/>
+                <w:sz w:val="28"/>
+                <w:szCs w:val="28"/>
+                <w:lang w:eastAsia="ru-RU"/>
+              </w:rPr>
+            </w:pPr>
+            <w:r>
+              <w:rPr>
+                <w:rFonts w:ascii="Times New Roman" w:eastAsia="Times New Roman" w:hAnsi="Times New Roman" w:cs="Times New Roman"/>
+                <w:color w:val="000000"/>
+                <w:sz w:val="28"/>
+                <w:szCs w:val="28"/>
+                <w:lang w:eastAsia="ru-RU"/>
+              </w:rPr>
+              <w:t>Критерий сравнения</w:t>
+            </w:r>
+          </w:p>
+        </w:tc>
+        <w:tc>
+          <w:tcPr>
+            <w:tcW w:w="2860" w:type="dxa"/>
+            <w:shd w:val="clear" w:color="auto" w:fill="auto"/>
+            <w:hideMark/>
+          </w:tcPr>
+          <w:p>
+            <w:pPr>
+              <w:spacing w:after="0" w:line="240" w:lineRule="auto"/>
+              <w:rPr>
+                <w:rFonts w:ascii="Times New Roman" w:eastAsia="Times New Roman" w:hAnsi="Times New Roman" w:cs="Times New Roman"/>
+                <w:color w:val="000000"/>
+                <w:sz w:val="28"/>
+                <w:szCs w:val="28"/>
+                <w:lang w:val="en-US" w:eastAsia="ru-RU"/>
+              </w:rPr>
+            </w:pPr>
+            <w:r>
+              <w:rPr>
+                <w:rFonts w:ascii="Times New Roman" w:eastAsia="Times New Roman" w:hAnsi="Times New Roman" w:cs="Times New Roman"/>
+                <w:color w:val="000000"/>
+                <w:sz w:val="28"/>
+                <w:szCs w:val="28"/>
+                <w:lang w:val="en-US" w:eastAsia="ru-RU"/>
+              </w:rPr>
+              <w:t>Destiny 2</w:t>
+            </w:r>
+          </w:p>
+        </w:tc>
+        <w:tc>
+          <w:tcPr>
+            <w:tcW w:w="2860" w:type="dxa"/>
+            <w:shd w:val="clear" w:color="auto" w:fill="auto"/>
+            <w:hideMark/>
+          </w:tcPr>
+          <w:p>
+            <w:pPr>
+              <w:spacing w:after="0" w:line="240" w:lineRule="auto"/>
+              <w:rPr>
+                <w:rFonts w:ascii="Times New Roman" w:eastAsia="Times New Roman" w:hAnsi="Times New Roman" w:cs="Times New Roman"/>
+                <w:color w:val="000000"/>
+                <w:sz w:val="28"/>
+                <w:szCs w:val="28"/>
+                <w:lang w:val="en-US" w:eastAsia="ru-RU"/>
+              </w:rPr>
+            </w:pPr>
+            <w:r>
+              <w:rPr>
+                <w:rFonts w:ascii="Times New Roman" w:eastAsia="Times New Roman" w:hAnsi="Times New Roman" w:cs="Times New Roman"/>
+                <w:color w:val="000000"/>
+                <w:sz w:val="28"/>
+                <w:szCs w:val="28"/>
+                <w:lang w:val="en-US" w:eastAsia="ru-RU"/>
+              </w:rPr>
+              <w:t>Warframe</w:t>
+            </w:r>
+          </w:p>
+        </w:tc>
+      </w:tr>
+      <w:tr>
+        <w:trPr>
+          <w:trHeight w:val="1152"/>
+          <w:jc w:val="center"/>
+        </w:trPr>
+        <w:tc>
+          <w:tcPr>
+            <w:tcW w:w="2860" w:type="dxa"/>
+            <w:shd w:val="clear" w:color="auto" w:fill="auto"/>
+            <w:hideMark/>
+          </w:tcPr>
+          <w:p>
+            <w:pPr>
+              <w:spacing w:after="0" w:line="240" w:lineRule="auto"/>
+              <w:rPr>
+                <w:rFonts w:ascii="Times New Roman" w:eastAsia="Times New Roman" w:hAnsi="Times New Roman" w:cs="Times New Roman"/>
+                <w:color w:val="000000"/>
+                <w:sz w:val="28"/>
+                <w:szCs w:val="28"/>
+                <w:lang w:eastAsia="ru-RU"/>
+              </w:rPr>
+            </w:pPr>
+            <w:r>
+              <w:rPr>
+                <w:rFonts w:ascii="Times New Roman" w:eastAsia="Times New Roman" w:hAnsi="Times New Roman" w:cs="Times New Roman"/>
+                <w:color w:val="000000"/>
+                <w:sz w:val="28"/>
+                <w:szCs w:val="28"/>
+                <w:lang w:eastAsia="ru-RU"/>
+              </w:rPr>
+              <w:t>Архитектура механики</w:t>
+            </w:r>
+          </w:p>
+        </w:tc>
+        <w:tc>
+          <w:tcPr>
+            <w:tcW w:w="2860" w:type="dxa"/>
+            <w:shd w:val="clear" w:color="auto" w:fill="auto"/>
+            <w:hideMark/>
+          </w:tcPr>
+          <w:p>
+            <w:pPr>
+              <w:spacing w:after="0" w:line="240" w:lineRule="auto"/>
+              <w:rPr>
+                <w:rFonts w:ascii="Times New Roman" w:eastAsia="Times New Roman" w:hAnsi="Times New Roman" w:cs="Times New Roman"/>
+                <w:color w:val="000000"/>
+                <w:sz w:val="28"/>
+                <w:szCs w:val="28"/>
+                <w:lang w:eastAsia="ru-RU"/>
+              </w:rPr>
+            </w:pPr>
+            <w:r>
+              <w:rPr>
+                <w:rFonts w:ascii="Times New Roman" w:eastAsia="Times New Roman" w:hAnsi="Times New Roman" w:cs="Times New Roman"/>
+                <w:color w:val="000000"/>
+                <w:sz w:val="28"/>
+                <w:szCs w:val="28"/>
+                <w:lang w:eastAsia="ru-RU"/>
+              </w:rPr>
+              <w:t>Централизованная, жестко привязанная к расписанию сезонов</w:t>
+            </w:r>
+          </w:p>
+        </w:tc>
+        <w:tc>
+          <w:tcPr>
+            <w:tcW w:w="2860" w:type="dxa"/>
+            <w:shd w:val="clear" w:color="auto" w:fill="auto"/>
+            <w:hideMark/>
+          </w:tcPr>
+          <w:p>
+            <w:pPr>
+              <w:spacing w:after="0" w:line="240" w:lineRule="auto"/>
+              <w:rPr>
+                <w:rFonts w:ascii="Times New Roman" w:eastAsia="Times New Roman" w:hAnsi="Times New Roman" w:cs="Times New Roman"/>
+                <w:color w:val="000000"/>
+                <w:sz w:val="28"/>
+                <w:szCs w:val="28"/>
+                <w:lang w:eastAsia="ru-RU"/>
+              </w:rPr>
+            </w:pPr>
+            <w:r>
+              <w:rPr>
+                <w:rFonts w:ascii="Times New Roman" w:eastAsia="Times New Roman" w:hAnsi="Times New Roman" w:cs="Times New Roman"/>
+                <w:color w:val="000000"/>
+                <w:sz w:val="28"/>
+                <w:szCs w:val="28"/>
+                <w:lang w:eastAsia="ru-RU"/>
+              </w:rPr>
+              <w:t>Модульная, интегрирована в различные игровые циклы (например, Nightwave, Prime Vault)</w:t>
+            </w:r>
+          </w:p>
+        </w:tc>
+      </w:tr>
+      <w:tr>
+        <w:trPr>
+          <w:trHeight w:val="1152"/>
+          <w:jc w:val="center"/>
+        </w:trPr>
+        <w:tc>
+          <w:tcPr>
+            <w:tcW w:w="2860" w:type="dxa"/>
+            <w:shd w:val="clear" w:color="auto" w:fill="auto"/>
+          </w:tcPr>
+          <w:p>
+            <w:pPr>
+              <w:spacing w:after="0" w:line="240" w:lineRule="auto"/>
+              <w:rPr>
+                <w:rFonts w:ascii="Times New Roman" w:eastAsia="Times New Roman" w:hAnsi="Times New Roman" w:cs="Times New Roman"/>
+                <w:color w:val="000000"/>
+                <w:sz w:val="28"/>
+                <w:szCs w:val="28"/>
+                <w:lang w:eastAsia="ru-RU"/>
+              </w:rPr>
+            </w:pPr>
+            <w:r>
+              <w:rPr>
+                <w:rFonts w:ascii="Times New Roman" w:eastAsia="Times New Roman" w:hAnsi="Times New Roman" w:cs="Times New Roman"/>
+                <w:color w:val="000000"/>
+                <w:sz w:val="28"/>
+                <w:szCs w:val="28"/>
+                <w:lang w:eastAsia="ru-RU"/>
+              </w:rPr>
+              <w:lastRenderedPageBreak/>
+              <w:t>Автоматизация конвертации</w:t>
+            </w:r>
+          </w:p>
+        </w:tc>
+        <w:tc>
+          <w:tcPr>
+            <w:tcW w:w="2860" w:type="dxa"/>
+            <w:shd w:val="clear" w:color="auto" w:fill="auto"/>
+          </w:tcPr>
+          <w:p>
+            <w:pPr>
+              <w:spacing w:after="0" w:line="240" w:lineRule="auto"/>
+              <w:rPr>
+                <w:rFonts w:ascii="Times New Roman" w:eastAsia="Times New Roman" w:hAnsi="Times New Roman" w:cs="Times New Roman"/>
+                <w:color w:val="000000"/>
+                <w:sz w:val="28"/>
+                <w:szCs w:val="28"/>
+                <w:lang w:eastAsia="ru-RU"/>
+              </w:rPr>
+            </w:pPr>
+            <w:r>
+              <w:rPr>
+                <w:rFonts w:ascii="Times New Roman" w:eastAsia="Times New Roman" w:hAnsi="Times New Roman" w:cs="Times New Roman"/>
+                <w:color w:val="000000"/>
+                <w:sz w:val="28"/>
+                <w:szCs w:val="28"/>
+                <w:lang w:eastAsia="ru-RU"/>
+              </w:rPr>
+              <w:t>Частичная: сезонные предметы часто теряют актуальность, конвертация в косметику или валюту</w:t>
+            </w:r>
+          </w:p>
+        </w:tc>
+        <w:tc>
+          <w:tcPr>
+            <w:tcW w:w="2860" w:type="dxa"/>
+            <w:shd w:val="clear" w:color="auto" w:fill="auto"/>
+          </w:tcPr>
+          <w:p>
+            <w:pPr>
+              <w:spacing w:after="0" w:line="240" w:lineRule="auto"/>
+              <w:rPr>
+                <w:rFonts w:ascii="Times New Roman" w:eastAsia="Times New Roman" w:hAnsi="Times New Roman" w:cs="Times New Roman"/>
+                <w:color w:val="000000"/>
+                <w:sz w:val="28"/>
+                <w:szCs w:val="28"/>
+                <w:lang w:eastAsia="ru-RU"/>
+              </w:rPr>
+            </w:pPr>
+            <w:r>
+              <w:rPr>
+                <w:rFonts w:ascii="Times New Roman" w:eastAsia="Times New Roman" w:hAnsi="Times New Roman" w:cs="Times New Roman"/>
+                <w:color w:val="000000"/>
+                <w:sz w:val="28"/>
+                <w:szCs w:val="28"/>
+                <w:lang w:eastAsia="ru-RU"/>
+              </w:rPr>
+              <w:t>Слабая: преобладает модель прямой доступности или изъятия предметов из ротации</w:t>
+            </w:r>
+          </w:p>
+        </w:tc>
+      </w:tr>
+      <w:tr>
+        <w:trPr>
+          <w:trHeight w:val="1152"/>
+          <w:jc w:val="center"/>
+        </w:trPr>
+        <w:tc>
+          <w:tcPr>
+            <w:tcW w:w="2860" w:type="dxa"/>
+            <w:shd w:val="clear" w:color="auto" w:fill="auto"/>
+          </w:tcPr>
+          <w:p>
+            <w:pPr>
+              <w:spacing w:after="0" w:line="240" w:lineRule="auto"/>
+              <w:rPr>
+                <w:rFonts w:ascii="Times New Roman" w:eastAsia="Times New Roman" w:hAnsi="Times New Roman" w:cs="Times New Roman"/>
+                <w:color w:val="000000"/>
+                <w:sz w:val="28"/>
+                <w:szCs w:val="28"/>
+                <w:lang w:eastAsia="ru-RU"/>
+              </w:rPr>
+            </w:pPr>
+            <w:r>
+              <w:rPr>
+                <w:rFonts w:ascii="Times New Roman" w:eastAsia="Times New Roman" w:hAnsi="Times New Roman" w:cs="Times New Roman"/>
+                <w:color w:val="000000"/>
+                <w:sz w:val="28"/>
+                <w:szCs w:val="28"/>
+                <w:lang w:eastAsia="ru-RU"/>
+              </w:rPr>
+              <w:t>Влияние на баланс</w:t>
+            </w:r>
+          </w:p>
+        </w:tc>
+        <w:tc>
+          <w:tcPr>
+            <w:tcW w:w="2860" w:type="dxa"/>
+            <w:shd w:val="clear" w:color="auto" w:fill="auto"/>
+          </w:tcPr>
+          <w:p>
+            <w:pPr>
+              <w:spacing w:after="0" w:line="240" w:lineRule="auto"/>
+              <w:rPr>
+                <w:rFonts w:ascii="Times New Roman" w:eastAsia="Times New Roman" w:hAnsi="Times New Roman" w:cs="Times New Roman"/>
+                <w:color w:val="000000"/>
+                <w:sz w:val="28"/>
+                <w:szCs w:val="28"/>
+                <w:lang w:eastAsia="ru-RU"/>
+              </w:rPr>
+            </w:pPr>
+            <w:r>
+              <w:rPr>
+                <w:rFonts w:ascii="Times New Roman" w:eastAsia="Times New Roman" w:hAnsi="Times New Roman" w:cs="Times New Roman"/>
+                <w:color w:val="000000"/>
+                <w:sz w:val="28"/>
+                <w:szCs w:val="28"/>
+                <w:lang w:eastAsia="ru-RU"/>
+              </w:rPr>
+              <w:t>Значительное: сезонный лут является частью меты</w:t>
+            </w:r>
+          </w:p>
+        </w:tc>
+        <w:tc>
+          <w:tcPr>
+            <w:tcW w:w="2860" w:type="dxa"/>
+            <w:shd w:val="clear" w:color="auto" w:fill="auto"/>
+          </w:tcPr>
+          <w:p>
+            <w:pPr>
+              <w:spacing w:after="0" w:line="240" w:lineRule="auto"/>
+              <w:rPr>
+                <w:rFonts w:ascii="Times New Roman" w:eastAsia="Times New Roman" w:hAnsi="Times New Roman" w:cs="Times New Roman"/>
+                <w:color w:val="000000"/>
+                <w:sz w:val="28"/>
+                <w:szCs w:val="28"/>
+                <w:lang w:eastAsia="ru-RU"/>
+              </w:rPr>
+            </w:pPr>
+            <w:r>
+              <w:rPr>
+                <w:rFonts w:ascii="Times New Roman" w:eastAsia="Times New Roman" w:hAnsi="Times New Roman" w:cs="Times New Roman"/>
+                <w:color w:val="000000"/>
+                <w:sz w:val="28"/>
+                <w:szCs w:val="28"/>
+                <w:lang w:eastAsia="ru-RU"/>
+              </w:rPr>
+              <w:t>Локальное: сезонные предметы часто носят косметический или вспомогательный характер</w:t>
+            </w:r>
+          </w:p>
+        </w:tc>
+      </w:tr>
+      <w:tr>
+        <w:trPr>
+          <w:trHeight w:val="1152"/>
+          <w:jc w:val="center"/>
+        </w:trPr>
+        <w:tc>
+          <w:tcPr>
+            <w:tcW w:w="2860" w:type="dxa"/>
+            <w:shd w:val="clear" w:color="auto" w:fill="auto"/>
+          </w:tcPr>
+          <w:p>
+            <w:pPr>
+              <w:spacing w:after="0" w:line="240" w:lineRule="auto"/>
+              <w:rPr>
+                <w:rFonts w:ascii="Times New Roman" w:eastAsia="Times New Roman" w:hAnsi="Times New Roman" w:cs="Times New Roman"/>
+                <w:color w:val="000000"/>
+                <w:sz w:val="28"/>
+                <w:szCs w:val="28"/>
+                <w:lang w:eastAsia="ru-RU"/>
+              </w:rPr>
+            </w:pPr>
+            <w:r>
+              <w:rPr>
+                <w:rFonts w:ascii="Times New Roman" w:eastAsia="Times New Roman" w:hAnsi="Times New Roman" w:cs="Times New Roman"/>
+                <w:color w:val="000000"/>
+                <w:sz w:val="28"/>
+                <w:szCs w:val="28"/>
+                <w:lang w:eastAsia="ru-RU"/>
+              </w:rPr>
+              <w:t>Прозрачность для игрока</w:t>
+            </w:r>
+          </w:p>
+        </w:tc>
+        <w:tc>
+          <w:tcPr>
+            <w:tcW w:w="2860" w:type="dxa"/>
+            <w:shd w:val="clear" w:color="auto" w:fill="auto"/>
+          </w:tcPr>
+          <w:p>
+            <w:pPr>
+              <w:spacing w:after="0" w:line="240" w:lineRule="auto"/>
+              <w:rPr>
+                <w:rFonts w:ascii="Times New Roman" w:eastAsia="Times New Roman" w:hAnsi="Times New Roman" w:cs="Times New Roman"/>
+                <w:color w:val="000000"/>
+                <w:sz w:val="28"/>
+                <w:szCs w:val="28"/>
+                <w:lang w:eastAsia="ru-RU"/>
+              </w:rPr>
+            </w:pPr>
+            <w:r>
+              <w:rPr>
+                <w:rFonts w:ascii="Times New Roman" w:eastAsia="Times New Roman" w:hAnsi="Times New Roman" w:cs="Times New Roman"/>
+                <w:color w:val="000000"/>
+                <w:sz w:val="28"/>
+                <w:szCs w:val="28"/>
+                <w:lang w:eastAsia="ru-RU"/>
+              </w:rPr>
+              <w:t>Высокая: четкие таймеры, сезонные трекеры</w:t>
+            </w:r>
+          </w:p>
+        </w:tc>
+        <w:tc>
+          <w:tcPr>
+            <w:tcW w:w="2860" w:type="dxa"/>
+            <w:shd w:val="clear" w:color="auto" w:fill="auto"/>
+          </w:tcPr>
+          <w:p>
+            <w:pPr>
+              <w:spacing w:after="0" w:line="240" w:lineRule="auto"/>
+              <w:rPr>
+                <w:rFonts w:ascii="Times New Roman" w:eastAsia="Times New Roman" w:hAnsi="Times New Roman" w:cs="Times New Roman"/>
+                <w:color w:val="000000"/>
+                <w:sz w:val="28"/>
+                <w:szCs w:val="28"/>
+                <w:lang w:eastAsia="ru-RU"/>
+              </w:rPr>
+            </w:pPr>
+            <w:r>
+              <w:rPr>
+                <w:rFonts w:ascii="Times New Roman" w:eastAsia="Times New Roman" w:hAnsi="Times New Roman" w:cs="Times New Roman"/>
+                <w:color w:val="000000"/>
+                <w:sz w:val="28"/>
+                <w:szCs w:val="28"/>
+                <w:lang w:eastAsia="ru-RU"/>
+              </w:rPr>
+              <w:t>Умеренная: условия доступности могут быть скрыты в сложных системах игры</w:t>
+            </w:r>
+          </w:p>
+        </w:tc>
+      </w:tr>
+    </w:tbl>
+    <w:p>
+      <w:pPr>
+        <w:pStyle w:val="a7"/>
+        <w:spacing w:after="0" w:line="360" w:lineRule="auto"/>
+        <w:ind w:left="0" w:firstLine="709"/>
+        <w:jc w:val="both"/>
+        <w:rPr>
+          <w:rFonts w:ascii="Times New Roman" w:hAnsi="Times New Roman" w:cs="Times New Roman"/>
+          <w:sz w:val="28"/>
+          <w:szCs w:val="28"/>
+        </w:rPr>
+      </w:pPr>
+      <w:r>
+        <w:rPr>
+          <w:rFonts w:ascii="Times New Roman" w:hAnsi="Times New Roman" w:cs="Times New Roman"/>
+          <w:sz w:val="28"/>
+          <w:szCs w:val="28"/>
+        </w:rPr>
+        <w:t>Существующие решения имеют ряд ограничений с точки зрения организации, требующей гибкой и управляемой системы. Механики в рассмотренных играх являются неотъемлемой частью их собственных экосистем, сильно завязаны на уникальный геймплей и экономику, что делает их логику непереносимой. Они часто предлагают либо жесткую, негибкую модель конвертации (или её отсутствие), либо недостаточный контроль над влиянием сезонных предметов на баланс в реальном времени. Кроме того, эти системы не предоставляют внешним разработчикам удобных инструментов для независимого конфигурирования правил, длительности сезонов и параметров конвертации.</w:t>
+      </w:r>
+    </w:p>
+    <w:p>
+      <w:pPr>
+        <w:pStyle w:val="a7"/>
+        <w:spacing w:after="0" w:line="360" w:lineRule="auto"/>
+        <w:ind w:left="0" w:firstLine="709"/>
+        <w:jc w:val="both"/>
+        <w:rPr>
+          <w:rFonts w:ascii="Times New Roman" w:hAnsi="Times New Roman" w:cs="Times New Roman"/>
+          <w:sz w:val="28"/>
+          <w:szCs w:val="28"/>
+        </w:rPr>
+      </w:pPr>
+      <w:r>
+        <w:rPr>
+          <w:rFonts w:ascii="Times New Roman" w:hAnsi="Times New Roman" w:cs="Times New Roman"/>
+          <w:sz w:val="28"/>
+          <w:szCs w:val="28"/>
+        </w:rPr>
+        <w:t>Выявленные ограничения обосновывают необходимость разработки самостоятельной, универсальной системы управления механикой сезонных предметов. Такая система должна обеспечивать высокую степень автоматизации, гибкость в настройке правил, глубокий контроль баланса и предоставление понятного интерфейса как для игроков, так и для разработчиков проекта.</w:t>
+      </w:r>
     </w:p>
     <w:p>
       <w:pPr>
@@ -2278,6 +3376,10 @@
     <w:p>
       <w:pPr>
         <w:pStyle w:val="a7"/>
+        <w:tabs>
+          <w:tab w:val="left" w:pos="1980"/>
+        </w:tabs>
+        <w:spacing w:after="0" w:line="360" w:lineRule="auto"/>
         <w:ind w:left="0" w:firstLine="709"/>
         <w:jc w:val="both"/>
         <w:rPr>
@@ -2286,6 +3388,753 @@
           <w:szCs w:val="28"/>
         </w:rPr>
       </w:pPr>
+      <w:r>
+        <w:rPr>
+          <w:rFonts w:ascii="Times New Roman" w:hAnsi="Times New Roman" w:cs="Times New Roman"/>
+          <w:sz w:val="28"/>
+          <w:szCs w:val="28"/>
+        </w:rPr>
+        <w:t xml:space="preserve">Разработка системы управления механикой сезонных предметов является комплексной задачей, требующей четкого моделирования как циклических бизнес-процессов, так и статической структуры данных и правил. Для проектирования подобных систем применяются современные методологии, </w:t>
+      </w:r>
+      <w:r>
+        <w:rPr>
+          <w:rFonts w:ascii="Times New Roman" w:hAnsi="Times New Roman" w:cs="Times New Roman"/>
+          <w:sz w:val="28"/>
+          <w:szCs w:val="28"/>
+        </w:rPr>
+        <w:lastRenderedPageBreak/>
+        <w:t>такие как структурный анализ (IDEF0, DFD), объектно-ориентированный анализ и проектирование (UML) и моделирование бизнес-процессов (BPMN).</w:t>
+      </w:r>
+    </w:p>
+    <w:p>
+      <w:pPr>
+        <w:pStyle w:val="a7"/>
+        <w:tabs>
+          <w:tab w:val="left" w:pos="1980"/>
+        </w:tabs>
+        <w:spacing w:after="0" w:line="360" w:lineRule="auto"/>
+        <w:ind w:left="0" w:firstLine="709"/>
+        <w:jc w:val="both"/>
+        <w:rPr>
+          <w:rFonts w:ascii="Times New Roman" w:hAnsi="Times New Roman" w:cs="Times New Roman"/>
+          <w:sz w:val="28"/>
+          <w:szCs w:val="28"/>
+        </w:rPr>
+      </w:pPr>
+      <w:r>
+        <w:rPr>
+          <w:rFonts w:ascii="Times New Roman" w:hAnsi="Times New Roman" w:cs="Times New Roman"/>
+          <w:sz w:val="28"/>
+          <w:szCs w:val="28"/>
+        </w:rPr>
+        <w:t>Для выбора подходящей методологии был проведен сравнительный анализ с учетом специфики предметной области (таблица 2).</w:t>
+      </w:r>
+    </w:p>
+    <w:p>
+      <w:pPr>
+        <w:pStyle w:val="a7"/>
+        <w:tabs>
+          <w:tab w:val="left" w:pos="1980"/>
+        </w:tabs>
+        <w:spacing w:after="0" w:line="240" w:lineRule="auto"/>
+        <w:ind w:left="0" w:firstLine="709"/>
+        <w:jc w:val="both"/>
+        <w:rPr>
+          <w:rFonts w:ascii="Times New Roman" w:hAnsi="Times New Roman" w:cs="Times New Roman"/>
+          <w:sz w:val="28"/>
+          <w:szCs w:val="28"/>
+        </w:rPr>
+      </w:pPr>
+      <w:r>
+        <w:rPr>
+          <w:rFonts w:ascii="Times New Roman" w:hAnsi="Times New Roman" w:cs="Times New Roman"/>
+          <w:sz w:val="28"/>
+          <w:szCs w:val="28"/>
+        </w:rPr>
+        <w:t>Таблица 2 – Таблица сравнительного анализа методологий</w:t>
+      </w:r>
+    </w:p>
+    <w:tbl>
+      <w:tblPr>
+        <w:tblW w:w="9680" w:type="dxa"/>
+        <w:tblBorders>
+          <w:top w:val="single" w:sz="4" w:space="0" w:color="auto"/>
+          <w:left w:val="single" w:sz="4" w:space="0" w:color="auto"/>
+          <w:bottom w:val="single" w:sz="4" w:space="0" w:color="auto"/>
+          <w:right w:val="single" w:sz="4" w:space="0" w:color="auto"/>
+          <w:insideH w:val="single" w:sz="4" w:space="0" w:color="auto"/>
+          <w:insideV w:val="single" w:sz="4" w:space="0" w:color="auto"/>
+        </w:tblBorders>
+        <w:tblLook w:val="04A0" w:firstRow="1" w:lastRow="0" w:firstColumn="1" w:lastColumn="0" w:noHBand="0" w:noVBand="1"/>
+      </w:tblPr>
+      <w:tblGrid>
+        <w:gridCol w:w="2079"/>
+        <w:gridCol w:w="2612"/>
+        <w:gridCol w:w="2377"/>
+        <w:gridCol w:w="2612"/>
+      </w:tblGrid>
+      <w:tr>
+        <w:trPr>
+          <w:trHeight w:val="864"/>
+        </w:trPr>
+        <w:tc>
+          <w:tcPr>
+            <w:tcW w:w="2079" w:type="dxa"/>
+            <w:shd w:val="clear" w:color="auto" w:fill="auto"/>
+            <w:hideMark/>
+          </w:tcPr>
+          <w:p>
+            <w:pPr>
+              <w:spacing w:after="0" w:line="240" w:lineRule="auto"/>
+              <w:rPr>
+                <w:rFonts w:ascii="Times New Roman" w:eastAsia="Times New Roman" w:hAnsi="Times New Roman" w:cs="Times New Roman"/>
+                <w:color w:val="000000"/>
+                <w:sz w:val="28"/>
+                <w:szCs w:val="28"/>
+                <w:lang w:eastAsia="ru-RU"/>
+              </w:rPr>
+            </w:pPr>
+            <w:r>
+              <w:rPr>
+                <w:rFonts w:ascii="Times New Roman" w:eastAsia="Times New Roman" w:hAnsi="Times New Roman" w:cs="Times New Roman"/>
+                <w:color w:val="000000"/>
+                <w:sz w:val="28"/>
+                <w:szCs w:val="28"/>
+                <w:lang w:eastAsia="ru-RU"/>
+              </w:rPr>
+              <w:t>Критерий сравнения</w:t>
+            </w:r>
+          </w:p>
+        </w:tc>
+        <w:tc>
+          <w:tcPr>
+            <w:tcW w:w="2612" w:type="dxa"/>
+            <w:shd w:val="clear" w:color="auto" w:fill="auto"/>
+            <w:hideMark/>
+          </w:tcPr>
+          <w:p>
+            <w:pPr>
+              <w:spacing w:after="0" w:line="240" w:lineRule="auto"/>
+              <w:rPr>
+                <w:rFonts w:ascii="Times New Roman" w:eastAsia="Times New Roman" w:hAnsi="Times New Roman" w:cs="Times New Roman"/>
+                <w:color w:val="000000"/>
+                <w:sz w:val="28"/>
+                <w:szCs w:val="28"/>
+                <w:lang w:eastAsia="ru-RU"/>
+              </w:rPr>
+            </w:pPr>
+            <w:r>
+              <w:rPr>
+                <w:rFonts w:ascii="Times New Roman" w:eastAsia="Times New Roman" w:hAnsi="Times New Roman" w:cs="Times New Roman"/>
+                <w:color w:val="000000"/>
+                <w:sz w:val="28"/>
+                <w:szCs w:val="28"/>
+                <w:lang w:eastAsia="ru-RU"/>
+              </w:rPr>
+              <w:t>Структурный анализ</w:t>
+            </w:r>
+          </w:p>
+        </w:tc>
+        <w:tc>
+          <w:tcPr>
+            <w:tcW w:w="2377" w:type="dxa"/>
+            <w:shd w:val="clear" w:color="auto" w:fill="auto"/>
+            <w:hideMark/>
+          </w:tcPr>
+          <w:p>
+            <w:pPr>
+              <w:spacing w:after="0" w:line="240" w:lineRule="auto"/>
+              <w:rPr>
+                <w:rFonts w:ascii="Times New Roman" w:eastAsia="Times New Roman" w:hAnsi="Times New Roman" w:cs="Times New Roman"/>
+                <w:color w:val="000000"/>
+                <w:sz w:val="28"/>
+                <w:szCs w:val="28"/>
+                <w:lang w:eastAsia="ru-RU"/>
+              </w:rPr>
+            </w:pPr>
+            <w:r>
+              <w:rPr>
+                <w:rFonts w:ascii="Times New Roman" w:eastAsia="Times New Roman" w:hAnsi="Times New Roman" w:cs="Times New Roman"/>
+                <w:color w:val="000000"/>
+                <w:sz w:val="28"/>
+                <w:szCs w:val="28"/>
+                <w:lang w:eastAsia="ru-RU"/>
+              </w:rPr>
+              <w:t>Объектно-ориентированный анализ</w:t>
+            </w:r>
+          </w:p>
+        </w:tc>
+        <w:tc>
+          <w:tcPr>
+            <w:tcW w:w="2612" w:type="dxa"/>
+            <w:shd w:val="clear" w:color="auto" w:fill="auto"/>
+            <w:hideMark/>
+          </w:tcPr>
+          <w:p>
+            <w:pPr>
+              <w:spacing w:after="0" w:line="240" w:lineRule="auto"/>
+              <w:rPr>
+                <w:rFonts w:ascii="Times New Roman" w:eastAsia="Times New Roman" w:hAnsi="Times New Roman" w:cs="Times New Roman"/>
+                <w:color w:val="000000"/>
+                <w:sz w:val="28"/>
+                <w:szCs w:val="28"/>
+                <w:lang w:eastAsia="ru-RU"/>
+              </w:rPr>
+            </w:pPr>
+            <w:r>
+              <w:rPr>
+                <w:rFonts w:ascii="Times New Roman" w:eastAsia="Times New Roman" w:hAnsi="Times New Roman" w:cs="Times New Roman"/>
+                <w:color w:val="000000"/>
+                <w:sz w:val="28"/>
+                <w:szCs w:val="28"/>
+                <w:lang w:eastAsia="ru-RU"/>
+              </w:rPr>
+              <w:t>Моделирование бизнес-процессов</w:t>
+            </w:r>
+          </w:p>
+        </w:tc>
+      </w:tr>
+      <w:tr>
+        <w:trPr>
+          <w:trHeight w:val="1152"/>
+        </w:trPr>
+        <w:tc>
+          <w:tcPr>
+            <w:tcW w:w="2079" w:type="dxa"/>
+            <w:shd w:val="clear" w:color="auto" w:fill="auto"/>
+            <w:hideMark/>
+          </w:tcPr>
+          <w:p>
+            <w:pPr>
+              <w:spacing w:after="0" w:line="240" w:lineRule="auto"/>
+              <w:rPr>
+                <w:rFonts w:ascii="Times New Roman" w:eastAsia="Times New Roman" w:hAnsi="Times New Roman" w:cs="Times New Roman"/>
+                <w:color w:val="000000"/>
+                <w:sz w:val="28"/>
+                <w:szCs w:val="28"/>
+                <w:lang w:eastAsia="ru-RU"/>
+              </w:rPr>
+            </w:pPr>
+            <w:r>
+              <w:rPr>
+                <w:rFonts w:ascii="Times New Roman" w:eastAsia="Times New Roman" w:hAnsi="Times New Roman" w:cs="Times New Roman"/>
+                <w:color w:val="000000"/>
+                <w:sz w:val="28"/>
+                <w:szCs w:val="28"/>
+                <w:lang w:eastAsia="ru-RU"/>
+              </w:rPr>
+              <w:t>Основная цель</w:t>
+            </w:r>
+          </w:p>
+        </w:tc>
+        <w:tc>
+          <w:tcPr>
+            <w:tcW w:w="2612" w:type="dxa"/>
+            <w:shd w:val="clear" w:color="auto" w:fill="auto"/>
+            <w:hideMark/>
+          </w:tcPr>
+          <w:p>
+            <w:pPr>
+              <w:spacing w:after="0" w:line="240" w:lineRule="auto"/>
+              <w:rPr>
+                <w:rFonts w:ascii="Times New Roman" w:eastAsia="Times New Roman" w:hAnsi="Times New Roman" w:cs="Times New Roman"/>
+                <w:color w:val="000000"/>
+                <w:sz w:val="28"/>
+                <w:szCs w:val="28"/>
+                <w:lang w:eastAsia="ru-RU"/>
+              </w:rPr>
+            </w:pPr>
+            <w:r>
+              <w:rPr>
+                <w:rFonts w:ascii="Times New Roman" w:eastAsia="Times New Roman" w:hAnsi="Times New Roman" w:cs="Times New Roman"/>
+                <w:color w:val="000000"/>
+                <w:sz w:val="28"/>
+                <w:szCs w:val="28"/>
+                <w:lang w:eastAsia="ru-RU"/>
+              </w:rPr>
+              <w:t>Анализ потоков данных и функций</w:t>
+            </w:r>
+          </w:p>
+        </w:tc>
+        <w:tc>
+          <w:tcPr>
+            <w:tcW w:w="2377" w:type="dxa"/>
+            <w:shd w:val="clear" w:color="auto" w:fill="auto"/>
+            <w:hideMark/>
+          </w:tcPr>
+          <w:p>
+            <w:pPr>
+              <w:spacing w:after="0" w:line="240" w:lineRule="auto"/>
+              <w:rPr>
+                <w:rFonts w:ascii="Times New Roman" w:eastAsia="Times New Roman" w:hAnsi="Times New Roman" w:cs="Times New Roman"/>
+                <w:color w:val="000000"/>
+                <w:sz w:val="28"/>
+                <w:szCs w:val="28"/>
+                <w:lang w:eastAsia="ru-RU"/>
+              </w:rPr>
+            </w:pPr>
+            <w:r>
+              <w:rPr>
+                <w:rFonts w:ascii="Times New Roman" w:eastAsia="Times New Roman" w:hAnsi="Times New Roman" w:cs="Times New Roman"/>
+                <w:color w:val="000000"/>
+                <w:sz w:val="28"/>
+                <w:szCs w:val="28"/>
+                <w:lang w:eastAsia="ru-RU"/>
+              </w:rPr>
+              <w:t>Анализ системы через объекты и классы, и их взаимодействия</w:t>
+            </w:r>
+          </w:p>
+        </w:tc>
+        <w:tc>
+          <w:tcPr>
+            <w:tcW w:w="2612" w:type="dxa"/>
+            <w:shd w:val="clear" w:color="auto" w:fill="auto"/>
+            <w:hideMark/>
+          </w:tcPr>
+          <w:p>
+            <w:pPr>
+              <w:spacing w:after="0" w:line="240" w:lineRule="auto"/>
+              <w:rPr>
+                <w:rFonts w:ascii="Times New Roman" w:eastAsia="Times New Roman" w:hAnsi="Times New Roman" w:cs="Times New Roman"/>
+                <w:color w:val="000000"/>
+                <w:sz w:val="28"/>
+                <w:szCs w:val="28"/>
+                <w:lang w:eastAsia="ru-RU"/>
+              </w:rPr>
+            </w:pPr>
+            <w:r>
+              <w:rPr>
+                <w:rFonts w:ascii="Times New Roman" w:eastAsia="Times New Roman" w:hAnsi="Times New Roman" w:cs="Times New Roman"/>
+                <w:color w:val="000000"/>
+                <w:sz w:val="28"/>
+                <w:szCs w:val="28"/>
+                <w:lang w:eastAsia="ru-RU"/>
+              </w:rPr>
+              <w:t>Описание процессов, ролей и событий</w:t>
+            </w:r>
+          </w:p>
+        </w:tc>
+      </w:tr>
+      <w:tr>
+        <w:trPr>
+          <w:trHeight w:val="1440"/>
+        </w:trPr>
+        <w:tc>
+          <w:tcPr>
+            <w:tcW w:w="2079" w:type="dxa"/>
+            <w:shd w:val="clear" w:color="auto" w:fill="auto"/>
+            <w:hideMark/>
+          </w:tcPr>
+          <w:p>
+            <w:pPr>
+              <w:spacing w:after="0" w:line="240" w:lineRule="auto"/>
+              <w:rPr>
+                <w:rFonts w:ascii="Times New Roman" w:eastAsia="Times New Roman" w:hAnsi="Times New Roman" w:cs="Times New Roman"/>
+                <w:color w:val="000000"/>
+                <w:sz w:val="28"/>
+                <w:szCs w:val="28"/>
+                <w:lang w:eastAsia="ru-RU"/>
+              </w:rPr>
+            </w:pPr>
+            <w:r>
+              <w:rPr>
+                <w:rFonts w:ascii="Times New Roman" w:eastAsia="Times New Roman" w:hAnsi="Times New Roman" w:cs="Times New Roman"/>
+                <w:color w:val="000000"/>
+                <w:sz w:val="28"/>
+                <w:szCs w:val="28"/>
+                <w:lang w:eastAsia="ru-RU"/>
+              </w:rPr>
+              <w:t>Применимость к системе турниров</w:t>
+            </w:r>
+          </w:p>
+        </w:tc>
+        <w:tc>
+          <w:tcPr>
+            <w:tcW w:w="2612" w:type="dxa"/>
+            <w:shd w:val="clear" w:color="auto" w:fill="auto"/>
+            <w:hideMark/>
+          </w:tcPr>
+          <w:p>
+            <w:pPr>
+              <w:spacing w:after="0" w:line="240" w:lineRule="auto"/>
+              <w:rPr>
+                <w:rFonts w:ascii="Times New Roman" w:eastAsia="Times New Roman" w:hAnsi="Times New Roman" w:cs="Times New Roman"/>
+                <w:color w:val="000000"/>
+                <w:sz w:val="28"/>
+                <w:szCs w:val="28"/>
+                <w:lang w:eastAsia="ru-RU"/>
+              </w:rPr>
+            </w:pPr>
+            <w:r>
+              <w:rPr>
+                <w:rFonts w:ascii="Times New Roman" w:eastAsia="Times New Roman" w:hAnsi="Times New Roman" w:cs="Times New Roman"/>
+                <w:color w:val="000000"/>
+                <w:sz w:val="28"/>
+                <w:szCs w:val="28"/>
+                <w:lang w:eastAsia="ru-RU"/>
+              </w:rPr>
+              <w:t>Ограничена, не учитывает состояние матчей и сеток</w:t>
+            </w:r>
+          </w:p>
+        </w:tc>
+        <w:tc>
+          <w:tcPr>
+            <w:tcW w:w="2377" w:type="dxa"/>
+            <w:shd w:val="clear" w:color="auto" w:fill="auto"/>
+            <w:hideMark/>
+          </w:tcPr>
+          <w:p>
+            <w:pPr>
+              <w:spacing w:after="0" w:line="240" w:lineRule="auto"/>
+              <w:rPr>
+                <w:rFonts w:ascii="Times New Roman" w:eastAsia="Times New Roman" w:hAnsi="Times New Roman" w:cs="Times New Roman"/>
+                <w:color w:val="000000"/>
+                <w:sz w:val="28"/>
+                <w:szCs w:val="28"/>
+                <w:lang w:eastAsia="ru-RU"/>
+              </w:rPr>
+            </w:pPr>
+            <w:r>
+              <w:rPr>
+                <w:rFonts w:ascii="Times New Roman" w:eastAsia="Times New Roman" w:hAnsi="Times New Roman" w:cs="Times New Roman"/>
+                <w:color w:val="000000"/>
+                <w:sz w:val="28"/>
+                <w:szCs w:val="28"/>
+                <w:lang w:eastAsia="ru-RU"/>
+              </w:rPr>
+              <w:t>Высокая, позволяет выделить участников, турниры, матчи, рейтинги и апелляции</w:t>
+            </w:r>
+          </w:p>
+        </w:tc>
+        <w:tc>
+          <w:tcPr>
+            <w:tcW w:w="2612" w:type="dxa"/>
+            <w:shd w:val="clear" w:color="auto" w:fill="auto"/>
+            <w:hideMark/>
+          </w:tcPr>
+          <w:p>
+            <w:pPr>
+              <w:spacing w:after="0" w:line="240" w:lineRule="auto"/>
+              <w:rPr>
+                <w:rFonts w:ascii="Times New Roman" w:eastAsia="Times New Roman" w:hAnsi="Times New Roman" w:cs="Times New Roman"/>
+                <w:color w:val="000000"/>
+                <w:sz w:val="28"/>
+                <w:szCs w:val="28"/>
+                <w:lang w:eastAsia="ru-RU"/>
+              </w:rPr>
+            </w:pPr>
+            <w:r>
+              <w:rPr>
+                <w:rFonts w:ascii="Times New Roman" w:eastAsia="Times New Roman" w:hAnsi="Times New Roman" w:cs="Times New Roman"/>
+                <w:color w:val="000000"/>
+                <w:sz w:val="28"/>
+                <w:szCs w:val="28"/>
+                <w:lang w:eastAsia="ru-RU"/>
+              </w:rPr>
+              <w:t>Хорошая, позволяет описывать последовательность этапов турниров и апелляций</w:t>
+            </w:r>
+          </w:p>
+        </w:tc>
+      </w:tr>
+      <w:tr>
+        <w:trPr>
+          <w:trHeight w:val="1152"/>
+        </w:trPr>
+        <w:tc>
+          <w:tcPr>
+            <w:tcW w:w="2079" w:type="dxa"/>
+            <w:shd w:val="clear" w:color="auto" w:fill="auto"/>
+            <w:hideMark/>
+          </w:tcPr>
+          <w:p>
+            <w:pPr>
+              <w:spacing w:after="0" w:line="240" w:lineRule="auto"/>
+              <w:rPr>
+                <w:rFonts w:ascii="Times New Roman" w:eastAsia="Times New Roman" w:hAnsi="Times New Roman" w:cs="Times New Roman"/>
+                <w:color w:val="000000"/>
+                <w:sz w:val="28"/>
+                <w:szCs w:val="28"/>
+                <w:lang w:eastAsia="ru-RU"/>
+              </w:rPr>
+            </w:pPr>
+            <w:r>
+              <w:rPr>
+                <w:rFonts w:ascii="Times New Roman" w:eastAsia="Times New Roman" w:hAnsi="Times New Roman" w:cs="Times New Roman"/>
+                <w:color w:val="000000"/>
+                <w:sz w:val="28"/>
+                <w:szCs w:val="28"/>
+                <w:lang w:eastAsia="ru-RU"/>
+              </w:rPr>
+              <w:t>Актуальность</w:t>
+            </w:r>
+          </w:p>
+        </w:tc>
+        <w:tc>
+          <w:tcPr>
+            <w:tcW w:w="2612" w:type="dxa"/>
+            <w:shd w:val="clear" w:color="auto" w:fill="auto"/>
+            <w:hideMark/>
+          </w:tcPr>
+          <w:p>
+            <w:pPr>
+              <w:spacing w:after="0" w:line="240" w:lineRule="auto"/>
+              <w:rPr>
+                <w:rFonts w:ascii="Times New Roman" w:eastAsia="Times New Roman" w:hAnsi="Times New Roman" w:cs="Times New Roman"/>
+                <w:color w:val="000000"/>
+                <w:sz w:val="28"/>
+                <w:szCs w:val="28"/>
+                <w:lang w:eastAsia="ru-RU"/>
+              </w:rPr>
+            </w:pPr>
+            <w:r>
+              <w:rPr>
+                <w:rFonts w:ascii="Times New Roman" w:eastAsia="Times New Roman" w:hAnsi="Times New Roman" w:cs="Times New Roman"/>
+                <w:color w:val="000000"/>
+                <w:sz w:val="28"/>
+                <w:szCs w:val="28"/>
+                <w:lang w:eastAsia="ru-RU"/>
+              </w:rPr>
+              <w:t>Устаревшая методология</w:t>
+            </w:r>
+          </w:p>
+        </w:tc>
+        <w:tc>
+          <w:tcPr>
+            <w:tcW w:w="2377" w:type="dxa"/>
+            <w:shd w:val="clear" w:color="auto" w:fill="auto"/>
+            <w:hideMark/>
+          </w:tcPr>
+          <w:p>
+            <w:pPr>
+              <w:spacing w:after="0" w:line="240" w:lineRule="auto"/>
+              <w:rPr>
+                <w:rFonts w:ascii="Times New Roman" w:eastAsia="Times New Roman" w:hAnsi="Times New Roman" w:cs="Times New Roman"/>
+                <w:color w:val="000000"/>
+                <w:sz w:val="28"/>
+                <w:szCs w:val="28"/>
+                <w:lang w:eastAsia="ru-RU"/>
+              </w:rPr>
+            </w:pPr>
+            <w:r>
+              <w:rPr>
+                <w:rFonts w:ascii="Times New Roman" w:eastAsia="Times New Roman" w:hAnsi="Times New Roman" w:cs="Times New Roman"/>
+                <w:color w:val="000000"/>
+                <w:sz w:val="28"/>
+                <w:szCs w:val="28"/>
+                <w:lang w:eastAsia="ru-RU"/>
+              </w:rPr>
+              <w:t>Современная и применимая</w:t>
+            </w:r>
+          </w:p>
+        </w:tc>
+        <w:tc>
+          <w:tcPr>
+            <w:tcW w:w="2612" w:type="dxa"/>
+            <w:shd w:val="clear" w:color="auto" w:fill="auto"/>
+            <w:hideMark/>
+          </w:tcPr>
+          <w:p>
+            <w:pPr>
+              <w:spacing w:after="0" w:line="240" w:lineRule="auto"/>
+              <w:rPr>
+                <w:rFonts w:ascii="Times New Roman" w:eastAsia="Times New Roman" w:hAnsi="Times New Roman" w:cs="Times New Roman"/>
+                <w:color w:val="000000"/>
+                <w:sz w:val="28"/>
+                <w:szCs w:val="28"/>
+                <w:lang w:eastAsia="ru-RU"/>
+              </w:rPr>
+            </w:pPr>
+            <w:r>
+              <w:rPr>
+                <w:rFonts w:ascii="Times New Roman" w:eastAsia="Times New Roman" w:hAnsi="Times New Roman" w:cs="Times New Roman"/>
+                <w:color w:val="000000"/>
+                <w:sz w:val="28"/>
+                <w:szCs w:val="28"/>
+                <w:lang w:eastAsia="ru-RU"/>
+              </w:rPr>
+              <w:t>Современная и применимая</w:t>
+            </w:r>
+          </w:p>
+        </w:tc>
+      </w:tr>
+    </w:tbl>
+    <w:p>
+      <w:pPr>
+        <w:pStyle w:val="a7"/>
+        <w:spacing w:after="0" w:line="360" w:lineRule="auto"/>
+        <w:ind w:left="0" w:firstLine="709"/>
+        <w:jc w:val="both"/>
+        <w:rPr>
+          <w:rFonts w:ascii="Times New Roman" w:hAnsi="Times New Roman" w:cs="Times New Roman"/>
+          <w:sz w:val="28"/>
+          <w:szCs w:val="28"/>
+        </w:rPr>
+      </w:pPr>
+      <w:r>
+        <w:rPr>
+          <w:rFonts w:ascii="Times New Roman" w:hAnsi="Times New Roman" w:cs="Times New Roman"/>
+          <w:sz w:val="28"/>
+          <w:szCs w:val="28"/>
+        </w:rPr>
+        <w:t>В ходе анализа было выявлено, что ни одна методология в отдельности не охватывает все аспекты проектирования системы полностью. Поэтому был выбран комбинированный подход, который наиболее полно отвечает поставленным задачам.</w:t>
+      </w:r>
+    </w:p>
+    <w:p>
+      <w:pPr>
+        <w:pStyle w:val="a7"/>
+        <w:spacing w:after="0" w:line="360" w:lineRule="auto"/>
+        <w:ind w:left="0" w:firstLine="709"/>
+        <w:jc w:val="both"/>
+        <w:rPr>
+          <w:rFonts w:ascii="Times New Roman" w:hAnsi="Times New Roman" w:cs="Times New Roman"/>
+          <w:sz w:val="28"/>
+          <w:szCs w:val="28"/>
+        </w:rPr>
+      </w:pPr>
+      <w:r>
+        <w:rPr>
+          <w:rFonts w:ascii="Times New Roman" w:hAnsi="Times New Roman" w:cs="Times New Roman"/>
+          <w:sz w:val="28"/>
+          <w:szCs w:val="28"/>
+        </w:rPr>
+        <w:t xml:space="preserve">В качестве инструментов </w:t>
+      </w:r>
+      <w:r>
+        <w:rPr>
+          <w:rFonts w:ascii="Times New Roman" w:hAnsi="Times New Roman" w:cs="Times New Roman"/>
+          <w:sz w:val="28"/>
+          <w:szCs w:val="28"/>
+          <w:lang w:val="en-US"/>
+        </w:rPr>
+        <w:t>CASE</w:t>
+      </w:r>
+      <w:r>
+        <w:rPr>
+          <w:rFonts w:ascii="Times New Roman" w:hAnsi="Times New Roman" w:cs="Times New Roman"/>
+          <w:sz w:val="28"/>
+          <w:szCs w:val="28"/>
+        </w:rPr>
+        <w:t xml:space="preserve"> были выбраны </w:t>
+      </w:r>
+      <w:r>
+        <w:rPr>
+          <w:rFonts w:ascii="Times New Roman" w:hAnsi="Times New Roman" w:cs="Times New Roman"/>
+          <w:sz w:val="28"/>
+          <w:szCs w:val="28"/>
+          <w:lang w:val="en-US"/>
+        </w:rPr>
+        <w:t>PlantUML</w:t>
+      </w:r>
+      <w:r>
+        <w:rPr>
+          <w:rFonts w:ascii="Times New Roman" w:hAnsi="Times New Roman" w:cs="Times New Roman"/>
+          <w:sz w:val="28"/>
+          <w:szCs w:val="28"/>
+        </w:rPr>
+        <w:t xml:space="preserve"> и </w:t>
+      </w:r>
+      <w:r>
+        <w:rPr>
+          <w:rFonts w:ascii="Times New Roman" w:hAnsi="Times New Roman" w:cs="Times New Roman"/>
+          <w:sz w:val="28"/>
+          <w:szCs w:val="28"/>
+          <w:lang w:val="en-US"/>
+        </w:rPr>
+        <w:t>Mermaid</w:t>
+      </w:r>
+      <w:r>
+        <w:rPr>
+          <w:rFonts w:ascii="Times New Roman" w:hAnsi="Times New Roman" w:cs="Times New Roman"/>
+          <w:sz w:val="28"/>
+          <w:szCs w:val="28"/>
+        </w:rPr>
+        <w:t>.</w:t>
+      </w:r>
+      <w:r>
+        <w:rPr>
+          <w:rFonts w:ascii="Times New Roman" w:hAnsi="Times New Roman" w:cs="Times New Roman"/>
+          <w:sz w:val="28"/>
+          <w:szCs w:val="28"/>
+          <w:lang w:val="en-US"/>
+        </w:rPr>
+        <w:t>js</w:t>
+      </w:r>
+      <w:r>
+        <w:rPr>
+          <w:rFonts w:ascii="Times New Roman" w:hAnsi="Times New Roman" w:cs="Times New Roman"/>
+          <w:sz w:val="28"/>
+          <w:szCs w:val="28"/>
+        </w:rPr>
+        <w:t xml:space="preserve">, позволяющие создавать </w:t>
+      </w:r>
+      <w:r>
+        <w:rPr>
+          <w:rFonts w:ascii="Times New Roman" w:hAnsi="Times New Roman" w:cs="Times New Roman"/>
+          <w:sz w:val="28"/>
+          <w:szCs w:val="28"/>
+          <w:lang w:val="en-US"/>
+        </w:rPr>
+        <w:t>UML</w:t>
+      </w:r>
+      <w:r>
+        <w:rPr>
+          <w:rFonts w:ascii="Times New Roman" w:hAnsi="Times New Roman" w:cs="Times New Roman"/>
+          <w:sz w:val="28"/>
+          <w:szCs w:val="28"/>
+        </w:rPr>
+        <w:t xml:space="preserve"> и </w:t>
+      </w:r>
+      <w:r>
+        <w:rPr>
+          <w:rFonts w:ascii="Times New Roman" w:hAnsi="Times New Roman" w:cs="Times New Roman"/>
+          <w:sz w:val="28"/>
+          <w:szCs w:val="28"/>
+          <w:lang w:val="en-US"/>
+        </w:rPr>
+        <w:t>C</w:t>
+      </w:r>
+      <w:r>
+        <w:rPr>
+          <w:rFonts w:ascii="Times New Roman" w:hAnsi="Times New Roman" w:cs="Times New Roman"/>
+          <w:sz w:val="28"/>
+          <w:szCs w:val="28"/>
+        </w:rPr>
+        <w:t xml:space="preserve">4-диаграммы в текстовом виде, что упрощает контроль версий и документирование, а также </w:t>
+      </w:r>
+      <w:r>
+        <w:rPr>
+          <w:rFonts w:ascii="Times New Roman" w:hAnsi="Times New Roman" w:cs="Times New Roman"/>
+          <w:sz w:val="28"/>
+          <w:szCs w:val="28"/>
+          <w:lang w:val="en-US"/>
+        </w:rPr>
+        <w:t>BPMN</w:t>
+      </w:r>
+      <w:r>
+        <w:rPr>
+          <w:rFonts w:ascii="Times New Roman" w:hAnsi="Times New Roman" w:cs="Times New Roman"/>
+          <w:sz w:val="28"/>
+          <w:szCs w:val="28"/>
+        </w:rPr>
+        <w:t>.</w:t>
+      </w:r>
+      <w:r>
+        <w:rPr>
+          <w:rFonts w:ascii="Times New Roman" w:hAnsi="Times New Roman" w:cs="Times New Roman"/>
+          <w:sz w:val="28"/>
+          <w:szCs w:val="28"/>
+          <w:lang w:val="en-US"/>
+        </w:rPr>
+        <w:t>io</w:t>
+      </w:r>
+      <w:r>
+        <w:rPr>
+          <w:rFonts w:ascii="Times New Roman" w:hAnsi="Times New Roman" w:cs="Times New Roman"/>
+          <w:sz w:val="28"/>
+          <w:szCs w:val="28"/>
+        </w:rPr>
+        <w:t xml:space="preserve"> для проработки процессных диаграмм. Такой комбинированный подход обеспечивает всестороннее покрытие требований: от высокоуровневых процессов и архитектуры до деталей реализации данных и логики состояний.</w:t>
+      </w:r>
     </w:p>
     <w:p>
       <w:pPr>
@@ -2322,6 +4171,7 @@
     <w:p>
       <w:pPr>
         <w:pStyle w:val="a7"/>
+        <w:spacing w:after="0" w:line="360" w:lineRule="auto"/>
         <w:ind w:left="0" w:firstLine="709"/>
         <w:jc w:val="both"/>
         <w:rPr>
@@ -2330,6 +4180,278 @@
           <w:szCs w:val="28"/>
         </w:rPr>
       </w:pPr>
+      <w:r>
+        <w:rPr>
+          <w:rFonts w:ascii="Times New Roman" w:hAnsi="Times New Roman" w:cs="Times New Roman"/>
+          <w:sz w:val="28"/>
+          <w:szCs w:val="28"/>
+        </w:rPr>
+        <w:t xml:space="preserve">Модель «КАК ЕСТЬ» отражает текущее состояние основного бизнес-процесса управления сезонными предметами в типовом игровом проекте. В </w:t>
+      </w:r>
+      <w:r>
+        <w:rPr>
+          <w:rFonts w:ascii="Times New Roman" w:hAnsi="Times New Roman" w:cs="Times New Roman"/>
+          <w:sz w:val="28"/>
+          <w:szCs w:val="28"/>
+        </w:rPr>
+        <w:lastRenderedPageBreak/>
+        <w:t>качестве основного процесса выбран цикл завершения игрового сезона и связанной с ним обработки предметов.</w:t>
+      </w:r>
+    </w:p>
+    <w:p>
+      <w:pPr>
+        <w:pStyle w:val="a7"/>
+        <w:spacing w:after="0" w:line="360" w:lineRule="auto"/>
+        <w:ind w:left="0" w:firstLine="709"/>
+        <w:jc w:val="both"/>
+        <w:rPr>
+          <w:rFonts w:ascii="Times New Roman" w:hAnsi="Times New Roman" w:cs="Times New Roman"/>
+          <w:sz w:val="28"/>
+          <w:szCs w:val="28"/>
+        </w:rPr>
+      </w:pPr>
+      <w:r>
+        <w:rPr>
+          <w:rFonts w:ascii="Times New Roman" w:hAnsi="Times New Roman" w:cs="Times New Roman"/>
+          <w:sz w:val="28"/>
+          <w:szCs w:val="28"/>
+        </w:rPr>
+        <w:t>Для визуализации процесса была построена BPMN-диаграмма с выделением пулов: «Игрок», «Система» и «Разработчик/Администратор». Диаграмма демонстрирует последовательность событий и взаимодействий, включая автоматические проверки сроков, уведомления игроков, потенциальные ручные операции администратора по конвертации предметов и обновление игрового баланса (рисунок 2).</w:t>
+      </w:r>
+    </w:p>
+    <w:p>
+      <w:pPr>
+        <w:pStyle w:val="a7"/>
+        <w:spacing w:after="0" w:line="240" w:lineRule="auto"/>
+        <w:ind w:left="0" w:firstLine="709"/>
+        <w:jc w:val="center"/>
+        <w:rPr>
+          <w:rFonts w:ascii="Times New Roman" w:hAnsi="Times New Roman" w:cs="Times New Roman"/>
+          <w:sz w:val="28"/>
+          <w:szCs w:val="28"/>
+        </w:rPr>
+      </w:pPr>
+      <w:r>
+        <w:rPr>
+          <w:rFonts w:ascii="Times New Roman" w:eastAsia="Aptos" w:hAnsi="Times New Roman" w:cs="Times New Roman"/>
+          <w:noProof/>
+          <w:sz w:val="28"/>
+          <w:szCs w:val="28"/>
+          <w:lang w:val="en-US"/>
+        </w:rPr>
+        <w:drawing>
+          <wp:inline distT="0" distB="0" distL="0" distR="0" wp14:anchorId="378E82AD" wp14:editId="7137E962">
+            <wp:extent cx="5400000" cy="1643955"/>
+            <wp:effectExtent l="0" t="0" r="0" b="0"/>
+            <wp:docPr id="1068964085" name="Рисунок 1"/>
+            <wp:cNvGraphicFramePr>
+              <a:graphicFrameLocks xmlns:a="http://schemas.openxmlformats.org/drawingml/2006/main" noChangeAspect="1"/>
+            </wp:cNvGraphicFramePr>
+            <a:graphic xmlns:a="http://schemas.openxmlformats.org/drawingml/2006/main">
+              <a:graphicData uri="http://schemas.openxmlformats.org/drawingml/2006/picture">
+                <pic:pic xmlns:pic="http://schemas.openxmlformats.org/drawingml/2006/picture">
+                  <pic:nvPicPr>
+                    <pic:cNvPr id="1068964085" name=""/>
+                    <pic:cNvPicPr/>
+                  </pic:nvPicPr>
+                  <pic:blipFill>
+                    <a:blip r:embed="rId7"/>
+                    <a:stretch>
+                      <a:fillRect/>
+                    </a:stretch>
+                  </pic:blipFill>
+                  <pic:spPr>
+                    <a:xfrm>
+                      <a:off x="0" y="0"/>
+                      <a:ext cx="5400000" cy="1643955"/>
+                    </a:xfrm>
+                    <a:prstGeom prst="rect">
+                      <a:avLst/>
+                    </a:prstGeom>
+                  </pic:spPr>
+                </pic:pic>
+              </a:graphicData>
+            </a:graphic>
+          </wp:inline>
+        </w:drawing>
+      </w:r>
+    </w:p>
+    <w:p>
+      <w:pPr>
+        <w:pStyle w:val="a7"/>
+        <w:spacing w:after="0" w:line="240" w:lineRule="auto"/>
+        <w:ind w:left="0" w:firstLine="709"/>
+        <w:jc w:val="center"/>
+        <w:rPr>
+          <w:rFonts w:ascii="Times New Roman" w:hAnsi="Times New Roman" w:cs="Times New Roman"/>
+          <w:sz w:val="28"/>
+          <w:szCs w:val="28"/>
+        </w:rPr>
+      </w:pPr>
+      <w:r>
+        <w:rPr>
+          <w:rFonts w:ascii="Times New Roman" w:hAnsi="Times New Roman" w:cs="Times New Roman"/>
+          <w:sz w:val="28"/>
+          <w:szCs w:val="28"/>
+        </w:rPr>
+        <w:t>Рисунок 2 – Диаграмма BPMN процесса завершения сезона (модель «КАК ЕСТЬ»)</w:t>
+      </w:r>
+    </w:p>
+    <w:p>
+      <w:pPr>
+        <w:pStyle w:val="a7"/>
+        <w:spacing w:after="0" w:line="240" w:lineRule="auto"/>
+        <w:ind w:left="0" w:firstLine="709"/>
+        <w:jc w:val="center"/>
+        <w:rPr>
+          <w:rFonts w:ascii="Times New Roman" w:hAnsi="Times New Roman" w:cs="Times New Roman"/>
+          <w:sz w:val="28"/>
+          <w:szCs w:val="28"/>
+        </w:rPr>
+      </w:pPr>
+    </w:p>
+    <w:p>
+      <w:pPr>
+        <w:pStyle w:val="a7"/>
+        <w:spacing w:after="0" w:line="360" w:lineRule="auto"/>
+        <w:ind w:left="0" w:firstLine="709"/>
+        <w:jc w:val="both"/>
+        <w:rPr>
+          <w:rFonts w:ascii="Times New Roman" w:hAnsi="Times New Roman" w:cs="Times New Roman"/>
+          <w:sz w:val="28"/>
+          <w:szCs w:val="28"/>
+        </w:rPr>
+      </w:pPr>
+      <w:r>
+        <w:rPr>
+          <w:rFonts w:ascii="Times New Roman" w:hAnsi="Times New Roman" w:cs="Times New Roman"/>
+          <w:sz w:val="28"/>
+          <w:szCs w:val="28"/>
+        </w:rPr>
+        <w:t>Анализ текущего процесса выявил следующие недостатки модели «КАК ЕСТЬ»:</w:t>
+      </w:r>
+    </w:p>
+    <w:p>
+      <w:pPr>
+        <w:pStyle w:val="a7"/>
+        <w:numPr>
+          <w:ilvl w:val="0"/>
+          <w:numId w:val="39"/>
+        </w:numPr>
+        <w:spacing w:after="0" w:line="360" w:lineRule="auto"/>
+        <w:ind w:left="0" w:firstLine="709"/>
+        <w:jc w:val="both"/>
+        <w:rPr>
+          <w:rFonts w:ascii="Times New Roman" w:hAnsi="Times New Roman" w:cs="Times New Roman"/>
+          <w:sz w:val="28"/>
+          <w:szCs w:val="28"/>
+        </w:rPr>
+      </w:pPr>
+      <w:r>
+        <w:rPr>
+          <w:rFonts w:ascii="Times New Roman" w:hAnsi="Times New Roman" w:cs="Times New Roman"/>
+          <w:sz w:val="28"/>
+          <w:szCs w:val="28"/>
+        </w:rPr>
+        <w:t>Ручное или полуавтоматическое управление: ключевые операции, такие как запуск конвертации предметов или корректировка баланса, часто инициируются вручную разработчиком, что приводит к задержкам и человеческим ошибкам.</w:t>
+      </w:r>
+    </w:p>
+    <w:p>
+      <w:pPr>
+        <w:pStyle w:val="a7"/>
+        <w:numPr>
+          <w:ilvl w:val="0"/>
+          <w:numId w:val="39"/>
+        </w:numPr>
+        <w:spacing w:after="0" w:line="360" w:lineRule="auto"/>
+        <w:ind w:left="0" w:firstLine="709"/>
+        <w:jc w:val="both"/>
+        <w:rPr>
+          <w:rFonts w:ascii="Times New Roman" w:hAnsi="Times New Roman" w:cs="Times New Roman"/>
+          <w:sz w:val="28"/>
+          <w:szCs w:val="28"/>
+        </w:rPr>
+      </w:pPr>
+      <w:r>
+        <w:rPr>
+          <w:rFonts w:ascii="Times New Roman" w:hAnsi="Times New Roman" w:cs="Times New Roman"/>
+          <w:sz w:val="28"/>
+          <w:szCs w:val="28"/>
+        </w:rPr>
+        <w:t>Непрозрачность для игрока: игроки не всегда имеют четкое представление о точном времени истечения срока действия предмета, а также о конкретных правилах его дальнейшей конвертации, что вызывает недовольство.</w:t>
+      </w:r>
+    </w:p>
+    <w:p>
+      <w:pPr>
+        <w:pStyle w:val="a7"/>
+        <w:numPr>
+          <w:ilvl w:val="0"/>
+          <w:numId w:val="39"/>
+        </w:numPr>
+        <w:spacing w:after="0" w:line="360" w:lineRule="auto"/>
+        <w:ind w:left="0" w:firstLine="709"/>
+        <w:jc w:val="both"/>
+        <w:rPr>
+          <w:rFonts w:ascii="Times New Roman" w:hAnsi="Times New Roman" w:cs="Times New Roman"/>
+          <w:sz w:val="28"/>
+          <w:szCs w:val="28"/>
+        </w:rPr>
+      </w:pPr>
+      <w:r>
+        <w:rPr>
+          <w:rFonts w:ascii="Times New Roman" w:hAnsi="Times New Roman" w:cs="Times New Roman"/>
+          <w:sz w:val="28"/>
+          <w:szCs w:val="28"/>
+        </w:rPr>
+        <w:t>Отсутствие централизованного контроля за балансом: влияние изъятия или изменения сезонных предметов на общую игровую мету оценивается постфактум, а не является частью автоматизированного цикла.</w:t>
+      </w:r>
+    </w:p>
+    <w:p>
+      <w:pPr>
+        <w:pStyle w:val="a7"/>
+        <w:numPr>
+          <w:ilvl w:val="0"/>
+          <w:numId w:val="39"/>
+        </w:numPr>
+        <w:spacing w:after="0" w:line="360" w:lineRule="auto"/>
+        <w:ind w:left="0" w:firstLine="709"/>
+        <w:jc w:val="both"/>
+        <w:rPr>
+          <w:rFonts w:ascii="Times New Roman" w:hAnsi="Times New Roman" w:cs="Times New Roman"/>
+          <w:sz w:val="28"/>
+          <w:szCs w:val="28"/>
+        </w:rPr>
+      </w:pPr>
+      <w:r>
+        <w:rPr>
+          <w:rFonts w:ascii="Times New Roman" w:hAnsi="Times New Roman" w:cs="Times New Roman"/>
+          <w:sz w:val="28"/>
+          <w:szCs w:val="28"/>
+        </w:rPr>
+        <w:t>Риск несогласованности данных: при ручном вмешательстве или сбоях в запланированных задачах (cron) возможны ситуации, когда состояние предмета у игрока и в системе учета расходится.</w:t>
+      </w:r>
+    </w:p>
+    <w:p>
+      <w:pPr>
+        <w:pStyle w:val="a7"/>
+        <w:spacing w:after="0" w:line="360" w:lineRule="auto"/>
+        <w:ind w:left="0" w:firstLine="709"/>
+        <w:jc w:val="both"/>
+        <w:rPr>
+          <w:rFonts w:ascii="Times New Roman" w:hAnsi="Times New Roman" w:cs="Times New Roman"/>
+          <w:sz w:val="28"/>
+          <w:szCs w:val="28"/>
+        </w:rPr>
+      </w:pPr>
+      <w:r>
+        <w:rPr>
+          <w:rFonts w:ascii="Times New Roman" w:hAnsi="Times New Roman" w:cs="Times New Roman"/>
+          <w:sz w:val="28"/>
+          <w:szCs w:val="28"/>
+        </w:rPr>
+        <w:lastRenderedPageBreak/>
+        <w:t>Для устранения выявленных недостатков текущего процесса необходимо усовершенствовать управление жизненным циклом. В системе должна быть реализована полностью автоматизированная обработка, управляемая конфигурируемыми правилами сезона. Это исключит задержки и ошибки ручного вмешательства. Также необходимо обеспечить полную прозрачность за счет предоставления игрокам в клиенте однозначной информации о статусе каждого предмета (таймер, условия конвертации). Централизованная система правил позволит не только автоматически менять состояния предметов, но и предварительно оценивать потенциальное влияние их изменений на баланс. Наконец, все изменения должны фиксироваться в едином журнале аудита, что гарантирует согласованность данных и позволяет отследить любую операцию.</w:t>
+      </w:r>
     </w:p>
     <w:p>
       <w:pPr>
@@ -2366,6 +4488,7 @@
     <w:p>
       <w:pPr>
         <w:pStyle w:val="a7"/>
+        <w:spacing w:after="0" w:line="360" w:lineRule="auto"/>
         <w:ind w:left="0" w:firstLine="709"/>
         <w:jc w:val="both"/>
         <w:rPr>
@@ -2374,6 +4497,351 @@
           <w:szCs w:val="28"/>
         </w:rPr>
       </w:pPr>
+      <w:r>
+        <w:rPr>
+          <w:rFonts w:ascii="Times New Roman" w:hAnsi="Times New Roman" w:cs="Times New Roman"/>
+          <w:sz w:val="28"/>
+          <w:szCs w:val="28"/>
+        </w:rPr>
+        <w:t>С учётом выявленных недостатков модели «КАК ЕСТЬ» была разработана функциональная модель «КАК ДОЛЖНО БЫТЬ», отражающая оптимизированный процесс управления жизненным циклом сезонных предметов. Основными изменениями стали перенос всей критической логики контроля сроков и конвертации в централизованный сервис правил, что исключает влияние ошибок ручного вмешательства или задержек на целостность системы. Обеспечение идемпотентности всех операций изменения состояния предметов гарантирует, что каждая автоматическая конвертация или изъятие будет выполнено ровно один раз, даже в случае сбоев.</w:t>
+      </w:r>
+    </w:p>
+    <w:p>
+      <w:pPr>
+        <w:pStyle w:val="a7"/>
+        <w:spacing w:after="0" w:line="360" w:lineRule="auto"/>
+        <w:ind w:left="0" w:firstLine="709"/>
+        <w:jc w:val="both"/>
+        <w:rPr>
+          <w:rFonts w:ascii="Times New Roman" w:hAnsi="Times New Roman" w:cs="Times New Roman"/>
+          <w:sz w:val="28"/>
+          <w:szCs w:val="28"/>
+        </w:rPr>
+      </w:pPr>
+      <w:r>
+        <w:rPr>
+          <w:rFonts w:ascii="Times New Roman" w:hAnsi="Times New Roman" w:cs="Times New Roman"/>
+          <w:sz w:val="28"/>
+          <w:szCs w:val="28"/>
+        </w:rPr>
+        <w:t>Система стала модульной и масштабируемой: процессы проверки сроков, выполнения конвертации, оценки влияния на баланс и информирования игроков реализованы в виде независимых, слабосвязанных сервисов. Эти сервисы взаимодействуют через четко определенные API и управляются центральным оркестратором, который исполняет конфигурируемые правила сезонов. Это повышает отказоустойчивость, облегчает тестирование и позволяет гибко настраивать поведение системы под разные игровые проекты.</w:t>
+      </w:r>
+    </w:p>
+    <w:p>
+      <w:pPr>
+        <w:pStyle w:val="a7"/>
+        <w:spacing w:after="0" w:line="360" w:lineRule="auto"/>
+        <w:ind w:left="0" w:firstLine="709"/>
+        <w:jc w:val="both"/>
+        <w:rPr>
+          <w:rFonts w:ascii="Times New Roman" w:hAnsi="Times New Roman" w:cs="Times New Roman"/>
+          <w:sz w:val="28"/>
+          <w:szCs w:val="28"/>
+        </w:rPr>
+      </w:pPr>
+      <w:r>
+        <w:rPr>
+          <w:rFonts w:ascii="Times New Roman" w:hAnsi="Times New Roman" w:cs="Times New Roman"/>
+          <w:sz w:val="28"/>
+          <w:szCs w:val="28"/>
+        </w:rPr>
+        <w:t xml:space="preserve">Для детализации архитектурного решения была проведена декомпозиция модели «КАК ДОЛЖНО БЫТЬ», в результате которой созданы диаграммы </w:t>
+      </w:r>
+      <w:r>
+        <w:rPr>
+          <w:rFonts w:ascii="Times New Roman" w:hAnsi="Times New Roman" w:cs="Times New Roman"/>
+          <w:sz w:val="28"/>
+          <w:szCs w:val="28"/>
+        </w:rPr>
+        <w:lastRenderedPageBreak/>
+        <w:t>C4: Context Diagram (Контекстная диаграмма), Container Diagram (Диаграмма контейнеров) и Component Diagram (Диаграмма компонентов) (рис. 3-5).</w:t>
+      </w:r>
+    </w:p>
+    <w:p>
+      <w:pPr>
+        <w:pStyle w:val="a7"/>
+        <w:spacing w:after="0" w:line="360" w:lineRule="auto"/>
+        <w:ind w:left="0" w:firstLine="709"/>
+        <w:jc w:val="center"/>
+        <w:rPr>
+          <w:rFonts w:ascii="Times New Roman" w:hAnsi="Times New Roman" w:cs="Times New Roman"/>
+          <w:sz w:val="28"/>
+          <w:szCs w:val="28"/>
+        </w:rPr>
+      </w:pPr>
+      <w:r>
+        <w:rPr>
+          <w:noProof/>
+        </w:rPr>
+        <w:drawing>
+          <wp:inline distT="0" distB="0" distL="0" distR="0" wp14:anchorId="14314840" wp14:editId="41AD7DAA">
+            <wp:extent cx="3600000" cy="3387541"/>
+            <wp:effectExtent l="0" t="0" r="635" b="3810"/>
+            <wp:docPr id="2001513389" name="Рисунок 1"/>
+            <wp:cNvGraphicFramePr>
+              <a:graphicFrameLocks xmlns:a="http://schemas.openxmlformats.org/drawingml/2006/main" noChangeAspect="1"/>
+            </wp:cNvGraphicFramePr>
+            <a:graphic xmlns:a="http://schemas.openxmlformats.org/drawingml/2006/main">
+              <a:graphicData uri="http://schemas.openxmlformats.org/drawingml/2006/picture">
+                <pic:pic xmlns:pic="http://schemas.openxmlformats.org/drawingml/2006/picture">
+                  <pic:nvPicPr>
+                    <pic:cNvPr id="0" name="Picture 1"/>
+                    <pic:cNvPicPr>
+                      <a:picLocks noChangeAspect="1" noChangeArrowheads="1"/>
+                    </pic:cNvPicPr>
+                  </pic:nvPicPr>
+                  <pic:blipFill>
+                    <a:blip r:embed="rId8">
+                      <a:extLst>
+                        <a:ext uri="{28A0092B-C50C-407E-A947-70E740481C1C}">
+                          <a14:useLocalDpi xmlns:a14="http://schemas.microsoft.com/office/drawing/2010/main" val="0"/>
+                        </a:ext>
+                      </a:extLst>
+                    </a:blip>
+                    <a:srcRect/>
+                    <a:stretch>
+                      <a:fillRect/>
+                    </a:stretch>
+                  </pic:blipFill>
+                  <pic:spPr bwMode="auto">
+                    <a:xfrm>
+                      <a:off x="0" y="0"/>
+                      <a:ext cx="3600000" cy="3387541"/>
+                    </a:xfrm>
+                    <a:prstGeom prst="rect">
+                      <a:avLst/>
+                    </a:prstGeom>
+                    <a:noFill/>
+                    <a:ln>
+                      <a:noFill/>
+                    </a:ln>
+                  </pic:spPr>
+                </pic:pic>
+              </a:graphicData>
+            </a:graphic>
+          </wp:inline>
+        </w:drawing>
+      </w:r>
+    </w:p>
+    <w:p>
+      <w:pPr>
+        <w:pStyle w:val="a7"/>
+        <w:spacing w:after="0" w:line="360" w:lineRule="auto"/>
+        <w:ind w:left="0" w:firstLine="709"/>
+        <w:jc w:val="center"/>
+        <w:rPr>
+          <w:rFonts w:ascii="Times New Roman" w:hAnsi="Times New Roman" w:cs="Times New Roman"/>
+          <w:sz w:val="28"/>
+          <w:szCs w:val="28"/>
+        </w:rPr>
+      </w:pPr>
+      <w:r>
+        <w:rPr>
+          <w:rFonts w:ascii="Times New Roman" w:hAnsi="Times New Roman" w:cs="Times New Roman"/>
+          <w:sz w:val="28"/>
+          <w:szCs w:val="28"/>
+        </w:rPr>
+        <w:t>Рисунок 3 – Контекстная диаграмма C4 (Context Diagram)</w:t>
+      </w:r>
+    </w:p>
+    <w:p>
+      <w:pPr>
+        <w:pStyle w:val="a7"/>
+        <w:spacing w:after="0" w:line="360" w:lineRule="auto"/>
+        <w:ind w:left="0" w:firstLine="709"/>
+        <w:jc w:val="center"/>
+        <w:rPr>
+          <w:rFonts w:ascii="Times New Roman" w:hAnsi="Times New Roman" w:cs="Times New Roman"/>
+          <w:sz w:val="28"/>
+          <w:szCs w:val="28"/>
+          <w:lang w:val="en-US"/>
+        </w:rPr>
+      </w:pPr>
+      <w:r>
+        <w:rPr>
+          <w:noProof/>
+        </w:rPr>
+        <w:lastRenderedPageBreak/>
+        <w:drawing>
+          <wp:inline distT="0" distB="0" distL="0" distR="0" wp14:anchorId="156B0B18" wp14:editId="46956199">
+            <wp:extent cx="3600000" cy="6814603"/>
+            <wp:effectExtent l="0" t="0" r="635" b="5715"/>
+            <wp:docPr id="1095667060" name="Рисунок 2"/>
+            <wp:cNvGraphicFramePr>
+              <a:graphicFrameLocks xmlns:a="http://schemas.openxmlformats.org/drawingml/2006/main" noChangeAspect="1"/>
+            </wp:cNvGraphicFramePr>
+            <a:graphic xmlns:a="http://schemas.openxmlformats.org/drawingml/2006/main">
+              <a:graphicData uri="http://schemas.openxmlformats.org/drawingml/2006/picture">
+                <pic:pic xmlns:pic="http://schemas.openxmlformats.org/drawingml/2006/picture">
+                  <pic:nvPicPr>
+                    <pic:cNvPr id="0" name="Picture 3"/>
+                    <pic:cNvPicPr>
+                      <a:picLocks noChangeAspect="1" noChangeArrowheads="1"/>
+                    </pic:cNvPicPr>
+                  </pic:nvPicPr>
+                  <pic:blipFill>
+                    <a:blip r:embed="rId9">
+                      <a:extLst>
+                        <a:ext uri="{28A0092B-C50C-407E-A947-70E740481C1C}">
+                          <a14:useLocalDpi xmlns:a14="http://schemas.microsoft.com/office/drawing/2010/main" val="0"/>
+                        </a:ext>
+                      </a:extLst>
+                    </a:blip>
+                    <a:srcRect/>
+                    <a:stretch>
+                      <a:fillRect/>
+                    </a:stretch>
+                  </pic:blipFill>
+                  <pic:spPr bwMode="auto">
+                    <a:xfrm>
+                      <a:off x="0" y="0"/>
+                      <a:ext cx="3600000" cy="6814603"/>
+                    </a:xfrm>
+                    <a:prstGeom prst="rect">
+                      <a:avLst/>
+                    </a:prstGeom>
+                    <a:noFill/>
+                    <a:ln>
+                      <a:noFill/>
+                    </a:ln>
+                  </pic:spPr>
+                </pic:pic>
+              </a:graphicData>
+            </a:graphic>
+          </wp:inline>
+        </w:drawing>
+      </w:r>
+    </w:p>
+    <w:p>
+      <w:pPr>
+        <w:pStyle w:val="a7"/>
+        <w:spacing w:after="0" w:line="360" w:lineRule="auto"/>
+        <w:ind w:left="0" w:firstLine="709"/>
+        <w:jc w:val="center"/>
+        <w:rPr>
+          <w:rFonts w:ascii="Times New Roman" w:hAnsi="Times New Roman" w:cs="Times New Roman"/>
+          <w:sz w:val="28"/>
+          <w:szCs w:val="28"/>
+        </w:rPr>
+      </w:pPr>
+      <w:r>
+        <w:rPr>
+          <w:rFonts w:ascii="Times New Roman" w:hAnsi="Times New Roman" w:cs="Times New Roman"/>
+          <w:sz w:val="28"/>
+          <w:szCs w:val="28"/>
+        </w:rPr>
+        <w:t>Рисунок 4 – Диаграмма контейнеров C4 (Container Diagram)</w:t>
+      </w:r>
+    </w:p>
+    <w:p>
+      <w:pPr>
+        <w:pStyle w:val="a7"/>
+        <w:spacing w:after="0" w:line="360" w:lineRule="auto"/>
+        <w:ind w:left="0" w:firstLine="709"/>
+        <w:jc w:val="center"/>
+        <w:rPr>
+          <w:rFonts w:ascii="Times New Roman" w:hAnsi="Times New Roman" w:cs="Times New Roman"/>
+          <w:sz w:val="28"/>
+          <w:szCs w:val="28"/>
+          <w:lang w:val="en-US"/>
+        </w:rPr>
+      </w:pPr>
+      <w:r>
+        <w:rPr>
+          <w:noProof/>
+        </w:rPr>
+        <w:lastRenderedPageBreak/>
+        <w:drawing>
+          <wp:inline distT="0" distB="0" distL="0" distR="0" wp14:anchorId="4099B62E" wp14:editId="7BDD3AC8">
+            <wp:extent cx="5400000" cy="4264107"/>
+            <wp:effectExtent l="0" t="0" r="0" b="3175"/>
+            <wp:docPr id="1170637974" name="Рисунок 3"/>
+            <wp:cNvGraphicFramePr>
+              <a:graphicFrameLocks xmlns:a="http://schemas.openxmlformats.org/drawingml/2006/main" noChangeAspect="1"/>
+            </wp:cNvGraphicFramePr>
+            <a:graphic xmlns:a="http://schemas.openxmlformats.org/drawingml/2006/main">
+              <a:graphicData uri="http://schemas.openxmlformats.org/drawingml/2006/picture">
+                <pic:pic xmlns:pic="http://schemas.openxmlformats.org/drawingml/2006/picture">
+                  <pic:nvPicPr>
+                    <pic:cNvPr id="0" name="Picture 5"/>
+                    <pic:cNvPicPr>
+                      <a:picLocks noChangeAspect="1" noChangeArrowheads="1"/>
+                    </pic:cNvPicPr>
+                  </pic:nvPicPr>
+                  <pic:blipFill>
+                    <a:blip r:embed="rId10">
+                      <a:extLst>
+                        <a:ext uri="{28A0092B-C50C-407E-A947-70E740481C1C}">
+                          <a14:useLocalDpi xmlns:a14="http://schemas.microsoft.com/office/drawing/2010/main" val="0"/>
+                        </a:ext>
+                      </a:extLst>
+                    </a:blip>
+                    <a:srcRect/>
+                    <a:stretch>
+                      <a:fillRect/>
+                    </a:stretch>
+                  </pic:blipFill>
+                  <pic:spPr bwMode="auto">
+                    <a:xfrm>
+                      <a:off x="0" y="0"/>
+                      <a:ext cx="5400000" cy="4264107"/>
+                    </a:xfrm>
+                    <a:prstGeom prst="rect">
+                      <a:avLst/>
+                    </a:prstGeom>
+                    <a:noFill/>
+                    <a:ln>
+                      <a:noFill/>
+                    </a:ln>
+                  </pic:spPr>
+                </pic:pic>
+              </a:graphicData>
+            </a:graphic>
+          </wp:inline>
+        </w:drawing>
+      </w:r>
+    </w:p>
+    <w:p>
+      <w:pPr>
+        <w:pStyle w:val="a7"/>
+        <w:spacing w:after="0" w:line="360" w:lineRule="auto"/>
+        <w:ind w:left="0" w:firstLine="709"/>
+        <w:jc w:val="center"/>
+        <w:rPr>
+          <w:rFonts w:ascii="Times New Roman" w:hAnsi="Times New Roman" w:cs="Times New Roman"/>
+          <w:sz w:val="28"/>
+          <w:szCs w:val="28"/>
+        </w:rPr>
+      </w:pPr>
+      <w:r>
+        <w:rPr>
+          <w:rFonts w:ascii="Times New Roman" w:hAnsi="Times New Roman" w:cs="Times New Roman"/>
+          <w:sz w:val="28"/>
+          <w:szCs w:val="28"/>
+        </w:rPr>
+        <w:t>Рисунок 5 – Диаграмма компонентов C4 (Component Diagram)</w:t>
+      </w:r>
+    </w:p>
+    <w:p>
+      <w:pPr>
+        <w:pStyle w:val="a7"/>
+        <w:spacing w:after="0" w:line="360" w:lineRule="auto"/>
+        <w:ind w:left="0" w:firstLine="709"/>
+        <w:jc w:val="both"/>
+        <w:rPr>
+          <w:rFonts w:ascii="Times New Roman" w:hAnsi="Times New Roman" w:cs="Times New Roman"/>
+          <w:sz w:val="28"/>
+          <w:szCs w:val="28"/>
+        </w:rPr>
+      </w:pPr>
+      <w:r>
+        <w:rPr>
+          <w:rFonts w:ascii="Times New Roman" w:hAnsi="Times New Roman" w:cs="Times New Roman"/>
+          <w:sz w:val="28"/>
+          <w:szCs w:val="28"/>
+        </w:rPr>
+        <w:t>На данных диаграммах последовательно отображается новая система, её место в экосистеме, ключевые программные контейнеры (например, сервис правил, движок конвертации, база данных состояний) и внутренняя компонентная структура наиболее важных из них, что обеспечивает полную визуализацию архитектурного замысла.</w:t>
+      </w:r>
     </w:p>
     <w:p>
       <w:pPr>
@@ -2410,6 +4878,7 @@
     <w:p>
       <w:pPr>
         <w:pStyle w:val="a7"/>
+        <w:spacing w:after="0" w:line="360" w:lineRule="auto"/>
         <w:ind w:left="0" w:firstLine="709"/>
         <w:jc w:val="both"/>
         <w:rPr>
@@ -2450,15 +4919,49 @@
     </w:p>
     <w:p>
       <w:pPr>
+        <w:spacing w:after="0" w:line="360" w:lineRule="auto"/>
         <w:ind w:firstLine="709"/>
         <w:jc w:val="both"/>
-      </w:pPr>
-    </w:p>
-    <w:p>
-      <w:pPr>
-        <w:jc w:val="both"/>
-      </w:pPr>
-      <w:r>
+        <w:rPr>
+          <w:rFonts w:ascii="Times New Roman" w:hAnsi="Times New Roman" w:cs="Times New Roman"/>
+          <w:sz w:val="28"/>
+          <w:szCs w:val="28"/>
+        </w:rPr>
+      </w:pPr>
+      <w:r>
+        <w:rPr>
+          <w:rFonts w:ascii="Times New Roman" w:hAnsi="Times New Roman" w:cs="Times New Roman"/>
+          <w:sz w:val="28"/>
+          <w:szCs w:val="28"/>
+        </w:rPr>
+        <w:t xml:space="preserve">В данном разделе представлены ключевые характеристики системы и организации-разработчика. Определены цель и назначение автоматизированной системы управления механикой сезонных предметов, описан объект автоматизации и сформулирован комплекс требований к системе, включая требования к её структуре, качеству, надёжности, безопасности, информационному и программному обеспечению. Проведён анализ состава подсистем и механизмов их взаимодействия, а также определены требования к квалификации персонала </w:t>
+      </w:r>
+      <w:r>
+        <w:rPr>
+          <w:rFonts w:ascii="Times New Roman" w:hAnsi="Times New Roman" w:cs="Times New Roman"/>
+          <w:sz w:val="28"/>
+          <w:szCs w:val="28"/>
+        </w:rPr>
+        <w:lastRenderedPageBreak/>
+        <w:t>и пользователей. Раздел завершается описанием процедуры контроля и приёмки системы, фиксирующим исходные параметры для последующей разработки и тестирования.</w:t>
+      </w:r>
+    </w:p>
+    <w:p>
+      <w:pPr>
+        <w:spacing w:after="0" w:line="360" w:lineRule="auto"/>
+        <w:jc w:val="both"/>
+        <w:rPr>
+          <w:rFonts w:ascii="Times New Roman" w:hAnsi="Times New Roman" w:cs="Times New Roman"/>
+          <w:sz w:val="28"/>
+          <w:szCs w:val="28"/>
+        </w:rPr>
+      </w:pPr>
+      <w:r>
+        <w:rPr>
+          <w:rFonts w:ascii="Times New Roman" w:hAnsi="Times New Roman" w:cs="Times New Roman"/>
+          <w:sz w:val="28"/>
+          <w:szCs w:val="28"/>
+        </w:rPr>
         <w:br w:type="page"/>
       </w:r>
     </w:p>
@@ -2539,6 +5042,14 @@
           <w:szCs w:val="28"/>
         </w:rPr>
       </w:pPr>
+      <w:r>
+        <w:rPr>
+          <w:rFonts w:ascii="Times New Roman" w:hAnsi="Times New Roman" w:cs="Times New Roman"/>
+          <w:sz w:val="28"/>
+          <w:szCs w:val="28"/>
+        </w:rPr>
+        <w:t>Для разработки логической модели системы управления механикой сезонных предметов был выбран объектно-ориентированный подход. В качестве инструментов моделирования использованы UML-диаграммы, позволяющие наглядно описывать ключевые сущности, их атрибуты, взаимосвязи, а также состояния и последовательности взаимодействий между компонентами системы, администраторами и игровым окружением.</w:t>
+      </w:r>
     </w:p>
     <w:p>
       <w:pPr>
@@ -2575,6 +5086,7 @@
     <w:p>
       <w:pPr>
         <w:pStyle w:val="a7"/>
+        <w:spacing w:after="0" w:line="360" w:lineRule="auto"/>
         <w:ind w:left="0" w:firstLine="709"/>
         <w:jc w:val="both"/>
         <w:rPr>
@@ -2583,6 +5095,389 @@
           <w:szCs w:val="28"/>
         </w:rPr>
       </w:pPr>
+      <w:r>
+        <w:rPr>
+          <w:rFonts w:ascii="Times New Roman" w:hAnsi="Times New Roman" w:cs="Times New Roman"/>
+          <w:sz w:val="28"/>
+          <w:szCs w:val="28"/>
+        </w:rPr>
+        <w:t>Для логической модели системы управления механикой сезонных предметов были созданы диаграммы классов, состояний и последовательностей. Диаграмма классов отражает основные сущности системы, такие как Сезон, СезонныйПредмет, ПравилоКонвертации, Игрок, БалансМетрика, а также определяет их атрибуты, методы и взаимосвязи (рисунок 8).</w:t>
+      </w:r>
+    </w:p>
+    <w:p>
+      <w:pPr>
+        <w:pStyle w:val="a7"/>
+        <w:spacing w:after="0" w:line="360" w:lineRule="auto"/>
+        <w:ind w:left="0" w:firstLine="709"/>
+        <w:jc w:val="both"/>
+        <w:rPr>
+          <w:rFonts w:ascii="Times New Roman" w:hAnsi="Times New Roman" w:cs="Times New Roman"/>
+          <w:sz w:val="28"/>
+          <w:szCs w:val="28"/>
+        </w:rPr>
+      </w:pPr>
+    </w:p>
+    <w:p>
+      <w:pPr>
+        <w:pStyle w:val="a7"/>
+        <w:spacing w:after="0" w:line="360" w:lineRule="auto"/>
+        <w:ind w:left="0" w:firstLine="709"/>
+        <w:jc w:val="both"/>
+        <w:rPr>
+          <w:rFonts w:ascii="Times New Roman" w:hAnsi="Times New Roman" w:cs="Times New Roman"/>
+          <w:sz w:val="28"/>
+          <w:szCs w:val="28"/>
+        </w:rPr>
+      </w:pPr>
+      <w:r>
+        <w:rPr>
+          <w:rFonts w:ascii="Times New Roman" w:hAnsi="Times New Roman" w:cs="Times New Roman"/>
+          <w:sz w:val="28"/>
+          <w:szCs w:val="28"/>
+        </w:rPr>
+        <w:t>Рисунок 8 – Class Diagram (Диаграмма классов)</w:t>
+      </w:r>
+    </w:p>
+    <w:p>
+      <w:pPr>
+        <w:pStyle w:val="a7"/>
+        <w:spacing w:after="0" w:line="360" w:lineRule="auto"/>
+        <w:ind w:left="0" w:firstLine="709"/>
+        <w:jc w:val="both"/>
+        <w:rPr>
+          <w:rFonts w:ascii="Times New Roman" w:hAnsi="Times New Roman" w:cs="Times New Roman"/>
+          <w:sz w:val="28"/>
+          <w:szCs w:val="28"/>
+        </w:rPr>
+      </w:pPr>
+    </w:p>
+    <w:p>
+      <w:pPr>
+        <w:pStyle w:val="a7"/>
+        <w:spacing w:after="0" w:line="360" w:lineRule="auto"/>
+        <w:ind w:left="0" w:firstLine="709"/>
+        <w:jc w:val="both"/>
+        <w:rPr>
+          <w:rFonts w:ascii="Times New Roman" w:hAnsi="Times New Roman" w:cs="Times New Roman"/>
+          <w:sz w:val="28"/>
+          <w:szCs w:val="28"/>
+        </w:rPr>
+      </w:pPr>
+      <w:r>
+        <w:rPr>
+          <w:rFonts w:ascii="Times New Roman" w:hAnsi="Times New Roman" w:cs="Times New Roman"/>
+          <w:sz w:val="28"/>
+          <w:szCs w:val="28"/>
+        </w:rPr>
+        <w:t>Были построены диаграммы состояний, показывающие изменения состояния ключевых объектов системы: диаграмма состояния Сезонного Предмета отражает его жизненный цикл от создания и активации до истечения срока, конвертации или архивации; диаграмма состояния Сезона демонстрирует этапы от планирования и активной фазы до завершения и пост-обработки данных (рисунок 9–10).</w:t>
+      </w:r>
+    </w:p>
+    <w:p>
+      <w:pPr>
+        <w:pStyle w:val="a7"/>
+        <w:spacing w:after="0" w:line="360" w:lineRule="auto"/>
+        <w:ind w:left="0" w:firstLine="709"/>
+        <w:jc w:val="both"/>
+        <w:rPr>
+          <w:rFonts w:ascii="Times New Roman" w:hAnsi="Times New Roman" w:cs="Times New Roman"/>
+          <w:sz w:val="28"/>
+          <w:szCs w:val="28"/>
+        </w:rPr>
+      </w:pPr>
+    </w:p>
+    <w:p>
+      <w:pPr>
+        <w:pStyle w:val="a7"/>
+        <w:spacing w:after="0" w:line="360" w:lineRule="auto"/>
+        <w:ind w:left="0" w:firstLine="709"/>
+        <w:jc w:val="both"/>
+        <w:rPr>
+          <w:rFonts w:ascii="Times New Roman" w:hAnsi="Times New Roman" w:cs="Times New Roman"/>
+          <w:sz w:val="28"/>
+          <w:szCs w:val="28"/>
+        </w:rPr>
+      </w:pPr>
+      <w:r>
+        <w:rPr>
+          <w:rFonts w:ascii="Times New Roman" w:hAnsi="Times New Roman" w:cs="Times New Roman"/>
+          <w:sz w:val="28"/>
+          <w:szCs w:val="28"/>
+        </w:rPr>
+        <w:t>Рисунок 9 – Диаграмма состояния Сезонного Предмета</w:t>
+      </w:r>
+    </w:p>
+    <w:p>
+      <w:pPr>
+        <w:pStyle w:val="a7"/>
+        <w:spacing w:after="0" w:line="360" w:lineRule="auto"/>
+        <w:ind w:left="0" w:firstLine="709"/>
+        <w:jc w:val="both"/>
+        <w:rPr>
+          <w:rFonts w:ascii="Times New Roman" w:hAnsi="Times New Roman" w:cs="Times New Roman"/>
+          <w:sz w:val="28"/>
+          <w:szCs w:val="28"/>
+        </w:rPr>
+      </w:pPr>
+    </w:p>
+    <w:p>
+      <w:pPr>
+        <w:pStyle w:val="a7"/>
+        <w:spacing w:after="0" w:line="360" w:lineRule="auto"/>
+        <w:ind w:left="0" w:firstLine="709"/>
+        <w:jc w:val="both"/>
+        <w:rPr>
+          <w:rFonts w:ascii="Times New Roman" w:hAnsi="Times New Roman" w:cs="Times New Roman"/>
+          <w:sz w:val="28"/>
+          <w:szCs w:val="28"/>
+        </w:rPr>
+      </w:pPr>
+      <w:r>
+        <w:rPr>
+          <w:rFonts w:ascii="Times New Roman" w:hAnsi="Times New Roman" w:cs="Times New Roman"/>
+          <w:sz w:val="28"/>
+          <w:szCs w:val="28"/>
+        </w:rPr>
+        <w:t>Рисунок 10 – Диаграмма состояния Сезона</w:t>
+      </w:r>
+    </w:p>
+    <w:p>
+      <w:pPr>
+        <w:pStyle w:val="a7"/>
+        <w:spacing w:after="0" w:line="360" w:lineRule="auto"/>
+        <w:ind w:left="0" w:firstLine="709"/>
+        <w:jc w:val="both"/>
+        <w:rPr>
+          <w:rFonts w:ascii="Times New Roman" w:hAnsi="Times New Roman" w:cs="Times New Roman"/>
+          <w:sz w:val="28"/>
+          <w:szCs w:val="28"/>
+        </w:rPr>
+      </w:pPr>
+    </w:p>
+    <w:p>
+      <w:pPr>
+        <w:pStyle w:val="a7"/>
+        <w:spacing w:after="0" w:line="360" w:lineRule="auto"/>
+        <w:ind w:left="0" w:firstLine="709"/>
+        <w:jc w:val="both"/>
+        <w:rPr>
+          <w:rFonts w:ascii="Times New Roman" w:hAnsi="Times New Roman" w:cs="Times New Roman"/>
+          <w:sz w:val="28"/>
+          <w:szCs w:val="28"/>
+        </w:rPr>
+      </w:pPr>
+      <w:r>
+        <w:rPr>
+          <w:rFonts w:ascii="Times New Roman" w:hAnsi="Times New Roman" w:cs="Times New Roman"/>
+          <w:sz w:val="28"/>
+          <w:szCs w:val="28"/>
+        </w:rPr>
+        <w:lastRenderedPageBreak/>
+        <w:t>Были созданы диаграммы последовательности, которые описывают ключевые процессы системы:</w:t>
+      </w:r>
+    </w:p>
+    <w:p>
+      <w:pPr>
+        <w:pStyle w:val="a7"/>
+        <w:spacing w:after="0" w:line="360" w:lineRule="auto"/>
+        <w:ind w:left="0" w:firstLine="709"/>
+        <w:jc w:val="both"/>
+        <w:rPr>
+          <w:rFonts w:ascii="Times New Roman" w:hAnsi="Times New Roman" w:cs="Times New Roman"/>
+          <w:sz w:val="28"/>
+          <w:szCs w:val="28"/>
+        </w:rPr>
+      </w:pPr>
+    </w:p>
+    <w:p>
+      <w:pPr>
+        <w:pStyle w:val="a7"/>
+        <w:spacing w:after="0" w:line="360" w:lineRule="auto"/>
+        <w:ind w:left="0" w:firstLine="709"/>
+        <w:jc w:val="both"/>
+        <w:rPr>
+          <w:rFonts w:ascii="Times New Roman" w:hAnsi="Times New Roman" w:cs="Times New Roman"/>
+          <w:sz w:val="28"/>
+          <w:szCs w:val="28"/>
+        </w:rPr>
+      </w:pPr>
+      <w:r>
+        <w:rPr>
+          <w:rFonts w:ascii="Times New Roman" w:hAnsi="Times New Roman" w:cs="Times New Roman"/>
+          <w:sz w:val="28"/>
+          <w:szCs w:val="28"/>
+        </w:rPr>
+        <w:t>Sequence-диаграмма завершения сезона и массовой конвертации предметов демонстрирует взаимодействие сервиса таймеров, движка правил, базы данных и сервиса уведомлений при обработке окончания сезонного периода.</w:t>
+      </w:r>
+    </w:p>
+    <w:p>
+      <w:pPr>
+        <w:pStyle w:val="a7"/>
+        <w:spacing w:after="0" w:line="360" w:lineRule="auto"/>
+        <w:ind w:left="0" w:firstLine="709"/>
+        <w:jc w:val="both"/>
+        <w:rPr>
+          <w:rFonts w:ascii="Times New Roman" w:hAnsi="Times New Roman" w:cs="Times New Roman"/>
+          <w:sz w:val="28"/>
+          <w:szCs w:val="28"/>
+        </w:rPr>
+      </w:pPr>
+    </w:p>
+    <w:p>
+      <w:pPr>
+        <w:pStyle w:val="a7"/>
+        <w:spacing w:after="0" w:line="360" w:lineRule="auto"/>
+        <w:ind w:left="0" w:firstLine="709"/>
+        <w:jc w:val="both"/>
+        <w:rPr>
+          <w:rFonts w:ascii="Times New Roman" w:hAnsi="Times New Roman" w:cs="Times New Roman"/>
+          <w:sz w:val="28"/>
+          <w:szCs w:val="28"/>
+        </w:rPr>
+      </w:pPr>
+      <w:r>
+        <w:rPr>
+          <w:rFonts w:ascii="Times New Roman" w:hAnsi="Times New Roman" w:cs="Times New Roman"/>
+          <w:sz w:val="28"/>
+          <w:szCs w:val="28"/>
+        </w:rPr>
+        <w:t>Sequence-диаграмма проверки и применения правил к единичному предмету показывает процесс запроса текущего состояния предмета, выбора подходящего правила конвертации, выполнения операции и фиксации результата.</w:t>
+      </w:r>
+    </w:p>
+    <w:p>
+      <w:pPr>
+        <w:pStyle w:val="a7"/>
+        <w:spacing w:after="0" w:line="360" w:lineRule="auto"/>
+        <w:ind w:left="0" w:firstLine="709"/>
+        <w:jc w:val="both"/>
+        <w:rPr>
+          <w:rFonts w:ascii="Times New Roman" w:hAnsi="Times New Roman" w:cs="Times New Roman"/>
+          <w:sz w:val="28"/>
+          <w:szCs w:val="28"/>
+        </w:rPr>
+      </w:pPr>
+    </w:p>
+    <w:p>
+      <w:pPr>
+        <w:pStyle w:val="a7"/>
+        <w:spacing w:after="0" w:line="360" w:lineRule="auto"/>
+        <w:ind w:left="0" w:firstLine="709"/>
+        <w:jc w:val="both"/>
+        <w:rPr>
+          <w:rFonts w:ascii="Times New Roman" w:hAnsi="Times New Roman" w:cs="Times New Roman"/>
+          <w:sz w:val="28"/>
+          <w:szCs w:val="28"/>
+        </w:rPr>
+      </w:pPr>
+      <w:r>
+        <w:rPr>
+          <w:rFonts w:ascii="Times New Roman" w:hAnsi="Times New Roman" w:cs="Times New Roman"/>
+          <w:sz w:val="28"/>
+          <w:szCs w:val="28"/>
+        </w:rPr>
+        <w:t>Sequence Diagram «Полный цикл предмета» иллюстрирует сквозное взаимодействие всех участников и систем — от создания правила конфигурации администратором и получения предмета игроком до его автоматической конвертации и отправки итогового уведомления (рисунок 11–13).</w:t>
+      </w:r>
+    </w:p>
+    <w:p>
+      <w:pPr>
+        <w:pStyle w:val="a7"/>
+        <w:spacing w:after="0" w:line="360" w:lineRule="auto"/>
+        <w:ind w:left="0" w:firstLine="709"/>
+        <w:jc w:val="both"/>
+        <w:rPr>
+          <w:rFonts w:ascii="Times New Roman" w:hAnsi="Times New Roman" w:cs="Times New Roman"/>
+          <w:sz w:val="28"/>
+          <w:szCs w:val="28"/>
+        </w:rPr>
+      </w:pPr>
+    </w:p>
+    <w:p>
+      <w:pPr>
+        <w:pStyle w:val="a7"/>
+        <w:spacing w:after="0" w:line="360" w:lineRule="auto"/>
+        <w:ind w:left="0" w:firstLine="709"/>
+        <w:jc w:val="both"/>
+        <w:rPr>
+          <w:rFonts w:ascii="Times New Roman" w:hAnsi="Times New Roman" w:cs="Times New Roman"/>
+          <w:sz w:val="28"/>
+          <w:szCs w:val="28"/>
+        </w:rPr>
+      </w:pPr>
+      <w:r>
+        <w:rPr>
+          <w:rFonts w:ascii="Times New Roman" w:hAnsi="Times New Roman" w:cs="Times New Roman"/>
+          <w:sz w:val="28"/>
+          <w:szCs w:val="28"/>
+        </w:rPr>
+        <w:t>Рисунок 11 – Sequence-диаграмма завершения сезона и массовой конвертации предметов</w:t>
+      </w:r>
+    </w:p>
+    <w:p>
+      <w:pPr>
+        <w:pStyle w:val="a7"/>
+        <w:spacing w:after="0" w:line="360" w:lineRule="auto"/>
+        <w:ind w:left="0" w:firstLine="709"/>
+        <w:jc w:val="both"/>
+        <w:rPr>
+          <w:rFonts w:ascii="Times New Roman" w:hAnsi="Times New Roman" w:cs="Times New Roman"/>
+          <w:sz w:val="28"/>
+          <w:szCs w:val="28"/>
+        </w:rPr>
+      </w:pPr>
+    </w:p>
+    <w:p>
+      <w:pPr>
+        <w:pStyle w:val="a7"/>
+        <w:spacing w:after="0" w:line="360" w:lineRule="auto"/>
+        <w:ind w:left="0" w:firstLine="709"/>
+        <w:jc w:val="both"/>
+        <w:rPr>
+          <w:rFonts w:ascii="Times New Roman" w:hAnsi="Times New Roman" w:cs="Times New Roman"/>
+          <w:sz w:val="28"/>
+          <w:szCs w:val="28"/>
+        </w:rPr>
+      </w:pPr>
+      <w:r>
+        <w:rPr>
+          <w:rFonts w:ascii="Times New Roman" w:hAnsi="Times New Roman" w:cs="Times New Roman"/>
+          <w:sz w:val="28"/>
+          <w:szCs w:val="28"/>
+        </w:rPr>
+        <w:t>Рисунок 12 – Sequence-диаграмма проверки и применения правил к единичному предмету</w:t>
+      </w:r>
+    </w:p>
+    <w:p>
+      <w:pPr>
+        <w:pStyle w:val="a7"/>
+        <w:spacing w:after="0" w:line="360" w:lineRule="auto"/>
+        <w:ind w:left="0" w:firstLine="709"/>
+        <w:jc w:val="both"/>
+        <w:rPr>
+          <w:rFonts w:ascii="Times New Roman" w:hAnsi="Times New Roman" w:cs="Times New Roman"/>
+          <w:sz w:val="28"/>
+          <w:szCs w:val="28"/>
+        </w:rPr>
+      </w:pPr>
+    </w:p>
+    <w:p>
+      <w:pPr>
+        <w:pStyle w:val="a7"/>
+        <w:spacing w:after="0" w:line="360" w:lineRule="auto"/>
+        <w:ind w:left="0" w:firstLine="709"/>
+        <w:jc w:val="both"/>
+        <w:rPr>
+          <w:rFonts w:ascii="Times New Roman" w:hAnsi="Times New Roman" w:cs="Times New Roman"/>
+          <w:sz w:val="28"/>
+          <w:szCs w:val="28"/>
+        </w:rPr>
+      </w:pPr>
+      <w:r>
+        <w:rPr>
+          <w:rFonts w:ascii="Times New Roman" w:hAnsi="Times New Roman" w:cs="Times New Roman"/>
+          <w:sz w:val="28"/>
+          <w:szCs w:val="28"/>
+        </w:rPr>
+        <w:t>Рисунок 13 – Sequence Diagram «Полный цикл предмета»</w:t>
+      </w:r>
     </w:p>
     <w:p>
       <w:pPr>
@@ -2629,6 +5524,7 @@
     <w:p>
       <w:pPr>
         <w:pStyle w:val="a7"/>
+        <w:spacing w:after="0" w:line="360" w:lineRule="auto"/>
         <w:ind w:left="0" w:firstLine="709"/>
         <w:jc w:val="both"/>
         <w:rPr>
@@ -2637,6 +5533,314 @@
           <w:szCs w:val="28"/>
         </w:rPr>
       </w:pPr>
+      <w:r>
+        <w:rPr>
+          <w:rFonts w:ascii="Times New Roman" w:hAnsi="Times New Roman" w:cs="Times New Roman"/>
+          <w:sz w:val="28"/>
+          <w:szCs w:val="28"/>
+        </w:rPr>
+        <w:t>Была создана ERD-диаграмма, описывающая связи между ключевыми сущностями системы и представляющая логическую модель базы данных для управления механикой сезонных предметов (рисунок 14).</w:t>
+      </w:r>
+    </w:p>
+    <w:p>
+      <w:pPr>
+        <w:pStyle w:val="a7"/>
+        <w:spacing w:after="0" w:line="360" w:lineRule="auto"/>
+        <w:ind w:left="0" w:firstLine="709"/>
+        <w:jc w:val="both"/>
+        <w:rPr>
+          <w:rFonts w:ascii="Times New Roman" w:hAnsi="Times New Roman" w:cs="Times New Roman"/>
+          <w:sz w:val="28"/>
+          <w:szCs w:val="28"/>
+        </w:rPr>
+      </w:pPr>
+    </w:p>
+    <w:p>
+      <w:pPr>
+        <w:pStyle w:val="a7"/>
+        <w:spacing w:after="0" w:line="360" w:lineRule="auto"/>
+        <w:ind w:left="0" w:firstLine="709"/>
+        <w:jc w:val="both"/>
+        <w:rPr>
+          <w:rFonts w:ascii="Times New Roman" w:hAnsi="Times New Roman" w:cs="Times New Roman"/>
+          <w:sz w:val="28"/>
+          <w:szCs w:val="28"/>
+          <w:lang w:val="en-US"/>
+        </w:rPr>
+      </w:pPr>
+      <w:r>
+        <w:rPr>
+          <w:rFonts w:ascii="Times New Roman" w:hAnsi="Times New Roman" w:cs="Times New Roman"/>
+          <w:sz w:val="28"/>
+          <w:szCs w:val="28"/>
+        </w:rPr>
+        <w:t>Рисунок</w:t>
+      </w:r>
+      <w:r>
+        <w:rPr>
+          <w:rFonts w:ascii="Times New Roman" w:hAnsi="Times New Roman" w:cs="Times New Roman"/>
+          <w:sz w:val="28"/>
+          <w:szCs w:val="28"/>
+          <w:lang w:val="en-US"/>
+        </w:rPr>
+        <w:t xml:space="preserve"> 14 – ERD-</w:t>
+      </w:r>
+      <w:r>
+        <w:rPr>
+          <w:rFonts w:ascii="Times New Roman" w:hAnsi="Times New Roman" w:cs="Times New Roman"/>
+          <w:sz w:val="28"/>
+          <w:szCs w:val="28"/>
+        </w:rPr>
+        <w:t>диаграмма</w:t>
+      </w:r>
+      <w:r>
+        <w:rPr>
+          <w:rFonts w:ascii="Times New Roman" w:hAnsi="Times New Roman" w:cs="Times New Roman"/>
+          <w:sz w:val="28"/>
+          <w:szCs w:val="28"/>
+          <w:lang w:val="en-US"/>
+        </w:rPr>
+        <w:t xml:space="preserve"> (Entity-Relationship Diagram)</w:t>
+      </w:r>
+    </w:p>
+    <w:p>
+      <w:pPr>
+        <w:pStyle w:val="a7"/>
+        <w:spacing w:after="0" w:line="360" w:lineRule="auto"/>
+        <w:ind w:left="0" w:firstLine="709"/>
+        <w:jc w:val="both"/>
+        <w:rPr>
+          <w:rFonts w:ascii="Times New Roman" w:hAnsi="Times New Roman" w:cs="Times New Roman"/>
+          <w:sz w:val="28"/>
+          <w:szCs w:val="28"/>
+          <w:lang w:val="en-US"/>
+        </w:rPr>
+      </w:pPr>
+    </w:p>
+    <w:p>
+      <w:pPr>
+        <w:pStyle w:val="a7"/>
+        <w:spacing w:after="0" w:line="360" w:lineRule="auto"/>
+        <w:ind w:left="0" w:firstLine="709"/>
+        <w:jc w:val="both"/>
+        <w:rPr>
+          <w:rFonts w:ascii="Times New Roman" w:hAnsi="Times New Roman" w:cs="Times New Roman"/>
+          <w:sz w:val="28"/>
+          <w:szCs w:val="28"/>
+        </w:rPr>
+      </w:pPr>
+      <w:r>
+        <w:rPr>
+          <w:rFonts w:ascii="Times New Roman" w:hAnsi="Times New Roman" w:cs="Times New Roman"/>
+          <w:sz w:val="28"/>
+          <w:szCs w:val="28"/>
+        </w:rPr>
+        <w:t>Диаграмма отражает следующие основные сущности и их взаимосвязи:</w:t>
+      </w:r>
+    </w:p>
+    <w:p>
+      <w:pPr>
+        <w:pStyle w:val="a7"/>
+        <w:spacing w:after="0" w:line="360" w:lineRule="auto"/>
+        <w:ind w:left="0" w:firstLine="709"/>
+        <w:jc w:val="both"/>
+        <w:rPr>
+          <w:rFonts w:ascii="Times New Roman" w:hAnsi="Times New Roman" w:cs="Times New Roman"/>
+          <w:sz w:val="28"/>
+          <w:szCs w:val="28"/>
+        </w:rPr>
+      </w:pPr>
+    </w:p>
+    <w:p>
+      <w:pPr>
+        <w:pStyle w:val="a7"/>
+        <w:spacing w:after="0" w:line="360" w:lineRule="auto"/>
+        <w:ind w:left="0" w:firstLine="709"/>
+        <w:jc w:val="both"/>
+        <w:rPr>
+          <w:rFonts w:ascii="Times New Roman" w:hAnsi="Times New Roman" w:cs="Times New Roman"/>
+          <w:sz w:val="28"/>
+          <w:szCs w:val="28"/>
+        </w:rPr>
+      </w:pPr>
+      <w:r>
+        <w:rPr>
+          <w:rFonts w:ascii="Times New Roman" w:hAnsi="Times New Roman" w:cs="Times New Roman"/>
+          <w:sz w:val="28"/>
+          <w:szCs w:val="28"/>
+        </w:rPr>
+        <w:t>Сезон (Season) – центральная сущность, содержащая параметры временного периода.</w:t>
+      </w:r>
+    </w:p>
+    <w:p>
+      <w:pPr>
+        <w:pStyle w:val="a7"/>
+        <w:spacing w:after="0" w:line="360" w:lineRule="auto"/>
+        <w:ind w:left="0" w:firstLine="709"/>
+        <w:jc w:val="both"/>
+        <w:rPr>
+          <w:rFonts w:ascii="Times New Roman" w:hAnsi="Times New Roman" w:cs="Times New Roman"/>
+          <w:sz w:val="28"/>
+          <w:szCs w:val="28"/>
+        </w:rPr>
+      </w:pPr>
+    </w:p>
+    <w:p>
+      <w:pPr>
+        <w:pStyle w:val="a7"/>
+        <w:spacing w:after="0" w:line="360" w:lineRule="auto"/>
+        <w:ind w:left="0" w:firstLine="709"/>
+        <w:jc w:val="both"/>
+        <w:rPr>
+          <w:rFonts w:ascii="Times New Roman" w:hAnsi="Times New Roman" w:cs="Times New Roman"/>
+          <w:sz w:val="28"/>
+          <w:szCs w:val="28"/>
+        </w:rPr>
+      </w:pPr>
+      <w:r>
+        <w:rPr>
+          <w:rFonts w:ascii="Times New Roman" w:hAnsi="Times New Roman" w:cs="Times New Roman"/>
+          <w:sz w:val="28"/>
+          <w:szCs w:val="28"/>
+        </w:rPr>
+        <w:t>Сезонный предмет (Seasonal Item) – сущность, связанная с сезоном и хранящая состояние каждого предмета у игрока.</w:t>
+      </w:r>
+    </w:p>
+    <w:p>
+      <w:pPr>
+        <w:pStyle w:val="a7"/>
+        <w:spacing w:after="0" w:line="360" w:lineRule="auto"/>
+        <w:ind w:left="0" w:firstLine="709"/>
+        <w:jc w:val="both"/>
+        <w:rPr>
+          <w:rFonts w:ascii="Times New Roman" w:hAnsi="Times New Roman" w:cs="Times New Roman"/>
+          <w:sz w:val="28"/>
+          <w:szCs w:val="28"/>
+        </w:rPr>
+      </w:pPr>
+    </w:p>
+    <w:p>
+      <w:pPr>
+        <w:pStyle w:val="a7"/>
+        <w:spacing w:after="0" w:line="360" w:lineRule="auto"/>
+        <w:ind w:left="0" w:firstLine="709"/>
+        <w:jc w:val="both"/>
+        <w:rPr>
+          <w:rFonts w:ascii="Times New Roman" w:hAnsi="Times New Roman" w:cs="Times New Roman"/>
+          <w:sz w:val="28"/>
+          <w:szCs w:val="28"/>
+        </w:rPr>
+      </w:pPr>
+      <w:r>
+        <w:rPr>
+          <w:rFonts w:ascii="Times New Roman" w:hAnsi="Times New Roman" w:cs="Times New Roman"/>
+          <w:sz w:val="28"/>
+          <w:szCs w:val="28"/>
+        </w:rPr>
+        <w:t>Правило конвертации (Conversion Rule) – сущность, определяющая условия и результат преобразования предмета по окончании сезона.</w:t>
+      </w:r>
+    </w:p>
+    <w:p>
+      <w:pPr>
+        <w:pStyle w:val="a7"/>
+        <w:spacing w:after="0" w:line="360" w:lineRule="auto"/>
+        <w:ind w:left="0" w:firstLine="709"/>
+        <w:jc w:val="both"/>
+        <w:rPr>
+          <w:rFonts w:ascii="Times New Roman" w:hAnsi="Times New Roman" w:cs="Times New Roman"/>
+          <w:sz w:val="28"/>
+          <w:szCs w:val="28"/>
+        </w:rPr>
+      </w:pPr>
+    </w:p>
+    <w:p>
+      <w:pPr>
+        <w:pStyle w:val="a7"/>
+        <w:spacing w:after="0" w:line="360" w:lineRule="auto"/>
+        <w:ind w:left="0" w:firstLine="709"/>
+        <w:jc w:val="both"/>
+        <w:rPr>
+          <w:rFonts w:ascii="Times New Roman" w:hAnsi="Times New Roman" w:cs="Times New Roman"/>
+          <w:sz w:val="28"/>
+          <w:szCs w:val="28"/>
+        </w:rPr>
+      </w:pPr>
+      <w:r>
+        <w:rPr>
+          <w:rFonts w:ascii="Times New Roman" w:hAnsi="Times New Roman" w:cs="Times New Roman"/>
+          <w:sz w:val="28"/>
+          <w:szCs w:val="28"/>
+        </w:rPr>
+        <w:t>Игрок (Player) – сущность, представляющая пользователя, владеющего предметами.</w:t>
+      </w:r>
+    </w:p>
+    <w:p>
+      <w:pPr>
+        <w:pStyle w:val="a7"/>
+        <w:spacing w:after="0" w:line="360" w:lineRule="auto"/>
+        <w:ind w:left="0" w:firstLine="709"/>
+        <w:jc w:val="both"/>
+        <w:rPr>
+          <w:rFonts w:ascii="Times New Roman" w:hAnsi="Times New Roman" w:cs="Times New Roman"/>
+          <w:sz w:val="28"/>
+          <w:szCs w:val="28"/>
+        </w:rPr>
+      </w:pPr>
+    </w:p>
+    <w:p>
+      <w:pPr>
+        <w:pStyle w:val="a7"/>
+        <w:spacing w:after="0" w:line="360" w:lineRule="auto"/>
+        <w:ind w:left="0" w:firstLine="709"/>
+        <w:jc w:val="both"/>
+        <w:rPr>
+          <w:rFonts w:ascii="Times New Roman" w:hAnsi="Times New Roman" w:cs="Times New Roman"/>
+          <w:sz w:val="28"/>
+          <w:szCs w:val="28"/>
+        </w:rPr>
+      </w:pPr>
+      <w:r>
+        <w:rPr>
+          <w:rFonts w:ascii="Times New Roman" w:hAnsi="Times New Roman" w:cs="Times New Roman"/>
+          <w:sz w:val="28"/>
+          <w:szCs w:val="28"/>
+        </w:rPr>
+        <w:t>Журнал операций (Audit Log) – сущность для фиксации всех изменений состояний предметов и правил.</w:t>
+      </w:r>
+    </w:p>
+    <w:p>
+      <w:pPr>
+        <w:pStyle w:val="a7"/>
+        <w:spacing w:after="0" w:line="360" w:lineRule="auto"/>
+        <w:ind w:left="0" w:firstLine="709"/>
+        <w:jc w:val="both"/>
+        <w:rPr>
+          <w:rFonts w:ascii="Times New Roman" w:hAnsi="Times New Roman" w:cs="Times New Roman"/>
+          <w:sz w:val="28"/>
+          <w:szCs w:val="28"/>
+        </w:rPr>
+      </w:pPr>
+    </w:p>
+    <w:p>
+      <w:pPr>
+        <w:pStyle w:val="a7"/>
+        <w:spacing w:after="0" w:line="360" w:lineRule="auto"/>
+        <w:ind w:left="0" w:firstLine="709"/>
+        <w:jc w:val="both"/>
+        <w:rPr>
+          <w:rFonts w:ascii="Times New Roman" w:hAnsi="Times New Roman" w:cs="Times New Roman"/>
+          <w:sz w:val="28"/>
+          <w:szCs w:val="28"/>
+        </w:rPr>
+      </w:pPr>
+      <w:r>
+        <w:rPr>
+          <w:rFonts w:ascii="Times New Roman" w:hAnsi="Times New Roman" w:cs="Times New Roman"/>
+          <w:sz w:val="28"/>
+          <w:szCs w:val="28"/>
+        </w:rPr>
+        <w:t>Связи между сущностями организованы таким образом, чтобы обеспечивать целостность данных, отслеживание жизненного цикла предметов и аудит всех автоматизированных операций системы.</w:t>
+      </w:r>
     </w:p>
     <w:p>
       <w:pPr>
@@ -2673,6 +5877,7 @@
     <w:p>
       <w:pPr>
         <w:pStyle w:val="a7"/>
+        <w:spacing w:after="0" w:line="360" w:lineRule="auto"/>
         <w:ind w:left="0" w:firstLine="709"/>
         <w:jc w:val="both"/>
         <w:rPr>
@@ -2681,9 +5886,173 @@
           <w:szCs w:val="28"/>
         </w:rPr>
       </w:pPr>
-    </w:p>
-    <w:p>
-      <w:pPr>
+      <w:r>
+        <w:rPr>
+          <w:rFonts w:ascii="Times New Roman" w:hAnsi="Times New Roman" w:cs="Times New Roman"/>
+          <w:sz w:val="28"/>
+          <w:szCs w:val="28"/>
+        </w:rPr>
+        <w:t xml:space="preserve">В качестве архитектурного подхода для системы управления механикой сезонных предметов было принято решение о разработке серверной платформы, построенной на микросервисной архитектуре, что обеспечивает высокую гибкость, поддерживаемость и независимое масштабирование компонентов. Для взаимодействия между микросервисами выбрана событийно-ориентированная архитектура (Event-Driven Architecture), позволяющая эффективно обрабатывать асинхронные события (например, истечение срока действия </w:t>
+      </w:r>
+      <w:r>
+        <w:rPr>
+          <w:rFonts w:ascii="Times New Roman" w:hAnsi="Times New Roman" w:cs="Times New Roman"/>
+          <w:sz w:val="28"/>
+          <w:szCs w:val="28"/>
+        </w:rPr>
+        <w:lastRenderedPageBreak/>
+        <w:t>предмета, завершение сезона) и обеспечивать слабую связанность компонентов, повышая общую отказоустойчивость системы.</w:t>
+      </w:r>
+    </w:p>
+    <w:p>
+      <w:pPr>
+        <w:pStyle w:val="a7"/>
+        <w:spacing w:after="0" w:line="360" w:lineRule="auto"/>
+        <w:ind w:left="0" w:firstLine="709"/>
+        <w:jc w:val="both"/>
+        <w:rPr>
+          <w:rFonts w:ascii="Times New Roman" w:hAnsi="Times New Roman" w:cs="Times New Roman"/>
+          <w:sz w:val="28"/>
+          <w:szCs w:val="28"/>
+        </w:rPr>
+      </w:pPr>
+    </w:p>
+    <w:p>
+      <w:pPr>
+        <w:pStyle w:val="a7"/>
+        <w:spacing w:after="0" w:line="360" w:lineRule="auto"/>
+        <w:ind w:left="0" w:firstLine="709"/>
+        <w:jc w:val="both"/>
+        <w:rPr>
+          <w:rFonts w:ascii="Times New Roman" w:hAnsi="Times New Roman" w:cs="Times New Roman"/>
+          <w:sz w:val="28"/>
+          <w:szCs w:val="28"/>
+        </w:rPr>
+      </w:pPr>
+      <w:r>
+        <w:rPr>
+          <w:rFonts w:ascii="Times New Roman" w:hAnsi="Times New Roman" w:cs="Times New Roman"/>
+          <w:sz w:val="28"/>
+          <w:szCs w:val="28"/>
+        </w:rPr>
+        <w:t>При выборе подхода для координации распределённых процессов, таких как массовая конвертация предметов по окончании сезона, обновление баланс-метрик и рассылка уведомлений, рассматривались варианты хореографии и оркестрации. В пользу оркестрации был выбран централизованный контроль за сложной последовательностью действий и возможность гарантированного выполнения компенсационных операций (компенсирующих транзакций) в случае ошибок на любом этапе. Для этого применён паттерн Saga, где центральный сервис-оркестратор (Season Orchestrator) управляет выполнением распределённого бизнес-процесса, координируя работу специализированных сервисов (правил, конвертации, баланса, уведомлений).</w:t>
+      </w:r>
+    </w:p>
+    <w:p>
+      <w:pPr>
+        <w:pStyle w:val="a7"/>
+        <w:spacing w:after="0" w:line="360" w:lineRule="auto"/>
+        <w:ind w:left="0" w:firstLine="709"/>
+        <w:jc w:val="both"/>
+        <w:rPr>
+          <w:rFonts w:ascii="Times New Roman" w:hAnsi="Times New Roman" w:cs="Times New Roman"/>
+          <w:sz w:val="28"/>
+          <w:szCs w:val="28"/>
+        </w:rPr>
+      </w:pPr>
+    </w:p>
+    <w:p>
+      <w:pPr>
+        <w:pStyle w:val="a7"/>
+        <w:spacing w:after="0" w:line="360" w:lineRule="auto"/>
+        <w:ind w:left="0" w:firstLine="709"/>
+        <w:jc w:val="both"/>
+        <w:rPr>
+          <w:rFonts w:ascii="Times New Roman" w:hAnsi="Times New Roman" w:cs="Times New Roman"/>
+          <w:sz w:val="28"/>
+          <w:szCs w:val="28"/>
+        </w:rPr>
+      </w:pPr>
+      <w:r>
+        <w:rPr>
+          <w:rFonts w:ascii="Times New Roman" w:hAnsi="Times New Roman" w:cs="Times New Roman"/>
+          <w:sz w:val="28"/>
+          <w:szCs w:val="28"/>
+        </w:rPr>
+        <w:t>Для решения задачи гарантированной доставки событий и поддержания согласованности между транзакциями в базе данных состояний предметов и публикацией событий в брокер сообщений рассматривался Outbox-паттерн. Однако его прямое использование может создавать сложности при высокой нагрузке и в условиях множества инстансов сервисов. В качестве более надежного и практичного решения для данной предметной области выбран Debezium Connector, который обеспечивает отслеживание изменений в журнале транзакций базы данных (CDC — Change Data Capture) и автоматическую публикацию соответствующих событий в шину сообщений (например, Kafka). Это гарантирует, что ни одно изменение состояния предмета не будет потеряно и будет обработано соответствующими подписчиками.</w:t>
+      </w:r>
+    </w:p>
+    <w:p>
+      <w:pPr>
+        <w:pStyle w:val="a7"/>
+        <w:spacing w:after="0" w:line="360" w:lineRule="auto"/>
+        <w:ind w:left="0" w:firstLine="709"/>
+        <w:jc w:val="both"/>
+        <w:rPr>
+          <w:rFonts w:ascii="Times New Roman" w:hAnsi="Times New Roman" w:cs="Times New Roman"/>
+          <w:sz w:val="28"/>
+          <w:szCs w:val="28"/>
+        </w:rPr>
+      </w:pPr>
+    </w:p>
+    <w:p>
+      <w:pPr>
+        <w:pStyle w:val="a7"/>
+        <w:spacing w:after="0" w:line="360" w:lineRule="auto"/>
+        <w:ind w:left="0" w:firstLine="709"/>
+        <w:jc w:val="both"/>
+        <w:rPr>
+          <w:rFonts w:ascii="Times New Roman" w:hAnsi="Times New Roman" w:cs="Times New Roman"/>
+          <w:sz w:val="28"/>
+          <w:szCs w:val="28"/>
+        </w:rPr>
+      </w:pPr>
+      <w:r>
+        <w:rPr>
+          <w:rFonts w:ascii="Times New Roman" w:hAnsi="Times New Roman" w:cs="Times New Roman"/>
+          <w:sz w:val="28"/>
+          <w:szCs w:val="28"/>
+        </w:rPr>
+        <w:t xml:space="preserve">Для комплексной визуализации архитектуры была построена ArchiMate-диаграмма, включающая уровни Motivation (Цели), Business (Бизнес-процессы), Application (Прикладные сервисы), Technology (Технологии) и Implementation &amp; Migration (Внедрение). Это позволяет наглядно представить </w:t>
+      </w:r>
+      <w:r>
+        <w:rPr>
+          <w:rFonts w:ascii="Times New Roman" w:hAnsi="Times New Roman" w:cs="Times New Roman"/>
+          <w:sz w:val="28"/>
+          <w:szCs w:val="28"/>
+        </w:rPr>
+        <w:lastRenderedPageBreak/>
+        <w:t>все компоненты системы, их взаимосвязи, а также стратегию и этапы реализации (рисунок 15).</w:t>
+      </w:r>
+    </w:p>
+    <w:p>
+      <w:pPr>
+        <w:pStyle w:val="a7"/>
+        <w:spacing w:after="0" w:line="360" w:lineRule="auto"/>
+        <w:ind w:left="0" w:firstLine="709"/>
+        <w:jc w:val="both"/>
+        <w:rPr>
+          <w:rFonts w:ascii="Times New Roman" w:hAnsi="Times New Roman" w:cs="Times New Roman"/>
+          <w:sz w:val="28"/>
+          <w:szCs w:val="28"/>
+        </w:rPr>
+      </w:pPr>
+    </w:p>
+    <w:p>
+      <w:pPr>
+        <w:pStyle w:val="a7"/>
+        <w:spacing w:after="0" w:line="360" w:lineRule="auto"/>
+        <w:ind w:left="0" w:firstLine="709"/>
+        <w:jc w:val="both"/>
+        <w:rPr>
+          <w:rFonts w:ascii="Times New Roman" w:hAnsi="Times New Roman" w:cs="Times New Roman"/>
+          <w:sz w:val="28"/>
+          <w:szCs w:val="28"/>
+        </w:rPr>
+      </w:pPr>
+      <w:r>
+        <w:rPr>
+          <w:rFonts w:ascii="Times New Roman" w:hAnsi="Times New Roman" w:cs="Times New Roman"/>
+          <w:sz w:val="28"/>
+          <w:szCs w:val="28"/>
+        </w:rPr>
+        <w:t>Рисунок 15 – ArchiMate Diagram (Архитектурная диаграмма)</w:t>
+      </w:r>
+    </w:p>
+    <w:p>
+      <w:pPr>
+        <w:spacing w:after="0" w:line="360" w:lineRule="auto"/>
+        <w:ind w:firstLine="709"/>
         <w:rPr>
           <w:rFonts w:ascii="Times New Roman" w:hAnsi="Times New Roman" w:cs="Times New Roman"/>
           <w:sz w:val="28"/>
@@ -2731,11 +6100,61 @@
     </w:p>
     <w:p>
       <w:pPr>
+        <w:spacing w:after="0" w:line="360" w:lineRule="auto"/>
         <w:ind w:firstLine="709"/>
         <w:jc w:val="both"/>
-      </w:pPr>
-    </w:p>
-    <w:p>
+        <w:rPr>
+          <w:rFonts w:ascii="Times New Roman" w:hAnsi="Times New Roman" w:cs="Times New Roman"/>
+          <w:sz w:val="28"/>
+          <w:szCs w:val="28"/>
+        </w:rPr>
+      </w:pPr>
+      <w:r>
+        <w:rPr>
+          <w:rFonts w:ascii="Times New Roman" w:hAnsi="Times New Roman" w:cs="Times New Roman"/>
+          <w:sz w:val="28"/>
+          <w:szCs w:val="28"/>
+        </w:rPr>
+        <w:t>В рамках второго ра</w:t>
+      </w:r>
+      <w:r>
+        <w:rPr>
+          <w:rFonts w:ascii="Times New Roman" w:hAnsi="Times New Roman" w:cs="Times New Roman"/>
+          <w:sz w:val="28"/>
+          <w:szCs w:val="28"/>
+          <w:lang w:val="en-US"/>
+        </w:rPr>
+        <w:t>c</w:t>
+      </w:r>
+      <w:r>
+        <w:rPr>
+          <w:rFonts w:ascii="Times New Roman" w:hAnsi="Times New Roman" w:cs="Times New Roman"/>
+          <w:sz w:val="28"/>
+          <w:szCs w:val="28"/>
+        </w:rPr>
+        <w:t xml:space="preserve">хода была разработана логическая модель системы управления механикой сезонных предметов с использованием UML: определены ключевые сущности и их взаимосвязи, описан жизненный цикл предметов и сезонов, процессы конфигурации правил, автоматической конвертации и анализа баланса, а также сформирована логическая модель данных в виде ERD-диаграммы. Для обеспечения согласованности и надежности при распределённой обработке событий окончания сезонов, массовой конвертации предметов и пересчета метрик была выбрана </w:t>
+      </w:r>
+      <w:r>
+        <w:rPr>
+          <w:rFonts w:ascii="Times New Roman" w:hAnsi="Times New Roman" w:cs="Times New Roman"/>
+          <w:sz w:val="28"/>
+          <w:szCs w:val="28"/>
+        </w:rPr>
+        <w:t>микро сервисная</w:t>
+      </w:r>
+      <w:r>
+        <w:rPr>
+          <w:rFonts w:ascii="Times New Roman" w:hAnsi="Times New Roman" w:cs="Times New Roman"/>
+          <w:sz w:val="28"/>
+          <w:szCs w:val="28"/>
+        </w:rPr>
+        <w:t xml:space="preserve"> архитектура с применением паттерна Saga и механизмов отслеживания изменений данных (CDC), структура которой представлена с помощью ArchiMate, что создает полноценную основу для последующего детального проектирования и реализации системы.</w:t>
+      </w:r>
+    </w:p>
+    <w:p>
+      <w:pPr>
+        <w:spacing w:after="0" w:line="360" w:lineRule="auto"/>
+      </w:pPr>
       <w:r>
         <w:br w:type="page"/>
       </w:r>
@@ -2772,12 +6191,251 @@
     </w:p>
     <w:p>
       <w:pPr>
+        <w:spacing w:after="0" w:line="360" w:lineRule="auto"/>
         <w:ind w:firstLine="709"/>
         <w:jc w:val="both"/>
-      </w:pPr>
-    </w:p>
-    <w:p>
-      <w:r>
+        <w:rPr>
+          <w:rFonts w:ascii="Times New Roman" w:hAnsi="Times New Roman" w:cs="Times New Roman"/>
+          <w:sz w:val="28"/>
+          <w:szCs w:val="28"/>
+        </w:rPr>
+      </w:pPr>
+      <w:r>
+        <w:rPr>
+          <w:rFonts w:ascii="Times New Roman" w:hAnsi="Times New Roman" w:cs="Times New Roman"/>
+          <w:sz w:val="28"/>
+          <w:szCs w:val="28"/>
+        </w:rPr>
+        <w:t>В работе была разработана система управления механикой сезонных предметов. В рамках проекта были решены следующие задачи:</w:t>
+      </w:r>
+    </w:p>
+    <w:p>
+      <w:pPr>
+        <w:pStyle w:val="a7"/>
+        <w:numPr>
+          <w:ilvl w:val="0"/>
+          <w:numId w:val="39"/>
+        </w:numPr>
+        <w:spacing w:after="0" w:line="360" w:lineRule="auto"/>
+        <w:ind w:left="0" w:firstLine="709"/>
+        <w:jc w:val="both"/>
+        <w:rPr>
+          <w:rFonts w:ascii="Times New Roman" w:hAnsi="Times New Roman" w:cs="Times New Roman"/>
+          <w:sz w:val="28"/>
+          <w:szCs w:val="28"/>
+        </w:rPr>
+      </w:pPr>
+      <w:r>
+        <w:rPr>
+          <w:rFonts w:ascii="Times New Roman" w:hAnsi="Times New Roman" w:cs="Times New Roman"/>
+          <w:sz w:val="28"/>
+          <w:szCs w:val="28"/>
+        </w:rPr>
+        <w:t xml:space="preserve">проведён анализ предметной области и существующих реализаций механик в игровых платформах;  </w:t>
+      </w:r>
+    </w:p>
+    <w:p>
+      <w:pPr>
+        <w:pStyle w:val="a7"/>
+        <w:numPr>
+          <w:ilvl w:val="0"/>
+          <w:numId w:val="39"/>
+        </w:numPr>
+        <w:spacing w:after="0" w:line="360" w:lineRule="auto"/>
+        <w:ind w:left="0" w:firstLine="709"/>
+        <w:jc w:val="both"/>
+        <w:rPr>
+          <w:rFonts w:ascii="Times New Roman" w:hAnsi="Times New Roman" w:cs="Times New Roman"/>
+          <w:sz w:val="28"/>
+          <w:szCs w:val="28"/>
+        </w:rPr>
+      </w:pPr>
+      <w:r>
+        <w:rPr>
+          <w:rFonts w:ascii="Times New Roman" w:hAnsi="Times New Roman" w:cs="Times New Roman"/>
+          <w:sz w:val="28"/>
+          <w:szCs w:val="28"/>
+        </w:rPr>
+        <w:t xml:space="preserve">описаны пользователи системы (игроки, разработчики, администраторы), их роли и сценарии взаимодействия;  </w:t>
+      </w:r>
+    </w:p>
+    <w:p>
+      <w:pPr>
+        <w:pStyle w:val="a7"/>
+        <w:numPr>
+          <w:ilvl w:val="0"/>
+          <w:numId w:val="39"/>
+        </w:numPr>
+        <w:spacing w:after="0" w:line="360" w:lineRule="auto"/>
+        <w:ind w:left="0" w:firstLine="709"/>
+        <w:jc w:val="both"/>
+        <w:rPr>
+          <w:rFonts w:ascii="Times New Roman" w:hAnsi="Times New Roman" w:cs="Times New Roman"/>
+          <w:sz w:val="28"/>
+          <w:szCs w:val="28"/>
+        </w:rPr>
+      </w:pPr>
+      <w:r>
+        <w:rPr>
+          <w:rFonts w:ascii="Times New Roman" w:hAnsi="Times New Roman" w:cs="Times New Roman"/>
+          <w:sz w:val="28"/>
+          <w:szCs w:val="28"/>
+        </w:rPr>
+        <w:t xml:space="preserve">сформированы входные и выходные потоки данных, связанные с конфигурацией сезонов, состоянием предметов и операциями конвертации;  </w:t>
+      </w:r>
+    </w:p>
+    <w:p>
+      <w:pPr>
+        <w:pStyle w:val="a7"/>
+        <w:numPr>
+          <w:ilvl w:val="0"/>
+          <w:numId w:val="39"/>
+        </w:numPr>
+        <w:spacing w:after="0" w:line="360" w:lineRule="auto"/>
+        <w:ind w:left="0" w:firstLine="709"/>
+        <w:jc w:val="both"/>
+        <w:rPr>
+          <w:rFonts w:ascii="Times New Roman" w:hAnsi="Times New Roman" w:cs="Times New Roman"/>
+          <w:sz w:val="28"/>
+          <w:szCs w:val="28"/>
+        </w:rPr>
+      </w:pPr>
+      <w:r>
+        <w:rPr>
+          <w:rFonts w:ascii="Times New Roman" w:hAnsi="Times New Roman" w:cs="Times New Roman"/>
+          <w:sz w:val="28"/>
+          <w:szCs w:val="28"/>
+        </w:rPr>
+        <w:t xml:space="preserve">разработаны бизнес-процессы и функциональная модель управления жизненным циклом предметов;  </w:t>
+      </w:r>
+    </w:p>
+    <w:p>
+      <w:pPr>
+        <w:pStyle w:val="a7"/>
+        <w:numPr>
+          <w:ilvl w:val="0"/>
+          <w:numId w:val="39"/>
+        </w:numPr>
+        <w:spacing w:after="0" w:line="360" w:lineRule="auto"/>
+        <w:ind w:left="0" w:firstLine="709"/>
+        <w:jc w:val="both"/>
+        <w:rPr>
+          <w:rFonts w:ascii="Times New Roman" w:hAnsi="Times New Roman" w:cs="Times New Roman"/>
+          <w:sz w:val="28"/>
+          <w:szCs w:val="28"/>
+        </w:rPr>
+      </w:pPr>
+      <w:r>
+        <w:rPr>
+          <w:rFonts w:ascii="Times New Roman" w:hAnsi="Times New Roman" w:cs="Times New Roman"/>
+          <w:sz w:val="28"/>
+          <w:szCs w:val="28"/>
+        </w:rPr>
+        <w:t xml:space="preserve">создана архитектура с использованием микросервисного подхода, событийно-ориентированной модели и паттерна Saga для координации распределённых операций;  </w:t>
+      </w:r>
+    </w:p>
+    <w:p>
+      <w:pPr>
+        <w:pStyle w:val="a7"/>
+        <w:numPr>
+          <w:ilvl w:val="0"/>
+          <w:numId w:val="39"/>
+        </w:numPr>
+        <w:spacing w:after="0" w:line="360" w:lineRule="auto"/>
+        <w:ind w:left="0" w:firstLine="709"/>
+        <w:jc w:val="both"/>
+        <w:rPr>
+          <w:rFonts w:ascii="Times New Roman" w:hAnsi="Times New Roman" w:cs="Times New Roman"/>
+          <w:sz w:val="28"/>
+          <w:szCs w:val="28"/>
+        </w:rPr>
+      </w:pPr>
+      <w:r>
+        <w:rPr>
+          <w:rFonts w:ascii="Times New Roman" w:hAnsi="Times New Roman" w:cs="Times New Roman"/>
+          <w:sz w:val="28"/>
+          <w:szCs w:val="28"/>
+        </w:rPr>
+        <w:t>построена логическая модель данных и UML-диаграммы для наглядного представления сущностей, состояний и процессов системы.</w:t>
+      </w:r>
+    </w:p>
+    <w:p>
+      <w:pPr>
+        <w:spacing w:after="0" w:line="360" w:lineRule="auto"/>
+        <w:ind w:firstLine="709"/>
+        <w:jc w:val="both"/>
+        <w:rPr>
+          <w:rFonts w:ascii="Times New Roman" w:hAnsi="Times New Roman" w:cs="Times New Roman"/>
+          <w:sz w:val="28"/>
+          <w:szCs w:val="28"/>
+        </w:rPr>
+      </w:pPr>
+      <w:r>
+        <w:rPr>
+          <w:rFonts w:ascii="Times New Roman" w:hAnsi="Times New Roman" w:cs="Times New Roman"/>
+          <w:sz w:val="28"/>
+          <w:szCs w:val="28"/>
+        </w:rPr>
+        <w:t>Для получения исходных данных использован анализ игровой экономики и механик сезонного контента. Проведение экспериментов осуществлялось через моделирование процессов с использованием UML, BPMN и C4-нотаций. Анализ результатов позволил выявить ключевые точки автоматизации, предложить механизмы гарантированной обработки конвертации, обеспечить прозрачность правил для игроков и контроль влияния на игровой баланс. Сравнение с существующими подходами подтвердило преимущества предложенной архитектуры в части гибкости, масштабируемости и надёжности.</w:t>
+      </w:r>
+    </w:p>
+    <w:p>
+      <w:pPr>
+        <w:spacing w:after="0" w:line="360" w:lineRule="auto"/>
+        <w:ind w:firstLine="709"/>
+        <w:jc w:val="both"/>
+        <w:rPr>
+          <w:rFonts w:ascii="Times New Roman" w:hAnsi="Times New Roman" w:cs="Times New Roman"/>
+          <w:sz w:val="28"/>
+          <w:szCs w:val="28"/>
+        </w:rPr>
+      </w:pPr>
+    </w:p>
+    <w:p>
+      <w:pPr>
+        <w:spacing w:after="0" w:line="360" w:lineRule="auto"/>
+        <w:ind w:firstLine="709"/>
+        <w:jc w:val="both"/>
+        <w:rPr>
+          <w:rFonts w:ascii="Times New Roman" w:hAnsi="Times New Roman" w:cs="Times New Roman"/>
+          <w:sz w:val="28"/>
+          <w:szCs w:val="28"/>
+        </w:rPr>
+      </w:pPr>
+      <w:r>
+        <w:rPr>
+          <w:rFonts w:ascii="Times New Roman" w:hAnsi="Times New Roman" w:cs="Times New Roman"/>
+          <w:sz w:val="28"/>
+          <w:szCs w:val="28"/>
+        </w:rPr>
+        <w:t xml:space="preserve">Результаты работы могут быть внедрены в live-операцию многопользовательских онлайн-игр для управления сезонным контентом. Направления дальнейшего совершенствования включают углублённую аналитику влияния предметов на игровую мету, расширение системы персонализированных </w:t>
+      </w:r>
+      <w:r>
+        <w:rPr>
+          <w:rFonts w:ascii="Times New Roman" w:hAnsi="Times New Roman" w:cs="Times New Roman"/>
+          <w:sz w:val="28"/>
+          <w:szCs w:val="28"/>
+        </w:rPr>
+        <w:lastRenderedPageBreak/>
+        <w:t>уведомлений и повышение отказоустойчивости при пиковых нагрузках в момент смены сезонов.</w:t>
+      </w:r>
+    </w:p>
+    <w:p>
+      <w:pPr>
+        <w:spacing w:after="0" w:line="360" w:lineRule="auto"/>
+        <w:jc w:val="both"/>
+        <w:rPr>
+          <w:rFonts w:ascii="Times New Roman" w:hAnsi="Times New Roman" w:cs="Times New Roman"/>
+          <w:sz w:val="28"/>
+          <w:szCs w:val="28"/>
+        </w:rPr>
+      </w:pPr>
+      <w:r>
+        <w:rPr>
+          <w:rFonts w:ascii="Times New Roman" w:hAnsi="Times New Roman" w:cs="Times New Roman"/>
+          <w:sz w:val="28"/>
+          <w:szCs w:val="28"/>
+        </w:rPr>
         <w:br w:type="page"/>
       </w:r>
     </w:p>
@@ -2813,11 +6471,15 @@
     </w:p>
     <w:p>
       <w:pPr>
+        <w:spacing w:after="0"/>
         <w:ind w:firstLine="709"/>
         <w:jc w:val="both"/>
       </w:pPr>
     </w:p>
     <w:p>
+      <w:pPr>
+        <w:spacing w:after="0"/>
+      </w:pPr>
       <w:r>
         <w:br w:type="page"/>
       </w:r>
@@ -2869,7 +6531,7 @@
 </file>
 
 <file path=word/numbering.xml><?xml version="1.0" encoding="utf-8"?>
-<w:numbering xmlns:wpc="http://schemas.microsoft.com/office/word/2010/wordprocessingCanvas" xmlns:cx="http://schemas.microsoft.com/office/drawing/2014/chartex" xmlns:cx1="http://schemas.microsoft.com/office/drawing/2015/9/8/chartex" xmlns:cx2="http://schemas.microsoft.com/office/drawing/2015/10/21/chartex" xmlns:cx3="http://schemas.microsoft.com/office/drawing/2016/5/9/chartex" xmlns:cx4="http://schemas.microsoft.com/office/drawing/2016/5/10/chartex" xmlns:cx5="http://schemas.microsoft.com/office/drawing/2016/5/11/chartex" xmlns:cx6="http://schemas.microsoft.com/office/drawing/2016/5/12/chartex" xmlns:cx7="http://schemas.microsoft.com/office/drawing/2016/5/13/chartex" xmlns:cx8="http://schemas.microsoft.com/office/drawing/2016/5/14/chartex" xmlns:mc="http://schemas.openxmlformats.org/markup-compatibility/2006" xmlns:aink="http://schemas.microsoft.com/office/drawing/2016/ink" xmlns:am3d="http://schemas.microsoft.com/office/drawing/2017/model3d" xmlns:o="urn:schemas-microsoft-com:office:office" xmlns:oel="http://schemas.microsoft.com/office/2019/extlst" xmlns:r="http://schemas.openxmlformats.org/officeDocument/2006/relationships" xmlns:m="http://schemas.openxmlformats.org/officeDocument/2006/math" xmlns:v="urn:schemas-microsoft-com:vml" xmlns:wp14="http://schemas.microsoft.com/office/word/2010/wordprocessingDrawing" xmlns:wp="http://schemas.openxmlformats.org/drawingml/2006/wordprocessingDrawing" xmlns:w10="urn:schemas-microsoft-com:office:word" xmlns:w="http://schemas.openxmlformats.org/wordprocessingml/2006/main" xmlns:w14="http://schemas.microsoft.com/office/word/2010/wordml" xmlns:w15="http://schemas.microsoft.com/office/word/2012/wordml" xmlns:w16cex="http://schemas.microsoft.com/office/word/2018/wordml/cex" xmlns:w16cid="http://schemas.microsoft.com/office/word/2016/wordml/cid" xmlns:w16="http://schemas.microsoft.com/office/word/2018/wordml" xmlns:w16du="http://schemas.microsoft.com/office/word/2023/wordml/word16du" xmlns:w16sdtdh="http://schemas.microsoft.com/office/word/2020/wordml/sdtdatahash" xmlns:w16sdtfl="http://schemas.microsoft.com/office/word/2024/wordml/sdtformatlock" xmlns:w16se="http://schemas.microsoft.com/office/word/2015/wordml/symex" xmlns:wpg="http://schemas.microsoft.com/office/word/2010/wordprocessingGroup" xmlns:wpi="http://schemas.microsoft.com/office/word/2010/wordprocessingInk" xmlns:wne="http://schemas.microsoft.com/office/word/2006/wordml" xmlns:wps="http://schemas.microsoft.com/office/word/2010/wordprocessingShape" mc:Ignorable="w14 w15 w16se w16cid w16 w16cex w16sdtdh w16sdtfl w16du wp14">
+<w:numbering xmlns:wpc="http://schemas.microsoft.com/office/word/2010/wordprocessingCanvas" xmlns:cx="http://schemas.microsoft.com/office/drawing/2014/chartex" xmlns:cx1="http://schemas.microsoft.com/office/drawing/2015/9/8/chartex" xmlns:cx2="http://schemas.microsoft.com/office/drawing/2015/10/21/chartex" xmlns:cx3="http://schemas.microsoft.com/office/drawing/2016/5/9/chartex" xmlns:cx4="http://schemas.microsoft.com/office/drawing/2016/5/10/chartex" xmlns:cx5="http://schemas.microsoft.com/office/drawing/2016/5/11/chartex" xmlns:cx6="http://schemas.microsoft.com/office/drawing/2016/5/12/chartex" xmlns:cx7="http://schemas.microsoft.com/office/drawing/2016/5/13/chartex" xmlns:cx8="http://schemas.microsoft.com/office/drawing/2016/5/14/chartex" xmlns:mc="http://schemas.openxmlformats.org/markup-compatibility/2006" xmlns:aink="http://schemas.microsoft.com/office/drawing/2016/ink" xmlns:am3d="http://schemas.microsoft.com/office/drawing/2017/model3d" xmlns:o="urn:schemas-microsoft-com:office:office" xmlns:oel="http://schemas.microsoft.com/office/2019/extlst" xmlns:r="http://schemas.openxmlformats.org/officeDocument/2006/relationships" xmlns:m="http://schemas.openxmlformats.org/officeDocument/2006/math" xmlns:v="urn:schemas-microsoft-com:vml" xmlns:wp14="http://schemas.microsoft.com/office/word/2010/wordprocessingDrawing" xmlns:wp="http://schemas.openxmlformats.org/drawingml/2006/wordprocessingDrawing" xmlns:w10="urn:schemas-microsoft-com:office:word" xmlns:w="http://schemas.openxmlformats.org/wordprocessingml/2006/main" xmlns:w14="http://schemas.microsoft.com/office/word/2010/wordml" xmlns:w15="http://schemas.microsoft.com/office/word/2012/wordml" xmlns:w16cex="http://schemas.microsoft.com/office/word/2018/wordml/cex" xmlns:w16cid="http://schemas.microsoft.com/office/word/2016/wordml/cid" xmlns:w16="http://schemas.microsoft.com/office/word/2018/wordml" xmlns:w16sdtdh="http://schemas.microsoft.com/office/word/2020/wordml/sdtdatahash" xmlns:w16se="http://schemas.microsoft.com/office/word/2015/wordml/symex" xmlns:wpg="http://schemas.microsoft.com/office/word/2010/wordprocessingGroup" xmlns:wpi="http://schemas.microsoft.com/office/word/2010/wordprocessingInk" xmlns:wne="http://schemas.microsoft.com/office/word/2006/wordml" xmlns:wps="http://schemas.microsoft.com/office/word/2010/wordprocessingShape" mc:Ignorable="w14 w15 w16se w16cid w16 w16cex w16sdtdh wp14">
   <w:abstractNum w:abstractNumId="0" w15:restartNumberingAfterBreak="0">
     <w:nsid w:val="05B64213"/>
     <w:multiLevelType w:val="hybridMultilevel"/>
@@ -2983,6 +6645,119 @@
     </w:lvl>
   </w:abstractNum>
   <w:abstractNum w:abstractNumId="1" w15:restartNumberingAfterBreak="0">
+    <w:nsid w:val="068C4773"/>
+    <w:multiLevelType w:val="hybridMultilevel"/>
+    <w:tmpl w:val="707EF616"/>
+    <w:lvl w:ilvl="0" w:tplc="1C30D06C">
+      <w:start w:val="1"/>
+      <w:numFmt w:val="bullet"/>
+      <w:lvlText w:val="−"/>
+      <w:lvlJc w:val="left"/>
+      <w:pPr>
+        <w:ind w:left="1429" w:hanging="360"/>
+      </w:pPr>
+      <w:rPr>
+        <w:rFonts w:ascii="Times New Roman" w:hAnsi="Times New Roman" w:cs="Times New Roman" w:hint="default"/>
+      </w:rPr>
+    </w:lvl>
+    <w:lvl w:ilvl="1" w:tplc="04190003" w:tentative="1">
+      <w:start w:val="1"/>
+      <w:numFmt w:val="bullet"/>
+      <w:lvlText w:val="o"/>
+      <w:lvlJc w:val="left"/>
+      <w:pPr>
+        <w:ind w:left="2149" w:hanging="360"/>
+      </w:pPr>
+      <w:rPr>
+        <w:rFonts w:ascii="Courier New" w:hAnsi="Courier New" w:cs="Courier New" w:hint="default"/>
+      </w:rPr>
+    </w:lvl>
+    <w:lvl w:ilvl="2" w:tplc="04190005" w:tentative="1">
+      <w:start w:val="1"/>
+      <w:numFmt w:val="bullet"/>
+      <w:lvlText w:val=""/>
+      <w:lvlJc w:val="left"/>
+      <w:pPr>
+        <w:ind w:left="2869" w:hanging="360"/>
+      </w:pPr>
+      <w:rPr>
+        <w:rFonts w:ascii="Wingdings" w:hAnsi="Wingdings" w:hint="default"/>
+      </w:rPr>
+    </w:lvl>
+    <w:lvl w:ilvl="3" w:tplc="04190001" w:tentative="1">
+      <w:start w:val="1"/>
+      <w:numFmt w:val="bullet"/>
+      <w:lvlText w:val=""/>
+      <w:lvlJc w:val="left"/>
+      <w:pPr>
+        <w:ind w:left="3589" w:hanging="360"/>
+      </w:pPr>
+      <w:rPr>
+        <w:rFonts w:ascii="Symbol" w:hAnsi="Symbol" w:hint="default"/>
+      </w:rPr>
+    </w:lvl>
+    <w:lvl w:ilvl="4" w:tplc="04190003" w:tentative="1">
+      <w:start w:val="1"/>
+      <w:numFmt w:val="bullet"/>
+      <w:lvlText w:val="o"/>
+      <w:lvlJc w:val="left"/>
+      <w:pPr>
+        <w:ind w:left="4309" w:hanging="360"/>
+      </w:pPr>
+      <w:rPr>
+        <w:rFonts w:ascii="Courier New" w:hAnsi="Courier New" w:cs="Courier New" w:hint="default"/>
+      </w:rPr>
+    </w:lvl>
+    <w:lvl w:ilvl="5" w:tplc="04190005" w:tentative="1">
+      <w:start w:val="1"/>
+      <w:numFmt w:val="bullet"/>
+      <w:lvlText w:val=""/>
+      <w:lvlJc w:val="left"/>
+      <w:pPr>
+        <w:ind w:left="5029" w:hanging="360"/>
+      </w:pPr>
+      <w:rPr>
+        <w:rFonts w:ascii="Wingdings" w:hAnsi="Wingdings" w:hint="default"/>
+      </w:rPr>
+    </w:lvl>
+    <w:lvl w:ilvl="6" w:tplc="04190001" w:tentative="1">
+      <w:start w:val="1"/>
+      <w:numFmt w:val="bullet"/>
+      <w:lvlText w:val=""/>
+      <w:lvlJc w:val="left"/>
+      <w:pPr>
+        <w:ind w:left="5749" w:hanging="360"/>
+      </w:pPr>
+      <w:rPr>
+        <w:rFonts w:ascii="Symbol" w:hAnsi="Symbol" w:hint="default"/>
+      </w:rPr>
+    </w:lvl>
+    <w:lvl w:ilvl="7" w:tplc="04190003" w:tentative="1">
+      <w:start w:val="1"/>
+      <w:numFmt w:val="bullet"/>
+      <w:lvlText w:val="o"/>
+      <w:lvlJc w:val="left"/>
+      <w:pPr>
+        <w:ind w:left="6469" w:hanging="360"/>
+      </w:pPr>
+      <w:rPr>
+        <w:rFonts w:ascii="Courier New" w:hAnsi="Courier New" w:cs="Courier New" w:hint="default"/>
+      </w:rPr>
+    </w:lvl>
+    <w:lvl w:ilvl="8" w:tplc="04190005" w:tentative="1">
+      <w:start w:val="1"/>
+      <w:numFmt w:val="bullet"/>
+      <w:lvlText w:val=""/>
+      <w:lvlJc w:val="left"/>
+      <w:pPr>
+        <w:ind w:left="7189" w:hanging="360"/>
+      </w:pPr>
+      <w:rPr>
+        <w:rFonts w:ascii="Wingdings" w:hAnsi="Wingdings" w:hint="default"/>
+      </w:rPr>
+    </w:lvl>
+  </w:abstractNum>
+  <w:abstractNum w:abstractNumId="2" w15:restartNumberingAfterBreak="0">
     <w:nsid w:val="0B5D28FE"/>
     <w:multiLevelType w:val="multilevel"/>
     <w:tmpl w:val="0419001F"/>
@@ -3068,7 +6843,7 @@
       </w:pPr>
     </w:lvl>
   </w:abstractNum>
-  <w:abstractNum w:abstractNumId="2" w15:restartNumberingAfterBreak="0">
+  <w:abstractNum w:abstractNumId="3" w15:restartNumberingAfterBreak="0">
     <w:nsid w:val="0BEB787B"/>
     <w:multiLevelType w:val="hybridMultilevel"/>
     <w:tmpl w:val="494A0CBC"/>
@@ -3154,7 +6929,7 @@
       </w:pPr>
     </w:lvl>
   </w:abstractNum>
-  <w:abstractNum w:abstractNumId="3" w15:restartNumberingAfterBreak="0">
+  <w:abstractNum w:abstractNumId="4" w15:restartNumberingAfterBreak="0">
     <w:nsid w:val="0CB76CA3"/>
     <w:multiLevelType w:val="hybridMultilevel"/>
     <w:tmpl w:val="790C5C68"/>
@@ -3243,7 +7018,7 @@
       </w:pPr>
     </w:lvl>
   </w:abstractNum>
-  <w:abstractNum w:abstractNumId="4" w15:restartNumberingAfterBreak="0">
+  <w:abstractNum w:abstractNumId="5" w15:restartNumberingAfterBreak="0">
     <w:nsid w:val="0F35112E"/>
     <w:multiLevelType w:val="hybridMultilevel"/>
     <w:tmpl w:val="64B03376"/>
@@ -3356,7 +7131,7 @@
       </w:rPr>
     </w:lvl>
   </w:abstractNum>
-  <w:abstractNum w:abstractNumId="5" w15:restartNumberingAfterBreak="0">
+  <w:abstractNum w:abstractNumId="6" w15:restartNumberingAfterBreak="0">
     <w:nsid w:val="123776EE"/>
     <w:multiLevelType w:val="hybridMultilevel"/>
     <w:tmpl w:val="B22AA6AC"/>
@@ -3469,7 +7244,7 @@
       </w:rPr>
     </w:lvl>
   </w:abstractNum>
-  <w:abstractNum w:abstractNumId="6" w15:restartNumberingAfterBreak="0">
+  <w:abstractNum w:abstractNumId="7" w15:restartNumberingAfterBreak="0">
     <w:nsid w:val="17704712"/>
     <w:multiLevelType w:val="hybridMultilevel"/>
     <w:tmpl w:val="857A2910"/>
@@ -3558,7 +7333,7 @@
       </w:pPr>
     </w:lvl>
   </w:abstractNum>
-  <w:abstractNum w:abstractNumId="7" w15:restartNumberingAfterBreak="0">
+  <w:abstractNum w:abstractNumId="8" w15:restartNumberingAfterBreak="0">
     <w:nsid w:val="18885FDB"/>
     <w:multiLevelType w:val="hybridMultilevel"/>
     <w:tmpl w:val="2F287816"/>
@@ -3647,7 +7422,7 @@
       </w:pPr>
     </w:lvl>
   </w:abstractNum>
-  <w:abstractNum w:abstractNumId="8" w15:restartNumberingAfterBreak="0">
+  <w:abstractNum w:abstractNumId="9" w15:restartNumberingAfterBreak="0">
     <w:nsid w:val="1ACC3329"/>
     <w:multiLevelType w:val="hybridMultilevel"/>
     <w:tmpl w:val="F80EC75A"/>
@@ -3760,7 +7535,7 @@
       </w:rPr>
     </w:lvl>
   </w:abstractNum>
-  <w:abstractNum w:abstractNumId="9" w15:restartNumberingAfterBreak="0">
+  <w:abstractNum w:abstractNumId="10" w15:restartNumberingAfterBreak="0">
     <w:nsid w:val="1C88374C"/>
     <w:multiLevelType w:val="hybridMultilevel"/>
     <w:tmpl w:val="373AFE78"/>
@@ -3873,7 +7648,7 @@
       </w:rPr>
     </w:lvl>
   </w:abstractNum>
-  <w:abstractNum w:abstractNumId="10" w15:restartNumberingAfterBreak="0">
+  <w:abstractNum w:abstractNumId="11" w15:restartNumberingAfterBreak="0">
     <w:nsid w:val="28545D3F"/>
     <w:multiLevelType w:val="hybridMultilevel"/>
     <w:tmpl w:val="9AAC32E6"/>
@@ -3985,7 +7760,7 @@
       </w:rPr>
     </w:lvl>
   </w:abstractNum>
-  <w:abstractNum w:abstractNumId="11" w15:restartNumberingAfterBreak="0">
+  <w:abstractNum w:abstractNumId="12" w15:restartNumberingAfterBreak="0">
     <w:nsid w:val="28F629CF"/>
     <w:multiLevelType w:val="hybridMultilevel"/>
     <w:tmpl w:val="3EF002D4"/>
@@ -4074,7 +7849,7 @@
       </w:pPr>
     </w:lvl>
   </w:abstractNum>
-  <w:abstractNum w:abstractNumId="12" w15:restartNumberingAfterBreak="0">
+  <w:abstractNum w:abstractNumId="13" w15:restartNumberingAfterBreak="0">
     <w:nsid w:val="2D1942CB"/>
     <w:multiLevelType w:val="hybridMultilevel"/>
     <w:tmpl w:val="5C56A66E"/>
@@ -4163,7 +7938,7 @@
       </w:pPr>
     </w:lvl>
   </w:abstractNum>
-  <w:abstractNum w:abstractNumId="13" w15:restartNumberingAfterBreak="0">
+  <w:abstractNum w:abstractNumId="14" w15:restartNumberingAfterBreak="0">
     <w:nsid w:val="2F0F1AC1"/>
     <w:multiLevelType w:val="hybridMultilevel"/>
     <w:tmpl w:val="38B038F2"/>
@@ -4275,7 +8050,7 @@
       </w:rPr>
     </w:lvl>
   </w:abstractNum>
-  <w:abstractNum w:abstractNumId="14" w15:restartNumberingAfterBreak="0">
+  <w:abstractNum w:abstractNumId="15" w15:restartNumberingAfterBreak="0">
     <w:nsid w:val="3646600F"/>
     <w:multiLevelType w:val="hybridMultilevel"/>
     <w:tmpl w:val="0C406258"/>
@@ -4364,7 +8139,7 @@
       </w:pPr>
     </w:lvl>
   </w:abstractNum>
-  <w:abstractNum w:abstractNumId="15" w15:restartNumberingAfterBreak="0">
+  <w:abstractNum w:abstractNumId="16" w15:restartNumberingAfterBreak="0">
     <w:nsid w:val="3A0F1D2E"/>
     <w:multiLevelType w:val="hybridMultilevel"/>
     <w:tmpl w:val="D0ACE5C4"/>
@@ -4476,7 +8251,7 @@
       </w:rPr>
     </w:lvl>
   </w:abstractNum>
-  <w:abstractNum w:abstractNumId="16" w15:restartNumberingAfterBreak="0">
+  <w:abstractNum w:abstractNumId="17" w15:restartNumberingAfterBreak="0">
     <w:nsid w:val="3AB85445"/>
     <w:multiLevelType w:val="hybridMultilevel"/>
     <w:tmpl w:val="5B0EC414"/>
@@ -4589,7 +8364,7 @@
       </w:rPr>
     </w:lvl>
   </w:abstractNum>
-  <w:abstractNum w:abstractNumId="17" w15:restartNumberingAfterBreak="0">
+  <w:abstractNum w:abstractNumId="18" w15:restartNumberingAfterBreak="0">
     <w:nsid w:val="3AF87873"/>
     <w:multiLevelType w:val="hybridMultilevel"/>
     <w:tmpl w:val="2DC2CF96"/>
@@ -4702,7 +8477,7 @@
       </w:rPr>
     </w:lvl>
   </w:abstractNum>
-  <w:abstractNum w:abstractNumId="18" w15:restartNumberingAfterBreak="0">
+  <w:abstractNum w:abstractNumId="19" w15:restartNumberingAfterBreak="0">
     <w:nsid w:val="3C327DC8"/>
     <w:multiLevelType w:val="multilevel"/>
     <w:tmpl w:val="920A1C16"/>
@@ -4842,7 +8617,7 @@
       </w:rPr>
     </w:lvl>
   </w:abstractNum>
-  <w:abstractNum w:abstractNumId="19" w15:restartNumberingAfterBreak="0">
+  <w:abstractNum w:abstractNumId="20" w15:restartNumberingAfterBreak="0">
     <w:nsid w:val="3DC44244"/>
     <w:multiLevelType w:val="hybridMultilevel"/>
     <w:tmpl w:val="5E1E14D0"/>
@@ -4931,7 +8706,7 @@
       </w:pPr>
     </w:lvl>
   </w:abstractNum>
-  <w:abstractNum w:abstractNumId="20" w15:restartNumberingAfterBreak="0">
+  <w:abstractNum w:abstractNumId="21" w15:restartNumberingAfterBreak="0">
     <w:nsid w:val="3E450EFF"/>
     <w:multiLevelType w:val="multilevel"/>
     <w:tmpl w:val="138405B0"/>
@@ -5048,7 +8823,7 @@
       </w:pPr>
     </w:lvl>
   </w:abstractNum>
-  <w:abstractNum w:abstractNumId="21" w15:restartNumberingAfterBreak="0">
+  <w:abstractNum w:abstractNumId="22" w15:restartNumberingAfterBreak="0">
     <w:nsid w:val="42D821B7"/>
     <w:multiLevelType w:val="multilevel"/>
     <w:tmpl w:val="3392B414"/>
@@ -5161,7 +8936,7 @@
       </w:rPr>
     </w:lvl>
   </w:abstractNum>
-  <w:abstractNum w:abstractNumId="22" w15:restartNumberingAfterBreak="0">
+  <w:abstractNum w:abstractNumId="23" w15:restartNumberingAfterBreak="0">
     <w:nsid w:val="445C3EBC"/>
     <w:multiLevelType w:val="hybridMultilevel"/>
     <w:tmpl w:val="DA8CE2F6"/>
@@ -5250,7 +9025,7 @@
       </w:pPr>
     </w:lvl>
   </w:abstractNum>
-  <w:abstractNum w:abstractNumId="23" w15:restartNumberingAfterBreak="0">
+  <w:abstractNum w:abstractNumId="24" w15:restartNumberingAfterBreak="0">
     <w:nsid w:val="46F31407"/>
     <w:multiLevelType w:val="hybridMultilevel"/>
     <w:tmpl w:val="1250080A"/>
@@ -5363,7 +9138,7 @@
       </w:rPr>
     </w:lvl>
   </w:abstractNum>
-  <w:abstractNum w:abstractNumId="24" w15:restartNumberingAfterBreak="0">
+  <w:abstractNum w:abstractNumId="25" w15:restartNumberingAfterBreak="0">
     <w:nsid w:val="4AD47852"/>
     <w:multiLevelType w:val="hybridMultilevel"/>
     <w:tmpl w:val="36C0B7A4"/>
@@ -5452,7 +9227,7 @@
       </w:pPr>
     </w:lvl>
   </w:abstractNum>
-  <w:abstractNum w:abstractNumId="25" w15:restartNumberingAfterBreak="0">
+  <w:abstractNum w:abstractNumId="26" w15:restartNumberingAfterBreak="0">
     <w:nsid w:val="4F067104"/>
     <w:multiLevelType w:val="hybridMultilevel"/>
     <w:tmpl w:val="FDA673B0"/>
@@ -5565,7 +9340,7 @@
       </w:rPr>
     </w:lvl>
   </w:abstractNum>
-  <w:abstractNum w:abstractNumId="26" w15:restartNumberingAfterBreak="0">
+  <w:abstractNum w:abstractNumId="27" w15:restartNumberingAfterBreak="0">
     <w:nsid w:val="585C1B1D"/>
     <w:multiLevelType w:val="multilevel"/>
     <w:tmpl w:val="0419001F"/>
@@ -5651,7 +9426,7 @@
       </w:pPr>
     </w:lvl>
   </w:abstractNum>
-  <w:abstractNum w:abstractNumId="27" w15:restartNumberingAfterBreak="0">
+  <w:abstractNum w:abstractNumId="28" w15:restartNumberingAfterBreak="0">
     <w:nsid w:val="5DCE7880"/>
     <w:multiLevelType w:val="hybridMultilevel"/>
     <w:tmpl w:val="0EE6C9C2"/>
@@ -5764,7 +9539,7 @@
       </w:rPr>
     </w:lvl>
   </w:abstractNum>
-  <w:abstractNum w:abstractNumId="28" w15:restartNumberingAfterBreak="0">
+  <w:abstractNum w:abstractNumId="29" w15:restartNumberingAfterBreak="0">
     <w:nsid w:val="63B67EC5"/>
     <w:multiLevelType w:val="hybridMultilevel"/>
     <w:tmpl w:val="B3FAFFAC"/>
@@ -5876,7 +9651,7 @@
       </w:rPr>
     </w:lvl>
   </w:abstractNum>
-  <w:abstractNum w:abstractNumId="29" w15:restartNumberingAfterBreak="0">
+  <w:abstractNum w:abstractNumId="30" w15:restartNumberingAfterBreak="0">
     <w:nsid w:val="67EB70D7"/>
     <w:multiLevelType w:val="hybridMultilevel"/>
     <w:tmpl w:val="E196C808"/>
@@ -5965,7 +9740,7 @@
       </w:pPr>
     </w:lvl>
   </w:abstractNum>
-  <w:abstractNum w:abstractNumId="30" w15:restartNumberingAfterBreak="0">
+  <w:abstractNum w:abstractNumId="31" w15:restartNumberingAfterBreak="0">
     <w:nsid w:val="69CC7C4A"/>
     <w:multiLevelType w:val="hybridMultilevel"/>
     <w:tmpl w:val="F2567D30"/>
@@ -6078,7 +9853,7 @@
       </w:rPr>
     </w:lvl>
   </w:abstractNum>
-  <w:abstractNum w:abstractNumId="31" w15:restartNumberingAfterBreak="0">
+  <w:abstractNum w:abstractNumId="32" w15:restartNumberingAfterBreak="0">
     <w:nsid w:val="6D800E33"/>
     <w:multiLevelType w:val="hybridMultilevel"/>
     <w:tmpl w:val="A70E451E"/>
@@ -6164,7 +9939,7 @@
       </w:pPr>
     </w:lvl>
   </w:abstractNum>
-  <w:abstractNum w:abstractNumId="32" w15:restartNumberingAfterBreak="0">
+  <w:abstractNum w:abstractNumId="33" w15:restartNumberingAfterBreak="0">
     <w:nsid w:val="6DA949FE"/>
     <w:multiLevelType w:val="multilevel"/>
     <w:tmpl w:val="A6E40C82"/>
@@ -6304,7 +10079,7 @@
       </w:rPr>
     </w:lvl>
   </w:abstractNum>
-  <w:abstractNum w:abstractNumId="33" w15:restartNumberingAfterBreak="0">
+  <w:abstractNum w:abstractNumId="34" w15:restartNumberingAfterBreak="0">
     <w:nsid w:val="707D2C54"/>
     <w:multiLevelType w:val="hybridMultilevel"/>
     <w:tmpl w:val="954A9E6E"/>
@@ -6417,7 +10192,7 @@
       </w:rPr>
     </w:lvl>
   </w:abstractNum>
-  <w:abstractNum w:abstractNumId="34" w15:restartNumberingAfterBreak="0">
+  <w:abstractNum w:abstractNumId="35" w15:restartNumberingAfterBreak="0">
     <w:nsid w:val="72AD18F6"/>
     <w:multiLevelType w:val="multilevel"/>
     <w:tmpl w:val="931C4492"/>
@@ -6530,7 +10305,7 @@
       </w:pPr>
     </w:lvl>
   </w:abstractNum>
-  <w:abstractNum w:abstractNumId="35" w15:restartNumberingAfterBreak="0">
+  <w:abstractNum w:abstractNumId="36" w15:restartNumberingAfterBreak="0">
     <w:nsid w:val="774743AD"/>
     <w:multiLevelType w:val="hybridMultilevel"/>
     <w:tmpl w:val="392EF3CE"/>
@@ -6616,7 +10391,7 @@
       </w:pPr>
     </w:lvl>
   </w:abstractNum>
-  <w:abstractNum w:abstractNumId="36" w15:restartNumberingAfterBreak="0">
+  <w:abstractNum w:abstractNumId="37" w15:restartNumberingAfterBreak="0">
     <w:nsid w:val="77D20064"/>
     <w:multiLevelType w:val="hybridMultilevel"/>
     <w:tmpl w:val="5860C0DC"/>
@@ -6705,7 +10480,7 @@
       </w:pPr>
     </w:lvl>
   </w:abstractNum>
-  <w:abstractNum w:abstractNumId="37" w15:restartNumberingAfterBreak="0">
+  <w:abstractNum w:abstractNumId="38" w15:restartNumberingAfterBreak="0">
     <w:nsid w:val="78633BFE"/>
     <w:multiLevelType w:val="hybridMultilevel"/>
     <w:tmpl w:val="760AD906"/>
@@ -6792,7 +10567,7 @@
     </w:lvl>
   </w:abstractNum>
   <w:num w:numId="1" w16cid:durableId="146478503">
-    <w:abstractNumId w:val="34"/>
+    <w:abstractNumId w:val="35"/>
     <w:lvlOverride w:ilvl="0">
       <w:startOverride w:val="1"/>
     </w:lvlOverride>
@@ -6822,94 +10597,94 @@
     </w:lvlOverride>
   </w:num>
   <w:num w:numId="2" w16cid:durableId="1083600405">
+    <w:abstractNumId w:val="38"/>
+  </w:num>
+  <w:num w:numId="3" w16cid:durableId="1184321071">
+    <w:abstractNumId w:val="25"/>
+  </w:num>
+  <w:num w:numId="4" w16cid:durableId="1740638016">
+    <w:abstractNumId w:val="23"/>
+  </w:num>
+  <w:num w:numId="5" w16cid:durableId="64644260">
+    <w:abstractNumId w:val="12"/>
+  </w:num>
+  <w:num w:numId="6" w16cid:durableId="1311135945">
+    <w:abstractNumId w:val="15"/>
+  </w:num>
+  <w:num w:numId="7" w16cid:durableId="226232599">
+    <w:abstractNumId w:val="33"/>
+  </w:num>
+  <w:num w:numId="8" w16cid:durableId="2010595056">
+    <w:abstractNumId w:val="19"/>
+  </w:num>
+  <w:num w:numId="9" w16cid:durableId="1636181785">
+    <w:abstractNumId w:val="7"/>
+  </w:num>
+  <w:num w:numId="10" w16cid:durableId="1768184870">
     <w:abstractNumId w:val="37"/>
   </w:num>
-  <w:num w:numId="3" w16cid:durableId="1184321071">
+  <w:num w:numId="11" w16cid:durableId="1894384830">
+    <w:abstractNumId w:val="8"/>
+  </w:num>
+  <w:num w:numId="12" w16cid:durableId="1062219983">
+    <w:abstractNumId w:val="13"/>
+  </w:num>
+  <w:num w:numId="13" w16cid:durableId="1177504632">
+    <w:abstractNumId w:val="32"/>
+  </w:num>
+  <w:num w:numId="14" w16cid:durableId="833958119">
+    <w:abstractNumId w:val="29"/>
+  </w:num>
+  <w:num w:numId="15" w16cid:durableId="327056718">
+    <w:abstractNumId w:val="11"/>
+  </w:num>
+  <w:num w:numId="16" w16cid:durableId="398791700">
+    <w:abstractNumId w:val="28"/>
+  </w:num>
+  <w:num w:numId="17" w16cid:durableId="1222868241">
+    <w:abstractNumId w:val="17"/>
+  </w:num>
+  <w:num w:numId="18" w16cid:durableId="1821267904">
+    <w:abstractNumId w:val="18"/>
+  </w:num>
+  <w:num w:numId="19" w16cid:durableId="1665889356">
     <w:abstractNumId w:val="24"/>
   </w:num>
-  <w:num w:numId="4" w16cid:durableId="1740638016">
-    <w:abstractNumId w:val="22"/>
-  </w:num>
-  <w:num w:numId="5" w16cid:durableId="64644260">
-    <w:abstractNumId w:val="11"/>
-  </w:num>
-  <w:num w:numId="6" w16cid:durableId="1311135945">
-    <w:abstractNumId w:val="14"/>
-  </w:num>
-  <w:num w:numId="7" w16cid:durableId="226232599">
-    <w:abstractNumId w:val="32"/>
-  </w:num>
-  <w:num w:numId="8" w16cid:durableId="2010595056">
-    <w:abstractNumId w:val="18"/>
-  </w:num>
-  <w:num w:numId="9" w16cid:durableId="1636181785">
+  <w:num w:numId="20" w16cid:durableId="2094010252">
     <w:abstractNumId w:val="6"/>
   </w:num>
-  <w:num w:numId="10" w16cid:durableId="1768184870">
-    <w:abstractNumId w:val="36"/>
-  </w:num>
-  <w:num w:numId="11" w16cid:durableId="1894384830">
-    <w:abstractNumId w:val="7"/>
-  </w:num>
-  <w:num w:numId="12" w16cid:durableId="1062219983">
-    <w:abstractNumId w:val="12"/>
-  </w:num>
-  <w:num w:numId="13" w16cid:durableId="1177504632">
+  <w:num w:numId="21" w16cid:durableId="811367865">
     <w:abstractNumId w:val="31"/>
   </w:num>
-  <w:num w:numId="14" w16cid:durableId="833958119">
-    <w:abstractNumId w:val="28"/>
+  <w:num w:numId="22" w16cid:durableId="639462263">
+    <w:abstractNumId w:val="5"/>
   </w:num>
-  <w:num w:numId="15" w16cid:durableId="327056718">
-    <w:abstractNumId w:val="10"/>
+  <w:num w:numId="23" w16cid:durableId="1642684815">
+    <w:abstractNumId w:val="34"/>
   </w:num>
-  <w:num w:numId="16" w16cid:durableId="398791700">
-    <w:abstractNumId w:val="27"/>
+  <w:num w:numId="24" w16cid:durableId="439178374">
+    <w:abstractNumId w:val="26"/>
   </w:num>
-  <w:num w:numId="17" w16cid:durableId="1222868241">
+  <w:num w:numId="25" w16cid:durableId="1832138115">
+    <w:abstractNumId w:val="9"/>
+  </w:num>
+  <w:num w:numId="26" w16cid:durableId="1627273097">
     <w:abstractNumId w:val="16"/>
   </w:num>
-  <w:num w:numId="18" w16cid:durableId="1821267904">
-    <w:abstractNumId w:val="17"/>
-  </w:num>
-  <w:num w:numId="19" w16cid:durableId="1665889356">
-    <w:abstractNumId w:val="23"/>
-  </w:num>
-  <w:num w:numId="20" w16cid:durableId="2094010252">
-    <w:abstractNumId w:val="5"/>
-  </w:num>
-  <w:num w:numId="21" w16cid:durableId="811367865">
-    <w:abstractNumId w:val="30"/>
-  </w:num>
-  <w:num w:numId="22" w16cid:durableId="639462263">
-    <w:abstractNumId w:val="4"/>
-  </w:num>
-  <w:num w:numId="23" w16cid:durableId="1642684815">
-    <w:abstractNumId w:val="33"/>
-  </w:num>
-  <w:num w:numId="24" w16cid:durableId="439178374">
-    <w:abstractNumId w:val="25"/>
-  </w:num>
-  <w:num w:numId="25" w16cid:durableId="1832138115">
-    <w:abstractNumId w:val="8"/>
-  </w:num>
-  <w:num w:numId="26" w16cid:durableId="1627273097">
-    <w:abstractNumId w:val="15"/>
-  </w:num>
   <w:num w:numId="27" w16cid:durableId="1967395778">
-    <w:abstractNumId w:val="13"/>
+    <w:abstractNumId w:val="14"/>
   </w:num>
   <w:num w:numId="28" w16cid:durableId="119225082">
     <w:abstractNumId w:val="0"/>
   </w:num>
   <w:num w:numId="29" w16cid:durableId="625476051">
-    <w:abstractNumId w:val="9"/>
+    <w:abstractNumId w:val="10"/>
   </w:num>
   <w:num w:numId="30" w16cid:durableId="2053459547">
-    <w:abstractNumId w:val="3"/>
+    <w:abstractNumId w:val="4"/>
   </w:num>
   <w:num w:numId="31" w16cid:durableId="92289259">
-    <w:abstractNumId w:val="20"/>
+    <w:abstractNumId w:val="21"/>
     <w:lvlOverride w:ilvl="0">
       <w:startOverride w:val="1"/>
     </w:lvlOverride>
@@ -6937,31 +10712,34 @@
     </w:lvlOverride>
   </w:num>
   <w:num w:numId="32" w16cid:durableId="2074506370">
-    <w:abstractNumId w:val="35"/>
+    <w:abstractNumId w:val="36"/>
   </w:num>
   <w:num w:numId="33" w16cid:durableId="1907258176">
-    <w:abstractNumId w:val="19"/>
+    <w:abstractNumId w:val="20"/>
   </w:num>
   <w:num w:numId="34" w16cid:durableId="1222909797">
+    <w:abstractNumId w:val="3"/>
+  </w:num>
+  <w:num w:numId="35" w16cid:durableId="1124809768">
     <w:abstractNumId w:val="2"/>
   </w:num>
-  <w:num w:numId="35" w16cid:durableId="1124809768">
-    <w:abstractNumId w:val="1"/>
-  </w:num>
   <w:num w:numId="36" w16cid:durableId="178810729">
-    <w:abstractNumId w:val="29"/>
+    <w:abstractNumId w:val="30"/>
   </w:num>
   <w:num w:numId="37" w16cid:durableId="504705886">
-    <w:abstractNumId w:val="26"/>
+    <w:abstractNumId w:val="27"/>
   </w:num>
   <w:num w:numId="38" w16cid:durableId="1835952962">
-    <w:abstractNumId w:val="21"/>
+    <w:abstractNumId w:val="22"/>
+  </w:num>
+  <w:num w:numId="39" w16cid:durableId="1530026259">
+    <w:abstractNumId w:val="1"/>
   </w:num>
 </w:numbering>
 </file>
 
 <file path=word/styles.xml><?xml version="1.0" encoding="utf-8"?>
-<w:styles xmlns:mc="http://schemas.openxmlformats.org/markup-compatibility/2006" xmlns:r="http://schemas.openxmlformats.org/officeDocument/2006/relationships" xmlns:w="http://schemas.openxmlformats.org/wordprocessingml/2006/main" xmlns:w14="http://schemas.microsoft.com/office/word/2010/wordml" xmlns:w15="http://schemas.microsoft.com/office/word/2012/wordml" xmlns:w16cex="http://schemas.microsoft.com/office/word/2018/wordml/cex" xmlns:w16cid="http://schemas.microsoft.com/office/word/2016/wordml/cid" xmlns:w16="http://schemas.microsoft.com/office/word/2018/wordml" xmlns:w16du="http://schemas.microsoft.com/office/word/2023/wordml/word16du" xmlns:w16sdtdh="http://schemas.microsoft.com/office/word/2020/wordml/sdtdatahash" xmlns:w16sdtfl="http://schemas.microsoft.com/office/word/2024/wordml/sdtformatlock" xmlns:w16se="http://schemas.microsoft.com/office/word/2015/wordml/symex" mc:Ignorable="w14 w15 w16se w16cid w16 w16cex w16sdtdh w16sdtfl w16du">
+<w:styles xmlns:mc="http://schemas.openxmlformats.org/markup-compatibility/2006" xmlns:r="http://schemas.openxmlformats.org/officeDocument/2006/relationships" xmlns:w="http://schemas.openxmlformats.org/wordprocessingml/2006/main" xmlns:w14="http://schemas.microsoft.com/office/word/2010/wordml" xmlns:w15="http://schemas.microsoft.com/office/word/2012/wordml" xmlns:w16cex="http://schemas.microsoft.com/office/word/2018/wordml/cex" xmlns:w16cid="http://schemas.microsoft.com/office/word/2016/wordml/cid" xmlns:w16="http://schemas.microsoft.com/office/word/2018/wordml" xmlns:w16sdtdh="http://schemas.microsoft.com/office/word/2020/wordml/sdtdatahash" xmlns:w16se="http://schemas.microsoft.com/office/word/2015/wordml/symex" mc:Ignorable="w14 w15 w16se w16cid w16 w16cex w16sdtdh">
   <w:docDefaults>
     <w:rPrDefault>
       <w:rPr>

--- a/PKSS/_Курсовая работа.docx
+++ b/PKSS/_Курсовая работа.docx
@@ -6,8 +6,6 @@
       <w:sdtPr>
         <w:rPr>
           <w:rFonts w:ascii="Times New Roman" w:eastAsiaTheme="minorHAnsi" w:hAnsi="Times New Roman" w:cs="Times New Roman"/>
-          <w:b/>
-          <w:bCs/>
           <w:color w:val="auto"/>
           <w:kern w:val="2"/>
           <w:sz w:val="28"/>
@@ -21,13 +19,6 @@
           <w:docPartUnique/>
         </w:docPartObj>
       </w:sdtPr>
-      <w:sdtEndPr>
-        <w:rPr>
-          <w:rFonts w:asciiTheme="minorHAnsi" w:hAnsiTheme="minorHAnsi" w:cstheme="minorBidi"/>
-          <w:sz w:val="24"/>
-          <w:szCs w:val="24"/>
-        </w:rPr>
-      </w:sdtEndPr>
       <w:sdtContent>
         <w:p>
           <w:pPr>
@@ -51,7 +42,7 @@
               <w:sz w:val="28"/>
               <w:szCs w:val="28"/>
             </w:rPr>
-            <w:t>ОГЛАВЛЕНИЕ</w:t>
+            <w:t>СОДЕРЖАНИЕ</w:t>
           </w:r>
         </w:p>
         <w:p>
@@ -60,12 +51,12 @@
             <w:tabs>
               <w:tab w:val="right" w:leader="dot" w:pos="9345"/>
             </w:tabs>
-            <w:jc w:val="both"/>
             <w:rPr>
-              <w:rFonts w:ascii="Times New Roman" w:hAnsi="Times New Roman" w:cs="Times New Roman"/>
+              <w:rFonts w:ascii="Times New Roman" w:eastAsiaTheme="minorEastAsia" w:hAnsi="Times New Roman" w:cs="Times New Roman"/>
               <w:noProof/>
               <w:sz w:val="28"/>
               <w:szCs w:val="28"/>
+              <w:lang w:eastAsia="ru-RU"/>
             </w:rPr>
           </w:pPr>
           <w:r>
@@ -92,7 +83,7 @@
             </w:rPr>
             <w:fldChar w:fldCharType="separate"/>
           </w:r>
-          <w:hyperlink w:anchor="_Toc215918077" w:history="1">
+          <w:hyperlink w:anchor="_Toc216383578" w:history="1">
             <w:r>
               <w:rPr>
                 <w:rStyle w:val="af"/>
@@ -131,7 +122,7 @@
                 <w:sz w:val="28"/>
                 <w:szCs w:val="28"/>
               </w:rPr>
-              <w:instrText xml:space="preserve"> PAGEREF _Toc215918077 \h </w:instrText>
+              <w:instrText xml:space="preserve"> PAGEREF _Toc216383578 \h </w:instrText>
             </w:r>
             <w:r>
               <w:rPr>
@@ -160,7 +151,7 @@
                 <w:sz w:val="28"/>
                 <w:szCs w:val="28"/>
               </w:rPr>
-              <w:t>1</w:t>
+              <w:t>2</w:t>
             </w:r>
             <w:r>
               <w:rPr>
@@ -176,20 +167,20 @@
         </w:p>
         <w:p>
           <w:pPr>
-            <w:pStyle w:val="23"/>
+            <w:pStyle w:val="11"/>
             <w:tabs>
-              <w:tab w:val="left" w:pos="720"/>
+              <w:tab w:val="left" w:pos="480"/>
               <w:tab w:val="right" w:leader="dot" w:pos="9345"/>
             </w:tabs>
-            <w:jc w:val="both"/>
             <w:rPr>
-              <w:rFonts w:ascii="Times New Roman" w:hAnsi="Times New Roman" w:cs="Times New Roman"/>
+              <w:rFonts w:ascii="Times New Roman" w:eastAsiaTheme="minorEastAsia" w:hAnsi="Times New Roman" w:cs="Times New Roman"/>
               <w:noProof/>
               <w:sz w:val="28"/>
               <w:szCs w:val="28"/>
+              <w:lang w:eastAsia="ru-RU"/>
             </w:rPr>
           </w:pPr>
-          <w:hyperlink w:anchor="_Toc215918078" w:history="1">
+          <w:hyperlink w:anchor="_Toc216383579" w:history="1">
             <w:r>
               <w:rPr>
                 <w:rStyle w:val="af"/>
@@ -202,10 +193,11 @@
             </w:r>
             <w:r>
               <w:rPr>
-                <w:rFonts w:ascii="Times New Roman" w:hAnsi="Times New Roman" w:cs="Times New Roman"/>
-                <w:noProof/>
-                <w:sz w:val="28"/>
-                <w:szCs w:val="28"/>
+                <w:rFonts w:ascii="Times New Roman" w:eastAsiaTheme="minorEastAsia" w:hAnsi="Times New Roman" w:cs="Times New Roman"/>
+                <w:noProof/>
+                <w:sz w:val="28"/>
+                <w:szCs w:val="28"/>
+                <w:lang w:eastAsia="ru-RU"/>
               </w:rPr>
               <w:tab/>
             </w:r>
@@ -247,7 +239,7 @@
                 <w:sz w:val="28"/>
                 <w:szCs w:val="28"/>
               </w:rPr>
-              <w:instrText xml:space="preserve"> PAGEREF _Toc215918078 \h </w:instrText>
+              <w:instrText xml:space="preserve"> PAGEREF _Toc216383579 \h </w:instrText>
             </w:r>
             <w:r>
               <w:rPr>
@@ -276,7 +268,7 @@
                 <w:sz w:val="28"/>
                 <w:szCs w:val="28"/>
               </w:rPr>
-              <w:t>1</w:t>
+              <w:t>4</w:t>
             </w:r>
             <w:r>
               <w:rPr>
@@ -297,15 +289,15 @@
               <w:tab w:val="left" w:pos="960"/>
               <w:tab w:val="right" w:leader="dot" w:pos="9345"/>
             </w:tabs>
-            <w:jc w:val="both"/>
             <w:rPr>
-              <w:rFonts w:ascii="Times New Roman" w:hAnsi="Times New Roman" w:cs="Times New Roman"/>
+              <w:rFonts w:ascii="Times New Roman" w:eastAsiaTheme="minorEastAsia" w:hAnsi="Times New Roman" w:cs="Times New Roman"/>
               <w:noProof/>
               <w:sz w:val="28"/>
               <w:szCs w:val="28"/>
+              <w:lang w:eastAsia="ru-RU"/>
             </w:rPr>
           </w:pPr>
-          <w:hyperlink w:anchor="_Toc215918079" w:history="1">
+          <w:hyperlink w:anchor="_Toc216383580" w:history="1">
             <w:r>
               <w:rPr>
                 <w:rStyle w:val="af"/>
@@ -318,10 +310,11 @@
             </w:r>
             <w:r>
               <w:rPr>
-                <w:rFonts w:ascii="Times New Roman" w:hAnsi="Times New Roman" w:cs="Times New Roman"/>
-                <w:noProof/>
-                <w:sz w:val="28"/>
-                <w:szCs w:val="28"/>
+                <w:rFonts w:ascii="Times New Roman" w:eastAsiaTheme="minorEastAsia" w:hAnsi="Times New Roman" w:cs="Times New Roman"/>
+                <w:noProof/>
+                <w:sz w:val="28"/>
+                <w:szCs w:val="28"/>
+                <w:lang w:eastAsia="ru-RU"/>
               </w:rPr>
               <w:tab/>
             </w:r>
@@ -363,7 +356,7 @@
                 <w:sz w:val="28"/>
                 <w:szCs w:val="28"/>
               </w:rPr>
-              <w:instrText xml:space="preserve"> PAGEREF _Toc215918079 \h </w:instrText>
+              <w:instrText xml:space="preserve"> PAGEREF _Toc216383580 \h </w:instrText>
             </w:r>
             <w:r>
               <w:rPr>
@@ -392,7 +385,7 @@
                 <w:sz w:val="28"/>
                 <w:szCs w:val="28"/>
               </w:rPr>
-              <w:t>1</w:t>
+              <w:t>4</w:t>
             </w:r>
             <w:r>
               <w:rPr>
@@ -413,15 +406,15 @@
               <w:tab w:val="left" w:pos="960"/>
               <w:tab w:val="right" w:leader="dot" w:pos="9345"/>
             </w:tabs>
-            <w:jc w:val="both"/>
             <w:rPr>
-              <w:rFonts w:ascii="Times New Roman" w:hAnsi="Times New Roman" w:cs="Times New Roman"/>
+              <w:rFonts w:ascii="Times New Roman" w:eastAsiaTheme="minorEastAsia" w:hAnsi="Times New Roman" w:cs="Times New Roman"/>
               <w:noProof/>
               <w:sz w:val="28"/>
               <w:szCs w:val="28"/>
+              <w:lang w:eastAsia="ru-RU"/>
             </w:rPr>
           </w:pPr>
-          <w:hyperlink w:anchor="_Toc215918080" w:history="1">
+          <w:hyperlink w:anchor="_Toc216383581" w:history="1">
             <w:r>
               <w:rPr>
                 <w:rStyle w:val="af"/>
@@ -434,10 +427,11 @@
             </w:r>
             <w:r>
               <w:rPr>
-                <w:rFonts w:ascii="Times New Roman" w:hAnsi="Times New Roman" w:cs="Times New Roman"/>
-                <w:noProof/>
-                <w:sz w:val="28"/>
-                <w:szCs w:val="28"/>
+                <w:rFonts w:ascii="Times New Roman" w:eastAsiaTheme="minorEastAsia" w:hAnsi="Times New Roman" w:cs="Times New Roman"/>
+                <w:noProof/>
+                <w:sz w:val="28"/>
+                <w:szCs w:val="28"/>
+                <w:lang w:eastAsia="ru-RU"/>
               </w:rPr>
               <w:tab/>
             </w:r>
@@ -479,7 +473,7 @@
                 <w:sz w:val="28"/>
                 <w:szCs w:val="28"/>
               </w:rPr>
-              <w:instrText xml:space="preserve"> PAGEREF _Toc215918080 \h </w:instrText>
+              <w:instrText xml:space="preserve"> PAGEREF _Toc216383581 \h </w:instrText>
             </w:r>
             <w:r>
               <w:rPr>
@@ -508,7 +502,7 @@
                 <w:sz w:val="28"/>
                 <w:szCs w:val="28"/>
               </w:rPr>
-              <w:t>1</w:t>
+              <w:t>5</w:t>
             </w:r>
             <w:r>
               <w:rPr>
@@ -529,15 +523,15 @@
               <w:tab w:val="left" w:pos="960"/>
               <w:tab w:val="right" w:leader="dot" w:pos="9345"/>
             </w:tabs>
-            <w:jc w:val="both"/>
             <w:rPr>
-              <w:rFonts w:ascii="Times New Roman" w:hAnsi="Times New Roman" w:cs="Times New Roman"/>
+              <w:rFonts w:ascii="Times New Roman" w:eastAsiaTheme="minorEastAsia" w:hAnsi="Times New Roman" w:cs="Times New Roman"/>
               <w:noProof/>
               <w:sz w:val="28"/>
               <w:szCs w:val="28"/>
+              <w:lang w:eastAsia="ru-RU"/>
             </w:rPr>
           </w:pPr>
-          <w:hyperlink w:anchor="_Toc215918081" w:history="1">
+          <w:hyperlink w:anchor="_Toc216383582" w:history="1">
             <w:r>
               <w:rPr>
                 <w:rStyle w:val="af"/>
@@ -550,10 +544,11 @@
             </w:r>
             <w:r>
               <w:rPr>
-                <w:rFonts w:ascii="Times New Roman" w:hAnsi="Times New Roman" w:cs="Times New Roman"/>
-                <w:noProof/>
-                <w:sz w:val="28"/>
-                <w:szCs w:val="28"/>
+                <w:rFonts w:ascii="Times New Roman" w:eastAsiaTheme="minorEastAsia" w:hAnsi="Times New Roman" w:cs="Times New Roman"/>
+                <w:noProof/>
+                <w:sz w:val="28"/>
+                <w:szCs w:val="28"/>
+                <w:lang w:eastAsia="ru-RU"/>
               </w:rPr>
               <w:tab/>
             </w:r>
@@ -595,7 +590,7 @@
                 <w:sz w:val="28"/>
                 <w:szCs w:val="28"/>
               </w:rPr>
-              <w:instrText xml:space="preserve"> PAGEREF _Toc215918081 \h </w:instrText>
+              <w:instrText xml:space="preserve"> PAGEREF _Toc216383582 \h </w:instrText>
             </w:r>
             <w:r>
               <w:rPr>
@@ -624,7 +619,7 @@
                 <w:sz w:val="28"/>
                 <w:szCs w:val="28"/>
               </w:rPr>
-              <w:t>1</w:t>
+              <w:t>6</w:t>
             </w:r>
             <w:r>
               <w:rPr>
@@ -645,15 +640,15 @@
               <w:tab w:val="left" w:pos="960"/>
               <w:tab w:val="right" w:leader="dot" w:pos="9345"/>
             </w:tabs>
-            <w:jc w:val="both"/>
             <w:rPr>
-              <w:rFonts w:ascii="Times New Roman" w:hAnsi="Times New Roman" w:cs="Times New Roman"/>
+              <w:rFonts w:ascii="Times New Roman" w:eastAsiaTheme="minorEastAsia" w:hAnsi="Times New Roman" w:cs="Times New Roman"/>
               <w:noProof/>
               <w:sz w:val="28"/>
               <w:szCs w:val="28"/>
+              <w:lang w:eastAsia="ru-RU"/>
             </w:rPr>
           </w:pPr>
-          <w:hyperlink w:anchor="_Toc215918082" w:history="1">
+          <w:hyperlink w:anchor="_Toc216383583" w:history="1">
             <w:r>
               <w:rPr>
                 <w:rStyle w:val="af"/>
@@ -666,10 +661,11 @@
             </w:r>
             <w:r>
               <w:rPr>
-                <w:rFonts w:ascii="Times New Roman" w:hAnsi="Times New Roman" w:cs="Times New Roman"/>
-                <w:noProof/>
-                <w:sz w:val="28"/>
-                <w:szCs w:val="28"/>
+                <w:rFonts w:ascii="Times New Roman" w:eastAsiaTheme="minorEastAsia" w:hAnsi="Times New Roman" w:cs="Times New Roman"/>
+                <w:noProof/>
+                <w:sz w:val="28"/>
+                <w:szCs w:val="28"/>
+                <w:lang w:eastAsia="ru-RU"/>
               </w:rPr>
               <w:tab/>
             </w:r>
@@ -711,7 +707,7 @@
                 <w:sz w:val="28"/>
                 <w:szCs w:val="28"/>
               </w:rPr>
-              <w:instrText xml:space="preserve"> PAGEREF _Toc215918082 \h </w:instrText>
+              <w:instrText xml:space="preserve"> PAGEREF _Toc216383583 \h </w:instrText>
             </w:r>
             <w:r>
               <w:rPr>
@@ -740,7 +736,7 @@
                 <w:sz w:val="28"/>
                 <w:szCs w:val="28"/>
               </w:rPr>
-              <w:t>1</w:t>
+              <w:t>7</w:t>
             </w:r>
             <w:r>
               <w:rPr>
@@ -761,15 +757,15 @@
               <w:tab w:val="left" w:pos="960"/>
               <w:tab w:val="right" w:leader="dot" w:pos="9345"/>
             </w:tabs>
-            <w:jc w:val="both"/>
             <w:rPr>
-              <w:rFonts w:ascii="Times New Roman" w:hAnsi="Times New Roman" w:cs="Times New Roman"/>
+              <w:rFonts w:ascii="Times New Roman" w:eastAsiaTheme="minorEastAsia" w:hAnsi="Times New Roman" w:cs="Times New Roman"/>
               <w:noProof/>
               <w:sz w:val="28"/>
               <w:szCs w:val="28"/>
+              <w:lang w:eastAsia="ru-RU"/>
             </w:rPr>
           </w:pPr>
-          <w:hyperlink w:anchor="_Toc215918083" w:history="1">
+          <w:hyperlink w:anchor="_Toc216383584" w:history="1">
             <w:r>
               <w:rPr>
                 <w:rStyle w:val="af"/>
@@ -782,10 +778,11 @@
             </w:r>
             <w:r>
               <w:rPr>
-                <w:rFonts w:ascii="Times New Roman" w:hAnsi="Times New Roman" w:cs="Times New Roman"/>
-                <w:noProof/>
-                <w:sz w:val="28"/>
-                <w:szCs w:val="28"/>
+                <w:rFonts w:ascii="Times New Roman" w:eastAsiaTheme="minorEastAsia" w:hAnsi="Times New Roman" w:cs="Times New Roman"/>
+                <w:noProof/>
+                <w:sz w:val="28"/>
+                <w:szCs w:val="28"/>
+                <w:lang w:eastAsia="ru-RU"/>
               </w:rPr>
               <w:tab/>
             </w:r>
@@ -827,7 +824,7 @@
                 <w:sz w:val="28"/>
                 <w:szCs w:val="28"/>
               </w:rPr>
-              <w:instrText xml:space="preserve"> PAGEREF _Toc215918083 \h </w:instrText>
+              <w:instrText xml:space="preserve"> PAGEREF _Toc216383584 \h </w:instrText>
             </w:r>
             <w:r>
               <w:rPr>
@@ -856,7 +853,7 @@
                 <w:sz w:val="28"/>
                 <w:szCs w:val="28"/>
               </w:rPr>
-              <w:t>1</w:t>
+              <w:t>9</w:t>
             </w:r>
             <w:r>
               <w:rPr>
@@ -877,7 +874,123 @@
               <w:tab w:val="left" w:pos="960"/>
               <w:tab w:val="right" w:leader="dot" w:pos="9345"/>
             </w:tabs>
-            <w:jc w:val="both"/>
+            <w:rPr>
+              <w:rFonts w:ascii="Times New Roman" w:eastAsiaTheme="minorEastAsia" w:hAnsi="Times New Roman" w:cs="Times New Roman"/>
+              <w:noProof/>
+              <w:sz w:val="28"/>
+              <w:szCs w:val="28"/>
+              <w:lang w:eastAsia="ru-RU"/>
+            </w:rPr>
+          </w:pPr>
+          <w:hyperlink w:anchor="_Toc216383585" w:history="1">
+            <w:r>
+              <w:rPr>
+                <w:rStyle w:val="af"/>
+                <w:rFonts w:ascii="Times New Roman" w:hAnsi="Times New Roman" w:cs="Times New Roman"/>
+                <w:noProof/>
+                <w:sz w:val="28"/>
+                <w:szCs w:val="28"/>
+              </w:rPr>
+              <w:t>1.6.</w:t>
+            </w:r>
+            <w:r>
+              <w:rPr>
+                <w:rFonts w:ascii="Times New Roman" w:eastAsiaTheme="minorEastAsia" w:hAnsi="Times New Roman" w:cs="Times New Roman"/>
+                <w:noProof/>
+                <w:sz w:val="28"/>
+                <w:szCs w:val="28"/>
+                <w:lang w:eastAsia="ru-RU"/>
+              </w:rPr>
+              <w:tab/>
+            </w:r>
+            <w:r>
+              <w:rPr>
+                <w:rStyle w:val="af"/>
+                <w:rFonts w:ascii="Times New Roman" w:hAnsi="Times New Roman" w:cs="Times New Roman"/>
+                <w:noProof/>
+                <w:sz w:val="28"/>
+                <w:szCs w:val="28"/>
+              </w:rPr>
+              <w:t>Разработка требований к клиент-серверной системе</w:t>
+            </w:r>
+            <w:r>
+              <w:rPr>
+                <w:rFonts w:ascii="Times New Roman" w:hAnsi="Times New Roman" w:cs="Times New Roman"/>
+                <w:noProof/>
+                <w:webHidden/>
+                <w:sz w:val="28"/>
+                <w:szCs w:val="28"/>
+              </w:rPr>
+              <w:tab/>
+            </w:r>
+            <w:r>
+              <w:rPr>
+                <w:rFonts w:ascii="Times New Roman" w:hAnsi="Times New Roman" w:cs="Times New Roman"/>
+                <w:noProof/>
+                <w:webHidden/>
+                <w:sz w:val="28"/>
+                <w:szCs w:val="28"/>
+              </w:rPr>
+              <w:fldChar w:fldCharType="begin"/>
+            </w:r>
+            <w:r>
+              <w:rPr>
+                <w:rFonts w:ascii="Times New Roman" w:hAnsi="Times New Roman" w:cs="Times New Roman"/>
+                <w:noProof/>
+                <w:webHidden/>
+                <w:sz w:val="28"/>
+                <w:szCs w:val="28"/>
+              </w:rPr>
+              <w:instrText xml:space="preserve"> PAGEREF _Toc216383585 \h </w:instrText>
+            </w:r>
+            <w:r>
+              <w:rPr>
+                <w:rFonts w:ascii="Times New Roman" w:hAnsi="Times New Roman" w:cs="Times New Roman"/>
+                <w:noProof/>
+                <w:webHidden/>
+                <w:sz w:val="28"/>
+                <w:szCs w:val="28"/>
+              </w:rPr>
+            </w:r>
+            <w:r>
+              <w:rPr>
+                <w:rFonts w:ascii="Times New Roman" w:hAnsi="Times New Roman" w:cs="Times New Roman"/>
+                <w:noProof/>
+                <w:webHidden/>
+                <w:sz w:val="28"/>
+                <w:szCs w:val="28"/>
+              </w:rPr>
+              <w:fldChar w:fldCharType="separate"/>
+            </w:r>
+            <w:r>
+              <w:rPr>
+                <w:rFonts w:ascii="Times New Roman" w:hAnsi="Times New Roman" w:cs="Times New Roman"/>
+                <w:noProof/>
+                <w:webHidden/>
+                <w:sz w:val="28"/>
+                <w:szCs w:val="28"/>
+              </w:rPr>
+              <w:t>12</w:t>
+            </w:r>
+            <w:r>
+              <w:rPr>
+                <w:rFonts w:ascii="Times New Roman" w:hAnsi="Times New Roman" w:cs="Times New Roman"/>
+                <w:noProof/>
+                <w:webHidden/>
+                <w:sz w:val="28"/>
+                <w:szCs w:val="28"/>
+              </w:rPr>
+              <w:fldChar w:fldCharType="end"/>
+            </w:r>
+          </w:hyperlink>
+        </w:p>
+        <w:p>
+          <w:pPr>
+            <w:pStyle w:val="31"/>
+            <w:tabs>
+              <w:tab w:val="left" w:pos="1440"/>
+              <w:tab w:val="right" w:leader="dot" w:pos="9345"/>
+            </w:tabs>
             <w:rPr>
               <w:rFonts w:ascii="Times New Roman" w:hAnsi="Times New Roman" w:cs="Times New Roman"/>
               <w:noProof/>
@@ -885,7 +998,7 @@
               <w:szCs w:val="28"/>
             </w:rPr>
           </w:pPr>
-          <w:hyperlink w:anchor="_Toc215918084" w:history="1">
+          <w:hyperlink w:anchor="_Toc216383586" w:history="1">
             <w:r>
               <w:rPr>
                 <w:rStyle w:val="af"/>
@@ -894,7 +1007,7 @@
                 <w:sz w:val="28"/>
                 <w:szCs w:val="28"/>
               </w:rPr>
-              <w:t>1.6.</w:t>
+              <w:t>1.6.1.</w:t>
             </w:r>
             <w:r>
               <w:rPr>
@@ -913,7 +1026,7 @@
                 <w:sz w:val="28"/>
                 <w:szCs w:val="28"/>
               </w:rPr>
-              <w:t>Разработка требований к клиент-серверной системе</w:t>
+              <w:t>Общие сведения</w:t>
             </w:r>
             <w:r>
               <w:rPr>
@@ -943,7 +1056,7 @@
                 <w:sz w:val="28"/>
                 <w:szCs w:val="28"/>
               </w:rPr>
-              <w:instrText xml:space="preserve"> PAGEREF _Toc215918084 \h </w:instrText>
+              <w:instrText xml:space="preserve"> PAGEREF _Toc216383586 \h </w:instrText>
             </w:r>
             <w:r>
               <w:rPr>
@@ -972,7 +1085,467 @@
                 <w:sz w:val="28"/>
                 <w:szCs w:val="28"/>
               </w:rPr>
-              <w:t>1</w:t>
+              <w:t>12</w:t>
+            </w:r>
+            <w:r>
+              <w:rPr>
+                <w:rFonts w:ascii="Times New Roman" w:hAnsi="Times New Roman" w:cs="Times New Roman"/>
+                <w:noProof/>
+                <w:webHidden/>
+                <w:sz w:val="28"/>
+                <w:szCs w:val="28"/>
+              </w:rPr>
+              <w:fldChar w:fldCharType="end"/>
+            </w:r>
+          </w:hyperlink>
+        </w:p>
+        <w:p>
+          <w:pPr>
+            <w:pStyle w:val="31"/>
+            <w:tabs>
+              <w:tab w:val="left" w:pos="1440"/>
+              <w:tab w:val="right" w:leader="dot" w:pos="9345"/>
+            </w:tabs>
+            <w:rPr>
+              <w:rFonts w:ascii="Times New Roman" w:hAnsi="Times New Roman" w:cs="Times New Roman"/>
+              <w:noProof/>
+              <w:sz w:val="28"/>
+              <w:szCs w:val="28"/>
+            </w:rPr>
+          </w:pPr>
+          <w:hyperlink w:anchor="_Toc216383587" w:history="1">
+            <w:r>
+              <w:rPr>
+                <w:rStyle w:val="af"/>
+                <w:rFonts w:ascii="Times New Roman" w:hAnsi="Times New Roman" w:cs="Times New Roman"/>
+                <w:noProof/>
+                <w:sz w:val="28"/>
+                <w:szCs w:val="28"/>
+              </w:rPr>
+              <w:t>1.6.2.</w:t>
+            </w:r>
+            <w:r>
+              <w:rPr>
+                <w:rFonts w:ascii="Times New Roman" w:hAnsi="Times New Roman" w:cs="Times New Roman"/>
+                <w:noProof/>
+                <w:sz w:val="28"/>
+                <w:szCs w:val="28"/>
+              </w:rPr>
+              <w:tab/>
+            </w:r>
+            <w:r>
+              <w:rPr>
+                <w:rStyle w:val="af"/>
+                <w:rFonts w:ascii="Times New Roman" w:hAnsi="Times New Roman" w:cs="Times New Roman"/>
+                <w:noProof/>
+                <w:sz w:val="28"/>
+                <w:szCs w:val="28"/>
+              </w:rPr>
+              <w:t>Цели и назначения создания системы</w:t>
+            </w:r>
+            <w:r>
+              <w:rPr>
+                <w:rFonts w:ascii="Times New Roman" w:hAnsi="Times New Roman" w:cs="Times New Roman"/>
+                <w:noProof/>
+                <w:webHidden/>
+                <w:sz w:val="28"/>
+                <w:szCs w:val="28"/>
+              </w:rPr>
+              <w:tab/>
+            </w:r>
+            <w:r>
+              <w:rPr>
+                <w:rFonts w:ascii="Times New Roman" w:hAnsi="Times New Roman" w:cs="Times New Roman"/>
+                <w:noProof/>
+                <w:webHidden/>
+                <w:sz w:val="28"/>
+                <w:szCs w:val="28"/>
+              </w:rPr>
+              <w:fldChar w:fldCharType="begin"/>
+            </w:r>
+            <w:r>
+              <w:rPr>
+                <w:rFonts w:ascii="Times New Roman" w:hAnsi="Times New Roman" w:cs="Times New Roman"/>
+                <w:noProof/>
+                <w:webHidden/>
+                <w:sz w:val="28"/>
+                <w:szCs w:val="28"/>
+              </w:rPr>
+              <w:instrText xml:space="preserve"> PAGEREF _Toc216383587 \h </w:instrText>
+            </w:r>
+            <w:r>
+              <w:rPr>
+                <w:rFonts w:ascii="Times New Roman" w:hAnsi="Times New Roman" w:cs="Times New Roman"/>
+                <w:noProof/>
+                <w:webHidden/>
+                <w:sz w:val="28"/>
+                <w:szCs w:val="28"/>
+              </w:rPr>
+            </w:r>
+            <w:r>
+              <w:rPr>
+                <w:rFonts w:ascii="Times New Roman" w:hAnsi="Times New Roman" w:cs="Times New Roman"/>
+                <w:noProof/>
+                <w:webHidden/>
+                <w:sz w:val="28"/>
+                <w:szCs w:val="28"/>
+              </w:rPr>
+              <w:fldChar w:fldCharType="separate"/>
+            </w:r>
+            <w:r>
+              <w:rPr>
+                <w:rFonts w:ascii="Times New Roman" w:hAnsi="Times New Roman" w:cs="Times New Roman"/>
+                <w:noProof/>
+                <w:webHidden/>
+                <w:sz w:val="28"/>
+                <w:szCs w:val="28"/>
+              </w:rPr>
+              <w:t>12</w:t>
+            </w:r>
+            <w:r>
+              <w:rPr>
+                <w:rFonts w:ascii="Times New Roman" w:hAnsi="Times New Roman" w:cs="Times New Roman"/>
+                <w:noProof/>
+                <w:webHidden/>
+                <w:sz w:val="28"/>
+                <w:szCs w:val="28"/>
+              </w:rPr>
+              <w:fldChar w:fldCharType="end"/>
+            </w:r>
+          </w:hyperlink>
+        </w:p>
+        <w:p>
+          <w:pPr>
+            <w:pStyle w:val="31"/>
+            <w:tabs>
+              <w:tab w:val="left" w:pos="1440"/>
+              <w:tab w:val="right" w:leader="dot" w:pos="9345"/>
+            </w:tabs>
+            <w:rPr>
+              <w:rFonts w:ascii="Times New Roman" w:hAnsi="Times New Roman" w:cs="Times New Roman"/>
+              <w:noProof/>
+              <w:sz w:val="28"/>
+              <w:szCs w:val="28"/>
+            </w:rPr>
+          </w:pPr>
+          <w:hyperlink w:anchor="_Toc216383588" w:history="1">
+            <w:r>
+              <w:rPr>
+                <w:rStyle w:val="af"/>
+                <w:rFonts w:ascii="Times New Roman" w:hAnsi="Times New Roman" w:cs="Times New Roman"/>
+                <w:noProof/>
+                <w:sz w:val="28"/>
+                <w:szCs w:val="28"/>
+              </w:rPr>
+              <w:t>1.6.3.</w:t>
+            </w:r>
+            <w:r>
+              <w:rPr>
+                <w:rFonts w:ascii="Times New Roman" w:hAnsi="Times New Roman" w:cs="Times New Roman"/>
+                <w:noProof/>
+                <w:sz w:val="28"/>
+                <w:szCs w:val="28"/>
+              </w:rPr>
+              <w:tab/>
+            </w:r>
+            <w:r>
+              <w:rPr>
+                <w:rStyle w:val="af"/>
+                <w:rFonts w:ascii="Times New Roman" w:hAnsi="Times New Roman" w:cs="Times New Roman"/>
+                <w:noProof/>
+                <w:sz w:val="28"/>
+                <w:szCs w:val="28"/>
+              </w:rPr>
+              <w:t>Сведения об объекте автоматизации</w:t>
+            </w:r>
+            <w:r>
+              <w:rPr>
+                <w:rFonts w:ascii="Times New Roman" w:hAnsi="Times New Roman" w:cs="Times New Roman"/>
+                <w:noProof/>
+                <w:webHidden/>
+                <w:sz w:val="28"/>
+                <w:szCs w:val="28"/>
+              </w:rPr>
+              <w:tab/>
+            </w:r>
+            <w:r>
+              <w:rPr>
+                <w:rFonts w:ascii="Times New Roman" w:hAnsi="Times New Roman" w:cs="Times New Roman"/>
+                <w:noProof/>
+                <w:webHidden/>
+                <w:sz w:val="28"/>
+                <w:szCs w:val="28"/>
+              </w:rPr>
+              <w:fldChar w:fldCharType="begin"/>
+            </w:r>
+            <w:r>
+              <w:rPr>
+                <w:rFonts w:ascii="Times New Roman" w:hAnsi="Times New Roman" w:cs="Times New Roman"/>
+                <w:noProof/>
+                <w:webHidden/>
+                <w:sz w:val="28"/>
+                <w:szCs w:val="28"/>
+              </w:rPr>
+              <w:instrText xml:space="preserve"> PAGEREF _Toc216383588 \h </w:instrText>
+            </w:r>
+            <w:r>
+              <w:rPr>
+                <w:rFonts w:ascii="Times New Roman" w:hAnsi="Times New Roman" w:cs="Times New Roman"/>
+                <w:noProof/>
+                <w:webHidden/>
+                <w:sz w:val="28"/>
+                <w:szCs w:val="28"/>
+              </w:rPr>
+            </w:r>
+            <w:r>
+              <w:rPr>
+                <w:rFonts w:ascii="Times New Roman" w:hAnsi="Times New Roman" w:cs="Times New Roman"/>
+                <w:noProof/>
+                <w:webHidden/>
+                <w:sz w:val="28"/>
+                <w:szCs w:val="28"/>
+              </w:rPr>
+              <w:fldChar w:fldCharType="separate"/>
+            </w:r>
+            <w:r>
+              <w:rPr>
+                <w:rFonts w:ascii="Times New Roman" w:hAnsi="Times New Roman" w:cs="Times New Roman"/>
+                <w:noProof/>
+                <w:webHidden/>
+                <w:sz w:val="28"/>
+                <w:szCs w:val="28"/>
+              </w:rPr>
+              <w:t>14</w:t>
+            </w:r>
+            <w:r>
+              <w:rPr>
+                <w:rFonts w:ascii="Times New Roman" w:hAnsi="Times New Roman" w:cs="Times New Roman"/>
+                <w:noProof/>
+                <w:webHidden/>
+                <w:sz w:val="28"/>
+                <w:szCs w:val="28"/>
+              </w:rPr>
+              <w:fldChar w:fldCharType="end"/>
+            </w:r>
+          </w:hyperlink>
+        </w:p>
+        <w:p>
+          <w:pPr>
+            <w:pStyle w:val="31"/>
+            <w:tabs>
+              <w:tab w:val="left" w:pos="1440"/>
+              <w:tab w:val="right" w:leader="dot" w:pos="9345"/>
+            </w:tabs>
+            <w:rPr>
+              <w:rFonts w:ascii="Times New Roman" w:hAnsi="Times New Roman" w:cs="Times New Roman"/>
+              <w:noProof/>
+              <w:sz w:val="28"/>
+              <w:szCs w:val="28"/>
+            </w:rPr>
+          </w:pPr>
+          <w:hyperlink w:anchor="_Toc216383589" w:history="1">
+            <w:r>
+              <w:rPr>
+                <w:rStyle w:val="af"/>
+                <w:rFonts w:ascii="Times New Roman" w:hAnsi="Times New Roman" w:cs="Times New Roman"/>
+                <w:noProof/>
+                <w:sz w:val="28"/>
+                <w:szCs w:val="28"/>
+              </w:rPr>
+              <w:t>1.6.4.</w:t>
+            </w:r>
+            <w:r>
+              <w:rPr>
+                <w:rFonts w:ascii="Times New Roman" w:hAnsi="Times New Roman" w:cs="Times New Roman"/>
+                <w:noProof/>
+                <w:sz w:val="28"/>
+                <w:szCs w:val="28"/>
+              </w:rPr>
+              <w:tab/>
+            </w:r>
+            <w:r>
+              <w:rPr>
+                <w:rStyle w:val="af"/>
+                <w:rFonts w:ascii="Times New Roman" w:hAnsi="Times New Roman" w:cs="Times New Roman"/>
+                <w:noProof/>
+                <w:sz w:val="28"/>
+                <w:szCs w:val="28"/>
+              </w:rPr>
+              <w:t>Требования к автоматизированной системе</w:t>
+            </w:r>
+            <w:r>
+              <w:rPr>
+                <w:rFonts w:ascii="Times New Roman" w:hAnsi="Times New Roman" w:cs="Times New Roman"/>
+                <w:noProof/>
+                <w:webHidden/>
+                <w:sz w:val="28"/>
+                <w:szCs w:val="28"/>
+              </w:rPr>
+              <w:tab/>
+            </w:r>
+            <w:r>
+              <w:rPr>
+                <w:rFonts w:ascii="Times New Roman" w:hAnsi="Times New Roman" w:cs="Times New Roman"/>
+                <w:noProof/>
+                <w:webHidden/>
+                <w:sz w:val="28"/>
+                <w:szCs w:val="28"/>
+              </w:rPr>
+              <w:fldChar w:fldCharType="begin"/>
+            </w:r>
+            <w:r>
+              <w:rPr>
+                <w:rFonts w:ascii="Times New Roman" w:hAnsi="Times New Roman" w:cs="Times New Roman"/>
+                <w:noProof/>
+                <w:webHidden/>
+                <w:sz w:val="28"/>
+                <w:szCs w:val="28"/>
+              </w:rPr>
+              <w:instrText xml:space="preserve"> PAGEREF _Toc216383589 \h </w:instrText>
+            </w:r>
+            <w:r>
+              <w:rPr>
+                <w:rFonts w:ascii="Times New Roman" w:hAnsi="Times New Roman" w:cs="Times New Roman"/>
+                <w:noProof/>
+                <w:webHidden/>
+                <w:sz w:val="28"/>
+                <w:szCs w:val="28"/>
+              </w:rPr>
+            </w:r>
+            <w:r>
+              <w:rPr>
+                <w:rFonts w:ascii="Times New Roman" w:hAnsi="Times New Roman" w:cs="Times New Roman"/>
+                <w:noProof/>
+                <w:webHidden/>
+                <w:sz w:val="28"/>
+                <w:szCs w:val="28"/>
+              </w:rPr>
+              <w:fldChar w:fldCharType="separate"/>
+            </w:r>
+            <w:r>
+              <w:rPr>
+                <w:rFonts w:ascii="Times New Roman" w:hAnsi="Times New Roman" w:cs="Times New Roman"/>
+                <w:noProof/>
+                <w:webHidden/>
+                <w:sz w:val="28"/>
+                <w:szCs w:val="28"/>
+              </w:rPr>
+              <w:t>14</w:t>
+            </w:r>
+            <w:r>
+              <w:rPr>
+                <w:rFonts w:ascii="Times New Roman" w:hAnsi="Times New Roman" w:cs="Times New Roman"/>
+                <w:noProof/>
+                <w:webHidden/>
+                <w:sz w:val="28"/>
+                <w:szCs w:val="28"/>
+              </w:rPr>
+              <w:fldChar w:fldCharType="end"/>
+            </w:r>
+          </w:hyperlink>
+        </w:p>
+        <w:p>
+          <w:pPr>
+            <w:pStyle w:val="31"/>
+            <w:tabs>
+              <w:tab w:val="left" w:pos="1440"/>
+              <w:tab w:val="right" w:leader="dot" w:pos="9345"/>
+            </w:tabs>
+            <w:rPr>
+              <w:rFonts w:ascii="Times New Roman" w:hAnsi="Times New Roman" w:cs="Times New Roman"/>
+              <w:noProof/>
+              <w:sz w:val="28"/>
+              <w:szCs w:val="28"/>
+            </w:rPr>
+          </w:pPr>
+          <w:hyperlink w:anchor="_Toc216383590" w:history="1">
+            <w:r>
+              <w:rPr>
+                <w:rStyle w:val="af"/>
+                <w:rFonts w:ascii="Times New Roman" w:hAnsi="Times New Roman" w:cs="Times New Roman"/>
+                <w:noProof/>
+                <w:sz w:val="28"/>
+                <w:szCs w:val="28"/>
+              </w:rPr>
+              <w:t>1.6.5.</w:t>
+            </w:r>
+            <w:r>
+              <w:rPr>
+                <w:rFonts w:ascii="Times New Roman" w:hAnsi="Times New Roman" w:cs="Times New Roman"/>
+                <w:noProof/>
+                <w:sz w:val="28"/>
+                <w:szCs w:val="28"/>
+              </w:rPr>
+              <w:tab/>
+            </w:r>
+            <w:r>
+              <w:rPr>
+                <w:rStyle w:val="af"/>
+                <w:rFonts w:ascii="Times New Roman" w:hAnsi="Times New Roman" w:cs="Times New Roman"/>
+                <w:noProof/>
+                <w:sz w:val="28"/>
+                <w:szCs w:val="28"/>
+              </w:rPr>
+              <w:t>Порядок контроля и приёмки системы</w:t>
+            </w:r>
+            <w:r>
+              <w:rPr>
+                <w:rFonts w:ascii="Times New Roman" w:hAnsi="Times New Roman" w:cs="Times New Roman"/>
+                <w:noProof/>
+                <w:webHidden/>
+                <w:sz w:val="28"/>
+                <w:szCs w:val="28"/>
+              </w:rPr>
+              <w:tab/>
+            </w:r>
+            <w:r>
+              <w:rPr>
+                <w:rFonts w:ascii="Times New Roman" w:hAnsi="Times New Roman" w:cs="Times New Roman"/>
+                <w:noProof/>
+                <w:webHidden/>
+                <w:sz w:val="28"/>
+                <w:szCs w:val="28"/>
+              </w:rPr>
+              <w:fldChar w:fldCharType="begin"/>
+            </w:r>
+            <w:r>
+              <w:rPr>
+                <w:rFonts w:ascii="Times New Roman" w:hAnsi="Times New Roman" w:cs="Times New Roman"/>
+                <w:noProof/>
+                <w:webHidden/>
+                <w:sz w:val="28"/>
+                <w:szCs w:val="28"/>
+              </w:rPr>
+              <w:instrText xml:space="preserve"> PAGEREF _Toc216383590 \h </w:instrText>
+            </w:r>
+            <w:r>
+              <w:rPr>
+                <w:rFonts w:ascii="Times New Roman" w:hAnsi="Times New Roman" w:cs="Times New Roman"/>
+                <w:noProof/>
+                <w:webHidden/>
+                <w:sz w:val="28"/>
+                <w:szCs w:val="28"/>
+              </w:rPr>
+            </w:r>
+            <w:r>
+              <w:rPr>
+                <w:rFonts w:ascii="Times New Roman" w:hAnsi="Times New Roman" w:cs="Times New Roman"/>
+                <w:noProof/>
+                <w:webHidden/>
+                <w:sz w:val="28"/>
+                <w:szCs w:val="28"/>
+              </w:rPr>
+              <w:fldChar w:fldCharType="separate"/>
+            </w:r>
+            <w:r>
+              <w:rPr>
+                <w:rFonts w:ascii="Times New Roman" w:hAnsi="Times New Roman" w:cs="Times New Roman"/>
+                <w:noProof/>
+                <w:webHidden/>
+                <w:sz w:val="28"/>
+                <w:szCs w:val="28"/>
+              </w:rPr>
+              <w:t>18</w:t>
             </w:r>
             <w:r>
               <w:rPr>
@@ -992,15 +1565,15 @@
             <w:tabs>
               <w:tab w:val="right" w:leader="dot" w:pos="9345"/>
             </w:tabs>
-            <w:jc w:val="both"/>
             <w:rPr>
-              <w:rFonts w:ascii="Times New Roman" w:hAnsi="Times New Roman" w:cs="Times New Roman"/>
+              <w:rFonts w:ascii="Times New Roman" w:eastAsiaTheme="minorEastAsia" w:hAnsi="Times New Roman" w:cs="Times New Roman"/>
               <w:noProof/>
               <w:sz w:val="28"/>
               <w:szCs w:val="28"/>
+              <w:lang w:eastAsia="ru-RU"/>
             </w:rPr>
           </w:pPr>
-          <w:hyperlink w:anchor="_Toc215918085" w:history="1">
+          <w:hyperlink w:anchor="_Toc216383591" w:history="1">
             <w:r>
               <w:rPr>
                 <w:rStyle w:val="af"/>
@@ -1039,7 +1612,7 @@
                 <w:sz w:val="28"/>
                 <w:szCs w:val="28"/>
               </w:rPr>
-              <w:instrText xml:space="preserve"> PAGEREF _Toc215918085 \h </w:instrText>
+              <w:instrText xml:space="preserve"> PAGEREF _Toc216383591 \h </w:instrText>
             </w:r>
             <w:r>
               <w:rPr>
@@ -1068,7 +1641,7 @@
                 <w:sz w:val="28"/>
                 <w:szCs w:val="28"/>
               </w:rPr>
-              <w:t>1</w:t>
+              <w:t>19</w:t>
             </w:r>
             <w:r>
               <w:rPr>
@@ -1089,15 +1662,15 @@
               <w:tab w:val="left" w:pos="480"/>
               <w:tab w:val="right" w:leader="dot" w:pos="9345"/>
             </w:tabs>
-            <w:jc w:val="both"/>
             <w:rPr>
-              <w:rFonts w:ascii="Times New Roman" w:hAnsi="Times New Roman" w:cs="Times New Roman"/>
+              <w:rFonts w:ascii="Times New Roman" w:eastAsiaTheme="minorEastAsia" w:hAnsi="Times New Roman" w:cs="Times New Roman"/>
               <w:noProof/>
               <w:sz w:val="28"/>
               <w:szCs w:val="28"/>
+              <w:lang w:eastAsia="ru-RU"/>
             </w:rPr>
           </w:pPr>
-          <w:hyperlink w:anchor="_Toc215918086" w:history="1">
+          <w:hyperlink w:anchor="_Toc216383592" w:history="1">
             <w:r>
               <w:rPr>
                 <w:rStyle w:val="af"/>
@@ -1110,10 +1683,11 @@
             </w:r>
             <w:r>
               <w:rPr>
-                <w:rFonts w:ascii="Times New Roman" w:hAnsi="Times New Roman" w:cs="Times New Roman"/>
-                <w:noProof/>
-                <w:sz w:val="28"/>
-                <w:szCs w:val="28"/>
+                <w:rFonts w:ascii="Times New Roman" w:eastAsiaTheme="minorEastAsia" w:hAnsi="Times New Roman" w:cs="Times New Roman"/>
+                <w:noProof/>
+                <w:sz w:val="28"/>
+                <w:szCs w:val="28"/>
+                <w:lang w:eastAsia="ru-RU"/>
               </w:rPr>
               <w:tab/>
             </w:r>
@@ -1155,7 +1729,7 @@
                 <w:sz w:val="28"/>
                 <w:szCs w:val="28"/>
               </w:rPr>
-              <w:instrText xml:space="preserve"> PAGEREF _Toc215918086 \h </w:instrText>
+              <w:instrText xml:space="preserve"> PAGEREF _Toc216383592 \h </w:instrText>
             </w:r>
             <w:r>
               <w:rPr>
@@ -1184,7 +1758,7 @@
                 <w:sz w:val="28"/>
                 <w:szCs w:val="28"/>
               </w:rPr>
-              <w:t>1</w:t>
+              <w:t>20</w:t>
             </w:r>
             <w:r>
               <w:rPr>
@@ -1205,15 +1779,15 @@
               <w:tab w:val="left" w:pos="960"/>
               <w:tab w:val="right" w:leader="dot" w:pos="9345"/>
             </w:tabs>
-            <w:jc w:val="both"/>
             <w:rPr>
-              <w:rFonts w:ascii="Times New Roman" w:hAnsi="Times New Roman" w:cs="Times New Roman"/>
+              <w:rFonts w:ascii="Times New Roman" w:eastAsiaTheme="minorEastAsia" w:hAnsi="Times New Roman" w:cs="Times New Roman"/>
               <w:noProof/>
               <w:sz w:val="28"/>
               <w:szCs w:val="28"/>
+              <w:lang w:eastAsia="ru-RU"/>
             </w:rPr>
           </w:pPr>
-          <w:hyperlink w:anchor="_Toc215918087" w:history="1">
+          <w:hyperlink w:anchor="_Toc216383593" w:history="1">
             <w:r>
               <w:rPr>
                 <w:rStyle w:val="af"/>
@@ -1226,10 +1800,11 @@
             </w:r>
             <w:r>
               <w:rPr>
-                <w:rFonts w:ascii="Times New Roman" w:hAnsi="Times New Roman" w:cs="Times New Roman"/>
-                <w:noProof/>
-                <w:sz w:val="28"/>
-                <w:szCs w:val="28"/>
+                <w:rFonts w:ascii="Times New Roman" w:eastAsiaTheme="minorEastAsia" w:hAnsi="Times New Roman" w:cs="Times New Roman"/>
+                <w:noProof/>
+                <w:sz w:val="28"/>
+                <w:szCs w:val="28"/>
+                <w:lang w:eastAsia="ru-RU"/>
               </w:rPr>
               <w:tab/>
             </w:r>
@@ -1271,7 +1846,7 @@
                 <w:sz w:val="28"/>
                 <w:szCs w:val="28"/>
               </w:rPr>
-              <w:instrText xml:space="preserve"> PAGEREF _Toc215918087 \h </w:instrText>
+              <w:instrText xml:space="preserve"> PAGEREF _Toc216383593 \h </w:instrText>
             </w:r>
             <w:r>
               <w:rPr>
@@ -1300,7 +1875,7 @@
                 <w:sz w:val="28"/>
                 <w:szCs w:val="28"/>
               </w:rPr>
-              <w:t>1</w:t>
+              <w:t>20</w:t>
             </w:r>
             <w:r>
               <w:rPr>
@@ -1321,15 +1896,15 @@
               <w:tab w:val="left" w:pos="960"/>
               <w:tab w:val="right" w:leader="dot" w:pos="9345"/>
             </w:tabs>
-            <w:jc w:val="both"/>
             <w:rPr>
-              <w:rFonts w:ascii="Times New Roman" w:hAnsi="Times New Roman" w:cs="Times New Roman"/>
+              <w:rFonts w:ascii="Times New Roman" w:eastAsiaTheme="minorEastAsia" w:hAnsi="Times New Roman" w:cs="Times New Roman"/>
               <w:noProof/>
               <w:sz w:val="28"/>
               <w:szCs w:val="28"/>
+              <w:lang w:eastAsia="ru-RU"/>
             </w:rPr>
           </w:pPr>
-          <w:hyperlink w:anchor="_Toc215918088" w:history="1">
+          <w:hyperlink w:anchor="_Toc216383594" w:history="1">
             <w:r>
               <w:rPr>
                 <w:rStyle w:val="af"/>
@@ -1342,10 +1917,11 @@
             </w:r>
             <w:r>
               <w:rPr>
-                <w:rFonts w:ascii="Times New Roman" w:hAnsi="Times New Roman" w:cs="Times New Roman"/>
-                <w:noProof/>
-                <w:sz w:val="28"/>
-                <w:szCs w:val="28"/>
+                <w:rFonts w:ascii="Times New Roman" w:eastAsiaTheme="minorEastAsia" w:hAnsi="Times New Roman" w:cs="Times New Roman"/>
+                <w:noProof/>
+                <w:sz w:val="28"/>
+                <w:szCs w:val="28"/>
+                <w:lang w:eastAsia="ru-RU"/>
               </w:rPr>
               <w:tab/>
             </w:r>
@@ -1387,7 +1963,7 @@
                 <w:sz w:val="28"/>
                 <w:szCs w:val="28"/>
               </w:rPr>
-              <w:instrText xml:space="preserve"> PAGEREF _Toc215918088 \h </w:instrText>
+              <w:instrText xml:space="preserve"> PAGEREF _Toc216383594 \h </w:instrText>
             </w:r>
             <w:r>
               <w:rPr>
@@ -1416,7 +1992,7 @@
                 <w:sz w:val="28"/>
                 <w:szCs w:val="28"/>
               </w:rPr>
-              <w:t>1</w:t>
+              <w:t>20</w:t>
             </w:r>
             <w:r>
               <w:rPr>
@@ -1437,15 +2013,15 @@
               <w:tab w:val="left" w:pos="960"/>
               <w:tab w:val="right" w:leader="dot" w:pos="9345"/>
             </w:tabs>
-            <w:jc w:val="both"/>
             <w:rPr>
-              <w:rFonts w:ascii="Times New Roman" w:hAnsi="Times New Roman" w:cs="Times New Roman"/>
+              <w:rFonts w:ascii="Times New Roman" w:eastAsiaTheme="minorEastAsia" w:hAnsi="Times New Roman" w:cs="Times New Roman"/>
               <w:noProof/>
               <w:sz w:val="28"/>
               <w:szCs w:val="28"/>
+              <w:lang w:eastAsia="ru-RU"/>
             </w:rPr>
           </w:pPr>
-          <w:hyperlink w:anchor="_Toc215918089" w:history="1">
+          <w:hyperlink w:anchor="_Toc216383595" w:history="1">
             <w:r>
               <w:rPr>
                 <w:rStyle w:val="af"/>
@@ -1458,10 +2034,11 @@
             </w:r>
             <w:r>
               <w:rPr>
-                <w:rFonts w:ascii="Times New Roman" w:hAnsi="Times New Roman" w:cs="Times New Roman"/>
-                <w:noProof/>
-                <w:sz w:val="28"/>
-                <w:szCs w:val="28"/>
+                <w:rFonts w:ascii="Times New Roman" w:eastAsiaTheme="minorEastAsia" w:hAnsi="Times New Roman" w:cs="Times New Roman"/>
+                <w:noProof/>
+                <w:sz w:val="28"/>
+                <w:szCs w:val="28"/>
+                <w:lang w:eastAsia="ru-RU"/>
               </w:rPr>
               <w:tab/>
             </w:r>
@@ -1503,7 +2080,7 @@
                 <w:sz w:val="28"/>
                 <w:szCs w:val="28"/>
               </w:rPr>
-              <w:instrText xml:space="preserve"> PAGEREF _Toc215918089 \h </w:instrText>
+              <w:instrText xml:space="preserve"> PAGEREF _Toc216383595 \h </w:instrText>
             </w:r>
             <w:r>
               <w:rPr>
@@ -1532,7 +2109,7 @@
                 <w:sz w:val="28"/>
                 <w:szCs w:val="28"/>
               </w:rPr>
-              <w:t>1</w:t>
+              <w:t>21</w:t>
             </w:r>
             <w:r>
               <w:rPr>
@@ -1553,15 +2130,15 @@
               <w:tab w:val="left" w:pos="960"/>
               <w:tab w:val="right" w:leader="dot" w:pos="9345"/>
             </w:tabs>
-            <w:jc w:val="both"/>
             <w:rPr>
-              <w:rFonts w:ascii="Times New Roman" w:hAnsi="Times New Roman" w:cs="Times New Roman"/>
+              <w:rFonts w:ascii="Times New Roman" w:eastAsiaTheme="minorEastAsia" w:hAnsi="Times New Roman" w:cs="Times New Roman"/>
               <w:noProof/>
               <w:sz w:val="28"/>
               <w:szCs w:val="28"/>
+              <w:lang w:eastAsia="ru-RU"/>
             </w:rPr>
           </w:pPr>
-          <w:hyperlink w:anchor="_Toc215918090" w:history="1">
+          <w:hyperlink w:anchor="_Toc216383596" w:history="1">
             <w:r>
               <w:rPr>
                 <w:rStyle w:val="af"/>
@@ -1574,10 +2151,11 @@
             </w:r>
             <w:r>
               <w:rPr>
-                <w:rFonts w:ascii="Times New Roman" w:hAnsi="Times New Roman" w:cs="Times New Roman"/>
-                <w:noProof/>
-                <w:sz w:val="28"/>
-                <w:szCs w:val="28"/>
+                <w:rFonts w:ascii="Times New Roman" w:eastAsiaTheme="minorEastAsia" w:hAnsi="Times New Roman" w:cs="Times New Roman"/>
+                <w:noProof/>
+                <w:sz w:val="28"/>
+                <w:szCs w:val="28"/>
+                <w:lang w:eastAsia="ru-RU"/>
               </w:rPr>
               <w:tab/>
             </w:r>
@@ -1619,7 +2197,7 @@
                 <w:sz w:val="28"/>
                 <w:szCs w:val="28"/>
               </w:rPr>
-              <w:instrText xml:space="preserve"> PAGEREF _Toc215918090 \h </w:instrText>
+              <w:instrText xml:space="preserve"> PAGEREF _Toc216383596 \h </w:instrText>
             </w:r>
             <w:r>
               <w:rPr>
@@ -1648,7 +2226,7 @@
                 <w:sz w:val="28"/>
                 <w:szCs w:val="28"/>
               </w:rPr>
-              <w:t>1</w:t>
+              <w:t>22</w:t>
             </w:r>
             <w:r>
               <w:rPr>
@@ -1668,15 +2246,15 @@
             <w:tabs>
               <w:tab w:val="right" w:leader="dot" w:pos="9345"/>
             </w:tabs>
-            <w:jc w:val="both"/>
             <w:rPr>
-              <w:rFonts w:ascii="Times New Roman" w:hAnsi="Times New Roman" w:cs="Times New Roman"/>
+              <w:rFonts w:ascii="Times New Roman" w:eastAsiaTheme="minorEastAsia" w:hAnsi="Times New Roman" w:cs="Times New Roman"/>
               <w:noProof/>
               <w:sz w:val="28"/>
               <w:szCs w:val="28"/>
+              <w:lang w:eastAsia="ru-RU"/>
             </w:rPr>
           </w:pPr>
-          <w:hyperlink w:anchor="_Toc215918091" w:history="1">
+          <w:hyperlink w:anchor="_Toc216383597" w:history="1">
             <w:r>
               <w:rPr>
                 <w:rStyle w:val="af"/>
@@ -1715,7 +2293,7 @@
                 <w:sz w:val="28"/>
                 <w:szCs w:val="28"/>
               </w:rPr>
-              <w:instrText xml:space="preserve"> PAGEREF _Toc215918091 \h </w:instrText>
+              <w:instrText xml:space="preserve"> PAGEREF _Toc216383597 \h </w:instrText>
             </w:r>
             <w:r>
               <w:rPr>
@@ -1744,7 +2322,7 @@
                 <w:sz w:val="28"/>
                 <w:szCs w:val="28"/>
               </w:rPr>
-              <w:t>2</w:t>
+              <w:t>25</w:t>
             </w:r>
             <w:r>
               <w:rPr>
@@ -1764,15 +2342,15 @@
             <w:tabs>
               <w:tab w:val="right" w:leader="dot" w:pos="9345"/>
             </w:tabs>
-            <w:jc w:val="both"/>
             <w:rPr>
-              <w:rFonts w:ascii="Times New Roman" w:hAnsi="Times New Roman" w:cs="Times New Roman"/>
+              <w:rFonts w:ascii="Times New Roman" w:eastAsiaTheme="minorEastAsia" w:hAnsi="Times New Roman" w:cs="Times New Roman"/>
               <w:noProof/>
               <w:sz w:val="28"/>
               <w:szCs w:val="28"/>
+              <w:lang w:eastAsia="ru-RU"/>
             </w:rPr>
           </w:pPr>
-          <w:hyperlink w:anchor="_Toc215918092" w:history="1">
+          <w:hyperlink w:anchor="_Toc216383598" w:history="1">
             <w:r>
               <w:rPr>
                 <w:rStyle w:val="af"/>
@@ -1811,7 +2389,7 @@
                 <w:sz w:val="28"/>
                 <w:szCs w:val="28"/>
               </w:rPr>
-              <w:instrText xml:space="preserve"> PAGEREF _Toc215918092 \h </w:instrText>
+              <w:instrText xml:space="preserve"> PAGEREF _Toc216383598 \h </w:instrText>
             </w:r>
             <w:r>
               <w:rPr>
@@ -1840,7 +2418,7 @@
                 <w:sz w:val="28"/>
                 <w:szCs w:val="28"/>
               </w:rPr>
-              <w:t>2</w:t>
+              <w:t>26</w:t>
             </w:r>
             <w:r>
               <w:rPr>
@@ -1860,15 +2438,15 @@
             <w:tabs>
               <w:tab w:val="right" w:leader="dot" w:pos="9345"/>
             </w:tabs>
-            <w:jc w:val="both"/>
             <w:rPr>
-              <w:rFonts w:ascii="Times New Roman" w:hAnsi="Times New Roman" w:cs="Times New Roman"/>
+              <w:rFonts w:ascii="Times New Roman" w:eastAsiaTheme="minorEastAsia" w:hAnsi="Times New Roman" w:cs="Times New Roman"/>
               <w:noProof/>
               <w:sz w:val="28"/>
               <w:szCs w:val="28"/>
+              <w:lang w:eastAsia="ru-RU"/>
             </w:rPr>
           </w:pPr>
-          <w:hyperlink w:anchor="_Toc215918093" w:history="1">
+          <w:hyperlink w:anchor="_Toc216383599" w:history="1">
             <w:r>
               <w:rPr>
                 <w:rStyle w:val="af"/>
@@ -1907,7 +2485,7 @@
                 <w:sz w:val="28"/>
                 <w:szCs w:val="28"/>
               </w:rPr>
-              <w:instrText xml:space="preserve"> PAGEREF _Toc215918093 \h </w:instrText>
+              <w:instrText xml:space="preserve"> PAGEREF _Toc216383599 \h </w:instrText>
             </w:r>
             <w:r>
               <w:rPr>
@@ -1936,7 +2514,7 @@
                 <w:sz w:val="28"/>
                 <w:szCs w:val="28"/>
               </w:rPr>
-              <w:t>2</w:t>
+              <w:t>28</w:t>
             </w:r>
             <w:r>
               <w:rPr>
@@ -1956,15 +2534,15 @@
             <w:tabs>
               <w:tab w:val="right" w:leader="dot" w:pos="9345"/>
             </w:tabs>
-            <w:jc w:val="both"/>
             <w:rPr>
-              <w:rFonts w:ascii="Times New Roman" w:hAnsi="Times New Roman" w:cs="Times New Roman"/>
+              <w:rFonts w:ascii="Times New Roman" w:eastAsiaTheme="minorEastAsia" w:hAnsi="Times New Roman" w:cs="Times New Roman"/>
               <w:noProof/>
               <w:sz w:val="28"/>
               <w:szCs w:val="28"/>
+              <w:lang w:eastAsia="ru-RU"/>
             </w:rPr>
           </w:pPr>
-          <w:hyperlink w:anchor="_Toc215918094" w:history="1">
+          <w:hyperlink w:anchor="_Toc216383600" w:history="1">
             <w:r>
               <w:rPr>
                 <w:rStyle w:val="af"/>
@@ -2003,7 +2581,7 @@
                 <w:sz w:val="28"/>
                 <w:szCs w:val="28"/>
               </w:rPr>
-              <w:instrText xml:space="preserve"> PAGEREF _Toc215918094 \h </w:instrText>
+              <w:instrText xml:space="preserve"> PAGEREF _Toc216383600 \h </w:instrText>
             </w:r>
             <w:r>
               <w:rPr>
@@ -2032,7 +2610,7 @@
                 <w:sz w:val="28"/>
                 <w:szCs w:val="28"/>
               </w:rPr>
-              <w:t>2</w:t>
+              <w:t>29</w:t>
             </w:r>
             <w:r>
               <w:rPr>
@@ -2049,12 +2627,15 @@
         <w:p>
           <w:pPr>
             <w:jc w:val="both"/>
+            <w:rPr>
+              <w:rFonts w:ascii="Times New Roman" w:hAnsi="Times New Roman" w:cs="Times New Roman"/>
+              <w:sz w:val="28"/>
+              <w:szCs w:val="28"/>
+            </w:rPr>
           </w:pPr>
           <w:r>
             <w:rPr>
               <w:rFonts w:ascii="Times New Roman" w:hAnsi="Times New Roman" w:cs="Times New Roman"/>
-              <w:b/>
-              <w:bCs/>
               <w:sz w:val="28"/>
               <w:szCs w:val="28"/>
             </w:rPr>
@@ -2071,7 +2652,6 @@
           <w:szCs w:val="28"/>
         </w:rPr>
       </w:pPr>
-      <w:bookmarkStart w:id="0" w:name="_Toc215918077"/>
       <w:r>
         <w:rPr>
           <w:rFonts w:ascii="Times New Roman" w:hAnsi="Times New Roman" w:cs="Times New Roman"/>
@@ -2096,6 +2676,7 @@
           <w:szCs w:val="28"/>
         </w:rPr>
       </w:pPr>
+      <w:bookmarkStart w:id="0" w:name="_Toc216383578"/>
       <w:r>
         <w:rPr>
           <w:rFonts w:ascii="Times New Roman" w:hAnsi="Times New Roman" w:cs="Times New Roman"/>
@@ -2241,7 +2822,7 @@
           <w:sz w:val="28"/>
           <w:szCs w:val="28"/>
         </w:rPr>
-        <w:t>описать пользователей системы (игроков и разработчиков) и их требования;</w:t>
+        <w:t>описать пользователей системы и их требования;</w:t>
       </w:r>
     </w:p>
     <w:p>
@@ -2266,7 +2847,7 @@
           <w:sz w:val="28"/>
           <w:szCs w:val="28"/>
         </w:rPr>
-        <w:t>определить входные и выходные потоки данных (правила сезонов, состояние предметов, события конвертации);</w:t>
+        <w:t>определить входные и выходные потоки данных;</w:t>
       </w:r>
     </w:p>
     <w:p>
@@ -2341,28 +2922,28 @@
           <w:sz w:val="28"/>
           <w:szCs w:val="28"/>
         </w:rPr>
+        <w:t>создать модель данных, учитывающую атрибуты сезонных предметов, правила их изменения и историю операций.</w:t>
+      </w:r>
+    </w:p>
+    <w:p>
+      <w:pPr>
+        <w:pStyle w:val="a7"/>
+        <w:spacing w:after="0" w:line="360" w:lineRule="auto"/>
+        <w:ind w:left="0" w:firstLine="709"/>
+        <w:jc w:val="both"/>
+        <w:rPr>
+          <w:rFonts w:ascii="Times New Roman" w:hAnsi="Times New Roman" w:cs="Times New Roman"/>
+          <w:sz w:val="28"/>
+          <w:szCs w:val="28"/>
+        </w:rPr>
+      </w:pPr>
+      <w:r>
+        <w:rPr>
+          <w:rFonts w:ascii="Times New Roman" w:hAnsi="Times New Roman" w:cs="Times New Roman"/>
+          <w:sz w:val="28"/>
+          <w:szCs w:val="28"/>
+        </w:rPr>
         <w:lastRenderedPageBreak/>
-        <w:t>создать модель данных, учитывающую атрибуты сезонных предметов, правила их изменения и историю операций.</w:t>
-      </w:r>
-    </w:p>
-    <w:p>
-      <w:pPr>
-        <w:pStyle w:val="a7"/>
-        <w:spacing w:after="0" w:line="360" w:lineRule="auto"/>
-        <w:ind w:left="0" w:firstLine="709"/>
-        <w:jc w:val="both"/>
-        <w:rPr>
-          <w:rFonts w:ascii="Times New Roman" w:hAnsi="Times New Roman" w:cs="Times New Roman"/>
-          <w:sz w:val="28"/>
-          <w:szCs w:val="28"/>
-        </w:rPr>
-      </w:pPr>
-      <w:r>
-        <w:rPr>
-          <w:rFonts w:ascii="Times New Roman" w:hAnsi="Times New Roman" w:cs="Times New Roman"/>
-          <w:sz w:val="28"/>
-          <w:szCs w:val="28"/>
-        </w:rPr>
         <w:t>Объектом исследования является система управления жизненным циклом сезонных предметов, включая контроль их сроков, автоматическую конвертацию и учет влияния на игровой баланс.</w:t>
       </w:r>
     </w:p>
@@ -2386,34 +2967,6 @@
         </w:rPr>
         <w:t>Предметом исследования являются модели, процессы и механизмы взаимодействия компонентов системы, включая регулирование доступности предметов, обработку событий окончания сезона, трансформацию предметов согласно правилам и оценку их воздействия на игровую среду.</w:t>
       </w:r>
-    </w:p>
-    <w:p>
-      <w:pPr>
-        <w:pStyle w:val="a7"/>
-        <w:spacing w:after="0" w:line="360" w:lineRule="auto"/>
-        <w:ind w:left="0" w:firstLine="709"/>
-        <w:jc w:val="both"/>
-        <w:rPr>
-          <w:rFonts w:ascii="Times New Roman" w:hAnsi="Times New Roman" w:cs="Times New Roman"/>
-          <w:sz w:val="28"/>
-          <w:szCs w:val="28"/>
-        </w:rPr>
-      </w:pPr>
-      <w:r>
-        <w:rPr>
-          <w:rFonts w:ascii="Times New Roman" w:hAnsi="Times New Roman" w:cs="Times New Roman"/>
-          <w:sz w:val="28"/>
-          <w:szCs w:val="28"/>
-        </w:rPr>
-        <w:t>В качестве методов исследования были выбраны технологии проектирования игровых систем, методологии структурного и объектно-ориентированного анализа, а также CASE-технологии моделирования.</w:t>
-      </w:r>
-    </w:p>
-    <w:p>
-      <w:pPr>
-        <w:spacing w:after="0" w:line="360" w:lineRule="auto"/>
-        <w:ind w:firstLine="709"/>
-        <w:jc w:val="both"/>
-      </w:pPr>
     </w:p>
     <w:p>
       <w:pPr>
@@ -2433,7 +2986,7 @@
         <w:spacing w:after="0" w:line="360" w:lineRule="auto"/>
         <w:ind w:left="0" w:firstLine="709"/>
         <w:jc w:val="both"/>
-        <w:outlineLvl w:val="1"/>
+        <w:outlineLvl w:val="0"/>
         <w:rPr>
           <w:rFonts w:ascii="Times New Roman" w:hAnsi="Times New Roman" w:cs="Times New Roman"/>
           <w:b/>
@@ -2442,7 +2995,7 @@
           <w:szCs w:val="28"/>
         </w:rPr>
       </w:pPr>
-      <w:bookmarkStart w:id="1" w:name="_Toc215918078"/>
+      <w:bookmarkStart w:id="1" w:name="_Toc216383579"/>
       <w:r>
         <w:rPr>
           <w:rFonts w:ascii="Times New Roman" w:hAnsi="Times New Roman" w:cs="Times New Roman"/>
@@ -2475,7 +3028,7 @@
           <w:szCs w:val="28"/>
         </w:rPr>
       </w:pPr>
-      <w:bookmarkStart w:id="2" w:name="_Toc215918079"/>
+      <w:bookmarkStart w:id="2" w:name="_Toc216383580"/>
       <w:r>
         <w:rPr>
           <w:rFonts w:ascii="Times New Roman" w:hAnsi="Times New Roman" w:cs="Times New Roman"/>
@@ -2527,7 +3080,7 @@
           <w:sz w:val="28"/>
           <w:szCs w:val="28"/>
         </w:rPr>
-        <w:t>Система обеспечивает взаимодействие двух ключевых групп участников: игроков и разработчиков. Игроки взаимодействуют с системой опосредованно, через игровой клиент, получая сезонные предметы, отслеживая сроки их действия и условия автоматической конвертации. Разработчики и баланс-дизайнеры используют систему для централизованного управления правилами сезонов: устанавливают продолжительность, определяют параметры предметов (редкость, статистики), настраивают условия их трансформации по истечении срока действия и анализируют влияние этих предметов на общий игровой баланс.</w:t>
+        <w:t>Система обеспечивает взаимодействие двух ключевых групп участников: игроков и разработчиков. Игроки взаимодействуют с системой, через игровой клиент, получая сезонные предметы, отслеживая сроки их действия и условия автоматической конвертации. Разработчики и дизайнеры используют систему для централизованного управления правилами сезонов: устанавливают продолжительность, определяют параметры предметов (редкость, статистики), настраивают условия их трансформации по истечении срока действия и анализируют влияние этих предметов на общий игровой баланс.</w:t>
       </w:r>
     </w:p>
     <w:p>
@@ -2569,8 +3122,21 @@
           <w:sz w:val="28"/>
           <w:szCs w:val="28"/>
         </w:rPr>
-        <w:t xml:space="preserve">Организация имеет форму общества с ограниченной ответственностью (ООО) и специализируется на live-операции игровых проектов, что включает постоянный цикл обновления контента, анализ поведения игроков и оптимизацию монетизационных моделей. Система масштабируется в соответствии с </w:t>
-      </w:r>
+        <w:t>Система масштабируется в соответствии с ростом количества активных игроков и расширением каталога внутриигровых предметов.</w:t>
+      </w:r>
+    </w:p>
+    <w:p>
+      <w:pPr>
+        <w:pStyle w:val="a7"/>
+        <w:spacing w:after="0" w:line="360" w:lineRule="auto"/>
+        <w:ind w:left="0" w:firstLine="709"/>
+        <w:jc w:val="both"/>
+        <w:rPr>
+          <w:rFonts w:ascii="Times New Roman" w:hAnsi="Times New Roman" w:cs="Times New Roman"/>
+          <w:sz w:val="28"/>
+          <w:szCs w:val="28"/>
+        </w:rPr>
+      </w:pPr>
       <w:r>
         <w:rPr>
           <w:rFonts w:ascii="Times New Roman" w:hAnsi="Times New Roman" w:cs="Times New Roman"/>
@@ -2578,28 +3144,25 @@
           <w:szCs w:val="28"/>
         </w:rPr>
         <w:lastRenderedPageBreak/>
-        <w:t>ростом количества активных игроков и расширением каталога внутриигровых предметов.</w:t>
-      </w:r>
-    </w:p>
-    <w:p>
-      <w:pPr>
-        <w:pStyle w:val="a7"/>
-        <w:spacing w:after="0" w:line="360" w:lineRule="auto"/>
-        <w:ind w:left="0" w:firstLine="709"/>
-        <w:jc w:val="both"/>
-        <w:rPr>
-          <w:rFonts w:ascii="Times New Roman" w:hAnsi="Times New Roman" w:cs="Times New Roman"/>
-          <w:sz w:val="28"/>
-          <w:szCs w:val="28"/>
-        </w:rPr>
-      </w:pPr>
-      <w:r>
-        <w:rPr>
-          <w:rFonts w:ascii="Times New Roman" w:hAnsi="Times New Roman" w:cs="Times New Roman"/>
-          <w:sz w:val="28"/>
-          <w:szCs w:val="28"/>
-        </w:rPr>
-        <w:t>Контекстная диаграмма (C4 System Landscape) демонстрирует место системы управления сезонными предметами в корпоративной IT-инфраструктуре. На диаграмме показаны ключевые взаимодействия с игровым сервером, сервисом внутриигрового магазина, системой аналитики и панелью администратора. Это позволяет наглядно определить границы ответственности системы, точки интеграции и зависимости от внешних сервисов, что критически важно для обеспечения её надежности и безопасности (рисунок 1).</w:t>
+        <w:t xml:space="preserve">Контекстная диаграмма (C4 System </w:t>
+      </w:r>
+      <w:proofErr w:type="spellStart"/>
+      <w:r>
+        <w:rPr>
+          <w:rFonts w:ascii="Times New Roman" w:hAnsi="Times New Roman" w:cs="Times New Roman"/>
+          <w:sz w:val="28"/>
+          <w:szCs w:val="28"/>
+        </w:rPr>
+        <w:t>Landscape</w:t>
+      </w:r>
+      <w:proofErr w:type="spellEnd"/>
+      <w:r>
+        <w:rPr>
+          <w:rFonts w:ascii="Times New Roman" w:hAnsi="Times New Roman" w:cs="Times New Roman"/>
+          <w:sz w:val="28"/>
+          <w:szCs w:val="28"/>
+        </w:rPr>
+        <w:t>) демонстрирует место системы управления сезонными предметами в корпоративной IT-инфраструктуре. На диаграмме показаны ключевые взаимодействия с игровым сервером. Это позволяет наглядно определить границы ответственности системы, точки интеграции и зависимости от внешних сервисов, что критически важно для обеспечения её надежности и безопасности (рисунок 1).</w:t>
       </w:r>
     </w:p>
     <w:p>
@@ -2767,7 +3330,7 @@
           <w:szCs w:val="28"/>
         </w:rPr>
       </w:pPr>
-      <w:bookmarkStart w:id="3" w:name="_Toc215918080"/>
+      <w:bookmarkStart w:id="3" w:name="_Toc216383581"/>
       <w:r>
         <w:rPr>
           <w:rFonts w:ascii="Times New Roman" w:hAnsi="Times New Roman" w:cs="Times New Roman"/>
@@ -2798,7 +3361,57 @@
           <w:sz w:val="28"/>
           <w:szCs w:val="28"/>
         </w:rPr>
-        <w:t>Для сравнения были выбраны две известные игровые системы, реализующие элементы механики сезонного контента: Destiny 2 (сезонная модель Bungie) и Warframe (модель циклического контента Digital Extremes). Обе платформы управляют жизненным циклом предметов с ограниченной доступностью, их трансформацией и интеграцией в игровую экономику. На основе их анализа была составлена таблица сравнения (таблица 1).</w:t>
+        <w:t xml:space="preserve">Для сравнения были выбраны две </w:t>
+      </w:r>
+      <w:r>
+        <w:rPr>
+          <w:rFonts w:ascii="Times New Roman" w:hAnsi="Times New Roman" w:cs="Times New Roman"/>
+          <w:sz w:val="28"/>
+          <w:szCs w:val="28"/>
+        </w:rPr>
+        <w:t>игры</w:t>
+      </w:r>
+      <w:r>
+        <w:rPr>
+          <w:rFonts w:ascii="Times New Roman" w:hAnsi="Times New Roman" w:cs="Times New Roman"/>
+          <w:sz w:val="28"/>
+          <w:szCs w:val="28"/>
+        </w:rPr>
+        <w:t xml:space="preserve">, реализующие элементы механики сезонного контента: Destiny 2 и </w:t>
+      </w:r>
+      <w:proofErr w:type="spellStart"/>
+      <w:r>
+        <w:rPr>
+          <w:rFonts w:ascii="Times New Roman" w:hAnsi="Times New Roman" w:cs="Times New Roman"/>
+          <w:sz w:val="28"/>
+          <w:szCs w:val="28"/>
+        </w:rPr>
+        <w:t>Warframe</w:t>
+      </w:r>
+      <w:proofErr w:type="spellEnd"/>
+      <w:r>
+        <w:rPr>
+          <w:rFonts w:ascii="Times New Roman" w:hAnsi="Times New Roman" w:cs="Times New Roman"/>
+          <w:sz w:val="28"/>
+          <w:szCs w:val="28"/>
+        </w:rPr>
+        <w:t xml:space="preserve">. Обе </w:t>
+      </w:r>
+      <w:r>
+        <w:rPr>
+          <w:rFonts w:ascii="Times New Roman" w:hAnsi="Times New Roman" w:cs="Times New Roman"/>
+          <w:sz w:val="28"/>
+          <w:szCs w:val="28"/>
+        </w:rPr>
+        <w:t>игры</w:t>
+      </w:r>
+      <w:r>
+        <w:rPr>
+          <w:rFonts w:ascii="Times New Roman" w:hAnsi="Times New Roman" w:cs="Times New Roman"/>
+          <w:sz w:val="28"/>
+          <w:szCs w:val="28"/>
+        </w:rPr>
+        <w:t xml:space="preserve"> управляют жизненным циклом предметов с ограниченной доступностью, их трансформацией и интеграцией в игровую экономику. На основе их анализа была составлена таблица сравнения (таблица 1).</w:t>
       </w:r>
     </w:p>
     <w:p>
@@ -2921,6 +3534,7 @@
                 <w:lang w:val="en-US" w:eastAsia="ru-RU"/>
               </w:rPr>
             </w:pPr>
+            <w:proofErr w:type="spellStart"/>
             <w:r>
               <w:rPr>
                 <w:rFonts w:ascii="Times New Roman" w:eastAsia="Times New Roman" w:hAnsi="Times New Roman" w:cs="Times New Roman"/>
@@ -2931,6 +3545,7 @@
               </w:rPr>
               <w:t>Warframe</w:t>
             </w:r>
+            <w:proofErr w:type="spellEnd"/>
           </w:p>
         </w:tc>
       </w:tr>
@@ -3022,7 +3637,7 @@
                 <w:szCs w:val="28"/>
                 <w:lang w:eastAsia="ru-RU"/>
               </w:rPr>
-              <w:t>Модульная, интегрирована в различные игровые циклы (например, Nightwave, Prime Vault)</w:t>
+              <w:t>Модульная, интегрирована в различные игровые циклы</w:t>
             </w:r>
           </w:p>
         </w:tc>
@@ -3056,7 +3671,6 @@
                 <w:szCs w:val="28"/>
                 <w:lang w:eastAsia="ru-RU"/>
               </w:rPr>
-              <w:lastRenderedPageBreak/>
               <w:t>Автоматизация конвертации</w:t>
             </w:r>
           </w:p>
@@ -3085,7 +3699,17 @@
                 <w:szCs w:val="28"/>
                 <w:lang w:eastAsia="ru-RU"/>
               </w:rPr>
-              <w:t>Частичная: сезонные предметы часто теряют актуальность, конвертация в косметику или валюту</w:t>
+              <w:t>С</w:t>
+            </w:r>
+            <w:r>
+              <w:rPr>
+                <w:rFonts w:ascii="Times New Roman" w:eastAsia="Times New Roman" w:hAnsi="Times New Roman" w:cs="Times New Roman"/>
+                <w:color w:val="000000"/>
+                <w:sz w:val="28"/>
+                <w:szCs w:val="28"/>
+                <w:lang w:eastAsia="ru-RU"/>
+              </w:rPr>
+              <w:t>езонные предметы часто теряют актуальность, конвертация в косметику или валюту</w:t>
             </w:r>
           </w:p>
         </w:tc>
@@ -3113,7 +3737,17 @@
                 <w:szCs w:val="28"/>
                 <w:lang w:eastAsia="ru-RU"/>
               </w:rPr>
-              <w:t>Слабая: преобладает модель прямой доступности или изъятия предметов из ротации</w:t>
+              <w:t>П</w:t>
+            </w:r>
+            <w:r>
+              <w:rPr>
+                <w:rFonts w:ascii="Times New Roman" w:eastAsia="Times New Roman" w:hAnsi="Times New Roman" w:cs="Times New Roman"/>
+                <w:color w:val="000000"/>
+                <w:sz w:val="28"/>
+                <w:szCs w:val="28"/>
+                <w:lang w:eastAsia="ru-RU"/>
+              </w:rPr>
+              <w:t>реобладает модель прямой доступности или изъятия предметов из ротации</w:t>
             </w:r>
           </w:p>
         </w:tc>
@@ -3147,6 +3781,7 @@
                 <w:szCs w:val="28"/>
                 <w:lang w:eastAsia="ru-RU"/>
               </w:rPr>
+              <w:lastRenderedPageBreak/>
               <w:t>Влияние на баланс</w:t>
             </w:r>
           </w:p>
@@ -3175,7 +3810,17 @@
                 <w:szCs w:val="28"/>
                 <w:lang w:eastAsia="ru-RU"/>
               </w:rPr>
-              <w:t>Значительное: сезонный лут является частью меты</w:t>
+              <w:t>С</w:t>
+            </w:r>
+            <w:r>
+              <w:rPr>
+                <w:rFonts w:ascii="Times New Roman" w:eastAsia="Times New Roman" w:hAnsi="Times New Roman" w:cs="Times New Roman"/>
+                <w:color w:val="000000"/>
+                <w:sz w:val="28"/>
+                <w:szCs w:val="28"/>
+                <w:lang w:eastAsia="ru-RU"/>
+              </w:rPr>
+              <w:t>езонный лут является частью меты</w:t>
             </w:r>
           </w:p>
         </w:tc>
@@ -3203,7 +3848,17 @@
                 <w:szCs w:val="28"/>
                 <w:lang w:eastAsia="ru-RU"/>
               </w:rPr>
-              <w:t>Локальное: сезонные предметы часто носят косметический или вспомогательный характер</w:t>
+              <w:t>С</w:t>
+            </w:r>
+            <w:r>
+              <w:rPr>
+                <w:rFonts w:ascii="Times New Roman" w:eastAsia="Times New Roman" w:hAnsi="Times New Roman" w:cs="Times New Roman"/>
+                <w:color w:val="000000"/>
+                <w:sz w:val="28"/>
+                <w:szCs w:val="28"/>
+                <w:lang w:eastAsia="ru-RU"/>
+              </w:rPr>
+              <w:t>езонные предметы часто носят косметический или вспомогательный характер</w:t>
             </w:r>
           </w:p>
         </w:tc>
@@ -3265,7 +3920,17 @@
                 <w:szCs w:val="28"/>
                 <w:lang w:eastAsia="ru-RU"/>
               </w:rPr>
-              <w:t>Высокая: четкие таймеры, сезонные трекеры</w:t>
+              <w:t>Ч</w:t>
+            </w:r>
+            <w:r>
+              <w:rPr>
+                <w:rFonts w:ascii="Times New Roman" w:eastAsia="Times New Roman" w:hAnsi="Times New Roman" w:cs="Times New Roman"/>
+                <w:color w:val="000000"/>
+                <w:sz w:val="28"/>
+                <w:szCs w:val="28"/>
+                <w:lang w:eastAsia="ru-RU"/>
+              </w:rPr>
+              <w:t>еткие таймеры, сезонные трекеры</w:t>
             </w:r>
           </w:p>
         </w:tc>
@@ -3293,7 +3958,17 @@
                 <w:szCs w:val="28"/>
                 <w:lang w:eastAsia="ru-RU"/>
               </w:rPr>
-              <w:t>Умеренная: условия доступности могут быть скрыты в сложных системах игры</w:t>
+              <w:t>У</w:t>
+            </w:r>
+            <w:r>
+              <w:rPr>
+                <w:rFonts w:ascii="Times New Roman" w:eastAsia="Times New Roman" w:hAnsi="Times New Roman" w:cs="Times New Roman"/>
+                <w:color w:val="000000"/>
+                <w:sz w:val="28"/>
+                <w:szCs w:val="28"/>
+                <w:lang w:eastAsia="ru-RU"/>
+              </w:rPr>
+              <w:t>словия доступности могут быть скрыты в системах игры</w:t>
             </w:r>
           </w:p>
         </w:tc>
@@ -3317,28 +3992,7 @@
           <w:sz w:val="28"/>
           <w:szCs w:val="28"/>
         </w:rPr>
-        <w:t>Существующие решения имеют ряд ограничений с точки зрения организации, требующей гибкой и управляемой системы. Механики в рассмотренных играх являются неотъемлемой частью их собственных экосистем, сильно завязаны на уникальный геймплей и экономику, что делает их логику непереносимой. Они часто предлагают либо жесткую, негибкую модель конвертации (или её отсутствие), либо недостаточный контроль над влиянием сезонных предметов на баланс в реальном времени. Кроме того, эти системы не предоставляют внешним разработчикам удобных инструментов для независимого конфигурирования правил, длительности сезонов и параметров конвертации.</w:t>
-      </w:r>
-    </w:p>
-    <w:p>
-      <w:pPr>
-        <w:pStyle w:val="a7"/>
-        <w:spacing w:after="0" w:line="360" w:lineRule="auto"/>
-        <w:ind w:left="0" w:firstLine="709"/>
-        <w:jc w:val="both"/>
-        <w:rPr>
-          <w:rFonts w:ascii="Times New Roman" w:hAnsi="Times New Roman" w:cs="Times New Roman"/>
-          <w:sz w:val="28"/>
-          <w:szCs w:val="28"/>
-        </w:rPr>
-      </w:pPr>
-      <w:r>
-        <w:rPr>
-          <w:rFonts w:ascii="Times New Roman" w:hAnsi="Times New Roman" w:cs="Times New Roman"/>
-          <w:sz w:val="28"/>
-          <w:szCs w:val="28"/>
-        </w:rPr>
-        <w:t>Выявленные ограничения обосновывают необходимость разработки самостоятельной, универсальной системы управления механикой сезонных предметов. Такая система должна обеспечивать высокую степень автоматизации, гибкость в настройке правил, глубокий контроль баланса и предоставление понятного интерфейса как для игроков, так и для разработчиков проекта.</w:t>
+        <w:t>Существующие решения имеют ряд ограничений с точки зрения организации, требующей гибкой и управляемой системы. Механики в рассмотренных играх являются неотъемлемой частью их собственных экосистем, сильно завязаны на уникальный геймплей и экономику, что делает их логику непереносимой. Они часто предлагают либо жесткую, негибкую модель конвертации или её отсутствие, либо недостаточный контроль над влиянием сезонных предметов на баланс в реальном времени. Кроме того, эти системы не предоставляют внешним разработчикам удобных инструментов для независимого конфигурирования правил, длительности сезонов и параметров конвертации.</w:t>
       </w:r>
     </w:p>
     <w:p>
@@ -3360,7 +4014,7 @@
           <w:szCs w:val="28"/>
         </w:rPr>
       </w:pPr>
-      <w:bookmarkStart w:id="4" w:name="_Toc215918081"/>
+      <w:bookmarkStart w:id="4" w:name="_Toc216383582"/>
       <w:r>
         <w:rPr>
           <w:rFonts w:ascii="Times New Roman" w:hAnsi="Times New Roman" w:cs="Times New Roman"/>
@@ -3394,16 +4048,39 @@
           <w:sz w:val="28"/>
           <w:szCs w:val="28"/>
         </w:rPr>
-        <w:t xml:space="preserve">Разработка системы управления механикой сезонных предметов является комплексной задачей, требующей четкого моделирования как циклических бизнес-процессов, так и статической структуры данных и правил. Для проектирования подобных систем применяются современные методологии, </w:t>
-      </w:r>
-      <w:r>
-        <w:rPr>
-          <w:rFonts w:ascii="Times New Roman" w:hAnsi="Times New Roman" w:cs="Times New Roman"/>
-          <w:sz w:val="28"/>
-          <w:szCs w:val="28"/>
-        </w:rPr>
-        <w:lastRenderedPageBreak/>
-        <w:t>такие как структурный анализ (IDEF0, DFD), объектно-ориентированный анализ и проектирование (UML) и моделирование бизнес-процессов (BPMN).</w:t>
+        <w:t>Разработка системы управления механикой сезонных предметов является комплексной задачей, требующей четкого моделирования как циклических бизнес-процессов, так и статической структуры данных и правил. Для проектирования подобных систем применяются современные методологии, IDEF0</w:t>
+      </w:r>
+      <w:r>
+        <w:rPr>
+          <w:rFonts w:ascii="Times New Roman" w:hAnsi="Times New Roman" w:cs="Times New Roman"/>
+          <w:sz w:val="28"/>
+          <w:szCs w:val="28"/>
+        </w:rPr>
+        <w:t xml:space="preserve">, </w:t>
+      </w:r>
+      <w:r>
+        <w:rPr>
+          <w:rFonts w:ascii="Times New Roman" w:hAnsi="Times New Roman" w:cs="Times New Roman"/>
+          <w:sz w:val="28"/>
+          <w:szCs w:val="28"/>
+        </w:rPr>
+        <w:t>DFD, UML</w:t>
+      </w:r>
+      <w:r>
+        <w:rPr>
+          <w:rFonts w:ascii="Times New Roman" w:hAnsi="Times New Roman" w:cs="Times New Roman"/>
+          <w:sz w:val="28"/>
+          <w:szCs w:val="28"/>
+        </w:rPr>
+        <w:t xml:space="preserve"> и</w:t>
+      </w:r>
+      <w:r>
+        <w:rPr>
+          <w:rFonts w:ascii="Times New Roman" w:hAnsi="Times New Roman" w:cs="Times New Roman"/>
+          <w:sz w:val="28"/>
+          <w:szCs w:val="28"/>
+        </w:rPr>
+        <w:t xml:space="preserve"> BPMN.</w:t>
       </w:r>
     </w:p>
     <w:p>
@@ -3681,7 +4358,18 @@
                 <w:szCs w:val="28"/>
                 <w:lang w:eastAsia="ru-RU"/>
               </w:rPr>
-              <w:t>Анализ системы через объекты и классы, и их взаимодействия</w:t>
+              <w:t xml:space="preserve">Анализ системы через объекты и </w:t>
+            </w:r>
+            <w:r>
+              <w:rPr>
+                <w:rFonts w:ascii="Times New Roman" w:eastAsia="Times New Roman" w:hAnsi="Times New Roman" w:cs="Times New Roman"/>
+                <w:color w:val="000000"/>
+                <w:sz w:val="28"/>
+                <w:szCs w:val="28"/>
+                <w:lang w:eastAsia="ru-RU"/>
+              </w:rPr>
+              <w:lastRenderedPageBreak/>
+              <w:t>классы, и их взаимодействия</w:t>
             </w:r>
           </w:p>
         </w:tc>
@@ -3710,6 +4398,7 @@
                 <w:szCs w:val="28"/>
                 <w:lang w:eastAsia="ru-RU"/>
               </w:rPr>
+              <w:lastRenderedPageBreak/>
               <w:t>Описание процессов, ролей и событий</w:t>
             </w:r>
           </w:p>
@@ -3976,7 +4665,7 @@
           <w:sz w:val="28"/>
           <w:szCs w:val="28"/>
         </w:rPr>
-        <w:t>В ходе анализа было выявлено, что ни одна методология в отдельности не охватывает все аспекты проектирования системы полностью. Поэтому был выбран комбинированный подход, который наиболее полно отвечает поставленным задачам.</w:t>
+        <w:t>В ходе анализа было выявлено, что ни одна методология не охватывает все аспекты проектирования системы полностью. Поэтому был выбран комбинированный подход, который отвечает поставленным задачам.</w:t>
       </w:r>
     </w:p>
     <w:p>
@@ -4016,6 +4705,7 @@
         </w:rPr>
         <w:t xml:space="preserve"> были выбраны </w:t>
       </w:r>
+      <w:proofErr w:type="spellStart"/>
       <w:r>
         <w:rPr>
           <w:rFonts w:ascii="Times New Roman" w:hAnsi="Times New Roman" w:cs="Times New Roman"/>
@@ -4025,6 +4715,7 @@
         </w:rPr>
         <w:t>PlantUML</w:t>
       </w:r>
+      <w:proofErr w:type="spellEnd"/>
       <w:r>
         <w:rPr>
           <w:rFonts w:ascii="Times New Roman" w:hAnsi="Times New Roman" w:cs="Times New Roman"/>
@@ -4050,6 +4741,7 @@
         </w:rPr>
         <w:t>.</w:t>
       </w:r>
+      <w:proofErr w:type="spellStart"/>
       <w:r>
         <w:rPr>
           <w:rFonts w:ascii="Times New Roman" w:hAnsi="Times New Roman" w:cs="Times New Roman"/>
@@ -4059,6 +4751,7 @@
         </w:rPr>
         <w:t>js</w:t>
       </w:r>
+      <w:proofErr w:type="spellEnd"/>
       <w:r>
         <w:rPr>
           <w:rFonts w:ascii="Times New Roman" w:hAnsi="Times New Roman" w:cs="Times New Roman"/>
@@ -4133,7 +4826,7 @@
           <w:sz w:val="28"/>
           <w:szCs w:val="28"/>
         </w:rPr>
-        <w:t xml:space="preserve"> для проработки процессных диаграмм. Такой комбинированный подход обеспечивает всестороннее покрытие требований: от высокоуровневых процессов и архитектуры до деталей реализации данных и логики состояний.</w:t>
+        <w:t xml:space="preserve"> для проработки процессных диаграмм. Такой комбинированный подход обеспечивает всестороннее покрытие требований.</w:t>
       </w:r>
     </w:p>
     <w:p>
@@ -4155,7 +4848,7 @@
           <w:szCs w:val="28"/>
         </w:rPr>
       </w:pPr>
-      <w:bookmarkStart w:id="5" w:name="_Toc215918082"/>
+      <w:bookmarkStart w:id="5" w:name="_Toc216383583"/>
       <w:r>
         <w:rPr>
           <w:rFonts w:ascii="Times New Roman" w:hAnsi="Times New Roman" w:cs="Times New Roman"/>
@@ -4186,37 +4879,92 @@
           <w:sz w:val="28"/>
           <w:szCs w:val="28"/>
         </w:rPr>
-        <w:t xml:space="preserve">Модель «КАК ЕСТЬ» отражает текущее состояние основного бизнес-процесса управления сезонными предметами в типовом игровом проекте. В </w:t>
-      </w:r>
-      <w:r>
-        <w:rPr>
-          <w:rFonts w:ascii="Times New Roman" w:hAnsi="Times New Roman" w:cs="Times New Roman"/>
-          <w:sz w:val="28"/>
-          <w:szCs w:val="28"/>
-        </w:rPr>
-        <w:lastRenderedPageBreak/>
-        <w:t>качестве основного процесса выбран цикл завершения игрового сезона и связанной с ним обработки предметов.</w:t>
-      </w:r>
-    </w:p>
-    <w:p>
-      <w:pPr>
-        <w:pStyle w:val="a7"/>
-        <w:spacing w:after="0" w:line="360" w:lineRule="auto"/>
-        <w:ind w:left="0" w:firstLine="709"/>
-        <w:jc w:val="both"/>
-        <w:rPr>
-          <w:rFonts w:ascii="Times New Roman" w:hAnsi="Times New Roman" w:cs="Times New Roman"/>
-          <w:sz w:val="28"/>
-          <w:szCs w:val="28"/>
-        </w:rPr>
-      </w:pPr>
-      <w:r>
-        <w:rPr>
-          <w:rFonts w:ascii="Times New Roman" w:hAnsi="Times New Roman" w:cs="Times New Roman"/>
-          <w:sz w:val="28"/>
-          <w:szCs w:val="28"/>
-        </w:rPr>
-        <w:t>Для визуализации процесса была построена BPMN-диаграмма с выделением пулов: «Игрок», «Система» и «Разработчик/Администратор». Диаграмма демонстрирует последовательность событий и взаимодействий, включая автоматические проверки сроков, уведомления игроков, потенциальные ручные операции администратора по конвертации предметов и обновление игрового баланса (рисунок 2).</w:t>
+        <w:t xml:space="preserve">Модель «КАК ЕСТЬ» отражает текущее состояние основного бизнес-процесса управления сезонными предметами в игровом проекте. В качестве основного процесса выбран цикл </w:t>
+      </w:r>
+      <w:r>
+        <w:rPr>
+          <w:rFonts w:ascii="Times New Roman" w:hAnsi="Times New Roman" w:cs="Times New Roman"/>
+          <w:sz w:val="28"/>
+          <w:szCs w:val="28"/>
+        </w:rPr>
+        <w:t>покупки</w:t>
+      </w:r>
+      <w:r>
+        <w:rPr>
+          <w:rFonts w:ascii="Times New Roman" w:hAnsi="Times New Roman" w:cs="Times New Roman"/>
+          <w:sz w:val="28"/>
+          <w:szCs w:val="28"/>
+        </w:rPr>
+        <w:t>/</w:t>
+      </w:r>
+      <w:r>
+        <w:rPr>
+          <w:rFonts w:ascii="Times New Roman" w:hAnsi="Times New Roman" w:cs="Times New Roman"/>
+          <w:sz w:val="28"/>
+          <w:szCs w:val="28"/>
+        </w:rPr>
+        <w:t>обмена сезонной валюты</w:t>
+      </w:r>
+      <w:r>
+        <w:rPr>
+          <w:rFonts w:ascii="Times New Roman" w:hAnsi="Times New Roman" w:cs="Times New Roman"/>
+          <w:sz w:val="28"/>
+          <w:szCs w:val="28"/>
+        </w:rPr>
+        <w:t>.</w:t>
+      </w:r>
+    </w:p>
+    <w:p>
+      <w:pPr>
+        <w:pStyle w:val="a7"/>
+        <w:spacing w:after="0" w:line="360" w:lineRule="auto"/>
+        <w:ind w:left="0" w:firstLine="709"/>
+        <w:jc w:val="both"/>
+        <w:rPr>
+          <w:rFonts w:ascii="Times New Roman" w:hAnsi="Times New Roman" w:cs="Times New Roman"/>
+          <w:sz w:val="28"/>
+          <w:szCs w:val="28"/>
+        </w:rPr>
+      </w:pPr>
+      <w:r>
+        <w:rPr>
+          <w:rFonts w:ascii="Times New Roman" w:hAnsi="Times New Roman" w:cs="Times New Roman"/>
+          <w:sz w:val="28"/>
+          <w:szCs w:val="28"/>
+        </w:rPr>
+        <w:t>Для визуализации процесса была построена BPMN-диаграмма. Диаграмма демонстрирует последовательность событий и взаимодействий, включая автоматические проверк</w:t>
+      </w:r>
+      <w:r>
+        <w:rPr>
+          <w:rFonts w:ascii="Times New Roman" w:hAnsi="Times New Roman" w:cs="Times New Roman"/>
+          <w:sz w:val="28"/>
+          <w:szCs w:val="28"/>
+        </w:rPr>
+        <w:t>и</w:t>
+      </w:r>
+      <w:r>
+        <w:rPr>
+          <w:rFonts w:ascii="Times New Roman" w:hAnsi="Times New Roman" w:cs="Times New Roman"/>
+          <w:sz w:val="28"/>
+          <w:szCs w:val="28"/>
+        </w:rPr>
+        <w:t xml:space="preserve">, уведомления игроков, потенциальные ручные операции </w:t>
+      </w:r>
+      <w:r>
+        <w:rPr>
+          <w:rFonts w:ascii="Times New Roman" w:hAnsi="Times New Roman" w:cs="Times New Roman"/>
+          <w:sz w:val="28"/>
+          <w:szCs w:val="28"/>
+        </w:rPr>
+        <w:t>службы поддержки</w:t>
+      </w:r>
+      <w:r>
+        <w:rPr>
+          <w:rFonts w:ascii="Times New Roman" w:hAnsi="Times New Roman" w:cs="Times New Roman"/>
+          <w:sz w:val="28"/>
+          <w:szCs w:val="28"/>
+        </w:rPr>
+        <w:t xml:space="preserve"> (рисунок 2).</w:t>
       </w:r>
     </w:p>
     <w:p>
@@ -4239,6 +4987,7 @@
           <w:szCs w:val="28"/>
           <w:lang w:val="en-US"/>
         </w:rPr>
+        <w:lastRenderedPageBreak/>
         <w:drawing>
           <wp:inline distT="0" distB="0" distL="0" distR="0" wp14:anchorId="378E82AD" wp14:editId="7137E962">
             <wp:extent cx="5400000" cy="1643955"/>
@@ -4343,13 +5092,15 @@
         <w:jc w:val="both"/>
         <w:rPr>
           <w:rFonts w:ascii="Times New Roman" w:hAnsi="Times New Roman" w:cs="Times New Roman"/>
-          <w:sz w:val="28"/>
-          <w:szCs w:val="28"/>
-        </w:rPr>
-      </w:pPr>
-      <w:r>
-        <w:rPr>
-          <w:rFonts w:ascii="Times New Roman" w:hAnsi="Times New Roman" w:cs="Times New Roman"/>
+          <w:color w:val="FF0000"/>
+          <w:sz w:val="28"/>
+          <w:szCs w:val="28"/>
+        </w:rPr>
+      </w:pPr>
+      <w:r>
+        <w:rPr>
+          <w:rFonts w:ascii="Times New Roman" w:hAnsi="Times New Roman" w:cs="Times New Roman"/>
+          <w:color w:val="FF0000"/>
           <w:sz w:val="28"/>
           <w:szCs w:val="28"/>
         </w:rPr>
@@ -4368,13 +5119,15 @@
         <w:jc w:val="both"/>
         <w:rPr>
           <w:rFonts w:ascii="Times New Roman" w:hAnsi="Times New Roman" w:cs="Times New Roman"/>
-          <w:sz w:val="28"/>
-          <w:szCs w:val="28"/>
-        </w:rPr>
-      </w:pPr>
-      <w:r>
-        <w:rPr>
-          <w:rFonts w:ascii="Times New Roman" w:hAnsi="Times New Roman" w:cs="Times New Roman"/>
+          <w:color w:val="FF0000"/>
+          <w:sz w:val="28"/>
+          <w:szCs w:val="28"/>
+        </w:rPr>
+      </w:pPr>
+      <w:r>
+        <w:rPr>
+          <w:rFonts w:ascii="Times New Roman" w:hAnsi="Times New Roman" w:cs="Times New Roman"/>
+          <w:color w:val="FF0000"/>
           <w:sz w:val="28"/>
           <w:szCs w:val="28"/>
         </w:rPr>
@@ -4393,13 +5146,15 @@
         <w:jc w:val="both"/>
         <w:rPr>
           <w:rFonts w:ascii="Times New Roman" w:hAnsi="Times New Roman" w:cs="Times New Roman"/>
-          <w:sz w:val="28"/>
-          <w:szCs w:val="28"/>
-        </w:rPr>
-      </w:pPr>
-      <w:r>
-        <w:rPr>
-          <w:rFonts w:ascii="Times New Roman" w:hAnsi="Times New Roman" w:cs="Times New Roman"/>
+          <w:color w:val="FF0000"/>
+          <w:sz w:val="28"/>
+          <w:szCs w:val="28"/>
+        </w:rPr>
+      </w:pPr>
+      <w:r>
+        <w:rPr>
+          <w:rFonts w:ascii="Times New Roman" w:hAnsi="Times New Roman" w:cs="Times New Roman"/>
+          <w:color w:val="FF0000"/>
           <w:sz w:val="28"/>
           <w:szCs w:val="28"/>
         </w:rPr>
@@ -4418,39 +5173,52 @@
         <w:jc w:val="both"/>
         <w:rPr>
           <w:rFonts w:ascii="Times New Roman" w:hAnsi="Times New Roman" w:cs="Times New Roman"/>
-          <w:sz w:val="28"/>
-          <w:szCs w:val="28"/>
-        </w:rPr>
-      </w:pPr>
-      <w:r>
-        <w:rPr>
-          <w:rFonts w:ascii="Times New Roman" w:hAnsi="Times New Roman" w:cs="Times New Roman"/>
-          <w:sz w:val="28"/>
-          <w:szCs w:val="28"/>
-        </w:rPr>
-        <w:t>Риск несогласованности данных: при ручном вмешательстве или сбоях в запланированных задачах (cron) возможны ситуации, когда состояние предмета у игрока и в системе учета расходится.</w:t>
-      </w:r>
-    </w:p>
-    <w:p>
-      <w:pPr>
-        <w:pStyle w:val="a7"/>
-        <w:spacing w:after="0" w:line="360" w:lineRule="auto"/>
-        <w:ind w:left="0" w:firstLine="709"/>
-        <w:jc w:val="both"/>
-        <w:rPr>
-          <w:rFonts w:ascii="Times New Roman" w:hAnsi="Times New Roman" w:cs="Times New Roman"/>
-          <w:sz w:val="28"/>
-          <w:szCs w:val="28"/>
-        </w:rPr>
-      </w:pPr>
-      <w:r>
-        <w:rPr>
-          <w:rFonts w:ascii="Times New Roman" w:hAnsi="Times New Roman" w:cs="Times New Roman"/>
+          <w:color w:val="FF0000"/>
+          <w:sz w:val="28"/>
+          <w:szCs w:val="28"/>
+        </w:rPr>
+      </w:pPr>
+      <w:r>
+        <w:rPr>
+          <w:rFonts w:ascii="Times New Roman" w:hAnsi="Times New Roman" w:cs="Times New Roman"/>
+          <w:color w:val="FF0000"/>
+          <w:sz w:val="28"/>
+          <w:szCs w:val="28"/>
+        </w:rPr>
+        <w:t>Риск несогласованности данных: при ручном вмешательстве или сбоях в запланированных задачах возможны ситуации, когда состояние предмета у игрока и в системе учета расходится.</w:t>
+      </w:r>
+    </w:p>
+    <w:p>
+      <w:pPr>
+        <w:pStyle w:val="a7"/>
+        <w:spacing w:after="0" w:line="360" w:lineRule="auto"/>
+        <w:ind w:left="0" w:firstLine="709"/>
+        <w:jc w:val="both"/>
+        <w:rPr>
+          <w:rFonts w:ascii="Times New Roman" w:hAnsi="Times New Roman" w:cs="Times New Roman"/>
+          <w:color w:val="FF0000"/>
+          <w:sz w:val="28"/>
+          <w:szCs w:val="28"/>
+        </w:rPr>
+      </w:pPr>
+      <w:r>
+        <w:rPr>
+          <w:rFonts w:ascii="Times New Roman" w:hAnsi="Times New Roman" w:cs="Times New Roman"/>
+          <w:color w:val="FF0000"/>
+          <w:sz w:val="28"/>
+          <w:szCs w:val="28"/>
+        </w:rPr>
+        <w:t xml:space="preserve">Для устранения выявленных недостатков текущего процесса необходимо усовершенствовать управление жизненным циклом. В системе должна быть реализована полностью автоматизированная обработка, управляемая конфигурируемыми правилами сезона. Это исключит задержки и ошибки ручного вмешательства. Также необходимо обеспечить полную прозрачность за счет предоставления игрокам в клиенте однозначной информации о статусе каждого предмета (таймер, условия конвертации). </w:t>
+      </w:r>
+      <w:r>
+        <w:rPr>
+          <w:rFonts w:ascii="Times New Roman" w:hAnsi="Times New Roman" w:cs="Times New Roman"/>
+          <w:color w:val="FF0000"/>
           <w:sz w:val="28"/>
           <w:szCs w:val="28"/>
         </w:rPr>
         <w:lastRenderedPageBreak/>
-        <w:t>Для устранения выявленных недостатков текущего процесса необходимо усовершенствовать управление жизненным циклом. В системе должна быть реализована полностью автоматизированная обработка, управляемая конфигурируемыми правилами сезона. Это исключит задержки и ошибки ручного вмешательства. Также необходимо обеспечить полную прозрачность за счет предоставления игрокам в клиенте однозначной информации о статусе каждого предмета (таймер, условия конвертации). Централизованная система правил позволит не только автоматически менять состояния предметов, но и предварительно оценивать потенциальное влияние их изменений на баланс. Наконец, все изменения должны фиксироваться в едином журнале аудита, что гарантирует согласованность данных и позволяет отследить любую операцию.</w:t>
+        <w:t>Централизованная система правил позволит не только автоматически менять состояния предметов, но и предварительно оценивать потенциальное влияние их изменений на баланс. Наконец, все изменения должны фиксироваться в едином журнале аудита, что гарантирует согласованность данных и позволяет отследить любую операцию.</w:t>
       </w:r>
     </w:p>
     <w:p>
@@ -4472,7 +5240,7 @@
           <w:szCs w:val="28"/>
         </w:rPr>
       </w:pPr>
-      <w:bookmarkStart w:id="6" w:name="_Toc215918083"/>
+      <w:bookmarkStart w:id="6" w:name="_Toc216383584"/>
       <w:r>
         <w:rPr>
           <w:rFonts w:ascii="Times New Roman" w:hAnsi="Times New Roman" w:cs="Times New Roman"/>
@@ -4493,13 +5261,15 @@
         <w:jc w:val="both"/>
         <w:rPr>
           <w:rFonts w:ascii="Times New Roman" w:hAnsi="Times New Roman" w:cs="Times New Roman"/>
-          <w:sz w:val="28"/>
-          <w:szCs w:val="28"/>
-        </w:rPr>
-      </w:pPr>
-      <w:r>
-        <w:rPr>
-          <w:rFonts w:ascii="Times New Roman" w:hAnsi="Times New Roman" w:cs="Times New Roman"/>
+          <w:color w:val="FF0000"/>
+          <w:sz w:val="28"/>
+          <w:szCs w:val="28"/>
+        </w:rPr>
+      </w:pPr>
+      <w:r>
+        <w:rPr>
+          <w:rFonts w:ascii="Times New Roman" w:hAnsi="Times New Roman" w:cs="Times New Roman"/>
+          <w:color w:val="FF0000"/>
           <w:sz w:val="28"/>
           <w:szCs w:val="28"/>
         </w:rPr>
@@ -4514,13 +5284,15 @@
         <w:jc w:val="both"/>
         <w:rPr>
           <w:rFonts w:ascii="Times New Roman" w:hAnsi="Times New Roman" w:cs="Times New Roman"/>
-          <w:sz w:val="28"/>
-          <w:szCs w:val="28"/>
-        </w:rPr>
-      </w:pPr>
-      <w:r>
-        <w:rPr>
-          <w:rFonts w:ascii="Times New Roman" w:hAnsi="Times New Roman" w:cs="Times New Roman"/>
+          <w:color w:val="FF0000"/>
+          <w:sz w:val="28"/>
+          <w:szCs w:val="28"/>
+        </w:rPr>
+      </w:pPr>
+      <w:r>
+        <w:rPr>
+          <w:rFonts w:ascii="Times New Roman" w:hAnsi="Times New Roman" w:cs="Times New Roman"/>
+          <w:color w:val="FF0000"/>
           <w:sz w:val="28"/>
           <w:szCs w:val="28"/>
         </w:rPr>
@@ -4545,34 +5317,134 @@
           <w:sz w:val="28"/>
           <w:szCs w:val="28"/>
         </w:rPr>
-        <w:t xml:space="preserve">Для детализации архитектурного решения была проведена декомпозиция модели «КАК ДОЛЖНО БЫТЬ», в результате которой созданы диаграммы </w:t>
-      </w:r>
-      <w:r>
-        <w:rPr>
-          <w:rFonts w:ascii="Times New Roman" w:hAnsi="Times New Roman" w:cs="Times New Roman"/>
-          <w:sz w:val="28"/>
-          <w:szCs w:val="28"/>
+        <w:t xml:space="preserve">Для детализации архитектурного решения была проведена декомпозиция модели «КАК ДОЛЖНО БЫТЬ», в результате которой созданы диаграммы C4: </w:t>
+      </w:r>
+      <w:proofErr w:type="spellStart"/>
+      <w:r>
+        <w:rPr>
+          <w:rFonts w:ascii="Times New Roman" w:hAnsi="Times New Roman" w:cs="Times New Roman"/>
+          <w:sz w:val="28"/>
+          <w:szCs w:val="28"/>
+        </w:rPr>
+        <w:t>Context</w:t>
+      </w:r>
+      <w:proofErr w:type="spellEnd"/>
+      <w:r>
+        <w:rPr>
+          <w:rFonts w:ascii="Times New Roman" w:hAnsi="Times New Roman" w:cs="Times New Roman"/>
+          <w:sz w:val="28"/>
+          <w:szCs w:val="28"/>
+        </w:rPr>
+        <w:t xml:space="preserve"> </w:t>
+      </w:r>
+      <w:proofErr w:type="spellStart"/>
+      <w:r>
+        <w:rPr>
+          <w:rFonts w:ascii="Times New Roman" w:hAnsi="Times New Roman" w:cs="Times New Roman"/>
+          <w:sz w:val="28"/>
+          <w:szCs w:val="28"/>
+        </w:rPr>
+        <w:t>Diagram</w:t>
+      </w:r>
+      <w:proofErr w:type="spellEnd"/>
+      <w:r>
+        <w:rPr>
+          <w:rFonts w:ascii="Times New Roman" w:hAnsi="Times New Roman" w:cs="Times New Roman"/>
+          <w:sz w:val="28"/>
+          <w:szCs w:val="28"/>
+        </w:rPr>
+        <w:t xml:space="preserve"> (Контекстная диаграмма), </w:t>
+      </w:r>
+      <w:proofErr w:type="spellStart"/>
+      <w:r>
+        <w:rPr>
+          <w:rFonts w:ascii="Times New Roman" w:hAnsi="Times New Roman" w:cs="Times New Roman"/>
+          <w:sz w:val="28"/>
+          <w:szCs w:val="28"/>
+        </w:rPr>
+        <w:t>Container</w:t>
+      </w:r>
+      <w:proofErr w:type="spellEnd"/>
+      <w:r>
+        <w:rPr>
+          <w:rFonts w:ascii="Times New Roman" w:hAnsi="Times New Roman" w:cs="Times New Roman"/>
+          <w:sz w:val="28"/>
+          <w:szCs w:val="28"/>
+        </w:rPr>
+        <w:t xml:space="preserve"> </w:t>
+      </w:r>
+      <w:proofErr w:type="spellStart"/>
+      <w:r>
+        <w:rPr>
+          <w:rFonts w:ascii="Times New Roman" w:hAnsi="Times New Roman" w:cs="Times New Roman"/>
+          <w:sz w:val="28"/>
+          <w:szCs w:val="28"/>
+        </w:rPr>
+        <w:t>Diagram</w:t>
+      </w:r>
+      <w:proofErr w:type="spellEnd"/>
+      <w:r>
+        <w:rPr>
+          <w:rFonts w:ascii="Times New Roman" w:hAnsi="Times New Roman" w:cs="Times New Roman"/>
+          <w:sz w:val="28"/>
+          <w:szCs w:val="28"/>
+        </w:rPr>
+        <w:t xml:space="preserve"> (Диаграмма контейнеров) и </w:t>
+      </w:r>
+      <w:proofErr w:type="spellStart"/>
+      <w:r>
+        <w:rPr>
+          <w:rFonts w:ascii="Times New Roman" w:hAnsi="Times New Roman" w:cs="Times New Roman"/>
+          <w:sz w:val="28"/>
+          <w:szCs w:val="28"/>
+        </w:rPr>
+        <w:t>Component</w:t>
+      </w:r>
+      <w:proofErr w:type="spellEnd"/>
+      <w:r>
+        <w:rPr>
+          <w:rFonts w:ascii="Times New Roman" w:hAnsi="Times New Roman" w:cs="Times New Roman"/>
+          <w:sz w:val="28"/>
+          <w:szCs w:val="28"/>
+        </w:rPr>
+        <w:t xml:space="preserve"> </w:t>
+      </w:r>
+      <w:proofErr w:type="spellStart"/>
+      <w:r>
+        <w:rPr>
+          <w:rFonts w:ascii="Times New Roman" w:hAnsi="Times New Roman" w:cs="Times New Roman"/>
+          <w:sz w:val="28"/>
+          <w:szCs w:val="28"/>
+        </w:rPr>
+        <w:t>Diagram</w:t>
+      </w:r>
+      <w:proofErr w:type="spellEnd"/>
+      <w:r>
+        <w:rPr>
+          <w:rFonts w:ascii="Times New Roman" w:hAnsi="Times New Roman" w:cs="Times New Roman"/>
+          <w:sz w:val="28"/>
+          <w:szCs w:val="28"/>
+        </w:rPr>
+        <w:t xml:space="preserve"> (Диаграмма компонентов) (рис. 3-5).</w:t>
+      </w:r>
+    </w:p>
+    <w:p>
+      <w:pPr>
+        <w:pStyle w:val="a7"/>
+        <w:spacing w:after="0" w:line="360" w:lineRule="auto"/>
+        <w:ind w:left="0" w:firstLine="709"/>
+        <w:jc w:val="center"/>
+        <w:rPr>
+          <w:rFonts w:ascii="Times New Roman" w:hAnsi="Times New Roman" w:cs="Times New Roman"/>
+          <w:sz w:val="28"/>
+          <w:szCs w:val="28"/>
+        </w:rPr>
+      </w:pPr>
+      <w:r>
+        <w:rPr>
+          <w:noProof/>
         </w:rPr>
         <w:lastRenderedPageBreak/>
-        <w:t>C4: Context Diagram (Контекстная диаграмма), Container Diagram (Диаграмма контейнеров) и Component Diagram (Диаграмма компонентов) (рис. 3-5).</w:t>
-      </w:r>
-    </w:p>
-    <w:p>
-      <w:pPr>
-        <w:pStyle w:val="a7"/>
-        <w:spacing w:after="0" w:line="360" w:lineRule="auto"/>
-        <w:ind w:left="0" w:firstLine="709"/>
-        <w:jc w:val="center"/>
-        <w:rPr>
-          <w:rFonts w:ascii="Times New Roman" w:hAnsi="Times New Roman" w:cs="Times New Roman"/>
-          <w:sz w:val="28"/>
-          <w:szCs w:val="28"/>
-        </w:rPr>
-      </w:pPr>
-      <w:r>
-        <w:rPr>
-          <w:noProof/>
-        </w:rPr>
         <w:drawing>
           <wp:inline distT="0" distB="0" distL="0" distR="0" wp14:anchorId="14314840" wp14:editId="41AD7DAA">
             <wp:extent cx="3600000" cy="3387541"/>
@@ -4641,7 +5513,43 @@
           <w:sz w:val="28"/>
           <w:szCs w:val="28"/>
         </w:rPr>
-        <w:t>Рисунок 3 – Контекстная диаграмма C4 (Context Diagram)</w:t>
+        <w:t>Рисунок 3 – Контекстная диаграмма C4 (</w:t>
+      </w:r>
+      <w:proofErr w:type="spellStart"/>
+      <w:r>
+        <w:rPr>
+          <w:rFonts w:ascii="Times New Roman" w:hAnsi="Times New Roman" w:cs="Times New Roman"/>
+          <w:sz w:val="28"/>
+          <w:szCs w:val="28"/>
+        </w:rPr>
+        <w:t>Context</w:t>
+      </w:r>
+      <w:proofErr w:type="spellEnd"/>
+      <w:r>
+        <w:rPr>
+          <w:rFonts w:ascii="Times New Roman" w:hAnsi="Times New Roman" w:cs="Times New Roman"/>
+          <w:sz w:val="28"/>
+          <w:szCs w:val="28"/>
+        </w:rPr>
+        <w:t xml:space="preserve"> </w:t>
+      </w:r>
+      <w:proofErr w:type="spellStart"/>
+      <w:r>
+        <w:rPr>
+          <w:rFonts w:ascii="Times New Roman" w:hAnsi="Times New Roman" w:cs="Times New Roman"/>
+          <w:sz w:val="28"/>
+          <w:szCs w:val="28"/>
+        </w:rPr>
+        <w:t>Diagram</w:t>
+      </w:r>
+      <w:proofErr w:type="spellEnd"/>
+      <w:r>
+        <w:rPr>
+          <w:rFonts w:ascii="Times New Roman" w:hAnsi="Times New Roman" w:cs="Times New Roman"/>
+          <w:sz w:val="28"/>
+          <w:szCs w:val="28"/>
+        </w:rPr>
+        <w:t>)</w:t>
       </w:r>
     </w:p>
     <w:p>
@@ -4730,7 +5638,43 @@
           <w:sz w:val="28"/>
           <w:szCs w:val="28"/>
         </w:rPr>
-        <w:t>Рисунок 4 – Диаграмма контейнеров C4 (Container Diagram)</w:t>
+        <w:t>Рисунок 4 – Диаграмма контейнеров C4 (</w:t>
+      </w:r>
+      <w:proofErr w:type="spellStart"/>
+      <w:r>
+        <w:rPr>
+          <w:rFonts w:ascii="Times New Roman" w:hAnsi="Times New Roman" w:cs="Times New Roman"/>
+          <w:sz w:val="28"/>
+          <w:szCs w:val="28"/>
+        </w:rPr>
+        <w:t>Container</w:t>
+      </w:r>
+      <w:proofErr w:type="spellEnd"/>
+      <w:r>
+        <w:rPr>
+          <w:rFonts w:ascii="Times New Roman" w:hAnsi="Times New Roman" w:cs="Times New Roman"/>
+          <w:sz w:val="28"/>
+          <w:szCs w:val="28"/>
+        </w:rPr>
+        <w:t xml:space="preserve"> </w:t>
+      </w:r>
+      <w:proofErr w:type="spellStart"/>
+      <w:r>
+        <w:rPr>
+          <w:rFonts w:ascii="Times New Roman" w:hAnsi="Times New Roman" w:cs="Times New Roman"/>
+          <w:sz w:val="28"/>
+          <w:szCs w:val="28"/>
+        </w:rPr>
+        <w:t>Diagram</w:t>
+      </w:r>
+      <w:proofErr w:type="spellEnd"/>
+      <w:r>
+        <w:rPr>
+          <w:rFonts w:ascii="Times New Roman" w:hAnsi="Times New Roman" w:cs="Times New Roman"/>
+          <w:sz w:val="28"/>
+          <w:szCs w:val="28"/>
+        </w:rPr>
+        <w:t>)</w:t>
       </w:r>
     </w:p>
     <w:p>
@@ -4819,28 +5763,64 @@
           <w:sz w:val="28"/>
           <w:szCs w:val="28"/>
         </w:rPr>
-        <w:t>Рисунок 5 – Диаграмма компонентов C4 (Component Diagram)</w:t>
-      </w:r>
-    </w:p>
-    <w:p>
-      <w:pPr>
-        <w:pStyle w:val="a7"/>
-        <w:spacing w:after="0" w:line="360" w:lineRule="auto"/>
-        <w:ind w:left="0" w:firstLine="709"/>
-        <w:jc w:val="both"/>
-        <w:rPr>
-          <w:rFonts w:ascii="Times New Roman" w:hAnsi="Times New Roman" w:cs="Times New Roman"/>
-          <w:sz w:val="28"/>
-          <w:szCs w:val="28"/>
-        </w:rPr>
-      </w:pPr>
-      <w:r>
-        <w:rPr>
-          <w:rFonts w:ascii="Times New Roman" w:hAnsi="Times New Roman" w:cs="Times New Roman"/>
-          <w:sz w:val="28"/>
-          <w:szCs w:val="28"/>
-        </w:rPr>
-        <w:t>На данных диаграммах последовательно отображается новая система, её место в экосистеме, ключевые программные контейнеры (например, сервис правил, движок конвертации, база данных состояний) и внутренняя компонентная структура наиболее важных из них, что обеспечивает полную визуализацию архитектурного замысла.</w:t>
+        <w:t>Рисунок 5 – Диаграмма компонентов C4 (</w:t>
+      </w:r>
+      <w:proofErr w:type="spellStart"/>
+      <w:r>
+        <w:rPr>
+          <w:rFonts w:ascii="Times New Roman" w:hAnsi="Times New Roman" w:cs="Times New Roman"/>
+          <w:sz w:val="28"/>
+          <w:szCs w:val="28"/>
+        </w:rPr>
+        <w:t>Component</w:t>
+      </w:r>
+      <w:proofErr w:type="spellEnd"/>
+      <w:r>
+        <w:rPr>
+          <w:rFonts w:ascii="Times New Roman" w:hAnsi="Times New Roman" w:cs="Times New Roman"/>
+          <w:sz w:val="28"/>
+          <w:szCs w:val="28"/>
+        </w:rPr>
+        <w:t xml:space="preserve"> </w:t>
+      </w:r>
+      <w:proofErr w:type="spellStart"/>
+      <w:r>
+        <w:rPr>
+          <w:rFonts w:ascii="Times New Roman" w:hAnsi="Times New Roman" w:cs="Times New Roman"/>
+          <w:sz w:val="28"/>
+          <w:szCs w:val="28"/>
+        </w:rPr>
+        <w:t>Diagram</w:t>
+      </w:r>
+      <w:proofErr w:type="spellEnd"/>
+      <w:r>
+        <w:rPr>
+          <w:rFonts w:ascii="Times New Roman" w:hAnsi="Times New Roman" w:cs="Times New Roman"/>
+          <w:sz w:val="28"/>
+          <w:szCs w:val="28"/>
+        </w:rPr>
+        <w:t>)</w:t>
+      </w:r>
+    </w:p>
+    <w:p>
+      <w:pPr>
+        <w:pStyle w:val="a7"/>
+        <w:spacing w:after="0" w:line="360" w:lineRule="auto"/>
+        <w:ind w:left="0" w:firstLine="709"/>
+        <w:jc w:val="both"/>
+        <w:rPr>
+          <w:rFonts w:ascii="Times New Roman" w:hAnsi="Times New Roman" w:cs="Times New Roman"/>
+          <w:sz w:val="28"/>
+          <w:szCs w:val="28"/>
+        </w:rPr>
+      </w:pPr>
+      <w:r>
+        <w:rPr>
+          <w:rFonts w:ascii="Times New Roman" w:hAnsi="Times New Roman" w:cs="Times New Roman"/>
+          <w:sz w:val="28"/>
+          <w:szCs w:val="28"/>
+        </w:rPr>
+        <w:t>На данных диаграммах последовательно отображается новая система, её место в экосистеме, ключевые программные контейнеры и внутренняя компонентная структура наиболее важных из них, что обеспечивает полную визуализацию архитектурного замысла.</w:t>
       </w:r>
     </w:p>
     <w:p>
@@ -4862,7 +5842,7 @@
           <w:szCs w:val="28"/>
         </w:rPr>
       </w:pPr>
-      <w:bookmarkStart w:id="7" w:name="_Toc215918084"/>
+      <w:bookmarkStart w:id="7" w:name="_Toc216383585"/>
       <w:r>
         <w:rPr>
           <w:rFonts w:ascii="Times New Roman" w:hAnsi="Times New Roman" w:cs="Times New Roman"/>
@@ -4878,15 +5858,2797 @@
     <w:p>
       <w:pPr>
         <w:pStyle w:val="a7"/>
-        <w:spacing w:after="0" w:line="360" w:lineRule="auto"/>
-        <w:ind w:left="0" w:firstLine="709"/>
-        <w:jc w:val="both"/>
-        <w:rPr>
-          <w:rFonts w:ascii="Times New Roman" w:hAnsi="Times New Roman" w:cs="Times New Roman"/>
-          <w:sz w:val="28"/>
-          <w:szCs w:val="28"/>
-        </w:rPr>
-      </w:pPr>
+        <w:numPr>
+          <w:ilvl w:val="2"/>
+          <w:numId w:val="37"/>
+        </w:numPr>
+        <w:spacing w:after="0" w:line="360" w:lineRule="auto"/>
+        <w:ind w:left="0" w:firstLine="709"/>
+        <w:jc w:val="both"/>
+        <w:outlineLvl w:val="2"/>
+        <w:rPr>
+          <w:rFonts w:ascii="Times New Roman" w:hAnsi="Times New Roman" w:cs="Times New Roman"/>
+          <w:b/>
+          <w:bCs/>
+          <w:sz w:val="28"/>
+          <w:szCs w:val="28"/>
+        </w:rPr>
+      </w:pPr>
+      <w:bookmarkStart w:id="8" w:name="_Toc216383586"/>
+      <w:r>
+        <w:rPr>
+          <w:rFonts w:ascii="Times New Roman" w:hAnsi="Times New Roman" w:cs="Times New Roman"/>
+          <w:b/>
+          <w:bCs/>
+          <w:sz w:val="28"/>
+          <w:szCs w:val="28"/>
+        </w:rPr>
+        <w:t>Общие сведения</w:t>
+      </w:r>
+      <w:bookmarkEnd w:id="8"/>
+    </w:p>
+    <w:p>
+      <w:pPr>
+        <w:pStyle w:val="a7"/>
+        <w:numPr>
+          <w:ilvl w:val="3"/>
+          <w:numId w:val="37"/>
+        </w:numPr>
+        <w:spacing w:after="0" w:line="360" w:lineRule="auto"/>
+        <w:ind w:left="0" w:firstLine="709"/>
+        <w:jc w:val="both"/>
+        <w:rPr>
+          <w:rFonts w:ascii="Times New Roman" w:hAnsi="Times New Roman" w:cs="Times New Roman"/>
+          <w:b/>
+          <w:bCs/>
+          <w:sz w:val="28"/>
+          <w:szCs w:val="28"/>
+        </w:rPr>
+      </w:pPr>
+      <w:r>
+        <w:rPr>
+          <w:rFonts w:ascii="Times New Roman" w:hAnsi="Times New Roman" w:cs="Times New Roman"/>
+          <w:b/>
+          <w:bCs/>
+          <w:sz w:val="28"/>
+          <w:szCs w:val="28"/>
+        </w:rPr>
+        <w:t>Полное наименование системы</w:t>
+      </w:r>
+    </w:p>
+    <w:p>
+      <w:pPr>
+        <w:pStyle w:val="a7"/>
+        <w:spacing w:after="0" w:line="360" w:lineRule="auto"/>
+        <w:ind w:left="0" w:firstLine="709"/>
+        <w:jc w:val="both"/>
+        <w:rPr>
+          <w:rFonts w:ascii="Times New Roman" w:hAnsi="Times New Roman" w:cs="Times New Roman"/>
+          <w:sz w:val="28"/>
+          <w:szCs w:val="28"/>
+        </w:rPr>
+      </w:pPr>
+      <w:r>
+        <w:rPr>
+          <w:rFonts w:ascii="Times New Roman" w:hAnsi="Times New Roman" w:cs="Times New Roman"/>
+          <w:sz w:val="28"/>
+          <w:szCs w:val="28"/>
+        </w:rPr>
+        <w:t>Автоматизированная система управления механикой сезонных предметов.</w:t>
+      </w:r>
+    </w:p>
+    <w:p>
+      <w:pPr>
+        <w:pStyle w:val="a7"/>
+        <w:numPr>
+          <w:ilvl w:val="3"/>
+          <w:numId w:val="37"/>
+        </w:numPr>
+        <w:spacing w:after="0" w:line="360" w:lineRule="auto"/>
+        <w:ind w:left="0" w:firstLine="709"/>
+        <w:jc w:val="both"/>
+        <w:rPr>
+          <w:rFonts w:ascii="Times New Roman" w:hAnsi="Times New Roman" w:cs="Times New Roman"/>
+          <w:b/>
+          <w:bCs/>
+          <w:sz w:val="28"/>
+          <w:szCs w:val="28"/>
+        </w:rPr>
+      </w:pPr>
+      <w:r>
+        <w:rPr>
+          <w:rFonts w:ascii="Times New Roman" w:hAnsi="Times New Roman" w:cs="Times New Roman"/>
+          <w:b/>
+          <w:bCs/>
+          <w:sz w:val="28"/>
+          <w:szCs w:val="28"/>
+        </w:rPr>
+        <w:t>Наименование организаций заказчика и исполнителя</w:t>
+      </w:r>
+    </w:p>
+    <w:p>
+      <w:pPr>
+        <w:pStyle w:val="a7"/>
+        <w:spacing w:after="0" w:line="360" w:lineRule="auto"/>
+        <w:ind w:left="0" w:firstLine="709"/>
+        <w:jc w:val="both"/>
+        <w:rPr>
+          <w:rFonts w:ascii="Times New Roman" w:hAnsi="Times New Roman" w:cs="Times New Roman"/>
+          <w:sz w:val="28"/>
+          <w:szCs w:val="28"/>
+        </w:rPr>
+      </w:pPr>
+      <w:r>
+        <w:rPr>
+          <w:rFonts w:ascii="Times New Roman" w:hAnsi="Times New Roman" w:cs="Times New Roman"/>
+          <w:sz w:val="28"/>
+          <w:szCs w:val="28"/>
+        </w:rPr>
+        <w:t>Заказчик и исполнитель разработки: ООО «</w:t>
+      </w:r>
+      <w:proofErr w:type="spellStart"/>
+      <w:r>
+        <w:rPr>
+          <w:rFonts w:ascii="Times New Roman" w:hAnsi="Times New Roman" w:cs="Times New Roman"/>
+          <w:sz w:val="28"/>
+          <w:szCs w:val="28"/>
+        </w:rPr>
+        <w:t>КуройГамез</w:t>
+      </w:r>
+      <w:proofErr w:type="spellEnd"/>
+      <w:r>
+        <w:rPr>
+          <w:rFonts w:ascii="Times New Roman" w:hAnsi="Times New Roman" w:cs="Times New Roman"/>
+          <w:sz w:val="28"/>
+          <w:szCs w:val="28"/>
+        </w:rPr>
+        <w:t>».</w:t>
+      </w:r>
+    </w:p>
+    <w:p>
+      <w:pPr>
+        <w:pStyle w:val="a7"/>
+        <w:numPr>
+          <w:ilvl w:val="3"/>
+          <w:numId w:val="37"/>
+        </w:numPr>
+        <w:spacing w:after="0" w:line="360" w:lineRule="auto"/>
+        <w:ind w:left="0" w:firstLine="709"/>
+        <w:jc w:val="both"/>
+        <w:rPr>
+          <w:rFonts w:ascii="Times New Roman" w:hAnsi="Times New Roman" w:cs="Times New Roman"/>
+          <w:b/>
+          <w:bCs/>
+          <w:sz w:val="28"/>
+          <w:szCs w:val="28"/>
+        </w:rPr>
+      </w:pPr>
+      <w:r>
+        <w:rPr>
+          <w:rFonts w:ascii="Times New Roman" w:hAnsi="Times New Roman" w:cs="Times New Roman"/>
+          <w:b/>
+          <w:bCs/>
+          <w:sz w:val="28"/>
+          <w:szCs w:val="28"/>
+        </w:rPr>
+        <w:t>Плановые сроки выполнения работ</w:t>
+      </w:r>
+    </w:p>
+    <w:p>
+      <w:pPr>
+        <w:pStyle w:val="a7"/>
+        <w:spacing w:after="0" w:line="360" w:lineRule="auto"/>
+        <w:ind w:left="0" w:firstLine="709"/>
+        <w:jc w:val="both"/>
+        <w:rPr>
+          <w:rFonts w:ascii="Times New Roman" w:hAnsi="Times New Roman" w:cs="Times New Roman"/>
+          <w:sz w:val="28"/>
+          <w:szCs w:val="28"/>
+        </w:rPr>
+      </w:pPr>
+      <w:r>
+        <w:rPr>
+          <w:rFonts w:ascii="Times New Roman" w:hAnsi="Times New Roman" w:cs="Times New Roman"/>
+          <w:sz w:val="28"/>
+          <w:szCs w:val="28"/>
+        </w:rPr>
+        <w:t>Дата начала работ: 01.09.2025</w:t>
+      </w:r>
+    </w:p>
+    <w:p>
+      <w:pPr>
+        <w:pStyle w:val="a7"/>
+        <w:spacing w:after="0" w:line="360" w:lineRule="auto"/>
+        <w:ind w:left="0" w:firstLine="709"/>
+        <w:jc w:val="both"/>
+        <w:rPr>
+          <w:rFonts w:ascii="Times New Roman" w:hAnsi="Times New Roman" w:cs="Times New Roman"/>
+          <w:sz w:val="28"/>
+          <w:szCs w:val="28"/>
+        </w:rPr>
+      </w:pPr>
+      <w:r>
+        <w:rPr>
+          <w:rFonts w:ascii="Times New Roman" w:hAnsi="Times New Roman" w:cs="Times New Roman"/>
+          <w:sz w:val="28"/>
+          <w:szCs w:val="28"/>
+        </w:rPr>
+        <w:t xml:space="preserve">Дата окончания работ: </w:t>
+      </w:r>
+      <w:r>
+        <w:rPr>
+          <w:rFonts w:ascii="Times New Roman" w:hAnsi="Times New Roman" w:cs="Times New Roman"/>
+          <w:sz w:val="28"/>
+          <w:szCs w:val="28"/>
+        </w:rPr>
+        <w:t>1</w:t>
+      </w:r>
+      <w:r>
+        <w:rPr>
+          <w:rFonts w:ascii="Times New Roman" w:hAnsi="Times New Roman" w:cs="Times New Roman"/>
+          <w:sz w:val="28"/>
+          <w:szCs w:val="28"/>
+        </w:rPr>
+        <w:t>2.12.2025</w:t>
+      </w:r>
+    </w:p>
+    <w:p>
+      <w:pPr>
+        <w:pStyle w:val="a7"/>
+        <w:numPr>
+          <w:ilvl w:val="2"/>
+          <w:numId w:val="37"/>
+        </w:numPr>
+        <w:spacing w:after="0" w:line="360" w:lineRule="auto"/>
+        <w:ind w:left="0" w:firstLine="709"/>
+        <w:jc w:val="both"/>
+        <w:outlineLvl w:val="2"/>
+        <w:rPr>
+          <w:rFonts w:ascii="Times New Roman" w:hAnsi="Times New Roman" w:cs="Times New Roman"/>
+          <w:b/>
+          <w:bCs/>
+          <w:sz w:val="28"/>
+          <w:szCs w:val="28"/>
+        </w:rPr>
+      </w:pPr>
+      <w:bookmarkStart w:id="9" w:name="_Toc216383587"/>
+      <w:r>
+        <w:rPr>
+          <w:rFonts w:ascii="Times New Roman" w:hAnsi="Times New Roman" w:cs="Times New Roman"/>
+          <w:b/>
+          <w:bCs/>
+          <w:sz w:val="28"/>
+          <w:szCs w:val="28"/>
+        </w:rPr>
+        <w:t>Цели и назначения создания системы</w:t>
+      </w:r>
+      <w:bookmarkEnd w:id="9"/>
+    </w:p>
+    <w:p>
+      <w:pPr>
+        <w:pStyle w:val="a7"/>
+        <w:numPr>
+          <w:ilvl w:val="3"/>
+          <w:numId w:val="37"/>
+        </w:numPr>
+        <w:spacing w:after="0" w:line="360" w:lineRule="auto"/>
+        <w:ind w:left="0" w:firstLine="709"/>
+        <w:jc w:val="both"/>
+        <w:rPr>
+          <w:rFonts w:ascii="Times New Roman" w:hAnsi="Times New Roman" w:cs="Times New Roman"/>
+          <w:b/>
+          <w:bCs/>
+          <w:sz w:val="28"/>
+          <w:szCs w:val="28"/>
+        </w:rPr>
+      </w:pPr>
+      <w:r>
+        <w:rPr>
+          <w:rFonts w:ascii="Times New Roman" w:hAnsi="Times New Roman" w:cs="Times New Roman"/>
+          <w:b/>
+          <w:bCs/>
+          <w:sz w:val="28"/>
+          <w:szCs w:val="28"/>
+        </w:rPr>
+        <w:lastRenderedPageBreak/>
+        <w:t>Назначение системы</w:t>
+      </w:r>
+    </w:p>
+    <w:p>
+      <w:pPr>
+        <w:pStyle w:val="a7"/>
+        <w:spacing w:after="0" w:line="360" w:lineRule="auto"/>
+        <w:ind w:left="0" w:firstLine="709"/>
+        <w:jc w:val="both"/>
+        <w:rPr>
+          <w:rFonts w:ascii="Times New Roman" w:hAnsi="Times New Roman" w:cs="Times New Roman"/>
+          <w:sz w:val="28"/>
+          <w:szCs w:val="28"/>
+        </w:rPr>
+      </w:pPr>
+      <w:r>
+        <w:rPr>
+          <w:rFonts w:ascii="Times New Roman" w:hAnsi="Times New Roman" w:cs="Times New Roman"/>
+          <w:sz w:val="28"/>
+          <w:szCs w:val="28"/>
+        </w:rPr>
+        <w:t>Назначение системы – автоматизация полного жизненного цикла сезонных предметов в онлайн-играх, включая централизованное управление их сроками действия, конфигурирование правил автоматической конвертации, анализ влияния на игровой баланс и информирование игроков. Система обеспечивает корректность, прозрачность и предсказуемость всех операций, полностью исключает ручное вмешательство в штатные процессы, а также предоставляет инструменты для гибкой настройки и аналитики для разработчиков.</w:t>
+      </w:r>
+    </w:p>
+    <w:p>
+      <w:pPr>
+        <w:pStyle w:val="a7"/>
+        <w:spacing w:after="0" w:line="360" w:lineRule="auto"/>
+        <w:ind w:left="0" w:firstLine="709"/>
+        <w:jc w:val="both"/>
+        <w:rPr>
+          <w:rFonts w:ascii="Times New Roman" w:hAnsi="Times New Roman" w:cs="Times New Roman"/>
+          <w:sz w:val="28"/>
+          <w:szCs w:val="28"/>
+        </w:rPr>
+      </w:pPr>
+      <w:r>
+        <w:rPr>
+          <w:rFonts w:ascii="Times New Roman" w:hAnsi="Times New Roman" w:cs="Times New Roman"/>
+          <w:sz w:val="28"/>
+          <w:szCs w:val="28"/>
+        </w:rPr>
+        <w:t>Демонстрация назначения системы рассматривается на рисунке 6.</w:t>
+      </w:r>
+    </w:p>
+    <w:p>
+      <w:pPr>
+        <w:pStyle w:val="a7"/>
+        <w:spacing w:after="0" w:line="360" w:lineRule="auto"/>
+        <w:ind w:left="0" w:firstLine="709"/>
+        <w:jc w:val="center"/>
+        <w:rPr>
+          <w:rFonts w:ascii="Times New Roman" w:hAnsi="Times New Roman" w:cs="Times New Roman"/>
+          <w:sz w:val="28"/>
+          <w:szCs w:val="28"/>
+        </w:rPr>
+      </w:pPr>
+      <w:r>
+        <w:rPr>
+          <w:rFonts w:ascii="Times New Roman" w:eastAsia="Times New Roman" w:hAnsi="Times New Roman" w:cs="Times New Roman"/>
+          <w:b/>
+          <w:bCs/>
+          <w:noProof/>
+          <w:kern w:val="0"/>
+          <w:sz w:val="28"/>
+          <w:szCs w:val="28"/>
+          <w:lang w:eastAsia="ru-RU"/>
+          <w14:ligatures w14:val="none"/>
+        </w:rPr>
+        <w:drawing>
+          <wp:inline distT="0" distB="0" distL="0" distR="0" wp14:anchorId="7755804C" wp14:editId="6F0336FA">
+            <wp:extent cx="5040000" cy="4424246"/>
+            <wp:effectExtent l="0" t="0" r="8255" b="0"/>
+            <wp:docPr id="1497142033" name="Рисунок 1"/>
+            <wp:cNvGraphicFramePr>
+              <a:graphicFrameLocks xmlns:a="http://schemas.openxmlformats.org/drawingml/2006/main" noChangeAspect="1"/>
+            </wp:cNvGraphicFramePr>
+            <a:graphic xmlns:a="http://schemas.openxmlformats.org/drawingml/2006/main">
+              <a:graphicData uri="http://schemas.openxmlformats.org/drawingml/2006/picture">
+                <pic:pic xmlns:pic="http://schemas.openxmlformats.org/drawingml/2006/picture">
+                  <pic:nvPicPr>
+                    <pic:cNvPr id="0" name="Picture 1"/>
+                    <pic:cNvPicPr>
+                      <a:picLocks noChangeAspect="1" noChangeArrowheads="1"/>
+                    </pic:cNvPicPr>
+                  </pic:nvPicPr>
+                  <pic:blipFill>
+                    <a:blip r:embed="rId11" cstate="print">
+                      <a:extLst>
+                        <a:ext uri="{28A0092B-C50C-407E-A947-70E740481C1C}">
+                          <a14:useLocalDpi xmlns:a14="http://schemas.microsoft.com/office/drawing/2010/main" val="0"/>
+                        </a:ext>
+                      </a:extLst>
+                    </a:blip>
+                    <a:srcRect/>
+                    <a:stretch>
+                      <a:fillRect/>
+                    </a:stretch>
+                  </pic:blipFill>
+                  <pic:spPr bwMode="auto">
+                    <a:xfrm>
+                      <a:off x="0" y="0"/>
+                      <a:ext cx="5040000" cy="4424246"/>
+                    </a:xfrm>
+                    <a:prstGeom prst="rect">
+                      <a:avLst/>
+                    </a:prstGeom>
+                    <a:noFill/>
+                    <a:ln>
+                      <a:noFill/>
+                    </a:ln>
+                  </pic:spPr>
+                </pic:pic>
+              </a:graphicData>
+            </a:graphic>
+          </wp:inline>
+        </w:drawing>
+      </w:r>
+    </w:p>
+    <w:p>
+      <w:pPr>
+        <w:pStyle w:val="a7"/>
+        <w:spacing w:after="0" w:line="360" w:lineRule="auto"/>
+        <w:ind w:left="0" w:firstLine="709"/>
+        <w:jc w:val="center"/>
+        <w:rPr>
+          <w:rFonts w:ascii="Times New Roman" w:hAnsi="Times New Roman" w:cs="Times New Roman"/>
+          <w:sz w:val="28"/>
+          <w:szCs w:val="28"/>
+        </w:rPr>
+      </w:pPr>
+      <w:r>
+        <w:rPr>
+          <w:rFonts w:ascii="Times New Roman" w:hAnsi="Times New Roman" w:cs="Times New Roman"/>
+          <w:sz w:val="28"/>
+          <w:szCs w:val="28"/>
+        </w:rPr>
+        <w:t xml:space="preserve">Рисунок 6 – </w:t>
+      </w:r>
+      <w:proofErr w:type="spellStart"/>
+      <w:r>
+        <w:rPr>
+          <w:rFonts w:ascii="Times New Roman" w:hAnsi="Times New Roman" w:cs="Times New Roman"/>
+          <w:sz w:val="28"/>
+          <w:szCs w:val="28"/>
+        </w:rPr>
+        <w:t>Use</w:t>
+      </w:r>
+      <w:proofErr w:type="spellEnd"/>
+      <w:r>
+        <w:rPr>
+          <w:rFonts w:ascii="Times New Roman" w:hAnsi="Times New Roman" w:cs="Times New Roman"/>
+          <w:sz w:val="28"/>
+          <w:szCs w:val="28"/>
+        </w:rPr>
+        <w:t xml:space="preserve"> Case диаграмма</w:t>
+      </w:r>
+    </w:p>
+    <w:p>
+      <w:pPr>
+        <w:pStyle w:val="a7"/>
+        <w:numPr>
+          <w:ilvl w:val="3"/>
+          <w:numId w:val="37"/>
+        </w:numPr>
+        <w:spacing w:after="0" w:line="360" w:lineRule="auto"/>
+        <w:ind w:left="0" w:firstLine="709"/>
+        <w:jc w:val="both"/>
+        <w:rPr>
+          <w:rFonts w:ascii="Times New Roman" w:hAnsi="Times New Roman" w:cs="Times New Roman"/>
+          <w:b/>
+          <w:bCs/>
+          <w:sz w:val="28"/>
+          <w:szCs w:val="28"/>
+        </w:rPr>
+      </w:pPr>
+      <w:r>
+        <w:rPr>
+          <w:rFonts w:ascii="Times New Roman" w:hAnsi="Times New Roman" w:cs="Times New Roman"/>
+          <w:b/>
+          <w:bCs/>
+          <w:sz w:val="28"/>
+          <w:szCs w:val="28"/>
+        </w:rPr>
+        <w:t>Цели создания автоматизированной системы</w:t>
+      </w:r>
+    </w:p>
+    <w:p>
+      <w:pPr>
+        <w:pStyle w:val="a7"/>
+        <w:numPr>
+          <w:ilvl w:val="0"/>
+          <w:numId w:val="40"/>
+        </w:numPr>
+        <w:spacing w:after="0" w:line="360" w:lineRule="auto"/>
+        <w:ind w:left="0" w:firstLine="709"/>
+        <w:jc w:val="both"/>
+        <w:rPr>
+          <w:rFonts w:ascii="Times New Roman" w:hAnsi="Times New Roman" w:cs="Times New Roman"/>
+          <w:sz w:val="28"/>
+          <w:szCs w:val="28"/>
+        </w:rPr>
+      </w:pPr>
+      <w:r>
+        <w:rPr>
+          <w:rFonts w:ascii="Times New Roman" w:hAnsi="Times New Roman" w:cs="Times New Roman"/>
+          <w:sz w:val="28"/>
+          <w:szCs w:val="28"/>
+        </w:rPr>
+        <w:t>обеспечение целостности и корректности всех операций по изменению состояния предметов в строгом соответствии с настроенными правилами сезонов;</w:t>
+      </w:r>
+    </w:p>
+    <w:p>
+      <w:pPr>
+        <w:pStyle w:val="a7"/>
+        <w:numPr>
+          <w:ilvl w:val="0"/>
+          <w:numId w:val="40"/>
+        </w:numPr>
+        <w:spacing w:after="0" w:line="360" w:lineRule="auto"/>
+        <w:ind w:left="0" w:firstLine="709"/>
+        <w:jc w:val="both"/>
+        <w:rPr>
+          <w:rFonts w:ascii="Times New Roman" w:hAnsi="Times New Roman" w:cs="Times New Roman"/>
+          <w:sz w:val="28"/>
+          <w:szCs w:val="28"/>
+        </w:rPr>
+      </w:pPr>
+      <w:r>
+        <w:rPr>
+          <w:rFonts w:ascii="Times New Roman" w:hAnsi="Times New Roman" w:cs="Times New Roman"/>
+          <w:sz w:val="28"/>
+          <w:szCs w:val="28"/>
+        </w:rPr>
+        <w:lastRenderedPageBreak/>
+        <w:t>полная автоматизация процессов обработки предметов по истечении сезона, исключающая необходимость ручных операций со стороны разработчиков и администраторов;</w:t>
+      </w:r>
+    </w:p>
+    <w:p>
+      <w:pPr>
+        <w:pStyle w:val="a7"/>
+        <w:numPr>
+          <w:ilvl w:val="0"/>
+          <w:numId w:val="40"/>
+        </w:numPr>
+        <w:spacing w:after="0" w:line="360" w:lineRule="auto"/>
+        <w:ind w:left="0" w:firstLine="709"/>
+        <w:jc w:val="both"/>
+        <w:rPr>
+          <w:rFonts w:ascii="Times New Roman" w:hAnsi="Times New Roman" w:cs="Times New Roman"/>
+          <w:sz w:val="28"/>
+          <w:szCs w:val="28"/>
+        </w:rPr>
+      </w:pPr>
+      <w:r>
+        <w:rPr>
+          <w:rFonts w:ascii="Times New Roman" w:hAnsi="Times New Roman" w:cs="Times New Roman"/>
+          <w:sz w:val="28"/>
+          <w:szCs w:val="28"/>
+        </w:rPr>
+        <w:t>обеспечение масштабируемости системы для поддержки каталогов из миллионов предметов и обработки событий для сотен тысяч одновременных игроков;</w:t>
+      </w:r>
+    </w:p>
+    <w:p>
+      <w:pPr>
+        <w:pStyle w:val="a7"/>
+        <w:numPr>
+          <w:ilvl w:val="0"/>
+          <w:numId w:val="40"/>
+        </w:numPr>
+        <w:spacing w:after="0" w:line="360" w:lineRule="auto"/>
+        <w:ind w:left="0" w:firstLine="709"/>
+        <w:jc w:val="both"/>
+        <w:rPr>
+          <w:rFonts w:ascii="Times New Roman" w:hAnsi="Times New Roman" w:cs="Times New Roman"/>
+          <w:sz w:val="28"/>
+          <w:szCs w:val="28"/>
+        </w:rPr>
+      </w:pPr>
+      <w:r>
+        <w:rPr>
+          <w:rFonts w:ascii="Times New Roman" w:hAnsi="Times New Roman" w:cs="Times New Roman"/>
+          <w:sz w:val="28"/>
+          <w:szCs w:val="28"/>
+        </w:rPr>
+        <w:t>повышение прозрачности и понятности механики для игроков за счет своевременного и точного информирования о статусе, сроке действия и условиях конвертации каждого предмета;</w:t>
+      </w:r>
+    </w:p>
+    <w:p>
+      <w:pPr>
+        <w:pStyle w:val="a7"/>
+        <w:numPr>
+          <w:ilvl w:val="0"/>
+          <w:numId w:val="40"/>
+        </w:numPr>
+        <w:spacing w:after="0" w:line="360" w:lineRule="auto"/>
+        <w:ind w:left="0" w:firstLine="709"/>
+        <w:jc w:val="both"/>
+        <w:rPr>
+          <w:rFonts w:ascii="Times New Roman" w:hAnsi="Times New Roman" w:cs="Times New Roman"/>
+          <w:sz w:val="28"/>
+          <w:szCs w:val="28"/>
+        </w:rPr>
+      </w:pPr>
+      <w:r>
+        <w:rPr>
+          <w:rFonts w:ascii="Times New Roman" w:hAnsi="Times New Roman" w:cs="Times New Roman"/>
+          <w:sz w:val="28"/>
+          <w:szCs w:val="28"/>
+        </w:rPr>
+        <w:t>поддержание стабильного игрового баланса за счет встроенных механизмов анализа и предварительной оценки влияния сезонных предметов.</w:t>
+      </w:r>
+    </w:p>
+    <w:p>
+      <w:pPr>
+        <w:pStyle w:val="a7"/>
+        <w:numPr>
+          <w:ilvl w:val="2"/>
+          <w:numId w:val="37"/>
+        </w:numPr>
+        <w:spacing w:after="0" w:line="360" w:lineRule="auto"/>
+        <w:ind w:left="0" w:firstLine="709"/>
+        <w:jc w:val="both"/>
+        <w:outlineLvl w:val="2"/>
+        <w:rPr>
+          <w:rFonts w:ascii="Times New Roman" w:hAnsi="Times New Roman" w:cs="Times New Roman"/>
+          <w:b/>
+          <w:bCs/>
+          <w:sz w:val="28"/>
+          <w:szCs w:val="28"/>
+        </w:rPr>
+      </w:pPr>
+      <w:bookmarkStart w:id="10" w:name="_Toc216383588"/>
+      <w:r>
+        <w:rPr>
+          <w:rFonts w:ascii="Times New Roman" w:hAnsi="Times New Roman" w:cs="Times New Roman"/>
+          <w:b/>
+          <w:bCs/>
+          <w:sz w:val="28"/>
+          <w:szCs w:val="28"/>
+        </w:rPr>
+        <w:t>Сведения об объекте автоматизации</w:t>
+      </w:r>
+      <w:bookmarkEnd w:id="10"/>
+    </w:p>
+    <w:p>
+      <w:pPr>
+        <w:pStyle w:val="a7"/>
+        <w:spacing w:after="0" w:line="360" w:lineRule="auto"/>
+        <w:ind w:left="0" w:firstLine="709"/>
+        <w:jc w:val="both"/>
+        <w:rPr>
+          <w:rFonts w:ascii="Times New Roman" w:hAnsi="Times New Roman" w:cs="Times New Roman"/>
+          <w:sz w:val="28"/>
+          <w:szCs w:val="28"/>
+        </w:rPr>
+      </w:pPr>
+      <w:r>
+        <w:rPr>
+          <w:rFonts w:ascii="Times New Roman" w:hAnsi="Times New Roman" w:cs="Times New Roman"/>
+          <w:sz w:val="28"/>
+          <w:szCs w:val="28"/>
+        </w:rPr>
+        <w:t>Объект автоматизации – процесс управления жизненным циклом сезонных предметов: от их создания и настройки правил доступности до автоматической конвертации по установленным алгоритмам после завершения сезона и оценки последствий для игровой экономики. Система обеспечивает взаимодействие между игровым сервером, панелью администратора для разработчиков и игровым клиентом, автоматизируя контроль времени, трансформацию предметов и коммуникацию с пользователем.</w:t>
+      </w:r>
+    </w:p>
+    <w:p>
+      <w:pPr>
+        <w:pStyle w:val="a7"/>
+        <w:numPr>
+          <w:ilvl w:val="2"/>
+          <w:numId w:val="37"/>
+        </w:numPr>
+        <w:spacing w:after="0" w:line="360" w:lineRule="auto"/>
+        <w:ind w:left="0" w:firstLine="709"/>
+        <w:jc w:val="both"/>
+        <w:outlineLvl w:val="2"/>
+        <w:rPr>
+          <w:rFonts w:ascii="Times New Roman" w:hAnsi="Times New Roman" w:cs="Times New Roman"/>
+          <w:b/>
+          <w:bCs/>
+          <w:sz w:val="28"/>
+          <w:szCs w:val="28"/>
+        </w:rPr>
+      </w:pPr>
+      <w:bookmarkStart w:id="11" w:name="_Toc216383589"/>
+      <w:r>
+        <w:rPr>
+          <w:rFonts w:ascii="Times New Roman" w:hAnsi="Times New Roman" w:cs="Times New Roman"/>
+          <w:b/>
+          <w:bCs/>
+          <w:sz w:val="28"/>
+          <w:szCs w:val="28"/>
+        </w:rPr>
+        <w:t>Требования к автоматизированной системе</w:t>
+      </w:r>
+      <w:bookmarkEnd w:id="11"/>
+    </w:p>
+    <w:p>
+      <w:pPr>
+        <w:pStyle w:val="a7"/>
+        <w:numPr>
+          <w:ilvl w:val="3"/>
+          <w:numId w:val="37"/>
+        </w:numPr>
+        <w:spacing w:after="0" w:line="360" w:lineRule="auto"/>
+        <w:ind w:left="0" w:firstLine="709"/>
+        <w:jc w:val="both"/>
+        <w:rPr>
+          <w:rFonts w:ascii="Times New Roman" w:hAnsi="Times New Roman" w:cs="Times New Roman"/>
+          <w:b/>
+          <w:bCs/>
+          <w:sz w:val="28"/>
+          <w:szCs w:val="28"/>
+        </w:rPr>
+      </w:pPr>
+      <w:r>
+        <w:rPr>
+          <w:rFonts w:ascii="Times New Roman" w:hAnsi="Times New Roman" w:cs="Times New Roman"/>
+          <w:b/>
+          <w:bCs/>
+          <w:sz w:val="28"/>
+          <w:szCs w:val="28"/>
+        </w:rPr>
+        <w:t>Требования к структуре автоматизированной системы</w:t>
+      </w:r>
+    </w:p>
+    <w:p>
+      <w:pPr>
+        <w:pStyle w:val="a7"/>
+        <w:spacing w:after="0" w:line="360" w:lineRule="auto"/>
+        <w:ind w:left="0" w:firstLine="709"/>
+        <w:jc w:val="both"/>
+        <w:rPr>
+          <w:rFonts w:ascii="Times New Roman" w:hAnsi="Times New Roman" w:cs="Times New Roman"/>
+          <w:sz w:val="28"/>
+          <w:szCs w:val="28"/>
+        </w:rPr>
+      </w:pPr>
+      <w:r>
+        <w:rPr>
+          <w:rFonts w:ascii="Times New Roman" w:hAnsi="Times New Roman" w:cs="Times New Roman"/>
+          <w:sz w:val="28"/>
+          <w:szCs w:val="28"/>
+        </w:rPr>
+        <w:t>Система управления механикой сезонных предметов должна включать следующие подсистемы:</w:t>
+      </w:r>
+    </w:p>
+    <w:p>
+      <w:pPr>
+        <w:pStyle w:val="a7"/>
+        <w:numPr>
+          <w:ilvl w:val="0"/>
+          <w:numId w:val="41"/>
+        </w:numPr>
+        <w:spacing w:after="0" w:line="360" w:lineRule="auto"/>
+        <w:ind w:left="0" w:firstLine="709"/>
+        <w:jc w:val="both"/>
+        <w:rPr>
+          <w:rFonts w:ascii="Times New Roman" w:hAnsi="Times New Roman" w:cs="Times New Roman"/>
+          <w:sz w:val="28"/>
+          <w:szCs w:val="28"/>
+        </w:rPr>
+      </w:pPr>
+      <w:r>
+        <w:rPr>
+          <w:rFonts w:ascii="Times New Roman" w:hAnsi="Times New Roman" w:cs="Times New Roman"/>
+          <w:sz w:val="28"/>
+          <w:szCs w:val="28"/>
+        </w:rPr>
+        <w:t>подсистема управления правилами и конфигурацией сезонов;</w:t>
+      </w:r>
+    </w:p>
+    <w:p>
+      <w:pPr>
+        <w:pStyle w:val="a7"/>
+        <w:numPr>
+          <w:ilvl w:val="0"/>
+          <w:numId w:val="41"/>
+        </w:numPr>
+        <w:spacing w:after="0" w:line="360" w:lineRule="auto"/>
+        <w:ind w:left="0" w:firstLine="709"/>
+        <w:jc w:val="both"/>
+        <w:rPr>
+          <w:rFonts w:ascii="Times New Roman" w:hAnsi="Times New Roman" w:cs="Times New Roman"/>
+          <w:sz w:val="28"/>
+          <w:szCs w:val="28"/>
+        </w:rPr>
+      </w:pPr>
+      <w:r>
+        <w:rPr>
+          <w:rFonts w:ascii="Times New Roman" w:hAnsi="Times New Roman" w:cs="Times New Roman"/>
+          <w:sz w:val="28"/>
+          <w:szCs w:val="28"/>
+        </w:rPr>
+        <w:t>подсистема жизненного цикла предметов;</w:t>
+      </w:r>
+    </w:p>
+    <w:p>
+      <w:pPr>
+        <w:pStyle w:val="a7"/>
+        <w:numPr>
+          <w:ilvl w:val="0"/>
+          <w:numId w:val="41"/>
+        </w:numPr>
+        <w:spacing w:after="0" w:line="360" w:lineRule="auto"/>
+        <w:ind w:left="0" w:firstLine="709"/>
+        <w:jc w:val="both"/>
+        <w:rPr>
+          <w:rFonts w:ascii="Times New Roman" w:hAnsi="Times New Roman" w:cs="Times New Roman"/>
+          <w:sz w:val="28"/>
+          <w:szCs w:val="28"/>
+        </w:rPr>
+      </w:pPr>
+      <w:r>
+        <w:rPr>
+          <w:rFonts w:ascii="Times New Roman" w:hAnsi="Times New Roman" w:cs="Times New Roman"/>
+          <w:sz w:val="28"/>
+          <w:szCs w:val="28"/>
+        </w:rPr>
+        <w:t>подсистема анализа и мониторинга игрового баланса;</w:t>
+      </w:r>
+    </w:p>
+    <w:p>
+      <w:pPr>
+        <w:pStyle w:val="a7"/>
+        <w:numPr>
+          <w:ilvl w:val="0"/>
+          <w:numId w:val="41"/>
+        </w:numPr>
+        <w:spacing w:after="0" w:line="360" w:lineRule="auto"/>
+        <w:ind w:left="0" w:firstLine="709"/>
+        <w:jc w:val="both"/>
+        <w:rPr>
+          <w:rFonts w:ascii="Times New Roman" w:hAnsi="Times New Roman" w:cs="Times New Roman"/>
+          <w:sz w:val="28"/>
+          <w:szCs w:val="28"/>
+        </w:rPr>
+      </w:pPr>
+      <w:r>
+        <w:rPr>
+          <w:rFonts w:ascii="Times New Roman" w:hAnsi="Times New Roman" w:cs="Times New Roman"/>
+          <w:sz w:val="28"/>
+          <w:szCs w:val="28"/>
+        </w:rPr>
+        <w:t>подсистема уведомлений и коммуникации с игроком;</w:t>
+      </w:r>
+    </w:p>
+    <w:p>
+      <w:pPr>
+        <w:pStyle w:val="a7"/>
+        <w:numPr>
+          <w:ilvl w:val="0"/>
+          <w:numId w:val="41"/>
+        </w:numPr>
+        <w:spacing w:after="0" w:line="360" w:lineRule="auto"/>
+        <w:ind w:left="0" w:firstLine="709"/>
+        <w:jc w:val="both"/>
+        <w:rPr>
+          <w:rFonts w:ascii="Times New Roman" w:hAnsi="Times New Roman" w:cs="Times New Roman"/>
+          <w:sz w:val="28"/>
+          <w:szCs w:val="28"/>
+        </w:rPr>
+      </w:pPr>
+      <w:r>
+        <w:rPr>
+          <w:rFonts w:ascii="Times New Roman" w:hAnsi="Times New Roman" w:cs="Times New Roman"/>
+          <w:sz w:val="28"/>
+          <w:szCs w:val="28"/>
+        </w:rPr>
+        <w:t>подсистема аудита и журналирования операций;</w:t>
+      </w:r>
+    </w:p>
+    <w:p>
+      <w:pPr>
+        <w:pStyle w:val="a7"/>
+        <w:numPr>
+          <w:ilvl w:val="0"/>
+          <w:numId w:val="41"/>
+        </w:numPr>
+        <w:spacing w:after="0" w:line="360" w:lineRule="auto"/>
+        <w:ind w:left="0" w:firstLine="709"/>
+        <w:jc w:val="both"/>
+        <w:rPr>
+          <w:rFonts w:ascii="Times New Roman" w:hAnsi="Times New Roman" w:cs="Times New Roman"/>
+          <w:sz w:val="28"/>
+          <w:szCs w:val="28"/>
+        </w:rPr>
+      </w:pPr>
+      <w:r>
+        <w:rPr>
+          <w:rFonts w:ascii="Times New Roman" w:hAnsi="Times New Roman" w:cs="Times New Roman"/>
+          <w:sz w:val="28"/>
+          <w:szCs w:val="28"/>
+        </w:rPr>
+        <w:t>подсистема безопасности и контроля доступа.</w:t>
+      </w:r>
+    </w:p>
+    <w:p>
+      <w:pPr>
+        <w:pStyle w:val="a7"/>
+        <w:spacing w:after="0" w:line="360" w:lineRule="auto"/>
+        <w:ind w:left="0" w:firstLine="709"/>
+        <w:jc w:val="both"/>
+        <w:rPr>
+          <w:rFonts w:ascii="Times New Roman" w:hAnsi="Times New Roman" w:cs="Times New Roman"/>
+          <w:sz w:val="28"/>
+          <w:szCs w:val="28"/>
+        </w:rPr>
+      </w:pPr>
+      <w:r>
+        <w:rPr>
+          <w:rFonts w:ascii="Times New Roman" w:hAnsi="Times New Roman" w:cs="Times New Roman"/>
+          <w:sz w:val="28"/>
+          <w:szCs w:val="28"/>
+        </w:rPr>
+        <w:lastRenderedPageBreak/>
+        <w:t>Взаимодействие подсистем осуществляется через централизованное ядро и шину событий для асинхронной обработки. Хранение данных организовано через реляционную базу данных для конфигураций и транзакций.</w:t>
+      </w:r>
+    </w:p>
+    <w:p>
+      <w:pPr>
+        <w:pStyle w:val="a7"/>
+        <w:numPr>
+          <w:ilvl w:val="3"/>
+          <w:numId w:val="37"/>
+        </w:numPr>
+        <w:spacing w:after="0" w:line="360" w:lineRule="auto"/>
+        <w:ind w:left="0" w:firstLine="709"/>
+        <w:jc w:val="both"/>
+        <w:rPr>
+          <w:rFonts w:ascii="Times New Roman" w:hAnsi="Times New Roman" w:cs="Times New Roman"/>
+          <w:b/>
+          <w:bCs/>
+          <w:sz w:val="28"/>
+          <w:szCs w:val="28"/>
+        </w:rPr>
+      </w:pPr>
+      <w:r>
+        <w:rPr>
+          <w:rFonts w:ascii="Times New Roman" w:hAnsi="Times New Roman" w:cs="Times New Roman"/>
+          <w:b/>
+          <w:bCs/>
+          <w:sz w:val="28"/>
+          <w:szCs w:val="28"/>
+        </w:rPr>
+        <w:t>Требования к качеству</w:t>
+      </w:r>
+    </w:p>
+    <w:p>
+      <w:pPr>
+        <w:pStyle w:val="a7"/>
+        <w:spacing w:after="0" w:line="360" w:lineRule="auto"/>
+        <w:ind w:left="0" w:firstLine="709"/>
+        <w:jc w:val="both"/>
+        <w:rPr>
+          <w:rFonts w:ascii="Times New Roman" w:hAnsi="Times New Roman" w:cs="Times New Roman"/>
+          <w:sz w:val="28"/>
+          <w:szCs w:val="28"/>
+          <w:lang w:val="en-US"/>
+        </w:rPr>
+      </w:pPr>
+      <w:r>
+        <w:rPr>
+          <w:rFonts w:ascii="Times New Roman" w:hAnsi="Times New Roman" w:cs="Times New Roman"/>
+          <w:sz w:val="28"/>
+          <w:szCs w:val="28"/>
+        </w:rPr>
+        <w:t xml:space="preserve">Требования к качеству автоматизированной системы описаны в диаграмме древа полезности – Utility </w:t>
+      </w:r>
+      <w:proofErr w:type="spellStart"/>
+      <w:r>
+        <w:rPr>
+          <w:rFonts w:ascii="Times New Roman" w:hAnsi="Times New Roman" w:cs="Times New Roman"/>
+          <w:sz w:val="28"/>
+          <w:szCs w:val="28"/>
+        </w:rPr>
+        <w:t>Tree</w:t>
+      </w:r>
+      <w:proofErr w:type="spellEnd"/>
+      <w:r>
+        <w:rPr>
+          <w:rFonts w:ascii="Times New Roman" w:hAnsi="Times New Roman" w:cs="Times New Roman"/>
+          <w:sz w:val="28"/>
+          <w:szCs w:val="28"/>
+        </w:rPr>
+        <w:t>.</w:t>
+      </w:r>
+    </w:p>
+    <w:p>
+      <w:pPr>
+        <w:pStyle w:val="af0"/>
+        <w:spacing w:before="0" w:beforeAutospacing="0" w:after="0" w:afterAutospacing="0" w:line="360" w:lineRule="auto"/>
+        <w:ind w:firstLine="709"/>
+        <w:jc w:val="both"/>
+        <w:rPr>
+          <w:sz w:val="28"/>
+          <w:szCs w:val="28"/>
+          <w:lang w:val="en-US"/>
+        </w:rPr>
+      </w:pPr>
+      <w:r>
+        <w:rPr>
+          <w:b/>
+          <w:bCs/>
+          <w:sz w:val="28"/>
+          <w:szCs w:val="28"/>
+        </w:rPr>
+        <w:t>Корень</w:t>
+      </w:r>
+      <w:r>
+        <w:rPr>
+          <w:sz w:val="28"/>
+          <w:szCs w:val="28"/>
+          <w:lang w:val="en-US"/>
+        </w:rPr>
+        <w:t>: Latency, Availability, Throughput/Scale, Security/Privacy, Observability.</w:t>
+      </w:r>
+    </w:p>
+    <w:p>
+      <w:pPr>
+        <w:pStyle w:val="af0"/>
+        <w:spacing w:before="0" w:beforeAutospacing="0" w:after="0" w:afterAutospacing="0" w:line="360" w:lineRule="auto"/>
+        <w:ind w:firstLine="709"/>
+        <w:jc w:val="both"/>
+        <w:rPr>
+          <w:sz w:val="28"/>
+          <w:szCs w:val="28"/>
+        </w:rPr>
+      </w:pPr>
+      <w:r>
+        <w:rPr>
+          <w:b/>
+          <w:bCs/>
+          <w:sz w:val="28"/>
+          <w:szCs w:val="28"/>
+        </w:rPr>
+        <w:t>Листья</w:t>
+      </w:r>
+      <w:r>
+        <w:rPr>
+          <w:sz w:val="28"/>
+          <w:szCs w:val="28"/>
+        </w:rPr>
+        <w:t>:</w:t>
+      </w:r>
+    </w:p>
+    <w:p>
+      <w:pPr>
+        <w:pStyle w:val="af0"/>
+        <w:numPr>
+          <w:ilvl w:val="0"/>
+          <w:numId w:val="43"/>
+        </w:numPr>
+        <w:spacing w:before="0" w:beforeAutospacing="0" w:after="0" w:afterAutospacing="0" w:line="360" w:lineRule="auto"/>
+        <w:ind w:left="0" w:firstLine="709"/>
+        <w:jc w:val="both"/>
+        <w:rPr>
+          <w:sz w:val="28"/>
+          <w:szCs w:val="28"/>
+        </w:rPr>
+      </w:pPr>
+      <w:proofErr w:type="spellStart"/>
+      <w:r>
+        <w:rPr>
+          <w:sz w:val="28"/>
+          <w:szCs w:val="28"/>
+        </w:rPr>
+        <w:t>Latency</w:t>
+      </w:r>
+      <w:proofErr w:type="spellEnd"/>
+      <w:r>
+        <w:rPr>
+          <w:sz w:val="28"/>
+          <w:szCs w:val="28"/>
+        </w:rPr>
+        <w:t xml:space="preserve">: Задержки при авторизации &lt;= 100 мс. </w:t>
+      </w:r>
+    </w:p>
+    <w:p>
+      <w:pPr>
+        <w:pStyle w:val="af0"/>
+        <w:spacing w:before="0" w:beforeAutospacing="0" w:after="0" w:afterAutospacing="0" w:line="360" w:lineRule="auto"/>
+        <w:ind w:firstLine="709"/>
+        <w:jc w:val="both"/>
+        <w:rPr>
+          <w:sz w:val="28"/>
+          <w:szCs w:val="28"/>
+        </w:rPr>
+      </w:pPr>
+      <w:r>
+        <w:rPr>
+          <w:sz w:val="28"/>
+          <w:szCs w:val="28"/>
+        </w:rPr>
+        <w:t>Сценарий: Игрок запускает игру и должен быстро авторизоваться, чтобы не потерять интерес и не столкнуться с задержками на старте.</w:t>
+      </w:r>
+    </w:p>
+    <w:p>
+      <w:pPr>
+        <w:pStyle w:val="af0"/>
+        <w:numPr>
+          <w:ilvl w:val="0"/>
+          <w:numId w:val="43"/>
+        </w:numPr>
+        <w:spacing w:before="0" w:beforeAutospacing="0" w:after="0" w:afterAutospacing="0" w:line="360" w:lineRule="auto"/>
+        <w:ind w:left="0" w:firstLine="709"/>
+        <w:jc w:val="both"/>
+        <w:rPr>
+          <w:sz w:val="28"/>
+          <w:szCs w:val="28"/>
+          <w:lang w:val="en-US"/>
+        </w:rPr>
+      </w:pPr>
+      <w:proofErr w:type="spellStart"/>
+      <w:r>
+        <w:rPr>
+          <w:sz w:val="28"/>
+          <w:szCs w:val="28"/>
+        </w:rPr>
+        <w:t>Availability</w:t>
+      </w:r>
+      <w:proofErr w:type="spellEnd"/>
+      <w:r>
+        <w:rPr>
+          <w:sz w:val="28"/>
+          <w:szCs w:val="28"/>
+        </w:rPr>
+        <w:t xml:space="preserve">: Общая доступность </w:t>
+      </w:r>
+      <w:proofErr w:type="gramStart"/>
+      <w:r>
+        <w:rPr>
+          <w:sz w:val="28"/>
+          <w:szCs w:val="28"/>
+        </w:rPr>
+        <w:t>сервиса &gt;</w:t>
+      </w:r>
+      <w:proofErr w:type="gramEnd"/>
+      <w:r>
+        <w:rPr>
+          <w:sz w:val="28"/>
+          <w:szCs w:val="28"/>
+        </w:rPr>
+        <w:t xml:space="preserve">= 95%. </w:t>
+      </w:r>
+    </w:p>
+    <w:p>
+      <w:pPr>
+        <w:pStyle w:val="af0"/>
+        <w:spacing w:before="0" w:beforeAutospacing="0" w:after="0" w:afterAutospacing="0" w:line="360" w:lineRule="auto"/>
+        <w:ind w:firstLine="709"/>
+        <w:jc w:val="both"/>
+        <w:rPr>
+          <w:sz w:val="28"/>
+          <w:szCs w:val="28"/>
+        </w:rPr>
+      </w:pPr>
+      <w:r>
+        <w:rPr>
+          <w:sz w:val="28"/>
+          <w:szCs w:val="28"/>
+        </w:rPr>
+        <w:t>Сценарий: Игра должна быть доступна в большинстве случаев, чтобы обеспечить стабильный игровой опыт и не потерять игроков.</w:t>
+      </w:r>
+    </w:p>
+    <w:p>
+      <w:pPr>
+        <w:pStyle w:val="af0"/>
+        <w:numPr>
+          <w:ilvl w:val="0"/>
+          <w:numId w:val="43"/>
+        </w:numPr>
+        <w:spacing w:before="0" w:beforeAutospacing="0" w:after="0" w:afterAutospacing="0" w:line="360" w:lineRule="auto"/>
+        <w:ind w:left="0" w:firstLine="709"/>
+        <w:jc w:val="both"/>
+        <w:rPr>
+          <w:sz w:val="28"/>
+          <w:szCs w:val="28"/>
+        </w:rPr>
+      </w:pPr>
+      <w:proofErr w:type="spellStart"/>
+      <w:r>
+        <w:rPr>
+          <w:sz w:val="28"/>
+          <w:szCs w:val="28"/>
+        </w:rPr>
+        <w:t>Throughput</w:t>
+      </w:r>
+      <w:proofErr w:type="spellEnd"/>
+      <w:r>
+        <w:rPr>
+          <w:sz w:val="28"/>
+          <w:szCs w:val="28"/>
+        </w:rPr>
+        <w:t>/</w:t>
+      </w:r>
+      <w:proofErr w:type="spellStart"/>
+      <w:r>
+        <w:rPr>
+          <w:sz w:val="28"/>
+          <w:szCs w:val="28"/>
+        </w:rPr>
+        <w:t>Scale</w:t>
+      </w:r>
+      <w:proofErr w:type="spellEnd"/>
+      <w:r>
+        <w:rPr>
+          <w:sz w:val="28"/>
+          <w:szCs w:val="28"/>
+        </w:rPr>
+        <w:t xml:space="preserve">: </w:t>
+      </w:r>
+      <w:proofErr w:type="gramStart"/>
+      <w:r>
+        <w:rPr>
+          <w:sz w:val="28"/>
+          <w:szCs w:val="28"/>
+        </w:rPr>
+        <w:t>Поддержка &gt;</w:t>
+      </w:r>
+      <w:proofErr w:type="gramEnd"/>
+      <w:r>
+        <w:rPr>
+          <w:sz w:val="28"/>
+          <w:szCs w:val="28"/>
+        </w:rPr>
+        <w:t>= 10,000 одновременных игровых сессий.</w:t>
+      </w:r>
+    </w:p>
+    <w:p>
+      <w:pPr>
+        <w:pStyle w:val="af0"/>
+        <w:spacing w:before="0" w:beforeAutospacing="0" w:after="0" w:afterAutospacing="0" w:line="360" w:lineRule="auto"/>
+        <w:ind w:firstLine="709"/>
+        <w:jc w:val="both"/>
+        <w:rPr>
+          <w:sz w:val="28"/>
+          <w:szCs w:val="28"/>
+        </w:rPr>
+      </w:pPr>
+      <w:r>
+        <w:rPr>
+          <w:sz w:val="28"/>
+          <w:szCs w:val="28"/>
+        </w:rPr>
+        <w:t>Сценарий: Сервер должен поддерживать большое количество одновременных игроков, чтобы обеспечить комфортный игровой опыт для всех.</w:t>
+      </w:r>
+    </w:p>
+    <w:p>
+      <w:pPr>
+        <w:pStyle w:val="af0"/>
+        <w:numPr>
+          <w:ilvl w:val="0"/>
+          <w:numId w:val="43"/>
+        </w:numPr>
+        <w:spacing w:before="0" w:beforeAutospacing="0" w:after="0" w:afterAutospacing="0" w:line="360" w:lineRule="auto"/>
+        <w:ind w:left="0" w:firstLine="709"/>
+        <w:jc w:val="both"/>
+        <w:rPr>
+          <w:sz w:val="28"/>
+          <w:szCs w:val="28"/>
+        </w:rPr>
+      </w:pPr>
+      <w:proofErr w:type="spellStart"/>
+      <w:r>
+        <w:rPr>
+          <w:sz w:val="28"/>
+          <w:szCs w:val="28"/>
+        </w:rPr>
+        <w:t>Observability</w:t>
+      </w:r>
+      <w:proofErr w:type="spellEnd"/>
+      <w:r>
+        <w:rPr>
+          <w:sz w:val="28"/>
+          <w:szCs w:val="28"/>
+        </w:rPr>
+        <w:t>: Мониторинг метрик: Сбор и мониторинг ключевых метрик: задержка, пропускная способность, количество ошибок, загрузка CPU/памяти, общая динамика цена на витрине предметов.</w:t>
+      </w:r>
+    </w:p>
+    <w:p>
+      <w:pPr>
+        <w:pStyle w:val="af0"/>
+        <w:spacing w:before="0" w:beforeAutospacing="0" w:after="0" w:afterAutospacing="0" w:line="360" w:lineRule="auto"/>
+        <w:ind w:firstLine="709"/>
+        <w:jc w:val="both"/>
+        <w:rPr>
+          <w:sz w:val="28"/>
+          <w:szCs w:val="28"/>
+        </w:rPr>
+      </w:pPr>
+      <w:r>
+        <w:rPr>
+          <w:sz w:val="28"/>
+          <w:szCs w:val="28"/>
+        </w:rPr>
+        <w:t xml:space="preserve">Сценарий: Оперативное обнаружение </w:t>
+      </w:r>
+      <w:proofErr w:type="gramStart"/>
+      <w:r>
+        <w:rPr>
+          <w:sz w:val="28"/>
+          <w:szCs w:val="28"/>
+        </w:rPr>
+        <w:t>проблем</w:t>
+      </w:r>
+      <w:proofErr w:type="gramEnd"/>
+      <w:r>
+        <w:rPr>
+          <w:sz w:val="28"/>
+          <w:szCs w:val="28"/>
+        </w:rPr>
+        <w:t xml:space="preserve"> связанных с игрой.</w:t>
+      </w:r>
+    </w:p>
+    <w:p>
+      <w:pPr>
+        <w:pStyle w:val="af0"/>
+        <w:numPr>
+          <w:ilvl w:val="0"/>
+          <w:numId w:val="43"/>
+        </w:numPr>
+        <w:spacing w:before="0" w:beforeAutospacing="0" w:after="0" w:afterAutospacing="0" w:line="360" w:lineRule="auto"/>
+        <w:ind w:left="0" w:firstLine="709"/>
+        <w:jc w:val="both"/>
+        <w:rPr>
+          <w:sz w:val="28"/>
+          <w:szCs w:val="28"/>
+        </w:rPr>
+      </w:pPr>
+      <w:r>
+        <w:rPr>
+          <w:sz w:val="28"/>
+          <w:szCs w:val="28"/>
+        </w:rPr>
+        <w:t>Security/</w:t>
+      </w:r>
+      <w:proofErr w:type="spellStart"/>
+      <w:r>
+        <w:rPr>
+          <w:sz w:val="28"/>
+          <w:szCs w:val="28"/>
+        </w:rPr>
+        <w:t>Privacy</w:t>
+      </w:r>
+      <w:proofErr w:type="spellEnd"/>
+      <w:r>
+        <w:rPr>
+          <w:sz w:val="28"/>
+          <w:szCs w:val="28"/>
+        </w:rPr>
+        <w:t xml:space="preserve">: Валидация данных на сервере: Все данные, отправляемые клиентом, должны быть валидированы. </w:t>
+      </w:r>
+    </w:p>
+    <w:p>
+      <w:pPr>
+        <w:pStyle w:val="af0"/>
+        <w:spacing w:before="0" w:beforeAutospacing="0" w:after="0" w:afterAutospacing="0" w:line="360" w:lineRule="auto"/>
+        <w:ind w:firstLine="709"/>
+        <w:jc w:val="both"/>
+        <w:rPr>
+          <w:sz w:val="28"/>
+          <w:szCs w:val="28"/>
+        </w:rPr>
+      </w:pPr>
+      <w:r>
+        <w:rPr>
+          <w:sz w:val="28"/>
+          <w:szCs w:val="28"/>
+        </w:rPr>
+        <w:t>Сценарий: такая валидация позволяет избежать читерства или атак на сервер/игру.</w:t>
+      </w:r>
+    </w:p>
+    <w:p>
+      <w:pPr>
+        <w:pStyle w:val="af0"/>
+        <w:spacing w:before="0" w:beforeAutospacing="0" w:after="160" w:afterAutospacing="0"/>
+        <w:ind w:left="709"/>
+      </w:pPr>
+      <w:r>
+        <w:rPr>
+          <w:b/>
+          <w:bCs/>
+          <w:color w:val="000000"/>
+          <w:sz w:val="28"/>
+          <w:szCs w:val="28"/>
+        </w:rPr>
+        <w:t>Свяжите всё между собой</w:t>
+      </w:r>
+    </w:p>
+    <w:p>
+      <w:pPr>
+        <w:pStyle w:val="a7"/>
+        <w:numPr>
+          <w:ilvl w:val="0"/>
+          <w:numId w:val="44"/>
+        </w:numPr>
+        <w:spacing w:after="0" w:line="360" w:lineRule="auto"/>
+        <w:ind w:left="0" w:firstLine="709"/>
+        <w:jc w:val="both"/>
+        <w:rPr>
+          <w:rFonts w:ascii="Times New Roman" w:hAnsi="Times New Roman" w:cs="Times New Roman"/>
+          <w:sz w:val="28"/>
+          <w:szCs w:val="28"/>
+        </w:rPr>
+      </w:pPr>
+      <w:proofErr w:type="spellStart"/>
+      <w:r>
+        <w:rPr>
+          <w:rFonts w:ascii="Times New Roman" w:hAnsi="Times New Roman" w:cs="Times New Roman"/>
+          <w:sz w:val="28"/>
+          <w:szCs w:val="28"/>
+        </w:rPr>
+        <w:lastRenderedPageBreak/>
+        <w:t>Latency</w:t>
+      </w:r>
+      <w:proofErr w:type="spellEnd"/>
+      <w:r>
+        <w:rPr>
+          <w:rFonts w:ascii="Times New Roman" w:hAnsi="Times New Roman" w:cs="Times New Roman"/>
+          <w:sz w:val="28"/>
+          <w:szCs w:val="28"/>
+        </w:rPr>
+        <w:t>: Задержки при авторизации &lt;= 100 мс. Сценарий: Игрок запускает игру и должен быстро авторизоваться, чтобы не потерять интерес и не столкнуться с задержками на старте.</w:t>
+      </w:r>
+      <w:r>
+        <w:rPr>
+          <w:rFonts w:ascii="Times New Roman" w:hAnsi="Times New Roman" w:cs="Times New Roman"/>
+          <w:sz w:val="28"/>
+          <w:szCs w:val="28"/>
+        </w:rPr>
+        <w:t xml:space="preserve"> </w:t>
+      </w:r>
+    </w:p>
+    <w:p>
+      <w:pPr>
+        <w:pStyle w:val="a7"/>
+        <w:spacing w:after="0" w:line="360" w:lineRule="auto"/>
+        <w:ind w:left="0" w:firstLine="709"/>
+        <w:jc w:val="both"/>
+        <w:rPr>
+          <w:rFonts w:ascii="Times New Roman" w:hAnsi="Times New Roman" w:cs="Times New Roman"/>
+          <w:sz w:val="28"/>
+          <w:szCs w:val="28"/>
+        </w:rPr>
+      </w:pPr>
+      <w:r>
+        <w:rPr>
+          <w:rFonts w:ascii="Times New Roman" w:hAnsi="Times New Roman" w:cs="Times New Roman"/>
+          <w:sz w:val="28"/>
+          <w:szCs w:val="28"/>
+        </w:rPr>
+        <w:t>Актор: Разработчик, администратор</w:t>
+      </w:r>
+      <w:r>
+        <w:rPr>
+          <w:rFonts w:ascii="Times New Roman" w:hAnsi="Times New Roman" w:cs="Times New Roman"/>
+          <w:sz w:val="28"/>
+          <w:szCs w:val="28"/>
+        </w:rPr>
+        <w:t xml:space="preserve"> </w:t>
+      </w:r>
+    </w:p>
+    <w:p>
+      <w:pPr>
+        <w:pStyle w:val="a7"/>
+        <w:spacing w:after="0" w:line="360" w:lineRule="auto"/>
+        <w:ind w:left="0" w:firstLine="709"/>
+        <w:jc w:val="both"/>
+        <w:rPr>
+          <w:rFonts w:ascii="Times New Roman" w:hAnsi="Times New Roman" w:cs="Times New Roman"/>
+          <w:sz w:val="28"/>
+          <w:szCs w:val="28"/>
+        </w:rPr>
+      </w:pPr>
+      <w:r>
+        <w:rPr>
+          <w:rFonts w:ascii="Times New Roman" w:hAnsi="Times New Roman" w:cs="Times New Roman"/>
+          <w:sz w:val="28"/>
+          <w:szCs w:val="28"/>
+        </w:rPr>
+        <w:t>Интеграция: SSO</w:t>
+      </w:r>
+    </w:p>
+    <w:p>
+      <w:pPr>
+        <w:pStyle w:val="a7"/>
+        <w:numPr>
+          <w:ilvl w:val="0"/>
+          <w:numId w:val="44"/>
+        </w:numPr>
+        <w:spacing w:after="0" w:line="360" w:lineRule="auto"/>
+        <w:ind w:left="0" w:firstLine="709"/>
+        <w:jc w:val="both"/>
+        <w:rPr>
+          <w:rFonts w:ascii="Times New Roman" w:hAnsi="Times New Roman" w:cs="Times New Roman"/>
+          <w:sz w:val="28"/>
+          <w:szCs w:val="28"/>
+        </w:rPr>
+      </w:pPr>
+      <w:proofErr w:type="spellStart"/>
+      <w:r>
+        <w:rPr>
+          <w:rFonts w:ascii="Times New Roman" w:hAnsi="Times New Roman" w:cs="Times New Roman"/>
+          <w:sz w:val="28"/>
+          <w:szCs w:val="28"/>
+        </w:rPr>
+        <w:t>Availability</w:t>
+      </w:r>
+      <w:proofErr w:type="spellEnd"/>
+      <w:r>
+        <w:rPr>
+          <w:rFonts w:ascii="Times New Roman" w:hAnsi="Times New Roman" w:cs="Times New Roman"/>
+          <w:sz w:val="28"/>
+          <w:szCs w:val="28"/>
+        </w:rPr>
+        <w:t xml:space="preserve">: Общая доступность </w:t>
+      </w:r>
+      <w:proofErr w:type="gramStart"/>
+      <w:r>
+        <w:rPr>
+          <w:rFonts w:ascii="Times New Roman" w:hAnsi="Times New Roman" w:cs="Times New Roman"/>
+          <w:sz w:val="28"/>
+          <w:szCs w:val="28"/>
+        </w:rPr>
+        <w:t>сервиса &gt;</w:t>
+      </w:r>
+      <w:proofErr w:type="gramEnd"/>
+      <w:r>
+        <w:rPr>
+          <w:rFonts w:ascii="Times New Roman" w:hAnsi="Times New Roman" w:cs="Times New Roman"/>
+          <w:sz w:val="28"/>
+          <w:szCs w:val="28"/>
+        </w:rPr>
+        <w:t>= 95%. Сценарий: Игра должна быть доступна в большинстве случаев, чтобы обеспечить стабильный игровой опыт и не потерять игроков.</w:t>
+      </w:r>
+      <w:r>
+        <w:rPr>
+          <w:rFonts w:ascii="Times New Roman" w:hAnsi="Times New Roman" w:cs="Times New Roman"/>
+          <w:sz w:val="28"/>
+          <w:szCs w:val="28"/>
+        </w:rPr>
+        <w:t xml:space="preserve"> </w:t>
+      </w:r>
+    </w:p>
+    <w:p>
+      <w:pPr>
+        <w:pStyle w:val="a7"/>
+        <w:spacing w:after="0" w:line="360" w:lineRule="auto"/>
+        <w:ind w:left="0" w:firstLine="709"/>
+        <w:jc w:val="both"/>
+        <w:rPr>
+          <w:rFonts w:ascii="Times New Roman" w:hAnsi="Times New Roman" w:cs="Times New Roman"/>
+          <w:sz w:val="28"/>
+          <w:szCs w:val="28"/>
+        </w:rPr>
+      </w:pPr>
+      <w:r>
+        <w:rPr>
+          <w:rFonts w:ascii="Times New Roman" w:hAnsi="Times New Roman" w:cs="Times New Roman"/>
+          <w:sz w:val="28"/>
+          <w:szCs w:val="28"/>
+        </w:rPr>
+        <w:t>Актор: Администратор</w:t>
+      </w:r>
+      <w:r>
+        <w:rPr>
+          <w:rFonts w:ascii="Times New Roman" w:hAnsi="Times New Roman" w:cs="Times New Roman"/>
+          <w:sz w:val="28"/>
+          <w:szCs w:val="28"/>
+        </w:rPr>
+        <w:t xml:space="preserve"> </w:t>
+      </w:r>
+    </w:p>
+    <w:p>
+      <w:pPr>
+        <w:pStyle w:val="a7"/>
+        <w:spacing w:after="0" w:line="360" w:lineRule="auto"/>
+        <w:ind w:left="0" w:firstLine="709"/>
+        <w:jc w:val="both"/>
+        <w:rPr>
+          <w:rFonts w:ascii="Times New Roman" w:hAnsi="Times New Roman" w:cs="Times New Roman"/>
+          <w:sz w:val="28"/>
+          <w:szCs w:val="28"/>
+        </w:rPr>
+      </w:pPr>
+      <w:r>
+        <w:rPr>
+          <w:rFonts w:ascii="Times New Roman" w:hAnsi="Times New Roman" w:cs="Times New Roman"/>
+          <w:sz w:val="28"/>
+          <w:szCs w:val="28"/>
+        </w:rPr>
+        <w:t>Интеграция: -</w:t>
+      </w:r>
+    </w:p>
+    <w:p>
+      <w:pPr>
+        <w:pStyle w:val="a7"/>
+        <w:numPr>
+          <w:ilvl w:val="0"/>
+          <w:numId w:val="44"/>
+        </w:numPr>
+        <w:spacing w:after="0" w:line="360" w:lineRule="auto"/>
+        <w:ind w:left="0" w:firstLine="709"/>
+        <w:jc w:val="both"/>
+        <w:rPr>
+          <w:rFonts w:ascii="Times New Roman" w:hAnsi="Times New Roman" w:cs="Times New Roman"/>
+          <w:sz w:val="28"/>
+          <w:szCs w:val="28"/>
+        </w:rPr>
+      </w:pPr>
+      <w:proofErr w:type="spellStart"/>
+      <w:r>
+        <w:rPr>
+          <w:rFonts w:ascii="Times New Roman" w:hAnsi="Times New Roman" w:cs="Times New Roman"/>
+          <w:sz w:val="28"/>
+          <w:szCs w:val="28"/>
+        </w:rPr>
+        <w:t>Throughput</w:t>
+      </w:r>
+      <w:proofErr w:type="spellEnd"/>
+      <w:r>
+        <w:rPr>
+          <w:rFonts w:ascii="Times New Roman" w:hAnsi="Times New Roman" w:cs="Times New Roman"/>
+          <w:sz w:val="28"/>
+          <w:szCs w:val="28"/>
+        </w:rPr>
+        <w:t>/</w:t>
+      </w:r>
+      <w:proofErr w:type="spellStart"/>
+      <w:r>
+        <w:rPr>
+          <w:rFonts w:ascii="Times New Roman" w:hAnsi="Times New Roman" w:cs="Times New Roman"/>
+          <w:sz w:val="28"/>
+          <w:szCs w:val="28"/>
+        </w:rPr>
+        <w:t>Scale</w:t>
+      </w:r>
+      <w:proofErr w:type="spellEnd"/>
+      <w:r>
+        <w:rPr>
+          <w:rFonts w:ascii="Times New Roman" w:hAnsi="Times New Roman" w:cs="Times New Roman"/>
+          <w:sz w:val="28"/>
+          <w:szCs w:val="28"/>
+        </w:rPr>
+        <w:t xml:space="preserve">: </w:t>
+      </w:r>
+      <w:proofErr w:type="gramStart"/>
+      <w:r>
+        <w:rPr>
+          <w:rFonts w:ascii="Times New Roman" w:hAnsi="Times New Roman" w:cs="Times New Roman"/>
+          <w:sz w:val="28"/>
+          <w:szCs w:val="28"/>
+        </w:rPr>
+        <w:t>Поддержка &gt;</w:t>
+      </w:r>
+      <w:proofErr w:type="gramEnd"/>
+      <w:r>
+        <w:rPr>
+          <w:rFonts w:ascii="Times New Roman" w:hAnsi="Times New Roman" w:cs="Times New Roman"/>
+          <w:sz w:val="28"/>
+          <w:szCs w:val="28"/>
+        </w:rPr>
+        <w:t>= 10,000 одновременных игровых сессий. Сценарий: Сервер должен поддерживать большое количество одновременных игроков, чтобы обеспечить комфортный игровой опыт для всех.</w:t>
+      </w:r>
+      <w:r>
+        <w:rPr>
+          <w:rFonts w:ascii="Times New Roman" w:hAnsi="Times New Roman" w:cs="Times New Roman"/>
+          <w:sz w:val="28"/>
+          <w:szCs w:val="28"/>
+        </w:rPr>
+        <w:t xml:space="preserve"> </w:t>
+      </w:r>
+    </w:p>
+    <w:p>
+      <w:pPr>
+        <w:pStyle w:val="a7"/>
+        <w:spacing w:after="0" w:line="360" w:lineRule="auto"/>
+        <w:ind w:left="0" w:firstLine="709"/>
+        <w:jc w:val="both"/>
+        <w:rPr>
+          <w:rFonts w:ascii="Times New Roman" w:hAnsi="Times New Roman" w:cs="Times New Roman"/>
+          <w:sz w:val="28"/>
+          <w:szCs w:val="28"/>
+        </w:rPr>
+      </w:pPr>
+      <w:r>
+        <w:rPr>
+          <w:rFonts w:ascii="Times New Roman" w:hAnsi="Times New Roman" w:cs="Times New Roman"/>
+          <w:sz w:val="28"/>
+          <w:szCs w:val="28"/>
+        </w:rPr>
+        <w:t xml:space="preserve">Актор: Администратор, </w:t>
+      </w:r>
+      <w:r>
+        <w:rPr>
+          <w:rFonts w:ascii="Times New Roman" w:hAnsi="Times New Roman" w:cs="Times New Roman"/>
+          <w:sz w:val="28"/>
+          <w:szCs w:val="28"/>
+        </w:rPr>
+        <w:t>оператор поддержки.</w:t>
+      </w:r>
+    </w:p>
+    <w:p>
+      <w:pPr>
+        <w:pStyle w:val="a7"/>
+        <w:spacing w:after="0" w:line="360" w:lineRule="auto"/>
+        <w:ind w:left="0" w:firstLine="709"/>
+        <w:jc w:val="both"/>
+        <w:rPr>
+          <w:rFonts w:ascii="Times New Roman" w:hAnsi="Times New Roman" w:cs="Times New Roman"/>
+          <w:sz w:val="28"/>
+          <w:szCs w:val="28"/>
+        </w:rPr>
+      </w:pPr>
+      <w:r>
+        <w:rPr>
+          <w:rFonts w:ascii="Times New Roman" w:hAnsi="Times New Roman" w:cs="Times New Roman"/>
+          <w:sz w:val="28"/>
+          <w:szCs w:val="28"/>
+        </w:rPr>
+        <w:t>Интеграция: -</w:t>
+      </w:r>
+    </w:p>
+    <w:p>
+      <w:pPr>
+        <w:pStyle w:val="a7"/>
+        <w:numPr>
+          <w:ilvl w:val="0"/>
+          <w:numId w:val="44"/>
+        </w:numPr>
+        <w:spacing w:after="0" w:line="360" w:lineRule="auto"/>
+        <w:ind w:left="0" w:firstLine="709"/>
+        <w:jc w:val="both"/>
+        <w:rPr>
+          <w:rFonts w:ascii="Times New Roman" w:hAnsi="Times New Roman" w:cs="Times New Roman"/>
+          <w:sz w:val="28"/>
+          <w:szCs w:val="28"/>
+        </w:rPr>
+      </w:pPr>
+      <w:proofErr w:type="spellStart"/>
+      <w:r>
+        <w:rPr>
+          <w:rFonts w:ascii="Times New Roman" w:hAnsi="Times New Roman" w:cs="Times New Roman"/>
+          <w:sz w:val="28"/>
+          <w:szCs w:val="28"/>
+        </w:rPr>
+        <w:t>Observability</w:t>
+      </w:r>
+      <w:proofErr w:type="spellEnd"/>
+      <w:r>
+        <w:rPr>
+          <w:rFonts w:ascii="Times New Roman" w:hAnsi="Times New Roman" w:cs="Times New Roman"/>
+          <w:sz w:val="28"/>
+          <w:szCs w:val="28"/>
+        </w:rPr>
+        <w:t xml:space="preserve">: Мониторинг метрик: Сбор и мониторинг ключевых метрик: задержка, пропускная способность, количество ошибок, загрузка CPU/памяти. </w:t>
+      </w:r>
+    </w:p>
+    <w:p>
+      <w:pPr>
+        <w:pStyle w:val="a7"/>
+        <w:spacing w:after="0" w:line="360" w:lineRule="auto"/>
+        <w:ind w:left="0" w:firstLine="709"/>
+        <w:jc w:val="both"/>
+        <w:rPr>
+          <w:rFonts w:ascii="Times New Roman" w:hAnsi="Times New Roman" w:cs="Times New Roman"/>
+          <w:sz w:val="28"/>
+          <w:szCs w:val="28"/>
+        </w:rPr>
+      </w:pPr>
+      <w:r>
+        <w:rPr>
+          <w:rFonts w:ascii="Times New Roman" w:hAnsi="Times New Roman" w:cs="Times New Roman"/>
+          <w:sz w:val="28"/>
+          <w:szCs w:val="28"/>
+        </w:rPr>
+        <w:t>Сценарий: Оперативное обнаружение проблем с производительностью.</w:t>
+      </w:r>
+      <w:r>
+        <w:rPr>
+          <w:rFonts w:ascii="Times New Roman" w:hAnsi="Times New Roman" w:cs="Times New Roman"/>
+          <w:sz w:val="28"/>
+          <w:szCs w:val="28"/>
+        </w:rPr>
+        <w:t xml:space="preserve"> </w:t>
+      </w:r>
+    </w:p>
+    <w:p>
+      <w:pPr>
+        <w:pStyle w:val="a7"/>
+        <w:spacing w:after="0" w:line="360" w:lineRule="auto"/>
+        <w:ind w:left="0" w:firstLine="709"/>
+        <w:jc w:val="both"/>
+        <w:rPr>
+          <w:rFonts w:ascii="Times New Roman" w:hAnsi="Times New Roman" w:cs="Times New Roman"/>
+          <w:sz w:val="28"/>
+          <w:szCs w:val="28"/>
+        </w:rPr>
+      </w:pPr>
+      <w:r>
+        <w:rPr>
+          <w:rFonts w:ascii="Times New Roman" w:hAnsi="Times New Roman" w:cs="Times New Roman"/>
+          <w:sz w:val="28"/>
+          <w:szCs w:val="28"/>
+        </w:rPr>
+        <w:t xml:space="preserve">Актор: </w:t>
+      </w:r>
+      <w:r>
+        <w:rPr>
+          <w:rFonts w:ascii="Times New Roman" w:hAnsi="Times New Roman" w:cs="Times New Roman"/>
+          <w:sz w:val="28"/>
+          <w:szCs w:val="28"/>
+        </w:rPr>
+        <w:t>Геймдизайнер, оператор поддержки</w:t>
+      </w:r>
+      <w:r>
+        <w:rPr>
+          <w:rFonts w:ascii="Times New Roman" w:hAnsi="Times New Roman" w:cs="Times New Roman"/>
+          <w:sz w:val="28"/>
+          <w:szCs w:val="28"/>
+        </w:rPr>
+        <w:t xml:space="preserve">, </w:t>
+      </w:r>
+      <w:r>
+        <w:rPr>
+          <w:rFonts w:ascii="Times New Roman" w:hAnsi="Times New Roman" w:cs="Times New Roman"/>
+          <w:sz w:val="28"/>
+          <w:szCs w:val="28"/>
+        </w:rPr>
+        <w:t>маркетолог</w:t>
+      </w:r>
+    </w:p>
+    <w:p>
+      <w:pPr>
+        <w:pStyle w:val="a7"/>
+        <w:spacing w:after="0" w:line="360" w:lineRule="auto"/>
+        <w:ind w:left="0" w:firstLine="709"/>
+        <w:jc w:val="both"/>
+        <w:rPr>
+          <w:rFonts w:ascii="Times New Roman" w:hAnsi="Times New Roman" w:cs="Times New Roman"/>
+          <w:sz w:val="28"/>
+          <w:szCs w:val="28"/>
+        </w:rPr>
+      </w:pPr>
+      <w:r>
+        <w:rPr>
+          <w:rFonts w:ascii="Times New Roman" w:hAnsi="Times New Roman" w:cs="Times New Roman"/>
+          <w:sz w:val="28"/>
+          <w:szCs w:val="28"/>
+        </w:rPr>
+        <w:t>Интеграция: -</w:t>
+      </w:r>
+    </w:p>
+    <w:p>
+      <w:pPr>
+        <w:pStyle w:val="a7"/>
+        <w:numPr>
+          <w:ilvl w:val="0"/>
+          <w:numId w:val="44"/>
+        </w:numPr>
+        <w:spacing w:after="0" w:line="360" w:lineRule="auto"/>
+        <w:ind w:left="0" w:firstLine="709"/>
+        <w:jc w:val="both"/>
+        <w:rPr>
+          <w:rFonts w:ascii="Times New Roman" w:hAnsi="Times New Roman" w:cs="Times New Roman"/>
+          <w:sz w:val="28"/>
+          <w:szCs w:val="28"/>
+        </w:rPr>
+      </w:pPr>
+      <w:r>
+        <w:rPr>
+          <w:rFonts w:ascii="Times New Roman" w:hAnsi="Times New Roman" w:cs="Times New Roman"/>
+          <w:sz w:val="28"/>
+          <w:szCs w:val="28"/>
+        </w:rPr>
+        <w:t>Security/</w:t>
+      </w:r>
+      <w:proofErr w:type="spellStart"/>
+      <w:r>
+        <w:rPr>
+          <w:rFonts w:ascii="Times New Roman" w:hAnsi="Times New Roman" w:cs="Times New Roman"/>
+          <w:sz w:val="28"/>
+          <w:szCs w:val="28"/>
+        </w:rPr>
+        <w:t>Privacy</w:t>
+      </w:r>
+      <w:proofErr w:type="spellEnd"/>
+      <w:r>
+        <w:rPr>
+          <w:rFonts w:ascii="Times New Roman" w:hAnsi="Times New Roman" w:cs="Times New Roman"/>
+          <w:sz w:val="28"/>
+          <w:szCs w:val="28"/>
+        </w:rPr>
+        <w:t xml:space="preserve">: Валидация данных на сервере: Все данные, отправляемые клиентом, должны быть валидированы. </w:t>
+      </w:r>
+    </w:p>
+    <w:p>
+      <w:pPr>
+        <w:pStyle w:val="a7"/>
+        <w:spacing w:after="0" w:line="360" w:lineRule="auto"/>
+        <w:ind w:left="0" w:firstLine="709"/>
+        <w:jc w:val="both"/>
+        <w:rPr>
+          <w:rFonts w:ascii="Times New Roman" w:hAnsi="Times New Roman" w:cs="Times New Roman"/>
+          <w:sz w:val="28"/>
+          <w:szCs w:val="28"/>
+        </w:rPr>
+      </w:pPr>
+      <w:r>
+        <w:rPr>
+          <w:rFonts w:ascii="Times New Roman" w:hAnsi="Times New Roman" w:cs="Times New Roman"/>
+          <w:sz w:val="28"/>
+          <w:szCs w:val="28"/>
+        </w:rPr>
+        <w:t>Сценарий: такая валидация позволяет избежать читерства или атак на</w:t>
+      </w:r>
+      <w:r>
+        <w:rPr>
+          <w:rFonts w:ascii="Times New Roman" w:hAnsi="Times New Roman" w:cs="Times New Roman"/>
+          <w:sz w:val="28"/>
+          <w:szCs w:val="28"/>
+        </w:rPr>
+        <w:t xml:space="preserve"> сервер</w:t>
+      </w:r>
+      <w:r>
+        <w:rPr>
+          <w:rFonts w:ascii="Times New Roman" w:hAnsi="Times New Roman" w:cs="Times New Roman"/>
+          <w:sz w:val="28"/>
+          <w:szCs w:val="28"/>
+        </w:rPr>
+        <w:t>/</w:t>
+      </w:r>
+      <w:r>
+        <w:rPr>
+          <w:rFonts w:ascii="Times New Roman" w:hAnsi="Times New Roman" w:cs="Times New Roman"/>
+          <w:sz w:val="28"/>
+          <w:szCs w:val="28"/>
+        </w:rPr>
+        <w:t>игру.</w:t>
+      </w:r>
+    </w:p>
+    <w:p>
+      <w:pPr>
+        <w:pStyle w:val="a7"/>
+        <w:spacing w:after="0" w:line="360" w:lineRule="auto"/>
+        <w:ind w:left="0" w:firstLine="709"/>
+        <w:jc w:val="both"/>
+        <w:rPr>
+          <w:rFonts w:ascii="Times New Roman" w:hAnsi="Times New Roman" w:cs="Times New Roman"/>
+          <w:sz w:val="28"/>
+          <w:szCs w:val="28"/>
+        </w:rPr>
+      </w:pPr>
+      <w:r>
+        <w:rPr>
+          <w:rFonts w:ascii="Times New Roman" w:hAnsi="Times New Roman" w:cs="Times New Roman"/>
+          <w:sz w:val="28"/>
+          <w:szCs w:val="28"/>
+        </w:rPr>
+        <w:t>Актор:</w:t>
+      </w:r>
+      <w:r>
+        <w:rPr>
+          <w:rFonts w:ascii="Times New Roman" w:hAnsi="Times New Roman" w:cs="Times New Roman"/>
+          <w:sz w:val="28"/>
+          <w:szCs w:val="28"/>
+        </w:rPr>
+        <w:t xml:space="preserve"> Администратор</w:t>
+      </w:r>
+    </w:p>
+    <w:p>
+      <w:pPr>
+        <w:pStyle w:val="a7"/>
+        <w:spacing w:after="0" w:line="360" w:lineRule="auto"/>
+        <w:ind w:left="0" w:firstLine="709"/>
+        <w:jc w:val="both"/>
+        <w:rPr>
+          <w:rFonts w:ascii="Times New Roman" w:hAnsi="Times New Roman" w:cs="Times New Roman"/>
+          <w:sz w:val="28"/>
+          <w:szCs w:val="28"/>
+        </w:rPr>
+      </w:pPr>
+      <w:r>
+        <w:rPr>
+          <w:rFonts w:ascii="Times New Roman" w:hAnsi="Times New Roman" w:cs="Times New Roman"/>
+          <w:sz w:val="28"/>
+          <w:szCs w:val="28"/>
+        </w:rPr>
+        <w:t>Интеграция: -</w:t>
+      </w:r>
+    </w:p>
+    <w:p>
+      <w:pPr>
+        <w:pStyle w:val="a7"/>
+        <w:numPr>
+          <w:ilvl w:val="3"/>
+          <w:numId w:val="37"/>
+        </w:numPr>
+        <w:spacing w:after="0" w:line="360" w:lineRule="auto"/>
+        <w:ind w:left="0" w:firstLine="709"/>
+        <w:jc w:val="both"/>
+        <w:rPr>
+          <w:rFonts w:ascii="Times New Roman" w:hAnsi="Times New Roman" w:cs="Times New Roman"/>
+          <w:b/>
+          <w:bCs/>
+          <w:sz w:val="28"/>
+          <w:szCs w:val="28"/>
+        </w:rPr>
+      </w:pPr>
+      <w:r>
+        <w:rPr>
+          <w:rFonts w:ascii="Times New Roman" w:hAnsi="Times New Roman" w:cs="Times New Roman"/>
+          <w:b/>
+          <w:bCs/>
+          <w:sz w:val="28"/>
+          <w:szCs w:val="28"/>
+        </w:rPr>
+        <w:t>Требования к численности и квалификации персонала и пользователей</w:t>
+      </w:r>
+    </w:p>
+    <w:p>
+      <w:pPr>
+        <w:pStyle w:val="a7"/>
+        <w:spacing w:after="0" w:line="360" w:lineRule="auto"/>
+        <w:ind w:left="0" w:firstLine="709"/>
+        <w:jc w:val="both"/>
+        <w:rPr>
+          <w:rFonts w:ascii="Times New Roman" w:hAnsi="Times New Roman" w:cs="Times New Roman"/>
+          <w:sz w:val="28"/>
+          <w:szCs w:val="28"/>
+        </w:rPr>
+      </w:pPr>
+      <w:r>
+        <w:rPr>
+          <w:rFonts w:ascii="Times New Roman" w:hAnsi="Times New Roman" w:cs="Times New Roman"/>
+          <w:sz w:val="28"/>
+          <w:szCs w:val="28"/>
+        </w:rPr>
+        <w:lastRenderedPageBreak/>
+        <w:t xml:space="preserve">Система предполагает эксплуатацию </w:t>
+      </w:r>
+      <w:proofErr w:type="spellStart"/>
+      <w:r>
+        <w:rPr>
+          <w:rFonts w:ascii="Times New Roman" w:hAnsi="Times New Roman" w:cs="Times New Roman"/>
+          <w:sz w:val="28"/>
+          <w:szCs w:val="28"/>
+        </w:rPr>
+        <w:t>backend</w:t>
+      </w:r>
+      <w:proofErr w:type="spellEnd"/>
+      <w:r>
+        <w:rPr>
+          <w:rFonts w:ascii="Times New Roman" w:hAnsi="Times New Roman" w:cs="Times New Roman"/>
+          <w:sz w:val="28"/>
+          <w:szCs w:val="28"/>
+        </w:rPr>
+        <w:t>-разработчиками на платформе Java</w:t>
+      </w:r>
+      <w:r>
+        <w:rPr>
+          <w:rFonts w:ascii="Times New Roman" w:hAnsi="Times New Roman" w:cs="Times New Roman"/>
+          <w:sz w:val="28"/>
+          <w:szCs w:val="28"/>
+        </w:rPr>
+        <w:t xml:space="preserve"> </w:t>
+      </w:r>
+      <w:r>
+        <w:rPr>
+          <w:rFonts w:ascii="Times New Roman" w:hAnsi="Times New Roman" w:cs="Times New Roman"/>
+          <w:sz w:val="28"/>
+          <w:szCs w:val="28"/>
+        </w:rPr>
+        <w:t xml:space="preserve">Spring и </w:t>
+      </w:r>
+      <w:proofErr w:type="spellStart"/>
+      <w:r>
+        <w:rPr>
+          <w:rFonts w:ascii="Times New Roman" w:hAnsi="Times New Roman" w:cs="Times New Roman"/>
+          <w:sz w:val="28"/>
+          <w:szCs w:val="28"/>
+        </w:rPr>
+        <w:t>DevOps</w:t>
+      </w:r>
+      <w:proofErr w:type="spellEnd"/>
+      <w:r>
+        <w:rPr>
+          <w:rFonts w:ascii="Times New Roman" w:hAnsi="Times New Roman" w:cs="Times New Roman"/>
+          <w:sz w:val="28"/>
+          <w:szCs w:val="28"/>
+        </w:rPr>
+        <w:t>-специалистами для развертывания и мониторинга. Основными пользователями системы со стороны бизнеса являются гейм-дизайнеры и продюсеры, которые через административный интерфейс настраивают правила сезонов. Постоянного вмешательства в штатные процессы не требуется. Конечные пользователи не требуют специальной подготовки и взаимодействуют с системой исключительно через игровой клиент.</w:t>
+      </w:r>
+    </w:p>
+    <w:p>
+      <w:pPr>
+        <w:pStyle w:val="a7"/>
+        <w:numPr>
+          <w:ilvl w:val="3"/>
+          <w:numId w:val="37"/>
+        </w:numPr>
+        <w:spacing w:after="0" w:line="360" w:lineRule="auto"/>
+        <w:ind w:left="0" w:firstLine="709"/>
+        <w:jc w:val="both"/>
+        <w:rPr>
+          <w:rFonts w:ascii="Times New Roman" w:hAnsi="Times New Roman" w:cs="Times New Roman"/>
+          <w:b/>
+          <w:bCs/>
+          <w:sz w:val="28"/>
+          <w:szCs w:val="28"/>
+        </w:rPr>
+      </w:pPr>
+      <w:r>
+        <w:rPr>
+          <w:rFonts w:ascii="Times New Roman" w:hAnsi="Times New Roman" w:cs="Times New Roman"/>
+          <w:b/>
+          <w:bCs/>
+          <w:sz w:val="28"/>
+          <w:szCs w:val="28"/>
+        </w:rPr>
+        <w:t>Требования к надёжности</w:t>
+      </w:r>
+    </w:p>
+    <w:p>
+      <w:pPr>
+        <w:pStyle w:val="a7"/>
+        <w:spacing w:after="0" w:line="360" w:lineRule="auto"/>
+        <w:ind w:left="0" w:firstLine="709"/>
+        <w:jc w:val="both"/>
+        <w:rPr>
+          <w:rFonts w:ascii="Times New Roman" w:hAnsi="Times New Roman" w:cs="Times New Roman"/>
+          <w:sz w:val="28"/>
+          <w:szCs w:val="28"/>
+        </w:rPr>
+      </w:pPr>
+      <w:r>
+        <w:rPr>
+          <w:rFonts w:ascii="Times New Roman" w:hAnsi="Times New Roman" w:cs="Times New Roman"/>
+          <w:sz w:val="28"/>
+          <w:szCs w:val="28"/>
+        </w:rPr>
+        <w:t>Система должна функционировать с доступностью не ниже 99,9% времени. Критически важные операции по конвертации предметов в момент окончания сезона должны быть завершены в заданный временной интервал. Все операции изменения состояния предметов должны быть идемпотентными и поддерживать механизмы компенсирующих транзакций для обеспечения целостности данных в распределенной среде при любых сбоях.</w:t>
+      </w:r>
+    </w:p>
+    <w:p>
+      <w:pPr>
+        <w:pStyle w:val="a7"/>
+        <w:numPr>
+          <w:ilvl w:val="3"/>
+          <w:numId w:val="37"/>
+        </w:numPr>
+        <w:spacing w:after="0" w:line="360" w:lineRule="auto"/>
+        <w:ind w:left="0" w:firstLine="709"/>
+        <w:jc w:val="both"/>
+        <w:rPr>
+          <w:rFonts w:ascii="Times New Roman" w:hAnsi="Times New Roman" w:cs="Times New Roman"/>
+          <w:b/>
+          <w:bCs/>
+          <w:sz w:val="28"/>
+          <w:szCs w:val="28"/>
+        </w:rPr>
+      </w:pPr>
+      <w:r>
+        <w:rPr>
+          <w:rFonts w:ascii="Times New Roman" w:hAnsi="Times New Roman" w:cs="Times New Roman"/>
+          <w:b/>
+          <w:bCs/>
+          <w:sz w:val="28"/>
+          <w:szCs w:val="28"/>
+        </w:rPr>
+        <w:t>Требования к защите информации</w:t>
+      </w:r>
+    </w:p>
+    <w:p>
+      <w:pPr>
+        <w:pStyle w:val="a7"/>
+        <w:spacing w:after="0" w:line="360" w:lineRule="auto"/>
+        <w:ind w:left="0" w:firstLine="709"/>
+        <w:jc w:val="both"/>
+        <w:rPr>
+          <w:rFonts w:ascii="Times New Roman" w:hAnsi="Times New Roman" w:cs="Times New Roman"/>
+          <w:sz w:val="28"/>
+          <w:szCs w:val="28"/>
+        </w:rPr>
+      </w:pPr>
+      <w:r>
+        <w:rPr>
+          <w:rFonts w:ascii="Times New Roman" w:hAnsi="Times New Roman" w:cs="Times New Roman"/>
+          <w:sz w:val="28"/>
+          <w:szCs w:val="28"/>
+        </w:rPr>
+        <w:t>Все соединения, включая взаимодействие с игровым сервером и административной панелью, должны быть защищены с использованием протоколов HTTPS и TLS. Система является единственным источником истины для правил и состояний сезонных предметов. Все входящие команды на изменение должны проходить строгую авторизацию и валидацию. Обеспечивается детальное журналирование всех административных действий для аудита. Конфиденциальные данные правил конвертации должны быть защищены от несанкционированного доступа.</w:t>
+      </w:r>
+    </w:p>
+    <w:p>
+      <w:pPr>
+        <w:pStyle w:val="a7"/>
+        <w:numPr>
+          <w:ilvl w:val="3"/>
+          <w:numId w:val="37"/>
+        </w:numPr>
+        <w:spacing w:after="0" w:line="360" w:lineRule="auto"/>
+        <w:ind w:left="0" w:firstLine="709"/>
+        <w:jc w:val="both"/>
+        <w:rPr>
+          <w:rFonts w:ascii="Times New Roman" w:hAnsi="Times New Roman" w:cs="Times New Roman"/>
+          <w:b/>
+          <w:bCs/>
+          <w:sz w:val="28"/>
+          <w:szCs w:val="28"/>
+        </w:rPr>
+      </w:pPr>
+      <w:r>
+        <w:rPr>
+          <w:rFonts w:ascii="Times New Roman" w:hAnsi="Times New Roman" w:cs="Times New Roman"/>
+          <w:b/>
+          <w:bCs/>
+          <w:sz w:val="28"/>
+          <w:szCs w:val="28"/>
+        </w:rPr>
+        <w:t>Требования к информационному обеспечению</w:t>
+      </w:r>
+    </w:p>
+    <w:p>
+      <w:pPr>
+        <w:pStyle w:val="a7"/>
+        <w:spacing w:after="0" w:line="360" w:lineRule="auto"/>
+        <w:ind w:left="0" w:firstLine="709"/>
+        <w:jc w:val="both"/>
+        <w:rPr>
+          <w:rFonts w:ascii="Times New Roman" w:hAnsi="Times New Roman" w:cs="Times New Roman"/>
+          <w:sz w:val="28"/>
+          <w:szCs w:val="28"/>
+        </w:rPr>
+      </w:pPr>
+      <w:r>
+        <w:rPr>
+          <w:rFonts w:ascii="Times New Roman" w:hAnsi="Times New Roman" w:cs="Times New Roman"/>
+          <w:sz w:val="28"/>
+          <w:szCs w:val="28"/>
+        </w:rPr>
+        <w:t xml:space="preserve">Обмен данными между компонентами системы осуществляется в формате JSON (REST API) и </w:t>
+      </w:r>
+      <w:proofErr w:type="spellStart"/>
+      <w:r>
+        <w:rPr>
+          <w:rFonts w:ascii="Times New Roman" w:hAnsi="Times New Roman" w:cs="Times New Roman"/>
+          <w:sz w:val="28"/>
+          <w:szCs w:val="28"/>
+        </w:rPr>
+        <w:t>Protobuf</w:t>
+      </w:r>
+      <w:proofErr w:type="spellEnd"/>
+      <w:r>
+        <w:rPr>
+          <w:rFonts w:ascii="Times New Roman" w:hAnsi="Times New Roman" w:cs="Times New Roman"/>
+          <w:sz w:val="28"/>
+          <w:szCs w:val="28"/>
+        </w:rPr>
+        <w:t xml:space="preserve"> (для внутренней высокопроизводительной коммуникации). Система должна быть оптимизирована для обработки пиковых нагрузок, связанных с моментами </w:t>
+      </w:r>
+      <w:r>
+        <w:rPr>
+          <w:rFonts w:ascii="Times New Roman" w:hAnsi="Times New Roman" w:cs="Times New Roman"/>
+          <w:sz w:val="28"/>
+          <w:szCs w:val="28"/>
+        </w:rPr>
+        <w:lastRenderedPageBreak/>
+        <w:t>окончания сезонов, обеспечивая минимальную задержку при обновлении состояний предметов у тысяч игроков одновременно.</w:t>
+      </w:r>
+    </w:p>
+    <w:p>
+      <w:pPr>
+        <w:pStyle w:val="a7"/>
+        <w:numPr>
+          <w:ilvl w:val="3"/>
+          <w:numId w:val="37"/>
+        </w:numPr>
+        <w:spacing w:after="0" w:line="360" w:lineRule="auto"/>
+        <w:ind w:left="0" w:firstLine="709"/>
+        <w:jc w:val="both"/>
+        <w:rPr>
+          <w:rFonts w:ascii="Times New Roman" w:hAnsi="Times New Roman" w:cs="Times New Roman"/>
+          <w:b/>
+          <w:bCs/>
+          <w:sz w:val="28"/>
+          <w:szCs w:val="28"/>
+        </w:rPr>
+      </w:pPr>
+      <w:r>
+        <w:rPr>
+          <w:rFonts w:ascii="Times New Roman" w:hAnsi="Times New Roman" w:cs="Times New Roman"/>
+          <w:b/>
+          <w:bCs/>
+          <w:sz w:val="28"/>
+          <w:szCs w:val="28"/>
+        </w:rPr>
+        <w:t>Требования к программному обеспечению</w:t>
+      </w:r>
+    </w:p>
+    <w:p>
+      <w:pPr>
+        <w:pStyle w:val="a7"/>
+        <w:spacing w:after="0" w:line="360" w:lineRule="auto"/>
+        <w:ind w:left="0" w:firstLine="709"/>
+        <w:jc w:val="both"/>
+        <w:rPr>
+          <w:rFonts w:ascii="Times New Roman" w:hAnsi="Times New Roman" w:cs="Times New Roman"/>
+          <w:sz w:val="28"/>
+          <w:szCs w:val="28"/>
+        </w:rPr>
+      </w:pPr>
+      <w:r>
+        <w:rPr>
+          <w:rFonts w:ascii="Times New Roman" w:hAnsi="Times New Roman" w:cs="Times New Roman"/>
+          <w:sz w:val="28"/>
+          <w:szCs w:val="28"/>
+        </w:rPr>
+        <w:t xml:space="preserve">Серверная операционная система: </w:t>
+      </w:r>
+      <w:proofErr w:type="spellStart"/>
+      <w:r>
+        <w:rPr>
+          <w:rFonts w:ascii="Times New Roman" w:hAnsi="Times New Roman" w:cs="Times New Roman"/>
+          <w:sz w:val="28"/>
+          <w:szCs w:val="28"/>
+        </w:rPr>
+        <w:t>Linu</w:t>
+      </w:r>
+      <w:proofErr w:type="spellEnd"/>
+      <w:r>
+        <w:rPr>
+          <w:rFonts w:ascii="Times New Roman" w:hAnsi="Times New Roman" w:cs="Times New Roman"/>
+          <w:sz w:val="28"/>
+          <w:szCs w:val="28"/>
+          <w:lang w:val="en-US"/>
+        </w:rPr>
+        <w:t>x</w:t>
+      </w:r>
+      <w:r>
+        <w:rPr>
+          <w:rFonts w:ascii="Times New Roman" w:hAnsi="Times New Roman" w:cs="Times New Roman"/>
+          <w:sz w:val="28"/>
+          <w:szCs w:val="28"/>
+        </w:rPr>
+        <w:t>;</w:t>
+      </w:r>
+    </w:p>
+    <w:p>
+      <w:pPr>
+        <w:pStyle w:val="a7"/>
+        <w:spacing w:after="0" w:line="360" w:lineRule="auto"/>
+        <w:ind w:left="0" w:firstLine="709"/>
+        <w:jc w:val="both"/>
+        <w:rPr>
+          <w:rFonts w:ascii="Times New Roman" w:hAnsi="Times New Roman" w:cs="Times New Roman"/>
+          <w:sz w:val="28"/>
+          <w:szCs w:val="28"/>
+        </w:rPr>
+      </w:pPr>
+      <w:r>
+        <w:rPr>
+          <w:rFonts w:ascii="Times New Roman" w:hAnsi="Times New Roman" w:cs="Times New Roman"/>
+          <w:sz w:val="28"/>
+          <w:szCs w:val="28"/>
+        </w:rPr>
+        <w:t xml:space="preserve">СУБД и хранилища: </w:t>
+      </w:r>
+      <w:proofErr w:type="spellStart"/>
+      <w:r>
+        <w:rPr>
+          <w:rFonts w:ascii="Times New Roman" w:hAnsi="Times New Roman" w:cs="Times New Roman"/>
+          <w:sz w:val="28"/>
+          <w:szCs w:val="28"/>
+        </w:rPr>
+        <w:t>PostgreSQL</w:t>
+      </w:r>
+      <w:proofErr w:type="spellEnd"/>
+      <w:r>
+        <w:rPr>
+          <w:rFonts w:ascii="Times New Roman" w:hAnsi="Times New Roman" w:cs="Times New Roman"/>
+          <w:sz w:val="28"/>
+          <w:szCs w:val="28"/>
+        </w:rPr>
+        <w:t>,</w:t>
+      </w:r>
+      <w:r>
+        <w:rPr>
+          <w:rFonts w:ascii="Times New Roman" w:hAnsi="Times New Roman" w:cs="Times New Roman"/>
+          <w:sz w:val="28"/>
+          <w:szCs w:val="28"/>
+        </w:rPr>
+        <w:t xml:space="preserve"> </w:t>
+      </w:r>
+      <w:proofErr w:type="spellStart"/>
+      <w:r>
+        <w:rPr>
+          <w:rFonts w:ascii="Times New Roman" w:hAnsi="Times New Roman" w:cs="Times New Roman"/>
+          <w:sz w:val="28"/>
+          <w:szCs w:val="28"/>
+        </w:rPr>
+        <w:t>Redis</w:t>
+      </w:r>
+      <w:proofErr w:type="spellEnd"/>
+      <w:r>
+        <w:rPr>
+          <w:rFonts w:ascii="Times New Roman" w:hAnsi="Times New Roman" w:cs="Times New Roman"/>
+          <w:sz w:val="28"/>
+          <w:szCs w:val="28"/>
+        </w:rPr>
+        <w:t>;</w:t>
+      </w:r>
+    </w:p>
+    <w:p>
+      <w:pPr>
+        <w:pStyle w:val="a7"/>
+        <w:spacing w:after="0" w:line="360" w:lineRule="auto"/>
+        <w:ind w:left="0" w:firstLine="709"/>
+        <w:jc w:val="both"/>
+        <w:rPr>
+          <w:rFonts w:ascii="Times New Roman" w:hAnsi="Times New Roman" w:cs="Times New Roman"/>
+          <w:sz w:val="28"/>
+          <w:szCs w:val="28"/>
+          <w:lang w:val="en-US"/>
+        </w:rPr>
+      </w:pPr>
+      <w:r>
+        <w:rPr>
+          <w:rFonts w:ascii="Times New Roman" w:hAnsi="Times New Roman" w:cs="Times New Roman"/>
+          <w:sz w:val="28"/>
+          <w:szCs w:val="28"/>
+        </w:rPr>
+        <w:t>Среда</w:t>
+      </w:r>
+      <w:r>
+        <w:rPr>
+          <w:rFonts w:ascii="Times New Roman" w:hAnsi="Times New Roman" w:cs="Times New Roman"/>
+          <w:sz w:val="28"/>
+          <w:szCs w:val="28"/>
+          <w:lang w:val="en-US"/>
+        </w:rPr>
+        <w:t xml:space="preserve"> </w:t>
+      </w:r>
+      <w:r>
+        <w:rPr>
+          <w:rFonts w:ascii="Times New Roman" w:hAnsi="Times New Roman" w:cs="Times New Roman"/>
+          <w:sz w:val="28"/>
+          <w:szCs w:val="28"/>
+        </w:rPr>
+        <w:t>выполнения</w:t>
+      </w:r>
+      <w:r>
+        <w:rPr>
+          <w:rFonts w:ascii="Times New Roman" w:hAnsi="Times New Roman" w:cs="Times New Roman"/>
+          <w:sz w:val="28"/>
+          <w:szCs w:val="28"/>
+          <w:lang w:val="en-US"/>
+        </w:rPr>
+        <w:t>: Java 17, Spring Boo</w:t>
+      </w:r>
+      <w:r>
+        <w:rPr>
+          <w:rFonts w:ascii="Times New Roman" w:hAnsi="Times New Roman" w:cs="Times New Roman"/>
+          <w:sz w:val="28"/>
+          <w:szCs w:val="28"/>
+          <w:lang w:val="en-US"/>
+        </w:rPr>
+        <w:t>t</w:t>
+      </w:r>
+      <w:r>
+        <w:rPr>
+          <w:rFonts w:ascii="Times New Roman" w:hAnsi="Times New Roman" w:cs="Times New Roman"/>
+          <w:sz w:val="28"/>
+          <w:szCs w:val="28"/>
+          <w:lang w:val="en-US"/>
+        </w:rPr>
+        <w:t>, Apache Kafka</w:t>
+      </w:r>
+      <w:r>
+        <w:rPr>
+          <w:rFonts w:ascii="Times New Roman" w:hAnsi="Times New Roman" w:cs="Times New Roman"/>
+          <w:sz w:val="28"/>
+          <w:szCs w:val="28"/>
+          <w:lang w:val="en-US"/>
+        </w:rPr>
+        <w:t>;</w:t>
+      </w:r>
+    </w:p>
+    <w:p>
+      <w:pPr>
+        <w:pStyle w:val="a7"/>
+        <w:spacing w:after="0" w:line="360" w:lineRule="auto"/>
+        <w:ind w:left="0" w:firstLine="709"/>
+        <w:jc w:val="both"/>
+        <w:rPr>
+          <w:rFonts w:ascii="Times New Roman" w:hAnsi="Times New Roman" w:cs="Times New Roman"/>
+          <w:sz w:val="28"/>
+          <w:szCs w:val="28"/>
+        </w:rPr>
+      </w:pPr>
+      <w:r>
+        <w:rPr>
+          <w:rFonts w:ascii="Times New Roman" w:hAnsi="Times New Roman" w:cs="Times New Roman"/>
+          <w:sz w:val="28"/>
+          <w:szCs w:val="28"/>
+        </w:rPr>
+        <w:t xml:space="preserve">Контейнеризация и </w:t>
+      </w:r>
+      <w:proofErr w:type="spellStart"/>
+      <w:r>
+        <w:rPr>
+          <w:rFonts w:ascii="Times New Roman" w:hAnsi="Times New Roman" w:cs="Times New Roman"/>
+          <w:sz w:val="28"/>
+          <w:szCs w:val="28"/>
+        </w:rPr>
+        <w:t>оркестрация</w:t>
+      </w:r>
+      <w:proofErr w:type="spellEnd"/>
+      <w:r>
+        <w:rPr>
+          <w:rFonts w:ascii="Times New Roman" w:hAnsi="Times New Roman" w:cs="Times New Roman"/>
+          <w:sz w:val="28"/>
+          <w:szCs w:val="28"/>
+        </w:rPr>
+        <w:t xml:space="preserve">: </w:t>
+      </w:r>
+      <w:proofErr w:type="spellStart"/>
+      <w:r>
+        <w:rPr>
+          <w:rFonts w:ascii="Times New Roman" w:hAnsi="Times New Roman" w:cs="Times New Roman"/>
+          <w:sz w:val="28"/>
+          <w:szCs w:val="28"/>
+        </w:rPr>
+        <w:t>Docker</w:t>
+      </w:r>
+      <w:proofErr w:type="spellEnd"/>
+      <w:r>
+        <w:rPr>
+          <w:rFonts w:ascii="Times New Roman" w:hAnsi="Times New Roman" w:cs="Times New Roman"/>
+          <w:sz w:val="28"/>
+          <w:szCs w:val="28"/>
+        </w:rPr>
+        <w:t xml:space="preserve">, </w:t>
+      </w:r>
+      <w:proofErr w:type="spellStart"/>
+      <w:r>
+        <w:rPr>
+          <w:rFonts w:ascii="Times New Roman" w:hAnsi="Times New Roman" w:cs="Times New Roman"/>
+          <w:sz w:val="28"/>
+          <w:szCs w:val="28"/>
+        </w:rPr>
+        <w:t>Kubernetes</w:t>
+      </w:r>
+      <w:proofErr w:type="spellEnd"/>
+      <w:r>
+        <w:rPr>
+          <w:rFonts w:ascii="Times New Roman" w:hAnsi="Times New Roman" w:cs="Times New Roman"/>
+          <w:sz w:val="28"/>
+          <w:szCs w:val="28"/>
+        </w:rPr>
+        <w:t>.</w:t>
+      </w:r>
+    </w:p>
+    <w:p>
+      <w:pPr>
+        <w:pStyle w:val="a7"/>
+        <w:numPr>
+          <w:ilvl w:val="2"/>
+          <w:numId w:val="37"/>
+        </w:numPr>
+        <w:spacing w:after="0" w:line="360" w:lineRule="auto"/>
+        <w:ind w:left="0" w:firstLine="709"/>
+        <w:jc w:val="both"/>
+        <w:outlineLvl w:val="2"/>
+        <w:rPr>
+          <w:rFonts w:ascii="Times New Roman" w:hAnsi="Times New Roman" w:cs="Times New Roman"/>
+          <w:b/>
+          <w:bCs/>
+          <w:sz w:val="28"/>
+          <w:szCs w:val="28"/>
+        </w:rPr>
+      </w:pPr>
+      <w:bookmarkStart w:id="12" w:name="_Toc216383590"/>
+      <w:r>
+        <w:rPr>
+          <w:rFonts w:ascii="Times New Roman" w:hAnsi="Times New Roman" w:cs="Times New Roman"/>
+          <w:b/>
+          <w:bCs/>
+          <w:sz w:val="28"/>
+          <w:szCs w:val="28"/>
+        </w:rPr>
+        <w:t>Порядок контроля и приёмки системы</w:t>
+      </w:r>
+      <w:bookmarkEnd w:id="12"/>
+    </w:p>
+    <w:p>
+      <w:pPr>
+        <w:pStyle w:val="a7"/>
+        <w:numPr>
+          <w:ilvl w:val="3"/>
+          <w:numId w:val="37"/>
+        </w:numPr>
+        <w:spacing w:after="0" w:line="360" w:lineRule="auto"/>
+        <w:ind w:left="0" w:firstLine="709"/>
+        <w:jc w:val="both"/>
+        <w:rPr>
+          <w:rFonts w:ascii="Times New Roman" w:hAnsi="Times New Roman" w:cs="Times New Roman"/>
+          <w:b/>
+          <w:bCs/>
+          <w:sz w:val="28"/>
+          <w:szCs w:val="28"/>
+        </w:rPr>
+      </w:pPr>
+      <w:r>
+        <w:rPr>
+          <w:rFonts w:ascii="Times New Roman" w:hAnsi="Times New Roman" w:cs="Times New Roman"/>
+          <w:b/>
+          <w:bCs/>
+          <w:sz w:val="28"/>
+          <w:szCs w:val="28"/>
+        </w:rPr>
+        <w:t>Общие положения</w:t>
+      </w:r>
+    </w:p>
+    <w:p>
+      <w:pPr>
+        <w:pStyle w:val="a7"/>
+        <w:spacing w:after="0" w:line="360" w:lineRule="auto"/>
+        <w:ind w:left="0" w:firstLine="709"/>
+        <w:jc w:val="both"/>
+        <w:rPr>
+          <w:rFonts w:ascii="Times New Roman" w:hAnsi="Times New Roman" w:cs="Times New Roman"/>
+          <w:sz w:val="28"/>
+          <w:szCs w:val="28"/>
+        </w:rPr>
+      </w:pPr>
+      <w:r>
+        <w:rPr>
+          <w:rFonts w:ascii="Times New Roman" w:hAnsi="Times New Roman" w:cs="Times New Roman"/>
+          <w:sz w:val="28"/>
+          <w:szCs w:val="28"/>
+        </w:rPr>
+        <w:t>Цель контроля — подтвердить соответствие системы управления механикой сезонных предметов требованиям технического задания, включая корректность работы движка правил, надежность процессов конвертации, полноту журналирования и интеграцию с внешними системами.</w:t>
+      </w:r>
+    </w:p>
+    <w:p>
+      <w:pPr>
+        <w:pStyle w:val="a7"/>
+        <w:spacing w:after="0" w:line="360" w:lineRule="auto"/>
+        <w:ind w:left="0" w:firstLine="709"/>
+        <w:jc w:val="both"/>
+        <w:rPr>
+          <w:rFonts w:ascii="Times New Roman" w:hAnsi="Times New Roman" w:cs="Times New Roman"/>
+          <w:sz w:val="28"/>
+          <w:szCs w:val="28"/>
+        </w:rPr>
+      </w:pPr>
+      <w:r>
+        <w:rPr>
+          <w:rFonts w:ascii="Times New Roman" w:hAnsi="Times New Roman" w:cs="Times New Roman"/>
+          <w:sz w:val="28"/>
+          <w:szCs w:val="28"/>
+        </w:rPr>
+        <w:t>Контроль проводится поэтапно и завершается итоговой приёмкой.</w:t>
+      </w:r>
+    </w:p>
+    <w:p>
+      <w:pPr>
+        <w:pStyle w:val="a7"/>
+        <w:spacing w:after="0" w:line="360" w:lineRule="auto"/>
+        <w:ind w:left="0" w:firstLine="709"/>
+        <w:jc w:val="both"/>
+        <w:rPr>
+          <w:rFonts w:ascii="Times New Roman" w:hAnsi="Times New Roman" w:cs="Times New Roman"/>
+          <w:sz w:val="28"/>
+          <w:szCs w:val="28"/>
+        </w:rPr>
+      </w:pPr>
+      <w:r>
+        <w:rPr>
+          <w:rFonts w:ascii="Times New Roman" w:hAnsi="Times New Roman" w:cs="Times New Roman"/>
+          <w:sz w:val="28"/>
+          <w:szCs w:val="28"/>
+        </w:rPr>
+        <w:t xml:space="preserve">Ответственные за контроль: со стороны исполнителя — команда </w:t>
+      </w:r>
+      <w:proofErr w:type="spellStart"/>
+      <w:r>
+        <w:rPr>
+          <w:rFonts w:ascii="Times New Roman" w:hAnsi="Times New Roman" w:cs="Times New Roman"/>
+          <w:sz w:val="28"/>
+          <w:szCs w:val="28"/>
+        </w:rPr>
+        <w:t>backend</w:t>
+      </w:r>
+      <w:proofErr w:type="spellEnd"/>
+      <w:r>
+        <w:rPr>
+          <w:rFonts w:ascii="Times New Roman" w:hAnsi="Times New Roman" w:cs="Times New Roman"/>
+          <w:sz w:val="28"/>
+          <w:szCs w:val="28"/>
+        </w:rPr>
+        <w:t>-разработки и QA-инженеры, со стороны заказчика — ведущий гейм-дизайнер и технический продюсер проекта.</w:t>
+      </w:r>
+    </w:p>
+    <w:p>
+      <w:pPr>
+        <w:pStyle w:val="a7"/>
+        <w:numPr>
+          <w:ilvl w:val="3"/>
+          <w:numId w:val="37"/>
+        </w:numPr>
+        <w:spacing w:after="0" w:line="360" w:lineRule="auto"/>
+        <w:ind w:left="0" w:firstLine="709"/>
+        <w:jc w:val="both"/>
+        <w:rPr>
+          <w:rFonts w:ascii="Times New Roman" w:hAnsi="Times New Roman" w:cs="Times New Roman"/>
+          <w:b/>
+          <w:bCs/>
+          <w:sz w:val="28"/>
+          <w:szCs w:val="28"/>
+        </w:rPr>
+      </w:pPr>
+      <w:r>
+        <w:rPr>
+          <w:rFonts w:ascii="Times New Roman" w:hAnsi="Times New Roman" w:cs="Times New Roman"/>
+          <w:b/>
+          <w:bCs/>
+          <w:sz w:val="28"/>
+          <w:szCs w:val="28"/>
+        </w:rPr>
+        <w:t>Виды, объём и методы контроля</w:t>
+      </w:r>
+    </w:p>
+    <w:p>
+      <w:pPr>
+        <w:pStyle w:val="a7"/>
+        <w:spacing w:after="0" w:line="360" w:lineRule="auto"/>
+        <w:ind w:left="0" w:firstLine="709"/>
+        <w:jc w:val="both"/>
+        <w:rPr>
+          <w:rFonts w:ascii="Times New Roman" w:hAnsi="Times New Roman" w:cs="Times New Roman"/>
+          <w:sz w:val="28"/>
+          <w:szCs w:val="28"/>
+        </w:rPr>
+      </w:pPr>
+      <w:r>
+        <w:rPr>
+          <w:rFonts w:ascii="Times New Roman" w:hAnsi="Times New Roman" w:cs="Times New Roman"/>
+          <w:sz w:val="28"/>
+          <w:szCs w:val="28"/>
+        </w:rPr>
+        <w:t>Контроль системы проводится для проверки корректности работы всех подсистем и соответствия архитектуры принципам событийно-ориентированного дизайна.</w:t>
+      </w:r>
+    </w:p>
+    <w:p>
+      <w:pPr>
+        <w:pStyle w:val="a7"/>
+        <w:spacing w:after="0" w:line="360" w:lineRule="auto"/>
+        <w:ind w:left="0" w:firstLine="709"/>
+        <w:jc w:val="both"/>
+        <w:rPr>
+          <w:rFonts w:ascii="Times New Roman" w:hAnsi="Times New Roman" w:cs="Times New Roman"/>
+          <w:sz w:val="28"/>
+          <w:szCs w:val="28"/>
+        </w:rPr>
+      </w:pPr>
+      <w:r>
+        <w:rPr>
+          <w:rFonts w:ascii="Times New Roman" w:hAnsi="Times New Roman" w:cs="Times New Roman"/>
+          <w:sz w:val="28"/>
+          <w:szCs w:val="28"/>
+        </w:rPr>
+        <w:t>Процесс включает функциональную проверку: корректность применения правил конвертации, обработки событий окончания сезона, работы административного интерфейса и формирования уведомлений. Архитектурный контроль направлен на проверку отказоустойчивости, масштабируемости и согласованности данных между хранилищами.</w:t>
+      </w:r>
+    </w:p>
+    <w:p>
+      <w:pPr>
+        <w:pStyle w:val="a7"/>
+        <w:spacing w:after="0" w:line="360" w:lineRule="auto"/>
+        <w:ind w:left="0" w:firstLine="709"/>
+        <w:jc w:val="both"/>
+        <w:rPr>
+          <w:rFonts w:ascii="Times New Roman" w:hAnsi="Times New Roman" w:cs="Times New Roman"/>
+          <w:sz w:val="28"/>
+          <w:szCs w:val="28"/>
+        </w:rPr>
+      </w:pPr>
+      <w:r>
+        <w:rPr>
+          <w:rFonts w:ascii="Times New Roman" w:hAnsi="Times New Roman" w:cs="Times New Roman"/>
+          <w:sz w:val="28"/>
+          <w:szCs w:val="28"/>
+        </w:rPr>
+        <w:t>В случае выявления несоответствий разработчик устраняет замечания и предоставляет систему на повторную проверку до полного соответствия требованиям.</w:t>
+      </w:r>
     </w:p>
     <w:p>
       <w:pPr>
@@ -4903,7 +8665,7 @@
           <w:szCs w:val="28"/>
         </w:rPr>
       </w:pPr>
-      <w:bookmarkStart w:id="8" w:name="_Toc215918085"/>
+      <w:bookmarkStart w:id="13" w:name="_Toc216383591"/>
       <w:r>
         <w:rPr>
           <w:rFonts w:ascii="Times New Roman" w:hAnsi="Times New Roman" w:cs="Times New Roman"/>
@@ -4913,9 +8675,10 @@
           <w:sz w:val="28"/>
           <w:szCs w:val="28"/>
         </w:rPr>
+        <w:lastRenderedPageBreak/>
         <w:t>Выводы и результаты к разделу 1</w:t>
       </w:r>
-      <w:bookmarkEnd w:id="8"/>
+      <w:bookmarkEnd w:id="13"/>
     </w:p>
     <w:p>
       <w:pPr>
@@ -4934,16 +8697,7 @@
           <w:sz w:val="28"/>
           <w:szCs w:val="28"/>
         </w:rPr>
-        <w:t xml:space="preserve">В данном разделе представлены ключевые характеристики системы и организации-разработчика. Определены цель и назначение автоматизированной системы управления механикой сезонных предметов, описан объект автоматизации и сформулирован комплекс требований к системе, включая требования к её структуре, качеству, надёжности, безопасности, информационному и программному обеспечению. Проведён анализ состава подсистем и механизмов их взаимодействия, а также определены требования к квалификации персонала </w:t>
-      </w:r>
-      <w:r>
-        <w:rPr>
-          <w:rFonts w:ascii="Times New Roman" w:hAnsi="Times New Roman" w:cs="Times New Roman"/>
-          <w:sz w:val="28"/>
-          <w:szCs w:val="28"/>
-        </w:rPr>
-        <w:lastRenderedPageBreak/>
-        <w:t>и пользователей. Раздел завершается описанием процедуры контроля и приёмки системы, фиксирующим исходные параметры для последующей разработки и тестирования.</w:t>
+        <w:t>В данном разделе представлены ключевые характеристики системы и организации-разработчика. Определены цель и назначение автоматизированной системы управления механикой сезонных предметов, описан объект автоматизации и сформулирован комплекс требований к системе, включая требования к её структуре, качеству, надёжности, безопасности, информационному и программному обеспечению. Проведён анализ состава подсистем и механизмов их взаимодействия, а также определены требования к квалификации персонала и пользователей. Раздел завершается описанием процедуры контроля и приёмки системы, фиксирующим исходные параметры для последующей разработки и тестирования.</w:t>
       </w:r>
     </w:p>
     <w:p>
@@ -4984,7 +8738,7 @@
           <w:szCs w:val="28"/>
         </w:rPr>
       </w:pPr>
-      <w:bookmarkStart w:id="9" w:name="_Toc215918086"/>
+      <w:bookmarkStart w:id="14" w:name="_Toc216383592"/>
       <w:r>
         <w:rPr>
           <w:rFonts w:ascii="Times New Roman" w:hAnsi="Times New Roman" w:cs="Times New Roman"/>
@@ -4996,7 +8750,7 @@
         <w:lastRenderedPageBreak/>
         <w:t>Разработка логической модели клиент-серверной системы</w:t>
       </w:r>
-      <w:bookmarkEnd w:id="9"/>
+      <w:bookmarkEnd w:id="14"/>
     </w:p>
     <w:p>
       <w:pPr>
@@ -5017,7 +8771,7 @@
           <w:szCs w:val="28"/>
         </w:rPr>
       </w:pPr>
-      <w:bookmarkStart w:id="10" w:name="_Toc215918087"/>
+      <w:bookmarkStart w:id="15" w:name="_Toc216383593"/>
       <w:r>
         <w:rPr>
           <w:rFonts w:ascii="Times New Roman" w:hAnsi="Times New Roman" w:cs="Times New Roman"/>
@@ -5028,7 +8782,7 @@
         </w:rPr>
         <w:t>Выбор методологии и технологии логического моделирования клиент-серверной системы</w:t>
       </w:r>
-      <w:bookmarkEnd w:id="10"/>
+      <w:bookmarkEnd w:id="15"/>
     </w:p>
     <w:p>
       <w:pPr>
@@ -5070,7 +8824,7 @@
           <w:szCs w:val="28"/>
         </w:rPr>
       </w:pPr>
-      <w:bookmarkStart w:id="11" w:name="_Toc215918088"/>
+      <w:bookmarkStart w:id="16" w:name="_Toc216383594"/>
       <w:r>
         <w:rPr>
           <w:rFonts w:ascii="Times New Roman" w:hAnsi="Times New Roman" w:cs="Times New Roman"/>
@@ -5081,61 +8835,133 @@
         </w:rPr>
         <w:t>Разработка диаграмм логической модели клиент-серверной системы</w:t>
       </w:r>
-      <w:bookmarkEnd w:id="11"/>
-    </w:p>
-    <w:p>
-      <w:pPr>
-        <w:pStyle w:val="a7"/>
-        <w:spacing w:after="0" w:line="360" w:lineRule="auto"/>
-        <w:ind w:left="0" w:firstLine="709"/>
-        <w:jc w:val="both"/>
-        <w:rPr>
-          <w:rFonts w:ascii="Times New Roman" w:hAnsi="Times New Roman" w:cs="Times New Roman"/>
-          <w:sz w:val="28"/>
-          <w:szCs w:val="28"/>
-        </w:rPr>
-      </w:pPr>
-      <w:r>
-        <w:rPr>
-          <w:rFonts w:ascii="Times New Roman" w:hAnsi="Times New Roman" w:cs="Times New Roman"/>
-          <w:sz w:val="28"/>
-          <w:szCs w:val="28"/>
-        </w:rPr>
-        <w:t>Для логической модели системы управления механикой сезонных предметов были созданы диаграммы классов, состояний и последовательностей. Диаграмма классов отражает основные сущности системы, такие как Сезон, СезонныйПредмет, ПравилоКонвертации, Игрок, БалансМетрика, а также определяет их атрибуты, методы и взаимосвязи (рисунок 8).</w:t>
-      </w:r>
-    </w:p>
-    <w:p>
-      <w:pPr>
-        <w:pStyle w:val="a7"/>
-        <w:spacing w:after="0" w:line="360" w:lineRule="auto"/>
-        <w:ind w:left="0" w:firstLine="709"/>
-        <w:jc w:val="both"/>
-        <w:rPr>
-          <w:rFonts w:ascii="Times New Roman" w:hAnsi="Times New Roman" w:cs="Times New Roman"/>
-          <w:sz w:val="28"/>
-          <w:szCs w:val="28"/>
-        </w:rPr>
-      </w:pPr>
-    </w:p>
-    <w:p>
-      <w:pPr>
-        <w:pStyle w:val="a7"/>
-        <w:spacing w:after="0" w:line="360" w:lineRule="auto"/>
-        <w:ind w:left="0" w:firstLine="709"/>
-        <w:jc w:val="both"/>
-        <w:rPr>
-          <w:rFonts w:ascii="Times New Roman" w:hAnsi="Times New Roman" w:cs="Times New Roman"/>
-          <w:sz w:val="28"/>
-          <w:szCs w:val="28"/>
-        </w:rPr>
-      </w:pPr>
-      <w:r>
-        <w:rPr>
-          <w:rFonts w:ascii="Times New Roman" w:hAnsi="Times New Roman" w:cs="Times New Roman"/>
-          <w:sz w:val="28"/>
-          <w:szCs w:val="28"/>
-        </w:rPr>
-        <w:t>Рисунок 8 – Class Diagram (Диаграмма классов)</w:t>
+      <w:bookmarkEnd w:id="16"/>
+    </w:p>
+    <w:p>
+      <w:pPr>
+        <w:pStyle w:val="a7"/>
+        <w:spacing w:after="0" w:line="360" w:lineRule="auto"/>
+        <w:ind w:left="0" w:firstLine="709"/>
+        <w:jc w:val="both"/>
+        <w:rPr>
+          <w:rFonts w:ascii="Times New Roman" w:hAnsi="Times New Roman" w:cs="Times New Roman"/>
+          <w:sz w:val="28"/>
+          <w:szCs w:val="28"/>
+        </w:rPr>
+      </w:pPr>
+      <w:r>
+        <w:rPr>
+          <w:rFonts w:ascii="Times New Roman" w:hAnsi="Times New Roman" w:cs="Times New Roman"/>
+          <w:sz w:val="28"/>
+          <w:szCs w:val="28"/>
+        </w:rPr>
+        <w:t xml:space="preserve">Для логической модели системы управления механикой сезонных предметов были созданы диаграммы классов, состояний и последовательностей. Диаграмма классов отражает основные сущности системы, такие как Сезон, </w:t>
+      </w:r>
+      <w:proofErr w:type="spellStart"/>
+      <w:r>
+        <w:rPr>
+          <w:rFonts w:ascii="Times New Roman" w:hAnsi="Times New Roman" w:cs="Times New Roman"/>
+          <w:sz w:val="28"/>
+          <w:szCs w:val="28"/>
+        </w:rPr>
+        <w:t>СезонныйПредмет</w:t>
+      </w:r>
+      <w:proofErr w:type="spellEnd"/>
+      <w:r>
+        <w:rPr>
+          <w:rFonts w:ascii="Times New Roman" w:hAnsi="Times New Roman" w:cs="Times New Roman"/>
+          <w:sz w:val="28"/>
+          <w:szCs w:val="28"/>
+        </w:rPr>
+        <w:t xml:space="preserve">, </w:t>
+      </w:r>
+      <w:proofErr w:type="spellStart"/>
+      <w:r>
+        <w:rPr>
+          <w:rFonts w:ascii="Times New Roman" w:hAnsi="Times New Roman" w:cs="Times New Roman"/>
+          <w:sz w:val="28"/>
+          <w:szCs w:val="28"/>
+        </w:rPr>
+        <w:t>ПравилоКонвертации</w:t>
+      </w:r>
+      <w:proofErr w:type="spellEnd"/>
+      <w:r>
+        <w:rPr>
+          <w:rFonts w:ascii="Times New Roman" w:hAnsi="Times New Roman" w:cs="Times New Roman"/>
+          <w:sz w:val="28"/>
+          <w:szCs w:val="28"/>
+        </w:rPr>
+        <w:t xml:space="preserve">, Игрок, </w:t>
+      </w:r>
+      <w:proofErr w:type="spellStart"/>
+      <w:r>
+        <w:rPr>
+          <w:rFonts w:ascii="Times New Roman" w:hAnsi="Times New Roman" w:cs="Times New Roman"/>
+          <w:sz w:val="28"/>
+          <w:szCs w:val="28"/>
+        </w:rPr>
+        <w:t>БалансМетрика</w:t>
+      </w:r>
+      <w:proofErr w:type="spellEnd"/>
+      <w:r>
+        <w:rPr>
+          <w:rFonts w:ascii="Times New Roman" w:hAnsi="Times New Roman" w:cs="Times New Roman"/>
+          <w:sz w:val="28"/>
+          <w:szCs w:val="28"/>
+        </w:rPr>
+        <w:t>, а также определяет их атрибуты, методы и взаимосвязи (рисунок 8).</w:t>
+      </w:r>
+    </w:p>
+    <w:p>
+      <w:pPr>
+        <w:pStyle w:val="a7"/>
+        <w:spacing w:after="0" w:line="360" w:lineRule="auto"/>
+        <w:ind w:left="0" w:firstLine="709"/>
+        <w:jc w:val="both"/>
+        <w:rPr>
+          <w:rFonts w:ascii="Times New Roman" w:hAnsi="Times New Roman" w:cs="Times New Roman"/>
+          <w:sz w:val="28"/>
+          <w:szCs w:val="28"/>
+        </w:rPr>
+      </w:pPr>
+    </w:p>
+    <w:p>
+      <w:pPr>
+        <w:pStyle w:val="a7"/>
+        <w:spacing w:after="0" w:line="360" w:lineRule="auto"/>
+        <w:ind w:left="0" w:firstLine="709"/>
+        <w:jc w:val="both"/>
+        <w:rPr>
+          <w:rFonts w:ascii="Times New Roman" w:hAnsi="Times New Roman" w:cs="Times New Roman"/>
+          <w:sz w:val="28"/>
+          <w:szCs w:val="28"/>
+        </w:rPr>
+      </w:pPr>
+      <w:r>
+        <w:rPr>
+          <w:rFonts w:ascii="Times New Roman" w:hAnsi="Times New Roman" w:cs="Times New Roman"/>
+          <w:sz w:val="28"/>
+          <w:szCs w:val="28"/>
+        </w:rPr>
+        <w:t xml:space="preserve">Рисунок 8 – Class </w:t>
+      </w:r>
+      <w:proofErr w:type="spellStart"/>
+      <w:r>
+        <w:rPr>
+          <w:rFonts w:ascii="Times New Roman" w:hAnsi="Times New Roman" w:cs="Times New Roman"/>
+          <w:sz w:val="28"/>
+          <w:szCs w:val="28"/>
+        </w:rPr>
+        <w:t>Diagram</w:t>
+      </w:r>
+      <w:proofErr w:type="spellEnd"/>
+      <w:r>
+        <w:rPr>
+          <w:rFonts w:ascii="Times New Roman" w:hAnsi="Times New Roman" w:cs="Times New Roman"/>
+          <w:sz w:val="28"/>
+          <w:szCs w:val="28"/>
+        </w:rPr>
+        <w:t xml:space="preserve"> (Диаграмма классов)</w:t>
       </w:r>
     </w:p>
     <w:p>
@@ -5271,7 +9097,6 @@
           <w:sz w:val="28"/>
           <w:szCs w:val="28"/>
         </w:rPr>
-        <w:lastRenderedPageBreak/>
         <w:t>Были созданы диаграммы последовательности, которые описывают ключевые процессы системы:</w:t>
       </w:r>
     </w:p>
@@ -5300,183 +9125,303 @@
           <w:szCs w:val="28"/>
         </w:rPr>
       </w:pPr>
-      <w:r>
-        <w:rPr>
-          <w:rFonts w:ascii="Times New Roman" w:hAnsi="Times New Roman" w:cs="Times New Roman"/>
-          <w:sz w:val="28"/>
-          <w:szCs w:val="28"/>
-        </w:rPr>
-        <w:t>Sequence-диаграмма завершения сезона и массовой конвертации предметов демонстрирует взаимодействие сервиса таймеров, движка правил, базы данных и сервиса уведомлений при обработке окончания сезонного периода.</w:t>
-      </w:r>
-    </w:p>
-    <w:p>
-      <w:pPr>
-        <w:pStyle w:val="a7"/>
-        <w:spacing w:after="0" w:line="360" w:lineRule="auto"/>
-        <w:ind w:left="0" w:firstLine="709"/>
-        <w:jc w:val="both"/>
-        <w:rPr>
-          <w:rFonts w:ascii="Times New Roman" w:hAnsi="Times New Roman" w:cs="Times New Roman"/>
-          <w:sz w:val="28"/>
-          <w:szCs w:val="28"/>
-        </w:rPr>
-      </w:pPr>
-    </w:p>
-    <w:p>
-      <w:pPr>
-        <w:pStyle w:val="a7"/>
-        <w:spacing w:after="0" w:line="360" w:lineRule="auto"/>
-        <w:ind w:left="0" w:firstLine="709"/>
-        <w:jc w:val="both"/>
-        <w:rPr>
-          <w:rFonts w:ascii="Times New Roman" w:hAnsi="Times New Roman" w:cs="Times New Roman"/>
-          <w:sz w:val="28"/>
-          <w:szCs w:val="28"/>
-        </w:rPr>
-      </w:pPr>
-      <w:r>
-        <w:rPr>
-          <w:rFonts w:ascii="Times New Roman" w:hAnsi="Times New Roman" w:cs="Times New Roman"/>
-          <w:sz w:val="28"/>
-          <w:szCs w:val="28"/>
-        </w:rPr>
-        <w:t>Sequence-диаграмма проверки и применения правил к единичному предмету показывает процесс запроса текущего состояния предмета, выбора подходящего правила конвертации, выполнения операции и фиксации результата.</w:t>
-      </w:r>
-    </w:p>
-    <w:p>
-      <w:pPr>
-        <w:pStyle w:val="a7"/>
-        <w:spacing w:after="0" w:line="360" w:lineRule="auto"/>
-        <w:ind w:left="0" w:firstLine="709"/>
-        <w:jc w:val="both"/>
-        <w:rPr>
-          <w:rFonts w:ascii="Times New Roman" w:hAnsi="Times New Roman" w:cs="Times New Roman"/>
-          <w:sz w:val="28"/>
-          <w:szCs w:val="28"/>
-        </w:rPr>
-      </w:pPr>
-    </w:p>
-    <w:p>
-      <w:pPr>
-        <w:pStyle w:val="a7"/>
-        <w:spacing w:after="0" w:line="360" w:lineRule="auto"/>
-        <w:ind w:left="0" w:firstLine="709"/>
-        <w:jc w:val="both"/>
-        <w:rPr>
-          <w:rFonts w:ascii="Times New Roman" w:hAnsi="Times New Roman" w:cs="Times New Roman"/>
-          <w:sz w:val="28"/>
-          <w:szCs w:val="28"/>
-        </w:rPr>
-      </w:pPr>
-      <w:r>
-        <w:rPr>
-          <w:rFonts w:ascii="Times New Roman" w:hAnsi="Times New Roman" w:cs="Times New Roman"/>
-          <w:sz w:val="28"/>
-          <w:szCs w:val="28"/>
-        </w:rPr>
-        <w:t>Sequence Diagram «Полный цикл предмета» иллюстрирует сквозное взаимодействие всех участников и систем — от создания правила конфигурации администратором и получения предмета игроком до его автоматической конвертации и отправки итогового уведомления (рисунок 11–13).</w:t>
-      </w:r>
-    </w:p>
-    <w:p>
-      <w:pPr>
-        <w:pStyle w:val="a7"/>
-        <w:spacing w:after="0" w:line="360" w:lineRule="auto"/>
-        <w:ind w:left="0" w:firstLine="709"/>
-        <w:jc w:val="both"/>
-        <w:rPr>
-          <w:rFonts w:ascii="Times New Roman" w:hAnsi="Times New Roman" w:cs="Times New Roman"/>
-          <w:sz w:val="28"/>
-          <w:szCs w:val="28"/>
-        </w:rPr>
-      </w:pPr>
-    </w:p>
-    <w:p>
-      <w:pPr>
-        <w:pStyle w:val="a7"/>
-        <w:spacing w:after="0" w:line="360" w:lineRule="auto"/>
-        <w:ind w:left="0" w:firstLine="709"/>
-        <w:jc w:val="both"/>
-        <w:rPr>
-          <w:rFonts w:ascii="Times New Roman" w:hAnsi="Times New Roman" w:cs="Times New Roman"/>
-          <w:sz w:val="28"/>
-          <w:szCs w:val="28"/>
-        </w:rPr>
-      </w:pPr>
-      <w:r>
-        <w:rPr>
-          <w:rFonts w:ascii="Times New Roman" w:hAnsi="Times New Roman" w:cs="Times New Roman"/>
-          <w:sz w:val="28"/>
-          <w:szCs w:val="28"/>
-        </w:rPr>
-        <w:t>Рисунок 11 – Sequence-диаграмма завершения сезона и массовой конвертации предметов</w:t>
-      </w:r>
-    </w:p>
-    <w:p>
-      <w:pPr>
-        <w:pStyle w:val="a7"/>
-        <w:spacing w:after="0" w:line="360" w:lineRule="auto"/>
-        <w:ind w:left="0" w:firstLine="709"/>
-        <w:jc w:val="both"/>
-        <w:rPr>
-          <w:rFonts w:ascii="Times New Roman" w:hAnsi="Times New Roman" w:cs="Times New Roman"/>
-          <w:sz w:val="28"/>
-          <w:szCs w:val="28"/>
-        </w:rPr>
-      </w:pPr>
-    </w:p>
-    <w:p>
-      <w:pPr>
-        <w:pStyle w:val="a7"/>
-        <w:spacing w:after="0" w:line="360" w:lineRule="auto"/>
-        <w:ind w:left="0" w:firstLine="709"/>
-        <w:jc w:val="both"/>
-        <w:rPr>
-          <w:rFonts w:ascii="Times New Roman" w:hAnsi="Times New Roman" w:cs="Times New Roman"/>
-          <w:sz w:val="28"/>
-          <w:szCs w:val="28"/>
-        </w:rPr>
-      </w:pPr>
-      <w:r>
-        <w:rPr>
-          <w:rFonts w:ascii="Times New Roman" w:hAnsi="Times New Roman" w:cs="Times New Roman"/>
-          <w:sz w:val="28"/>
-          <w:szCs w:val="28"/>
-        </w:rPr>
-        <w:t>Рисунок 12 – Sequence-диаграмма проверки и применения правил к единичному предмету</w:t>
-      </w:r>
-    </w:p>
-    <w:p>
-      <w:pPr>
-        <w:pStyle w:val="a7"/>
-        <w:spacing w:after="0" w:line="360" w:lineRule="auto"/>
-        <w:ind w:left="0" w:firstLine="709"/>
-        <w:jc w:val="both"/>
-        <w:rPr>
-          <w:rFonts w:ascii="Times New Roman" w:hAnsi="Times New Roman" w:cs="Times New Roman"/>
-          <w:sz w:val="28"/>
-          <w:szCs w:val="28"/>
-        </w:rPr>
-      </w:pPr>
-    </w:p>
-    <w:p>
-      <w:pPr>
-        <w:pStyle w:val="a7"/>
-        <w:spacing w:after="0" w:line="360" w:lineRule="auto"/>
-        <w:ind w:left="0" w:firstLine="709"/>
-        <w:jc w:val="both"/>
-        <w:rPr>
-          <w:rFonts w:ascii="Times New Roman" w:hAnsi="Times New Roman" w:cs="Times New Roman"/>
-          <w:sz w:val="28"/>
-          <w:szCs w:val="28"/>
-        </w:rPr>
-      </w:pPr>
-      <w:r>
-        <w:rPr>
-          <w:rFonts w:ascii="Times New Roman" w:hAnsi="Times New Roman" w:cs="Times New Roman"/>
-          <w:sz w:val="28"/>
-          <w:szCs w:val="28"/>
-        </w:rPr>
-        <w:t>Рисунок 13 – Sequence Diagram «Полный цикл предмета»</w:t>
+      <w:proofErr w:type="spellStart"/>
+      <w:r>
+        <w:rPr>
+          <w:rFonts w:ascii="Times New Roman" w:hAnsi="Times New Roman" w:cs="Times New Roman"/>
+          <w:sz w:val="28"/>
+          <w:szCs w:val="28"/>
+        </w:rPr>
+        <w:t>Sequence</w:t>
+      </w:r>
+      <w:proofErr w:type="spellEnd"/>
+      <w:r>
+        <w:rPr>
+          <w:rFonts w:ascii="Times New Roman" w:hAnsi="Times New Roman" w:cs="Times New Roman"/>
+          <w:sz w:val="28"/>
+          <w:szCs w:val="28"/>
+        </w:rPr>
+        <w:t>-диаграмма завершения сезона и массовой конвертации предметов демонстрирует взаимодействие сервиса таймеров, движка правил, базы данных и сервиса уведомлений при обработке окончания сезонного периода.</w:t>
+      </w:r>
+    </w:p>
+    <w:p>
+      <w:pPr>
+        <w:pStyle w:val="a7"/>
+        <w:spacing w:after="0" w:line="360" w:lineRule="auto"/>
+        <w:ind w:left="0" w:firstLine="709"/>
+        <w:jc w:val="both"/>
+        <w:rPr>
+          <w:rFonts w:ascii="Times New Roman" w:hAnsi="Times New Roman" w:cs="Times New Roman"/>
+          <w:sz w:val="28"/>
+          <w:szCs w:val="28"/>
+        </w:rPr>
+      </w:pPr>
+    </w:p>
+    <w:p>
+      <w:pPr>
+        <w:pStyle w:val="a7"/>
+        <w:spacing w:after="0" w:line="360" w:lineRule="auto"/>
+        <w:ind w:left="0" w:firstLine="709"/>
+        <w:jc w:val="both"/>
+        <w:rPr>
+          <w:rFonts w:ascii="Times New Roman" w:hAnsi="Times New Roman" w:cs="Times New Roman"/>
+          <w:sz w:val="28"/>
+          <w:szCs w:val="28"/>
+        </w:rPr>
+      </w:pPr>
+      <w:proofErr w:type="spellStart"/>
+      <w:r>
+        <w:rPr>
+          <w:rFonts w:ascii="Times New Roman" w:hAnsi="Times New Roman" w:cs="Times New Roman"/>
+          <w:sz w:val="28"/>
+          <w:szCs w:val="28"/>
+        </w:rPr>
+        <w:t>Sequence</w:t>
+      </w:r>
+      <w:proofErr w:type="spellEnd"/>
+      <w:r>
+        <w:rPr>
+          <w:rFonts w:ascii="Times New Roman" w:hAnsi="Times New Roman" w:cs="Times New Roman"/>
+          <w:sz w:val="28"/>
+          <w:szCs w:val="28"/>
+        </w:rPr>
+        <w:t>-диаграмма проверки и применения правил к единичному предмету показывает процесс запроса текущего состояния предмета, выбора подходящего правила конвертации, выполнения операции и фиксации результата.</w:t>
+      </w:r>
+    </w:p>
+    <w:p>
+      <w:pPr>
+        <w:pStyle w:val="a7"/>
+        <w:spacing w:after="0" w:line="360" w:lineRule="auto"/>
+        <w:ind w:left="0" w:firstLine="709"/>
+        <w:jc w:val="both"/>
+        <w:rPr>
+          <w:rFonts w:ascii="Times New Roman" w:hAnsi="Times New Roman" w:cs="Times New Roman"/>
+          <w:sz w:val="28"/>
+          <w:szCs w:val="28"/>
+        </w:rPr>
+      </w:pPr>
+    </w:p>
+    <w:p>
+      <w:pPr>
+        <w:pStyle w:val="a7"/>
+        <w:spacing w:after="0" w:line="360" w:lineRule="auto"/>
+        <w:ind w:left="0" w:firstLine="709"/>
+        <w:jc w:val="both"/>
+        <w:rPr>
+          <w:rFonts w:ascii="Times New Roman" w:hAnsi="Times New Roman" w:cs="Times New Roman"/>
+          <w:sz w:val="28"/>
+          <w:szCs w:val="28"/>
+        </w:rPr>
+      </w:pPr>
+      <w:proofErr w:type="spellStart"/>
+      <w:r>
+        <w:rPr>
+          <w:rFonts w:ascii="Times New Roman" w:hAnsi="Times New Roman" w:cs="Times New Roman"/>
+          <w:sz w:val="28"/>
+          <w:szCs w:val="28"/>
+        </w:rPr>
+        <w:t>Sequence</w:t>
+      </w:r>
+      <w:proofErr w:type="spellEnd"/>
+      <w:r>
+        <w:rPr>
+          <w:rFonts w:ascii="Times New Roman" w:hAnsi="Times New Roman" w:cs="Times New Roman"/>
+          <w:sz w:val="28"/>
+          <w:szCs w:val="28"/>
+        </w:rPr>
+        <w:t xml:space="preserve"> </w:t>
+      </w:r>
+      <w:proofErr w:type="spellStart"/>
+      <w:r>
+        <w:rPr>
+          <w:rFonts w:ascii="Times New Roman" w:hAnsi="Times New Roman" w:cs="Times New Roman"/>
+          <w:sz w:val="28"/>
+          <w:szCs w:val="28"/>
+        </w:rPr>
+        <w:t>Diagram</w:t>
+      </w:r>
+      <w:proofErr w:type="spellEnd"/>
+      <w:r>
+        <w:rPr>
+          <w:rFonts w:ascii="Times New Roman" w:hAnsi="Times New Roman" w:cs="Times New Roman"/>
+          <w:sz w:val="28"/>
+          <w:szCs w:val="28"/>
+        </w:rPr>
+        <w:t xml:space="preserve"> «Полный цикл предмета» иллюстрирует сквозное взаимодействие всех участников и систем — от создания правила конфигурации администратором и получения предмета игроком до его автоматической конвертации и отправки итогового уведомления (рисунок 11–13).</w:t>
+      </w:r>
+    </w:p>
+    <w:p>
+      <w:pPr>
+        <w:pStyle w:val="a7"/>
+        <w:spacing w:after="0" w:line="360" w:lineRule="auto"/>
+        <w:ind w:left="0" w:firstLine="709"/>
+        <w:jc w:val="both"/>
+        <w:rPr>
+          <w:rFonts w:ascii="Times New Roman" w:hAnsi="Times New Roman" w:cs="Times New Roman"/>
+          <w:sz w:val="28"/>
+          <w:szCs w:val="28"/>
+        </w:rPr>
+      </w:pPr>
+    </w:p>
+    <w:p>
+      <w:pPr>
+        <w:pStyle w:val="a7"/>
+        <w:spacing w:after="0" w:line="360" w:lineRule="auto"/>
+        <w:ind w:left="0" w:firstLine="709"/>
+        <w:jc w:val="both"/>
+        <w:rPr>
+          <w:rFonts w:ascii="Times New Roman" w:hAnsi="Times New Roman" w:cs="Times New Roman"/>
+          <w:sz w:val="28"/>
+          <w:szCs w:val="28"/>
+        </w:rPr>
+      </w:pPr>
+      <w:r>
+        <w:rPr>
+          <w:rFonts w:ascii="Times New Roman" w:hAnsi="Times New Roman" w:cs="Times New Roman"/>
+          <w:sz w:val="28"/>
+          <w:szCs w:val="28"/>
+        </w:rPr>
+        <w:t xml:space="preserve">Рисунок 11 – </w:t>
+      </w:r>
+      <w:proofErr w:type="spellStart"/>
+      <w:r>
+        <w:rPr>
+          <w:rFonts w:ascii="Times New Roman" w:hAnsi="Times New Roman" w:cs="Times New Roman"/>
+          <w:sz w:val="28"/>
+          <w:szCs w:val="28"/>
+        </w:rPr>
+        <w:t>Sequence</w:t>
+      </w:r>
+      <w:proofErr w:type="spellEnd"/>
+      <w:r>
+        <w:rPr>
+          <w:rFonts w:ascii="Times New Roman" w:hAnsi="Times New Roman" w:cs="Times New Roman"/>
+          <w:sz w:val="28"/>
+          <w:szCs w:val="28"/>
+        </w:rPr>
+        <w:t>-диаграмма завершения сезона и массовой конвертации предметов</w:t>
+      </w:r>
+    </w:p>
+    <w:p>
+      <w:pPr>
+        <w:pStyle w:val="a7"/>
+        <w:spacing w:after="0" w:line="360" w:lineRule="auto"/>
+        <w:ind w:left="0" w:firstLine="709"/>
+        <w:jc w:val="both"/>
+        <w:rPr>
+          <w:rFonts w:ascii="Times New Roman" w:hAnsi="Times New Roman" w:cs="Times New Roman"/>
+          <w:sz w:val="28"/>
+          <w:szCs w:val="28"/>
+        </w:rPr>
+      </w:pPr>
+    </w:p>
+    <w:p>
+      <w:pPr>
+        <w:pStyle w:val="a7"/>
+        <w:spacing w:after="0" w:line="360" w:lineRule="auto"/>
+        <w:ind w:left="0" w:firstLine="709"/>
+        <w:jc w:val="both"/>
+        <w:rPr>
+          <w:rFonts w:ascii="Times New Roman" w:hAnsi="Times New Roman" w:cs="Times New Roman"/>
+          <w:sz w:val="28"/>
+          <w:szCs w:val="28"/>
+        </w:rPr>
+      </w:pPr>
+      <w:r>
+        <w:rPr>
+          <w:rFonts w:ascii="Times New Roman" w:hAnsi="Times New Roman" w:cs="Times New Roman"/>
+          <w:sz w:val="28"/>
+          <w:szCs w:val="28"/>
+        </w:rPr>
+        <w:t xml:space="preserve">Рисунок 12 – </w:t>
+      </w:r>
+      <w:proofErr w:type="spellStart"/>
+      <w:r>
+        <w:rPr>
+          <w:rFonts w:ascii="Times New Roman" w:hAnsi="Times New Roman" w:cs="Times New Roman"/>
+          <w:sz w:val="28"/>
+          <w:szCs w:val="28"/>
+        </w:rPr>
+        <w:t>Sequence</w:t>
+      </w:r>
+      <w:proofErr w:type="spellEnd"/>
+      <w:r>
+        <w:rPr>
+          <w:rFonts w:ascii="Times New Roman" w:hAnsi="Times New Roman" w:cs="Times New Roman"/>
+          <w:sz w:val="28"/>
+          <w:szCs w:val="28"/>
+        </w:rPr>
+        <w:t>-диаграмма проверки и применения правил к единичному предмету</w:t>
+      </w:r>
+    </w:p>
+    <w:p>
+      <w:pPr>
+        <w:pStyle w:val="a7"/>
+        <w:spacing w:after="0" w:line="360" w:lineRule="auto"/>
+        <w:ind w:left="0" w:firstLine="709"/>
+        <w:jc w:val="both"/>
+        <w:rPr>
+          <w:rFonts w:ascii="Times New Roman" w:hAnsi="Times New Roman" w:cs="Times New Roman"/>
+          <w:sz w:val="28"/>
+          <w:szCs w:val="28"/>
+        </w:rPr>
+      </w:pPr>
+    </w:p>
+    <w:p>
+      <w:pPr>
+        <w:pStyle w:val="a7"/>
+        <w:spacing w:after="0" w:line="360" w:lineRule="auto"/>
+        <w:ind w:left="0" w:firstLine="709"/>
+        <w:jc w:val="both"/>
+        <w:rPr>
+          <w:rFonts w:ascii="Times New Roman" w:hAnsi="Times New Roman" w:cs="Times New Roman"/>
+          <w:sz w:val="28"/>
+          <w:szCs w:val="28"/>
+        </w:rPr>
+      </w:pPr>
+      <w:r>
+        <w:rPr>
+          <w:rFonts w:ascii="Times New Roman" w:hAnsi="Times New Roman" w:cs="Times New Roman"/>
+          <w:sz w:val="28"/>
+          <w:szCs w:val="28"/>
+        </w:rPr>
+        <w:t xml:space="preserve">Рисунок 13 – </w:t>
+      </w:r>
+      <w:proofErr w:type="spellStart"/>
+      <w:r>
+        <w:rPr>
+          <w:rFonts w:ascii="Times New Roman" w:hAnsi="Times New Roman" w:cs="Times New Roman"/>
+          <w:sz w:val="28"/>
+          <w:szCs w:val="28"/>
+        </w:rPr>
+        <w:t>Sequence</w:t>
+      </w:r>
+      <w:proofErr w:type="spellEnd"/>
+      <w:r>
+        <w:rPr>
+          <w:rFonts w:ascii="Times New Roman" w:hAnsi="Times New Roman" w:cs="Times New Roman"/>
+          <w:sz w:val="28"/>
+          <w:szCs w:val="28"/>
+        </w:rPr>
+        <w:t xml:space="preserve"> </w:t>
+      </w:r>
+      <w:proofErr w:type="spellStart"/>
+      <w:r>
+        <w:rPr>
+          <w:rFonts w:ascii="Times New Roman" w:hAnsi="Times New Roman" w:cs="Times New Roman"/>
+          <w:sz w:val="28"/>
+          <w:szCs w:val="28"/>
+        </w:rPr>
+        <w:t>Diagram</w:t>
+      </w:r>
+      <w:proofErr w:type="spellEnd"/>
+      <w:r>
+        <w:rPr>
+          <w:rFonts w:ascii="Times New Roman" w:hAnsi="Times New Roman" w:cs="Times New Roman"/>
+          <w:sz w:val="28"/>
+          <w:szCs w:val="28"/>
+        </w:rPr>
+        <w:t xml:space="preserve"> «Полный цикл предмета»</w:t>
       </w:r>
     </w:p>
     <w:p>
@@ -5498,7 +9443,7 @@
           <w:szCs w:val="28"/>
         </w:rPr>
       </w:pPr>
-      <w:bookmarkStart w:id="12" w:name="_Toc215918089"/>
+      <w:bookmarkStart w:id="17" w:name="_Toc216383595"/>
       <w:r>
         <w:rPr>
           <w:rFonts w:ascii="Times New Roman" w:hAnsi="Times New Roman" w:cs="Times New Roman"/>
@@ -5509,7 +9454,7 @@
         </w:rPr>
         <w:t>Разработка логической модели данных клиент-серверной системы</w:t>
       </w:r>
-      <w:bookmarkEnd w:id="12"/>
+      <w:bookmarkEnd w:id="17"/>
       <w:r>
         <w:rPr>
           <w:rFonts w:ascii="Times New Roman" w:hAnsi="Times New Roman" w:cs="Times New Roman"/>
@@ -5539,6 +9484,7 @@
           <w:sz w:val="28"/>
           <w:szCs w:val="28"/>
         </w:rPr>
+        <w:lastRenderedPageBreak/>
         <w:t>Была создана ERD-диаграмма, описывающая связи между ключевыми сущностями системы и представляющая логическую модель базы данных для управления механикой сезонных предметов (рисунок 14).</w:t>
       </w:r>
     </w:p>
@@ -5650,108 +9596,146 @@
           <w:szCs w:val="28"/>
         </w:rPr>
       </w:pPr>
-    </w:p>
-    <w:p>
-      <w:pPr>
-        <w:pStyle w:val="a7"/>
-        <w:spacing w:after="0" w:line="360" w:lineRule="auto"/>
-        <w:ind w:left="0" w:firstLine="709"/>
-        <w:jc w:val="both"/>
-        <w:rPr>
-          <w:rFonts w:ascii="Times New Roman" w:hAnsi="Times New Roman" w:cs="Times New Roman"/>
-          <w:sz w:val="28"/>
-          <w:szCs w:val="28"/>
-        </w:rPr>
-      </w:pPr>
-      <w:r>
-        <w:rPr>
-          <w:rFonts w:ascii="Times New Roman" w:hAnsi="Times New Roman" w:cs="Times New Roman"/>
-          <w:sz w:val="28"/>
-          <w:szCs w:val="28"/>
-        </w:rPr>
-        <w:t>Сезон (Season) – центральная сущность, содержащая параметры временного периода.</w:t>
-      </w:r>
-    </w:p>
-    <w:p>
-      <w:pPr>
-        <w:pStyle w:val="a7"/>
-        <w:spacing w:after="0" w:line="360" w:lineRule="auto"/>
-        <w:ind w:left="0" w:firstLine="709"/>
-        <w:jc w:val="both"/>
-        <w:rPr>
-          <w:rFonts w:ascii="Times New Roman" w:hAnsi="Times New Roman" w:cs="Times New Roman"/>
-          <w:sz w:val="28"/>
-          <w:szCs w:val="28"/>
-        </w:rPr>
-      </w:pPr>
-    </w:p>
-    <w:p>
-      <w:pPr>
-        <w:pStyle w:val="a7"/>
-        <w:spacing w:after="0" w:line="360" w:lineRule="auto"/>
-        <w:ind w:left="0" w:firstLine="709"/>
-        <w:jc w:val="both"/>
-        <w:rPr>
-          <w:rFonts w:ascii="Times New Roman" w:hAnsi="Times New Roman" w:cs="Times New Roman"/>
-          <w:sz w:val="28"/>
-          <w:szCs w:val="28"/>
-        </w:rPr>
-      </w:pPr>
-      <w:r>
-        <w:rPr>
-          <w:rFonts w:ascii="Times New Roman" w:hAnsi="Times New Roman" w:cs="Times New Roman"/>
-          <w:sz w:val="28"/>
-          <w:szCs w:val="28"/>
-        </w:rPr>
-        <w:t>Сезонный предмет (Seasonal Item) – сущность, связанная с сезоном и хранящая состояние каждого предмета у игрока.</w:t>
-      </w:r>
-    </w:p>
-    <w:p>
-      <w:pPr>
-        <w:pStyle w:val="a7"/>
-        <w:spacing w:after="0" w:line="360" w:lineRule="auto"/>
-        <w:ind w:left="0" w:firstLine="709"/>
-        <w:jc w:val="both"/>
-        <w:rPr>
-          <w:rFonts w:ascii="Times New Roman" w:hAnsi="Times New Roman" w:cs="Times New Roman"/>
-          <w:sz w:val="28"/>
-          <w:szCs w:val="28"/>
-        </w:rPr>
-      </w:pPr>
-    </w:p>
-    <w:p>
-      <w:pPr>
-        <w:pStyle w:val="a7"/>
-        <w:spacing w:after="0" w:line="360" w:lineRule="auto"/>
-        <w:ind w:left="0" w:firstLine="709"/>
-        <w:jc w:val="both"/>
-        <w:rPr>
-          <w:rFonts w:ascii="Times New Roman" w:hAnsi="Times New Roman" w:cs="Times New Roman"/>
-          <w:sz w:val="28"/>
-          <w:szCs w:val="28"/>
-        </w:rPr>
-      </w:pPr>
-      <w:r>
-        <w:rPr>
-          <w:rFonts w:ascii="Times New Roman" w:hAnsi="Times New Roman" w:cs="Times New Roman"/>
-          <w:sz w:val="28"/>
-          <w:szCs w:val="28"/>
-        </w:rPr>
-        <w:t>Правило конвертации (Conversion Rule) – сущность, определяющая условия и результат преобразования предмета по окончании сезона.</w:t>
-      </w:r>
-    </w:p>
-    <w:p>
-      <w:pPr>
-        <w:pStyle w:val="a7"/>
-        <w:spacing w:after="0" w:line="360" w:lineRule="auto"/>
-        <w:ind w:left="0" w:firstLine="709"/>
-        <w:jc w:val="both"/>
-        <w:rPr>
-          <w:rFonts w:ascii="Times New Roman" w:hAnsi="Times New Roman" w:cs="Times New Roman"/>
-          <w:sz w:val="28"/>
-          <w:szCs w:val="28"/>
-        </w:rPr>
-      </w:pPr>
+      <w:r>
+        <w:rPr>
+          <w:rFonts w:ascii="Times New Roman" w:hAnsi="Times New Roman" w:cs="Times New Roman"/>
+          <w:sz w:val="28"/>
+          <w:szCs w:val="28"/>
+        </w:rPr>
+        <w:t>Сезон (</w:t>
+      </w:r>
+      <w:proofErr w:type="spellStart"/>
+      <w:r>
+        <w:rPr>
+          <w:rFonts w:ascii="Times New Roman" w:hAnsi="Times New Roman" w:cs="Times New Roman"/>
+          <w:sz w:val="28"/>
+          <w:szCs w:val="28"/>
+        </w:rPr>
+        <w:t>Season</w:t>
+      </w:r>
+      <w:proofErr w:type="spellEnd"/>
+      <w:r>
+        <w:rPr>
+          <w:rFonts w:ascii="Times New Roman" w:hAnsi="Times New Roman" w:cs="Times New Roman"/>
+          <w:sz w:val="28"/>
+          <w:szCs w:val="28"/>
+        </w:rPr>
+        <w:t>) – центральная сущность, содержащая параметры временного периода.</w:t>
+      </w:r>
+    </w:p>
+    <w:p>
+      <w:pPr>
+        <w:pStyle w:val="a7"/>
+        <w:spacing w:after="0" w:line="360" w:lineRule="auto"/>
+        <w:ind w:left="0" w:firstLine="709"/>
+        <w:jc w:val="both"/>
+        <w:rPr>
+          <w:rFonts w:ascii="Times New Roman" w:hAnsi="Times New Roman" w:cs="Times New Roman"/>
+          <w:sz w:val="28"/>
+          <w:szCs w:val="28"/>
+        </w:rPr>
+      </w:pPr>
+      <w:r>
+        <w:rPr>
+          <w:rFonts w:ascii="Times New Roman" w:hAnsi="Times New Roman" w:cs="Times New Roman"/>
+          <w:sz w:val="28"/>
+          <w:szCs w:val="28"/>
+        </w:rPr>
+        <w:t>Сезонный предмет (</w:t>
+      </w:r>
+      <w:proofErr w:type="spellStart"/>
+      <w:r>
+        <w:rPr>
+          <w:rFonts w:ascii="Times New Roman" w:hAnsi="Times New Roman" w:cs="Times New Roman"/>
+          <w:sz w:val="28"/>
+          <w:szCs w:val="28"/>
+        </w:rPr>
+        <w:t>Seasonal</w:t>
+      </w:r>
+      <w:proofErr w:type="spellEnd"/>
+      <w:r>
+        <w:rPr>
+          <w:rFonts w:ascii="Times New Roman" w:hAnsi="Times New Roman" w:cs="Times New Roman"/>
+          <w:sz w:val="28"/>
+          <w:szCs w:val="28"/>
+        </w:rPr>
+        <w:t xml:space="preserve"> </w:t>
+      </w:r>
+      <w:proofErr w:type="spellStart"/>
+      <w:r>
+        <w:rPr>
+          <w:rFonts w:ascii="Times New Roman" w:hAnsi="Times New Roman" w:cs="Times New Roman"/>
+          <w:sz w:val="28"/>
+          <w:szCs w:val="28"/>
+        </w:rPr>
+        <w:t>Item</w:t>
+      </w:r>
+      <w:proofErr w:type="spellEnd"/>
+      <w:r>
+        <w:rPr>
+          <w:rFonts w:ascii="Times New Roman" w:hAnsi="Times New Roman" w:cs="Times New Roman"/>
+          <w:sz w:val="28"/>
+          <w:szCs w:val="28"/>
+        </w:rPr>
+        <w:t>) – сущность, связанная с сезоном и хранящая состояние каждого предмета у игрока.</w:t>
+      </w:r>
+    </w:p>
+    <w:p>
+      <w:pPr>
+        <w:pStyle w:val="a7"/>
+        <w:spacing w:after="0" w:line="360" w:lineRule="auto"/>
+        <w:ind w:left="0" w:firstLine="709"/>
+        <w:jc w:val="both"/>
+        <w:rPr>
+          <w:rFonts w:ascii="Times New Roman" w:hAnsi="Times New Roman" w:cs="Times New Roman"/>
+          <w:sz w:val="28"/>
+          <w:szCs w:val="28"/>
+        </w:rPr>
+      </w:pPr>
+      <w:r>
+        <w:rPr>
+          <w:rFonts w:ascii="Times New Roman" w:hAnsi="Times New Roman" w:cs="Times New Roman"/>
+          <w:sz w:val="28"/>
+          <w:szCs w:val="28"/>
+        </w:rPr>
+        <w:t>Правило конвертации (</w:t>
+      </w:r>
+      <w:proofErr w:type="spellStart"/>
+      <w:r>
+        <w:rPr>
+          <w:rFonts w:ascii="Times New Roman" w:hAnsi="Times New Roman" w:cs="Times New Roman"/>
+          <w:sz w:val="28"/>
+          <w:szCs w:val="28"/>
+        </w:rPr>
+        <w:t>Conversion</w:t>
+      </w:r>
+      <w:proofErr w:type="spellEnd"/>
+      <w:r>
+        <w:rPr>
+          <w:rFonts w:ascii="Times New Roman" w:hAnsi="Times New Roman" w:cs="Times New Roman"/>
+          <w:sz w:val="28"/>
+          <w:szCs w:val="28"/>
+        </w:rPr>
+        <w:t xml:space="preserve"> </w:t>
+      </w:r>
+      <w:proofErr w:type="spellStart"/>
+      <w:r>
+        <w:rPr>
+          <w:rFonts w:ascii="Times New Roman" w:hAnsi="Times New Roman" w:cs="Times New Roman"/>
+          <w:sz w:val="28"/>
+          <w:szCs w:val="28"/>
+        </w:rPr>
+        <w:t>Rule</w:t>
+      </w:r>
+      <w:proofErr w:type="spellEnd"/>
+      <w:r>
+        <w:rPr>
+          <w:rFonts w:ascii="Times New Roman" w:hAnsi="Times New Roman" w:cs="Times New Roman"/>
+          <w:sz w:val="28"/>
+          <w:szCs w:val="28"/>
+        </w:rPr>
+        <w:t>) – сущность, определяющая условия и результат преобразования предмета по окончании сезона.</w:t>
+      </w:r>
     </w:p>
     <w:p>
       <w:pPr>
@@ -5786,40 +9770,50 @@
           <w:szCs w:val="28"/>
         </w:rPr>
       </w:pPr>
-    </w:p>
-    <w:p>
-      <w:pPr>
-        <w:pStyle w:val="a7"/>
-        <w:spacing w:after="0" w:line="360" w:lineRule="auto"/>
-        <w:ind w:left="0" w:firstLine="709"/>
-        <w:jc w:val="both"/>
-        <w:rPr>
-          <w:rFonts w:ascii="Times New Roman" w:hAnsi="Times New Roman" w:cs="Times New Roman"/>
-          <w:sz w:val="28"/>
-          <w:szCs w:val="28"/>
-        </w:rPr>
-      </w:pPr>
-      <w:r>
-        <w:rPr>
-          <w:rFonts w:ascii="Times New Roman" w:hAnsi="Times New Roman" w:cs="Times New Roman"/>
-          <w:sz w:val="28"/>
-          <w:szCs w:val="28"/>
-        </w:rPr>
-        <w:t>Журнал операций (Audit Log) – сущность для фиксации всех изменений состояний предметов и правил.</w:t>
-      </w:r>
-    </w:p>
-    <w:p>
-      <w:pPr>
-        <w:pStyle w:val="a7"/>
-        <w:spacing w:after="0" w:line="360" w:lineRule="auto"/>
-        <w:ind w:left="0" w:firstLine="709"/>
-        <w:jc w:val="both"/>
-        <w:rPr>
-          <w:rFonts w:ascii="Times New Roman" w:hAnsi="Times New Roman" w:cs="Times New Roman"/>
-          <w:sz w:val="28"/>
-          <w:szCs w:val="28"/>
-        </w:rPr>
-      </w:pPr>
+      <w:r>
+        <w:rPr>
+          <w:rFonts w:ascii="Times New Roman" w:hAnsi="Times New Roman" w:cs="Times New Roman"/>
+          <w:sz w:val="28"/>
+          <w:szCs w:val="28"/>
+        </w:rPr>
+        <w:t>Журнал операций (</w:t>
+      </w:r>
+      <w:proofErr w:type="spellStart"/>
+      <w:r>
+        <w:rPr>
+          <w:rFonts w:ascii="Times New Roman" w:hAnsi="Times New Roman" w:cs="Times New Roman"/>
+          <w:sz w:val="28"/>
+          <w:szCs w:val="28"/>
+        </w:rPr>
+        <w:t>Audit</w:t>
+      </w:r>
+      <w:proofErr w:type="spellEnd"/>
+      <w:r>
+        <w:rPr>
+          <w:rFonts w:ascii="Times New Roman" w:hAnsi="Times New Roman" w:cs="Times New Roman"/>
+          <w:sz w:val="28"/>
+          <w:szCs w:val="28"/>
+        </w:rPr>
+        <w:t xml:space="preserve"> </w:t>
+      </w:r>
+      <w:proofErr w:type="spellStart"/>
+      <w:r>
+        <w:rPr>
+          <w:rFonts w:ascii="Times New Roman" w:hAnsi="Times New Roman" w:cs="Times New Roman"/>
+          <w:sz w:val="28"/>
+          <w:szCs w:val="28"/>
+        </w:rPr>
+        <w:t>Log</w:t>
+      </w:r>
+      <w:proofErr w:type="spellEnd"/>
+      <w:r>
+        <w:rPr>
+          <w:rFonts w:ascii="Times New Roman" w:hAnsi="Times New Roman" w:cs="Times New Roman"/>
+          <w:sz w:val="28"/>
+          <w:szCs w:val="28"/>
+        </w:rPr>
+        <w:t>) – сущность для фиксации всех изменений состояний предметов и правил.</w:t>
+      </w:r>
     </w:p>
     <w:p>
       <w:pPr>
@@ -5861,7 +9855,7 @@
           <w:szCs w:val="28"/>
         </w:rPr>
       </w:pPr>
-      <w:bookmarkStart w:id="13" w:name="_Toc215918090"/>
+      <w:bookmarkStart w:id="18" w:name="_Toc216383596"/>
       <w:r>
         <w:rPr>
           <w:rFonts w:ascii="Times New Roman" w:hAnsi="Times New Roman" w:cs="Times New Roman"/>
@@ -5872,27 +9866,81 @@
         </w:rPr>
         <w:t>Разработка архитектуры клиент-серверной системы с использованием паттерна, целесообразность которого обоснована.</w:t>
       </w:r>
-      <w:bookmarkEnd w:id="13"/>
-    </w:p>
-    <w:p>
-      <w:pPr>
-        <w:pStyle w:val="a7"/>
-        <w:spacing w:after="0" w:line="360" w:lineRule="auto"/>
-        <w:ind w:left="0" w:firstLine="709"/>
-        <w:jc w:val="both"/>
-        <w:rPr>
-          <w:rFonts w:ascii="Times New Roman" w:hAnsi="Times New Roman" w:cs="Times New Roman"/>
-          <w:sz w:val="28"/>
-          <w:szCs w:val="28"/>
-        </w:rPr>
-      </w:pPr>
-      <w:r>
-        <w:rPr>
-          <w:rFonts w:ascii="Times New Roman" w:hAnsi="Times New Roman" w:cs="Times New Roman"/>
-          <w:sz w:val="28"/>
-          <w:szCs w:val="28"/>
-        </w:rPr>
-        <w:t xml:space="preserve">В качестве архитектурного подхода для системы управления механикой сезонных предметов было принято решение о разработке серверной платформы, построенной на микросервисной архитектуре, что обеспечивает высокую гибкость, поддерживаемость и независимое масштабирование компонентов. Для взаимодействия между микросервисами выбрана событийно-ориентированная архитектура (Event-Driven Architecture), позволяющая эффективно обрабатывать асинхронные события (например, истечение срока действия </w:t>
+      <w:bookmarkEnd w:id="18"/>
+    </w:p>
+    <w:p>
+      <w:pPr>
+        <w:pStyle w:val="a7"/>
+        <w:spacing w:after="0" w:line="360" w:lineRule="auto"/>
+        <w:ind w:left="0" w:firstLine="709"/>
+        <w:jc w:val="both"/>
+        <w:rPr>
+          <w:rFonts w:ascii="Times New Roman" w:hAnsi="Times New Roman" w:cs="Times New Roman"/>
+          <w:sz w:val="28"/>
+          <w:szCs w:val="28"/>
+        </w:rPr>
+      </w:pPr>
+      <w:r>
+        <w:rPr>
+          <w:rFonts w:ascii="Times New Roman" w:hAnsi="Times New Roman" w:cs="Times New Roman"/>
+          <w:sz w:val="28"/>
+          <w:szCs w:val="28"/>
+        </w:rPr>
+        <w:t xml:space="preserve">В качестве архитектурного подхода для системы управления механикой сезонных предметов было принято решение о разработке серверной платформы, построенной на </w:t>
+      </w:r>
+      <w:proofErr w:type="spellStart"/>
+      <w:r>
+        <w:rPr>
+          <w:rFonts w:ascii="Times New Roman" w:hAnsi="Times New Roman" w:cs="Times New Roman"/>
+          <w:sz w:val="28"/>
+          <w:szCs w:val="28"/>
+        </w:rPr>
+        <w:t>микросервисной</w:t>
+      </w:r>
+      <w:proofErr w:type="spellEnd"/>
+      <w:r>
+        <w:rPr>
+          <w:rFonts w:ascii="Times New Roman" w:hAnsi="Times New Roman" w:cs="Times New Roman"/>
+          <w:sz w:val="28"/>
+          <w:szCs w:val="28"/>
+        </w:rPr>
+        <w:t xml:space="preserve"> архитектуре, что обеспечивает высокую гибкость, </w:t>
+      </w:r>
+      <w:proofErr w:type="spellStart"/>
+      <w:r>
+        <w:rPr>
+          <w:rFonts w:ascii="Times New Roman" w:hAnsi="Times New Roman" w:cs="Times New Roman"/>
+          <w:sz w:val="28"/>
+          <w:szCs w:val="28"/>
+        </w:rPr>
+        <w:t>поддерживаемость</w:t>
+      </w:r>
+      <w:proofErr w:type="spellEnd"/>
+      <w:r>
+        <w:rPr>
+          <w:rFonts w:ascii="Times New Roman" w:hAnsi="Times New Roman" w:cs="Times New Roman"/>
+          <w:sz w:val="28"/>
+          <w:szCs w:val="28"/>
+        </w:rPr>
+        <w:t xml:space="preserve"> и независимое масштабирование компонентов. Для взаимодействия между </w:t>
+      </w:r>
+      <w:proofErr w:type="spellStart"/>
+      <w:r>
+        <w:rPr>
+          <w:rFonts w:ascii="Times New Roman" w:hAnsi="Times New Roman" w:cs="Times New Roman"/>
+          <w:sz w:val="28"/>
+          <w:szCs w:val="28"/>
+        </w:rPr>
+        <w:t>микросервисами</w:t>
+      </w:r>
+      <w:proofErr w:type="spellEnd"/>
+      <w:r>
+        <w:rPr>
+          <w:rFonts w:ascii="Times New Roman" w:hAnsi="Times New Roman" w:cs="Times New Roman"/>
+          <w:sz w:val="28"/>
+          <w:szCs w:val="28"/>
+        </w:rPr>
+        <w:t xml:space="preserve"> выбрана событийно-ориентированная архитектура (Event-Driven Architecture), позволяющая эффективно обрабатывать асинхронные события (например, истечение срока действия предмета, завершение сезона) и обеспечивать </w:t>
       </w:r>
       <w:r>
         <w:rPr>
@@ -5901,152 +9949,392 @@
           <w:szCs w:val="28"/>
         </w:rPr>
         <w:lastRenderedPageBreak/>
-        <w:t>предмета, завершение сезона) и обеспечивать слабую связанность компонентов, повышая общую отказоустойчивость системы.</w:t>
-      </w:r>
-    </w:p>
-    <w:p>
-      <w:pPr>
-        <w:pStyle w:val="a7"/>
-        <w:spacing w:after="0" w:line="360" w:lineRule="auto"/>
-        <w:ind w:left="0" w:firstLine="709"/>
-        <w:jc w:val="both"/>
-        <w:rPr>
-          <w:rFonts w:ascii="Times New Roman" w:hAnsi="Times New Roman" w:cs="Times New Roman"/>
-          <w:sz w:val="28"/>
-          <w:szCs w:val="28"/>
-        </w:rPr>
-      </w:pPr>
-    </w:p>
-    <w:p>
-      <w:pPr>
-        <w:pStyle w:val="a7"/>
-        <w:spacing w:after="0" w:line="360" w:lineRule="auto"/>
-        <w:ind w:left="0" w:firstLine="709"/>
-        <w:jc w:val="both"/>
-        <w:rPr>
-          <w:rFonts w:ascii="Times New Roman" w:hAnsi="Times New Roman" w:cs="Times New Roman"/>
-          <w:sz w:val="28"/>
-          <w:szCs w:val="28"/>
-        </w:rPr>
-      </w:pPr>
-      <w:r>
-        <w:rPr>
-          <w:rFonts w:ascii="Times New Roman" w:hAnsi="Times New Roman" w:cs="Times New Roman"/>
-          <w:sz w:val="28"/>
-          <w:szCs w:val="28"/>
-        </w:rPr>
-        <w:t>При выборе подхода для координации распределённых процессов, таких как массовая конвертация предметов по окончании сезона, обновление баланс-метрик и рассылка уведомлений, рассматривались варианты хореографии и оркестрации. В пользу оркестрации был выбран централизованный контроль за сложной последовательностью действий и возможность гарантированного выполнения компенсационных операций (компенсирующих транзакций) в случае ошибок на любом этапе. Для этого применён паттерн Saga, где центральный сервис-оркестратор (Season Orchestrator) управляет выполнением распределённого бизнес-процесса, координируя работу специализированных сервисов (правил, конвертации, баланса, уведомлений).</w:t>
-      </w:r>
-    </w:p>
-    <w:p>
-      <w:pPr>
-        <w:pStyle w:val="a7"/>
-        <w:spacing w:after="0" w:line="360" w:lineRule="auto"/>
-        <w:ind w:left="0" w:firstLine="709"/>
-        <w:jc w:val="both"/>
-        <w:rPr>
-          <w:rFonts w:ascii="Times New Roman" w:hAnsi="Times New Roman" w:cs="Times New Roman"/>
-          <w:sz w:val="28"/>
-          <w:szCs w:val="28"/>
-        </w:rPr>
-      </w:pPr>
-    </w:p>
-    <w:p>
-      <w:pPr>
-        <w:pStyle w:val="a7"/>
-        <w:spacing w:after="0" w:line="360" w:lineRule="auto"/>
-        <w:ind w:left="0" w:firstLine="709"/>
-        <w:jc w:val="both"/>
-        <w:rPr>
-          <w:rFonts w:ascii="Times New Roman" w:hAnsi="Times New Roman" w:cs="Times New Roman"/>
-          <w:sz w:val="28"/>
-          <w:szCs w:val="28"/>
-        </w:rPr>
-      </w:pPr>
-      <w:r>
-        <w:rPr>
-          <w:rFonts w:ascii="Times New Roman" w:hAnsi="Times New Roman" w:cs="Times New Roman"/>
-          <w:sz w:val="28"/>
-          <w:szCs w:val="28"/>
-        </w:rPr>
-        <w:t>Для решения задачи гарантированной доставки событий и поддержания согласованности между транзакциями в базе данных состояний предметов и публикацией событий в брокер сообщений рассматривался Outbox-паттерн. Однако его прямое использование может создавать сложности при высокой нагрузке и в условиях множества инстансов сервисов. В качестве более надежного и практичного решения для данной предметной области выбран Debezium Connector, который обеспечивает отслеживание изменений в журнале транзакций базы данных (CDC — Change Data Capture) и автоматическую публикацию соответствующих событий в шину сообщений (например, Kafka). Это гарантирует, что ни одно изменение состояния предмета не будет потеряно и будет обработано соответствующими подписчиками.</w:t>
-      </w:r>
-    </w:p>
-    <w:p>
-      <w:pPr>
-        <w:pStyle w:val="a7"/>
-        <w:spacing w:after="0" w:line="360" w:lineRule="auto"/>
-        <w:ind w:left="0" w:firstLine="709"/>
-        <w:jc w:val="both"/>
-        <w:rPr>
-          <w:rFonts w:ascii="Times New Roman" w:hAnsi="Times New Roman" w:cs="Times New Roman"/>
-          <w:sz w:val="28"/>
-          <w:szCs w:val="28"/>
-        </w:rPr>
-      </w:pPr>
-    </w:p>
-    <w:p>
-      <w:pPr>
-        <w:pStyle w:val="a7"/>
-        <w:spacing w:after="0" w:line="360" w:lineRule="auto"/>
-        <w:ind w:left="0" w:firstLine="709"/>
-        <w:jc w:val="both"/>
-        <w:rPr>
-          <w:rFonts w:ascii="Times New Roman" w:hAnsi="Times New Roman" w:cs="Times New Roman"/>
-          <w:sz w:val="28"/>
-          <w:szCs w:val="28"/>
-        </w:rPr>
-      </w:pPr>
-      <w:r>
-        <w:rPr>
-          <w:rFonts w:ascii="Times New Roman" w:hAnsi="Times New Roman" w:cs="Times New Roman"/>
-          <w:sz w:val="28"/>
-          <w:szCs w:val="28"/>
-        </w:rPr>
-        <w:t xml:space="preserve">Для комплексной визуализации архитектуры была построена ArchiMate-диаграмма, включающая уровни Motivation (Цели), Business (Бизнес-процессы), Application (Прикладные сервисы), Technology (Технологии) и Implementation &amp; Migration (Внедрение). Это позволяет наглядно представить </w:t>
-      </w:r>
-      <w:r>
-        <w:rPr>
-          <w:rFonts w:ascii="Times New Roman" w:hAnsi="Times New Roman" w:cs="Times New Roman"/>
-          <w:sz w:val="28"/>
-          <w:szCs w:val="28"/>
-        </w:rPr>
-        <w:lastRenderedPageBreak/>
-        <w:t>все компоненты системы, их взаимосвязи, а также стратегию и этапы реализации (рисунок 15).</w:t>
-      </w:r>
-    </w:p>
-    <w:p>
-      <w:pPr>
-        <w:pStyle w:val="a7"/>
-        <w:spacing w:after="0" w:line="360" w:lineRule="auto"/>
-        <w:ind w:left="0" w:firstLine="709"/>
-        <w:jc w:val="both"/>
-        <w:rPr>
-          <w:rFonts w:ascii="Times New Roman" w:hAnsi="Times New Roman" w:cs="Times New Roman"/>
-          <w:sz w:val="28"/>
-          <w:szCs w:val="28"/>
-        </w:rPr>
-      </w:pPr>
-    </w:p>
-    <w:p>
-      <w:pPr>
-        <w:pStyle w:val="a7"/>
-        <w:spacing w:after="0" w:line="360" w:lineRule="auto"/>
-        <w:ind w:left="0" w:firstLine="709"/>
-        <w:jc w:val="both"/>
-        <w:rPr>
-          <w:rFonts w:ascii="Times New Roman" w:hAnsi="Times New Roman" w:cs="Times New Roman"/>
-          <w:sz w:val="28"/>
-          <w:szCs w:val="28"/>
-        </w:rPr>
-      </w:pPr>
-      <w:r>
-        <w:rPr>
-          <w:rFonts w:ascii="Times New Roman" w:hAnsi="Times New Roman" w:cs="Times New Roman"/>
-          <w:sz w:val="28"/>
-          <w:szCs w:val="28"/>
-        </w:rPr>
-        <w:t>Рисунок 15 – ArchiMate Diagram (Архитектурная диаграмма)</w:t>
+        <w:t>слабую связанность компонентов, повышая общую отказоустойчивость системы.</w:t>
+      </w:r>
+    </w:p>
+    <w:p>
+      <w:pPr>
+        <w:pStyle w:val="a7"/>
+        <w:spacing w:after="0" w:line="360" w:lineRule="auto"/>
+        <w:ind w:left="0" w:firstLine="709"/>
+        <w:jc w:val="both"/>
+        <w:rPr>
+          <w:rFonts w:ascii="Times New Roman" w:hAnsi="Times New Roman" w:cs="Times New Roman"/>
+          <w:sz w:val="28"/>
+          <w:szCs w:val="28"/>
+        </w:rPr>
+      </w:pPr>
+      <w:r>
+        <w:rPr>
+          <w:rFonts w:ascii="Times New Roman" w:hAnsi="Times New Roman" w:cs="Times New Roman"/>
+          <w:sz w:val="28"/>
+          <w:szCs w:val="28"/>
+        </w:rPr>
+        <w:t xml:space="preserve">При выборе подхода для координации распределённых процессов, таких как массовая конвертация предметов по окончании сезона, обновление баланс-метрик и рассылка уведомлений, рассматривались варианты хореографии и </w:t>
+      </w:r>
+      <w:proofErr w:type="spellStart"/>
+      <w:r>
+        <w:rPr>
+          <w:rFonts w:ascii="Times New Roman" w:hAnsi="Times New Roman" w:cs="Times New Roman"/>
+          <w:sz w:val="28"/>
+          <w:szCs w:val="28"/>
+        </w:rPr>
+        <w:t>оркестрации</w:t>
+      </w:r>
+      <w:proofErr w:type="spellEnd"/>
+      <w:r>
+        <w:rPr>
+          <w:rFonts w:ascii="Times New Roman" w:hAnsi="Times New Roman" w:cs="Times New Roman"/>
+          <w:sz w:val="28"/>
+          <w:szCs w:val="28"/>
+        </w:rPr>
+        <w:t xml:space="preserve">. В пользу </w:t>
+      </w:r>
+      <w:proofErr w:type="spellStart"/>
+      <w:r>
+        <w:rPr>
+          <w:rFonts w:ascii="Times New Roman" w:hAnsi="Times New Roman" w:cs="Times New Roman"/>
+          <w:sz w:val="28"/>
+          <w:szCs w:val="28"/>
+        </w:rPr>
+        <w:t>оркестрации</w:t>
+      </w:r>
+      <w:proofErr w:type="spellEnd"/>
+      <w:r>
+        <w:rPr>
+          <w:rFonts w:ascii="Times New Roman" w:hAnsi="Times New Roman" w:cs="Times New Roman"/>
+          <w:sz w:val="28"/>
+          <w:szCs w:val="28"/>
+        </w:rPr>
+        <w:t xml:space="preserve"> был выбран централизованный контроль за сложной последовательностью действий и возможность гарантированного выполнения компенсационных операций (компенсирующих транзакций) в случае ошибок на любом этапе. Для этого применён паттерн </w:t>
+      </w:r>
+      <w:proofErr w:type="spellStart"/>
+      <w:r>
+        <w:rPr>
+          <w:rFonts w:ascii="Times New Roman" w:hAnsi="Times New Roman" w:cs="Times New Roman"/>
+          <w:sz w:val="28"/>
+          <w:szCs w:val="28"/>
+        </w:rPr>
+        <w:t>Saga</w:t>
+      </w:r>
+      <w:proofErr w:type="spellEnd"/>
+      <w:r>
+        <w:rPr>
+          <w:rFonts w:ascii="Times New Roman" w:hAnsi="Times New Roman" w:cs="Times New Roman"/>
+          <w:sz w:val="28"/>
+          <w:szCs w:val="28"/>
+        </w:rPr>
+        <w:t>, где центральный сервис-оркестратор (</w:t>
+      </w:r>
+      <w:proofErr w:type="spellStart"/>
+      <w:r>
+        <w:rPr>
+          <w:rFonts w:ascii="Times New Roman" w:hAnsi="Times New Roman" w:cs="Times New Roman"/>
+          <w:sz w:val="28"/>
+          <w:szCs w:val="28"/>
+        </w:rPr>
+        <w:t>Season</w:t>
+      </w:r>
+      <w:proofErr w:type="spellEnd"/>
+      <w:r>
+        <w:rPr>
+          <w:rFonts w:ascii="Times New Roman" w:hAnsi="Times New Roman" w:cs="Times New Roman"/>
+          <w:sz w:val="28"/>
+          <w:szCs w:val="28"/>
+        </w:rPr>
+        <w:t xml:space="preserve"> </w:t>
+      </w:r>
+      <w:proofErr w:type="spellStart"/>
+      <w:r>
+        <w:rPr>
+          <w:rFonts w:ascii="Times New Roman" w:hAnsi="Times New Roman" w:cs="Times New Roman"/>
+          <w:sz w:val="28"/>
+          <w:szCs w:val="28"/>
+        </w:rPr>
+        <w:t>Orchestrator</w:t>
+      </w:r>
+      <w:proofErr w:type="spellEnd"/>
+      <w:r>
+        <w:rPr>
+          <w:rFonts w:ascii="Times New Roman" w:hAnsi="Times New Roman" w:cs="Times New Roman"/>
+          <w:sz w:val="28"/>
+          <w:szCs w:val="28"/>
+        </w:rPr>
+        <w:t>) управляет выполнением распределённого бизнес-процесса, координируя работу специализированных сервисов (правил, конвертации, баланса, уведомлений).</w:t>
+      </w:r>
+    </w:p>
+    <w:p>
+      <w:pPr>
+        <w:pStyle w:val="a7"/>
+        <w:spacing w:after="0" w:line="360" w:lineRule="auto"/>
+        <w:ind w:left="0" w:firstLine="709"/>
+        <w:jc w:val="both"/>
+        <w:rPr>
+          <w:rFonts w:ascii="Times New Roman" w:hAnsi="Times New Roman" w:cs="Times New Roman"/>
+          <w:sz w:val="28"/>
+          <w:szCs w:val="28"/>
+        </w:rPr>
+      </w:pPr>
+      <w:r>
+        <w:rPr>
+          <w:rFonts w:ascii="Times New Roman" w:hAnsi="Times New Roman" w:cs="Times New Roman"/>
+          <w:sz w:val="28"/>
+          <w:szCs w:val="28"/>
+        </w:rPr>
+        <w:t xml:space="preserve">Для решения задачи гарантированной доставки событий и поддержания согласованности между транзакциями в базе данных состояний предметов и публикацией событий в брокер сообщений рассматривался </w:t>
+      </w:r>
+      <w:proofErr w:type="spellStart"/>
+      <w:r>
+        <w:rPr>
+          <w:rFonts w:ascii="Times New Roman" w:hAnsi="Times New Roman" w:cs="Times New Roman"/>
+          <w:sz w:val="28"/>
+          <w:szCs w:val="28"/>
+        </w:rPr>
+        <w:t>Outbox</w:t>
+      </w:r>
+      <w:proofErr w:type="spellEnd"/>
+      <w:r>
+        <w:rPr>
+          <w:rFonts w:ascii="Times New Roman" w:hAnsi="Times New Roman" w:cs="Times New Roman"/>
+          <w:sz w:val="28"/>
+          <w:szCs w:val="28"/>
+        </w:rPr>
+        <w:t xml:space="preserve">-паттерн. Однако его прямое использование может создавать сложности при высокой нагрузке и в условиях множества инстансов сервисов. В качестве более надежного и практичного решения для данной предметной области выбран </w:t>
+      </w:r>
+      <w:proofErr w:type="spellStart"/>
+      <w:r>
+        <w:rPr>
+          <w:rFonts w:ascii="Times New Roman" w:hAnsi="Times New Roman" w:cs="Times New Roman"/>
+          <w:sz w:val="28"/>
+          <w:szCs w:val="28"/>
+        </w:rPr>
+        <w:t>Debezium</w:t>
+      </w:r>
+      <w:proofErr w:type="spellEnd"/>
+      <w:r>
+        <w:rPr>
+          <w:rFonts w:ascii="Times New Roman" w:hAnsi="Times New Roman" w:cs="Times New Roman"/>
+          <w:sz w:val="28"/>
+          <w:szCs w:val="28"/>
+        </w:rPr>
+        <w:t xml:space="preserve"> </w:t>
+      </w:r>
+      <w:proofErr w:type="spellStart"/>
+      <w:r>
+        <w:rPr>
+          <w:rFonts w:ascii="Times New Roman" w:hAnsi="Times New Roman" w:cs="Times New Roman"/>
+          <w:sz w:val="28"/>
+          <w:szCs w:val="28"/>
+        </w:rPr>
+        <w:t>Connector</w:t>
+      </w:r>
+      <w:proofErr w:type="spellEnd"/>
+      <w:r>
+        <w:rPr>
+          <w:rFonts w:ascii="Times New Roman" w:hAnsi="Times New Roman" w:cs="Times New Roman"/>
+          <w:sz w:val="28"/>
+          <w:szCs w:val="28"/>
+        </w:rPr>
+        <w:t xml:space="preserve">, который обеспечивает отслеживание изменений в журнале транзакций базы данных (CDC — Change Data </w:t>
+      </w:r>
+      <w:proofErr w:type="spellStart"/>
+      <w:r>
+        <w:rPr>
+          <w:rFonts w:ascii="Times New Roman" w:hAnsi="Times New Roman" w:cs="Times New Roman"/>
+          <w:sz w:val="28"/>
+          <w:szCs w:val="28"/>
+        </w:rPr>
+        <w:t>Capture</w:t>
+      </w:r>
+      <w:proofErr w:type="spellEnd"/>
+      <w:r>
+        <w:rPr>
+          <w:rFonts w:ascii="Times New Roman" w:hAnsi="Times New Roman" w:cs="Times New Roman"/>
+          <w:sz w:val="28"/>
+          <w:szCs w:val="28"/>
+        </w:rPr>
+        <w:t xml:space="preserve">) и автоматическую публикацию соответствующих событий в шину сообщений (например, </w:t>
+      </w:r>
+      <w:proofErr w:type="spellStart"/>
+      <w:r>
+        <w:rPr>
+          <w:rFonts w:ascii="Times New Roman" w:hAnsi="Times New Roman" w:cs="Times New Roman"/>
+          <w:sz w:val="28"/>
+          <w:szCs w:val="28"/>
+        </w:rPr>
+        <w:t>Kafka</w:t>
+      </w:r>
+      <w:proofErr w:type="spellEnd"/>
+      <w:r>
+        <w:rPr>
+          <w:rFonts w:ascii="Times New Roman" w:hAnsi="Times New Roman" w:cs="Times New Roman"/>
+          <w:sz w:val="28"/>
+          <w:szCs w:val="28"/>
+        </w:rPr>
+        <w:t>). Это гарантирует, что ни одно изменение состояния предмета не будет потеряно и будет обработано соответствующими подписчиками.</w:t>
+      </w:r>
+    </w:p>
+    <w:p>
+      <w:pPr>
+        <w:pStyle w:val="a7"/>
+        <w:spacing w:after="0" w:line="360" w:lineRule="auto"/>
+        <w:ind w:left="0" w:firstLine="709"/>
+        <w:jc w:val="both"/>
+        <w:rPr>
+          <w:rFonts w:ascii="Times New Roman" w:hAnsi="Times New Roman" w:cs="Times New Roman"/>
+          <w:sz w:val="28"/>
+          <w:szCs w:val="28"/>
+        </w:rPr>
+      </w:pPr>
+      <w:r>
+        <w:rPr>
+          <w:rFonts w:ascii="Times New Roman" w:hAnsi="Times New Roman" w:cs="Times New Roman"/>
+          <w:sz w:val="28"/>
+          <w:szCs w:val="28"/>
+        </w:rPr>
+        <w:t xml:space="preserve">Для комплексной визуализации архитектуры была построена </w:t>
+      </w:r>
+      <w:proofErr w:type="spellStart"/>
+      <w:r>
+        <w:rPr>
+          <w:rFonts w:ascii="Times New Roman" w:hAnsi="Times New Roman" w:cs="Times New Roman"/>
+          <w:sz w:val="28"/>
+          <w:szCs w:val="28"/>
+        </w:rPr>
+        <w:t>ArchiMate</w:t>
+      </w:r>
+      <w:proofErr w:type="spellEnd"/>
+      <w:r>
+        <w:rPr>
+          <w:rFonts w:ascii="Times New Roman" w:hAnsi="Times New Roman" w:cs="Times New Roman"/>
+          <w:sz w:val="28"/>
+          <w:szCs w:val="28"/>
+        </w:rPr>
+        <w:t xml:space="preserve">-диаграмма, включающая уровни </w:t>
+      </w:r>
+      <w:proofErr w:type="spellStart"/>
+      <w:r>
+        <w:rPr>
+          <w:rFonts w:ascii="Times New Roman" w:hAnsi="Times New Roman" w:cs="Times New Roman"/>
+          <w:sz w:val="28"/>
+          <w:szCs w:val="28"/>
+        </w:rPr>
+        <w:t>Motivation</w:t>
+      </w:r>
+      <w:proofErr w:type="spellEnd"/>
+      <w:r>
+        <w:rPr>
+          <w:rFonts w:ascii="Times New Roman" w:hAnsi="Times New Roman" w:cs="Times New Roman"/>
+          <w:sz w:val="28"/>
+          <w:szCs w:val="28"/>
+        </w:rPr>
+        <w:t xml:space="preserve"> (Цели), Business (Бизнес-процессы), Application (Прикладные сервисы), Technology (Технологии) и </w:t>
+      </w:r>
+      <w:proofErr w:type="spellStart"/>
+      <w:r>
+        <w:rPr>
+          <w:rFonts w:ascii="Times New Roman" w:hAnsi="Times New Roman" w:cs="Times New Roman"/>
+          <w:sz w:val="28"/>
+          <w:szCs w:val="28"/>
+        </w:rPr>
+        <w:t>Implementation</w:t>
+      </w:r>
+      <w:proofErr w:type="spellEnd"/>
+      <w:r>
+        <w:rPr>
+          <w:rFonts w:ascii="Times New Roman" w:hAnsi="Times New Roman" w:cs="Times New Roman"/>
+          <w:sz w:val="28"/>
+          <w:szCs w:val="28"/>
+        </w:rPr>
+        <w:t xml:space="preserve"> &amp; </w:t>
+      </w:r>
+      <w:proofErr w:type="spellStart"/>
+      <w:r>
+        <w:rPr>
+          <w:rFonts w:ascii="Times New Roman" w:hAnsi="Times New Roman" w:cs="Times New Roman"/>
+          <w:sz w:val="28"/>
+          <w:szCs w:val="28"/>
+        </w:rPr>
+        <w:t>Migration</w:t>
+      </w:r>
+      <w:proofErr w:type="spellEnd"/>
+      <w:r>
+        <w:rPr>
+          <w:rFonts w:ascii="Times New Roman" w:hAnsi="Times New Roman" w:cs="Times New Roman"/>
+          <w:sz w:val="28"/>
+          <w:szCs w:val="28"/>
+        </w:rPr>
+        <w:t xml:space="preserve"> (Внедрение). Это позволяет наглядно представить все компоненты системы, их взаимосвязи, а также стратегию и этапы реализации (рисунок 15).</w:t>
+      </w:r>
+    </w:p>
+    <w:p>
+      <w:pPr>
+        <w:pStyle w:val="a7"/>
+        <w:spacing w:after="0" w:line="360" w:lineRule="auto"/>
+        <w:ind w:left="0" w:firstLine="709"/>
+        <w:jc w:val="both"/>
+        <w:rPr>
+          <w:rFonts w:ascii="Times New Roman" w:hAnsi="Times New Roman" w:cs="Times New Roman"/>
+          <w:sz w:val="28"/>
+          <w:szCs w:val="28"/>
+        </w:rPr>
+      </w:pPr>
+    </w:p>
+    <w:p>
+      <w:pPr>
+        <w:pStyle w:val="a7"/>
+        <w:spacing w:after="0" w:line="360" w:lineRule="auto"/>
+        <w:ind w:left="0" w:firstLine="709"/>
+        <w:jc w:val="both"/>
+        <w:rPr>
+          <w:rFonts w:ascii="Times New Roman" w:hAnsi="Times New Roman" w:cs="Times New Roman"/>
+          <w:sz w:val="28"/>
+          <w:szCs w:val="28"/>
+        </w:rPr>
+      </w:pPr>
+      <w:r>
+        <w:rPr>
+          <w:rFonts w:ascii="Times New Roman" w:hAnsi="Times New Roman" w:cs="Times New Roman"/>
+          <w:sz w:val="28"/>
+          <w:szCs w:val="28"/>
+        </w:rPr>
+        <w:t xml:space="preserve">Рисунок 15 – </w:t>
+      </w:r>
+      <w:proofErr w:type="spellStart"/>
+      <w:r>
+        <w:rPr>
+          <w:rFonts w:ascii="Times New Roman" w:hAnsi="Times New Roman" w:cs="Times New Roman"/>
+          <w:sz w:val="28"/>
+          <w:szCs w:val="28"/>
+        </w:rPr>
+        <w:t>ArchiMate</w:t>
+      </w:r>
+      <w:proofErr w:type="spellEnd"/>
+      <w:r>
+        <w:rPr>
+          <w:rFonts w:ascii="Times New Roman" w:hAnsi="Times New Roman" w:cs="Times New Roman"/>
+          <w:sz w:val="28"/>
+          <w:szCs w:val="28"/>
+        </w:rPr>
+        <w:t xml:space="preserve"> </w:t>
+      </w:r>
+      <w:proofErr w:type="spellStart"/>
+      <w:r>
+        <w:rPr>
+          <w:rFonts w:ascii="Times New Roman" w:hAnsi="Times New Roman" w:cs="Times New Roman"/>
+          <w:sz w:val="28"/>
+          <w:szCs w:val="28"/>
+        </w:rPr>
+        <w:t>Diagram</w:t>
+      </w:r>
+      <w:proofErr w:type="spellEnd"/>
+      <w:r>
+        <w:rPr>
+          <w:rFonts w:ascii="Times New Roman" w:hAnsi="Times New Roman" w:cs="Times New Roman"/>
+          <w:sz w:val="28"/>
+          <w:szCs w:val="28"/>
+        </w:rPr>
+        <w:t xml:space="preserve"> (Архитектурная диаграмма)</w:t>
       </w:r>
     </w:p>
     <w:p>
@@ -6083,7 +10371,7 @@
           <w:szCs w:val="28"/>
         </w:rPr>
       </w:pPr>
-      <w:bookmarkStart w:id="14" w:name="_Toc215918091"/>
+      <w:bookmarkStart w:id="19" w:name="_Toc216383597"/>
       <w:r>
         <w:rPr>
           <w:rFonts w:ascii="Times New Roman" w:hAnsi="Times New Roman" w:cs="Times New Roman"/>
@@ -6096,7 +10384,7 @@
         <w:lastRenderedPageBreak/>
         <w:t>Выводы и результаты к разделу 2</w:t>
       </w:r>
-      <w:bookmarkEnd w:id="14"/>
+      <w:bookmarkEnd w:id="19"/>
     </w:p>
     <w:p>
       <w:pPr>
@@ -6115,8 +10403,18 @@
           <w:sz w:val="28"/>
           <w:szCs w:val="28"/>
         </w:rPr>
-        <w:t>В рамках второго ра</w:t>
-      </w:r>
+        <w:t xml:space="preserve">В рамках второго </w:t>
+      </w:r>
+      <w:proofErr w:type="spellStart"/>
+      <w:r>
+        <w:rPr>
+          <w:rFonts w:ascii="Times New Roman" w:hAnsi="Times New Roman" w:cs="Times New Roman"/>
+          <w:sz w:val="28"/>
+          <w:szCs w:val="28"/>
+        </w:rPr>
+        <w:t>ра</w:t>
+      </w:r>
+      <w:proofErr w:type="spellEnd"/>
       <w:r>
         <w:rPr>
           <w:rFonts w:ascii="Times New Roman" w:hAnsi="Times New Roman" w:cs="Times New Roman"/>
@@ -6132,23 +10430,43 @@
           <w:sz w:val="28"/>
           <w:szCs w:val="28"/>
         </w:rPr>
-        <w:t xml:space="preserve">хода была разработана логическая модель системы управления механикой сезонных предметов с использованием UML: определены ключевые сущности и их взаимосвязи, описан жизненный цикл предметов и сезонов, процессы конфигурации правил, автоматической конвертации и анализа баланса, а также сформирована логическая модель данных в виде ERD-диаграммы. Для обеспечения согласованности и надежности при распределённой обработке событий окончания сезонов, массовой конвертации предметов и пересчета метрик была выбрана </w:t>
-      </w:r>
-      <w:r>
-        <w:rPr>
-          <w:rFonts w:ascii="Times New Roman" w:hAnsi="Times New Roman" w:cs="Times New Roman"/>
-          <w:sz w:val="28"/>
-          <w:szCs w:val="28"/>
-        </w:rPr>
-        <w:t>микро сервисная</w:t>
-      </w:r>
-      <w:r>
-        <w:rPr>
-          <w:rFonts w:ascii="Times New Roman" w:hAnsi="Times New Roman" w:cs="Times New Roman"/>
-          <w:sz w:val="28"/>
-          <w:szCs w:val="28"/>
-        </w:rPr>
-        <w:t xml:space="preserve"> архитектура с применением паттерна Saga и механизмов отслеживания изменений данных (CDC), структура которой представлена с помощью ArchiMate, что создает полноценную основу для последующего детального проектирования и реализации системы.</w:t>
+        <w:t xml:space="preserve">хода была разработана логическая модель системы управления механикой сезонных предметов с использованием UML: определены ключевые сущности и их взаимосвязи, описан жизненный цикл предметов и сезонов, процессы конфигурации правил, автоматической конвертации и анализа баланса, а также сформирована логическая модель данных в виде ERD-диаграммы. Для обеспечения согласованности и надежности при распределённой обработке событий окончания сезонов, массовой конвертации предметов и пересчета метрик была выбрана микро сервисная архитектура с применением паттерна </w:t>
+      </w:r>
+      <w:proofErr w:type="spellStart"/>
+      <w:r>
+        <w:rPr>
+          <w:rFonts w:ascii="Times New Roman" w:hAnsi="Times New Roman" w:cs="Times New Roman"/>
+          <w:sz w:val="28"/>
+          <w:szCs w:val="28"/>
+        </w:rPr>
+        <w:t>Saga</w:t>
+      </w:r>
+      <w:proofErr w:type="spellEnd"/>
+      <w:r>
+        <w:rPr>
+          <w:rFonts w:ascii="Times New Roman" w:hAnsi="Times New Roman" w:cs="Times New Roman"/>
+          <w:sz w:val="28"/>
+          <w:szCs w:val="28"/>
+        </w:rPr>
+        <w:t xml:space="preserve"> и механизмов отслеживания изменений данных (CDC), структура которой представлена с помощью </w:t>
+      </w:r>
+      <w:proofErr w:type="spellStart"/>
+      <w:r>
+        <w:rPr>
+          <w:rFonts w:ascii="Times New Roman" w:hAnsi="Times New Roman" w:cs="Times New Roman"/>
+          <w:sz w:val="28"/>
+          <w:szCs w:val="28"/>
+        </w:rPr>
+        <w:t>ArchiMate</w:t>
+      </w:r>
+      <w:proofErr w:type="spellEnd"/>
+      <w:r>
+        <w:rPr>
+          <w:rFonts w:ascii="Times New Roman" w:hAnsi="Times New Roman" w:cs="Times New Roman"/>
+          <w:sz w:val="28"/>
+          <w:szCs w:val="28"/>
+        </w:rPr>
+        <w:t>, что создает полноценную основу для последующего детального проектирования и реализации системы.</w:t>
       </w:r>
     </w:p>
     <w:p>
@@ -6174,7 +10492,7 @@
           <w:szCs w:val="28"/>
         </w:rPr>
       </w:pPr>
-      <w:bookmarkStart w:id="15" w:name="_Toc215918092"/>
+      <w:bookmarkStart w:id="20" w:name="_Toc216383598"/>
       <w:r>
         <w:rPr>
           <w:rFonts w:ascii="Times New Roman" w:hAnsi="Times New Roman" w:cs="Times New Roman"/>
@@ -6187,7 +10505,7 @@
         <w:lastRenderedPageBreak/>
         <w:t>ЗАКЛЮЧЕНИЕ</w:t>
       </w:r>
-      <w:bookmarkEnd w:id="15"/>
+      <w:bookmarkEnd w:id="20"/>
     </w:p>
     <w:p>
       <w:pPr>
@@ -6331,7 +10649,43 @@
           <w:sz w:val="28"/>
           <w:szCs w:val="28"/>
         </w:rPr>
-        <w:t xml:space="preserve">создана архитектура с использованием микросервисного подхода, событийно-ориентированной модели и паттерна Saga для координации распределённых операций;  </w:t>
+        <w:t xml:space="preserve">создана архитектура с использованием </w:t>
+      </w:r>
+      <w:proofErr w:type="spellStart"/>
+      <w:r>
+        <w:rPr>
+          <w:rFonts w:ascii="Times New Roman" w:hAnsi="Times New Roman" w:cs="Times New Roman"/>
+          <w:sz w:val="28"/>
+          <w:szCs w:val="28"/>
+        </w:rPr>
+        <w:t>микросервисного</w:t>
+      </w:r>
+      <w:proofErr w:type="spellEnd"/>
+      <w:r>
+        <w:rPr>
+          <w:rFonts w:ascii="Times New Roman" w:hAnsi="Times New Roman" w:cs="Times New Roman"/>
+          <w:sz w:val="28"/>
+          <w:szCs w:val="28"/>
+        </w:rPr>
+        <w:t xml:space="preserve"> подхода, событийно-ориентированной модели и паттерна </w:t>
+      </w:r>
+      <w:proofErr w:type="spellStart"/>
+      <w:r>
+        <w:rPr>
+          <w:rFonts w:ascii="Times New Roman" w:hAnsi="Times New Roman" w:cs="Times New Roman"/>
+          <w:sz w:val="28"/>
+          <w:szCs w:val="28"/>
+        </w:rPr>
+        <w:t>Saga</w:t>
+      </w:r>
+      <w:proofErr w:type="spellEnd"/>
+      <w:r>
+        <w:rPr>
+          <w:rFonts w:ascii="Times New Roman" w:hAnsi="Times New Roman" w:cs="Times New Roman"/>
+          <w:sz w:val="28"/>
+          <w:szCs w:val="28"/>
+        </w:rPr>
+        <w:t xml:space="preserve"> для координации распределённых операций;  </w:t>
       </w:r>
     </w:p>
     <w:p>
@@ -6408,7 +10762,25 @@
           <w:sz w:val="28"/>
           <w:szCs w:val="28"/>
         </w:rPr>
-        <w:t xml:space="preserve">Результаты работы могут быть внедрены в live-операцию многопользовательских онлайн-игр для управления сезонным контентом. Направления дальнейшего совершенствования включают углублённую аналитику влияния предметов на игровую мету, расширение системы персонализированных </w:t>
+        <w:t xml:space="preserve">Результаты работы могут быть внедрены в </w:t>
+      </w:r>
+      <w:proofErr w:type="spellStart"/>
+      <w:r>
+        <w:rPr>
+          <w:rFonts w:ascii="Times New Roman" w:hAnsi="Times New Roman" w:cs="Times New Roman"/>
+          <w:sz w:val="28"/>
+          <w:szCs w:val="28"/>
+        </w:rPr>
+        <w:t>live</w:t>
+      </w:r>
+      <w:proofErr w:type="spellEnd"/>
+      <w:r>
+        <w:rPr>
+          <w:rFonts w:ascii="Times New Roman" w:hAnsi="Times New Roman" w:cs="Times New Roman"/>
+          <w:sz w:val="28"/>
+          <w:szCs w:val="28"/>
+        </w:rPr>
+        <w:t xml:space="preserve">-операцию многопользовательских онлайн-игр для управления сезонным контентом. Направления дальнейшего совершенствования включают углублённую аналитику влияния предметов на игровую мету, расширение системы </w:t>
       </w:r>
       <w:r>
         <w:rPr>
@@ -6417,7 +10789,7 @@
           <w:szCs w:val="28"/>
         </w:rPr>
         <w:lastRenderedPageBreak/>
-        <w:t>уведомлений и повышение отказоустойчивости при пиковых нагрузках в момент смены сезонов.</w:t>
+        <w:t>персонализированных уведомлений и повышение отказоустойчивости при пиковых нагрузках в момент смены сезонов.</w:t>
       </w:r>
     </w:p>
     <w:p>
@@ -6454,7 +10826,7 @@
           <w:szCs w:val="28"/>
         </w:rPr>
       </w:pPr>
-      <w:bookmarkStart w:id="16" w:name="_Toc215918093"/>
+      <w:bookmarkStart w:id="21" w:name="_Toc216383599"/>
       <w:r>
         <w:rPr>
           <w:rFonts w:ascii="Times New Roman" w:hAnsi="Times New Roman" w:cs="Times New Roman"/>
@@ -6467,7 +10839,7 @@
         <w:lastRenderedPageBreak/>
         <w:t>ГЛОССАРИЙ</w:t>
       </w:r>
-      <w:bookmarkEnd w:id="16"/>
+      <w:bookmarkEnd w:id="21"/>
     </w:p>
     <w:p>
       <w:pPr>
@@ -6499,7 +10871,7 @@
           <w:szCs w:val="28"/>
         </w:rPr>
       </w:pPr>
-      <w:bookmarkStart w:id="17" w:name="_Toc215918094"/>
+      <w:bookmarkStart w:id="22" w:name="_Toc216383600"/>
       <w:r>
         <w:rPr>
           <w:rFonts w:ascii="Times New Roman" w:hAnsi="Times New Roman" w:cs="Times New Roman"/>
@@ -6512,7 +10884,7 @@
         <w:lastRenderedPageBreak/>
         <w:t>СПИСОК ИСПОЛЬЗОВАННОЙ ЛИТЕРАТУРЫ</w:t>
       </w:r>
-      <w:bookmarkEnd w:id="17"/>
+      <w:bookmarkEnd w:id="22"/>
     </w:p>
     <w:p>
       <w:pPr>
@@ -7245,6 +11617,96 @@
     </w:lvl>
   </w:abstractNum>
   <w:abstractNum w:abstractNumId="7" w15:restartNumberingAfterBreak="0">
+    <w:nsid w:val="14F76B50"/>
+    <w:multiLevelType w:val="hybridMultilevel"/>
+    <w:tmpl w:val="45CE7378"/>
+    <w:lvl w:ilvl="0" w:tplc="1DB4E54C">
+      <w:start w:val="1"/>
+      <w:numFmt w:val="decimal"/>
+      <w:lvlText w:val="%1."/>
+      <w:lvlJc w:val="left"/>
+      <w:pPr>
+        <w:ind w:left="1069" w:hanging="360"/>
+      </w:pPr>
+      <w:rPr>
+        <w:rFonts w:hint="default"/>
+        <w:b/>
+      </w:rPr>
+    </w:lvl>
+    <w:lvl w:ilvl="1" w:tplc="04190019" w:tentative="1">
+      <w:start w:val="1"/>
+      <w:numFmt w:val="lowerLetter"/>
+      <w:lvlText w:val="%2."/>
+      <w:lvlJc w:val="left"/>
+      <w:pPr>
+        <w:ind w:left="1789" w:hanging="360"/>
+      </w:pPr>
+    </w:lvl>
+    <w:lvl w:ilvl="2" w:tplc="0419001B" w:tentative="1">
+      <w:start w:val="1"/>
+      <w:numFmt w:val="lowerRoman"/>
+      <w:lvlText w:val="%3."/>
+      <w:lvlJc w:val="right"/>
+      <w:pPr>
+        <w:ind w:left="2509" w:hanging="180"/>
+      </w:pPr>
+    </w:lvl>
+    <w:lvl w:ilvl="3" w:tplc="0419000F" w:tentative="1">
+      <w:start w:val="1"/>
+      <w:numFmt w:val="decimal"/>
+      <w:lvlText w:val="%4."/>
+      <w:lvlJc w:val="left"/>
+      <w:pPr>
+        <w:ind w:left="3229" w:hanging="360"/>
+      </w:pPr>
+    </w:lvl>
+    <w:lvl w:ilvl="4" w:tplc="04190019" w:tentative="1">
+      <w:start w:val="1"/>
+      <w:numFmt w:val="lowerLetter"/>
+      <w:lvlText w:val="%5."/>
+      <w:lvlJc w:val="left"/>
+      <w:pPr>
+        <w:ind w:left="3949" w:hanging="360"/>
+      </w:pPr>
+    </w:lvl>
+    <w:lvl w:ilvl="5" w:tplc="0419001B" w:tentative="1">
+      <w:start w:val="1"/>
+      <w:numFmt w:val="lowerRoman"/>
+      <w:lvlText w:val="%6."/>
+      <w:lvlJc w:val="right"/>
+      <w:pPr>
+        <w:ind w:left="4669" w:hanging="180"/>
+      </w:pPr>
+    </w:lvl>
+    <w:lvl w:ilvl="6" w:tplc="0419000F" w:tentative="1">
+      <w:start w:val="1"/>
+      <w:numFmt w:val="decimal"/>
+      <w:lvlText w:val="%7."/>
+      <w:lvlJc w:val="left"/>
+      <w:pPr>
+        <w:ind w:left="5389" w:hanging="360"/>
+      </w:pPr>
+    </w:lvl>
+    <w:lvl w:ilvl="7" w:tplc="04190019" w:tentative="1">
+      <w:start w:val="1"/>
+      <w:numFmt w:val="lowerLetter"/>
+      <w:lvlText w:val="%8."/>
+      <w:lvlJc w:val="left"/>
+      <w:pPr>
+        <w:ind w:left="6109" w:hanging="360"/>
+      </w:pPr>
+    </w:lvl>
+    <w:lvl w:ilvl="8" w:tplc="0419001B" w:tentative="1">
+      <w:start w:val="1"/>
+      <w:numFmt w:val="lowerRoman"/>
+      <w:lvlText w:val="%9."/>
+      <w:lvlJc w:val="right"/>
+      <w:pPr>
+        <w:ind w:left="6829" w:hanging="180"/>
+      </w:pPr>
+    </w:lvl>
+  </w:abstractNum>
+  <w:abstractNum w:abstractNumId="8" w15:restartNumberingAfterBreak="0">
     <w:nsid w:val="17704712"/>
     <w:multiLevelType w:val="hybridMultilevel"/>
     <w:tmpl w:val="857A2910"/>
@@ -7333,7 +11795,7 @@
       </w:pPr>
     </w:lvl>
   </w:abstractNum>
-  <w:abstractNum w:abstractNumId="8" w15:restartNumberingAfterBreak="0">
+  <w:abstractNum w:abstractNumId="9" w15:restartNumberingAfterBreak="0">
     <w:nsid w:val="18885FDB"/>
     <w:multiLevelType w:val="hybridMultilevel"/>
     <w:tmpl w:val="2F287816"/>
@@ -7422,7 +11884,7 @@
       </w:pPr>
     </w:lvl>
   </w:abstractNum>
-  <w:abstractNum w:abstractNumId="9" w15:restartNumberingAfterBreak="0">
+  <w:abstractNum w:abstractNumId="10" w15:restartNumberingAfterBreak="0">
     <w:nsid w:val="1ACC3329"/>
     <w:multiLevelType w:val="hybridMultilevel"/>
     <w:tmpl w:val="F80EC75A"/>
@@ -7535,7 +11997,7 @@
       </w:rPr>
     </w:lvl>
   </w:abstractNum>
-  <w:abstractNum w:abstractNumId="10" w15:restartNumberingAfterBreak="0">
+  <w:abstractNum w:abstractNumId="11" w15:restartNumberingAfterBreak="0">
     <w:nsid w:val="1C88374C"/>
     <w:multiLevelType w:val="hybridMultilevel"/>
     <w:tmpl w:val="373AFE78"/>
@@ -7648,7 +12110,120 @@
       </w:rPr>
     </w:lvl>
   </w:abstractNum>
-  <w:abstractNum w:abstractNumId="11" w15:restartNumberingAfterBreak="0">
+  <w:abstractNum w:abstractNumId="12" w15:restartNumberingAfterBreak="0">
+    <w:nsid w:val="23FA60C6"/>
+    <w:multiLevelType w:val="hybridMultilevel"/>
+    <w:tmpl w:val="8CAE68F0"/>
+    <w:lvl w:ilvl="0" w:tplc="1C30D06C">
+      <w:start w:val="1"/>
+      <w:numFmt w:val="bullet"/>
+      <w:lvlText w:val="−"/>
+      <w:lvlJc w:val="left"/>
+      <w:pPr>
+        <w:ind w:left="2149" w:hanging="360"/>
+      </w:pPr>
+      <w:rPr>
+        <w:rFonts w:ascii="Times New Roman" w:hAnsi="Times New Roman" w:cs="Times New Roman" w:hint="default"/>
+      </w:rPr>
+    </w:lvl>
+    <w:lvl w:ilvl="1" w:tplc="04190003" w:tentative="1">
+      <w:start w:val="1"/>
+      <w:numFmt w:val="bullet"/>
+      <w:lvlText w:val="o"/>
+      <w:lvlJc w:val="left"/>
+      <w:pPr>
+        <w:ind w:left="2869" w:hanging="360"/>
+      </w:pPr>
+      <w:rPr>
+        <w:rFonts w:ascii="Courier New" w:hAnsi="Courier New" w:cs="Courier New" w:hint="default"/>
+      </w:rPr>
+    </w:lvl>
+    <w:lvl w:ilvl="2" w:tplc="04190005" w:tentative="1">
+      <w:start w:val="1"/>
+      <w:numFmt w:val="bullet"/>
+      <w:lvlText w:val=""/>
+      <w:lvlJc w:val="left"/>
+      <w:pPr>
+        <w:ind w:left="3589" w:hanging="360"/>
+      </w:pPr>
+      <w:rPr>
+        <w:rFonts w:ascii="Wingdings" w:hAnsi="Wingdings" w:hint="default"/>
+      </w:rPr>
+    </w:lvl>
+    <w:lvl w:ilvl="3" w:tplc="04190001" w:tentative="1">
+      <w:start w:val="1"/>
+      <w:numFmt w:val="bullet"/>
+      <w:lvlText w:val=""/>
+      <w:lvlJc w:val="left"/>
+      <w:pPr>
+        <w:ind w:left="4309" w:hanging="360"/>
+      </w:pPr>
+      <w:rPr>
+        <w:rFonts w:ascii="Symbol" w:hAnsi="Symbol" w:hint="default"/>
+      </w:rPr>
+    </w:lvl>
+    <w:lvl w:ilvl="4" w:tplc="04190003" w:tentative="1">
+      <w:start w:val="1"/>
+      <w:numFmt w:val="bullet"/>
+      <w:lvlText w:val="o"/>
+      <w:lvlJc w:val="left"/>
+      <w:pPr>
+        <w:ind w:left="5029" w:hanging="360"/>
+      </w:pPr>
+      <w:rPr>
+        <w:rFonts w:ascii="Courier New" w:hAnsi="Courier New" w:cs="Courier New" w:hint="default"/>
+      </w:rPr>
+    </w:lvl>
+    <w:lvl w:ilvl="5" w:tplc="04190005" w:tentative="1">
+      <w:start w:val="1"/>
+      <w:numFmt w:val="bullet"/>
+      <w:lvlText w:val=""/>
+      <w:lvlJc w:val="left"/>
+      <w:pPr>
+        <w:ind w:left="5749" w:hanging="360"/>
+      </w:pPr>
+      <w:rPr>
+        <w:rFonts w:ascii="Wingdings" w:hAnsi="Wingdings" w:hint="default"/>
+      </w:rPr>
+    </w:lvl>
+    <w:lvl w:ilvl="6" w:tplc="04190001" w:tentative="1">
+      <w:start w:val="1"/>
+      <w:numFmt w:val="bullet"/>
+      <w:lvlText w:val=""/>
+      <w:lvlJc w:val="left"/>
+      <w:pPr>
+        <w:ind w:left="6469" w:hanging="360"/>
+      </w:pPr>
+      <w:rPr>
+        <w:rFonts w:ascii="Symbol" w:hAnsi="Symbol" w:hint="default"/>
+      </w:rPr>
+    </w:lvl>
+    <w:lvl w:ilvl="7" w:tplc="04190003" w:tentative="1">
+      <w:start w:val="1"/>
+      <w:numFmt w:val="bullet"/>
+      <w:lvlText w:val="o"/>
+      <w:lvlJc w:val="left"/>
+      <w:pPr>
+        <w:ind w:left="7189" w:hanging="360"/>
+      </w:pPr>
+      <w:rPr>
+        <w:rFonts w:ascii="Courier New" w:hAnsi="Courier New" w:cs="Courier New" w:hint="default"/>
+      </w:rPr>
+    </w:lvl>
+    <w:lvl w:ilvl="8" w:tplc="04190005" w:tentative="1">
+      <w:start w:val="1"/>
+      <w:numFmt w:val="bullet"/>
+      <w:lvlText w:val=""/>
+      <w:lvlJc w:val="left"/>
+      <w:pPr>
+        <w:ind w:left="7909" w:hanging="360"/>
+      </w:pPr>
+      <w:rPr>
+        <w:rFonts w:ascii="Wingdings" w:hAnsi="Wingdings" w:hint="default"/>
+      </w:rPr>
+    </w:lvl>
+  </w:abstractNum>
+  <w:abstractNum w:abstractNumId="13" w15:restartNumberingAfterBreak="0">
     <w:nsid w:val="28545D3F"/>
     <w:multiLevelType w:val="hybridMultilevel"/>
     <w:tmpl w:val="9AAC32E6"/>
@@ -7760,7 +12335,7 @@
       </w:rPr>
     </w:lvl>
   </w:abstractNum>
-  <w:abstractNum w:abstractNumId="12" w15:restartNumberingAfterBreak="0">
+  <w:abstractNum w:abstractNumId="14" w15:restartNumberingAfterBreak="0">
     <w:nsid w:val="28F629CF"/>
     <w:multiLevelType w:val="hybridMultilevel"/>
     <w:tmpl w:val="3EF002D4"/>
@@ -7849,7 +12424,7 @@
       </w:pPr>
     </w:lvl>
   </w:abstractNum>
-  <w:abstractNum w:abstractNumId="13" w15:restartNumberingAfterBreak="0">
+  <w:abstractNum w:abstractNumId="15" w15:restartNumberingAfterBreak="0">
     <w:nsid w:val="2D1942CB"/>
     <w:multiLevelType w:val="hybridMultilevel"/>
     <w:tmpl w:val="5C56A66E"/>
@@ -7938,7 +12513,7 @@
       </w:pPr>
     </w:lvl>
   </w:abstractNum>
-  <w:abstractNum w:abstractNumId="14" w15:restartNumberingAfterBreak="0">
+  <w:abstractNum w:abstractNumId="16" w15:restartNumberingAfterBreak="0">
     <w:nsid w:val="2F0F1AC1"/>
     <w:multiLevelType w:val="hybridMultilevel"/>
     <w:tmpl w:val="38B038F2"/>
@@ -8050,7 +12625,7 @@
       </w:rPr>
     </w:lvl>
   </w:abstractNum>
-  <w:abstractNum w:abstractNumId="15" w15:restartNumberingAfterBreak="0">
+  <w:abstractNum w:abstractNumId="17" w15:restartNumberingAfterBreak="0">
     <w:nsid w:val="3646600F"/>
     <w:multiLevelType w:val="hybridMultilevel"/>
     <w:tmpl w:val="0C406258"/>
@@ -8139,7 +12714,7 @@
       </w:pPr>
     </w:lvl>
   </w:abstractNum>
-  <w:abstractNum w:abstractNumId="16" w15:restartNumberingAfterBreak="0">
+  <w:abstractNum w:abstractNumId="18" w15:restartNumberingAfterBreak="0">
     <w:nsid w:val="3A0F1D2E"/>
     <w:multiLevelType w:val="hybridMultilevel"/>
     <w:tmpl w:val="D0ACE5C4"/>
@@ -8251,7 +12826,7 @@
       </w:rPr>
     </w:lvl>
   </w:abstractNum>
-  <w:abstractNum w:abstractNumId="17" w15:restartNumberingAfterBreak="0">
+  <w:abstractNum w:abstractNumId="19" w15:restartNumberingAfterBreak="0">
     <w:nsid w:val="3AB85445"/>
     <w:multiLevelType w:val="hybridMultilevel"/>
     <w:tmpl w:val="5B0EC414"/>
@@ -8364,7 +12939,7 @@
       </w:rPr>
     </w:lvl>
   </w:abstractNum>
-  <w:abstractNum w:abstractNumId="18" w15:restartNumberingAfterBreak="0">
+  <w:abstractNum w:abstractNumId="20" w15:restartNumberingAfterBreak="0">
     <w:nsid w:val="3AF87873"/>
     <w:multiLevelType w:val="hybridMultilevel"/>
     <w:tmpl w:val="2DC2CF96"/>
@@ -8477,7 +13052,7 @@
       </w:rPr>
     </w:lvl>
   </w:abstractNum>
-  <w:abstractNum w:abstractNumId="19" w15:restartNumberingAfterBreak="0">
+  <w:abstractNum w:abstractNumId="21" w15:restartNumberingAfterBreak="0">
     <w:nsid w:val="3C327DC8"/>
     <w:multiLevelType w:val="multilevel"/>
     <w:tmpl w:val="920A1C16"/>
@@ -8617,7 +13192,7 @@
       </w:rPr>
     </w:lvl>
   </w:abstractNum>
-  <w:abstractNum w:abstractNumId="20" w15:restartNumberingAfterBreak="0">
+  <w:abstractNum w:abstractNumId="22" w15:restartNumberingAfterBreak="0">
     <w:nsid w:val="3DC44244"/>
     <w:multiLevelType w:val="hybridMultilevel"/>
     <w:tmpl w:val="5E1E14D0"/>
@@ -8706,7 +13281,7 @@
       </w:pPr>
     </w:lvl>
   </w:abstractNum>
-  <w:abstractNum w:abstractNumId="21" w15:restartNumberingAfterBreak="0">
+  <w:abstractNum w:abstractNumId="23" w15:restartNumberingAfterBreak="0">
     <w:nsid w:val="3E450EFF"/>
     <w:multiLevelType w:val="multilevel"/>
     <w:tmpl w:val="138405B0"/>
@@ -8823,7 +13398,7 @@
       </w:pPr>
     </w:lvl>
   </w:abstractNum>
-  <w:abstractNum w:abstractNumId="22" w15:restartNumberingAfterBreak="0">
+  <w:abstractNum w:abstractNumId="24" w15:restartNumberingAfterBreak="0">
     <w:nsid w:val="42D821B7"/>
     <w:multiLevelType w:val="multilevel"/>
     <w:tmpl w:val="3392B414"/>
@@ -8936,7 +13511,7 @@
       </w:rPr>
     </w:lvl>
   </w:abstractNum>
-  <w:abstractNum w:abstractNumId="23" w15:restartNumberingAfterBreak="0">
+  <w:abstractNum w:abstractNumId="25" w15:restartNumberingAfterBreak="0">
     <w:nsid w:val="445C3EBC"/>
     <w:multiLevelType w:val="hybridMultilevel"/>
     <w:tmpl w:val="DA8CE2F6"/>
@@ -9025,7 +13600,7 @@
       </w:pPr>
     </w:lvl>
   </w:abstractNum>
-  <w:abstractNum w:abstractNumId="24" w15:restartNumberingAfterBreak="0">
+  <w:abstractNum w:abstractNumId="26" w15:restartNumberingAfterBreak="0">
     <w:nsid w:val="46F31407"/>
     <w:multiLevelType w:val="hybridMultilevel"/>
     <w:tmpl w:val="1250080A"/>
@@ -9138,7 +13713,7 @@
       </w:rPr>
     </w:lvl>
   </w:abstractNum>
-  <w:abstractNum w:abstractNumId="25" w15:restartNumberingAfterBreak="0">
+  <w:abstractNum w:abstractNumId="27" w15:restartNumberingAfterBreak="0">
     <w:nsid w:val="4AD47852"/>
     <w:multiLevelType w:val="hybridMultilevel"/>
     <w:tmpl w:val="36C0B7A4"/>
@@ -9227,7 +13802,7 @@
       </w:pPr>
     </w:lvl>
   </w:abstractNum>
-  <w:abstractNum w:abstractNumId="26" w15:restartNumberingAfterBreak="0">
+  <w:abstractNum w:abstractNumId="28" w15:restartNumberingAfterBreak="0">
     <w:nsid w:val="4F067104"/>
     <w:multiLevelType w:val="hybridMultilevel"/>
     <w:tmpl w:val="FDA673B0"/>
@@ -9340,7 +13915,185 @@
       </w:rPr>
     </w:lvl>
   </w:abstractNum>
-  <w:abstractNum w:abstractNumId="27" w15:restartNumberingAfterBreak="0">
+  <w:abstractNum w:abstractNumId="29" w15:restartNumberingAfterBreak="0">
+    <w:nsid w:val="50A51BA4"/>
+    <w:multiLevelType w:val="hybridMultilevel"/>
+    <w:tmpl w:val="A84CE174"/>
+    <w:lvl w:ilvl="0" w:tplc="BD8A1144">
+      <w:start w:val="1"/>
+      <w:numFmt w:val="decimal"/>
+      <w:lvlText w:val="%1."/>
+      <w:lvlJc w:val="left"/>
+      <w:pPr>
+        <w:ind w:left="1414" w:hanging="705"/>
+      </w:pPr>
+      <w:rPr>
+        <w:rFonts w:hint="default"/>
+      </w:rPr>
+    </w:lvl>
+    <w:lvl w:ilvl="1" w:tplc="04190019" w:tentative="1">
+      <w:start w:val="1"/>
+      <w:numFmt w:val="lowerLetter"/>
+      <w:lvlText w:val="%2."/>
+      <w:lvlJc w:val="left"/>
+      <w:pPr>
+        <w:ind w:left="1789" w:hanging="360"/>
+      </w:pPr>
+    </w:lvl>
+    <w:lvl w:ilvl="2" w:tplc="0419001B" w:tentative="1">
+      <w:start w:val="1"/>
+      <w:numFmt w:val="lowerRoman"/>
+      <w:lvlText w:val="%3."/>
+      <w:lvlJc w:val="right"/>
+      <w:pPr>
+        <w:ind w:left="2509" w:hanging="180"/>
+      </w:pPr>
+    </w:lvl>
+    <w:lvl w:ilvl="3" w:tplc="0419000F" w:tentative="1">
+      <w:start w:val="1"/>
+      <w:numFmt w:val="decimal"/>
+      <w:lvlText w:val="%4."/>
+      <w:lvlJc w:val="left"/>
+      <w:pPr>
+        <w:ind w:left="3229" w:hanging="360"/>
+      </w:pPr>
+    </w:lvl>
+    <w:lvl w:ilvl="4" w:tplc="04190019" w:tentative="1">
+      <w:start w:val="1"/>
+      <w:numFmt w:val="lowerLetter"/>
+      <w:lvlText w:val="%5."/>
+      <w:lvlJc w:val="left"/>
+      <w:pPr>
+        <w:ind w:left="3949" w:hanging="360"/>
+      </w:pPr>
+    </w:lvl>
+    <w:lvl w:ilvl="5" w:tplc="0419001B" w:tentative="1">
+      <w:start w:val="1"/>
+      <w:numFmt w:val="lowerRoman"/>
+      <w:lvlText w:val="%6."/>
+      <w:lvlJc w:val="right"/>
+      <w:pPr>
+        <w:ind w:left="4669" w:hanging="180"/>
+      </w:pPr>
+    </w:lvl>
+    <w:lvl w:ilvl="6" w:tplc="0419000F" w:tentative="1">
+      <w:start w:val="1"/>
+      <w:numFmt w:val="decimal"/>
+      <w:lvlText w:val="%7."/>
+      <w:lvlJc w:val="left"/>
+      <w:pPr>
+        <w:ind w:left="5389" w:hanging="360"/>
+      </w:pPr>
+    </w:lvl>
+    <w:lvl w:ilvl="7" w:tplc="04190019" w:tentative="1">
+      <w:start w:val="1"/>
+      <w:numFmt w:val="lowerLetter"/>
+      <w:lvlText w:val="%8."/>
+      <w:lvlJc w:val="left"/>
+      <w:pPr>
+        <w:ind w:left="6109" w:hanging="360"/>
+      </w:pPr>
+    </w:lvl>
+    <w:lvl w:ilvl="8" w:tplc="0419001B" w:tentative="1">
+      <w:start w:val="1"/>
+      <w:numFmt w:val="lowerRoman"/>
+      <w:lvlText w:val="%9."/>
+      <w:lvlJc w:val="right"/>
+      <w:pPr>
+        <w:ind w:left="6829" w:hanging="180"/>
+      </w:pPr>
+    </w:lvl>
+  </w:abstractNum>
+  <w:abstractNum w:abstractNumId="30" w15:restartNumberingAfterBreak="0">
+    <w:nsid w:val="53BB6B01"/>
+    <w:multiLevelType w:val="hybridMultilevel"/>
+    <w:tmpl w:val="80D610A2"/>
+    <w:lvl w:ilvl="0" w:tplc="9B409700">
+      <w:start w:val="1"/>
+      <w:numFmt w:val="decimal"/>
+      <w:lvlText w:val="%1."/>
+      <w:lvlJc w:val="left"/>
+      <w:pPr>
+        <w:ind w:left="1069" w:hanging="360"/>
+      </w:pPr>
+      <w:rPr>
+        <w:rFonts w:hint="default"/>
+      </w:rPr>
+    </w:lvl>
+    <w:lvl w:ilvl="1" w:tplc="04190019" w:tentative="1">
+      <w:start w:val="1"/>
+      <w:numFmt w:val="lowerLetter"/>
+      <w:lvlText w:val="%2."/>
+      <w:lvlJc w:val="left"/>
+      <w:pPr>
+        <w:ind w:left="1789" w:hanging="360"/>
+      </w:pPr>
+    </w:lvl>
+    <w:lvl w:ilvl="2" w:tplc="0419001B" w:tentative="1">
+      <w:start w:val="1"/>
+      <w:numFmt w:val="lowerRoman"/>
+      <w:lvlText w:val="%3."/>
+      <w:lvlJc w:val="right"/>
+      <w:pPr>
+        <w:ind w:left="2509" w:hanging="180"/>
+      </w:pPr>
+    </w:lvl>
+    <w:lvl w:ilvl="3" w:tplc="0419000F" w:tentative="1">
+      <w:start w:val="1"/>
+      <w:numFmt w:val="decimal"/>
+      <w:lvlText w:val="%4."/>
+      <w:lvlJc w:val="left"/>
+      <w:pPr>
+        <w:ind w:left="3229" w:hanging="360"/>
+      </w:pPr>
+    </w:lvl>
+    <w:lvl w:ilvl="4" w:tplc="04190019" w:tentative="1">
+      <w:start w:val="1"/>
+      <w:numFmt w:val="lowerLetter"/>
+      <w:lvlText w:val="%5."/>
+      <w:lvlJc w:val="left"/>
+      <w:pPr>
+        <w:ind w:left="3949" w:hanging="360"/>
+      </w:pPr>
+    </w:lvl>
+    <w:lvl w:ilvl="5" w:tplc="0419001B" w:tentative="1">
+      <w:start w:val="1"/>
+      <w:numFmt w:val="lowerRoman"/>
+      <w:lvlText w:val="%6."/>
+      <w:lvlJc w:val="right"/>
+      <w:pPr>
+        <w:ind w:left="4669" w:hanging="180"/>
+      </w:pPr>
+    </w:lvl>
+    <w:lvl w:ilvl="6" w:tplc="0419000F" w:tentative="1">
+      <w:start w:val="1"/>
+      <w:numFmt w:val="decimal"/>
+      <w:lvlText w:val="%7."/>
+      <w:lvlJc w:val="left"/>
+      <w:pPr>
+        <w:ind w:left="5389" w:hanging="360"/>
+      </w:pPr>
+    </w:lvl>
+    <w:lvl w:ilvl="7" w:tplc="04190019" w:tentative="1">
+      <w:start w:val="1"/>
+      <w:numFmt w:val="lowerLetter"/>
+      <w:lvlText w:val="%8."/>
+      <w:lvlJc w:val="left"/>
+      <w:pPr>
+        <w:ind w:left="6109" w:hanging="360"/>
+      </w:pPr>
+    </w:lvl>
+    <w:lvl w:ilvl="8" w:tplc="0419001B" w:tentative="1">
+      <w:start w:val="1"/>
+      <w:numFmt w:val="lowerRoman"/>
+      <w:lvlText w:val="%9."/>
+      <w:lvlJc w:val="right"/>
+      <w:pPr>
+        <w:ind w:left="6829" w:hanging="180"/>
+      </w:pPr>
+    </w:lvl>
+  </w:abstractNum>
+  <w:abstractNum w:abstractNumId="31" w15:restartNumberingAfterBreak="0">
     <w:nsid w:val="585C1B1D"/>
     <w:multiLevelType w:val="multilevel"/>
     <w:tmpl w:val="0419001F"/>
@@ -9426,7 +14179,7 @@
       </w:pPr>
     </w:lvl>
   </w:abstractNum>
-  <w:abstractNum w:abstractNumId="28" w15:restartNumberingAfterBreak="0">
+  <w:abstractNum w:abstractNumId="32" w15:restartNumberingAfterBreak="0">
     <w:nsid w:val="5DCE7880"/>
     <w:multiLevelType w:val="hybridMultilevel"/>
     <w:tmpl w:val="0EE6C9C2"/>
@@ -9539,7 +14292,120 @@
       </w:rPr>
     </w:lvl>
   </w:abstractNum>
-  <w:abstractNum w:abstractNumId="29" w15:restartNumberingAfterBreak="0">
+  <w:abstractNum w:abstractNumId="33" w15:restartNumberingAfterBreak="0">
+    <w:nsid w:val="62C27C14"/>
+    <w:multiLevelType w:val="hybridMultilevel"/>
+    <w:tmpl w:val="B23ACBA8"/>
+    <w:lvl w:ilvl="0" w:tplc="1C30D06C">
+      <w:start w:val="1"/>
+      <w:numFmt w:val="bullet"/>
+      <w:lvlText w:val="−"/>
+      <w:lvlJc w:val="left"/>
+      <w:pPr>
+        <w:ind w:left="2149" w:hanging="360"/>
+      </w:pPr>
+      <w:rPr>
+        <w:rFonts w:ascii="Times New Roman" w:hAnsi="Times New Roman" w:cs="Times New Roman" w:hint="default"/>
+      </w:rPr>
+    </w:lvl>
+    <w:lvl w:ilvl="1" w:tplc="04190003" w:tentative="1">
+      <w:start w:val="1"/>
+      <w:numFmt w:val="bullet"/>
+      <w:lvlText w:val="o"/>
+      <w:lvlJc w:val="left"/>
+      <w:pPr>
+        <w:ind w:left="2869" w:hanging="360"/>
+      </w:pPr>
+      <w:rPr>
+        <w:rFonts w:ascii="Courier New" w:hAnsi="Courier New" w:cs="Courier New" w:hint="default"/>
+      </w:rPr>
+    </w:lvl>
+    <w:lvl w:ilvl="2" w:tplc="04190005" w:tentative="1">
+      <w:start w:val="1"/>
+      <w:numFmt w:val="bullet"/>
+      <w:lvlText w:val=""/>
+      <w:lvlJc w:val="left"/>
+      <w:pPr>
+        <w:ind w:left="3589" w:hanging="360"/>
+      </w:pPr>
+      <w:rPr>
+        <w:rFonts w:ascii="Wingdings" w:hAnsi="Wingdings" w:hint="default"/>
+      </w:rPr>
+    </w:lvl>
+    <w:lvl w:ilvl="3" w:tplc="04190001" w:tentative="1">
+      <w:start w:val="1"/>
+      <w:numFmt w:val="bullet"/>
+      <w:lvlText w:val=""/>
+      <w:lvlJc w:val="left"/>
+      <w:pPr>
+        <w:ind w:left="4309" w:hanging="360"/>
+      </w:pPr>
+      <w:rPr>
+        <w:rFonts w:ascii="Symbol" w:hAnsi="Symbol" w:hint="default"/>
+      </w:rPr>
+    </w:lvl>
+    <w:lvl w:ilvl="4" w:tplc="04190003" w:tentative="1">
+      <w:start w:val="1"/>
+      <w:numFmt w:val="bullet"/>
+      <w:lvlText w:val="o"/>
+      <w:lvlJc w:val="left"/>
+      <w:pPr>
+        <w:ind w:left="5029" w:hanging="360"/>
+      </w:pPr>
+      <w:rPr>
+        <w:rFonts w:ascii="Courier New" w:hAnsi="Courier New" w:cs="Courier New" w:hint="default"/>
+      </w:rPr>
+    </w:lvl>
+    <w:lvl w:ilvl="5" w:tplc="04190005" w:tentative="1">
+      <w:start w:val="1"/>
+      <w:numFmt w:val="bullet"/>
+      <w:lvlText w:val=""/>
+      <w:lvlJc w:val="left"/>
+      <w:pPr>
+        <w:ind w:left="5749" w:hanging="360"/>
+      </w:pPr>
+      <w:rPr>
+        <w:rFonts w:ascii="Wingdings" w:hAnsi="Wingdings" w:hint="default"/>
+      </w:rPr>
+    </w:lvl>
+    <w:lvl w:ilvl="6" w:tplc="04190001" w:tentative="1">
+      <w:start w:val="1"/>
+      <w:numFmt w:val="bullet"/>
+      <w:lvlText w:val=""/>
+      <w:lvlJc w:val="left"/>
+      <w:pPr>
+        <w:ind w:left="6469" w:hanging="360"/>
+      </w:pPr>
+      <w:rPr>
+        <w:rFonts w:ascii="Symbol" w:hAnsi="Symbol" w:hint="default"/>
+      </w:rPr>
+    </w:lvl>
+    <w:lvl w:ilvl="7" w:tplc="04190003" w:tentative="1">
+      <w:start w:val="1"/>
+      <w:numFmt w:val="bullet"/>
+      <w:lvlText w:val="o"/>
+      <w:lvlJc w:val="left"/>
+      <w:pPr>
+        <w:ind w:left="7189" w:hanging="360"/>
+      </w:pPr>
+      <w:rPr>
+        <w:rFonts w:ascii="Courier New" w:hAnsi="Courier New" w:cs="Courier New" w:hint="default"/>
+      </w:rPr>
+    </w:lvl>
+    <w:lvl w:ilvl="8" w:tplc="04190005" w:tentative="1">
+      <w:start w:val="1"/>
+      <w:numFmt w:val="bullet"/>
+      <w:lvlText w:val=""/>
+      <w:lvlJc w:val="left"/>
+      <w:pPr>
+        <w:ind w:left="7909" w:hanging="360"/>
+      </w:pPr>
+      <w:rPr>
+        <w:rFonts w:ascii="Wingdings" w:hAnsi="Wingdings" w:hint="default"/>
+      </w:rPr>
+    </w:lvl>
+  </w:abstractNum>
+  <w:abstractNum w:abstractNumId="34" w15:restartNumberingAfterBreak="0">
     <w:nsid w:val="63B67EC5"/>
     <w:multiLevelType w:val="hybridMultilevel"/>
     <w:tmpl w:val="B3FAFFAC"/>
@@ -9651,7 +14517,7 @@
       </w:rPr>
     </w:lvl>
   </w:abstractNum>
-  <w:abstractNum w:abstractNumId="30" w15:restartNumberingAfterBreak="0">
+  <w:abstractNum w:abstractNumId="35" w15:restartNumberingAfterBreak="0">
     <w:nsid w:val="67EB70D7"/>
     <w:multiLevelType w:val="hybridMultilevel"/>
     <w:tmpl w:val="E196C808"/>
@@ -9740,7 +14606,7 @@
       </w:pPr>
     </w:lvl>
   </w:abstractNum>
-  <w:abstractNum w:abstractNumId="31" w15:restartNumberingAfterBreak="0">
+  <w:abstractNum w:abstractNumId="36" w15:restartNumberingAfterBreak="0">
     <w:nsid w:val="69CC7C4A"/>
     <w:multiLevelType w:val="hybridMultilevel"/>
     <w:tmpl w:val="F2567D30"/>
@@ -9853,7 +14719,7 @@
       </w:rPr>
     </w:lvl>
   </w:abstractNum>
-  <w:abstractNum w:abstractNumId="32" w15:restartNumberingAfterBreak="0">
+  <w:abstractNum w:abstractNumId="37" w15:restartNumberingAfterBreak="0">
     <w:nsid w:val="6D800E33"/>
     <w:multiLevelType w:val="hybridMultilevel"/>
     <w:tmpl w:val="A70E451E"/>
@@ -9939,7 +14805,7 @@
       </w:pPr>
     </w:lvl>
   </w:abstractNum>
-  <w:abstractNum w:abstractNumId="33" w15:restartNumberingAfterBreak="0">
+  <w:abstractNum w:abstractNumId="38" w15:restartNumberingAfterBreak="0">
     <w:nsid w:val="6DA949FE"/>
     <w:multiLevelType w:val="multilevel"/>
     <w:tmpl w:val="A6E40C82"/>
@@ -10079,7 +14945,7 @@
       </w:rPr>
     </w:lvl>
   </w:abstractNum>
-  <w:abstractNum w:abstractNumId="34" w15:restartNumberingAfterBreak="0">
+  <w:abstractNum w:abstractNumId="39" w15:restartNumberingAfterBreak="0">
     <w:nsid w:val="707D2C54"/>
     <w:multiLevelType w:val="hybridMultilevel"/>
     <w:tmpl w:val="954A9E6E"/>
@@ -10192,7 +15058,7 @@
       </w:rPr>
     </w:lvl>
   </w:abstractNum>
-  <w:abstractNum w:abstractNumId="35" w15:restartNumberingAfterBreak="0">
+  <w:abstractNum w:abstractNumId="40" w15:restartNumberingAfterBreak="0">
     <w:nsid w:val="72AD18F6"/>
     <w:multiLevelType w:val="multilevel"/>
     <w:tmpl w:val="931C4492"/>
@@ -10305,7 +15171,7 @@
       </w:pPr>
     </w:lvl>
   </w:abstractNum>
-  <w:abstractNum w:abstractNumId="36" w15:restartNumberingAfterBreak="0">
+  <w:abstractNum w:abstractNumId="41" w15:restartNumberingAfterBreak="0">
     <w:nsid w:val="774743AD"/>
     <w:multiLevelType w:val="hybridMultilevel"/>
     <w:tmpl w:val="392EF3CE"/>
@@ -10391,7 +15257,7 @@
       </w:pPr>
     </w:lvl>
   </w:abstractNum>
-  <w:abstractNum w:abstractNumId="37" w15:restartNumberingAfterBreak="0">
+  <w:abstractNum w:abstractNumId="42" w15:restartNumberingAfterBreak="0">
     <w:nsid w:val="77D20064"/>
     <w:multiLevelType w:val="hybridMultilevel"/>
     <w:tmpl w:val="5860C0DC"/>
@@ -10480,7 +15346,7 @@
       </w:pPr>
     </w:lvl>
   </w:abstractNum>
-  <w:abstractNum w:abstractNumId="38" w15:restartNumberingAfterBreak="0">
+  <w:abstractNum w:abstractNumId="43" w15:restartNumberingAfterBreak="0">
     <w:nsid w:val="78633BFE"/>
     <w:multiLevelType w:val="hybridMultilevel"/>
     <w:tmpl w:val="760AD906"/>
@@ -10567,7 +15433,7 @@
     </w:lvl>
   </w:abstractNum>
   <w:num w:numId="1" w16cid:durableId="146478503">
-    <w:abstractNumId w:val="35"/>
+    <w:abstractNumId w:val="40"/>
     <w:lvlOverride w:ilvl="0">
       <w:startOverride w:val="1"/>
     </w:lvlOverride>
@@ -10597,94 +15463,94 @@
     </w:lvlOverride>
   </w:num>
   <w:num w:numId="2" w16cid:durableId="1083600405">
+    <w:abstractNumId w:val="43"/>
+  </w:num>
+  <w:num w:numId="3" w16cid:durableId="1184321071">
+    <w:abstractNumId w:val="27"/>
+  </w:num>
+  <w:num w:numId="4" w16cid:durableId="1740638016">
+    <w:abstractNumId w:val="25"/>
+  </w:num>
+  <w:num w:numId="5" w16cid:durableId="64644260">
+    <w:abstractNumId w:val="14"/>
+  </w:num>
+  <w:num w:numId="6" w16cid:durableId="1311135945">
+    <w:abstractNumId w:val="17"/>
+  </w:num>
+  <w:num w:numId="7" w16cid:durableId="226232599">
     <w:abstractNumId w:val="38"/>
   </w:num>
-  <w:num w:numId="3" w16cid:durableId="1184321071">
-    <w:abstractNumId w:val="25"/>
+  <w:num w:numId="8" w16cid:durableId="2010595056">
+    <w:abstractNumId w:val="21"/>
   </w:num>
-  <w:num w:numId="4" w16cid:durableId="1740638016">
-    <w:abstractNumId w:val="23"/>
+  <w:num w:numId="9" w16cid:durableId="1636181785">
+    <w:abstractNumId w:val="8"/>
   </w:num>
-  <w:num w:numId="5" w16cid:durableId="64644260">
-    <w:abstractNumId w:val="12"/>
+  <w:num w:numId="10" w16cid:durableId="1768184870">
+    <w:abstractNumId w:val="42"/>
   </w:num>
-  <w:num w:numId="6" w16cid:durableId="1311135945">
+  <w:num w:numId="11" w16cid:durableId="1894384830">
+    <w:abstractNumId w:val="9"/>
+  </w:num>
+  <w:num w:numId="12" w16cid:durableId="1062219983">
     <w:abstractNumId w:val="15"/>
   </w:num>
-  <w:num w:numId="7" w16cid:durableId="226232599">
-    <w:abstractNumId w:val="33"/>
+  <w:num w:numId="13" w16cid:durableId="1177504632">
+    <w:abstractNumId w:val="37"/>
   </w:num>
-  <w:num w:numId="8" w16cid:durableId="2010595056">
+  <w:num w:numId="14" w16cid:durableId="833958119">
+    <w:abstractNumId w:val="34"/>
+  </w:num>
+  <w:num w:numId="15" w16cid:durableId="327056718">
+    <w:abstractNumId w:val="13"/>
+  </w:num>
+  <w:num w:numId="16" w16cid:durableId="398791700">
+    <w:abstractNumId w:val="32"/>
+  </w:num>
+  <w:num w:numId="17" w16cid:durableId="1222868241">
     <w:abstractNumId w:val="19"/>
   </w:num>
-  <w:num w:numId="9" w16cid:durableId="1636181785">
-    <w:abstractNumId w:val="7"/>
-  </w:num>
-  <w:num w:numId="10" w16cid:durableId="1768184870">
-    <w:abstractNumId w:val="37"/>
-  </w:num>
-  <w:num w:numId="11" w16cid:durableId="1894384830">
-    <w:abstractNumId w:val="8"/>
-  </w:num>
-  <w:num w:numId="12" w16cid:durableId="1062219983">
-    <w:abstractNumId w:val="13"/>
-  </w:num>
-  <w:num w:numId="13" w16cid:durableId="1177504632">
-    <w:abstractNumId w:val="32"/>
-  </w:num>
-  <w:num w:numId="14" w16cid:durableId="833958119">
-    <w:abstractNumId w:val="29"/>
-  </w:num>
-  <w:num w:numId="15" w16cid:durableId="327056718">
-    <w:abstractNumId w:val="11"/>
-  </w:num>
-  <w:num w:numId="16" w16cid:durableId="398791700">
-    <w:abstractNumId w:val="28"/>
-  </w:num>
-  <w:num w:numId="17" w16cid:durableId="1222868241">
-    <w:abstractNumId w:val="17"/>
-  </w:num>
   <w:num w:numId="18" w16cid:durableId="1821267904">
-    <w:abstractNumId w:val="18"/>
+    <w:abstractNumId w:val="20"/>
   </w:num>
   <w:num w:numId="19" w16cid:durableId="1665889356">
-    <w:abstractNumId w:val="24"/>
+    <w:abstractNumId w:val="26"/>
   </w:num>
   <w:num w:numId="20" w16cid:durableId="2094010252">
     <w:abstractNumId w:val="6"/>
   </w:num>
   <w:num w:numId="21" w16cid:durableId="811367865">
-    <w:abstractNumId w:val="31"/>
+    <w:abstractNumId w:val="36"/>
   </w:num>
   <w:num w:numId="22" w16cid:durableId="639462263">
     <w:abstractNumId w:val="5"/>
   </w:num>
   <w:num w:numId="23" w16cid:durableId="1642684815">
-    <w:abstractNumId w:val="34"/>
+    <w:abstractNumId w:val="39"/>
   </w:num>
   <w:num w:numId="24" w16cid:durableId="439178374">
-    <w:abstractNumId w:val="26"/>
+    <w:abstractNumId w:val="28"/>
   </w:num>
   <w:num w:numId="25" w16cid:durableId="1832138115">
-    <w:abstractNumId w:val="9"/>
+    <w:abstractNumId w:val="10"/>
   </w:num>
   <w:num w:numId="26" w16cid:durableId="1627273097">
-    <w:abstractNumId w:val="16"/>
+    <w:abstractNumId w:val="18"/>
   </w:num>
   <w:num w:numId="27" w16cid:durableId="1967395778">
-    <w:abstractNumId w:val="14"/>
+    <w:abstractNumId w:val="16"/>
   </w:num>
   <w:num w:numId="28" w16cid:durableId="119225082">
     <w:abstractNumId w:val="0"/>
   </w:num>
   <w:num w:numId="29" w16cid:durableId="625476051">
-    <w:abstractNumId w:val="10"/>
+    <w:abstractNumId w:val="11"/>
   </w:num>
   <w:num w:numId="30" w16cid:durableId="2053459547">
     <w:abstractNumId w:val="4"/>
   </w:num>
   <w:num w:numId="31" w16cid:durableId="92289259">
-    <w:abstractNumId w:val="21"/>
+    <w:abstractNumId w:val="23"/>
     <w:lvlOverride w:ilvl="0">
       <w:startOverride w:val="1"/>
     </w:lvlOverride>
@@ -10712,10 +15578,10 @@
     </w:lvlOverride>
   </w:num>
   <w:num w:numId="32" w16cid:durableId="2074506370">
-    <w:abstractNumId w:val="36"/>
+    <w:abstractNumId w:val="41"/>
   </w:num>
   <w:num w:numId="33" w16cid:durableId="1907258176">
-    <w:abstractNumId w:val="20"/>
+    <w:abstractNumId w:val="22"/>
   </w:num>
   <w:num w:numId="34" w16cid:durableId="1222909797">
     <w:abstractNumId w:val="3"/>
@@ -10724,16 +15590,31 @@
     <w:abstractNumId w:val="2"/>
   </w:num>
   <w:num w:numId="36" w16cid:durableId="178810729">
-    <w:abstractNumId w:val="30"/>
+    <w:abstractNumId w:val="35"/>
   </w:num>
   <w:num w:numId="37" w16cid:durableId="504705886">
-    <w:abstractNumId w:val="27"/>
+    <w:abstractNumId w:val="31"/>
   </w:num>
   <w:num w:numId="38" w16cid:durableId="1835952962">
-    <w:abstractNumId w:val="22"/>
+    <w:abstractNumId w:val="24"/>
   </w:num>
   <w:num w:numId="39" w16cid:durableId="1530026259">
     <w:abstractNumId w:val="1"/>
+  </w:num>
+  <w:num w:numId="40" w16cid:durableId="1207838397">
+    <w:abstractNumId w:val="33"/>
+  </w:num>
+  <w:num w:numId="41" w16cid:durableId="557056343">
+    <w:abstractNumId w:val="12"/>
+  </w:num>
+  <w:num w:numId="42" w16cid:durableId="897470459">
+    <w:abstractNumId w:val="7"/>
+  </w:num>
+  <w:num w:numId="43" w16cid:durableId="1160148741">
+    <w:abstractNumId w:val="29"/>
+  </w:num>
+  <w:num w:numId="44" w16cid:durableId="471602402">
+    <w:abstractNumId w:val="30"/>
   </w:num>
 </w:numbering>
 </file>
@@ -11742,6 +16623,35 @@
       <w:u w:val="single"/>
     </w:rPr>
   </w:style>
+  <w:style w:type="paragraph" w:styleId="af0">
+    <w:name w:val="Normal (Web)"/>
+    <w:basedOn w:val="a"/>
+    <w:uiPriority w:val="99"/>
+    <w:unhideWhenUsed/>
+    <w:rsid w:val="00E02F24"/>
+    <w:pPr>
+      <w:spacing w:before="100" w:beforeAutospacing="1" w:after="100" w:afterAutospacing="1" w:line="240" w:lineRule="auto"/>
+    </w:pPr>
+    <w:rPr>
+      <w:rFonts w:ascii="Times New Roman" w:eastAsia="Times New Roman" w:hAnsi="Times New Roman" w:cs="Times New Roman"/>
+      <w:kern w:val="0"/>
+      <w:lang w:eastAsia="ru-RU"/>
+      <w14:ligatures w14:val="none"/>
+    </w:rPr>
+  </w:style>
+  <w:style w:type="paragraph" w:styleId="31">
+    <w:name w:val="toc 3"/>
+    <w:basedOn w:val="a"/>
+    <w:next w:val="a"/>
+    <w:autoRedefine/>
+    <w:uiPriority w:val="39"/>
+    <w:unhideWhenUsed/>
+    <w:rsid w:val="00E02F24"/>
+    <w:pPr>
+      <w:spacing w:after="100"/>
+      <w:ind w:left="480"/>
+    </w:pPr>
+  </w:style>
 </w:styles>
 </file>
 

--- a/PKSS/_Курсовая работа.docx
+++ b/PKSS/_Курсовая работа.docx
@@ -3144,25 +3144,7 @@
           <w:szCs w:val="28"/>
         </w:rPr>
         <w:lastRenderedPageBreak/>
-        <w:t xml:space="preserve">Контекстная диаграмма (C4 System </w:t>
-      </w:r>
-      <w:proofErr w:type="spellStart"/>
-      <w:r>
-        <w:rPr>
-          <w:rFonts w:ascii="Times New Roman" w:hAnsi="Times New Roman" w:cs="Times New Roman"/>
-          <w:sz w:val="28"/>
-          <w:szCs w:val="28"/>
-        </w:rPr>
-        <w:t>Landscape</w:t>
-      </w:r>
-      <w:proofErr w:type="spellEnd"/>
-      <w:r>
-        <w:rPr>
-          <w:rFonts w:ascii="Times New Roman" w:hAnsi="Times New Roman" w:cs="Times New Roman"/>
-          <w:sz w:val="28"/>
-          <w:szCs w:val="28"/>
-        </w:rPr>
-        <w:t>) демонстрирует место системы управления сезонными предметами в корпоративной IT-инфраструктуре. На диаграмме показаны ключевые взаимодействия с игровым сервером. Это позволяет наглядно определить границы ответственности системы, точки интеграции и зависимости от внешних сервисов, что критически важно для обеспечения её надежности и безопасности (рисунок 1).</w:t>
+        <w:t>Контекстная диаграмма (C4 System Landscape) демонстрирует место системы управления сезонными предметами в корпоративной IT-инфраструктуре. На диаграмме показаны ключевые взаимодействия с игровым сервером. Это позволяет наглядно определить границы ответственности системы, точки интеграции и зависимости от внешних сервисов, что критически важно для обеспечения её надежности и безопасности (рисунок 1).</w:t>
       </w:r>
     </w:p>
     <w:p>
@@ -3377,25 +3359,7 @@
           <w:sz w:val="28"/>
           <w:szCs w:val="28"/>
         </w:rPr>
-        <w:t xml:space="preserve">, реализующие элементы механики сезонного контента: Destiny 2 и </w:t>
-      </w:r>
-      <w:proofErr w:type="spellStart"/>
-      <w:r>
-        <w:rPr>
-          <w:rFonts w:ascii="Times New Roman" w:hAnsi="Times New Roman" w:cs="Times New Roman"/>
-          <w:sz w:val="28"/>
-          <w:szCs w:val="28"/>
-        </w:rPr>
-        <w:t>Warframe</w:t>
-      </w:r>
-      <w:proofErr w:type="spellEnd"/>
-      <w:r>
-        <w:rPr>
-          <w:rFonts w:ascii="Times New Roman" w:hAnsi="Times New Roman" w:cs="Times New Roman"/>
-          <w:sz w:val="28"/>
-          <w:szCs w:val="28"/>
-        </w:rPr>
-        <w:t xml:space="preserve">. Обе </w:t>
+        <w:t xml:space="preserve">, реализующие элементы механики сезонного контента: Destiny 2 и Warframe. Обе </w:t>
       </w:r>
       <w:r>
         <w:rPr>
@@ -3534,7 +3498,6 @@
                 <w:lang w:val="en-US" w:eastAsia="ru-RU"/>
               </w:rPr>
             </w:pPr>
-            <w:proofErr w:type="spellStart"/>
             <w:r>
               <w:rPr>
                 <w:rFonts w:ascii="Times New Roman" w:eastAsia="Times New Roman" w:hAnsi="Times New Roman" w:cs="Times New Roman"/>
@@ -3545,7 +3508,6 @@
               </w:rPr>
               <w:t>Warframe</w:t>
             </w:r>
-            <w:proofErr w:type="spellEnd"/>
           </w:p>
         </w:tc>
       </w:tr>
@@ -4705,7 +4667,6 @@
         </w:rPr>
         <w:t xml:space="preserve"> были выбраны </w:t>
       </w:r>
-      <w:proofErr w:type="spellStart"/>
       <w:r>
         <w:rPr>
           <w:rFonts w:ascii="Times New Roman" w:hAnsi="Times New Roman" w:cs="Times New Roman"/>
@@ -4715,7 +4676,6 @@
         </w:rPr>
         <w:t>PlantUML</w:t>
       </w:r>
-      <w:proofErr w:type="spellEnd"/>
       <w:r>
         <w:rPr>
           <w:rFonts w:ascii="Times New Roman" w:hAnsi="Times New Roman" w:cs="Times New Roman"/>
@@ -4741,7 +4701,6 @@
         </w:rPr>
         <w:t>.</w:t>
       </w:r>
-      <w:proofErr w:type="spellStart"/>
       <w:r>
         <w:rPr>
           <w:rFonts w:ascii="Times New Roman" w:hAnsi="Times New Roman" w:cs="Times New Roman"/>
@@ -4751,7 +4710,6 @@
         </w:rPr>
         <w:t>js</w:t>
       </w:r>
-      <w:proofErr w:type="spellEnd"/>
       <w:r>
         <w:rPr>
           <w:rFonts w:ascii="Times New Roman" w:hAnsi="Times New Roman" w:cs="Times New Roman"/>
@@ -5317,115 +5275,7 @@
           <w:sz w:val="28"/>
           <w:szCs w:val="28"/>
         </w:rPr>
-        <w:t xml:space="preserve">Для детализации архитектурного решения была проведена декомпозиция модели «КАК ДОЛЖНО БЫТЬ», в результате которой созданы диаграммы C4: </w:t>
-      </w:r>
-      <w:proofErr w:type="spellStart"/>
-      <w:r>
-        <w:rPr>
-          <w:rFonts w:ascii="Times New Roman" w:hAnsi="Times New Roman" w:cs="Times New Roman"/>
-          <w:sz w:val="28"/>
-          <w:szCs w:val="28"/>
-        </w:rPr>
-        <w:t>Context</w:t>
-      </w:r>
-      <w:proofErr w:type="spellEnd"/>
-      <w:r>
-        <w:rPr>
-          <w:rFonts w:ascii="Times New Roman" w:hAnsi="Times New Roman" w:cs="Times New Roman"/>
-          <w:sz w:val="28"/>
-          <w:szCs w:val="28"/>
-        </w:rPr>
-        <w:t xml:space="preserve"> </w:t>
-      </w:r>
-      <w:proofErr w:type="spellStart"/>
-      <w:r>
-        <w:rPr>
-          <w:rFonts w:ascii="Times New Roman" w:hAnsi="Times New Roman" w:cs="Times New Roman"/>
-          <w:sz w:val="28"/>
-          <w:szCs w:val="28"/>
-        </w:rPr>
-        <w:t>Diagram</w:t>
-      </w:r>
-      <w:proofErr w:type="spellEnd"/>
-      <w:r>
-        <w:rPr>
-          <w:rFonts w:ascii="Times New Roman" w:hAnsi="Times New Roman" w:cs="Times New Roman"/>
-          <w:sz w:val="28"/>
-          <w:szCs w:val="28"/>
-        </w:rPr>
-        <w:t xml:space="preserve"> (Контекстная диаграмма), </w:t>
-      </w:r>
-      <w:proofErr w:type="spellStart"/>
-      <w:r>
-        <w:rPr>
-          <w:rFonts w:ascii="Times New Roman" w:hAnsi="Times New Roman" w:cs="Times New Roman"/>
-          <w:sz w:val="28"/>
-          <w:szCs w:val="28"/>
-        </w:rPr>
-        <w:t>Container</w:t>
-      </w:r>
-      <w:proofErr w:type="spellEnd"/>
-      <w:r>
-        <w:rPr>
-          <w:rFonts w:ascii="Times New Roman" w:hAnsi="Times New Roman" w:cs="Times New Roman"/>
-          <w:sz w:val="28"/>
-          <w:szCs w:val="28"/>
-        </w:rPr>
-        <w:t xml:space="preserve"> </w:t>
-      </w:r>
-      <w:proofErr w:type="spellStart"/>
-      <w:r>
-        <w:rPr>
-          <w:rFonts w:ascii="Times New Roman" w:hAnsi="Times New Roman" w:cs="Times New Roman"/>
-          <w:sz w:val="28"/>
-          <w:szCs w:val="28"/>
-        </w:rPr>
-        <w:t>Diagram</w:t>
-      </w:r>
-      <w:proofErr w:type="spellEnd"/>
-      <w:r>
-        <w:rPr>
-          <w:rFonts w:ascii="Times New Roman" w:hAnsi="Times New Roman" w:cs="Times New Roman"/>
-          <w:sz w:val="28"/>
-          <w:szCs w:val="28"/>
-        </w:rPr>
-        <w:t xml:space="preserve"> (Диаграмма контейнеров) и </w:t>
-      </w:r>
-      <w:proofErr w:type="spellStart"/>
-      <w:r>
-        <w:rPr>
-          <w:rFonts w:ascii="Times New Roman" w:hAnsi="Times New Roman" w:cs="Times New Roman"/>
-          <w:sz w:val="28"/>
-          <w:szCs w:val="28"/>
-        </w:rPr>
-        <w:t>Component</w:t>
-      </w:r>
-      <w:proofErr w:type="spellEnd"/>
-      <w:r>
-        <w:rPr>
-          <w:rFonts w:ascii="Times New Roman" w:hAnsi="Times New Roman" w:cs="Times New Roman"/>
-          <w:sz w:val="28"/>
-          <w:szCs w:val="28"/>
-        </w:rPr>
-        <w:t xml:space="preserve"> </w:t>
-      </w:r>
-      <w:proofErr w:type="spellStart"/>
-      <w:r>
-        <w:rPr>
-          <w:rFonts w:ascii="Times New Roman" w:hAnsi="Times New Roman" w:cs="Times New Roman"/>
-          <w:sz w:val="28"/>
-          <w:szCs w:val="28"/>
-        </w:rPr>
-        <w:t>Diagram</w:t>
-      </w:r>
-      <w:proofErr w:type="spellEnd"/>
-      <w:r>
-        <w:rPr>
-          <w:rFonts w:ascii="Times New Roman" w:hAnsi="Times New Roman" w:cs="Times New Roman"/>
-          <w:sz w:val="28"/>
-          <w:szCs w:val="28"/>
-        </w:rPr>
-        <w:t xml:space="preserve"> (Диаграмма компонентов) (рис. 3-5).</w:t>
+        <w:t>Для детализации архитектурного решения была проведена декомпозиция модели «КАК ДОЛЖНО БЫТЬ», в результате которой созданы диаграммы C4: Context Diagram (Контекстная диаграмма), Container Diagram (Диаграмма контейнеров) и Component Diagram (Диаграмма компонентов) (рис. 3-5).</w:t>
       </w:r>
     </w:p>
     <w:p>
@@ -5513,43 +5363,7 @@
           <w:sz w:val="28"/>
           <w:szCs w:val="28"/>
         </w:rPr>
-        <w:t>Рисунок 3 – Контекстная диаграмма C4 (</w:t>
-      </w:r>
-      <w:proofErr w:type="spellStart"/>
-      <w:r>
-        <w:rPr>
-          <w:rFonts w:ascii="Times New Roman" w:hAnsi="Times New Roman" w:cs="Times New Roman"/>
-          <w:sz w:val="28"/>
-          <w:szCs w:val="28"/>
-        </w:rPr>
-        <w:t>Context</w:t>
-      </w:r>
-      <w:proofErr w:type="spellEnd"/>
-      <w:r>
-        <w:rPr>
-          <w:rFonts w:ascii="Times New Roman" w:hAnsi="Times New Roman" w:cs="Times New Roman"/>
-          <w:sz w:val="28"/>
-          <w:szCs w:val="28"/>
-        </w:rPr>
-        <w:t xml:space="preserve"> </w:t>
-      </w:r>
-      <w:proofErr w:type="spellStart"/>
-      <w:r>
-        <w:rPr>
-          <w:rFonts w:ascii="Times New Roman" w:hAnsi="Times New Roman" w:cs="Times New Roman"/>
-          <w:sz w:val="28"/>
-          <w:szCs w:val="28"/>
-        </w:rPr>
-        <w:t>Diagram</w:t>
-      </w:r>
-      <w:proofErr w:type="spellEnd"/>
-      <w:r>
-        <w:rPr>
-          <w:rFonts w:ascii="Times New Roman" w:hAnsi="Times New Roman" w:cs="Times New Roman"/>
-          <w:sz w:val="28"/>
-          <w:szCs w:val="28"/>
-        </w:rPr>
-        <w:t>)</w:t>
+        <w:t>Рисунок 3 – Контекстная диаграмма C4 (Context Diagram)</w:t>
       </w:r>
     </w:p>
     <w:p>
@@ -5638,43 +5452,7 @@
           <w:sz w:val="28"/>
           <w:szCs w:val="28"/>
         </w:rPr>
-        <w:t>Рисунок 4 – Диаграмма контейнеров C4 (</w:t>
-      </w:r>
-      <w:proofErr w:type="spellStart"/>
-      <w:r>
-        <w:rPr>
-          <w:rFonts w:ascii="Times New Roman" w:hAnsi="Times New Roman" w:cs="Times New Roman"/>
-          <w:sz w:val="28"/>
-          <w:szCs w:val="28"/>
-        </w:rPr>
-        <w:t>Container</w:t>
-      </w:r>
-      <w:proofErr w:type="spellEnd"/>
-      <w:r>
-        <w:rPr>
-          <w:rFonts w:ascii="Times New Roman" w:hAnsi="Times New Roman" w:cs="Times New Roman"/>
-          <w:sz w:val="28"/>
-          <w:szCs w:val="28"/>
-        </w:rPr>
-        <w:t xml:space="preserve"> </w:t>
-      </w:r>
-      <w:proofErr w:type="spellStart"/>
-      <w:r>
-        <w:rPr>
-          <w:rFonts w:ascii="Times New Roman" w:hAnsi="Times New Roman" w:cs="Times New Roman"/>
-          <w:sz w:val="28"/>
-          <w:szCs w:val="28"/>
-        </w:rPr>
-        <w:t>Diagram</w:t>
-      </w:r>
-      <w:proofErr w:type="spellEnd"/>
-      <w:r>
-        <w:rPr>
-          <w:rFonts w:ascii="Times New Roman" w:hAnsi="Times New Roman" w:cs="Times New Roman"/>
-          <w:sz w:val="28"/>
-          <w:szCs w:val="28"/>
-        </w:rPr>
-        <w:t>)</w:t>
+        <w:t>Рисунок 4 – Диаграмма контейнеров C4 (Container Diagram)</w:t>
       </w:r>
     </w:p>
     <w:p>
@@ -5763,43 +5541,7 @@
           <w:sz w:val="28"/>
           <w:szCs w:val="28"/>
         </w:rPr>
-        <w:t>Рисунок 5 – Диаграмма компонентов C4 (</w:t>
-      </w:r>
-      <w:proofErr w:type="spellStart"/>
-      <w:r>
-        <w:rPr>
-          <w:rFonts w:ascii="Times New Roman" w:hAnsi="Times New Roman" w:cs="Times New Roman"/>
-          <w:sz w:val="28"/>
-          <w:szCs w:val="28"/>
-        </w:rPr>
-        <w:t>Component</w:t>
-      </w:r>
-      <w:proofErr w:type="spellEnd"/>
-      <w:r>
-        <w:rPr>
-          <w:rFonts w:ascii="Times New Roman" w:hAnsi="Times New Roman" w:cs="Times New Roman"/>
-          <w:sz w:val="28"/>
-          <w:szCs w:val="28"/>
-        </w:rPr>
-        <w:t xml:space="preserve"> </w:t>
-      </w:r>
-      <w:proofErr w:type="spellStart"/>
-      <w:r>
-        <w:rPr>
-          <w:rFonts w:ascii="Times New Roman" w:hAnsi="Times New Roman" w:cs="Times New Roman"/>
-          <w:sz w:val="28"/>
-          <w:szCs w:val="28"/>
-        </w:rPr>
-        <w:t>Diagram</w:t>
-      </w:r>
-      <w:proofErr w:type="spellEnd"/>
-      <w:r>
-        <w:rPr>
-          <w:rFonts w:ascii="Times New Roman" w:hAnsi="Times New Roman" w:cs="Times New Roman"/>
-          <w:sz w:val="28"/>
-          <w:szCs w:val="28"/>
-        </w:rPr>
-        <w:t>)</w:t>
+        <w:t>Рисунок 5 – Диаграмма компонентов C4 (Component Diagram)</w:t>
       </w:r>
     </w:p>
     <w:p>
@@ -5986,7 +5728,6 @@
         </w:rPr>
         <w:t>Заказчик и исполнитель разработки: ООО «</w:t>
       </w:r>
-      <w:proofErr w:type="spellStart"/>
       <w:r>
         <w:rPr>
           <w:rFonts w:ascii="Times New Roman" w:hAnsi="Times New Roman" w:cs="Times New Roman"/>
@@ -5995,7 +5736,6 @@
         </w:rPr>
         <w:t>КуройГамез</w:t>
       </w:r>
-      <w:proofErr w:type="spellEnd"/>
       <w:r>
         <w:rPr>
           <w:rFonts w:ascii="Times New Roman" w:hAnsi="Times New Roman" w:cs="Times New Roman"/>
@@ -6288,25 +6028,7 @@
           <w:sz w:val="28"/>
           <w:szCs w:val="28"/>
         </w:rPr>
-        <w:t xml:space="preserve">Рисунок 6 – </w:t>
-      </w:r>
-      <w:proofErr w:type="spellStart"/>
-      <w:r>
-        <w:rPr>
-          <w:rFonts w:ascii="Times New Roman" w:hAnsi="Times New Roman" w:cs="Times New Roman"/>
-          <w:sz w:val="28"/>
-          <w:szCs w:val="28"/>
-        </w:rPr>
-        <w:t>Use</w:t>
-      </w:r>
-      <w:proofErr w:type="spellEnd"/>
-      <w:r>
-        <w:rPr>
-          <w:rFonts w:ascii="Times New Roman" w:hAnsi="Times New Roman" w:cs="Times New Roman"/>
-          <w:sz w:val="28"/>
-          <w:szCs w:val="28"/>
-        </w:rPr>
-        <w:t xml:space="preserve"> Case диаграмма</w:t>
+        <w:t>Рисунок 6 – Use Case диаграмма</w:t>
       </w:r>
     </w:p>
     <w:p>
@@ -6810,27 +6532,16 @@
           <w:rFonts w:ascii="Times New Roman" w:hAnsi="Times New Roman" w:cs="Times New Roman"/>
           <w:sz w:val="28"/>
           <w:szCs w:val="28"/>
-          <w:lang w:val="en-US"/>
-        </w:rPr>
-      </w:pPr>
-      <w:r>
-        <w:rPr>
-          <w:rFonts w:ascii="Times New Roman" w:hAnsi="Times New Roman" w:cs="Times New Roman"/>
-          <w:sz w:val="28"/>
-          <w:szCs w:val="28"/>
-        </w:rPr>
-        <w:t xml:space="preserve">Требования к качеству автоматизированной системы описаны в диаграмме древа полезности – Utility </w:t>
-      </w:r>
-      <w:proofErr w:type="spellStart"/>
-      <w:r>
-        <w:rPr>
-          <w:rFonts w:ascii="Times New Roman" w:hAnsi="Times New Roman" w:cs="Times New Roman"/>
-          <w:sz w:val="28"/>
-          <w:szCs w:val="28"/>
-        </w:rPr>
-        <w:t>Tree</w:t>
-      </w:r>
-      <w:proofErr w:type="spellEnd"/>
+        </w:rPr>
+      </w:pPr>
+      <w:r>
+        <w:rPr>
+          <w:rFonts w:ascii="Times New Roman" w:hAnsi="Times New Roman" w:cs="Times New Roman"/>
+          <w:sz w:val="28"/>
+          <w:szCs w:val="28"/>
+        </w:rPr>
+        <w:t>Требования к качеству автоматизированной системы описаны в диаграмме древа полезности – Utility Tree</w:t>
+      </w:r>
       <w:r>
         <w:rPr>
           <w:rFonts w:ascii="Times New Roman" w:hAnsi="Times New Roman" w:cs="Times New Roman"/>
@@ -6913,21 +6624,12 @@
           <w:szCs w:val="28"/>
         </w:rPr>
       </w:pPr>
-      <w:proofErr w:type="spellStart"/>
-      <w:r>
-        <w:rPr>
-          <w:sz w:val="28"/>
-          <w:szCs w:val="28"/>
-        </w:rPr>
-        <w:t>Latency</w:t>
-      </w:r>
-      <w:proofErr w:type="spellEnd"/>
-      <w:r>
-        <w:rPr>
-          <w:sz w:val="28"/>
-          <w:szCs w:val="28"/>
-        </w:rPr>
-        <w:t xml:space="preserve">: Задержки при авторизации &lt;= 100 мс. </w:t>
+      <w:r>
+        <w:rPr>
+          <w:sz w:val="28"/>
+          <w:szCs w:val="28"/>
+        </w:rPr>
+        <w:t xml:space="preserve">Latency: Задержки при авторизации &lt;= 100 мс. </w:t>
       </w:r>
     </w:p>
     <w:p>
@@ -6965,37 +6667,12 @@
           <w:lang w:val="en-US"/>
         </w:rPr>
       </w:pPr>
-      <w:proofErr w:type="spellStart"/>
-      <w:r>
-        <w:rPr>
-          <w:sz w:val="28"/>
-          <w:szCs w:val="28"/>
-        </w:rPr>
-        <w:t>Availability</w:t>
-      </w:r>
-      <w:proofErr w:type="spellEnd"/>
-      <w:r>
-        <w:rPr>
-          <w:sz w:val="28"/>
-          <w:szCs w:val="28"/>
-        </w:rPr>
-        <w:t xml:space="preserve">: Общая доступность </w:t>
-      </w:r>
-      <w:proofErr w:type="gramStart"/>
-      <w:r>
-        <w:rPr>
-          <w:sz w:val="28"/>
-          <w:szCs w:val="28"/>
-        </w:rPr>
-        <w:t>сервиса &gt;</w:t>
-      </w:r>
-      <w:proofErr w:type="gramEnd"/>
-      <w:r>
-        <w:rPr>
-          <w:sz w:val="28"/>
-          <w:szCs w:val="28"/>
-        </w:rPr>
-        <w:t xml:space="preserve">= 95%. </w:t>
+      <w:r>
+        <w:rPr>
+          <w:sz w:val="28"/>
+          <w:szCs w:val="28"/>
+        </w:rPr>
+        <w:t xml:space="preserve">Availability: Общая доступность сервиса &gt;= 95%. </w:t>
       </w:r>
     </w:p>
     <w:p>
@@ -7032,53 +6709,12 @@
           <w:szCs w:val="28"/>
         </w:rPr>
       </w:pPr>
-      <w:proofErr w:type="spellStart"/>
-      <w:r>
-        <w:rPr>
-          <w:sz w:val="28"/>
-          <w:szCs w:val="28"/>
-        </w:rPr>
-        <w:t>Throughput</w:t>
-      </w:r>
-      <w:proofErr w:type="spellEnd"/>
-      <w:r>
-        <w:rPr>
-          <w:sz w:val="28"/>
-          <w:szCs w:val="28"/>
-        </w:rPr>
-        <w:t>/</w:t>
-      </w:r>
-      <w:proofErr w:type="spellStart"/>
-      <w:r>
-        <w:rPr>
-          <w:sz w:val="28"/>
-          <w:szCs w:val="28"/>
-        </w:rPr>
-        <w:t>Scale</w:t>
-      </w:r>
-      <w:proofErr w:type="spellEnd"/>
-      <w:r>
-        <w:rPr>
-          <w:sz w:val="28"/>
-          <w:szCs w:val="28"/>
-        </w:rPr>
-        <w:t xml:space="preserve">: </w:t>
-      </w:r>
-      <w:proofErr w:type="gramStart"/>
-      <w:r>
-        <w:rPr>
-          <w:sz w:val="28"/>
-          <w:szCs w:val="28"/>
-        </w:rPr>
-        <w:t>Поддержка &gt;</w:t>
-      </w:r>
-      <w:proofErr w:type="gramEnd"/>
-      <w:r>
-        <w:rPr>
-          <w:sz w:val="28"/>
-          <w:szCs w:val="28"/>
-        </w:rPr>
-        <w:t>= 10,000 одновременных игровых сессий.</w:t>
+      <w:r>
+        <w:rPr>
+          <w:sz w:val="28"/>
+          <w:szCs w:val="28"/>
+        </w:rPr>
+        <w:t>Throughput/Scale: Поддержка &gt;= 10,000 одновременных игровых сессий.</w:t>
       </w:r>
     </w:p>
     <w:p>
@@ -7115,21 +6751,12 @@
           <w:szCs w:val="28"/>
         </w:rPr>
       </w:pPr>
-      <w:proofErr w:type="spellStart"/>
-      <w:r>
-        <w:rPr>
-          <w:sz w:val="28"/>
-          <w:szCs w:val="28"/>
-        </w:rPr>
-        <w:t>Observability</w:t>
-      </w:r>
-      <w:proofErr w:type="spellEnd"/>
-      <w:r>
-        <w:rPr>
-          <w:sz w:val="28"/>
-          <w:szCs w:val="28"/>
-        </w:rPr>
-        <w:t>: Мониторинг метрик: Сбор и мониторинг ключевых метрик: задержка, пропускная способность, количество ошибок, загрузка CPU/памяти, общая динамика цена на витрине предметов.</w:t>
+      <w:r>
+        <w:rPr>
+          <w:sz w:val="28"/>
+          <w:szCs w:val="28"/>
+        </w:rPr>
+        <w:t>Observability: Мониторинг метрик: Сбор и мониторинг ключевых метрик: задержка, пропускная способность, количество ошибок, загрузка CPU/памяти, общая динамика цена на витрине предметов.</w:t>
       </w:r>
     </w:p>
     <w:p>
@@ -7148,23 +6775,7 @@
           <w:sz w:val="28"/>
           <w:szCs w:val="28"/>
         </w:rPr>
-        <w:t xml:space="preserve">Сценарий: Оперативное обнаружение </w:t>
-      </w:r>
-      <w:proofErr w:type="gramStart"/>
-      <w:r>
-        <w:rPr>
-          <w:sz w:val="28"/>
-          <w:szCs w:val="28"/>
-        </w:rPr>
-        <w:t>проблем</w:t>
-      </w:r>
-      <w:proofErr w:type="gramEnd"/>
-      <w:r>
-        <w:rPr>
-          <w:sz w:val="28"/>
-          <w:szCs w:val="28"/>
-        </w:rPr>
-        <w:t xml:space="preserve"> связанных с игрой.</w:t>
+        <w:t>Сценарий: Оперативное обнаружение проблем связанных с игрой.</w:t>
       </w:r>
     </w:p>
     <w:p>
@@ -7187,23 +6798,7 @@
           <w:sz w:val="28"/>
           <w:szCs w:val="28"/>
         </w:rPr>
-        <w:t>Security/</w:t>
-      </w:r>
-      <w:proofErr w:type="spellStart"/>
-      <w:r>
-        <w:rPr>
-          <w:sz w:val="28"/>
-          <w:szCs w:val="28"/>
-        </w:rPr>
-        <w:t>Privacy</w:t>
-      </w:r>
-      <w:proofErr w:type="spellEnd"/>
-      <w:r>
-        <w:rPr>
-          <w:sz w:val="28"/>
-          <w:szCs w:val="28"/>
-        </w:rPr>
-        <w:t xml:space="preserve">: Валидация данных на сервере: Все данные, отправляемые клиентом, должны быть валидированы. </w:t>
+        <w:t xml:space="preserve">Security/Privacy: Валидация данных на сервере: Все данные, отправляемые клиентом, должны быть валидированы. </w:t>
       </w:r>
     </w:p>
     <w:p>
@@ -7258,7 +6853,6 @@
           <w:szCs w:val="28"/>
         </w:rPr>
       </w:pPr>
-      <w:proofErr w:type="spellStart"/>
       <w:r>
         <w:rPr>
           <w:rFonts w:ascii="Times New Roman" w:hAnsi="Times New Roman" w:cs="Times New Roman"/>
@@ -7266,16 +6860,7 @@
           <w:szCs w:val="28"/>
         </w:rPr>
         <w:lastRenderedPageBreak/>
-        <w:t>Latency</w:t>
-      </w:r>
-      <w:proofErr w:type="spellEnd"/>
-      <w:r>
-        <w:rPr>
-          <w:rFonts w:ascii="Times New Roman" w:hAnsi="Times New Roman" w:cs="Times New Roman"/>
-          <w:sz w:val="28"/>
-          <w:szCs w:val="28"/>
-        </w:rPr>
-        <w:t>: Задержки при авторизации &lt;= 100 мс. Сценарий: Игрок запускает игру и должен быстро авторизоваться, чтобы не потерять интерес и не столкнуться с задержками на старте.</w:t>
+        <w:t>Latency: Задержки при авторизации &lt;= 100 мс. Сценарий: Игрок запускает игру и должен быстро авторизоваться, чтобы не потерять интерес и не столкнуться с задержками на старте.</w:t>
       </w:r>
       <w:r>
         <w:rPr>
@@ -7352,41 +6937,13 @@
           <w:szCs w:val="28"/>
         </w:rPr>
       </w:pPr>
-      <w:proofErr w:type="spellStart"/>
-      <w:r>
-        <w:rPr>
-          <w:rFonts w:ascii="Times New Roman" w:hAnsi="Times New Roman" w:cs="Times New Roman"/>
-          <w:sz w:val="28"/>
-          <w:szCs w:val="28"/>
-        </w:rPr>
-        <w:t>Availability</w:t>
-      </w:r>
-      <w:proofErr w:type="spellEnd"/>
-      <w:r>
-        <w:rPr>
-          <w:rFonts w:ascii="Times New Roman" w:hAnsi="Times New Roman" w:cs="Times New Roman"/>
-          <w:sz w:val="28"/>
-          <w:szCs w:val="28"/>
-        </w:rPr>
-        <w:t xml:space="preserve">: Общая доступность </w:t>
-      </w:r>
-      <w:proofErr w:type="gramStart"/>
-      <w:r>
-        <w:rPr>
-          <w:rFonts w:ascii="Times New Roman" w:hAnsi="Times New Roman" w:cs="Times New Roman"/>
-          <w:sz w:val="28"/>
-          <w:szCs w:val="28"/>
-        </w:rPr>
-        <w:t>сервиса &gt;</w:t>
-      </w:r>
-      <w:proofErr w:type="gramEnd"/>
-      <w:r>
-        <w:rPr>
-          <w:rFonts w:ascii="Times New Roman" w:hAnsi="Times New Roman" w:cs="Times New Roman"/>
-          <w:sz w:val="28"/>
-          <w:szCs w:val="28"/>
-        </w:rPr>
-        <w:t>= 95%. Сценарий: Игра должна быть доступна в большинстве случаев, чтобы обеспечить стабильный игровой опыт и не потерять игроков.</w:t>
+      <w:r>
+        <w:rPr>
+          <w:rFonts w:ascii="Times New Roman" w:hAnsi="Times New Roman" w:cs="Times New Roman"/>
+          <w:sz w:val="28"/>
+          <w:szCs w:val="28"/>
+        </w:rPr>
+        <w:t>Availability: Общая доступность сервиса &gt;= 95%. Сценарий: Игра должна быть доступна в большинстве случаев, чтобы обеспечить стабильный игровой опыт и не потерять игроков.</w:t>
       </w:r>
       <w:r>
         <w:rPr>
@@ -7463,59 +7020,13 @@
           <w:szCs w:val="28"/>
         </w:rPr>
       </w:pPr>
-      <w:proofErr w:type="spellStart"/>
-      <w:r>
-        <w:rPr>
-          <w:rFonts w:ascii="Times New Roman" w:hAnsi="Times New Roman" w:cs="Times New Roman"/>
-          <w:sz w:val="28"/>
-          <w:szCs w:val="28"/>
-        </w:rPr>
-        <w:t>Throughput</w:t>
-      </w:r>
-      <w:proofErr w:type="spellEnd"/>
-      <w:r>
-        <w:rPr>
-          <w:rFonts w:ascii="Times New Roman" w:hAnsi="Times New Roman" w:cs="Times New Roman"/>
-          <w:sz w:val="28"/>
-          <w:szCs w:val="28"/>
-        </w:rPr>
-        <w:t>/</w:t>
-      </w:r>
-      <w:proofErr w:type="spellStart"/>
-      <w:r>
-        <w:rPr>
-          <w:rFonts w:ascii="Times New Roman" w:hAnsi="Times New Roman" w:cs="Times New Roman"/>
-          <w:sz w:val="28"/>
-          <w:szCs w:val="28"/>
-        </w:rPr>
-        <w:t>Scale</w:t>
-      </w:r>
-      <w:proofErr w:type="spellEnd"/>
-      <w:r>
-        <w:rPr>
-          <w:rFonts w:ascii="Times New Roman" w:hAnsi="Times New Roman" w:cs="Times New Roman"/>
-          <w:sz w:val="28"/>
-          <w:szCs w:val="28"/>
-        </w:rPr>
-        <w:t xml:space="preserve">: </w:t>
-      </w:r>
-      <w:proofErr w:type="gramStart"/>
-      <w:r>
-        <w:rPr>
-          <w:rFonts w:ascii="Times New Roman" w:hAnsi="Times New Roman" w:cs="Times New Roman"/>
-          <w:sz w:val="28"/>
-          <w:szCs w:val="28"/>
-        </w:rPr>
-        <w:t>Поддержка &gt;</w:t>
-      </w:r>
-      <w:proofErr w:type="gramEnd"/>
-      <w:r>
-        <w:rPr>
-          <w:rFonts w:ascii="Times New Roman" w:hAnsi="Times New Roman" w:cs="Times New Roman"/>
-          <w:sz w:val="28"/>
-          <w:szCs w:val="28"/>
-        </w:rPr>
-        <w:t>= 10,000 одновременных игровых сессий. Сценарий: Сервер должен поддерживать большое количество одновременных игроков, чтобы обеспечить комфортный игровой опыт для всех.</w:t>
+      <w:r>
+        <w:rPr>
+          <w:rFonts w:ascii="Times New Roman" w:hAnsi="Times New Roman" w:cs="Times New Roman"/>
+          <w:sz w:val="28"/>
+          <w:szCs w:val="28"/>
+        </w:rPr>
+        <w:t>Throughput/Scale: Поддержка &gt;= 10,000 одновременных игровых сессий. Сценарий: Сервер должен поддерживать большое количество одновременных игроков, чтобы обеспечить комфортный игровой опыт для всех.</w:t>
       </w:r>
       <w:r>
         <w:rPr>
@@ -7592,23 +7103,13 @@
           <w:szCs w:val="28"/>
         </w:rPr>
       </w:pPr>
-      <w:proofErr w:type="spellStart"/>
-      <w:r>
-        <w:rPr>
-          <w:rFonts w:ascii="Times New Roman" w:hAnsi="Times New Roman" w:cs="Times New Roman"/>
-          <w:sz w:val="28"/>
-          <w:szCs w:val="28"/>
-        </w:rPr>
-        <w:t>Observability</w:t>
-      </w:r>
-      <w:proofErr w:type="spellEnd"/>
-      <w:r>
-        <w:rPr>
-          <w:rFonts w:ascii="Times New Roman" w:hAnsi="Times New Roman" w:cs="Times New Roman"/>
-          <w:sz w:val="28"/>
-          <w:szCs w:val="28"/>
-        </w:rPr>
-        <w:t xml:space="preserve">: Мониторинг метрик: Сбор и мониторинг ключевых метрик: задержка, пропускная способность, количество ошибок, загрузка CPU/памяти. </w:t>
+      <w:r>
+        <w:rPr>
+          <w:rFonts w:ascii="Times New Roman" w:hAnsi="Times New Roman" w:cs="Times New Roman"/>
+          <w:sz w:val="28"/>
+          <w:szCs w:val="28"/>
+        </w:rPr>
+        <w:t xml:space="preserve">Observability: Мониторинг метрик: Сбор и мониторинг ключевых метрик: задержка, пропускная способность, количество ошибок, загрузка CPU/памяти. </w:t>
       </w:r>
     </w:p>
     <w:p>
@@ -7728,25 +7229,7 @@
           <w:sz w:val="28"/>
           <w:szCs w:val="28"/>
         </w:rPr>
-        <w:t>Security/</w:t>
-      </w:r>
-      <w:proofErr w:type="spellStart"/>
-      <w:r>
-        <w:rPr>
-          <w:rFonts w:ascii="Times New Roman" w:hAnsi="Times New Roman" w:cs="Times New Roman"/>
-          <w:sz w:val="28"/>
-          <w:szCs w:val="28"/>
-        </w:rPr>
-        <w:t>Privacy</w:t>
-      </w:r>
-      <w:proofErr w:type="spellEnd"/>
-      <w:r>
-        <w:rPr>
-          <w:rFonts w:ascii="Times New Roman" w:hAnsi="Times New Roman" w:cs="Times New Roman"/>
-          <w:sz w:val="28"/>
-          <w:szCs w:val="28"/>
-        </w:rPr>
-        <w:t xml:space="preserve">: Валидация данных на сервере: Все данные, отправляемые клиентом, должны быть валидированы. </w:t>
+        <w:t xml:space="preserve">Security/Privacy: Валидация данных на сервере: Все данные, отправляемые клиентом, должны быть валидированы. </w:t>
       </w:r>
     </w:p>
     <w:p>
@@ -7892,25 +7375,7 @@
           <w:szCs w:val="28"/>
         </w:rPr>
         <w:lastRenderedPageBreak/>
-        <w:t xml:space="preserve">Система предполагает эксплуатацию </w:t>
-      </w:r>
-      <w:proofErr w:type="spellStart"/>
-      <w:r>
-        <w:rPr>
-          <w:rFonts w:ascii="Times New Roman" w:hAnsi="Times New Roman" w:cs="Times New Roman"/>
-          <w:sz w:val="28"/>
-          <w:szCs w:val="28"/>
-        </w:rPr>
-        <w:t>backend</w:t>
-      </w:r>
-      <w:proofErr w:type="spellEnd"/>
-      <w:r>
-        <w:rPr>
-          <w:rFonts w:ascii="Times New Roman" w:hAnsi="Times New Roman" w:cs="Times New Roman"/>
-          <w:sz w:val="28"/>
-          <w:szCs w:val="28"/>
-        </w:rPr>
-        <w:t>-разработчиками на платформе Java</w:t>
+        <w:t>Система предполагает эксплуатацию backend-разработчиками на платформе Java</w:t>
       </w:r>
       <w:r>
         <w:rPr>
@@ -7926,25 +7391,7 @@
           <w:sz w:val="28"/>
           <w:szCs w:val="28"/>
         </w:rPr>
-        <w:t xml:space="preserve">Spring и </w:t>
-      </w:r>
-      <w:proofErr w:type="spellStart"/>
-      <w:r>
-        <w:rPr>
-          <w:rFonts w:ascii="Times New Roman" w:hAnsi="Times New Roman" w:cs="Times New Roman"/>
-          <w:sz w:val="28"/>
-          <w:szCs w:val="28"/>
-        </w:rPr>
-        <w:t>DevOps</w:t>
-      </w:r>
-      <w:proofErr w:type="spellEnd"/>
-      <w:r>
-        <w:rPr>
-          <w:rFonts w:ascii="Times New Roman" w:hAnsi="Times New Roman" w:cs="Times New Roman"/>
-          <w:sz w:val="28"/>
-          <w:szCs w:val="28"/>
-        </w:rPr>
-        <w:t>-специалистами для развертывания и мониторинга. Основными пользователями системы со стороны бизнеса являются гейм-дизайнеры и продюсеры, которые через административный интерфейс настраивают правила сезонов. Постоянного вмешательства в штатные процессы не требуется. Конечные пользователи не требуют специальной подготовки и взаимодействуют с системой исключительно через игровой клиент.</w:t>
+        <w:t>Spring и DevOps-специалистами для развертывания и мониторинга. Основными пользователями системы со стороны бизнеса являются гейм-дизайнеры и продюсеры, которые через административный интерфейс настраивают правила сезонов. Постоянного вмешательства в штатные процессы не требуется. Конечные пользователи не требуют специальной подготовки и взаимодействуют с системой исключительно через игровой клиент.</w:t>
       </w:r>
     </w:p>
     <w:p>
@@ -8094,25 +7541,7 @@
           <w:sz w:val="28"/>
           <w:szCs w:val="28"/>
         </w:rPr>
-        <w:t xml:space="preserve">Обмен данными между компонентами системы осуществляется в формате JSON (REST API) и </w:t>
-      </w:r>
-      <w:proofErr w:type="spellStart"/>
-      <w:r>
-        <w:rPr>
-          <w:rFonts w:ascii="Times New Roman" w:hAnsi="Times New Roman" w:cs="Times New Roman"/>
-          <w:sz w:val="28"/>
-          <w:szCs w:val="28"/>
-        </w:rPr>
-        <w:t>Protobuf</w:t>
-      </w:r>
-      <w:proofErr w:type="spellEnd"/>
-      <w:r>
-        <w:rPr>
-          <w:rFonts w:ascii="Times New Roman" w:hAnsi="Times New Roman" w:cs="Times New Roman"/>
-          <w:sz w:val="28"/>
-          <w:szCs w:val="28"/>
-        </w:rPr>
-        <w:t xml:space="preserve"> (для внутренней высокопроизводительной коммуникации). Система должна быть оптимизирована для обработки пиковых нагрузок, связанных с моментами </w:t>
+        <w:t xml:space="preserve">Обмен данными между компонентами системы осуществляется в формате JSON (REST API) и Protobuf (для внутренней высокопроизводительной коммуникации). Система должна быть оптимизирована для обработки пиковых нагрузок, связанных с моментами </w:t>
       </w:r>
       <w:r>
         <w:rPr>
@@ -8171,18 +7600,8 @@
           <w:sz w:val="28"/>
           <w:szCs w:val="28"/>
         </w:rPr>
-        <w:t xml:space="preserve">Серверная операционная система: </w:t>
-      </w:r>
-      <w:proofErr w:type="spellStart"/>
-      <w:r>
-        <w:rPr>
-          <w:rFonts w:ascii="Times New Roman" w:hAnsi="Times New Roman" w:cs="Times New Roman"/>
-          <w:sz w:val="28"/>
-          <w:szCs w:val="28"/>
-        </w:rPr>
-        <w:t>Linu</w:t>
-      </w:r>
-      <w:proofErr w:type="spellEnd"/>
+        <w:t>Серверная операционная система: Linu</w:t>
+      </w:r>
       <w:r>
         <w:rPr>
           <w:rFonts w:ascii="Times New Roman" w:hAnsi="Times New Roman" w:cs="Times New Roman"/>
@@ -8219,18 +7638,8 @@
           <w:sz w:val="28"/>
           <w:szCs w:val="28"/>
         </w:rPr>
-        <w:t xml:space="preserve">СУБД и хранилища: </w:t>
-      </w:r>
-      <w:proofErr w:type="spellStart"/>
-      <w:r>
-        <w:rPr>
-          <w:rFonts w:ascii="Times New Roman" w:hAnsi="Times New Roman" w:cs="Times New Roman"/>
-          <w:sz w:val="28"/>
-          <w:szCs w:val="28"/>
-        </w:rPr>
-        <w:t>PostgreSQL</w:t>
-      </w:r>
-      <w:proofErr w:type="spellEnd"/>
+        <w:t>СУБД и хранилища: PostgreSQL</w:t>
+      </w:r>
       <w:r>
         <w:rPr>
           <w:rFonts w:ascii="Times New Roman" w:hAnsi="Times New Roman" w:cs="Times New Roman"/>
@@ -8245,23 +7654,80 @@
           <w:sz w:val="28"/>
           <w:szCs w:val="28"/>
         </w:rPr>
+        <w:t xml:space="preserve"> Redis;</w:t>
+      </w:r>
+    </w:p>
+    <w:p>
+      <w:pPr>
+        <w:pStyle w:val="a7"/>
+        <w:spacing w:after="0" w:line="360" w:lineRule="auto"/>
+        <w:ind w:left="0" w:firstLine="709"/>
+        <w:jc w:val="both"/>
+        <w:rPr>
+          <w:rFonts w:ascii="Times New Roman" w:hAnsi="Times New Roman" w:cs="Times New Roman"/>
+          <w:sz w:val="28"/>
+          <w:szCs w:val="28"/>
+          <w:lang w:val="en-US"/>
+        </w:rPr>
+      </w:pPr>
+      <w:r>
+        <w:rPr>
+          <w:rFonts w:ascii="Times New Roman" w:hAnsi="Times New Roman" w:cs="Times New Roman"/>
+          <w:sz w:val="28"/>
+          <w:szCs w:val="28"/>
+        </w:rPr>
+        <w:t>Среда</w:t>
+      </w:r>
+      <w:r>
+        <w:rPr>
+          <w:rFonts w:ascii="Times New Roman" w:hAnsi="Times New Roman" w:cs="Times New Roman"/>
+          <w:sz w:val="28"/>
+          <w:szCs w:val="28"/>
+          <w:lang w:val="en-US"/>
+        </w:rPr>
         <w:t xml:space="preserve"> </w:t>
       </w:r>
-      <w:proofErr w:type="spellStart"/>
-      <w:r>
-        <w:rPr>
-          <w:rFonts w:ascii="Times New Roman" w:hAnsi="Times New Roman" w:cs="Times New Roman"/>
-          <w:sz w:val="28"/>
-          <w:szCs w:val="28"/>
-        </w:rPr>
-        <w:t>Redis</w:t>
-      </w:r>
-      <w:proofErr w:type="spellEnd"/>
-      <w:r>
-        <w:rPr>
-          <w:rFonts w:ascii="Times New Roman" w:hAnsi="Times New Roman" w:cs="Times New Roman"/>
-          <w:sz w:val="28"/>
-          <w:szCs w:val="28"/>
+      <w:r>
+        <w:rPr>
+          <w:rFonts w:ascii="Times New Roman" w:hAnsi="Times New Roman" w:cs="Times New Roman"/>
+          <w:sz w:val="28"/>
+          <w:szCs w:val="28"/>
+        </w:rPr>
+        <w:t>выполнения</w:t>
+      </w:r>
+      <w:r>
+        <w:rPr>
+          <w:rFonts w:ascii="Times New Roman" w:hAnsi="Times New Roman" w:cs="Times New Roman"/>
+          <w:sz w:val="28"/>
+          <w:szCs w:val="28"/>
+          <w:lang w:val="en-US"/>
+        </w:rPr>
+        <w:t>: Java 17, Spring Boo</w:t>
+      </w:r>
+      <w:r>
+        <w:rPr>
+          <w:rFonts w:ascii="Times New Roman" w:hAnsi="Times New Roman" w:cs="Times New Roman"/>
+          <w:sz w:val="28"/>
+          <w:szCs w:val="28"/>
+          <w:lang w:val="en-US"/>
+        </w:rPr>
+        <w:t>t</w:t>
+      </w:r>
+      <w:r>
+        <w:rPr>
+          <w:rFonts w:ascii="Times New Roman" w:hAnsi="Times New Roman" w:cs="Times New Roman"/>
+          <w:sz w:val="28"/>
+          <w:szCs w:val="28"/>
+          <w:lang w:val="en-US"/>
+        </w:rPr>
+        <w:t>, Apache Kafka</w:t>
+      </w:r>
+      <w:r>
+        <w:rPr>
+          <w:rFonts w:ascii="Times New Roman" w:hAnsi="Times New Roman" w:cs="Times New Roman"/>
+          <w:sz w:val="28"/>
+          <w:szCs w:val="28"/>
+          <w:lang w:val="en-US"/>
         </w:rPr>
         <w:t>;</w:t>
       </w:r>
@@ -8276,144 +7742,15 @@
           <w:rFonts w:ascii="Times New Roman" w:hAnsi="Times New Roman" w:cs="Times New Roman"/>
           <w:sz w:val="28"/>
           <w:szCs w:val="28"/>
-          <w:lang w:val="en-US"/>
-        </w:rPr>
-      </w:pPr>
-      <w:r>
-        <w:rPr>
-          <w:rFonts w:ascii="Times New Roman" w:hAnsi="Times New Roman" w:cs="Times New Roman"/>
-          <w:sz w:val="28"/>
-          <w:szCs w:val="28"/>
-        </w:rPr>
-        <w:t>Среда</w:t>
-      </w:r>
-      <w:r>
-        <w:rPr>
-          <w:rFonts w:ascii="Times New Roman" w:hAnsi="Times New Roman" w:cs="Times New Roman"/>
-          <w:sz w:val="28"/>
-          <w:szCs w:val="28"/>
-          <w:lang w:val="en-US"/>
-        </w:rPr>
-        <w:t xml:space="preserve"> </w:t>
-      </w:r>
-      <w:r>
-        <w:rPr>
-          <w:rFonts w:ascii="Times New Roman" w:hAnsi="Times New Roman" w:cs="Times New Roman"/>
-          <w:sz w:val="28"/>
-          <w:szCs w:val="28"/>
-        </w:rPr>
-        <w:t>выполнения</w:t>
-      </w:r>
-      <w:r>
-        <w:rPr>
-          <w:rFonts w:ascii="Times New Roman" w:hAnsi="Times New Roman" w:cs="Times New Roman"/>
-          <w:sz w:val="28"/>
-          <w:szCs w:val="28"/>
-          <w:lang w:val="en-US"/>
-        </w:rPr>
-        <w:t>: Java 17, Spring Boo</w:t>
-      </w:r>
-      <w:r>
-        <w:rPr>
-          <w:rFonts w:ascii="Times New Roman" w:hAnsi="Times New Roman" w:cs="Times New Roman"/>
-          <w:sz w:val="28"/>
-          <w:szCs w:val="28"/>
-          <w:lang w:val="en-US"/>
-        </w:rPr>
-        <w:t>t</w:t>
-      </w:r>
-      <w:r>
-        <w:rPr>
-          <w:rFonts w:ascii="Times New Roman" w:hAnsi="Times New Roman" w:cs="Times New Roman"/>
-          <w:sz w:val="28"/>
-          <w:szCs w:val="28"/>
-          <w:lang w:val="en-US"/>
-        </w:rPr>
-        <w:t>, Apache Kafka</w:t>
-      </w:r>
-      <w:r>
-        <w:rPr>
-          <w:rFonts w:ascii="Times New Roman" w:hAnsi="Times New Roman" w:cs="Times New Roman"/>
-          <w:sz w:val="28"/>
-          <w:szCs w:val="28"/>
-          <w:lang w:val="en-US"/>
-        </w:rPr>
-        <w:t>;</w:t>
-      </w:r>
-    </w:p>
-    <w:p>
-      <w:pPr>
-        <w:pStyle w:val="a7"/>
-        <w:spacing w:after="0" w:line="360" w:lineRule="auto"/>
-        <w:ind w:left="0" w:firstLine="709"/>
-        <w:jc w:val="both"/>
-        <w:rPr>
-          <w:rFonts w:ascii="Times New Roman" w:hAnsi="Times New Roman" w:cs="Times New Roman"/>
-          <w:sz w:val="28"/>
-          <w:szCs w:val="28"/>
-        </w:rPr>
-      </w:pPr>
-      <w:r>
-        <w:rPr>
-          <w:rFonts w:ascii="Times New Roman" w:hAnsi="Times New Roman" w:cs="Times New Roman"/>
-          <w:sz w:val="28"/>
-          <w:szCs w:val="28"/>
-        </w:rPr>
-        <w:t xml:space="preserve">Контейнеризация и </w:t>
-      </w:r>
-      <w:proofErr w:type="spellStart"/>
-      <w:r>
-        <w:rPr>
-          <w:rFonts w:ascii="Times New Roman" w:hAnsi="Times New Roman" w:cs="Times New Roman"/>
-          <w:sz w:val="28"/>
-          <w:szCs w:val="28"/>
-        </w:rPr>
-        <w:t>оркестрация</w:t>
-      </w:r>
-      <w:proofErr w:type="spellEnd"/>
-      <w:r>
-        <w:rPr>
-          <w:rFonts w:ascii="Times New Roman" w:hAnsi="Times New Roman" w:cs="Times New Roman"/>
-          <w:sz w:val="28"/>
-          <w:szCs w:val="28"/>
-        </w:rPr>
-        <w:t xml:space="preserve">: </w:t>
-      </w:r>
-      <w:proofErr w:type="spellStart"/>
-      <w:r>
-        <w:rPr>
-          <w:rFonts w:ascii="Times New Roman" w:hAnsi="Times New Roman" w:cs="Times New Roman"/>
-          <w:sz w:val="28"/>
-          <w:szCs w:val="28"/>
-        </w:rPr>
-        <w:t>Docker</w:t>
-      </w:r>
-      <w:proofErr w:type="spellEnd"/>
-      <w:r>
-        <w:rPr>
-          <w:rFonts w:ascii="Times New Roman" w:hAnsi="Times New Roman" w:cs="Times New Roman"/>
-          <w:sz w:val="28"/>
-          <w:szCs w:val="28"/>
-        </w:rPr>
-        <w:t xml:space="preserve">, </w:t>
-      </w:r>
-      <w:proofErr w:type="spellStart"/>
-      <w:r>
-        <w:rPr>
-          <w:rFonts w:ascii="Times New Roman" w:hAnsi="Times New Roman" w:cs="Times New Roman"/>
-          <w:sz w:val="28"/>
-          <w:szCs w:val="28"/>
-        </w:rPr>
-        <w:t>Kubernetes</w:t>
-      </w:r>
-      <w:proofErr w:type="spellEnd"/>
-      <w:r>
-        <w:rPr>
-          <w:rFonts w:ascii="Times New Roman" w:hAnsi="Times New Roman" w:cs="Times New Roman"/>
-          <w:sz w:val="28"/>
-          <w:szCs w:val="28"/>
-        </w:rPr>
-        <w:t>.</w:t>
+        </w:rPr>
+      </w:pPr>
+      <w:r>
+        <w:rPr>
+          <w:rFonts w:ascii="Times New Roman" w:hAnsi="Times New Roman" w:cs="Times New Roman"/>
+          <w:sz w:val="28"/>
+          <w:szCs w:val="28"/>
+        </w:rPr>
+        <w:t>Контейнеризация и оркестрация: Docker, Kubernetes.</w:t>
       </w:r>
     </w:p>
     <w:p>
@@ -8537,25 +7874,7 @@
           <w:sz w:val="28"/>
           <w:szCs w:val="28"/>
         </w:rPr>
-        <w:t xml:space="preserve">Ответственные за контроль: со стороны исполнителя — команда </w:t>
-      </w:r>
-      <w:proofErr w:type="spellStart"/>
-      <w:r>
-        <w:rPr>
-          <w:rFonts w:ascii="Times New Roman" w:hAnsi="Times New Roman" w:cs="Times New Roman"/>
-          <w:sz w:val="28"/>
-          <w:szCs w:val="28"/>
-        </w:rPr>
-        <w:t>backend</w:t>
-      </w:r>
-      <w:proofErr w:type="spellEnd"/>
-      <w:r>
-        <w:rPr>
-          <w:rFonts w:ascii="Times New Roman" w:hAnsi="Times New Roman" w:cs="Times New Roman"/>
-          <w:sz w:val="28"/>
-          <w:szCs w:val="28"/>
-        </w:rPr>
-        <w:t>-разработки и QA-инженеры, со стороны заказчика — ведущий гейм-дизайнер и технический продюсер проекта.</w:t>
+        <w:t>Ответственные за контроль: со стороны исполнителя — команда backend-разработки и QA-инженеры, со стороны заказчика — ведущий гейм-дизайнер и технический продюсер проекта.</w:t>
       </w:r>
     </w:p>
     <w:p>
@@ -8855,143 +8174,836 @@
           <w:sz w:val="28"/>
           <w:szCs w:val="28"/>
         </w:rPr>
-        <w:t xml:space="preserve">Для логической модели системы управления механикой сезонных предметов были созданы диаграммы классов, состояний и последовательностей. Диаграмма классов отражает основные сущности системы, такие как Сезон, </w:t>
-      </w:r>
-      <w:proofErr w:type="spellStart"/>
-      <w:r>
-        <w:rPr>
-          <w:rFonts w:ascii="Times New Roman" w:hAnsi="Times New Roman" w:cs="Times New Roman"/>
-          <w:sz w:val="28"/>
-          <w:szCs w:val="28"/>
-        </w:rPr>
-        <w:t>СезонныйПредмет</w:t>
-      </w:r>
-      <w:proofErr w:type="spellEnd"/>
-      <w:r>
-        <w:rPr>
-          <w:rFonts w:ascii="Times New Roman" w:hAnsi="Times New Roman" w:cs="Times New Roman"/>
-          <w:sz w:val="28"/>
-          <w:szCs w:val="28"/>
-        </w:rPr>
-        <w:t xml:space="preserve">, </w:t>
-      </w:r>
-      <w:proofErr w:type="spellStart"/>
-      <w:r>
-        <w:rPr>
-          <w:rFonts w:ascii="Times New Roman" w:hAnsi="Times New Roman" w:cs="Times New Roman"/>
-          <w:sz w:val="28"/>
-          <w:szCs w:val="28"/>
-        </w:rPr>
-        <w:t>ПравилоКонвертации</w:t>
-      </w:r>
-      <w:proofErr w:type="spellEnd"/>
-      <w:r>
-        <w:rPr>
-          <w:rFonts w:ascii="Times New Roman" w:hAnsi="Times New Roman" w:cs="Times New Roman"/>
-          <w:sz w:val="28"/>
-          <w:szCs w:val="28"/>
-        </w:rPr>
-        <w:t xml:space="preserve">, Игрок, </w:t>
-      </w:r>
-      <w:proofErr w:type="spellStart"/>
-      <w:r>
-        <w:rPr>
-          <w:rFonts w:ascii="Times New Roman" w:hAnsi="Times New Roman" w:cs="Times New Roman"/>
-          <w:sz w:val="28"/>
-          <w:szCs w:val="28"/>
-        </w:rPr>
-        <w:t>БалансМетрика</w:t>
-      </w:r>
-      <w:proofErr w:type="spellEnd"/>
-      <w:r>
-        <w:rPr>
-          <w:rFonts w:ascii="Times New Roman" w:hAnsi="Times New Roman" w:cs="Times New Roman"/>
-          <w:sz w:val="28"/>
-          <w:szCs w:val="28"/>
-        </w:rPr>
-        <w:t>, а также определяет их атрибуты, методы и взаимосвязи (рисунок 8).</w:t>
-      </w:r>
-    </w:p>
-    <w:p>
-      <w:pPr>
-        <w:pStyle w:val="a7"/>
-        <w:spacing w:after="0" w:line="360" w:lineRule="auto"/>
-        <w:ind w:left="0" w:firstLine="709"/>
-        <w:jc w:val="both"/>
-        <w:rPr>
-          <w:rFonts w:ascii="Times New Roman" w:hAnsi="Times New Roman" w:cs="Times New Roman"/>
-          <w:sz w:val="28"/>
-          <w:szCs w:val="28"/>
-        </w:rPr>
-      </w:pPr>
-    </w:p>
-    <w:p>
-      <w:pPr>
-        <w:pStyle w:val="a7"/>
-        <w:spacing w:after="0" w:line="360" w:lineRule="auto"/>
-        <w:ind w:left="0" w:firstLine="709"/>
-        <w:jc w:val="both"/>
-        <w:rPr>
-          <w:rFonts w:ascii="Times New Roman" w:hAnsi="Times New Roman" w:cs="Times New Roman"/>
-          <w:sz w:val="28"/>
-          <w:szCs w:val="28"/>
-        </w:rPr>
-      </w:pPr>
-      <w:r>
-        <w:rPr>
-          <w:rFonts w:ascii="Times New Roman" w:hAnsi="Times New Roman" w:cs="Times New Roman"/>
-          <w:sz w:val="28"/>
-          <w:szCs w:val="28"/>
-        </w:rPr>
-        <w:t xml:space="preserve">Рисунок 8 – Class </w:t>
-      </w:r>
-      <w:proofErr w:type="spellStart"/>
-      <w:r>
-        <w:rPr>
-          <w:rFonts w:ascii="Times New Roman" w:hAnsi="Times New Roman" w:cs="Times New Roman"/>
-          <w:sz w:val="28"/>
-          <w:szCs w:val="28"/>
-        </w:rPr>
-        <w:t>Diagram</w:t>
-      </w:r>
-      <w:proofErr w:type="spellEnd"/>
-      <w:r>
-        <w:rPr>
-          <w:rFonts w:ascii="Times New Roman" w:hAnsi="Times New Roman" w:cs="Times New Roman"/>
-          <w:sz w:val="28"/>
-          <w:szCs w:val="28"/>
-        </w:rPr>
-        <w:t xml:space="preserve"> (Диаграмма классов)</w:t>
-      </w:r>
-    </w:p>
-    <w:p>
-      <w:pPr>
-        <w:pStyle w:val="a7"/>
-        <w:spacing w:after="0" w:line="360" w:lineRule="auto"/>
-        <w:ind w:left="0" w:firstLine="709"/>
-        <w:jc w:val="both"/>
-        <w:rPr>
-          <w:rFonts w:ascii="Times New Roman" w:hAnsi="Times New Roman" w:cs="Times New Roman"/>
-          <w:sz w:val="28"/>
-          <w:szCs w:val="28"/>
-        </w:rPr>
-      </w:pPr>
-    </w:p>
-    <w:p>
-      <w:pPr>
-        <w:pStyle w:val="a7"/>
-        <w:spacing w:after="0" w:line="360" w:lineRule="auto"/>
-        <w:ind w:left="0" w:firstLine="709"/>
-        <w:jc w:val="both"/>
-        <w:rPr>
-          <w:rFonts w:ascii="Times New Roman" w:hAnsi="Times New Roman" w:cs="Times New Roman"/>
-          <w:sz w:val="28"/>
-          <w:szCs w:val="28"/>
-        </w:rPr>
-      </w:pPr>
-      <w:r>
-        <w:rPr>
-          <w:rFonts w:ascii="Times New Roman" w:hAnsi="Times New Roman" w:cs="Times New Roman"/>
+        <w:t>Для логической модели системы управления механикой сезонных предметов были созданы диаграммы классов, состояний и последовательностей. Диаграмма классов отражает основные сущности системы, а также определяет их атрибуты, методы и взаимосвязи (рисунок 8).</w:t>
+      </w:r>
+    </w:p>
+    <w:p>
+      <w:pPr>
+        <w:pStyle w:val="a7"/>
+        <w:spacing w:after="0" w:line="240" w:lineRule="auto"/>
+        <w:ind w:left="0" w:firstLine="709"/>
+        <w:jc w:val="center"/>
+        <w:rPr>
+          <w:rFonts w:ascii="Times New Roman" w:hAnsi="Times New Roman" w:cs="Times New Roman"/>
+          <w:sz w:val="28"/>
+          <w:szCs w:val="28"/>
+        </w:rPr>
+      </w:pPr>
+      <w:r>
+        <w:rPr>
+          <w:noProof/>
+        </w:rPr>
+        <w:drawing>
+          <wp:inline distT="0" distB="0" distL="0" distR="0" wp14:anchorId="35B541CD" wp14:editId="05AA32B0">
+            <wp:extent cx="5400000" cy="4229952"/>
+            <wp:effectExtent l="0" t="0" r="0" b="0"/>
+            <wp:docPr id="1649003765" name="Рисунок 1"/>
+            <wp:cNvGraphicFramePr>
+              <a:graphicFrameLocks xmlns:a="http://schemas.openxmlformats.org/drawingml/2006/main" noChangeAspect="1"/>
+            </wp:cNvGraphicFramePr>
+            <a:graphic xmlns:a="http://schemas.openxmlformats.org/drawingml/2006/main">
+              <a:graphicData uri="http://schemas.openxmlformats.org/drawingml/2006/picture">
+                <pic:pic xmlns:pic="http://schemas.openxmlformats.org/drawingml/2006/picture">
+                  <pic:nvPicPr>
+                    <pic:cNvPr id="0" name="Picture 1"/>
+                    <pic:cNvPicPr>
+                      <a:picLocks noChangeAspect="1" noChangeArrowheads="1"/>
+                    </pic:cNvPicPr>
+                  </pic:nvPicPr>
+                  <pic:blipFill>
+                    <a:blip r:embed="rId12">
+                      <a:extLst>
+                        <a:ext uri="{28A0092B-C50C-407E-A947-70E740481C1C}">
+                          <a14:useLocalDpi xmlns:a14="http://schemas.microsoft.com/office/drawing/2010/main" val="0"/>
+                        </a:ext>
+                      </a:extLst>
+                    </a:blip>
+                    <a:srcRect/>
+                    <a:stretch>
+                      <a:fillRect/>
+                    </a:stretch>
+                  </pic:blipFill>
+                  <pic:spPr bwMode="auto">
+                    <a:xfrm>
+                      <a:off x="0" y="0"/>
+                      <a:ext cx="5400000" cy="4229952"/>
+                    </a:xfrm>
+                    <a:prstGeom prst="rect">
+                      <a:avLst/>
+                    </a:prstGeom>
+                    <a:noFill/>
+                    <a:ln>
+                      <a:noFill/>
+                    </a:ln>
+                  </pic:spPr>
+                </pic:pic>
+              </a:graphicData>
+            </a:graphic>
+          </wp:inline>
+        </w:drawing>
+      </w:r>
+    </w:p>
+    <w:p>
+      <w:pPr>
+        <w:pStyle w:val="a7"/>
+        <w:spacing w:after="0" w:line="240" w:lineRule="auto"/>
+        <w:ind w:left="0" w:firstLine="709"/>
+        <w:jc w:val="center"/>
+        <w:rPr>
+          <w:rFonts w:ascii="Times New Roman" w:eastAsia="Aptos" w:hAnsi="Times New Roman" w:cs="Times New Roman"/>
+          <w:sz w:val="28"/>
+          <w:szCs w:val="28"/>
+        </w:rPr>
+      </w:pPr>
+      <w:r>
+        <w:rPr>
+          <w:rFonts w:ascii="Times New Roman" w:hAnsi="Times New Roman" w:cs="Times New Roman"/>
+          <w:sz w:val="28"/>
+          <w:szCs w:val="28"/>
+        </w:rPr>
+        <w:t xml:space="preserve">Рисунок 8 – </w:t>
+      </w:r>
+      <w:r>
+        <w:rPr>
+          <w:rFonts w:ascii="Times New Roman" w:eastAsia="Aptos" w:hAnsi="Times New Roman" w:cs="Times New Roman"/>
+          <w:sz w:val="28"/>
+          <w:szCs w:val="28"/>
+          <w:lang w:val="en-US"/>
+        </w:rPr>
+        <w:t>UML</w:t>
+      </w:r>
+      <w:r>
+        <w:rPr>
+          <w:rFonts w:ascii="Times New Roman" w:eastAsia="Aptos" w:hAnsi="Times New Roman" w:cs="Times New Roman"/>
+          <w:sz w:val="28"/>
+          <w:szCs w:val="28"/>
+        </w:rPr>
+        <w:t xml:space="preserve"> </w:t>
+      </w:r>
+      <w:r>
+        <w:rPr>
+          <w:rFonts w:ascii="Times New Roman" w:eastAsia="Aptos" w:hAnsi="Times New Roman" w:cs="Times New Roman"/>
+          <w:sz w:val="28"/>
+          <w:szCs w:val="28"/>
+          <w:lang w:val="en-US"/>
+        </w:rPr>
+        <w:t>Class</w:t>
+      </w:r>
+      <w:r>
+        <w:rPr>
+          <w:rFonts w:ascii="Times New Roman" w:eastAsia="Aptos" w:hAnsi="Times New Roman" w:cs="Times New Roman"/>
+          <w:sz w:val="28"/>
+          <w:szCs w:val="28"/>
+        </w:rPr>
+        <w:t xml:space="preserve"> диаграмма</w:t>
+      </w:r>
+    </w:p>
+    <w:p>
+      <w:pPr>
+        <w:pStyle w:val="a7"/>
+        <w:spacing w:after="0" w:line="240" w:lineRule="auto"/>
+        <w:ind w:left="0" w:firstLine="709"/>
+        <w:jc w:val="center"/>
+        <w:rPr>
+          <w:rFonts w:ascii="Times New Roman" w:hAnsi="Times New Roman" w:cs="Times New Roman"/>
+          <w:sz w:val="28"/>
+          <w:szCs w:val="28"/>
+        </w:rPr>
+      </w:pPr>
+    </w:p>
+    <w:p>
+      <w:pPr>
+        <w:tabs>
+          <w:tab w:val="left" w:pos="0"/>
+          <w:tab w:val="center" w:pos="4677"/>
+        </w:tabs>
+        <w:spacing w:after="0" w:line="360" w:lineRule="auto"/>
+        <w:ind w:firstLine="709"/>
+        <w:rPr>
+          <w:rFonts w:ascii="Times New Roman" w:eastAsia="Aptos" w:hAnsi="Times New Roman" w:cs="Times New Roman"/>
+          <w:sz w:val="28"/>
+          <w:szCs w:val="28"/>
+        </w:rPr>
+      </w:pPr>
+      <w:r>
+        <w:rPr>
+          <w:rFonts w:ascii="Times New Roman" w:eastAsia="Aptos" w:hAnsi="Times New Roman" w:cs="Times New Roman"/>
+          <w:b/>
+          <w:bCs/>
+          <w:sz w:val="28"/>
+          <w:szCs w:val="28"/>
+          <w:u w:val="single"/>
+        </w:rPr>
+        <w:lastRenderedPageBreak/>
+        <w:t>Связи</w:t>
+      </w:r>
+      <w:r>
+        <w:rPr>
+          <w:rFonts w:ascii="Times New Roman" w:eastAsia="Aptos" w:hAnsi="Times New Roman" w:cs="Times New Roman"/>
+          <w:sz w:val="28"/>
+          <w:szCs w:val="28"/>
+        </w:rPr>
+        <w:t>:</w:t>
+      </w:r>
+    </w:p>
+    <w:p>
+      <w:pPr>
+        <w:tabs>
+          <w:tab w:val="left" w:pos="0"/>
+          <w:tab w:val="center" w:pos="4677"/>
+        </w:tabs>
+        <w:spacing w:after="0" w:line="360" w:lineRule="auto"/>
+        <w:ind w:firstLine="709"/>
+        <w:rPr>
+          <w:rFonts w:ascii="Times New Roman" w:eastAsia="Aptos" w:hAnsi="Times New Roman" w:cs="Times New Roman"/>
+          <w:sz w:val="28"/>
+          <w:szCs w:val="28"/>
+        </w:rPr>
+      </w:pPr>
+      <w:r>
+        <w:rPr>
+          <w:rFonts w:ascii="Times New Roman" w:eastAsia="Aptos" w:hAnsi="Times New Roman" w:cs="Times New Roman"/>
+          <w:sz w:val="28"/>
+          <w:szCs w:val="28"/>
+          <w:lang w:val="en-US"/>
+        </w:rPr>
+        <w:t>Player</w:t>
+      </w:r>
+      <w:r>
+        <w:rPr>
+          <w:rFonts w:ascii="Times New Roman" w:eastAsia="Aptos" w:hAnsi="Times New Roman" w:cs="Times New Roman"/>
+          <w:sz w:val="28"/>
+          <w:szCs w:val="28"/>
+        </w:rPr>
+        <w:t xml:space="preserve"> 1:1 </w:t>
+      </w:r>
+      <w:r>
+        <w:rPr>
+          <w:rFonts w:ascii="Times New Roman" w:eastAsia="Aptos" w:hAnsi="Times New Roman" w:cs="Times New Roman"/>
+          <w:sz w:val="28"/>
+          <w:szCs w:val="28"/>
+          <w:lang w:val="en-US"/>
+        </w:rPr>
+        <w:t>PlayerProfile</w:t>
+      </w:r>
+      <w:r>
+        <w:rPr>
+          <w:rFonts w:ascii="Times New Roman" w:eastAsia="Aptos" w:hAnsi="Times New Roman" w:cs="Times New Roman"/>
+          <w:sz w:val="28"/>
+          <w:szCs w:val="28"/>
+        </w:rPr>
+        <w:t xml:space="preserve"> (ассоциация, композиция: профиль умирает с игроком).</w:t>
+      </w:r>
+    </w:p>
+    <w:p>
+      <w:pPr>
+        <w:tabs>
+          <w:tab w:val="left" w:pos="0"/>
+          <w:tab w:val="center" w:pos="4677"/>
+        </w:tabs>
+        <w:spacing w:after="0" w:line="360" w:lineRule="auto"/>
+        <w:ind w:firstLine="709"/>
+        <w:rPr>
+          <w:rFonts w:ascii="Times New Roman" w:eastAsia="Aptos" w:hAnsi="Times New Roman" w:cs="Times New Roman"/>
+          <w:sz w:val="28"/>
+          <w:szCs w:val="28"/>
+        </w:rPr>
+      </w:pPr>
+      <w:r>
+        <w:rPr>
+          <w:rFonts w:ascii="Times New Roman" w:eastAsia="Aptos" w:hAnsi="Times New Roman" w:cs="Times New Roman"/>
+          <w:sz w:val="28"/>
+          <w:szCs w:val="28"/>
+          <w:lang w:val="en-US"/>
+        </w:rPr>
+        <w:t>Player</w:t>
+      </w:r>
+      <w:r>
+        <w:rPr>
+          <w:rFonts w:ascii="Times New Roman" w:eastAsia="Aptos" w:hAnsi="Times New Roman" w:cs="Times New Roman"/>
+          <w:sz w:val="28"/>
+          <w:szCs w:val="28"/>
+        </w:rPr>
+        <w:t xml:space="preserve"> 1:</w:t>
+      </w:r>
+      <w:r>
+        <w:rPr>
+          <w:rFonts w:ascii="Times New Roman" w:eastAsia="Aptos" w:hAnsi="Times New Roman" w:cs="Times New Roman"/>
+          <w:sz w:val="28"/>
+          <w:szCs w:val="28"/>
+          <w:lang w:val="en-US"/>
+        </w:rPr>
+        <w:t>N</w:t>
+      </w:r>
+      <w:r>
+        <w:rPr>
+          <w:rFonts w:ascii="Times New Roman" w:eastAsia="Aptos" w:hAnsi="Times New Roman" w:cs="Times New Roman"/>
+          <w:sz w:val="28"/>
+          <w:szCs w:val="28"/>
+        </w:rPr>
+        <w:t xml:space="preserve"> </w:t>
+      </w:r>
+      <w:r>
+        <w:rPr>
+          <w:rFonts w:ascii="Times New Roman" w:eastAsia="Aptos" w:hAnsi="Times New Roman" w:cs="Times New Roman"/>
+          <w:sz w:val="28"/>
+          <w:szCs w:val="28"/>
+          <w:lang w:val="en-US"/>
+        </w:rPr>
+        <w:t>Inventory</w:t>
+      </w:r>
+      <w:r>
+        <w:rPr>
+          <w:rFonts w:ascii="Times New Roman" w:eastAsia="Aptos" w:hAnsi="Times New Roman" w:cs="Times New Roman"/>
+          <w:sz w:val="28"/>
+          <w:szCs w:val="28"/>
+        </w:rPr>
+        <w:t xml:space="preserve"> (композиция: инвентарь живёт только с игроком).</w:t>
+      </w:r>
+    </w:p>
+    <w:p>
+      <w:pPr>
+        <w:tabs>
+          <w:tab w:val="left" w:pos="0"/>
+          <w:tab w:val="center" w:pos="4677"/>
+        </w:tabs>
+        <w:spacing w:after="0" w:line="360" w:lineRule="auto"/>
+        <w:ind w:firstLine="709"/>
+        <w:rPr>
+          <w:rFonts w:ascii="Times New Roman" w:eastAsia="Aptos" w:hAnsi="Times New Roman" w:cs="Times New Roman"/>
+          <w:sz w:val="28"/>
+          <w:szCs w:val="28"/>
+        </w:rPr>
+      </w:pPr>
+      <w:r>
+        <w:rPr>
+          <w:rFonts w:ascii="Times New Roman" w:eastAsia="Aptos" w:hAnsi="Times New Roman" w:cs="Times New Roman"/>
+          <w:sz w:val="28"/>
+          <w:szCs w:val="28"/>
+          <w:lang w:val="en-US"/>
+        </w:rPr>
+        <w:t>Inventory</w:t>
+      </w:r>
+      <w:r>
+        <w:rPr>
+          <w:rFonts w:ascii="Times New Roman" w:eastAsia="Aptos" w:hAnsi="Times New Roman" w:cs="Times New Roman"/>
+          <w:sz w:val="28"/>
+          <w:szCs w:val="28"/>
+        </w:rPr>
+        <w:t xml:space="preserve"> 1:</w:t>
+      </w:r>
+      <w:r>
+        <w:rPr>
+          <w:rFonts w:ascii="Times New Roman" w:eastAsia="Aptos" w:hAnsi="Times New Roman" w:cs="Times New Roman"/>
+          <w:sz w:val="28"/>
+          <w:szCs w:val="28"/>
+          <w:lang w:val="en-US"/>
+        </w:rPr>
+        <w:t>N</w:t>
+      </w:r>
+      <w:r>
+        <w:rPr>
+          <w:rFonts w:ascii="Times New Roman" w:eastAsia="Aptos" w:hAnsi="Times New Roman" w:cs="Times New Roman"/>
+          <w:sz w:val="28"/>
+          <w:szCs w:val="28"/>
+        </w:rPr>
+        <w:t xml:space="preserve"> </w:t>
+      </w:r>
+      <w:r>
+        <w:rPr>
+          <w:rFonts w:ascii="Times New Roman" w:eastAsia="Aptos" w:hAnsi="Times New Roman" w:cs="Times New Roman"/>
+          <w:sz w:val="28"/>
+          <w:szCs w:val="28"/>
+          <w:lang w:val="en-US"/>
+        </w:rPr>
+        <w:t>PlayerItem</w:t>
+      </w:r>
+      <w:r>
+        <w:rPr>
+          <w:rFonts w:ascii="Times New Roman" w:eastAsia="Aptos" w:hAnsi="Times New Roman" w:cs="Times New Roman"/>
+          <w:sz w:val="28"/>
+          <w:szCs w:val="28"/>
+        </w:rPr>
+        <w:t xml:space="preserve"> (композиция: слот предмета без инвентаря не существует).</w:t>
+      </w:r>
+    </w:p>
+    <w:p>
+      <w:pPr>
+        <w:tabs>
+          <w:tab w:val="left" w:pos="0"/>
+          <w:tab w:val="center" w:pos="4677"/>
+        </w:tabs>
+        <w:spacing w:after="0" w:line="360" w:lineRule="auto"/>
+        <w:ind w:firstLine="709"/>
+        <w:rPr>
+          <w:rFonts w:ascii="Times New Roman" w:eastAsia="Aptos" w:hAnsi="Times New Roman" w:cs="Times New Roman"/>
+          <w:sz w:val="28"/>
+          <w:szCs w:val="28"/>
+        </w:rPr>
+      </w:pPr>
+      <w:r>
+        <w:rPr>
+          <w:rFonts w:ascii="Times New Roman" w:eastAsia="Aptos" w:hAnsi="Times New Roman" w:cs="Times New Roman"/>
+          <w:sz w:val="28"/>
+          <w:szCs w:val="28"/>
+          <w:lang w:val="en-US"/>
+        </w:rPr>
+        <w:t>PlayerItem</w:t>
+      </w:r>
+      <w:r>
+        <w:rPr>
+          <w:rFonts w:ascii="Times New Roman" w:eastAsia="Aptos" w:hAnsi="Times New Roman" w:cs="Times New Roman"/>
+          <w:sz w:val="28"/>
+          <w:szCs w:val="28"/>
+        </w:rPr>
+        <w:t xml:space="preserve"> </w:t>
+      </w:r>
+      <w:r>
+        <w:rPr>
+          <w:rFonts w:ascii="Times New Roman" w:eastAsia="Aptos" w:hAnsi="Times New Roman" w:cs="Times New Roman"/>
+          <w:sz w:val="28"/>
+          <w:szCs w:val="28"/>
+          <w:lang w:val="en-US"/>
+        </w:rPr>
+        <w:t>N</w:t>
+      </w:r>
+      <w:r>
+        <w:rPr>
+          <w:rFonts w:ascii="Times New Roman" w:eastAsia="Aptos" w:hAnsi="Times New Roman" w:cs="Times New Roman"/>
+          <w:sz w:val="28"/>
+          <w:szCs w:val="28"/>
+        </w:rPr>
+        <w:t xml:space="preserve">:1 </w:t>
+      </w:r>
+      <w:r>
+        <w:rPr>
+          <w:rFonts w:ascii="Times New Roman" w:eastAsia="Aptos" w:hAnsi="Times New Roman" w:cs="Times New Roman"/>
+          <w:sz w:val="28"/>
+          <w:szCs w:val="28"/>
+          <w:lang w:val="en-US"/>
+        </w:rPr>
+        <w:t>Item</w:t>
+      </w:r>
+      <w:r>
+        <w:rPr>
+          <w:rFonts w:ascii="Times New Roman" w:eastAsia="Aptos" w:hAnsi="Times New Roman" w:cs="Times New Roman"/>
+          <w:sz w:val="28"/>
+          <w:szCs w:val="28"/>
+        </w:rPr>
+        <w:t xml:space="preserve"> (агрегация: справочник предметов существует независимо).</w:t>
+      </w:r>
+    </w:p>
+    <w:p>
+      <w:pPr>
+        <w:tabs>
+          <w:tab w:val="left" w:pos="0"/>
+          <w:tab w:val="center" w:pos="4677"/>
+        </w:tabs>
+        <w:spacing w:after="0" w:line="360" w:lineRule="auto"/>
+        <w:ind w:firstLine="709"/>
+        <w:rPr>
+          <w:rFonts w:ascii="Times New Roman" w:eastAsia="Aptos" w:hAnsi="Times New Roman" w:cs="Times New Roman"/>
+          <w:sz w:val="28"/>
+          <w:szCs w:val="28"/>
+        </w:rPr>
+      </w:pPr>
+      <w:r>
+        <w:rPr>
+          <w:rFonts w:ascii="Times New Roman" w:eastAsia="Aptos" w:hAnsi="Times New Roman" w:cs="Times New Roman"/>
+          <w:sz w:val="28"/>
+          <w:szCs w:val="28"/>
+          <w:lang w:val="en-US"/>
+        </w:rPr>
+        <w:t>Player</w:t>
+      </w:r>
+      <w:r>
+        <w:rPr>
+          <w:rFonts w:ascii="Times New Roman" w:eastAsia="Aptos" w:hAnsi="Times New Roman" w:cs="Times New Roman"/>
+          <w:sz w:val="28"/>
+          <w:szCs w:val="28"/>
+        </w:rPr>
+        <w:t xml:space="preserve"> 1:</w:t>
+      </w:r>
+      <w:r>
+        <w:rPr>
+          <w:rFonts w:ascii="Times New Roman" w:eastAsia="Aptos" w:hAnsi="Times New Roman" w:cs="Times New Roman"/>
+          <w:sz w:val="28"/>
+          <w:szCs w:val="28"/>
+          <w:lang w:val="en-US"/>
+        </w:rPr>
+        <w:t>N</w:t>
+      </w:r>
+      <w:r>
+        <w:rPr>
+          <w:rFonts w:ascii="Times New Roman" w:eastAsia="Aptos" w:hAnsi="Times New Roman" w:cs="Times New Roman"/>
+          <w:sz w:val="28"/>
+          <w:szCs w:val="28"/>
+        </w:rPr>
+        <w:t xml:space="preserve"> </w:t>
+      </w:r>
+      <w:r>
+        <w:rPr>
+          <w:rFonts w:ascii="Times New Roman" w:eastAsia="Aptos" w:hAnsi="Times New Roman" w:cs="Times New Roman"/>
+          <w:sz w:val="28"/>
+          <w:szCs w:val="28"/>
+          <w:lang w:val="en-US"/>
+        </w:rPr>
+        <w:t>Transaction</w:t>
+      </w:r>
+      <w:r>
+        <w:rPr>
+          <w:rFonts w:ascii="Times New Roman" w:eastAsia="Aptos" w:hAnsi="Times New Roman" w:cs="Times New Roman"/>
+          <w:sz w:val="28"/>
+          <w:szCs w:val="28"/>
+        </w:rPr>
+        <w:t xml:space="preserve"> (агрегация: история транзакций).</w:t>
+      </w:r>
+    </w:p>
+    <w:p>
+      <w:pPr>
+        <w:tabs>
+          <w:tab w:val="left" w:pos="0"/>
+          <w:tab w:val="center" w:pos="4677"/>
+        </w:tabs>
+        <w:spacing w:after="0" w:line="360" w:lineRule="auto"/>
+        <w:ind w:firstLine="709"/>
+        <w:rPr>
+          <w:rFonts w:ascii="Times New Roman" w:eastAsia="Aptos" w:hAnsi="Times New Roman" w:cs="Times New Roman"/>
+          <w:sz w:val="28"/>
+          <w:szCs w:val="28"/>
+        </w:rPr>
+      </w:pPr>
+      <w:r>
+        <w:rPr>
+          <w:rFonts w:ascii="Times New Roman" w:eastAsia="Aptos" w:hAnsi="Times New Roman" w:cs="Times New Roman"/>
+          <w:sz w:val="28"/>
+          <w:szCs w:val="28"/>
+          <w:lang w:val="en-US"/>
+        </w:rPr>
+        <w:t>Transaction</w:t>
+      </w:r>
+      <w:r>
+        <w:rPr>
+          <w:rFonts w:ascii="Times New Roman" w:eastAsia="Aptos" w:hAnsi="Times New Roman" w:cs="Times New Roman"/>
+          <w:sz w:val="28"/>
+          <w:szCs w:val="28"/>
+        </w:rPr>
+        <w:t xml:space="preserve"> </w:t>
+      </w:r>
+      <w:r>
+        <w:rPr>
+          <w:rFonts w:ascii="Times New Roman" w:eastAsia="Aptos" w:hAnsi="Times New Roman" w:cs="Times New Roman"/>
+          <w:sz w:val="28"/>
+          <w:szCs w:val="28"/>
+          <w:lang w:val="en-US"/>
+        </w:rPr>
+        <w:t>N</w:t>
+      </w:r>
+      <w:r>
+        <w:rPr>
+          <w:rFonts w:ascii="Times New Roman" w:eastAsia="Aptos" w:hAnsi="Times New Roman" w:cs="Times New Roman"/>
+          <w:sz w:val="28"/>
+          <w:szCs w:val="28"/>
+        </w:rPr>
+        <w:t xml:space="preserve">:1 </w:t>
+      </w:r>
+      <w:r>
+        <w:rPr>
+          <w:rFonts w:ascii="Times New Roman" w:eastAsia="Aptos" w:hAnsi="Times New Roman" w:cs="Times New Roman"/>
+          <w:sz w:val="28"/>
+          <w:szCs w:val="28"/>
+          <w:lang w:val="en-US"/>
+        </w:rPr>
+        <w:t>Item</w:t>
+      </w:r>
+      <w:r>
+        <w:rPr>
+          <w:rFonts w:ascii="Times New Roman" w:eastAsia="Aptos" w:hAnsi="Times New Roman" w:cs="Times New Roman"/>
+          <w:sz w:val="28"/>
+          <w:szCs w:val="28"/>
+        </w:rPr>
+        <w:t xml:space="preserve"> (если операция связана с конкретным предметом).</w:t>
+      </w:r>
+    </w:p>
+    <w:p>
+      <w:pPr>
+        <w:tabs>
+          <w:tab w:val="left" w:pos="0"/>
+          <w:tab w:val="center" w:pos="4677"/>
+        </w:tabs>
+        <w:spacing w:after="0" w:line="360" w:lineRule="auto"/>
+        <w:ind w:firstLine="709"/>
+        <w:rPr>
+          <w:rFonts w:ascii="Times New Roman" w:eastAsia="Aptos" w:hAnsi="Times New Roman" w:cs="Times New Roman"/>
+          <w:sz w:val="28"/>
+          <w:szCs w:val="28"/>
+        </w:rPr>
+      </w:pPr>
+      <w:r>
+        <w:rPr>
+          <w:rFonts w:ascii="Times New Roman" w:eastAsia="Aptos" w:hAnsi="Times New Roman" w:cs="Times New Roman"/>
+          <w:sz w:val="28"/>
+          <w:szCs w:val="28"/>
+          <w:lang w:val="en-US"/>
+        </w:rPr>
+        <w:t>Player</w:t>
+      </w:r>
+      <w:r>
+        <w:rPr>
+          <w:rFonts w:ascii="Times New Roman" w:eastAsia="Aptos" w:hAnsi="Times New Roman" w:cs="Times New Roman"/>
+          <w:sz w:val="28"/>
+          <w:szCs w:val="28"/>
+        </w:rPr>
+        <w:t xml:space="preserve"> 1:</w:t>
+      </w:r>
+      <w:r>
+        <w:rPr>
+          <w:rFonts w:ascii="Times New Roman" w:eastAsia="Aptos" w:hAnsi="Times New Roman" w:cs="Times New Roman"/>
+          <w:sz w:val="28"/>
+          <w:szCs w:val="28"/>
+          <w:lang w:val="en-US"/>
+        </w:rPr>
+        <w:t>N</w:t>
+      </w:r>
+      <w:r>
+        <w:rPr>
+          <w:rFonts w:ascii="Times New Roman" w:eastAsia="Aptos" w:hAnsi="Times New Roman" w:cs="Times New Roman"/>
+          <w:sz w:val="28"/>
+          <w:szCs w:val="28"/>
+        </w:rPr>
+        <w:t xml:space="preserve"> </w:t>
+      </w:r>
+      <w:r>
+        <w:rPr>
+          <w:rFonts w:ascii="Times New Roman" w:eastAsia="Aptos" w:hAnsi="Times New Roman" w:cs="Times New Roman"/>
+          <w:sz w:val="28"/>
+          <w:szCs w:val="28"/>
+          <w:lang w:val="en-US"/>
+        </w:rPr>
+        <w:t>Balance</w:t>
+      </w:r>
+      <w:r>
+        <w:rPr>
+          <w:rFonts w:ascii="Times New Roman" w:eastAsia="Aptos" w:hAnsi="Times New Roman" w:cs="Times New Roman"/>
+          <w:sz w:val="28"/>
+          <w:szCs w:val="28"/>
+        </w:rPr>
+        <w:t xml:space="preserve"> (агрегация: баланс по каждой валюте).</w:t>
+      </w:r>
+    </w:p>
+    <w:p>
+      <w:pPr>
+        <w:tabs>
+          <w:tab w:val="left" w:pos="0"/>
+          <w:tab w:val="center" w:pos="4677"/>
+        </w:tabs>
+        <w:spacing w:after="0" w:line="360" w:lineRule="auto"/>
+        <w:ind w:firstLine="709"/>
+        <w:rPr>
+          <w:rFonts w:ascii="Times New Roman" w:eastAsia="Aptos" w:hAnsi="Times New Roman" w:cs="Times New Roman"/>
+          <w:sz w:val="28"/>
+          <w:szCs w:val="28"/>
+        </w:rPr>
+      </w:pPr>
+      <w:r>
+        <w:rPr>
+          <w:rFonts w:ascii="Times New Roman" w:eastAsia="Aptos" w:hAnsi="Times New Roman" w:cs="Times New Roman"/>
+          <w:sz w:val="28"/>
+          <w:szCs w:val="28"/>
+          <w:lang w:val="en-US"/>
+        </w:rPr>
+        <w:t>Balance</w:t>
+      </w:r>
+      <w:r>
+        <w:rPr>
+          <w:rFonts w:ascii="Times New Roman" w:eastAsia="Aptos" w:hAnsi="Times New Roman" w:cs="Times New Roman"/>
+          <w:sz w:val="28"/>
+          <w:szCs w:val="28"/>
+        </w:rPr>
+        <w:t xml:space="preserve"> </w:t>
+      </w:r>
+      <w:r>
+        <w:rPr>
+          <w:rFonts w:ascii="Times New Roman" w:eastAsia="Aptos" w:hAnsi="Times New Roman" w:cs="Times New Roman"/>
+          <w:sz w:val="28"/>
+          <w:szCs w:val="28"/>
+          <w:lang w:val="en-US"/>
+        </w:rPr>
+        <w:t>N</w:t>
+      </w:r>
+      <w:r>
+        <w:rPr>
+          <w:rFonts w:ascii="Times New Roman" w:eastAsia="Aptos" w:hAnsi="Times New Roman" w:cs="Times New Roman"/>
+          <w:sz w:val="28"/>
+          <w:szCs w:val="28"/>
+        </w:rPr>
+        <w:t xml:space="preserve">:1 </w:t>
+      </w:r>
+      <w:r>
+        <w:rPr>
+          <w:rFonts w:ascii="Times New Roman" w:eastAsia="Aptos" w:hAnsi="Times New Roman" w:cs="Times New Roman"/>
+          <w:sz w:val="28"/>
+          <w:szCs w:val="28"/>
+          <w:lang w:val="en-US"/>
+        </w:rPr>
+        <w:t>Currency</w:t>
+      </w:r>
+      <w:r>
+        <w:rPr>
+          <w:rFonts w:ascii="Times New Roman" w:eastAsia="Aptos" w:hAnsi="Times New Roman" w:cs="Times New Roman"/>
+          <w:sz w:val="28"/>
+          <w:szCs w:val="28"/>
+        </w:rPr>
+        <w:t xml:space="preserve"> (агрегация: валюта как справочник).</w:t>
+      </w:r>
+    </w:p>
+    <w:p>
+      <w:pPr>
+        <w:tabs>
+          <w:tab w:val="left" w:pos="0"/>
+          <w:tab w:val="center" w:pos="4677"/>
+        </w:tabs>
+        <w:spacing w:after="0" w:line="360" w:lineRule="auto"/>
+        <w:ind w:firstLine="709"/>
+        <w:rPr>
+          <w:rFonts w:ascii="Times New Roman" w:eastAsia="Aptos" w:hAnsi="Times New Roman" w:cs="Times New Roman"/>
+          <w:sz w:val="28"/>
+          <w:szCs w:val="28"/>
+        </w:rPr>
+      </w:pPr>
+      <w:r>
+        <w:rPr>
+          <w:rFonts w:ascii="Times New Roman" w:eastAsia="Aptos" w:hAnsi="Times New Roman" w:cs="Times New Roman"/>
+          <w:sz w:val="28"/>
+          <w:szCs w:val="28"/>
+          <w:lang w:val="en-US"/>
+        </w:rPr>
+        <w:t>Transaction</w:t>
+      </w:r>
+      <w:r>
+        <w:rPr>
+          <w:rFonts w:ascii="Times New Roman" w:eastAsia="Aptos" w:hAnsi="Times New Roman" w:cs="Times New Roman"/>
+          <w:sz w:val="28"/>
+          <w:szCs w:val="28"/>
+        </w:rPr>
+        <w:t xml:space="preserve"> 1:</w:t>
+      </w:r>
+      <w:r>
+        <w:rPr>
+          <w:rFonts w:ascii="Times New Roman" w:eastAsia="Aptos" w:hAnsi="Times New Roman" w:cs="Times New Roman"/>
+          <w:sz w:val="28"/>
+          <w:szCs w:val="28"/>
+          <w:lang w:val="en-US"/>
+        </w:rPr>
+        <w:t>N</w:t>
+      </w:r>
+      <w:r>
+        <w:rPr>
+          <w:rFonts w:ascii="Times New Roman" w:eastAsia="Aptos" w:hAnsi="Times New Roman" w:cs="Times New Roman"/>
+          <w:sz w:val="28"/>
+          <w:szCs w:val="28"/>
+        </w:rPr>
+        <w:t xml:space="preserve"> </w:t>
+      </w:r>
+      <w:r>
+        <w:rPr>
+          <w:rFonts w:ascii="Times New Roman" w:eastAsia="Aptos" w:hAnsi="Times New Roman" w:cs="Times New Roman"/>
+          <w:sz w:val="28"/>
+          <w:szCs w:val="28"/>
+          <w:lang w:val="en-US"/>
+        </w:rPr>
+        <w:t>AnalyticsEvent</w:t>
+      </w:r>
+      <w:r>
+        <w:rPr>
+          <w:rFonts w:ascii="Times New Roman" w:eastAsia="Aptos" w:hAnsi="Times New Roman" w:cs="Times New Roman"/>
+          <w:sz w:val="28"/>
+          <w:szCs w:val="28"/>
+        </w:rPr>
+        <w:t xml:space="preserve"> (каждая транзакция может дать несколько событий).</w:t>
+      </w:r>
+    </w:p>
+    <w:p>
+      <w:pPr>
+        <w:pStyle w:val="a7"/>
+        <w:spacing w:after="0" w:line="360" w:lineRule="auto"/>
+        <w:ind w:left="0" w:firstLine="709"/>
+        <w:jc w:val="both"/>
+        <w:rPr>
+          <w:rFonts w:ascii="Times New Roman" w:hAnsi="Times New Roman" w:cs="Times New Roman"/>
+          <w:sz w:val="28"/>
+          <w:szCs w:val="28"/>
+        </w:rPr>
+      </w:pPr>
+      <w:r>
+        <w:rPr>
+          <w:rFonts w:ascii="Times New Roman" w:eastAsia="Aptos" w:hAnsi="Times New Roman" w:cs="Times New Roman"/>
+          <w:sz w:val="28"/>
+          <w:szCs w:val="28"/>
+          <w:lang w:val="en-US"/>
+        </w:rPr>
+        <w:t>Player</w:t>
+      </w:r>
+      <w:r>
+        <w:rPr>
+          <w:rFonts w:ascii="Times New Roman" w:eastAsia="Aptos" w:hAnsi="Times New Roman" w:cs="Times New Roman"/>
+          <w:sz w:val="28"/>
+          <w:szCs w:val="28"/>
+        </w:rPr>
+        <w:t xml:space="preserve"> 1:</w:t>
+      </w:r>
+      <w:r>
+        <w:rPr>
+          <w:rFonts w:ascii="Times New Roman" w:eastAsia="Aptos" w:hAnsi="Times New Roman" w:cs="Times New Roman"/>
+          <w:sz w:val="28"/>
+          <w:szCs w:val="28"/>
+          <w:lang w:val="en-US"/>
+        </w:rPr>
+        <w:t>N</w:t>
+      </w:r>
+      <w:r>
+        <w:rPr>
+          <w:rFonts w:ascii="Times New Roman" w:eastAsia="Aptos" w:hAnsi="Times New Roman" w:cs="Times New Roman"/>
+          <w:sz w:val="28"/>
+          <w:szCs w:val="28"/>
+        </w:rPr>
+        <w:t xml:space="preserve"> </w:t>
+      </w:r>
+      <w:r>
+        <w:rPr>
+          <w:rFonts w:ascii="Times New Roman" w:eastAsia="Aptos" w:hAnsi="Times New Roman" w:cs="Times New Roman"/>
+          <w:sz w:val="28"/>
+          <w:szCs w:val="28"/>
+          <w:lang w:val="en-US"/>
+        </w:rPr>
+        <w:t>AnalyticsEvent</w:t>
+      </w:r>
+      <w:r>
+        <w:rPr>
+          <w:rFonts w:ascii="Times New Roman" w:eastAsia="Aptos" w:hAnsi="Times New Roman" w:cs="Times New Roman"/>
+          <w:sz w:val="28"/>
+          <w:szCs w:val="28"/>
+        </w:rPr>
+        <w:t xml:space="preserve"> (опционально, для прямого связывания).</w:t>
+      </w:r>
+    </w:p>
+    <w:p>
+      <w:pPr>
+        <w:pStyle w:val="a7"/>
+        <w:spacing w:after="0" w:line="360" w:lineRule="auto"/>
+        <w:ind w:left="0" w:firstLine="709"/>
+        <w:jc w:val="both"/>
+        <w:rPr>
+          <w:rFonts w:ascii="Times New Roman" w:hAnsi="Times New Roman" w:cs="Times New Roman"/>
+          <w:color w:val="FF0000"/>
+          <w:sz w:val="28"/>
+          <w:szCs w:val="28"/>
+        </w:rPr>
+      </w:pPr>
+      <w:r>
+        <w:rPr>
+          <w:rFonts w:ascii="Times New Roman" w:hAnsi="Times New Roman" w:cs="Times New Roman"/>
+          <w:color w:val="FF0000"/>
           <w:sz w:val="28"/>
           <w:szCs w:val="28"/>
         </w:rPr>
@@ -9006,26 +9018,29 @@
         <w:jc w:val="both"/>
         <w:rPr>
           <w:rFonts w:ascii="Times New Roman" w:hAnsi="Times New Roman" w:cs="Times New Roman"/>
-          <w:sz w:val="28"/>
-          <w:szCs w:val="28"/>
-        </w:rPr>
-      </w:pPr>
-    </w:p>
-    <w:p>
-      <w:pPr>
-        <w:pStyle w:val="a7"/>
-        <w:spacing w:after="0" w:line="360" w:lineRule="auto"/>
-        <w:ind w:left="0" w:firstLine="709"/>
-        <w:jc w:val="both"/>
-        <w:rPr>
-          <w:rFonts w:ascii="Times New Roman" w:hAnsi="Times New Roman" w:cs="Times New Roman"/>
-          <w:sz w:val="28"/>
-          <w:szCs w:val="28"/>
-        </w:rPr>
-      </w:pPr>
-      <w:r>
-        <w:rPr>
-          <w:rFonts w:ascii="Times New Roman" w:hAnsi="Times New Roman" w:cs="Times New Roman"/>
+          <w:color w:val="FF0000"/>
+          <w:sz w:val="28"/>
+          <w:szCs w:val="28"/>
+        </w:rPr>
+      </w:pPr>
+    </w:p>
+    <w:p>
+      <w:pPr>
+        <w:pStyle w:val="a7"/>
+        <w:spacing w:after="0" w:line="360" w:lineRule="auto"/>
+        <w:ind w:left="0" w:firstLine="709"/>
+        <w:jc w:val="both"/>
+        <w:rPr>
+          <w:rFonts w:ascii="Times New Roman" w:hAnsi="Times New Roman" w:cs="Times New Roman"/>
+          <w:color w:val="FF0000"/>
+          <w:sz w:val="28"/>
+          <w:szCs w:val="28"/>
+        </w:rPr>
+      </w:pPr>
+      <w:r>
+        <w:rPr>
+          <w:rFonts w:ascii="Times New Roman" w:hAnsi="Times New Roman" w:cs="Times New Roman"/>
+          <w:color w:val="FF0000"/>
           <w:sz w:val="28"/>
           <w:szCs w:val="28"/>
         </w:rPr>
@@ -9040,26 +9055,29 @@
         <w:jc w:val="both"/>
         <w:rPr>
           <w:rFonts w:ascii="Times New Roman" w:hAnsi="Times New Roman" w:cs="Times New Roman"/>
-          <w:sz w:val="28"/>
-          <w:szCs w:val="28"/>
-        </w:rPr>
-      </w:pPr>
-    </w:p>
-    <w:p>
-      <w:pPr>
-        <w:pStyle w:val="a7"/>
-        <w:spacing w:after="0" w:line="360" w:lineRule="auto"/>
-        <w:ind w:left="0" w:firstLine="709"/>
-        <w:jc w:val="both"/>
-        <w:rPr>
-          <w:rFonts w:ascii="Times New Roman" w:hAnsi="Times New Roman" w:cs="Times New Roman"/>
-          <w:sz w:val="28"/>
-          <w:szCs w:val="28"/>
-        </w:rPr>
-      </w:pPr>
-      <w:r>
-        <w:rPr>
-          <w:rFonts w:ascii="Times New Roman" w:hAnsi="Times New Roman" w:cs="Times New Roman"/>
+          <w:color w:val="FF0000"/>
+          <w:sz w:val="28"/>
+          <w:szCs w:val="28"/>
+        </w:rPr>
+      </w:pPr>
+    </w:p>
+    <w:p>
+      <w:pPr>
+        <w:pStyle w:val="a7"/>
+        <w:spacing w:after="0" w:line="360" w:lineRule="auto"/>
+        <w:ind w:left="0" w:firstLine="709"/>
+        <w:jc w:val="both"/>
+        <w:rPr>
+          <w:rFonts w:ascii="Times New Roman" w:hAnsi="Times New Roman" w:cs="Times New Roman"/>
+          <w:color w:val="FF0000"/>
+          <w:sz w:val="28"/>
+          <w:szCs w:val="28"/>
+        </w:rPr>
+      </w:pPr>
+      <w:r>
+        <w:rPr>
+          <w:rFonts w:ascii="Times New Roman" w:hAnsi="Times New Roman" w:cs="Times New Roman"/>
+          <w:color w:val="FF0000"/>
           <w:sz w:val="28"/>
           <w:szCs w:val="28"/>
         </w:rPr>
@@ -9074,26 +9092,29 @@
         <w:jc w:val="both"/>
         <w:rPr>
           <w:rFonts w:ascii="Times New Roman" w:hAnsi="Times New Roman" w:cs="Times New Roman"/>
-          <w:sz w:val="28"/>
-          <w:szCs w:val="28"/>
-        </w:rPr>
-      </w:pPr>
-    </w:p>
-    <w:p>
-      <w:pPr>
-        <w:pStyle w:val="a7"/>
-        <w:spacing w:after="0" w:line="360" w:lineRule="auto"/>
-        <w:ind w:left="0" w:firstLine="709"/>
-        <w:jc w:val="both"/>
-        <w:rPr>
-          <w:rFonts w:ascii="Times New Roman" w:hAnsi="Times New Roman" w:cs="Times New Roman"/>
-          <w:sz w:val="28"/>
-          <w:szCs w:val="28"/>
-        </w:rPr>
-      </w:pPr>
-      <w:r>
-        <w:rPr>
-          <w:rFonts w:ascii="Times New Roman" w:hAnsi="Times New Roman" w:cs="Times New Roman"/>
+          <w:color w:val="FF0000"/>
+          <w:sz w:val="28"/>
+          <w:szCs w:val="28"/>
+        </w:rPr>
+      </w:pPr>
+    </w:p>
+    <w:p>
+      <w:pPr>
+        <w:pStyle w:val="a7"/>
+        <w:spacing w:after="0" w:line="360" w:lineRule="auto"/>
+        <w:ind w:left="0" w:firstLine="709"/>
+        <w:jc w:val="both"/>
+        <w:rPr>
+          <w:rFonts w:ascii="Times New Roman" w:hAnsi="Times New Roman" w:cs="Times New Roman"/>
+          <w:color w:val="FF0000"/>
+          <w:sz w:val="28"/>
+          <w:szCs w:val="28"/>
+        </w:rPr>
+      </w:pPr>
+      <w:r>
+        <w:rPr>
+          <w:rFonts w:ascii="Times New Roman" w:hAnsi="Times New Roman" w:cs="Times New Roman"/>
+          <w:color w:val="FF0000"/>
           <w:sz w:val="28"/>
           <w:szCs w:val="28"/>
         </w:rPr>
@@ -9108,320 +9129,219 @@
         <w:jc w:val="both"/>
         <w:rPr>
           <w:rFonts w:ascii="Times New Roman" w:hAnsi="Times New Roman" w:cs="Times New Roman"/>
-          <w:sz w:val="28"/>
-          <w:szCs w:val="28"/>
-        </w:rPr>
-      </w:pPr>
-    </w:p>
-    <w:p>
-      <w:pPr>
-        <w:pStyle w:val="a7"/>
-        <w:spacing w:after="0" w:line="360" w:lineRule="auto"/>
-        <w:ind w:left="0" w:firstLine="709"/>
-        <w:jc w:val="both"/>
-        <w:rPr>
-          <w:rFonts w:ascii="Times New Roman" w:hAnsi="Times New Roman" w:cs="Times New Roman"/>
-          <w:sz w:val="28"/>
-          <w:szCs w:val="28"/>
-        </w:rPr>
-      </w:pPr>
-      <w:proofErr w:type="spellStart"/>
-      <w:r>
-        <w:rPr>
-          <w:rFonts w:ascii="Times New Roman" w:hAnsi="Times New Roman" w:cs="Times New Roman"/>
-          <w:sz w:val="28"/>
-          <w:szCs w:val="28"/>
-        </w:rPr>
-        <w:t>Sequence</w:t>
-      </w:r>
-      <w:proofErr w:type="spellEnd"/>
-      <w:r>
-        <w:rPr>
-          <w:rFonts w:ascii="Times New Roman" w:hAnsi="Times New Roman" w:cs="Times New Roman"/>
-          <w:sz w:val="28"/>
-          <w:szCs w:val="28"/>
-        </w:rPr>
-        <w:t>-диаграмма завершения сезона и массовой конвертации предметов демонстрирует взаимодействие сервиса таймеров, движка правил, базы данных и сервиса уведомлений при обработке окончания сезонного периода.</w:t>
-      </w:r>
-    </w:p>
-    <w:p>
-      <w:pPr>
-        <w:pStyle w:val="a7"/>
-        <w:spacing w:after="0" w:line="360" w:lineRule="auto"/>
-        <w:ind w:left="0" w:firstLine="709"/>
-        <w:jc w:val="both"/>
-        <w:rPr>
-          <w:rFonts w:ascii="Times New Roman" w:hAnsi="Times New Roman" w:cs="Times New Roman"/>
-          <w:sz w:val="28"/>
-          <w:szCs w:val="28"/>
-        </w:rPr>
-      </w:pPr>
-    </w:p>
-    <w:p>
-      <w:pPr>
-        <w:pStyle w:val="a7"/>
-        <w:spacing w:after="0" w:line="360" w:lineRule="auto"/>
-        <w:ind w:left="0" w:firstLine="709"/>
-        <w:jc w:val="both"/>
-        <w:rPr>
-          <w:rFonts w:ascii="Times New Roman" w:hAnsi="Times New Roman" w:cs="Times New Roman"/>
-          <w:sz w:val="28"/>
-          <w:szCs w:val="28"/>
-        </w:rPr>
-      </w:pPr>
-      <w:proofErr w:type="spellStart"/>
-      <w:r>
-        <w:rPr>
-          <w:rFonts w:ascii="Times New Roman" w:hAnsi="Times New Roman" w:cs="Times New Roman"/>
-          <w:sz w:val="28"/>
-          <w:szCs w:val="28"/>
-        </w:rPr>
-        <w:t>Sequence</w:t>
-      </w:r>
-      <w:proofErr w:type="spellEnd"/>
-      <w:r>
-        <w:rPr>
-          <w:rFonts w:ascii="Times New Roman" w:hAnsi="Times New Roman" w:cs="Times New Roman"/>
-          <w:sz w:val="28"/>
-          <w:szCs w:val="28"/>
-        </w:rPr>
-        <w:t>-диаграмма проверки и применения правил к единичному предмету показывает процесс запроса текущего состояния предмета, выбора подходящего правила конвертации, выполнения операции и фиксации результата.</w:t>
-      </w:r>
-    </w:p>
-    <w:p>
-      <w:pPr>
-        <w:pStyle w:val="a7"/>
-        <w:spacing w:after="0" w:line="360" w:lineRule="auto"/>
-        <w:ind w:left="0" w:firstLine="709"/>
-        <w:jc w:val="both"/>
-        <w:rPr>
-          <w:rFonts w:ascii="Times New Roman" w:hAnsi="Times New Roman" w:cs="Times New Roman"/>
-          <w:sz w:val="28"/>
-          <w:szCs w:val="28"/>
-        </w:rPr>
-      </w:pPr>
-    </w:p>
-    <w:p>
-      <w:pPr>
-        <w:pStyle w:val="a7"/>
-        <w:spacing w:after="0" w:line="360" w:lineRule="auto"/>
-        <w:ind w:left="0" w:firstLine="709"/>
-        <w:jc w:val="both"/>
-        <w:rPr>
-          <w:rFonts w:ascii="Times New Roman" w:hAnsi="Times New Roman" w:cs="Times New Roman"/>
-          <w:sz w:val="28"/>
-          <w:szCs w:val="28"/>
-        </w:rPr>
-      </w:pPr>
-      <w:proofErr w:type="spellStart"/>
-      <w:r>
-        <w:rPr>
-          <w:rFonts w:ascii="Times New Roman" w:hAnsi="Times New Roman" w:cs="Times New Roman"/>
-          <w:sz w:val="28"/>
-          <w:szCs w:val="28"/>
-        </w:rPr>
-        <w:t>Sequence</w:t>
-      </w:r>
-      <w:proofErr w:type="spellEnd"/>
-      <w:r>
-        <w:rPr>
-          <w:rFonts w:ascii="Times New Roman" w:hAnsi="Times New Roman" w:cs="Times New Roman"/>
-          <w:sz w:val="28"/>
-          <w:szCs w:val="28"/>
-        </w:rPr>
-        <w:t xml:space="preserve"> </w:t>
-      </w:r>
-      <w:proofErr w:type="spellStart"/>
-      <w:r>
-        <w:rPr>
-          <w:rFonts w:ascii="Times New Roman" w:hAnsi="Times New Roman" w:cs="Times New Roman"/>
-          <w:sz w:val="28"/>
-          <w:szCs w:val="28"/>
-        </w:rPr>
-        <w:t>Diagram</w:t>
-      </w:r>
-      <w:proofErr w:type="spellEnd"/>
-      <w:r>
-        <w:rPr>
-          <w:rFonts w:ascii="Times New Roman" w:hAnsi="Times New Roman" w:cs="Times New Roman"/>
-          <w:sz w:val="28"/>
-          <w:szCs w:val="28"/>
-        </w:rPr>
-        <w:t xml:space="preserve"> «Полный цикл предмета» иллюстрирует сквозное взаимодействие всех участников и систем — от создания правила конфигурации администратором и получения предмета игроком до его автоматической конвертации и отправки итогового уведомления (рисунок 11–13).</w:t>
-      </w:r>
-    </w:p>
-    <w:p>
-      <w:pPr>
-        <w:pStyle w:val="a7"/>
-        <w:spacing w:after="0" w:line="360" w:lineRule="auto"/>
-        <w:ind w:left="0" w:firstLine="709"/>
-        <w:jc w:val="both"/>
-        <w:rPr>
-          <w:rFonts w:ascii="Times New Roman" w:hAnsi="Times New Roman" w:cs="Times New Roman"/>
-          <w:sz w:val="28"/>
-          <w:szCs w:val="28"/>
-        </w:rPr>
-      </w:pPr>
-    </w:p>
-    <w:p>
-      <w:pPr>
-        <w:pStyle w:val="a7"/>
-        <w:spacing w:after="0" w:line="360" w:lineRule="auto"/>
-        <w:ind w:left="0" w:firstLine="709"/>
-        <w:jc w:val="both"/>
-        <w:rPr>
-          <w:rFonts w:ascii="Times New Roman" w:hAnsi="Times New Roman" w:cs="Times New Roman"/>
-          <w:sz w:val="28"/>
-          <w:szCs w:val="28"/>
-        </w:rPr>
-      </w:pPr>
-      <w:r>
-        <w:rPr>
-          <w:rFonts w:ascii="Times New Roman" w:hAnsi="Times New Roman" w:cs="Times New Roman"/>
-          <w:sz w:val="28"/>
-          <w:szCs w:val="28"/>
-        </w:rPr>
-        <w:t xml:space="preserve">Рисунок 11 – </w:t>
-      </w:r>
-      <w:proofErr w:type="spellStart"/>
-      <w:r>
-        <w:rPr>
-          <w:rFonts w:ascii="Times New Roman" w:hAnsi="Times New Roman" w:cs="Times New Roman"/>
-          <w:sz w:val="28"/>
-          <w:szCs w:val="28"/>
-        </w:rPr>
-        <w:t>Sequence</w:t>
-      </w:r>
-      <w:proofErr w:type="spellEnd"/>
-      <w:r>
-        <w:rPr>
-          <w:rFonts w:ascii="Times New Roman" w:hAnsi="Times New Roman" w:cs="Times New Roman"/>
-          <w:sz w:val="28"/>
-          <w:szCs w:val="28"/>
-        </w:rPr>
-        <w:t>-диаграмма завершения сезона и массовой конвертации предметов</w:t>
-      </w:r>
-    </w:p>
-    <w:p>
-      <w:pPr>
-        <w:pStyle w:val="a7"/>
-        <w:spacing w:after="0" w:line="360" w:lineRule="auto"/>
-        <w:ind w:left="0" w:firstLine="709"/>
-        <w:jc w:val="both"/>
-        <w:rPr>
-          <w:rFonts w:ascii="Times New Roman" w:hAnsi="Times New Roman" w:cs="Times New Roman"/>
-          <w:sz w:val="28"/>
-          <w:szCs w:val="28"/>
-        </w:rPr>
-      </w:pPr>
-    </w:p>
-    <w:p>
-      <w:pPr>
-        <w:pStyle w:val="a7"/>
-        <w:spacing w:after="0" w:line="360" w:lineRule="auto"/>
-        <w:ind w:left="0" w:firstLine="709"/>
-        <w:jc w:val="both"/>
-        <w:rPr>
-          <w:rFonts w:ascii="Times New Roman" w:hAnsi="Times New Roman" w:cs="Times New Roman"/>
-          <w:sz w:val="28"/>
-          <w:szCs w:val="28"/>
-        </w:rPr>
-      </w:pPr>
-      <w:r>
-        <w:rPr>
-          <w:rFonts w:ascii="Times New Roman" w:hAnsi="Times New Roman" w:cs="Times New Roman"/>
-          <w:sz w:val="28"/>
-          <w:szCs w:val="28"/>
-        </w:rPr>
-        <w:t xml:space="preserve">Рисунок 12 – </w:t>
-      </w:r>
-      <w:proofErr w:type="spellStart"/>
-      <w:r>
-        <w:rPr>
-          <w:rFonts w:ascii="Times New Roman" w:hAnsi="Times New Roman" w:cs="Times New Roman"/>
-          <w:sz w:val="28"/>
-          <w:szCs w:val="28"/>
-        </w:rPr>
-        <w:t>Sequence</w:t>
-      </w:r>
-      <w:proofErr w:type="spellEnd"/>
-      <w:r>
-        <w:rPr>
-          <w:rFonts w:ascii="Times New Roman" w:hAnsi="Times New Roman" w:cs="Times New Roman"/>
-          <w:sz w:val="28"/>
-          <w:szCs w:val="28"/>
-        </w:rPr>
-        <w:t>-диаграмма проверки и применения правил к единичному предмету</w:t>
-      </w:r>
-    </w:p>
-    <w:p>
-      <w:pPr>
-        <w:pStyle w:val="a7"/>
-        <w:spacing w:after="0" w:line="360" w:lineRule="auto"/>
-        <w:ind w:left="0" w:firstLine="709"/>
-        <w:jc w:val="both"/>
-        <w:rPr>
-          <w:rFonts w:ascii="Times New Roman" w:hAnsi="Times New Roman" w:cs="Times New Roman"/>
-          <w:sz w:val="28"/>
-          <w:szCs w:val="28"/>
-        </w:rPr>
-      </w:pPr>
-    </w:p>
-    <w:p>
-      <w:pPr>
-        <w:pStyle w:val="a7"/>
-        <w:spacing w:after="0" w:line="360" w:lineRule="auto"/>
-        <w:ind w:left="0" w:firstLine="709"/>
-        <w:jc w:val="both"/>
-        <w:rPr>
-          <w:rFonts w:ascii="Times New Roman" w:hAnsi="Times New Roman" w:cs="Times New Roman"/>
-          <w:sz w:val="28"/>
-          <w:szCs w:val="28"/>
-        </w:rPr>
-      </w:pPr>
-      <w:r>
-        <w:rPr>
-          <w:rFonts w:ascii="Times New Roman" w:hAnsi="Times New Roman" w:cs="Times New Roman"/>
-          <w:sz w:val="28"/>
-          <w:szCs w:val="28"/>
-        </w:rPr>
-        <w:t xml:space="preserve">Рисунок 13 – </w:t>
-      </w:r>
-      <w:proofErr w:type="spellStart"/>
-      <w:r>
-        <w:rPr>
-          <w:rFonts w:ascii="Times New Roman" w:hAnsi="Times New Roman" w:cs="Times New Roman"/>
-          <w:sz w:val="28"/>
-          <w:szCs w:val="28"/>
-        </w:rPr>
-        <w:t>Sequence</w:t>
-      </w:r>
-      <w:proofErr w:type="spellEnd"/>
-      <w:r>
-        <w:rPr>
-          <w:rFonts w:ascii="Times New Roman" w:hAnsi="Times New Roman" w:cs="Times New Roman"/>
-          <w:sz w:val="28"/>
-          <w:szCs w:val="28"/>
-        </w:rPr>
-        <w:t xml:space="preserve"> </w:t>
-      </w:r>
-      <w:proofErr w:type="spellStart"/>
-      <w:r>
-        <w:rPr>
-          <w:rFonts w:ascii="Times New Roman" w:hAnsi="Times New Roman" w:cs="Times New Roman"/>
-          <w:sz w:val="28"/>
-          <w:szCs w:val="28"/>
-        </w:rPr>
-        <w:t>Diagram</w:t>
-      </w:r>
-      <w:proofErr w:type="spellEnd"/>
-      <w:r>
-        <w:rPr>
-          <w:rFonts w:ascii="Times New Roman" w:hAnsi="Times New Roman" w:cs="Times New Roman"/>
-          <w:sz w:val="28"/>
-          <w:szCs w:val="28"/>
-        </w:rPr>
-        <w:t xml:space="preserve"> «Полный цикл предмета»</w:t>
+          <w:color w:val="FF0000"/>
+          <w:sz w:val="28"/>
+          <w:szCs w:val="28"/>
+        </w:rPr>
+      </w:pPr>
+    </w:p>
+    <w:p>
+      <w:pPr>
+        <w:pStyle w:val="a7"/>
+        <w:spacing w:after="0" w:line="360" w:lineRule="auto"/>
+        <w:ind w:left="0" w:firstLine="709"/>
+        <w:jc w:val="both"/>
+        <w:rPr>
+          <w:rFonts w:ascii="Times New Roman" w:hAnsi="Times New Roman" w:cs="Times New Roman"/>
+          <w:color w:val="FF0000"/>
+          <w:sz w:val="28"/>
+          <w:szCs w:val="28"/>
+        </w:rPr>
+      </w:pPr>
+      <w:r>
+        <w:rPr>
+          <w:rFonts w:ascii="Times New Roman" w:hAnsi="Times New Roman" w:cs="Times New Roman"/>
+          <w:color w:val="FF0000"/>
+          <w:sz w:val="28"/>
+          <w:szCs w:val="28"/>
+        </w:rPr>
+        <w:lastRenderedPageBreak/>
+        <w:t>Sequence-диаграмма завершения сезона и массовой конвертации предметов демонстрирует взаимодействие сервиса таймеров, движка правил, базы данных и сервиса уведомлений при обработке окончания сезонного периода.</w:t>
+      </w:r>
+    </w:p>
+    <w:p>
+      <w:pPr>
+        <w:pStyle w:val="a7"/>
+        <w:spacing w:after="0" w:line="360" w:lineRule="auto"/>
+        <w:ind w:left="0" w:firstLine="709"/>
+        <w:jc w:val="both"/>
+        <w:rPr>
+          <w:rFonts w:ascii="Times New Roman" w:hAnsi="Times New Roman" w:cs="Times New Roman"/>
+          <w:color w:val="FF0000"/>
+          <w:sz w:val="28"/>
+          <w:szCs w:val="28"/>
+        </w:rPr>
+      </w:pPr>
+    </w:p>
+    <w:p>
+      <w:pPr>
+        <w:pStyle w:val="a7"/>
+        <w:spacing w:after="0" w:line="360" w:lineRule="auto"/>
+        <w:ind w:left="0" w:firstLine="709"/>
+        <w:jc w:val="both"/>
+        <w:rPr>
+          <w:rFonts w:ascii="Times New Roman" w:hAnsi="Times New Roman" w:cs="Times New Roman"/>
+          <w:color w:val="FF0000"/>
+          <w:sz w:val="28"/>
+          <w:szCs w:val="28"/>
+        </w:rPr>
+      </w:pPr>
+      <w:r>
+        <w:rPr>
+          <w:rFonts w:ascii="Times New Roman" w:hAnsi="Times New Roman" w:cs="Times New Roman"/>
+          <w:color w:val="FF0000"/>
+          <w:sz w:val="28"/>
+          <w:szCs w:val="28"/>
+        </w:rPr>
+        <w:t>Sequence-диаграмма проверки и применения правил к единичному предмету показывает процесс запроса текущего состояния предмета, выбора подходящего правила конвертации, выполнения операции и фиксации результата.</w:t>
+      </w:r>
+    </w:p>
+    <w:p>
+      <w:pPr>
+        <w:pStyle w:val="a7"/>
+        <w:spacing w:after="0" w:line="360" w:lineRule="auto"/>
+        <w:ind w:left="0" w:firstLine="709"/>
+        <w:jc w:val="both"/>
+        <w:rPr>
+          <w:rFonts w:ascii="Times New Roman" w:hAnsi="Times New Roman" w:cs="Times New Roman"/>
+          <w:color w:val="FF0000"/>
+          <w:sz w:val="28"/>
+          <w:szCs w:val="28"/>
+        </w:rPr>
+      </w:pPr>
+    </w:p>
+    <w:p>
+      <w:pPr>
+        <w:pStyle w:val="a7"/>
+        <w:spacing w:after="0" w:line="360" w:lineRule="auto"/>
+        <w:ind w:left="0" w:firstLine="709"/>
+        <w:jc w:val="both"/>
+        <w:rPr>
+          <w:rFonts w:ascii="Times New Roman" w:hAnsi="Times New Roman" w:cs="Times New Roman"/>
+          <w:color w:val="FF0000"/>
+          <w:sz w:val="28"/>
+          <w:szCs w:val="28"/>
+        </w:rPr>
+      </w:pPr>
+      <w:r>
+        <w:rPr>
+          <w:rFonts w:ascii="Times New Roman" w:hAnsi="Times New Roman" w:cs="Times New Roman"/>
+          <w:color w:val="FF0000"/>
+          <w:sz w:val="28"/>
+          <w:szCs w:val="28"/>
+        </w:rPr>
+        <w:t>Sequence Diagram «Полный цикл предмета» иллюстрирует сквозное взаимодействие всех участников и систем — от создания правила конфигурации администратором и получения предмета игроком до его автоматической конвертации и отправки итогового уведомления (рисунок 11–13).</w:t>
+      </w:r>
+    </w:p>
+    <w:p>
+      <w:pPr>
+        <w:pStyle w:val="a7"/>
+        <w:spacing w:after="0" w:line="360" w:lineRule="auto"/>
+        <w:ind w:left="0" w:firstLine="709"/>
+        <w:jc w:val="both"/>
+        <w:rPr>
+          <w:rFonts w:ascii="Times New Roman" w:hAnsi="Times New Roman" w:cs="Times New Roman"/>
+          <w:color w:val="FF0000"/>
+          <w:sz w:val="28"/>
+          <w:szCs w:val="28"/>
+        </w:rPr>
+      </w:pPr>
+    </w:p>
+    <w:p>
+      <w:pPr>
+        <w:pStyle w:val="a7"/>
+        <w:spacing w:after="0" w:line="360" w:lineRule="auto"/>
+        <w:ind w:left="0" w:firstLine="709"/>
+        <w:jc w:val="both"/>
+        <w:rPr>
+          <w:rFonts w:ascii="Times New Roman" w:hAnsi="Times New Roman" w:cs="Times New Roman"/>
+          <w:color w:val="FF0000"/>
+          <w:sz w:val="28"/>
+          <w:szCs w:val="28"/>
+        </w:rPr>
+      </w:pPr>
+      <w:r>
+        <w:rPr>
+          <w:rFonts w:ascii="Times New Roman" w:hAnsi="Times New Roman" w:cs="Times New Roman"/>
+          <w:color w:val="FF0000"/>
+          <w:sz w:val="28"/>
+          <w:szCs w:val="28"/>
+        </w:rPr>
+        <w:t>Рисунок 11 – Sequence-диаграмма завершения сезона и массовой конвертации предметов</w:t>
+      </w:r>
+    </w:p>
+    <w:p>
+      <w:pPr>
+        <w:pStyle w:val="a7"/>
+        <w:spacing w:after="0" w:line="360" w:lineRule="auto"/>
+        <w:ind w:left="0" w:firstLine="709"/>
+        <w:jc w:val="both"/>
+        <w:rPr>
+          <w:rFonts w:ascii="Times New Roman" w:hAnsi="Times New Roman" w:cs="Times New Roman"/>
+          <w:color w:val="FF0000"/>
+          <w:sz w:val="28"/>
+          <w:szCs w:val="28"/>
+        </w:rPr>
+      </w:pPr>
+    </w:p>
+    <w:p>
+      <w:pPr>
+        <w:pStyle w:val="a7"/>
+        <w:spacing w:after="0" w:line="360" w:lineRule="auto"/>
+        <w:ind w:left="0" w:firstLine="709"/>
+        <w:jc w:val="both"/>
+        <w:rPr>
+          <w:rFonts w:ascii="Times New Roman" w:hAnsi="Times New Roman" w:cs="Times New Roman"/>
+          <w:color w:val="FF0000"/>
+          <w:sz w:val="28"/>
+          <w:szCs w:val="28"/>
+        </w:rPr>
+      </w:pPr>
+      <w:r>
+        <w:rPr>
+          <w:rFonts w:ascii="Times New Roman" w:hAnsi="Times New Roman" w:cs="Times New Roman"/>
+          <w:color w:val="FF0000"/>
+          <w:sz w:val="28"/>
+          <w:szCs w:val="28"/>
+        </w:rPr>
+        <w:t>Рисунок 12 – Sequence-диаграмма проверки и применения правил к единичному предмету</w:t>
+      </w:r>
+    </w:p>
+    <w:p>
+      <w:pPr>
+        <w:pStyle w:val="a7"/>
+        <w:spacing w:after="0" w:line="360" w:lineRule="auto"/>
+        <w:ind w:left="0" w:firstLine="709"/>
+        <w:jc w:val="both"/>
+        <w:rPr>
+          <w:rFonts w:ascii="Times New Roman" w:hAnsi="Times New Roman" w:cs="Times New Roman"/>
+          <w:color w:val="FF0000"/>
+          <w:sz w:val="28"/>
+          <w:szCs w:val="28"/>
+        </w:rPr>
+      </w:pPr>
+    </w:p>
+    <w:p>
+      <w:pPr>
+        <w:pStyle w:val="a7"/>
+        <w:spacing w:after="0" w:line="360" w:lineRule="auto"/>
+        <w:ind w:left="0" w:firstLine="709"/>
+        <w:jc w:val="both"/>
+        <w:rPr>
+          <w:rFonts w:ascii="Times New Roman" w:hAnsi="Times New Roman" w:cs="Times New Roman"/>
+          <w:color w:val="FF0000"/>
+          <w:sz w:val="28"/>
+          <w:szCs w:val="28"/>
+        </w:rPr>
+      </w:pPr>
+      <w:r>
+        <w:rPr>
+          <w:rFonts w:ascii="Times New Roman" w:hAnsi="Times New Roman" w:cs="Times New Roman"/>
+          <w:color w:val="FF0000"/>
+          <w:sz w:val="28"/>
+          <w:szCs w:val="28"/>
+        </w:rPr>
+        <w:t>Рисунок 13 – Sequence Diagram «Полный цикл предмета»</w:t>
       </w:r>
     </w:p>
     <w:p>
@@ -9484,51 +9404,93 @@
           <w:sz w:val="28"/>
           <w:szCs w:val="28"/>
         </w:rPr>
+        <w:t>Была создана ERD-диаграмма, описывающая связи между ключевыми сущностями системы и представляющая логическую модель базы данных для управления механикой сезонных предметов (рисунок 14).</w:t>
+      </w:r>
+    </w:p>
+    <w:p>
+      <w:pPr>
+        <w:pStyle w:val="a7"/>
+        <w:spacing w:after="0" w:line="240" w:lineRule="auto"/>
+        <w:ind w:left="0" w:firstLine="709"/>
+        <w:jc w:val="center"/>
+        <w:rPr>
+          <w:rFonts w:ascii="Times New Roman" w:hAnsi="Times New Roman" w:cs="Times New Roman"/>
+          <w:sz w:val="28"/>
+          <w:szCs w:val="28"/>
+        </w:rPr>
+      </w:pPr>
+      <w:r>
+        <w:rPr>
+          <w:rFonts w:ascii="Times New Roman" w:eastAsia="Aptos" w:hAnsi="Times New Roman" w:cs="Times New Roman"/>
+          <w:noProof/>
+          <w:sz w:val="28"/>
+          <w:szCs w:val="28"/>
+        </w:rPr>
         <w:lastRenderedPageBreak/>
-        <w:t>Была создана ERD-диаграмма, описывающая связи между ключевыми сущностями системы и представляющая логическую модель базы данных для управления механикой сезонных предметов (рисунок 14).</w:t>
-      </w:r>
-    </w:p>
-    <w:p>
-      <w:pPr>
-        <w:pStyle w:val="a7"/>
-        <w:spacing w:after="0" w:line="360" w:lineRule="auto"/>
-        <w:ind w:left="0" w:firstLine="709"/>
-        <w:jc w:val="both"/>
-        <w:rPr>
-          <w:rFonts w:ascii="Times New Roman" w:hAnsi="Times New Roman" w:cs="Times New Roman"/>
-          <w:sz w:val="28"/>
-          <w:szCs w:val="28"/>
-        </w:rPr>
-      </w:pPr>
-    </w:p>
-    <w:p>
-      <w:pPr>
-        <w:pStyle w:val="a7"/>
-        <w:spacing w:after="0" w:line="360" w:lineRule="auto"/>
-        <w:ind w:left="0" w:firstLine="709"/>
-        <w:jc w:val="both"/>
+        <w:drawing>
+          <wp:inline distT="0" distB="0" distL="0" distR="0" wp14:anchorId="418DF619" wp14:editId="7E26F831">
+            <wp:extent cx="5400000" cy="4994784"/>
+            <wp:effectExtent l="0" t="0" r="0" b="0"/>
+            <wp:docPr id="1818801852" name="Рисунок 1"/>
+            <wp:cNvGraphicFramePr>
+              <a:graphicFrameLocks xmlns:a="http://schemas.openxmlformats.org/drawingml/2006/main" noChangeAspect="1"/>
+            </wp:cNvGraphicFramePr>
+            <a:graphic xmlns:a="http://schemas.openxmlformats.org/drawingml/2006/main">
+              <a:graphicData uri="http://schemas.openxmlformats.org/drawingml/2006/picture">
+                <pic:pic xmlns:pic="http://schemas.openxmlformats.org/drawingml/2006/picture">
+                  <pic:nvPicPr>
+                    <pic:cNvPr id="1818801852" name=""/>
+                    <pic:cNvPicPr/>
+                  </pic:nvPicPr>
+                  <pic:blipFill>
+                    <a:blip r:embed="rId13"/>
+                    <a:stretch>
+                      <a:fillRect/>
+                    </a:stretch>
+                  </pic:blipFill>
+                  <pic:spPr>
+                    <a:xfrm>
+                      <a:off x="0" y="0"/>
+                      <a:ext cx="5400000" cy="4994784"/>
+                    </a:xfrm>
+                    <a:prstGeom prst="rect">
+                      <a:avLst/>
+                    </a:prstGeom>
+                  </pic:spPr>
+                </pic:pic>
+              </a:graphicData>
+            </a:graphic>
+          </wp:inline>
+        </w:drawing>
+      </w:r>
+    </w:p>
+    <w:p>
+      <w:pPr>
+        <w:pStyle w:val="a7"/>
+        <w:spacing w:after="0" w:line="240" w:lineRule="auto"/>
+        <w:ind w:left="0" w:firstLine="709"/>
+        <w:jc w:val="center"/>
+        <w:rPr>
+          <w:rFonts w:ascii="Times New Roman" w:hAnsi="Times New Roman" w:cs="Times New Roman"/>
+          <w:sz w:val="28"/>
+          <w:szCs w:val="28"/>
+        </w:rPr>
+      </w:pPr>
+      <w:r>
+        <w:rPr>
+          <w:rFonts w:ascii="Times New Roman" w:hAnsi="Times New Roman" w:cs="Times New Roman"/>
+          <w:sz w:val="28"/>
+          <w:szCs w:val="28"/>
+        </w:rPr>
+        <w:t>Рисунок</w:t>
+      </w:r>
+      <w:r>
         <w:rPr>
           <w:rFonts w:ascii="Times New Roman" w:hAnsi="Times New Roman" w:cs="Times New Roman"/>
           <w:sz w:val="28"/>
           <w:szCs w:val="28"/>
           <w:lang w:val="en-US"/>
         </w:rPr>
-      </w:pPr>
-      <w:r>
-        <w:rPr>
-          <w:rFonts w:ascii="Times New Roman" w:hAnsi="Times New Roman" w:cs="Times New Roman"/>
-          <w:sz w:val="28"/>
-          <w:szCs w:val="28"/>
-        </w:rPr>
-        <w:t>Рисунок</w:t>
-      </w:r>
-      <w:r>
-        <w:rPr>
-          <w:rFonts w:ascii="Times New Roman" w:hAnsi="Times New Roman" w:cs="Times New Roman"/>
-          <w:sz w:val="28"/>
-          <w:szCs w:val="28"/>
-          <w:lang w:val="en-US"/>
-        </w:rPr>
         <w:t xml:space="preserve"> 14 – ERD-</w:t>
       </w:r>
       <w:r>
@@ -9539,281 +9501,19 @@
         </w:rPr>
         <w:t>диаграмма</w:t>
       </w:r>
-      <w:r>
-        <w:rPr>
-          <w:rFonts w:ascii="Times New Roman" w:hAnsi="Times New Roman" w:cs="Times New Roman"/>
-          <w:sz w:val="28"/>
-          <w:szCs w:val="28"/>
-          <w:lang w:val="en-US"/>
-        </w:rPr>
-        <w:t xml:space="preserve"> (Entity-Relationship Diagram)</w:t>
-      </w:r>
-    </w:p>
-    <w:p>
-      <w:pPr>
-        <w:pStyle w:val="a7"/>
-        <w:spacing w:after="0" w:line="360" w:lineRule="auto"/>
-        <w:ind w:left="0" w:firstLine="709"/>
-        <w:jc w:val="both"/>
-        <w:rPr>
-          <w:rFonts w:ascii="Times New Roman" w:hAnsi="Times New Roman" w:cs="Times New Roman"/>
-          <w:sz w:val="28"/>
-          <w:szCs w:val="28"/>
-          <w:lang w:val="en-US"/>
-        </w:rPr>
-      </w:pPr>
-    </w:p>
-    <w:p>
-      <w:pPr>
-        <w:pStyle w:val="a7"/>
-        <w:spacing w:after="0" w:line="360" w:lineRule="auto"/>
-        <w:ind w:left="0" w:firstLine="709"/>
-        <w:jc w:val="both"/>
-        <w:rPr>
-          <w:rFonts w:ascii="Times New Roman" w:hAnsi="Times New Roman" w:cs="Times New Roman"/>
-          <w:sz w:val="28"/>
-          <w:szCs w:val="28"/>
-        </w:rPr>
-      </w:pPr>
-      <w:r>
-        <w:rPr>
-          <w:rFonts w:ascii="Times New Roman" w:hAnsi="Times New Roman" w:cs="Times New Roman"/>
-          <w:sz w:val="28"/>
-          <w:szCs w:val="28"/>
-        </w:rPr>
-        <w:t>Диаграмма отражает следующие основные сущности и их взаимосвязи:</w:t>
-      </w:r>
-    </w:p>
-    <w:p>
-      <w:pPr>
-        <w:pStyle w:val="a7"/>
-        <w:spacing w:after="0" w:line="360" w:lineRule="auto"/>
-        <w:ind w:left="0" w:firstLine="709"/>
-        <w:jc w:val="both"/>
-        <w:rPr>
-          <w:rFonts w:ascii="Times New Roman" w:hAnsi="Times New Roman" w:cs="Times New Roman"/>
-          <w:sz w:val="28"/>
-          <w:szCs w:val="28"/>
-        </w:rPr>
-      </w:pPr>
-      <w:r>
-        <w:rPr>
-          <w:rFonts w:ascii="Times New Roman" w:hAnsi="Times New Roman" w:cs="Times New Roman"/>
-          <w:sz w:val="28"/>
-          <w:szCs w:val="28"/>
-        </w:rPr>
-        <w:t>Сезон (</w:t>
-      </w:r>
-      <w:proofErr w:type="spellStart"/>
-      <w:r>
-        <w:rPr>
-          <w:rFonts w:ascii="Times New Roman" w:hAnsi="Times New Roman" w:cs="Times New Roman"/>
-          <w:sz w:val="28"/>
-          <w:szCs w:val="28"/>
-        </w:rPr>
-        <w:t>Season</w:t>
-      </w:r>
-      <w:proofErr w:type="spellEnd"/>
-      <w:r>
-        <w:rPr>
-          <w:rFonts w:ascii="Times New Roman" w:hAnsi="Times New Roman" w:cs="Times New Roman"/>
-          <w:sz w:val="28"/>
-          <w:szCs w:val="28"/>
-        </w:rPr>
-        <w:t>) – центральная сущность, содержащая параметры временного периода.</w:t>
-      </w:r>
-    </w:p>
-    <w:p>
-      <w:pPr>
-        <w:pStyle w:val="a7"/>
-        <w:spacing w:after="0" w:line="360" w:lineRule="auto"/>
-        <w:ind w:left="0" w:firstLine="709"/>
-        <w:jc w:val="both"/>
-        <w:rPr>
-          <w:rFonts w:ascii="Times New Roman" w:hAnsi="Times New Roman" w:cs="Times New Roman"/>
-          <w:sz w:val="28"/>
-          <w:szCs w:val="28"/>
-        </w:rPr>
-      </w:pPr>
-      <w:r>
-        <w:rPr>
-          <w:rFonts w:ascii="Times New Roman" w:hAnsi="Times New Roman" w:cs="Times New Roman"/>
-          <w:sz w:val="28"/>
-          <w:szCs w:val="28"/>
-        </w:rPr>
-        <w:t>Сезонный предмет (</w:t>
-      </w:r>
-      <w:proofErr w:type="spellStart"/>
-      <w:r>
-        <w:rPr>
-          <w:rFonts w:ascii="Times New Roman" w:hAnsi="Times New Roman" w:cs="Times New Roman"/>
-          <w:sz w:val="28"/>
-          <w:szCs w:val="28"/>
-        </w:rPr>
-        <w:t>Seasonal</w:t>
-      </w:r>
-      <w:proofErr w:type="spellEnd"/>
-      <w:r>
-        <w:rPr>
-          <w:rFonts w:ascii="Times New Roman" w:hAnsi="Times New Roman" w:cs="Times New Roman"/>
-          <w:sz w:val="28"/>
-          <w:szCs w:val="28"/>
-        </w:rPr>
-        <w:t xml:space="preserve"> </w:t>
-      </w:r>
-      <w:proofErr w:type="spellStart"/>
-      <w:r>
-        <w:rPr>
-          <w:rFonts w:ascii="Times New Roman" w:hAnsi="Times New Roman" w:cs="Times New Roman"/>
-          <w:sz w:val="28"/>
-          <w:szCs w:val="28"/>
-        </w:rPr>
-        <w:t>Item</w:t>
-      </w:r>
-      <w:proofErr w:type="spellEnd"/>
-      <w:r>
-        <w:rPr>
-          <w:rFonts w:ascii="Times New Roman" w:hAnsi="Times New Roman" w:cs="Times New Roman"/>
-          <w:sz w:val="28"/>
-          <w:szCs w:val="28"/>
-        </w:rPr>
-        <w:t>) – сущность, связанная с сезоном и хранящая состояние каждого предмета у игрока.</w:t>
-      </w:r>
-    </w:p>
-    <w:p>
-      <w:pPr>
-        <w:pStyle w:val="a7"/>
-        <w:spacing w:after="0" w:line="360" w:lineRule="auto"/>
-        <w:ind w:left="0" w:firstLine="709"/>
-        <w:jc w:val="both"/>
-        <w:rPr>
-          <w:rFonts w:ascii="Times New Roman" w:hAnsi="Times New Roman" w:cs="Times New Roman"/>
-          <w:sz w:val="28"/>
-          <w:szCs w:val="28"/>
-        </w:rPr>
-      </w:pPr>
-      <w:r>
-        <w:rPr>
-          <w:rFonts w:ascii="Times New Roman" w:hAnsi="Times New Roman" w:cs="Times New Roman"/>
-          <w:sz w:val="28"/>
-          <w:szCs w:val="28"/>
-        </w:rPr>
-        <w:t>Правило конвертации (</w:t>
-      </w:r>
-      <w:proofErr w:type="spellStart"/>
-      <w:r>
-        <w:rPr>
-          <w:rFonts w:ascii="Times New Roman" w:hAnsi="Times New Roman" w:cs="Times New Roman"/>
-          <w:sz w:val="28"/>
-          <w:szCs w:val="28"/>
-        </w:rPr>
-        <w:t>Conversion</w:t>
-      </w:r>
-      <w:proofErr w:type="spellEnd"/>
-      <w:r>
-        <w:rPr>
-          <w:rFonts w:ascii="Times New Roman" w:hAnsi="Times New Roman" w:cs="Times New Roman"/>
-          <w:sz w:val="28"/>
-          <w:szCs w:val="28"/>
-        </w:rPr>
-        <w:t xml:space="preserve"> </w:t>
-      </w:r>
-      <w:proofErr w:type="spellStart"/>
-      <w:r>
-        <w:rPr>
-          <w:rFonts w:ascii="Times New Roman" w:hAnsi="Times New Roman" w:cs="Times New Roman"/>
-          <w:sz w:val="28"/>
-          <w:szCs w:val="28"/>
-        </w:rPr>
-        <w:t>Rule</w:t>
-      </w:r>
-      <w:proofErr w:type="spellEnd"/>
-      <w:r>
-        <w:rPr>
-          <w:rFonts w:ascii="Times New Roman" w:hAnsi="Times New Roman" w:cs="Times New Roman"/>
-          <w:sz w:val="28"/>
-          <w:szCs w:val="28"/>
-        </w:rPr>
-        <w:t>) – сущность, определяющая условия и результат преобразования предмета по окончании сезона.</w:t>
-      </w:r>
-    </w:p>
-    <w:p>
-      <w:pPr>
-        <w:pStyle w:val="a7"/>
-        <w:spacing w:after="0" w:line="360" w:lineRule="auto"/>
-        <w:ind w:left="0" w:firstLine="709"/>
-        <w:jc w:val="both"/>
-        <w:rPr>
-          <w:rFonts w:ascii="Times New Roman" w:hAnsi="Times New Roman" w:cs="Times New Roman"/>
-          <w:sz w:val="28"/>
-          <w:szCs w:val="28"/>
-        </w:rPr>
-      </w:pPr>
-      <w:r>
-        <w:rPr>
-          <w:rFonts w:ascii="Times New Roman" w:hAnsi="Times New Roman" w:cs="Times New Roman"/>
-          <w:sz w:val="28"/>
-          <w:szCs w:val="28"/>
-        </w:rPr>
-        <w:t>Игрок (Player) – сущность, представляющая пользователя, владеющего предметами.</w:t>
-      </w:r>
-    </w:p>
-    <w:p>
-      <w:pPr>
-        <w:pStyle w:val="a7"/>
-        <w:spacing w:after="0" w:line="360" w:lineRule="auto"/>
-        <w:ind w:left="0" w:firstLine="709"/>
-        <w:jc w:val="both"/>
-        <w:rPr>
-          <w:rFonts w:ascii="Times New Roman" w:hAnsi="Times New Roman" w:cs="Times New Roman"/>
-          <w:sz w:val="28"/>
-          <w:szCs w:val="28"/>
-        </w:rPr>
-      </w:pPr>
-      <w:r>
-        <w:rPr>
-          <w:rFonts w:ascii="Times New Roman" w:hAnsi="Times New Roman" w:cs="Times New Roman"/>
-          <w:sz w:val="28"/>
-          <w:szCs w:val="28"/>
-        </w:rPr>
-        <w:t>Журнал операций (</w:t>
-      </w:r>
-      <w:proofErr w:type="spellStart"/>
-      <w:r>
-        <w:rPr>
-          <w:rFonts w:ascii="Times New Roman" w:hAnsi="Times New Roman" w:cs="Times New Roman"/>
-          <w:sz w:val="28"/>
-          <w:szCs w:val="28"/>
-        </w:rPr>
-        <w:t>Audit</w:t>
-      </w:r>
-      <w:proofErr w:type="spellEnd"/>
-      <w:r>
-        <w:rPr>
-          <w:rFonts w:ascii="Times New Roman" w:hAnsi="Times New Roman" w:cs="Times New Roman"/>
-          <w:sz w:val="28"/>
-          <w:szCs w:val="28"/>
-        </w:rPr>
-        <w:t xml:space="preserve"> </w:t>
-      </w:r>
-      <w:proofErr w:type="spellStart"/>
-      <w:r>
-        <w:rPr>
-          <w:rFonts w:ascii="Times New Roman" w:hAnsi="Times New Roman" w:cs="Times New Roman"/>
-          <w:sz w:val="28"/>
-          <w:szCs w:val="28"/>
-        </w:rPr>
-        <w:t>Log</w:t>
-      </w:r>
-      <w:proofErr w:type="spellEnd"/>
-      <w:r>
-        <w:rPr>
-          <w:rFonts w:ascii="Times New Roman" w:hAnsi="Times New Roman" w:cs="Times New Roman"/>
-          <w:sz w:val="28"/>
-          <w:szCs w:val="28"/>
-        </w:rPr>
-        <w:t>) – сущность для фиксации всех изменений состояний предметов и правил.</w:t>
-      </w:r>
+    </w:p>
+    <w:p>
+      <w:pPr>
+        <w:pStyle w:val="a7"/>
+        <w:spacing w:after="0" w:line="240" w:lineRule="auto"/>
+        <w:ind w:left="0" w:firstLine="709"/>
+        <w:jc w:val="center"/>
+        <w:rPr>
+          <w:rFonts w:ascii="Times New Roman" w:hAnsi="Times New Roman" w:cs="Times New Roman"/>
+          <w:sz w:val="28"/>
+          <w:szCs w:val="28"/>
+        </w:rPr>
+      </w:pPr>
     </w:p>
     <w:p>
       <w:pPr>
@@ -9876,485 +9576,240 @@
         <w:jc w:val="both"/>
         <w:rPr>
           <w:rFonts w:ascii="Times New Roman" w:hAnsi="Times New Roman" w:cs="Times New Roman"/>
-          <w:sz w:val="28"/>
-          <w:szCs w:val="28"/>
-        </w:rPr>
-      </w:pPr>
-      <w:r>
-        <w:rPr>
-          <w:rFonts w:ascii="Times New Roman" w:hAnsi="Times New Roman" w:cs="Times New Roman"/>
+          <w:color w:val="FF0000"/>
+          <w:sz w:val="28"/>
+          <w:szCs w:val="28"/>
+        </w:rPr>
+      </w:pPr>
+      <w:r>
+        <w:rPr>
+          <w:rFonts w:ascii="Times New Roman" w:hAnsi="Times New Roman" w:cs="Times New Roman"/>
+          <w:color w:val="FF0000"/>
           <w:sz w:val="28"/>
           <w:szCs w:val="28"/>
         </w:rPr>
         <w:t xml:space="preserve">В качестве архитектурного подхода для системы управления механикой сезонных предметов было принято решение о разработке серверной платформы, построенной на </w:t>
       </w:r>
-      <w:proofErr w:type="spellStart"/>
-      <w:r>
-        <w:rPr>
-          <w:rFonts w:ascii="Times New Roman" w:hAnsi="Times New Roman" w:cs="Times New Roman"/>
-          <w:sz w:val="28"/>
-          <w:szCs w:val="28"/>
-        </w:rPr>
-        <w:t>микросервисной</w:t>
-      </w:r>
-      <w:proofErr w:type="spellEnd"/>
-      <w:r>
-        <w:rPr>
-          <w:rFonts w:ascii="Times New Roman" w:hAnsi="Times New Roman" w:cs="Times New Roman"/>
-          <w:sz w:val="28"/>
-          <w:szCs w:val="28"/>
-        </w:rPr>
-        <w:t xml:space="preserve"> архитектуре, что обеспечивает высокую гибкость, </w:t>
-      </w:r>
-      <w:proofErr w:type="spellStart"/>
-      <w:r>
-        <w:rPr>
-          <w:rFonts w:ascii="Times New Roman" w:hAnsi="Times New Roman" w:cs="Times New Roman"/>
-          <w:sz w:val="28"/>
-          <w:szCs w:val="28"/>
-        </w:rPr>
-        <w:t>поддерживаемость</w:t>
-      </w:r>
-      <w:proofErr w:type="spellEnd"/>
-      <w:r>
-        <w:rPr>
-          <w:rFonts w:ascii="Times New Roman" w:hAnsi="Times New Roman" w:cs="Times New Roman"/>
-          <w:sz w:val="28"/>
-          <w:szCs w:val="28"/>
-        </w:rPr>
-        <w:t xml:space="preserve"> и независимое масштабирование компонентов. Для взаимодействия между </w:t>
-      </w:r>
-      <w:proofErr w:type="spellStart"/>
-      <w:r>
-        <w:rPr>
-          <w:rFonts w:ascii="Times New Roman" w:hAnsi="Times New Roman" w:cs="Times New Roman"/>
+      <w:r>
+        <w:rPr>
+          <w:rFonts w:ascii="Times New Roman" w:hAnsi="Times New Roman" w:cs="Times New Roman"/>
+          <w:color w:val="FF0000"/>
+          <w:sz w:val="28"/>
+          <w:szCs w:val="28"/>
+        </w:rPr>
+        <w:t>микро сервисной</w:t>
+      </w:r>
+      <w:r>
+        <w:rPr>
+          <w:rFonts w:ascii="Times New Roman" w:hAnsi="Times New Roman" w:cs="Times New Roman"/>
+          <w:color w:val="FF0000"/>
+          <w:sz w:val="28"/>
+          <w:szCs w:val="28"/>
+        </w:rPr>
+        <w:t xml:space="preserve"> архитектуре, что обеспечивает высокую гибкость, поддерживаемость и независимое масштабирование компонентов. Для взаимодействия между </w:t>
+      </w:r>
+      <w:r>
+        <w:rPr>
+          <w:rFonts w:ascii="Times New Roman" w:hAnsi="Times New Roman" w:cs="Times New Roman"/>
+          <w:color w:val="FF0000"/>
           <w:sz w:val="28"/>
           <w:szCs w:val="28"/>
         </w:rPr>
         <w:t>микросервисами</w:t>
       </w:r>
-      <w:proofErr w:type="spellEnd"/>
-      <w:r>
-        <w:rPr>
-          <w:rFonts w:ascii="Times New Roman" w:hAnsi="Times New Roman" w:cs="Times New Roman"/>
-          <w:sz w:val="28"/>
-          <w:szCs w:val="28"/>
-        </w:rPr>
-        <w:t xml:space="preserve"> выбрана событийно-ориентированная архитектура (Event-Driven Architecture), позволяющая эффективно обрабатывать асинхронные события (например, истечение срока действия предмета, завершение сезона) и обеспечивать </w:t>
-      </w:r>
-      <w:r>
-        <w:rPr>
-          <w:rFonts w:ascii="Times New Roman" w:hAnsi="Times New Roman" w:cs="Times New Roman"/>
+      <w:r>
+        <w:rPr>
+          <w:rFonts w:ascii="Times New Roman" w:hAnsi="Times New Roman" w:cs="Times New Roman"/>
+          <w:color w:val="FF0000"/>
+          <w:sz w:val="28"/>
+          <w:szCs w:val="28"/>
+        </w:rPr>
+        <w:t xml:space="preserve"> выбрана событийно-ориентированная архитектура, позволяющая эффективно </w:t>
+      </w:r>
+      <w:r>
+        <w:rPr>
+          <w:rFonts w:ascii="Times New Roman" w:hAnsi="Times New Roman" w:cs="Times New Roman"/>
+          <w:color w:val="FF0000"/>
           <w:sz w:val="28"/>
           <w:szCs w:val="28"/>
         </w:rPr>
         <w:lastRenderedPageBreak/>
-        <w:t>слабую связанность компонентов, повышая общую отказоустойчивость системы.</w:t>
-      </w:r>
-    </w:p>
-    <w:p>
-      <w:pPr>
-        <w:pStyle w:val="a7"/>
-        <w:spacing w:after="0" w:line="360" w:lineRule="auto"/>
-        <w:ind w:left="0" w:firstLine="709"/>
-        <w:jc w:val="both"/>
-        <w:rPr>
-          <w:rFonts w:ascii="Times New Roman" w:hAnsi="Times New Roman" w:cs="Times New Roman"/>
-          <w:sz w:val="28"/>
-          <w:szCs w:val="28"/>
-        </w:rPr>
-      </w:pPr>
-      <w:r>
-        <w:rPr>
-          <w:rFonts w:ascii="Times New Roman" w:hAnsi="Times New Roman" w:cs="Times New Roman"/>
-          <w:sz w:val="28"/>
-          <w:szCs w:val="28"/>
-        </w:rPr>
-        <w:t xml:space="preserve">При выборе подхода для координации распределённых процессов, таких как массовая конвертация предметов по окончании сезона, обновление баланс-метрик и рассылка уведомлений, рассматривались варианты хореографии и </w:t>
-      </w:r>
-      <w:proofErr w:type="spellStart"/>
-      <w:r>
-        <w:rPr>
-          <w:rFonts w:ascii="Times New Roman" w:hAnsi="Times New Roman" w:cs="Times New Roman"/>
-          <w:sz w:val="28"/>
-          <w:szCs w:val="28"/>
-        </w:rPr>
-        <w:t>оркестрации</w:t>
-      </w:r>
-      <w:proofErr w:type="spellEnd"/>
-      <w:r>
-        <w:rPr>
-          <w:rFonts w:ascii="Times New Roman" w:hAnsi="Times New Roman" w:cs="Times New Roman"/>
-          <w:sz w:val="28"/>
-          <w:szCs w:val="28"/>
-        </w:rPr>
-        <w:t xml:space="preserve">. В пользу </w:t>
-      </w:r>
-      <w:proofErr w:type="spellStart"/>
-      <w:r>
-        <w:rPr>
-          <w:rFonts w:ascii="Times New Roman" w:hAnsi="Times New Roman" w:cs="Times New Roman"/>
-          <w:sz w:val="28"/>
-          <w:szCs w:val="28"/>
-        </w:rPr>
-        <w:t>оркестрации</w:t>
-      </w:r>
-      <w:proofErr w:type="spellEnd"/>
-      <w:r>
-        <w:rPr>
-          <w:rFonts w:ascii="Times New Roman" w:hAnsi="Times New Roman" w:cs="Times New Roman"/>
-          <w:sz w:val="28"/>
-          <w:szCs w:val="28"/>
-        </w:rPr>
-        <w:t xml:space="preserve"> был выбран централизованный контроль за сложной последовательностью действий и возможность гарантированного выполнения компенсационных операций (компенсирующих транзакций) в случае ошибок на любом этапе. Для этого применён паттерн </w:t>
-      </w:r>
-      <w:proofErr w:type="spellStart"/>
-      <w:r>
-        <w:rPr>
-          <w:rFonts w:ascii="Times New Roman" w:hAnsi="Times New Roman" w:cs="Times New Roman"/>
-          <w:sz w:val="28"/>
-          <w:szCs w:val="28"/>
-        </w:rPr>
-        <w:t>Saga</w:t>
-      </w:r>
-      <w:proofErr w:type="spellEnd"/>
-      <w:r>
-        <w:rPr>
-          <w:rFonts w:ascii="Times New Roman" w:hAnsi="Times New Roman" w:cs="Times New Roman"/>
-          <w:sz w:val="28"/>
-          <w:szCs w:val="28"/>
-        </w:rPr>
-        <w:t>, где центральный сервис-оркестратор (</w:t>
-      </w:r>
-      <w:proofErr w:type="spellStart"/>
-      <w:r>
-        <w:rPr>
-          <w:rFonts w:ascii="Times New Roman" w:hAnsi="Times New Roman" w:cs="Times New Roman"/>
-          <w:sz w:val="28"/>
-          <w:szCs w:val="28"/>
-        </w:rPr>
-        <w:t>Season</w:t>
-      </w:r>
-      <w:proofErr w:type="spellEnd"/>
-      <w:r>
-        <w:rPr>
-          <w:rFonts w:ascii="Times New Roman" w:hAnsi="Times New Roman" w:cs="Times New Roman"/>
-          <w:sz w:val="28"/>
-          <w:szCs w:val="28"/>
-        </w:rPr>
-        <w:t xml:space="preserve"> </w:t>
-      </w:r>
-      <w:proofErr w:type="spellStart"/>
-      <w:r>
-        <w:rPr>
-          <w:rFonts w:ascii="Times New Roman" w:hAnsi="Times New Roman" w:cs="Times New Roman"/>
-          <w:sz w:val="28"/>
-          <w:szCs w:val="28"/>
-        </w:rPr>
-        <w:t>Orchestrator</w:t>
-      </w:r>
-      <w:proofErr w:type="spellEnd"/>
-      <w:r>
-        <w:rPr>
-          <w:rFonts w:ascii="Times New Roman" w:hAnsi="Times New Roman" w:cs="Times New Roman"/>
-          <w:sz w:val="28"/>
-          <w:szCs w:val="28"/>
-        </w:rPr>
-        <w:t>) управляет выполнением распределённого бизнес-процесса, координируя работу специализированных сервисов (правил, конвертации, баланса, уведомлений).</w:t>
-      </w:r>
-    </w:p>
-    <w:p>
-      <w:pPr>
-        <w:pStyle w:val="a7"/>
-        <w:spacing w:after="0" w:line="360" w:lineRule="auto"/>
-        <w:ind w:left="0" w:firstLine="709"/>
-        <w:jc w:val="both"/>
-        <w:rPr>
-          <w:rFonts w:ascii="Times New Roman" w:hAnsi="Times New Roman" w:cs="Times New Roman"/>
-          <w:sz w:val="28"/>
-          <w:szCs w:val="28"/>
-        </w:rPr>
-      </w:pPr>
-      <w:r>
-        <w:rPr>
-          <w:rFonts w:ascii="Times New Roman" w:hAnsi="Times New Roman" w:cs="Times New Roman"/>
-          <w:sz w:val="28"/>
-          <w:szCs w:val="28"/>
-        </w:rPr>
-        <w:t xml:space="preserve">Для решения задачи гарантированной доставки событий и поддержания согласованности между транзакциями в базе данных состояний предметов и публикацией событий в брокер сообщений рассматривался </w:t>
-      </w:r>
-      <w:proofErr w:type="spellStart"/>
-      <w:r>
-        <w:rPr>
-          <w:rFonts w:ascii="Times New Roman" w:hAnsi="Times New Roman" w:cs="Times New Roman"/>
-          <w:sz w:val="28"/>
-          <w:szCs w:val="28"/>
-        </w:rPr>
-        <w:t>Outbox</w:t>
-      </w:r>
-      <w:proofErr w:type="spellEnd"/>
-      <w:r>
-        <w:rPr>
-          <w:rFonts w:ascii="Times New Roman" w:hAnsi="Times New Roman" w:cs="Times New Roman"/>
-          <w:sz w:val="28"/>
-          <w:szCs w:val="28"/>
-        </w:rPr>
-        <w:t xml:space="preserve">-паттерн. Однако его прямое использование может создавать сложности при высокой нагрузке и в условиях множества инстансов сервисов. В качестве более надежного и практичного решения для данной предметной области выбран </w:t>
-      </w:r>
-      <w:proofErr w:type="spellStart"/>
-      <w:r>
-        <w:rPr>
-          <w:rFonts w:ascii="Times New Roman" w:hAnsi="Times New Roman" w:cs="Times New Roman"/>
-          <w:sz w:val="28"/>
-          <w:szCs w:val="28"/>
-        </w:rPr>
-        <w:t>Debezium</w:t>
-      </w:r>
-      <w:proofErr w:type="spellEnd"/>
-      <w:r>
-        <w:rPr>
-          <w:rFonts w:ascii="Times New Roman" w:hAnsi="Times New Roman" w:cs="Times New Roman"/>
-          <w:sz w:val="28"/>
-          <w:szCs w:val="28"/>
-        </w:rPr>
-        <w:t xml:space="preserve"> </w:t>
-      </w:r>
-      <w:proofErr w:type="spellStart"/>
-      <w:r>
-        <w:rPr>
-          <w:rFonts w:ascii="Times New Roman" w:hAnsi="Times New Roman" w:cs="Times New Roman"/>
-          <w:sz w:val="28"/>
-          <w:szCs w:val="28"/>
-        </w:rPr>
-        <w:t>Connector</w:t>
-      </w:r>
-      <w:proofErr w:type="spellEnd"/>
-      <w:r>
-        <w:rPr>
-          <w:rFonts w:ascii="Times New Roman" w:hAnsi="Times New Roman" w:cs="Times New Roman"/>
-          <w:sz w:val="28"/>
-          <w:szCs w:val="28"/>
-        </w:rPr>
-        <w:t xml:space="preserve">, который обеспечивает отслеживание изменений в журнале транзакций базы данных (CDC — Change Data </w:t>
-      </w:r>
-      <w:proofErr w:type="spellStart"/>
-      <w:r>
-        <w:rPr>
-          <w:rFonts w:ascii="Times New Roman" w:hAnsi="Times New Roman" w:cs="Times New Roman"/>
-          <w:sz w:val="28"/>
-          <w:szCs w:val="28"/>
-        </w:rPr>
-        <w:t>Capture</w:t>
-      </w:r>
-      <w:proofErr w:type="spellEnd"/>
-      <w:r>
-        <w:rPr>
-          <w:rFonts w:ascii="Times New Roman" w:hAnsi="Times New Roman" w:cs="Times New Roman"/>
-          <w:sz w:val="28"/>
-          <w:szCs w:val="28"/>
-        </w:rPr>
-        <w:t xml:space="preserve">) и автоматическую публикацию соответствующих событий в шину сообщений (например, </w:t>
-      </w:r>
-      <w:proofErr w:type="spellStart"/>
-      <w:r>
-        <w:rPr>
-          <w:rFonts w:ascii="Times New Roman" w:hAnsi="Times New Roman" w:cs="Times New Roman"/>
-          <w:sz w:val="28"/>
-          <w:szCs w:val="28"/>
-        </w:rPr>
-        <w:t>Kafka</w:t>
-      </w:r>
-      <w:proofErr w:type="spellEnd"/>
-      <w:r>
-        <w:rPr>
-          <w:rFonts w:ascii="Times New Roman" w:hAnsi="Times New Roman" w:cs="Times New Roman"/>
-          <w:sz w:val="28"/>
-          <w:szCs w:val="28"/>
-        </w:rPr>
-        <w:t>). Это гарантирует, что ни одно изменение состояния предмета не будет потеряно и будет обработано соответствующими подписчиками.</w:t>
-      </w:r>
-    </w:p>
-    <w:p>
-      <w:pPr>
-        <w:pStyle w:val="a7"/>
-        <w:spacing w:after="0" w:line="360" w:lineRule="auto"/>
-        <w:ind w:left="0" w:firstLine="709"/>
-        <w:jc w:val="both"/>
-        <w:rPr>
-          <w:rFonts w:ascii="Times New Roman" w:hAnsi="Times New Roman" w:cs="Times New Roman"/>
-          <w:sz w:val="28"/>
-          <w:szCs w:val="28"/>
-        </w:rPr>
-      </w:pPr>
-      <w:r>
-        <w:rPr>
-          <w:rFonts w:ascii="Times New Roman" w:hAnsi="Times New Roman" w:cs="Times New Roman"/>
-          <w:sz w:val="28"/>
-          <w:szCs w:val="28"/>
-        </w:rPr>
-        <w:t xml:space="preserve">Для комплексной визуализации архитектуры была построена </w:t>
-      </w:r>
-      <w:proofErr w:type="spellStart"/>
-      <w:r>
-        <w:rPr>
-          <w:rFonts w:ascii="Times New Roman" w:hAnsi="Times New Roman" w:cs="Times New Roman"/>
-          <w:sz w:val="28"/>
-          <w:szCs w:val="28"/>
-        </w:rPr>
-        <w:t>ArchiMate</w:t>
-      </w:r>
-      <w:proofErr w:type="spellEnd"/>
-      <w:r>
-        <w:rPr>
-          <w:rFonts w:ascii="Times New Roman" w:hAnsi="Times New Roman" w:cs="Times New Roman"/>
-          <w:sz w:val="28"/>
-          <w:szCs w:val="28"/>
-        </w:rPr>
-        <w:t xml:space="preserve">-диаграмма, включающая уровни </w:t>
-      </w:r>
-      <w:proofErr w:type="spellStart"/>
-      <w:r>
-        <w:rPr>
-          <w:rFonts w:ascii="Times New Roman" w:hAnsi="Times New Roman" w:cs="Times New Roman"/>
-          <w:sz w:val="28"/>
-          <w:szCs w:val="28"/>
-        </w:rPr>
-        <w:t>Motivation</w:t>
-      </w:r>
-      <w:proofErr w:type="spellEnd"/>
-      <w:r>
-        <w:rPr>
-          <w:rFonts w:ascii="Times New Roman" w:hAnsi="Times New Roman" w:cs="Times New Roman"/>
-          <w:sz w:val="28"/>
-          <w:szCs w:val="28"/>
-        </w:rPr>
-        <w:t xml:space="preserve"> (Цели), Business (Бизнес-процессы), Application (Прикладные сервисы), Technology (Технологии) и </w:t>
-      </w:r>
-      <w:proofErr w:type="spellStart"/>
-      <w:r>
-        <w:rPr>
-          <w:rFonts w:ascii="Times New Roman" w:hAnsi="Times New Roman" w:cs="Times New Roman"/>
-          <w:sz w:val="28"/>
-          <w:szCs w:val="28"/>
-        </w:rPr>
-        <w:t>Implementation</w:t>
-      </w:r>
-      <w:proofErr w:type="spellEnd"/>
-      <w:r>
-        <w:rPr>
-          <w:rFonts w:ascii="Times New Roman" w:hAnsi="Times New Roman" w:cs="Times New Roman"/>
-          <w:sz w:val="28"/>
-          <w:szCs w:val="28"/>
-        </w:rPr>
-        <w:t xml:space="preserve"> &amp; </w:t>
-      </w:r>
-      <w:proofErr w:type="spellStart"/>
-      <w:r>
-        <w:rPr>
-          <w:rFonts w:ascii="Times New Roman" w:hAnsi="Times New Roman" w:cs="Times New Roman"/>
-          <w:sz w:val="28"/>
-          <w:szCs w:val="28"/>
-        </w:rPr>
-        <w:t>Migration</w:t>
-      </w:r>
-      <w:proofErr w:type="spellEnd"/>
-      <w:r>
-        <w:rPr>
-          <w:rFonts w:ascii="Times New Roman" w:hAnsi="Times New Roman" w:cs="Times New Roman"/>
-          <w:sz w:val="28"/>
-          <w:szCs w:val="28"/>
-        </w:rPr>
-        <w:t xml:space="preserve"> (Внедрение). Это позволяет наглядно представить все компоненты системы, их взаимосвязи, а также стратегию и этапы реализации (рисунок 15).</w:t>
-      </w:r>
-    </w:p>
-    <w:p>
-      <w:pPr>
-        <w:pStyle w:val="a7"/>
-        <w:spacing w:after="0" w:line="360" w:lineRule="auto"/>
-        <w:ind w:left="0" w:firstLine="709"/>
-        <w:jc w:val="both"/>
-        <w:rPr>
-          <w:rFonts w:ascii="Times New Roman" w:hAnsi="Times New Roman" w:cs="Times New Roman"/>
-          <w:sz w:val="28"/>
-          <w:szCs w:val="28"/>
-        </w:rPr>
-      </w:pPr>
-    </w:p>
-    <w:p>
-      <w:pPr>
-        <w:pStyle w:val="a7"/>
-        <w:spacing w:after="0" w:line="360" w:lineRule="auto"/>
-        <w:ind w:left="0" w:firstLine="709"/>
-        <w:jc w:val="both"/>
-        <w:rPr>
-          <w:rFonts w:ascii="Times New Roman" w:hAnsi="Times New Roman" w:cs="Times New Roman"/>
-          <w:sz w:val="28"/>
-          <w:szCs w:val="28"/>
-        </w:rPr>
-      </w:pPr>
-      <w:r>
-        <w:rPr>
-          <w:rFonts w:ascii="Times New Roman" w:hAnsi="Times New Roman" w:cs="Times New Roman"/>
-          <w:sz w:val="28"/>
-          <w:szCs w:val="28"/>
-        </w:rPr>
-        <w:t xml:space="preserve">Рисунок 15 – </w:t>
-      </w:r>
-      <w:proofErr w:type="spellStart"/>
-      <w:r>
-        <w:rPr>
-          <w:rFonts w:ascii="Times New Roman" w:hAnsi="Times New Roman" w:cs="Times New Roman"/>
-          <w:sz w:val="28"/>
-          <w:szCs w:val="28"/>
-        </w:rPr>
-        <w:t>ArchiMate</w:t>
-      </w:r>
-      <w:proofErr w:type="spellEnd"/>
-      <w:r>
-        <w:rPr>
-          <w:rFonts w:ascii="Times New Roman" w:hAnsi="Times New Roman" w:cs="Times New Roman"/>
-          <w:sz w:val="28"/>
-          <w:szCs w:val="28"/>
-        </w:rPr>
-        <w:t xml:space="preserve"> </w:t>
-      </w:r>
-      <w:proofErr w:type="spellStart"/>
-      <w:r>
-        <w:rPr>
-          <w:rFonts w:ascii="Times New Roman" w:hAnsi="Times New Roman" w:cs="Times New Roman"/>
-          <w:sz w:val="28"/>
-          <w:szCs w:val="28"/>
-        </w:rPr>
-        <w:t>Diagram</w:t>
-      </w:r>
-      <w:proofErr w:type="spellEnd"/>
-      <w:r>
-        <w:rPr>
-          <w:rFonts w:ascii="Times New Roman" w:hAnsi="Times New Roman" w:cs="Times New Roman"/>
-          <w:sz w:val="28"/>
-          <w:szCs w:val="28"/>
-        </w:rPr>
-        <w:t xml:space="preserve"> (Архитектурная диаграмма)</w:t>
-      </w:r>
-    </w:p>
-    <w:p>
-      <w:pPr>
-        <w:spacing w:after="0" w:line="360" w:lineRule="auto"/>
-        <w:ind w:firstLine="709"/>
-        <w:rPr>
-          <w:rFonts w:ascii="Times New Roman" w:hAnsi="Times New Roman" w:cs="Times New Roman"/>
-          <w:sz w:val="28"/>
-          <w:szCs w:val="28"/>
-        </w:rPr>
-      </w:pPr>
-      <w:r>
-        <w:rPr>
-          <w:rFonts w:ascii="Times New Roman" w:hAnsi="Times New Roman" w:cs="Times New Roman"/>
-          <w:sz w:val="28"/>
-          <w:szCs w:val="28"/>
-        </w:rPr>
-        <w:br w:type="page"/>
-      </w:r>
+        <w:t>обрабатывать асинхронные события и обеспечивать слабую связанность компонентов, повышая общую отказоустойчивость системы.</w:t>
+      </w:r>
+    </w:p>
+    <w:p>
+      <w:pPr>
+        <w:pStyle w:val="a7"/>
+        <w:spacing w:after="0" w:line="360" w:lineRule="auto"/>
+        <w:ind w:left="0" w:firstLine="709"/>
+        <w:jc w:val="both"/>
+        <w:rPr>
+          <w:rFonts w:ascii="Times New Roman" w:hAnsi="Times New Roman" w:cs="Times New Roman"/>
+          <w:color w:val="FF0000"/>
+          <w:sz w:val="28"/>
+          <w:szCs w:val="28"/>
+        </w:rPr>
+      </w:pPr>
+      <w:r>
+        <w:rPr>
+          <w:rFonts w:ascii="Times New Roman" w:hAnsi="Times New Roman" w:cs="Times New Roman"/>
+          <w:color w:val="FF0000"/>
+          <w:sz w:val="28"/>
+          <w:szCs w:val="28"/>
+        </w:rPr>
+        <w:t>При выборе подхода для координации распределённых процессов, таких как массовая конвертация предметов по окончании сезона, обновление баланс-метрик и рассылка уведомлений, рассматривались варианты хореографии и оркестрации. В пользу оркестрации был выбран централизованный контроль за сложной последовательностью действий и возможность гарантированного выполнения компенсационных операций (компенсирующих транзакций) в случае ошибок на любом этапе. Для этого применён паттерн Saga, где центральный сервис-оркестратор (Season Orchestrator) управляет выполнением распределённого бизнес-процесса, координируя работу специализированных сервисов (правил, конвертации, баланса, уведомлений).</w:t>
+      </w:r>
+    </w:p>
+    <w:p>
+      <w:pPr>
+        <w:pStyle w:val="a7"/>
+        <w:spacing w:after="0" w:line="360" w:lineRule="auto"/>
+        <w:ind w:left="0" w:firstLine="709"/>
+        <w:jc w:val="both"/>
+        <w:rPr>
+          <w:rFonts w:ascii="Times New Roman" w:hAnsi="Times New Roman" w:cs="Times New Roman"/>
+          <w:color w:val="FF0000"/>
+          <w:sz w:val="28"/>
+          <w:szCs w:val="28"/>
+        </w:rPr>
+      </w:pPr>
+      <w:r>
+        <w:rPr>
+          <w:rFonts w:ascii="Times New Roman" w:hAnsi="Times New Roman" w:cs="Times New Roman"/>
+          <w:color w:val="FF0000"/>
+          <w:sz w:val="28"/>
+          <w:szCs w:val="28"/>
+        </w:rPr>
+        <w:t>Для решения задачи гарантированной доставки событий и поддержания согласованности между транзакциями в базе данных состояний предметов и публикацией событий в брокер сообщений рассматривался Outbox-паттерн. Однако его прямое использование может создавать сложности при высокой нагрузке и в условиях множества инстансов сервисов. В качестве более надежного и практичного решения для данной предметной области выбран Debezium Connector, который обеспечивает отслеживание изменений в журнале транзакций базы данных (CDC — Change Data Capture) и автоматическую публикацию соответствующих событий в шину сообщений (например, Kafka). Это гарантирует, что ни одно изменение состояния предмета не будет потеряно и будет обработано соответствующими подписчиками.</w:t>
+      </w:r>
+    </w:p>
+    <w:p>
+      <w:pPr>
+        <w:pStyle w:val="a7"/>
+        <w:spacing w:after="0" w:line="360" w:lineRule="auto"/>
+        <w:ind w:left="0" w:firstLine="709"/>
+        <w:jc w:val="both"/>
+        <w:rPr>
+          <w:rFonts w:ascii="Times New Roman" w:hAnsi="Times New Roman" w:cs="Times New Roman"/>
+          <w:color w:val="FF0000"/>
+          <w:sz w:val="28"/>
+          <w:szCs w:val="28"/>
+        </w:rPr>
+      </w:pPr>
+      <w:r>
+        <w:rPr>
+          <w:rFonts w:ascii="Times New Roman" w:hAnsi="Times New Roman" w:cs="Times New Roman"/>
+          <w:color w:val="FF0000"/>
+          <w:sz w:val="28"/>
+          <w:szCs w:val="28"/>
+        </w:rPr>
+        <w:t>Для комплексной визуализации архитектуры была построена ArchiMate-диаграмма, включающая уровни Motivation (Цели), Business (Бизнес-процессы), Application (Прикладные сервисы), Technology (Технологии) и Implementation &amp; Migration (Внедрение). Это позволяет наглядно представить все компоненты системы, их взаимосвязи, а также стратегию и этапы реализации (рисунок 15).</w:t>
+      </w:r>
+    </w:p>
+    <w:p>
+      <w:pPr>
+        <w:pStyle w:val="a7"/>
+        <w:spacing w:after="0" w:line="240" w:lineRule="auto"/>
+        <w:ind w:left="0" w:firstLine="709"/>
+        <w:jc w:val="center"/>
+        <w:rPr>
+          <w:rFonts w:ascii="Times New Roman" w:hAnsi="Times New Roman" w:cs="Times New Roman"/>
+          <w:sz w:val="28"/>
+          <w:szCs w:val="28"/>
+        </w:rPr>
+      </w:pPr>
+      <w:r>
+        <w:rPr>
+          <w:rFonts w:ascii="Times New Roman" w:hAnsi="Times New Roman" w:cs="Times New Roman"/>
+          <w:noProof/>
+          <w:sz w:val="28"/>
+          <w:szCs w:val="28"/>
+          <w:lang w:val="en-US"/>
+        </w:rPr>
+        <w:lastRenderedPageBreak/>
+        <w:drawing>
+          <wp:inline distT="0" distB="0" distL="0" distR="0" wp14:anchorId="46F7D809" wp14:editId="2D27A5CA">
+            <wp:extent cx="5400000" cy="3085714"/>
+            <wp:effectExtent l="0" t="0" r="0" b="635"/>
+            <wp:docPr id="2110531865" name="Рисунок 1"/>
+            <wp:cNvGraphicFramePr>
+              <a:graphicFrameLocks xmlns:a="http://schemas.openxmlformats.org/drawingml/2006/main" noChangeAspect="1"/>
+            </wp:cNvGraphicFramePr>
+            <a:graphic xmlns:a="http://schemas.openxmlformats.org/drawingml/2006/main">
+              <a:graphicData uri="http://schemas.openxmlformats.org/drawingml/2006/picture">
+                <pic:pic xmlns:pic="http://schemas.openxmlformats.org/drawingml/2006/picture">
+                  <pic:nvPicPr>
+                    <pic:cNvPr id="0" name="Picture 1"/>
+                    <pic:cNvPicPr>
+                      <a:picLocks noChangeAspect="1" noChangeArrowheads="1"/>
+                    </pic:cNvPicPr>
+                  </pic:nvPicPr>
+                  <pic:blipFill>
+                    <a:blip r:embed="rId14">
+                      <a:extLst>
+                        <a:ext uri="{28A0092B-C50C-407E-A947-70E740481C1C}">
+                          <a14:useLocalDpi xmlns:a14="http://schemas.microsoft.com/office/drawing/2010/main" val="0"/>
+                        </a:ext>
+                      </a:extLst>
+                    </a:blip>
+                    <a:srcRect/>
+                    <a:stretch>
+                      <a:fillRect/>
+                    </a:stretch>
+                  </pic:blipFill>
+                  <pic:spPr bwMode="auto">
+                    <a:xfrm>
+                      <a:off x="0" y="0"/>
+                      <a:ext cx="5400000" cy="3085714"/>
+                    </a:xfrm>
+                    <a:prstGeom prst="rect">
+                      <a:avLst/>
+                    </a:prstGeom>
+                    <a:noFill/>
+                    <a:ln>
+                      <a:noFill/>
+                    </a:ln>
+                  </pic:spPr>
+                </pic:pic>
+              </a:graphicData>
+            </a:graphic>
+          </wp:inline>
+        </w:drawing>
+      </w:r>
+    </w:p>
+    <w:p>
+      <w:pPr>
+        <w:pStyle w:val="a7"/>
+        <w:spacing w:after="0" w:line="240" w:lineRule="auto"/>
+        <w:ind w:left="0" w:firstLine="709"/>
+        <w:jc w:val="center"/>
+        <w:rPr>
+          <w:rFonts w:ascii="Times New Roman" w:hAnsi="Times New Roman" w:cs="Times New Roman"/>
+          <w:sz w:val="28"/>
+          <w:szCs w:val="28"/>
+        </w:rPr>
+      </w:pPr>
+      <w:r>
+        <w:rPr>
+          <w:rFonts w:ascii="Times New Roman" w:hAnsi="Times New Roman" w:cs="Times New Roman"/>
+          <w:sz w:val="28"/>
+          <w:szCs w:val="28"/>
+        </w:rPr>
+        <w:t>Рисунок 15 – ArchiMate Diagram (Архитектурная диаграмма)</w:t>
+      </w:r>
+    </w:p>
+    <w:p>
+      <w:pPr>
+        <w:pStyle w:val="a7"/>
+        <w:spacing w:after="0" w:line="240" w:lineRule="auto"/>
+        <w:ind w:left="0" w:firstLine="709"/>
+        <w:jc w:val="center"/>
+        <w:rPr>
+          <w:rFonts w:ascii="Times New Roman" w:hAnsi="Times New Roman" w:cs="Times New Roman"/>
+          <w:sz w:val="28"/>
+          <w:szCs w:val="28"/>
+        </w:rPr>
+      </w:pPr>
     </w:p>
     <w:p>
       <w:pPr>
@@ -10381,7 +9836,6 @@
           <w:sz w:val="28"/>
           <w:szCs w:val="28"/>
         </w:rPr>
-        <w:lastRenderedPageBreak/>
         <w:t>Выводы и результаты к разделу 2</w:t>
       </w:r>
       <w:bookmarkEnd w:id="19"/>
@@ -10405,68 +9859,21 @@
         </w:rPr>
         <w:t xml:space="preserve">В рамках второго </w:t>
       </w:r>
-      <w:proofErr w:type="spellStart"/>
-      <w:r>
-        <w:rPr>
-          <w:rFonts w:ascii="Times New Roman" w:hAnsi="Times New Roman" w:cs="Times New Roman"/>
-          <w:sz w:val="28"/>
-          <w:szCs w:val="28"/>
-        </w:rPr>
-        <w:t>ра</w:t>
-      </w:r>
-      <w:proofErr w:type="spellEnd"/>
-      <w:r>
-        <w:rPr>
-          <w:rFonts w:ascii="Times New Roman" w:hAnsi="Times New Roman" w:cs="Times New Roman"/>
-          <w:sz w:val="28"/>
-          <w:szCs w:val="28"/>
-          <w:lang w:val="en-US"/>
-        </w:rPr>
-        <w:t>c</w:t>
-      </w:r>
-      <w:r>
-        <w:rPr>
-          <w:rFonts w:ascii="Times New Roman" w:hAnsi="Times New Roman" w:cs="Times New Roman"/>
-          <w:sz w:val="28"/>
-          <w:szCs w:val="28"/>
-        </w:rPr>
-        <w:t xml:space="preserve">хода была разработана логическая модель системы управления механикой сезонных предметов с использованием UML: определены ключевые сущности и их взаимосвязи, описан жизненный цикл предметов и сезонов, процессы конфигурации правил, автоматической конвертации и анализа баланса, а также сформирована логическая модель данных в виде ERD-диаграммы. Для обеспечения согласованности и надежности при распределённой обработке событий окончания сезонов, массовой конвертации предметов и пересчета метрик была выбрана микро сервисная архитектура с применением паттерна </w:t>
-      </w:r>
-      <w:proofErr w:type="spellStart"/>
-      <w:r>
-        <w:rPr>
-          <w:rFonts w:ascii="Times New Roman" w:hAnsi="Times New Roman" w:cs="Times New Roman"/>
-          <w:sz w:val="28"/>
-          <w:szCs w:val="28"/>
-        </w:rPr>
-        <w:t>Saga</w:t>
-      </w:r>
-      <w:proofErr w:type="spellEnd"/>
-      <w:r>
-        <w:rPr>
-          <w:rFonts w:ascii="Times New Roman" w:hAnsi="Times New Roman" w:cs="Times New Roman"/>
-          <w:sz w:val="28"/>
-          <w:szCs w:val="28"/>
-        </w:rPr>
-        <w:t xml:space="preserve"> и механизмов отслеживания изменений данных (CDC), структура которой представлена с помощью </w:t>
-      </w:r>
-      <w:proofErr w:type="spellStart"/>
-      <w:r>
-        <w:rPr>
-          <w:rFonts w:ascii="Times New Roman" w:hAnsi="Times New Roman" w:cs="Times New Roman"/>
-          <w:sz w:val="28"/>
-          <w:szCs w:val="28"/>
-        </w:rPr>
-        <w:t>ArchiMate</w:t>
-      </w:r>
-      <w:proofErr w:type="spellEnd"/>
-      <w:r>
-        <w:rPr>
-          <w:rFonts w:ascii="Times New Roman" w:hAnsi="Times New Roman" w:cs="Times New Roman"/>
-          <w:sz w:val="28"/>
-          <w:szCs w:val="28"/>
-        </w:rPr>
-        <w:t>, что создает полноценную основу для последующего детального проектирования и реализации системы.</w:t>
+      <w:r>
+        <w:rPr>
+          <w:rFonts w:ascii="Times New Roman" w:hAnsi="Times New Roman" w:cs="Times New Roman"/>
+          <w:sz w:val="28"/>
+          <w:szCs w:val="28"/>
+        </w:rPr>
+        <w:t>раздела</w:t>
+      </w:r>
+      <w:r>
+        <w:rPr>
+          <w:rFonts w:ascii="Times New Roman" w:hAnsi="Times New Roman" w:cs="Times New Roman"/>
+          <w:sz w:val="28"/>
+          <w:szCs w:val="28"/>
+        </w:rPr>
+        <w:t xml:space="preserve"> была разработана логическая модель системы управления механикой сезонных предметов с использованием UML: определены ключевые сущности и их взаимосвязи, описан жизненный цикл предметов и сезонов, процессы конфигурации правил, автоматической конвертации и анализа баланса, а также сформирована логическая модель данных в виде ERD-диаграммы. Для обеспечения согласованности и надежности при распределённой обработке событий окончания сезонов, массовой конвертации предметов и пересчета метрик была выбрана микро сервисная архитектура, структура которой представлена с помощью ArchiMate, что создает полноценную основу для последующего детального проектирования и реализации системы.</w:t>
       </w:r>
     </w:p>
     <w:p>
@@ -10574,7 +9981,7 @@
           <w:sz w:val="28"/>
           <w:szCs w:val="28"/>
         </w:rPr>
-        <w:t xml:space="preserve">описаны пользователи системы (игроки, разработчики, администраторы), их роли и сценарии взаимодействия;  </w:t>
+        <w:t xml:space="preserve">описаны пользователи системы, их роли и сценарии взаимодействия;  </w:t>
       </w:r>
     </w:p>
     <w:p>
@@ -10649,43 +10056,7 @@
           <w:sz w:val="28"/>
           <w:szCs w:val="28"/>
         </w:rPr>
-        <w:t xml:space="preserve">создана архитектура с использованием </w:t>
-      </w:r>
-      <w:proofErr w:type="spellStart"/>
-      <w:r>
-        <w:rPr>
-          <w:rFonts w:ascii="Times New Roman" w:hAnsi="Times New Roman" w:cs="Times New Roman"/>
-          <w:sz w:val="28"/>
-          <w:szCs w:val="28"/>
-        </w:rPr>
-        <w:t>микросервисного</w:t>
-      </w:r>
-      <w:proofErr w:type="spellEnd"/>
-      <w:r>
-        <w:rPr>
-          <w:rFonts w:ascii="Times New Roman" w:hAnsi="Times New Roman" w:cs="Times New Roman"/>
-          <w:sz w:val="28"/>
-          <w:szCs w:val="28"/>
-        </w:rPr>
-        <w:t xml:space="preserve"> подхода, событийно-ориентированной модели и паттерна </w:t>
-      </w:r>
-      <w:proofErr w:type="spellStart"/>
-      <w:r>
-        <w:rPr>
-          <w:rFonts w:ascii="Times New Roman" w:hAnsi="Times New Roman" w:cs="Times New Roman"/>
-          <w:sz w:val="28"/>
-          <w:szCs w:val="28"/>
-        </w:rPr>
-        <w:t>Saga</w:t>
-      </w:r>
-      <w:proofErr w:type="spellEnd"/>
-      <w:r>
-        <w:rPr>
-          <w:rFonts w:ascii="Times New Roman" w:hAnsi="Times New Roman" w:cs="Times New Roman"/>
-          <w:sz w:val="28"/>
-          <w:szCs w:val="28"/>
-        </w:rPr>
-        <w:t xml:space="preserve"> для координации распределённых операций;  </w:t>
+        <w:t xml:space="preserve">создана архитектура с использованием микросервисного подхода;  </w:t>
       </w:r>
     </w:p>
     <w:p>
@@ -10744,52 +10115,29 @@
           <w:szCs w:val="28"/>
         </w:rPr>
       </w:pPr>
-    </w:p>
-    <w:p>
-      <w:pPr>
-        <w:spacing w:after="0" w:line="360" w:lineRule="auto"/>
-        <w:ind w:firstLine="709"/>
-        <w:jc w:val="both"/>
-        <w:rPr>
-          <w:rFonts w:ascii="Times New Roman" w:hAnsi="Times New Roman" w:cs="Times New Roman"/>
-          <w:sz w:val="28"/>
-          <w:szCs w:val="28"/>
-        </w:rPr>
-      </w:pPr>
-      <w:r>
-        <w:rPr>
-          <w:rFonts w:ascii="Times New Roman" w:hAnsi="Times New Roman" w:cs="Times New Roman"/>
-          <w:sz w:val="28"/>
-          <w:szCs w:val="28"/>
-        </w:rPr>
-        <w:t xml:space="preserve">Результаты работы могут быть внедрены в </w:t>
-      </w:r>
-      <w:proofErr w:type="spellStart"/>
-      <w:r>
-        <w:rPr>
-          <w:rFonts w:ascii="Times New Roman" w:hAnsi="Times New Roman" w:cs="Times New Roman"/>
-          <w:sz w:val="28"/>
-          <w:szCs w:val="28"/>
-        </w:rPr>
-        <w:t>live</w:t>
-      </w:r>
-      <w:proofErr w:type="spellEnd"/>
-      <w:r>
-        <w:rPr>
-          <w:rFonts w:ascii="Times New Roman" w:hAnsi="Times New Roman" w:cs="Times New Roman"/>
-          <w:sz w:val="28"/>
-          <w:szCs w:val="28"/>
-        </w:rPr>
-        <w:t xml:space="preserve">-операцию многопользовательских онлайн-игр для управления сезонным контентом. Направления дальнейшего совершенствования включают углублённую аналитику влияния предметов на игровую мету, расширение системы </w:t>
-      </w:r>
-      <w:r>
-        <w:rPr>
-          <w:rFonts w:ascii="Times New Roman" w:hAnsi="Times New Roman" w:cs="Times New Roman"/>
-          <w:sz w:val="28"/>
-          <w:szCs w:val="28"/>
-        </w:rPr>
-        <w:lastRenderedPageBreak/>
-        <w:t>персонализированных уведомлений и повышение отказоустойчивости при пиковых нагрузках в момент смены сезонов.</w:t>
+      <w:r>
+        <w:rPr>
+          <w:rFonts w:ascii="Times New Roman" w:hAnsi="Times New Roman" w:cs="Times New Roman"/>
+          <w:sz w:val="28"/>
+          <w:szCs w:val="28"/>
+        </w:rPr>
+        <w:t>Результаты работы могут быть внедрены в многопользовательских онлайн-игр</w:t>
+      </w:r>
+      <w:r>
+        <w:rPr>
+          <w:rFonts w:ascii="Times New Roman" w:hAnsi="Times New Roman" w:cs="Times New Roman"/>
+          <w:sz w:val="28"/>
+          <w:szCs w:val="28"/>
+        </w:rPr>
+        <w:t>ах</w:t>
+      </w:r>
+      <w:r>
+        <w:rPr>
+          <w:rFonts w:ascii="Times New Roman" w:hAnsi="Times New Roman" w:cs="Times New Roman"/>
+          <w:sz w:val="28"/>
+          <w:szCs w:val="28"/>
+        </w:rPr>
+        <w:t xml:space="preserve"> для управления сезонным контентом.</w:t>
       </w:r>
     </w:p>
     <w:p>

--- a/PKSS/_Курсовая работа.docx
+++ b/PKSS/_Курсовая работа.docx
@@ -6,6 +6,8 @@
       <w:sdtPr>
         <w:rPr>
           <w:rFonts w:ascii="Times New Roman" w:eastAsiaTheme="minorHAnsi" w:hAnsi="Times New Roman" w:cs="Times New Roman"/>
+          <w:b/>
+          <w:bCs/>
           <w:color w:val="auto"/>
           <w:kern w:val="2"/>
           <w:sz w:val="28"/>
@@ -23,6 +25,7 @@
         <w:p>
           <w:pPr>
             <w:pStyle w:val="ae"/>
+            <w:spacing w:before="0" w:line="360" w:lineRule="auto"/>
             <w:jc w:val="center"/>
             <w:rPr>
               <w:rFonts w:ascii="Times New Roman" w:hAnsi="Times New Roman" w:cs="Times New Roman"/>
@@ -51,8 +54,11 @@
             <w:tabs>
               <w:tab w:val="right" w:leader="dot" w:pos="9345"/>
             </w:tabs>
+            <w:spacing w:after="0" w:line="360" w:lineRule="auto"/>
             <w:rPr>
               <w:rFonts w:ascii="Times New Roman" w:eastAsiaTheme="minorEastAsia" w:hAnsi="Times New Roman" w:cs="Times New Roman"/>
+              <w:b/>
+              <w:bCs/>
               <w:noProof/>
               <w:sz w:val="28"/>
               <w:szCs w:val="28"/>
@@ -62,6 +68,8 @@
           <w:r>
             <w:rPr>
               <w:rFonts w:ascii="Times New Roman" w:hAnsi="Times New Roman" w:cs="Times New Roman"/>
+              <w:b/>
+              <w:bCs/>
               <w:sz w:val="28"/>
               <w:szCs w:val="28"/>
             </w:rPr>
@@ -70,6 +78,8 @@
           <w:r>
             <w:rPr>
               <w:rFonts w:ascii="Times New Roman" w:hAnsi="Times New Roman" w:cs="Times New Roman"/>
+              <w:b/>
+              <w:bCs/>
               <w:sz w:val="28"/>
               <w:szCs w:val="28"/>
             </w:rPr>
@@ -78,16 +88,20 @@
           <w:r>
             <w:rPr>
               <w:rFonts w:ascii="Times New Roman" w:hAnsi="Times New Roman" w:cs="Times New Roman"/>
+              <w:b/>
+              <w:bCs/>
               <w:sz w:val="28"/>
               <w:szCs w:val="28"/>
             </w:rPr>
             <w:fldChar w:fldCharType="separate"/>
           </w:r>
-          <w:hyperlink w:anchor="_Toc216383578" w:history="1">
+          <w:hyperlink w:anchor="_Toc216430118" w:history="1">
             <w:r>
               <w:rPr>
                 <w:rStyle w:val="af"/>
                 <w:rFonts w:ascii="Times New Roman" w:hAnsi="Times New Roman" w:cs="Times New Roman"/>
+                <w:b/>
+                <w:bCs/>
                 <w:noProof/>
                 <w:sz w:val="28"/>
                 <w:szCs w:val="28"/>
@@ -97,6 +111,8 @@
             <w:r>
               <w:rPr>
                 <w:rFonts w:ascii="Times New Roman" w:hAnsi="Times New Roman" w:cs="Times New Roman"/>
+                <w:b/>
+                <w:bCs/>
                 <w:noProof/>
                 <w:webHidden/>
                 <w:sz w:val="28"/>
@@ -107,6 +123,8 @@
             <w:r>
               <w:rPr>
                 <w:rFonts w:ascii="Times New Roman" w:hAnsi="Times New Roman" w:cs="Times New Roman"/>
+                <w:b/>
+                <w:bCs/>
                 <w:noProof/>
                 <w:webHidden/>
                 <w:sz w:val="28"/>
@@ -117,16 +135,20 @@
             <w:r>
               <w:rPr>
                 <w:rFonts w:ascii="Times New Roman" w:hAnsi="Times New Roman" w:cs="Times New Roman"/>
+                <w:b/>
+                <w:bCs/>
                 <w:noProof/>
                 <w:webHidden/>
                 <w:sz w:val="28"/>
                 <w:szCs w:val="28"/>
               </w:rPr>
-              <w:instrText xml:space="preserve"> PAGEREF _Toc216383578 \h </w:instrText>
+              <w:instrText xml:space="preserve"> PAGEREF _Toc216430118 \h </w:instrText>
             </w:r>
             <w:r>
               <w:rPr>
                 <w:rFonts w:ascii="Times New Roman" w:hAnsi="Times New Roman" w:cs="Times New Roman"/>
+                <w:b/>
+                <w:bCs/>
                 <w:noProof/>
                 <w:webHidden/>
                 <w:sz w:val="28"/>
@@ -136,6 +158,8 @@
             <w:r>
               <w:rPr>
                 <w:rFonts w:ascii="Times New Roman" w:hAnsi="Times New Roman" w:cs="Times New Roman"/>
+                <w:b/>
+                <w:bCs/>
                 <w:noProof/>
                 <w:webHidden/>
                 <w:sz w:val="28"/>
@@ -146,6 +170,8 @@
             <w:r>
               <w:rPr>
                 <w:rFonts w:ascii="Times New Roman" w:hAnsi="Times New Roman" w:cs="Times New Roman"/>
+                <w:b/>
+                <w:bCs/>
                 <w:noProof/>
                 <w:webHidden/>
                 <w:sz w:val="28"/>
@@ -156,6 +182,8 @@
             <w:r>
               <w:rPr>
                 <w:rFonts w:ascii="Times New Roman" w:hAnsi="Times New Roman" w:cs="Times New Roman"/>
+                <w:b/>
+                <w:bCs/>
                 <w:noProof/>
                 <w:webHidden/>
                 <w:sz w:val="28"/>
@@ -172,19 +200,24 @@
               <w:tab w:val="left" w:pos="480"/>
               <w:tab w:val="right" w:leader="dot" w:pos="9345"/>
             </w:tabs>
+            <w:spacing w:after="0" w:line="360" w:lineRule="auto"/>
             <w:rPr>
               <w:rFonts w:ascii="Times New Roman" w:eastAsiaTheme="minorEastAsia" w:hAnsi="Times New Roman" w:cs="Times New Roman"/>
+              <w:b/>
+              <w:bCs/>
               <w:noProof/>
               <w:sz w:val="28"/>
               <w:szCs w:val="28"/>
               <w:lang w:eastAsia="ru-RU"/>
             </w:rPr>
           </w:pPr>
-          <w:hyperlink w:anchor="_Toc216383579" w:history="1">
+          <w:hyperlink w:anchor="_Toc216430119" w:history="1">
             <w:r>
               <w:rPr>
                 <w:rStyle w:val="af"/>
                 <w:rFonts w:ascii="Times New Roman" w:hAnsi="Times New Roman" w:cs="Times New Roman"/>
+                <w:b/>
+                <w:bCs/>
                 <w:noProof/>
                 <w:sz w:val="28"/>
                 <w:szCs w:val="28"/>
@@ -194,6 +227,8 @@
             <w:r>
               <w:rPr>
                 <w:rFonts w:ascii="Times New Roman" w:eastAsiaTheme="minorEastAsia" w:hAnsi="Times New Roman" w:cs="Times New Roman"/>
+                <w:b/>
+                <w:bCs/>
                 <w:noProof/>
                 <w:sz w:val="28"/>
                 <w:szCs w:val="28"/>
@@ -205,6 +240,8 @@
               <w:rPr>
                 <w:rStyle w:val="af"/>
                 <w:rFonts w:ascii="Times New Roman" w:hAnsi="Times New Roman" w:cs="Times New Roman"/>
+                <w:b/>
+                <w:bCs/>
                 <w:noProof/>
                 <w:sz w:val="28"/>
                 <w:szCs w:val="28"/>
@@ -214,6 +251,8 @@
             <w:r>
               <w:rPr>
                 <w:rFonts w:ascii="Times New Roman" w:hAnsi="Times New Roman" w:cs="Times New Roman"/>
+                <w:b/>
+                <w:bCs/>
                 <w:noProof/>
                 <w:webHidden/>
                 <w:sz w:val="28"/>
@@ -224,6 +263,8 @@
             <w:r>
               <w:rPr>
                 <w:rFonts w:ascii="Times New Roman" w:hAnsi="Times New Roman" w:cs="Times New Roman"/>
+                <w:b/>
+                <w:bCs/>
                 <w:noProof/>
                 <w:webHidden/>
                 <w:sz w:val="28"/>
@@ -234,16 +275,20 @@
             <w:r>
               <w:rPr>
                 <w:rFonts w:ascii="Times New Roman" w:hAnsi="Times New Roman" w:cs="Times New Roman"/>
+                <w:b/>
+                <w:bCs/>
                 <w:noProof/>
                 <w:webHidden/>
                 <w:sz w:val="28"/>
                 <w:szCs w:val="28"/>
               </w:rPr>
-              <w:instrText xml:space="preserve"> PAGEREF _Toc216383579 \h </w:instrText>
+              <w:instrText xml:space="preserve"> PAGEREF _Toc216430119 \h </w:instrText>
             </w:r>
             <w:r>
               <w:rPr>
                 <w:rFonts w:ascii="Times New Roman" w:hAnsi="Times New Roman" w:cs="Times New Roman"/>
+                <w:b/>
+                <w:bCs/>
                 <w:noProof/>
                 <w:webHidden/>
                 <w:sz w:val="28"/>
@@ -253,6 +298,8 @@
             <w:r>
               <w:rPr>
                 <w:rFonts w:ascii="Times New Roman" w:hAnsi="Times New Roman" w:cs="Times New Roman"/>
+                <w:b/>
+                <w:bCs/>
                 <w:noProof/>
                 <w:webHidden/>
                 <w:sz w:val="28"/>
@@ -263,6 +310,8 @@
             <w:r>
               <w:rPr>
                 <w:rFonts w:ascii="Times New Roman" w:hAnsi="Times New Roman" w:cs="Times New Roman"/>
+                <w:b/>
+                <w:bCs/>
                 <w:noProof/>
                 <w:webHidden/>
                 <w:sz w:val="28"/>
@@ -273,6 +322,8 @@
             <w:r>
               <w:rPr>
                 <w:rFonts w:ascii="Times New Roman" w:hAnsi="Times New Roman" w:cs="Times New Roman"/>
+                <w:b/>
+                <w:bCs/>
                 <w:noProof/>
                 <w:webHidden/>
                 <w:sz w:val="28"/>
@@ -289,19 +340,24 @@
               <w:tab w:val="left" w:pos="960"/>
               <w:tab w:val="right" w:leader="dot" w:pos="9345"/>
             </w:tabs>
+            <w:spacing w:after="0" w:line="360" w:lineRule="auto"/>
             <w:rPr>
               <w:rFonts w:ascii="Times New Roman" w:eastAsiaTheme="minorEastAsia" w:hAnsi="Times New Roman" w:cs="Times New Roman"/>
+              <w:b/>
+              <w:bCs/>
               <w:noProof/>
               <w:sz w:val="28"/>
               <w:szCs w:val="28"/>
               <w:lang w:eastAsia="ru-RU"/>
             </w:rPr>
           </w:pPr>
-          <w:hyperlink w:anchor="_Toc216383580" w:history="1">
+          <w:hyperlink w:anchor="_Toc216430120" w:history="1">
             <w:r>
               <w:rPr>
                 <w:rStyle w:val="af"/>
                 <w:rFonts w:ascii="Times New Roman" w:hAnsi="Times New Roman" w:cs="Times New Roman"/>
+                <w:b/>
+                <w:bCs/>
                 <w:noProof/>
                 <w:sz w:val="28"/>
                 <w:szCs w:val="28"/>
@@ -311,6 +367,8 @@
             <w:r>
               <w:rPr>
                 <w:rFonts w:ascii="Times New Roman" w:eastAsiaTheme="minorEastAsia" w:hAnsi="Times New Roman" w:cs="Times New Roman"/>
+                <w:b/>
+                <w:bCs/>
                 <w:noProof/>
                 <w:sz w:val="28"/>
                 <w:szCs w:val="28"/>
@@ -322,6 +380,8 @@
               <w:rPr>
                 <w:rStyle w:val="af"/>
                 <w:rFonts w:ascii="Times New Roman" w:hAnsi="Times New Roman" w:cs="Times New Roman"/>
+                <w:b/>
+                <w:bCs/>
                 <w:noProof/>
                 <w:sz w:val="28"/>
                 <w:szCs w:val="28"/>
@@ -331,6 +391,8 @@
             <w:r>
               <w:rPr>
                 <w:rFonts w:ascii="Times New Roman" w:hAnsi="Times New Roman" w:cs="Times New Roman"/>
+                <w:b/>
+                <w:bCs/>
                 <w:noProof/>
                 <w:webHidden/>
                 <w:sz w:val="28"/>
@@ -341,6 +403,8 @@
             <w:r>
               <w:rPr>
                 <w:rFonts w:ascii="Times New Roman" w:hAnsi="Times New Roman" w:cs="Times New Roman"/>
+                <w:b/>
+                <w:bCs/>
                 <w:noProof/>
                 <w:webHidden/>
                 <w:sz w:val="28"/>
@@ -351,16 +415,20 @@
             <w:r>
               <w:rPr>
                 <w:rFonts w:ascii="Times New Roman" w:hAnsi="Times New Roman" w:cs="Times New Roman"/>
+                <w:b/>
+                <w:bCs/>
                 <w:noProof/>
                 <w:webHidden/>
                 <w:sz w:val="28"/>
                 <w:szCs w:val="28"/>
               </w:rPr>
-              <w:instrText xml:space="preserve"> PAGEREF _Toc216383580 \h </w:instrText>
+              <w:instrText xml:space="preserve"> PAGEREF _Toc216430120 \h </w:instrText>
             </w:r>
             <w:r>
               <w:rPr>
                 <w:rFonts w:ascii="Times New Roman" w:hAnsi="Times New Roman" w:cs="Times New Roman"/>
+                <w:b/>
+                <w:bCs/>
                 <w:noProof/>
                 <w:webHidden/>
                 <w:sz w:val="28"/>
@@ -370,6 +438,8 @@
             <w:r>
               <w:rPr>
                 <w:rFonts w:ascii="Times New Roman" w:hAnsi="Times New Roman" w:cs="Times New Roman"/>
+                <w:b/>
+                <w:bCs/>
                 <w:noProof/>
                 <w:webHidden/>
                 <w:sz w:val="28"/>
@@ -380,6 +450,8 @@
             <w:r>
               <w:rPr>
                 <w:rFonts w:ascii="Times New Roman" w:hAnsi="Times New Roman" w:cs="Times New Roman"/>
+                <w:b/>
+                <w:bCs/>
                 <w:noProof/>
                 <w:webHidden/>
                 <w:sz w:val="28"/>
@@ -390,6 +462,8 @@
             <w:r>
               <w:rPr>
                 <w:rFonts w:ascii="Times New Roman" w:hAnsi="Times New Roman" w:cs="Times New Roman"/>
+                <w:b/>
+                <w:bCs/>
                 <w:noProof/>
                 <w:webHidden/>
                 <w:sz w:val="28"/>
@@ -406,19 +480,24 @@
               <w:tab w:val="left" w:pos="960"/>
               <w:tab w:val="right" w:leader="dot" w:pos="9345"/>
             </w:tabs>
+            <w:spacing w:after="0" w:line="360" w:lineRule="auto"/>
             <w:rPr>
               <w:rFonts w:ascii="Times New Roman" w:eastAsiaTheme="minorEastAsia" w:hAnsi="Times New Roman" w:cs="Times New Roman"/>
+              <w:b/>
+              <w:bCs/>
               <w:noProof/>
               <w:sz w:val="28"/>
               <w:szCs w:val="28"/>
               <w:lang w:eastAsia="ru-RU"/>
             </w:rPr>
           </w:pPr>
-          <w:hyperlink w:anchor="_Toc216383581" w:history="1">
+          <w:hyperlink w:anchor="_Toc216430121" w:history="1">
             <w:r>
               <w:rPr>
                 <w:rStyle w:val="af"/>
                 <w:rFonts w:ascii="Times New Roman" w:hAnsi="Times New Roman" w:cs="Times New Roman"/>
+                <w:b/>
+                <w:bCs/>
                 <w:noProof/>
                 <w:sz w:val="28"/>
                 <w:szCs w:val="28"/>
@@ -428,6 +507,8 @@
             <w:r>
               <w:rPr>
                 <w:rFonts w:ascii="Times New Roman" w:eastAsiaTheme="minorEastAsia" w:hAnsi="Times New Roman" w:cs="Times New Roman"/>
+                <w:b/>
+                <w:bCs/>
                 <w:noProof/>
                 <w:sz w:val="28"/>
                 <w:szCs w:val="28"/>
@@ -439,6 +520,8 @@
               <w:rPr>
                 <w:rStyle w:val="af"/>
                 <w:rFonts w:ascii="Times New Roman" w:hAnsi="Times New Roman" w:cs="Times New Roman"/>
+                <w:b/>
+                <w:bCs/>
                 <w:noProof/>
                 <w:sz w:val="28"/>
                 <w:szCs w:val="28"/>
@@ -448,6 +531,8 @@
             <w:r>
               <w:rPr>
                 <w:rFonts w:ascii="Times New Roman" w:hAnsi="Times New Roman" w:cs="Times New Roman"/>
+                <w:b/>
+                <w:bCs/>
                 <w:noProof/>
                 <w:webHidden/>
                 <w:sz w:val="28"/>
@@ -458,6 +543,8 @@
             <w:r>
               <w:rPr>
                 <w:rFonts w:ascii="Times New Roman" w:hAnsi="Times New Roman" w:cs="Times New Roman"/>
+                <w:b/>
+                <w:bCs/>
                 <w:noProof/>
                 <w:webHidden/>
                 <w:sz w:val="28"/>
@@ -468,16 +555,20 @@
             <w:r>
               <w:rPr>
                 <w:rFonts w:ascii="Times New Roman" w:hAnsi="Times New Roman" w:cs="Times New Roman"/>
+                <w:b/>
+                <w:bCs/>
                 <w:noProof/>
                 <w:webHidden/>
                 <w:sz w:val="28"/>
                 <w:szCs w:val="28"/>
               </w:rPr>
-              <w:instrText xml:space="preserve"> PAGEREF _Toc216383581 \h </w:instrText>
+              <w:instrText xml:space="preserve"> PAGEREF _Toc216430121 \h </w:instrText>
             </w:r>
             <w:r>
               <w:rPr>
                 <w:rFonts w:ascii="Times New Roman" w:hAnsi="Times New Roman" w:cs="Times New Roman"/>
+                <w:b/>
+                <w:bCs/>
                 <w:noProof/>
                 <w:webHidden/>
                 <w:sz w:val="28"/>
@@ -487,6 +578,8 @@
             <w:r>
               <w:rPr>
                 <w:rFonts w:ascii="Times New Roman" w:hAnsi="Times New Roman" w:cs="Times New Roman"/>
+                <w:b/>
+                <w:bCs/>
                 <w:noProof/>
                 <w:webHidden/>
                 <w:sz w:val="28"/>
@@ -497,6 +590,8 @@
             <w:r>
               <w:rPr>
                 <w:rFonts w:ascii="Times New Roman" w:hAnsi="Times New Roman" w:cs="Times New Roman"/>
+                <w:b/>
+                <w:bCs/>
                 <w:noProof/>
                 <w:webHidden/>
                 <w:sz w:val="28"/>
@@ -507,6 +602,8 @@
             <w:r>
               <w:rPr>
                 <w:rFonts w:ascii="Times New Roman" w:hAnsi="Times New Roman" w:cs="Times New Roman"/>
+                <w:b/>
+                <w:bCs/>
                 <w:noProof/>
                 <w:webHidden/>
                 <w:sz w:val="28"/>
@@ -523,19 +620,24 @@
               <w:tab w:val="left" w:pos="960"/>
               <w:tab w:val="right" w:leader="dot" w:pos="9345"/>
             </w:tabs>
+            <w:spacing w:after="0" w:line="360" w:lineRule="auto"/>
             <w:rPr>
               <w:rFonts w:ascii="Times New Roman" w:eastAsiaTheme="minorEastAsia" w:hAnsi="Times New Roman" w:cs="Times New Roman"/>
+              <w:b/>
+              <w:bCs/>
               <w:noProof/>
               <w:sz w:val="28"/>
               <w:szCs w:val="28"/>
               <w:lang w:eastAsia="ru-RU"/>
             </w:rPr>
           </w:pPr>
-          <w:hyperlink w:anchor="_Toc216383582" w:history="1">
+          <w:hyperlink w:anchor="_Toc216430122" w:history="1">
             <w:r>
               <w:rPr>
                 <w:rStyle w:val="af"/>
                 <w:rFonts w:ascii="Times New Roman" w:hAnsi="Times New Roman" w:cs="Times New Roman"/>
+                <w:b/>
+                <w:bCs/>
                 <w:noProof/>
                 <w:sz w:val="28"/>
                 <w:szCs w:val="28"/>
@@ -545,6 +647,8 @@
             <w:r>
               <w:rPr>
                 <w:rFonts w:ascii="Times New Roman" w:eastAsiaTheme="minorEastAsia" w:hAnsi="Times New Roman" w:cs="Times New Roman"/>
+                <w:b/>
+                <w:bCs/>
                 <w:noProof/>
                 <w:sz w:val="28"/>
                 <w:szCs w:val="28"/>
@@ -556,6 +660,8 @@
               <w:rPr>
                 <w:rStyle w:val="af"/>
                 <w:rFonts w:ascii="Times New Roman" w:hAnsi="Times New Roman" w:cs="Times New Roman"/>
+                <w:b/>
+                <w:bCs/>
                 <w:noProof/>
                 <w:sz w:val="28"/>
                 <w:szCs w:val="28"/>
@@ -565,6 +671,8 @@
             <w:r>
               <w:rPr>
                 <w:rFonts w:ascii="Times New Roman" w:hAnsi="Times New Roman" w:cs="Times New Roman"/>
+                <w:b/>
+                <w:bCs/>
                 <w:noProof/>
                 <w:webHidden/>
                 <w:sz w:val="28"/>
@@ -575,6 +683,8 @@
             <w:r>
               <w:rPr>
                 <w:rFonts w:ascii="Times New Roman" w:hAnsi="Times New Roman" w:cs="Times New Roman"/>
+                <w:b/>
+                <w:bCs/>
                 <w:noProof/>
                 <w:webHidden/>
                 <w:sz w:val="28"/>
@@ -585,16 +695,20 @@
             <w:r>
               <w:rPr>
                 <w:rFonts w:ascii="Times New Roman" w:hAnsi="Times New Roman" w:cs="Times New Roman"/>
+                <w:b/>
+                <w:bCs/>
                 <w:noProof/>
                 <w:webHidden/>
                 <w:sz w:val="28"/>
                 <w:szCs w:val="28"/>
               </w:rPr>
-              <w:instrText xml:space="preserve"> PAGEREF _Toc216383582 \h </w:instrText>
+              <w:instrText xml:space="preserve"> PAGEREF _Toc216430122 \h </w:instrText>
             </w:r>
             <w:r>
               <w:rPr>
                 <w:rFonts w:ascii="Times New Roman" w:hAnsi="Times New Roman" w:cs="Times New Roman"/>
+                <w:b/>
+                <w:bCs/>
                 <w:noProof/>
                 <w:webHidden/>
                 <w:sz w:val="28"/>
@@ -604,6 +718,8 @@
             <w:r>
               <w:rPr>
                 <w:rFonts w:ascii="Times New Roman" w:hAnsi="Times New Roman" w:cs="Times New Roman"/>
+                <w:b/>
+                <w:bCs/>
                 <w:noProof/>
                 <w:webHidden/>
                 <w:sz w:val="28"/>
@@ -614,6 +730,8 @@
             <w:r>
               <w:rPr>
                 <w:rFonts w:ascii="Times New Roman" w:hAnsi="Times New Roman" w:cs="Times New Roman"/>
+                <w:b/>
+                <w:bCs/>
                 <w:noProof/>
                 <w:webHidden/>
                 <w:sz w:val="28"/>
@@ -624,6 +742,8 @@
             <w:r>
               <w:rPr>
                 <w:rFonts w:ascii="Times New Roman" w:hAnsi="Times New Roman" w:cs="Times New Roman"/>
+                <w:b/>
+                <w:bCs/>
                 <w:noProof/>
                 <w:webHidden/>
                 <w:sz w:val="28"/>
@@ -640,19 +760,24 @@
               <w:tab w:val="left" w:pos="960"/>
               <w:tab w:val="right" w:leader="dot" w:pos="9345"/>
             </w:tabs>
+            <w:spacing w:after="0" w:line="360" w:lineRule="auto"/>
             <w:rPr>
               <w:rFonts w:ascii="Times New Roman" w:eastAsiaTheme="minorEastAsia" w:hAnsi="Times New Roman" w:cs="Times New Roman"/>
+              <w:b/>
+              <w:bCs/>
               <w:noProof/>
               <w:sz w:val="28"/>
               <w:szCs w:val="28"/>
               <w:lang w:eastAsia="ru-RU"/>
             </w:rPr>
           </w:pPr>
-          <w:hyperlink w:anchor="_Toc216383583" w:history="1">
+          <w:hyperlink w:anchor="_Toc216430123" w:history="1">
             <w:r>
               <w:rPr>
                 <w:rStyle w:val="af"/>
                 <w:rFonts w:ascii="Times New Roman" w:hAnsi="Times New Roman" w:cs="Times New Roman"/>
+                <w:b/>
+                <w:bCs/>
                 <w:noProof/>
                 <w:sz w:val="28"/>
                 <w:szCs w:val="28"/>
@@ -662,6 +787,8 @@
             <w:r>
               <w:rPr>
                 <w:rFonts w:ascii="Times New Roman" w:eastAsiaTheme="minorEastAsia" w:hAnsi="Times New Roman" w:cs="Times New Roman"/>
+                <w:b/>
+                <w:bCs/>
                 <w:noProof/>
                 <w:sz w:val="28"/>
                 <w:szCs w:val="28"/>
@@ -673,6 +800,8 @@
               <w:rPr>
                 <w:rStyle w:val="af"/>
                 <w:rFonts w:ascii="Times New Roman" w:hAnsi="Times New Roman" w:cs="Times New Roman"/>
+                <w:b/>
+                <w:bCs/>
                 <w:noProof/>
                 <w:sz w:val="28"/>
                 <w:szCs w:val="28"/>
@@ -682,6 +811,8 @@
             <w:r>
               <w:rPr>
                 <w:rFonts w:ascii="Times New Roman" w:hAnsi="Times New Roman" w:cs="Times New Roman"/>
+                <w:b/>
+                <w:bCs/>
                 <w:noProof/>
                 <w:webHidden/>
                 <w:sz w:val="28"/>
@@ -692,6 +823,8 @@
             <w:r>
               <w:rPr>
                 <w:rFonts w:ascii="Times New Roman" w:hAnsi="Times New Roman" w:cs="Times New Roman"/>
+                <w:b/>
+                <w:bCs/>
                 <w:noProof/>
                 <w:webHidden/>
                 <w:sz w:val="28"/>
@@ -702,16 +835,20 @@
             <w:r>
               <w:rPr>
                 <w:rFonts w:ascii="Times New Roman" w:hAnsi="Times New Roman" w:cs="Times New Roman"/>
+                <w:b/>
+                <w:bCs/>
                 <w:noProof/>
                 <w:webHidden/>
                 <w:sz w:val="28"/>
                 <w:szCs w:val="28"/>
               </w:rPr>
-              <w:instrText xml:space="preserve"> PAGEREF _Toc216383583 \h </w:instrText>
+              <w:instrText xml:space="preserve"> PAGEREF _Toc216430123 \h </w:instrText>
             </w:r>
             <w:r>
               <w:rPr>
                 <w:rFonts w:ascii="Times New Roman" w:hAnsi="Times New Roman" w:cs="Times New Roman"/>
+                <w:b/>
+                <w:bCs/>
                 <w:noProof/>
                 <w:webHidden/>
                 <w:sz w:val="28"/>
@@ -721,6 +858,8 @@
             <w:r>
               <w:rPr>
                 <w:rFonts w:ascii="Times New Roman" w:hAnsi="Times New Roman" w:cs="Times New Roman"/>
+                <w:b/>
+                <w:bCs/>
                 <w:noProof/>
                 <w:webHidden/>
                 <w:sz w:val="28"/>
@@ -731,6 +870,8 @@
             <w:r>
               <w:rPr>
                 <w:rFonts w:ascii="Times New Roman" w:hAnsi="Times New Roman" w:cs="Times New Roman"/>
+                <w:b/>
+                <w:bCs/>
                 <w:noProof/>
                 <w:webHidden/>
                 <w:sz w:val="28"/>
@@ -741,6 +882,8 @@
             <w:r>
               <w:rPr>
                 <w:rFonts w:ascii="Times New Roman" w:hAnsi="Times New Roman" w:cs="Times New Roman"/>
+                <w:b/>
+                <w:bCs/>
                 <w:noProof/>
                 <w:webHidden/>
                 <w:sz w:val="28"/>
@@ -757,19 +900,24 @@
               <w:tab w:val="left" w:pos="960"/>
               <w:tab w:val="right" w:leader="dot" w:pos="9345"/>
             </w:tabs>
+            <w:spacing w:after="0" w:line="360" w:lineRule="auto"/>
             <w:rPr>
               <w:rFonts w:ascii="Times New Roman" w:eastAsiaTheme="minorEastAsia" w:hAnsi="Times New Roman" w:cs="Times New Roman"/>
+              <w:b/>
+              <w:bCs/>
               <w:noProof/>
               <w:sz w:val="28"/>
               <w:szCs w:val="28"/>
               <w:lang w:eastAsia="ru-RU"/>
             </w:rPr>
           </w:pPr>
-          <w:hyperlink w:anchor="_Toc216383584" w:history="1">
+          <w:hyperlink w:anchor="_Toc216430124" w:history="1">
             <w:r>
               <w:rPr>
                 <w:rStyle w:val="af"/>
                 <w:rFonts w:ascii="Times New Roman" w:hAnsi="Times New Roman" w:cs="Times New Roman"/>
+                <w:b/>
+                <w:bCs/>
                 <w:noProof/>
                 <w:sz w:val="28"/>
                 <w:szCs w:val="28"/>
@@ -779,6 +927,8 @@
             <w:r>
               <w:rPr>
                 <w:rFonts w:ascii="Times New Roman" w:eastAsiaTheme="minorEastAsia" w:hAnsi="Times New Roman" w:cs="Times New Roman"/>
+                <w:b/>
+                <w:bCs/>
                 <w:noProof/>
                 <w:sz w:val="28"/>
                 <w:szCs w:val="28"/>
@@ -790,6 +940,8 @@
               <w:rPr>
                 <w:rStyle w:val="af"/>
                 <w:rFonts w:ascii="Times New Roman" w:hAnsi="Times New Roman" w:cs="Times New Roman"/>
+                <w:b/>
+                <w:bCs/>
                 <w:noProof/>
                 <w:sz w:val="28"/>
                 <w:szCs w:val="28"/>
@@ -799,6 +951,8 @@
             <w:r>
               <w:rPr>
                 <w:rFonts w:ascii="Times New Roman" w:hAnsi="Times New Roman" w:cs="Times New Roman"/>
+                <w:b/>
+                <w:bCs/>
                 <w:noProof/>
                 <w:webHidden/>
                 <w:sz w:val="28"/>
@@ -809,6 +963,8 @@
             <w:r>
               <w:rPr>
                 <w:rFonts w:ascii="Times New Roman" w:hAnsi="Times New Roman" w:cs="Times New Roman"/>
+                <w:b/>
+                <w:bCs/>
                 <w:noProof/>
                 <w:webHidden/>
                 <w:sz w:val="28"/>
@@ -819,16 +975,20 @@
             <w:r>
               <w:rPr>
                 <w:rFonts w:ascii="Times New Roman" w:hAnsi="Times New Roman" w:cs="Times New Roman"/>
+                <w:b/>
+                <w:bCs/>
                 <w:noProof/>
                 <w:webHidden/>
                 <w:sz w:val="28"/>
                 <w:szCs w:val="28"/>
               </w:rPr>
-              <w:instrText xml:space="preserve"> PAGEREF _Toc216383584 \h </w:instrText>
+              <w:instrText xml:space="preserve"> PAGEREF _Toc216430124 \h </w:instrText>
             </w:r>
             <w:r>
               <w:rPr>
                 <w:rFonts w:ascii="Times New Roman" w:hAnsi="Times New Roman" w:cs="Times New Roman"/>
+                <w:b/>
+                <w:bCs/>
                 <w:noProof/>
                 <w:webHidden/>
                 <w:sz w:val="28"/>
@@ -838,6 +998,8 @@
             <w:r>
               <w:rPr>
                 <w:rFonts w:ascii="Times New Roman" w:hAnsi="Times New Roman" w:cs="Times New Roman"/>
+                <w:b/>
+                <w:bCs/>
                 <w:noProof/>
                 <w:webHidden/>
                 <w:sz w:val="28"/>
@@ -848,6 +1010,8 @@
             <w:r>
               <w:rPr>
                 <w:rFonts w:ascii="Times New Roman" w:hAnsi="Times New Roman" w:cs="Times New Roman"/>
+                <w:b/>
+                <w:bCs/>
                 <w:noProof/>
                 <w:webHidden/>
                 <w:sz w:val="28"/>
@@ -858,6 +1022,8 @@
             <w:r>
               <w:rPr>
                 <w:rFonts w:ascii="Times New Roman" w:hAnsi="Times New Roman" w:cs="Times New Roman"/>
+                <w:b/>
+                <w:bCs/>
                 <w:noProof/>
                 <w:webHidden/>
                 <w:sz w:val="28"/>
@@ -874,19 +1040,24 @@
               <w:tab w:val="left" w:pos="960"/>
               <w:tab w:val="right" w:leader="dot" w:pos="9345"/>
             </w:tabs>
+            <w:spacing w:after="0" w:line="360" w:lineRule="auto"/>
             <w:rPr>
               <w:rFonts w:ascii="Times New Roman" w:eastAsiaTheme="minorEastAsia" w:hAnsi="Times New Roman" w:cs="Times New Roman"/>
+              <w:b/>
+              <w:bCs/>
               <w:noProof/>
               <w:sz w:val="28"/>
               <w:szCs w:val="28"/>
               <w:lang w:eastAsia="ru-RU"/>
             </w:rPr>
           </w:pPr>
-          <w:hyperlink w:anchor="_Toc216383585" w:history="1">
+          <w:hyperlink w:anchor="_Toc216430125" w:history="1">
             <w:r>
               <w:rPr>
                 <w:rStyle w:val="af"/>
                 <w:rFonts w:ascii="Times New Roman" w:hAnsi="Times New Roman" w:cs="Times New Roman"/>
+                <w:b/>
+                <w:bCs/>
                 <w:noProof/>
                 <w:sz w:val="28"/>
                 <w:szCs w:val="28"/>
@@ -896,6 +1067,8 @@
             <w:r>
               <w:rPr>
                 <w:rFonts w:ascii="Times New Roman" w:eastAsiaTheme="minorEastAsia" w:hAnsi="Times New Roman" w:cs="Times New Roman"/>
+                <w:b/>
+                <w:bCs/>
                 <w:noProof/>
                 <w:sz w:val="28"/>
                 <w:szCs w:val="28"/>
@@ -907,6 +1080,8 @@
               <w:rPr>
                 <w:rStyle w:val="af"/>
                 <w:rFonts w:ascii="Times New Roman" w:hAnsi="Times New Roman" w:cs="Times New Roman"/>
+                <w:b/>
+                <w:bCs/>
                 <w:noProof/>
                 <w:sz w:val="28"/>
                 <w:szCs w:val="28"/>
@@ -916,6 +1091,8 @@
             <w:r>
               <w:rPr>
                 <w:rFonts w:ascii="Times New Roman" w:hAnsi="Times New Roman" w:cs="Times New Roman"/>
+                <w:b/>
+                <w:bCs/>
                 <w:noProof/>
                 <w:webHidden/>
                 <w:sz w:val="28"/>
@@ -926,6 +1103,8 @@
             <w:r>
               <w:rPr>
                 <w:rFonts w:ascii="Times New Roman" w:hAnsi="Times New Roman" w:cs="Times New Roman"/>
+                <w:b/>
+                <w:bCs/>
                 <w:noProof/>
                 <w:webHidden/>
                 <w:sz w:val="28"/>
@@ -936,16 +1115,20 @@
             <w:r>
               <w:rPr>
                 <w:rFonts w:ascii="Times New Roman" w:hAnsi="Times New Roman" w:cs="Times New Roman"/>
+                <w:b/>
+                <w:bCs/>
                 <w:noProof/>
                 <w:webHidden/>
                 <w:sz w:val="28"/>
                 <w:szCs w:val="28"/>
               </w:rPr>
-              <w:instrText xml:space="preserve"> PAGEREF _Toc216383585 \h </w:instrText>
+              <w:instrText xml:space="preserve"> PAGEREF _Toc216430125 \h </w:instrText>
             </w:r>
             <w:r>
               <w:rPr>
                 <w:rFonts w:ascii="Times New Roman" w:hAnsi="Times New Roman" w:cs="Times New Roman"/>
+                <w:b/>
+                <w:bCs/>
                 <w:noProof/>
                 <w:webHidden/>
                 <w:sz w:val="28"/>
@@ -955,6 +1138,8 @@
             <w:r>
               <w:rPr>
                 <w:rFonts w:ascii="Times New Roman" w:hAnsi="Times New Roman" w:cs="Times New Roman"/>
+                <w:b/>
+                <w:bCs/>
                 <w:noProof/>
                 <w:webHidden/>
                 <w:sz w:val="28"/>
@@ -965,6 +1150,8 @@
             <w:r>
               <w:rPr>
                 <w:rFonts w:ascii="Times New Roman" w:hAnsi="Times New Roman" w:cs="Times New Roman"/>
+                <w:b/>
+                <w:bCs/>
                 <w:noProof/>
                 <w:webHidden/>
                 <w:sz w:val="28"/>
@@ -975,6 +1162,8 @@
             <w:r>
               <w:rPr>
                 <w:rFonts w:ascii="Times New Roman" w:hAnsi="Times New Roman" w:cs="Times New Roman"/>
+                <w:b/>
+                <w:bCs/>
                 <w:noProof/>
                 <w:webHidden/>
                 <w:sz w:val="28"/>
@@ -991,18 +1180,24 @@
               <w:tab w:val="left" w:pos="1440"/>
               <w:tab w:val="right" w:leader="dot" w:pos="9345"/>
             </w:tabs>
+            <w:spacing w:after="0" w:line="360" w:lineRule="auto"/>
             <w:rPr>
-              <w:rFonts w:ascii="Times New Roman" w:hAnsi="Times New Roman" w:cs="Times New Roman"/>
+              <w:rFonts w:ascii="Times New Roman" w:eastAsiaTheme="minorEastAsia" w:hAnsi="Times New Roman" w:cs="Times New Roman"/>
+              <w:b/>
+              <w:bCs/>
               <w:noProof/>
               <w:sz w:val="28"/>
               <w:szCs w:val="28"/>
+              <w:lang w:eastAsia="ru-RU"/>
             </w:rPr>
           </w:pPr>
-          <w:hyperlink w:anchor="_Toc216383586" w:history="1">
+          <w:hyperlink w:anchor="_Toc216430126" w:history="1">
             <w:r>
               <w:rPr>
                 <w:rStyle w:val="af"/>
                 <w:rFonts w:ascii="Times New Roman" w:hAnsi="Times New Roman" w:cs="Times New Roman"/>
+                <w:b/>
+                <w:bCs/>
                 <w:noProof/>
                 <w:sz w:val="28"/>
                 <w:szCs w:val="28"/>
@@ -1011,10 +1206,13 @@
             </w:r>
             <w:r>
               <w:rPr>
-                <w:rFonts w:ascii="Times New Roman" w:hAnsi="Times New Roman" w:cs="Times New Roman"/>
-                <w:noProof/>
-                <w:sz w:val="28"/>
-                <w:szCs w:val="28"/>
+                <w:rFonts w:ascii="Times New Roman" w:eastAsiaTheme="minorEastAsia" w:hAnsi="Times New Roman" w:cs="Times New Roman"/>
+                <w:b/>
+                <w:bCs/>
+                <w:noProof/>
+                <w:sz w:val="28"/>
+                <w:szCs w:val="28"/>
+                <w:lang w:eastAsia="ru-RU"/>
               </w:rPr>
               <w:tab/>
             </w:r>
@@ -1022,6 +1220,8 @@
               <w:rPr>
                 <w:rStyle w:val="af"/>
                 <w:rFonts w:ascii="Times New Roman" w:hAnsi="Times New Roman" w:cs="Times New Roman"/>
+                <w:b/>
+                <w:bCs/>
                 <w:noProof/>
                 <w:sz w:val="28"/>
                 <w:szCs w:val="28"/>
@@ -1031,6 +1231,8 @@
             <w:r>
               <w:rPr>
                 <w:rFonts w:ascii="Times New Roman" w:hAnsi="Times New Roman" w:cs="Times New Roman"/>
+                <w:b/>
+                <w:bCs/>
                 <w:noProof/>
                 <w:webHidden/>
                 <w:sz w:val="28"/>
@@ -1041,6 +1243,8 @@
             <w:r>
               <w:rPr>
                 <w:rFonts w:ascii="Times New Roman" w:hAnsi="Times New Roman" w:cs="Times New Roman"/>
+                <w:b/>
+                <w:bCs/>
                 <w:noProof/>
                 <w:webHidden/>
                 <w:sz w:val="28"/>
@@ -1051,16 +1255,20 @@
             <w:r>
               <w:rPr>
                 <w:rFonts w:ascii="Times New Roman" w:hAnsi="Times New Roman" w:cs="Times New Roman"/>
+                <w:b/>
+                <w:bCs/>
                 <w:noProof/>
                 <w:webHidden/>
                 <w:sz w:val="28"/>
                 <w:szCs w:val="28"/>
               </w:rPr>
-              <w:instrText xml:space="preserve"> PAGEREF _Toc216383586 \h </w:instrText>
+              <w:instrText xml:space="preserve"> PAGEREF _Toc216430126 \h </w:instrText>
             </w:r>
             <w:r>
               <w:rPr>
                 <w:rFonts w:ascii="Times New Roman" w:hAnsi="Times New Roman" w:cs="Times New Roman"/>
+                <w:b/>
+                <w:bCs/>
                 <w:noProof/>
                 <w:webHidden/>
                 <w:sz w:val="28"/>
@@ -1070,6 +1278,8 @@
             <w:r>
               <w:rPr>
                 <w:rFonts w:ascii="Times New Roman" w:hAnsi="Times New Roman" w:cs="Times New Roman"/>
+                <w:b/>
+                <w:bCs/>
                 <w:noProof/>
                 <w:webHidden/>
                 <w:sz w:val="28"/>
@@ -1080,6 +1290,8 @@
             <w:r>
               <w:rPr>
                 <w:rFonts w:ascii="Times New Roman" w:hAnsi="Times New Roman" w:cs="Times New Roman"/>
+                <w:b/>
+                <w:bCs/>
                 <w:noProof/>
                 <w:webHidden/>
                 <w:sz w:val="28"/>
@@ -1090,6 +1302,8 @@
             <w:r>
               <w:rPr>
                 <w:rFonts w:ascii="Times New Roman" w:hAnsi="Times New Roman" w:cs="Times New Roman"/>
+                <w:b/>
+                <w:bCs/>
                 <w:noProof/>
                 <w:webHidden/>
                 <w:sz w:val="28"/>
@@ -1106,18 +1320,24 @@
               <w:tab w:val="left" w:pos="1440"/>
               <w:tab w:val="right" w:leader="dot" w:pos="9345"/>
             </w:tabs>
+            <w:spacing w:after="0" w:line="360" w:lineRule="auto"/>
             <w:rPr>
-              <w:rFonts w:ascii="Times New Roman" w:hAnsi="Times New Roman" w:cs="Times New Roman"/>
+              <w:rFonts w:ascii="Times New Roman" w:eastAsiaTheme="minorEastAsia" w:hAnsi="Times New Roman" w:cs="Times New Roman"/>
+              <w:b/>
+              <w:bCs/>
               <w:noProof/>
               <w:sz w:val="28"/>
               <w:szCs w:val="28"/>
+              <w:lang w:eastAsia="ru-RU"/>
             </w:rPr>
           </w:pPr>
-          <w:hyperlink w:anchor="_Toc216383587" w:history="1">
+          <w:hyperlink w:anchor="_Toc216430127" w:history="1">
             <w:r>
               <w:rPr>
                 <w:rStyle w:val="af"/>
                 <w:rFonts w:ascii="Times New Roman" w:hAnsi="Times New Roman" w:cs="Times New Roman"/>
+                <w:b/>
+                <w:bCs/>
                 <w:noProof/>
                 <w:sz w:val="28"/>
                 <w:szCs w:val="28"/>
@@ -1126,10 +1346,13 @@
             </w:r>
             <w:r>
               <w:rPr>
-                <w:rFonts w:ascii="Times New Roman" w:hAnsi="Times New Roman" w:cs="Times New Roman"/>
-                <w:noProof/>
-                <w:sz w:val="28"/>
-                <w:szCs w:val="28"/>
+                <w:rFonts w:ascii="Times New Roman" w:eastAsiaTheme="minorEastAsia" w:hAnsi="Times New Roman" w:cs="Times New Roman"/>
+                <w:b/>
+                <w:bCs/>
+                <w:noProof/>
+                <w:sz w:val="28"/>
+                <w:szCs w:val="28"/>
+                <w:lang w:eastAsia="ru-RU"/>
               </w:rPr>
               <w:tab/>
             </w:r>
@@ -1137,6 +1360,8 @@
               <w:rPr>
                 <w:rStyle w:val="af"/>
                 <w:rFonts w:ascii="Times New Roman" w:hAnsi="Times New Roman" w:cs="Times New Roman"/>
+                <w:b/>
+                <w:bCs/>
                 <w:noProof/>
                 <w:sz w:val="28"/>
                 <w:szCs w:val="28"/>
@@ -1146,6 +1371,8 @@
             <w:r>
               <w:rPr>
                 <w:rFonts w:ascii="Times New Roman" w:hAnsi="Times New Roman" w:cs="Times New Roman"/>
+                <w:b/>
+                <w:bCs/>
                 <w:noProof/>
                 <w:webHidden/>
                 <w:sz w:val="28"/>
@@ -1156,6 +1383,8 @@
             <w:r>
               <w:rPr>
                 <w:rFonts w:ascii="Times New Roman" w:hAnsi="Times New Roman" w:cs="Times New Roman"/>
+                <w:b/>
+                <w:bCs/>
                 <w:noProof/>
                 <w:webHidden/>
                 <w:sz w:val="28"/>
@@ -1166,16 +1395,20 @@
             <w:r>
               <w:rPr>
                 <w:rFonts w:ascii="Times New Roman" w:hAnsi="Times New Roman" w:cs="Times New Roman"/>
+                <w:b/>
+                <w:bCs/>
                 <w:noProof/>
                 <w:webHidden/>
                 <w:sz w:val="28"/>
                 <w:szCs w:val="28"/>
               </w:rPr>
-              <w:instrText xml:space="preserve"> PAGEREF _Toc216383587 \h </w:instrText>
+              <w:instrText xml:space="preserve"> PAGEREF _Toc216430127 \h </w:instrText>
             </w:r>
             <w:r>
               <w:rPr>
                 <w:rFonts w:ascii="Times New Roman" w:hAnsi="Times New Roman" w:cs="Times New Roman"/>
+                <w:b/>
+                <w:bCs/>
                 <w:noProof/>
                 <w:webHidden/>
                 <w:sz w:val="28"/>
@@ -1185,6 +1418,8 @@
             <w:r>
               <w:rPr>
                 <w:rFonts w:ascii="Times New Roman" w:hAnsi="Times New Roman" w:cs="Times New Roman"/>
+                <w:b/>
+                <w:bCs/>
                 <w:noProof/>
                 <w:webHidden/>
                 <w:sz w:val="28"/>
@@ -1195,6 +1430,8 @@
             <w:r>
               <w:rPr>
                 <w:rFonts w:ascii="Times New Roman" w:hAnsi="Times New Roman" w:cs="Times New Roman"/>
+                <w:b/>
+                <w:bCs/>
                 <w:noProof/>
                 <w:webHidden/>
                 <w:sz w:val="28"/>
@@ -1205,6 +1442,8 @@
             <w:r>
               <w:rPr>
                 <w:rFonts w:ascii="Times New Roman" w:hAnsi="Times New Roman" w:cs="Times New Roman"/>
+                <w:b/>
+                <w:bCs/>
                 <w:noProof/>
                 <w:webHidden/>
                 <w:sz w:val="28"/>
@@ -1221,18 +1460,24 @@
               <w:tab w:val="left" w:pos="1440"/>
               <w:tab w:val="right" w:leader="dot" w:pos="9345"/>
             </w:tabs>
+            <w:spacing w:after="0" w:line="360" w:lineRule="auto"/>
             <w:rPr>
-              <w:rFonts w:ascii="Times New Roman" w:hAnsi="Times New Roman" w:cs="Times New Roman"/>
+              <w:rFonts w:ascii="Times New Roman" w:eastAsiaTheme="minorEastAsia" w:hAnsi="Times New Roman" w:cs="Times New Roman"/>
+              <w:b/>
+              <w:bCs/>
               <w:noProof/>
               <w:sz w:val="28"/>
               <w:szCs w:val="28"/>
+              <w:lang w:eastAsia="ru-RU"/>
             </w:rPr>
           </w:pPr>
-          <w:hyperlink w:anchor="_Toc216383588" w:history="1">
+          <w:hyperlink w:anchor="_Toc216430128" w:history="1">
             <w:r>
               <w:rPr>
                 <w:rStyle w:val="af"/>
                 <w:rFonts w:ascii="Times New Roman" w:hAnsi="Times New Roman" w:cs="Times New Roman"/>
+                <w:b/>
+                <w:bCs/>
                 <w:noProof/>
                 <w:sz w:val="28"/>
                 <w:szCs w:val="28"/>
@@ -1241,10 +1486,13 @@
             </w:r>
             <w:r>
               <w:rPr>
-                <w:rFonts w:ascii="Times New Roman" w:hAnsi="Times New Roman" w:cs="Times New Roman"/>
-                <w:noProof/>
-                <w:sz w:val="28"/>
-                <w:szCs w:val="28"/>
+                <w:rFonts w:ascii="Times New Roman" w:eastAsiaTheme="minorEastAsia" w:hAnsi="Times New Roman" w:cs="Times New Roman"/>
+                <w:b/>
+                <w:bCs/>
+                <w:noProof/>
+                <w:sz w:val="28"/>
+                <w:szCs w:val="28"/>
+                <w:lang w:eastAsia="ru-RU"/>
               </w:rPr>
               <w:tab/>
             </w:r>
@@ -1252,6 +1500,8 @@
               <w:rPr>
                 <w:rStyle w:val="af"/>
                 <w:rFonts w:ascii="Times New Roman" w:hAnsi="Times New Roman" w:cs="Times New Roman"/>
+                <w:b/>
+                <w:bCs/>
                 <w:noProof/>
                 <w:sz w:val="28"/>
                 <w:szCs w:val="28"/>
@@ -1261,6 +1511,8 @@
             <w:r>
               <w:rPr>
                 <w:rFonts w:ascii="Times New Roman" w:hAnsi="Times New Roman" w:cs="Times New Roman"/>
+                <w:b/>
+                <w:bCs/>
                 <w:noProof/>
                 <w:webHidden/>
                 <w:sz w:val="28"/>
@@ -1271,6 +1523,8 @@
             <w:r>
               <w:rPr>
                 <w:rFonts w:ascii="Times New Roman" w:hAnsi="Times New Roman" w:cs="Times New Roman"/>
+                <w:b/>
+                <w:bCs/>
                 <w:noProof/>
                 <w:webHidden/>
                 <w:sz w:val="28"/>
@@ -1281,16 +1535,20 @@
             <w:r>
               <w:rPr>
                 <w:rFonts w:ascii="Times New Roman" w:hAnsi="Times New Roman" w:cs="Times New Roman"/>
+                <w:b/>
+                <w:bCs/>
                 <w:noProof/>
                 <w:webHidden/>
                 <w:sz w:val="28"/>
                 <w:szCs w:val="28"/>
               </w:rPr>
-              <w:instrText xml:space="preserve"> PAGEREF _Toc216383588 \h </w:instrText>
+              <w:instrText xml:space="preserve"> PAGEREF _Toc216430128 \h </w:instrText>
             </w:r>
             <w:r>
               <w:rPr>
                 <w:rFonts w:ascii="Times New Roman" w:hAnsi="Times New Roman" w:cs="Times New Roman"/>
+                <w:b/>
+                <w:bCs/>
                 <w:noProof/>
                 <w:webHidden/>
                 <w:sz w:val="28"/>
@@ -1300,6 +1558,8 @@
             <w:r>
               <w:rPr>
                 <w:rFonts w:ascii="Times New Roman" w:hAnsi="Times New Roman" w:cs="Times New Roman"/>
+                <w:b/>
+                <w:bCs/>
                 <w:noProof/>
                 <w:webHidden/>
                 <w:sz w:val="28"/>
@@ -1310,6 +1570,8 @@
             <w:r>
               <w:rPr>
                 <w:rFonts w:ascii="Times New Roman" w:hAnsi="Times New Roman" w:cs="Times New Roman"/>
+                <w:b/>
+                <w:bCs/>
                 <w:noProof/>
                 <w:webHidden/>
                 <w:sz w:val="28"/>
@@ -1320,6 +1582,8 @@
             <w:r>
               <w:rPr>
                 <w:rFonts w:ascii="Times New Roman" w:hAnsi="Times New Roman" w:cs="Times New Roman"/>
+                <w:b/>
+                <w:bCs/>
                 <w:noProof/>
                 <w:webHidden/>
                 <w:sz w:val="28"/>
@@ -1336,18 +1600,24 @@
               <w:tab w:val="left" w:pos="1440"/>
               <w:tab w:val="right" w:leader="dot" w:pos="9345"/>
             </w:tabs>
+            <w:spacing w:after="0" w:line="360" w:lineRule="auto"/>
             <w:rPr>
-              <w:rFonts w:ascii="Times New Roman" w:hAnsi="Times New Roman" w:cs="Times New Roman"/>
+              <w:rFonts w:ascii="Times New Roman" w:eastAsiaTheme="minorEastAsia" w:hAnsi="Times New Roman" w:cs="Times New Roman"/>
+              <w:b/>
+              <w:bCs/>
               <w:noProof/>
               <w:sz w:val="28"/>
               <w:szCs w:val="28"/>
+              <w:lang w:eastAsia="ru-RU"/>
             </w:rPr>
           </w:pPr>
-          <w:hyperlink w:anchor="_Toc216383589" w:history="1">
+          <w:hyperlink w:anchor="_Toc216430129" w:history="1">
             <w:r>
               <w:rPr>
                 <w:rStyle w:val="af"/>
                 <w:rFonts w:ascii="Times New Roman" w:hAnsi="Times New Roman" w:cs="Times New Roman"/>
+                <w:b/>
+                <w:bCs/>
                 <w:noProof/>
                 <w:sz w:val="28"/>
                 <w:szCs w:val="28"/>
@@ -1356,10 +1626,13 @@
             </w:r>
             <w:r>
               <w:rPr>
-                <w:rFonts w:ascii="Times New Roman" w:hAnsi="Times New Roman" w:cs="Times New Roman"/>
-                <w:noProof/>
-                <w:sz w:val="28"/>
-                <w:szCs w:val="28"/>
+                <w:rFonts w:ascii="Times New Roman" w:eastAsiaTheme="minorEastAsia" w:hAnsi="Times New Roman" w:cs="Times New Roman"/>
+                <w:b/>
+                <w:bCs/>
+                <w:noProof/>
+                <w:sz w:val="28"/>
+                <w:szCs w:val="28"/>
+                <w:lang w:eastAsia="ru-RU"/>
               </w:rPr>
               <w:tab/>
             </w:r>
@@ -1367,6 +1640,8 @@
               <w:rPr>
                 <w:rStyle w:val="af"/>
                 <w:rFonts w:ascii="Times New Roman" w:hAnsi="Times New Roman" w:cs="Times New Roman"/>
+                <w:b/>
+                <w:bCs/>
                 <w:noProof/>
                 <w:sz w:val="28"/>
                 <w:szCs w:val="28"/>
@@ -1376,6 +1651,8 @@
             <w:r>
               <w:rPr>
                 <w:rFonts w:ascii="Times New Roman" w:hAnsi="Times New Roman" w:cs="Times New Roman"/>
+                <w:b/>
+                <w:bCs/>
                 <w:noProof/>
                 <w:webHidden/>
                 <w:sz w:val="28"/>
@@ -1386,6 +1663,8 @@
             <w:r>
               <w:rPr>
                 <w:rFonts w:ascii="Times New Roman" w:hAnsi="Times New Roman" w:cs="Times New Roman"/>
+                <w:b/>
+                <w:bCs/>
                 <w:noProof/>
                 <w:webHidden/>
                 <w:sz w:val="28"/>
@@ -1396,16 +1675,20 @@
             <w:r>
               <w:rPr>
                 <w:rFonts w:ascii="Times New Roman" w:hAnsi="Times New Roman" w:cs="Times New Roman"/>
+                <w:b/>
+                <w:bCs/>
                 <w:noProof/>
                 <w:webHidden/>
                 <w:sz w:val="28"/>
                 <w:szCs w:val="28"/>
               </w:rPr>
-              <w:instrText xml:space="preserve"> PAGEREF _Toc216383589 \h </w:instrText>
+              <w:instrText xml:space="preserve"> PAGEREF _Toc216430129 \h </w:instrText>
             </w:r>
             <w:r>
               <w:rPr>
                 <w:rFonts w:ascii="Times New Roman" w:hAnsi="Times New Roman" w:cs="Times New Roman"/>
+                <w:b/>
+                <w:bCs/>
                 <w:noProof/>
                 <w:webHidden/>
                 <w:sz w:val="28"/>
@@ -1415,6 +1698,8 @@
             <w:r>
               <w:rPr>
                 <w:rFonts w:ascii="Times New Roman" w:hAnsi="Times New Roman" w:cs="Times New Roman"/>
+                <w:b/>
+                <w:bCs/>
                 <w:noProof/>
                 <w:webHidden/>
                 <w:sz w:val="28"/>
@@ -1425,6 +1710,8 @@
             <w:r>
               <w:rPr>
                 <w:rFonts w:ascii="Times New Roman" w:hAnsi="Times New Roman" w:cs="Times New Roman"/>
+                <w:b/>
+                <w:bCs/>
                 <w:noProof/>
                 <w:webHidden/>
                 <w:sz w:val="28"/>
@@ -1435,6 +1722,8 @@
             <w:r>
               <w:rPr>
                 <w:rFonts w:ascii="Times New Roman" w:hAnsi="Times New Roman" w:cs="Times New Roman"/>
+                <w:b/>
+                <w:bCs/>
                 <w:noProof/>
                 <w:webHidden/>
                 <w:sz w:val="28"/>
@@ -1451,18 +1740,24 @@
               <w:tab w:val="left" w:pos="1440"/>
               <w:tab w:val="right" w:leader="dot" w:pos="9345"/>
             </w:tabs>
+            <w:spacing w:after="0" w:line="360" w:lineRule="auto"/>
             <w:rPr>
-              <w:rFonts w:ascii="Times New Roman" w:hAnsi="Times New Roman" w:cs="Times New Roman"/>
+              <w:rFonts w:ascii="Times New Roman" w:eastAsiaTheme="minorEastAsia" w:hAnsi="Times New Roman" w:cs="Times New Roman"/>
+              <w:b/>
+              <w:bCs/>
               <w:noProof/>
               <w:sz w:val="28"/>
               <w:szCs w:val="28"/>
+              <w:lang w:eastAsia="ru-RU"/>
             </w:rPr>
           </w:pPr>
-          <w:hyperlink w:anchor="_Toc216383590" w:history="1">
+          <w:hyperlink w:anchor="_Toc216430130" w:history="1">
             <w:r>
               <w:rPr>
                 <w:rStyle w:val="af"/>
                 <w:rFonts w:ascii="Times New Roman" w:hAnsi="Times New Roman" w:cs="Times New Roman"/>
+                <w:b/>
+                <w:bCs/>
                 <w:noProof/>
                 <w:sz w:val="28"/>
                 <w:szCs w:val="28"/>
@@ -1471,10 +1766,13 @@
             </w:r>
             <w:r>
               <w:rPr>
-                <w:rFonts w:ascii="Times New Roman" w:hAnsi="Times New Roman" w:cs="Times New Roman"/>
-                <w:noProof/>
-                <w:sz w:val="28"/>
-                <w:szCs w:val="28"/>
+                <w:rFonts w:ascii="Times New Roman" w:eastAsiaTheme="minorEastAsia" w:hAnsi="Times New Roman" w:cs="Times New Roman"/>
+                <w:b/>
+                <w:bCs/>
+                <w:noProof/>
+                <w:sz w:val="28"/>
+                <w:szCs w:val="28"/>
+                <w:lang w:eastAsia="ru-RU"/>
               </w:rPr>
               <w:tab/>
             </w:r>
@@ -1482,6 +1780,8 @@
               <w:rPr>
                 <w:rStyle w:val="af"/>
                 <w:rFonts w:ascii="Times New Roman" w:hAnsi="Times New Roman" w:cs="Times New Roman"/>
+                <w:b/>
+                <w:bCs/>
                 <w:noProof/>
                 <w:sz w:val="28"/>
                 <w:szCs w:val="28"/>
@@ -1491,6 +1791,8 @@
             <w:r>
               <w:rPr>
                 <w:rFonts w:ascii="Times New Roman" w:hAnsi="Times New Roman" w:cs="Times New Roman"/>
+                <w:b/>
+                <w:bCs/>
                 <w:noProof/>
                 <w:webHidden/>
                 <w:sz w:val="28"/>
@@ -1501,6 +1803,8 @@
             <w:r>
               <w:rPr>
                 <w:rFonts w:ascii="Times New Roman" w:hAnsi="Times New Roman" w:cs="Times New Roman"/>
+                <w:b/>
+                <w:bCs/>
                 <w:noProof/>
                 <w:webHidden/>
                 <w:sz w:val="28"/>
@@ -1511,16 +1815,20 @@
             <w:r>
               <w:rPr>
                 <w:rFonts w:ascii="Times New Roman" w:hAnsi="Times New Roman" w:cs="Times New Roman"/>
+                <w:b/>
+                <w:bCs/>
                 <w:noProof/>
                 <w:webHidden/>
                 <w:sz w:val="28"/>
                 <w:szCs w:val="28"/>
               </w:rPr>
-              <w:instrText xml:space="preserve"> PAGEREF _Toc216383590 \h </w:instrText>
+              <w:instrText xml:space="preserve"> PAGEREF _Toc216430130 \h </w:instrText>
             </w:r>
             <w:r>
               <w:rPr>
                 <w:rFonts w:ascii="Times New Roman" w:hAnsi="Times New Roman" w:cs="Times New Roman"/>
+                <w:b/>
+                <w:bCs/>
                 <w:noProof/>
                 <w:webHidden/>
                 <w:sz w:val="28"/>
@@ -1530,6 +1838,8 @@
             <w:r>
               <w:rPr>
                 <w:rFonts w:ascii="Times New Roman" w:hAnsi="Times New Roman" w:cs="Times New Roman"/>
+                <w:b/>
+                <w:bCs/>
                 <w:noProof/>
                 <w:webHidden/>
                 <w:sz w:val="28"/>
@@ -1540,6 +1850,8 @@
             <w:r>
               <w:rPr>
                 <w:rFonts w:ascii="Times New Roman" w:hAnsi="Times New Roman" w:cs="Times New Roman"/>
+                <w:b/>
+                <w:bCs/>
                 <w:noProof/>
                 <w:webHidden/>
                 <w:sz w:val="28"/>
@@ -1550,6 +1862,8 @@
             <w:r>
               <w:rPr>
                 <w:rFonts w:ascii="Times New Roman" w:hAnsi="Times New Roman" w:cs="Times New Roman"/>
+                <w:b/>
+                <w:bCs/>
                 <w:noProof/>
                 <w:webHidden/>
                 <w:sz w:val="28"/>
@@ -1565,19 +1879,24 @@
             <w:tabs>
               <w:tab w:val="right" w:leader="dot" w:pos="9345"/>
             </w:tabs>
+            <w:spacing w:after="0" w:line="360" w:lineRule="auto"/>
             <w:rPr>
               <w:rFonts w:ascii="Times New Roman" w:eastAsiaTheme="minorEastAsia" w:hAnsi="Times New Roman" w:cs="Times New Roman"/>
+              <w:b/>
+              <w:bCs/>
               <w:noProof/>
               <w:sz w:val="28"/>
               <w:szCs w:val="28"/>
               <w:lang w:eastAsia="ru-RU"/>
             </w:rPr>
           </w:pPr>
-          <w:hyperlink w:anchor="_Toc216383591" w:history="1">
+          <w:hyperlink w:anchor="_Toc216430131" w:history="1">
             <w:r>
               <w:rPr>
                 <w:rStyle w:val="af"/>
                 <w:rFonts w:ascii="Times New Roman" w:hAnsi="Times New Roman" w:cs="Times New Roman"/>
+                <w:b/>
+                <w:bCs/>
                 <w:noProof/>
                 <w:sz w:val="28"/>
                 <w:szCs w:val="28"/>
@@ -1587,6 +1906,8 @@
             <w:r>
               <w:rPr>
                 <w:rFonts w:ascii="Times New Roman" w:hAnsi="Times New Roman" w:cs="Times New Roman"/>
+                <w:b/>
+                <w:bCs/>
                 <w:noProof/>
                 <w:webHidden/>
                 <w:sz w:val="28"/>
@@ -1597,6 +1918,8 @@
             <w:r>
               <w:rPr>
                 <w:rFonts w:ascii="Times New Roman" w:hAnsi="Times New Roman" w:cs="Times New Roman"/>
+                <w:b/>
+                <w:bCs/>
                 <w:noProof/>
                 <w:webHidden/>
                 <w:sz w:val="28"/>
@@ -1607,16 +1930,20 @@
             <w:r>
               <w:rPr>
                 <w:rFonts w:ascii="Times New Roman" w:hAnsi="Times New Roman" w:cs="Times New Roman"/>
+                <w:b/>
+                <w:bCs/>
                 <w:noProof/>
                 <w:webHidden/>
                 <w:sz w:val="28"/>
                 <w:szCs w:val="28"/>
               </w:rPr>
-              <w:instrText xml:space="preserve"> PAGEREF _Toc216383591 \h </w:instrText>
+              <w:instrText xml:space="preserve"> PAGEREF _Toc216430131 \h </w:instrText>
             </w:r>
             <w:r>
               <w:rPr>
                 <w:rFonts w:ascii="Times New Roman" w:hAnsi="Times New Roman" w:cs="Times New Roman"/>
+                <w:b/>
+                <w:bCs/>
                 <w:noProof/>
                 <w:webHidden/>
                 <w:sz w:val="28"/>
@@ -1626,6 +1953,8 @@
             <w:r>
               <w:rPr>
                 <w:rFonts w:ascii="Times New Roman" w:hAnsi="Times New Roman" w:cs="Times New Roman"/>
+                <w:b/>
+                <w:bCs/>
                 <w:noProof/>
                 <w:webHidden/>
                 <w:sz w:val="28"/>
@@ -1636,6 +1965,8 @@
             <w:r>
               <w:rPr>
                 <w:rFonts w:ascii="Times New Roman" w:hAnsi="Times New Roman" w:cs="Times New Roman"/>
+                <w:b/>
+                <w:bCs/>
                 <w:noProof/>
                 <w:webHidden/>
                 <w:sz w:val="28"/>
@@ -1646,6 +1977,8 @@
             <w:r>
               <w:rPr>
                 <w:rFonts w:ascii="Times New Roman" w:hAnsi="Times New Roman" w:cs="Times New Roman"/>
+                <w:b/>
+                <w:bCs/>
                 <w:noProof/>
                 <w:webHidden/>
                 <w:sz w:val="28"/>
@@ -1662,19 +1995,24 @@
               <w:tab w:val="left" w:pos="480"/>
               <w:tab w:val="right" w:leader="dot" w:pos="9345"/>
             </w:tabs>
+            <w:spacing w:after="0" w:line="360" w:lineRule="auto"/>
             <w:rPr>
               <w:rFonts w:ascii="Times New Roman" w:eastAsiaTheme="minorEastAsia" w:hAnsi="Times New Roman" w:cs="Times New Roman"/>
+              <w:b/>
+              <w:bCs/>
               <w:noProof/>
               <w:sz w:val="28"/>
               <w:szCs w:val="28"/>
               <w:lang w:eastAsia="ru-RU"/>
             </w:rPr>
           </w:pPr>
-          <w:hyperlink w:anchor="_Toc216383592" w:history="1">
+          <w:hyperlink w:anchor="_Toc216430132" w:history="1">
             <w:r>
               <w:rPr>
                 <w:rStyle w:val="af"/>
                 <w:rFonts w:ascii="Times New Roman" w:hAnsi="Times New Roman" w:cs="Times New Roman"/>
+                <w:b/>
+                <w:bCs/>
                 <w:noProof/>
                 <w:sz w:val="28"/>
                 <w:szCs w:val="28"/>
@@ -1684,6 +2022,8 @@
             <w:r>
               <w:rPr>
                 <w:rFonts w:ascii="Times New Roman" w:eastAsiaTheme="minorEastAsia" w:hAnsi="Times New Roman" w:cs="Times New Roman"/>
+                <w:b/>
+                <w:bCs/>
                 <w:noProof/>
                 <w:sz w:val="28"/>
                 <w:szCs w:val="28"/>
@@ -1695,6 +2035,8 @@
               <w:rPr>
                 <w:rStyle w:val="af"/>
                 <w:rFonts w:ascii="Times New Roman" w:hAnsi="Times New Roman" w:cs="Times New Roman"/>
+                <w:b/>
+                <w:bCs/>
                 <w:noProof/>
                 <w:sz w:val="28"/>
                 <w:szCs w:val="28"/>
@@ -1704,6 +2046,8 @@
             <w:r>
               <w:rPr>
                 <w:rFonts w:ascii="Times New Roman" w:hAnsi="Times New Roman" w:cs="Times New Roman"/>
+                <w:b/>
+                <w:bCs/>
                 <w:noProof/>
                 <w:webHidden/>
                 <w:sz w:val="28"/>
@@ -1714,6 +2058,8 @@
             <w:r>
               <w:rPr>
                 <w:rFonts w:ascii="Times New Roman" w:hAnsi="Times New Roman" w:cs="Times New Roman"/>
+                <w:b/>
+                <w:bCs/>
                 <w:noProof/>
                 <w:webHidden/>
                 <w:sz w:val="28"/>
@@ -1724,16 +2070,20 @@
             <w:r>
               <w:rPr>
                 <w:rFonts w:ascii="Times New Roman" w:hAnsi="Times New Roman" w:cs="Times New Roman"/>
+                <w:b/>
+                <w:bCs/>
                 <w:noProof/>
                 <w:webHidden/>
                 <w:sz w:val="28"/>
                 <w:szCs w:val="28"/>
               </w:rPr>
-              <w:instrText xml:space="preserve"> PAGEREF _Toc216383592 \h </w:instrText>
+              <w:instrText xml:space="preserve"> PAGEREF _Toc216430132 \h </w:instrText>
             </w:r>
             <w:r>
               <w:rPr>
                 <w:rFonts w:ascii="Times New Roman" w:hAnsi="Times New Roman" w:cs="Times New Roman"/>
+                <w:b/>
+                <w:bCs/>
                 <w:noProof/>
                 <w:webHidden/>
                 <w:sz w:val="28"/>
@@ -1743,6 +2093,8 @@
             <w:r>
               <w:rPr>
                 <w:rFonts w:ascii="Times New Roman" w:hAnsi="Times New Roman" w:cs="Times New Roman"/>
+                <w:b/>
+                <w:bCs/>
                 <w:noProof/>
                 <w:webHidden/>
                 <w:sz w:val="28"/>
@@ -1753,6 +2105,8 @@
             <w:r>
               <w:rPr>
                 <w:rFonts w:ascii="Times New Roman" w:hAnsi="Times New Roman" w:cs="Times New Roman"/>
+                <w:b/>
+                <w:bCs/>
                 <w:noProof/>
                 <w:webHidden/>
                 <w:sz w:val="28"/>
@@ -1763,6 +2117,8 @@
             <w:r>
               <w:rPr>
                 <w:rFonts w:ascii="Times New Roman" w:hAnsi="Times New Roman" w:cs="Times New Roman"/>
+                <w:b/>
+                <w:bCs/>
                 <w:noProof/>
                 <w:webHidden/>
                 <w:sz w:val="28"/>
@@ -1779,19 +2135,24 @@
               <w:tab w:val="left" w:pos="960"/>
               <w:tab w:val="right" w:leader="dot" w:pos="9345"/>
             </w:tabs>
+            <w:spacing w:after="0" w:line="360" w:lineRule="auto"/>
             <w:rPr>
               <w:rFonts w:ascii="Times New Roman" w:eastAsiaTheme="minorEastAsia" w:hAnsi="Times New Roman" w:cs="Times New Roman"/>
+              <w:b/>
+              <w:bCs/>
               <w:noProof/>
               <w:sz w:val="28"/>
               <w:szCs w:val="28"/>
               <w:lang w:eastAsia="ru-RU"/>
             </w:rPr>
           </w:pPr>
-          <w:hyperlink w:anchor="_Toc216383593" w:history="1">
+          <w:hyperlink w:anchor="_Toc216430133" w:history="1">
             <w:r>
               <w:rPr>
                 <w:rStyle w:val="af"/>
                 <w:rFonts w:ascii="Times New Roman" w:hAnsi="Times New Roman" w:cs="Times New Roman"/>
+                <w:b/>
+                <w:bCs/>
                 <w:noProof/>
                 <w:sz w:val="28"/>
                 <w:szCs w:val="28"/>
@@ -1801,6 +2162,8 @@
             <w:r>
               <w:rPr>
                 <w:rFonts w:ascii="Times New Roman" w:eastAsiaTheme="minorEastAsia" w:hAnsi="Times New Roman" w:cs="Times New Roman"/>
+                <w:b/>
+                <w:bCs/>
                 <w:noProof/>
                 <w:sz w:val="28"/>
                 <w:szCs w:val="28"/>
@@ -1812,6 +2175,8 @@
               <w:rPr>
                 <w:rStyle w:val="af"/>
                 <w:rFonts w:ascii="Times New Roman" w:hAnsi="Times New Roman" w:cs="Times New Roman"/>
+                <w:b/>
+                <w:bCs/>
                 <w:noProof/>
                 <w:sz w:val="28"/>
                 <w:szCs w:val="28"/>
@@ -1821,6 +2186,8 @@
             <w:r>
               <w:rPr>
                 <w:rFonts w:ascii="Times New Roman" w:hAnsi="Times New Roman" w:cs="Times New Roman"/>
+                <w:b/>
+                <w:bCs/>
                 <w:noProof/>
                 <w:webHidden/>
                 <w:sz w:val="28"/>
@@ -1831,6 +2198,8 @@
             <w:r>
               <w:rPr>
                 <w:rFonts w:ascii="Times New Roman" w:hAnsi="Times New Roman" w:cs="Times New Roman"/>
+                <w:b/>
+                <w:bCs/>
                 <w:noProof/>
                 <w:webHidden/>
                 <w:sz w:val="28"/>
@@ -1841,16 +2210,20 @@
             <w:r>
               <w:rPr>
                 <w:rFonts w:ascii="Times New Roman" w:hAnsi="Times New Roman" w:cs="Times New Roman"/>
+                <w:b/>
+                <w:bCs/>
                 <w:noProof/>
                 <w:webHidden/>
                 <w:sz w:val="28"/>
                 <w:szCs w:val="28"/>
               </w:rPr>
-              <w:instrText xml:space="preserve"> PAGEREF _Toc216383593 \h </w:instrText>
+              <w:instrText xml:space="preserve"> PAGEREF _Toc216430133 \h </w:instrText>
             </w:r>
             <w:r>
               <w:rPr>
                 <w:rFonts w:ascii="Times New Roman" w:hAnsi="Times New Roman" w:cs="Times New Roman"/>
+                <w:b/>
+                <w:bCs/>
                 <w:noProof/>
                 <w:webHidden/>
                 <w:sz w:val="28"/>
@@ -1860,6 +2233,8 @@
             <w:r>
               <w:rPr>
                 <w:rFonts w:ascii="Times New Roman" w:hAnsi="Times New Roman" w:cs="Times New Roman"/>
+                <w:b/>
+                <w:bCs/>
                 <w:noProof/>
                 <w:webHidden/>
                 <w:sz w:val="28"/>
@@ -1870,6 +2245,8 @@
             <w:r>
               <w:rPr>
                 <w:rFonts w:ascii="Times New Roman" w:hAnsi="Times New Roman" w:cs="Times New Roman"/>
+                <w:b/>
+                <w:bCs/>
                 <w:noProof/>
                 <w:webHidden/>
                 <w:sz w:val="28"/>
@@ -1880,6 +2257,8 @@
             <w:r>
               <w:rPr>
                 <w:rFonts w:ascii="Times New Roman" w:hAnsi="Times New Roman" w:cs="Times New Roman"/>
+                <w:b/>
+                <w:bCs/>
                 <w:noProof/>
                 <w:webHidden/>
                 <w:sz w:val="28"/>
@@ -1896,19 +2275,24 @@
               <w:tab w:val="left" w:pos="960"/>
               <w:tab w:val="right" w:leader="dot" w:pos="9345"/>
             </w:tabs>
+            <w:spacing w:after="0" w:line="360" w:lineRule="auto"/>
             <w:rPr>
               <w:rFonts w:ascii="Times New Roman" w:eastAsiaTheme="minorEastAsia" w:hAnsi="Times New Roman" w:cs="Times New Roman"/>
+              <w:b/>
+              <w:bCs/>
               <w:noProof/>
               <w:sz w:val="28"/>
               <w:szCs w:val="28"/>
               <w:lang w:eastAsia="ru-RU"/>
             </w:rPr>
           </w:pPr>
-          <w:hyperlink w:anchor="_Toc216383594" w:history="1">
+          <w:hyperlink w:anchor="_Toc216430134" w:history="1">
             <w:r>
               <w:rPr>
                 <w:rStyle w:val="af"/>
                 <w:rFonts w:ascii="Times New Roman" w:hAnsi="Times New Roman" w:cs="Times New Roman"/>
+                <w:b/>
+                <w:bCs/>
                 <w:noProof/>
                 <w:sz w:val="28"/>
                 <w:szCs w:val="28"/>
@@ -1918,6 +2302,8 @@
             <w:r>
               <w:rPr>
                 <w:rFonts w:ascii="Times New Roman" w:eastAsiaTheme="minorEastAsia" w:hAnsi="Times New Roman" w:cs="Times New Roman"/>
+                <w:b/>
+                <w:bCs/>
                 <w:noProof/>
                 <w:sz w:val="28"/>
                 <w:szCs w:val="28"/>
@@ -1929,6 +2315,8 @@
               <w:rPr>
                 <w:rStyle w:val="af"/>
                 <w:rFonts w:ascii="Times New Roman" w:hAnsi="Times New Roman" w:cs="Times New Roman"/>
+                <w:b/>
+                <w:bCs/>
                 <w:noProof/>
                 <w:sz w:val="28"/>
                 <w:szCs w:val="28"/>
@@ -1938,6 +2326,8 @@
             <w:r>
               <w:rPr>
                 <w:rFonts w:ascii="Times New Roman" w:hAnsi="Times New Roman" w:cs="Times New Roman"/>
+                <w:b/>
+                <w:bCs/>
                 <w:noProof/>
                 <w:webHidden/>
                 <w:sz w:val="28"/>
@@ -1948,6 +2338,8 @@
             <w:r>
               <w:rPr>
                 <w:rFonts w:ascii="Times New Roman" w:hAnsi="Times New Roman" w:cs="Times New Roman"/>
+                <w:b/>
+                <w:bCs/>
                 <w:noProof/>
                 <w:webHidden/>
                 <w:sz w:val="28"/>
@@ -1958,16 +2350,20 @@
             <w:r>
               <w:rPr>
                 <w:rFonts w:ascii="Times New Roman" w:hAnsi="Times New Roman" w:cs="Times New Roman"/>
+                <w:b/>
+                <w:bCs/>
                 <w:noProof/>
                 <w:webHidden/>
                 <w:sz w:val="28"/>
                 <w:szCs w:val="28"/>
               </w:rPr>
-              <w:instrText xml:space="preserve"> PAGEREF _Toc216383594 \h </w:instrText>
+              <w:instrText xml:space="preserve"> PAGEREF _Toc216430134 \h </w:instrText>
             </w:r>
             <w:r>
               <w:rPr>
                 <w:rFonts w:ascii="Times New Roman" w:hAnsi="Times New Roman" w:cs="Times New Roman"/>
+                <w:b/>
+                <w:bCs/>
                 <w:noProof/>
                 <w:webHidden/>
                 <w:sz w:val="28"/>
@@ -1977,6 +2373,8 @@
             <w:r>
               <w:rPr>
                 <w:rFonts w:ascii="Times New Roman" w:hAnsi="Times New Roman" w:cs="Times New Roman"/>
+                <w:b/>
+                <w:bCs/>
                 <w:noProof/>
                 <w:webHidden/>
                 <w:sz w:val="28"/>
@@ -1987,6 +2385,8 @@
             <w:r>
               <w:rPr>
                 <w:rFonts w:ascii="Times New Roman" w:hAnsi="Times New Roman" w:cs="Times New Roman"/>
+                <w:b/>
+                <w:bCs/>
                 <w:noProof/>
                 <w:webHidden/>
                 <w:sz w:val="28"/>
@@ -1997,6 +2397,8 @@
             <w:r>
               <w:rPr>
                 <w:rFonts w:ascii="Times New Roman" w:hAnsi="Times New Roman" w:cs="Times New Roman"/>
+                <w:b/>
+                <w:bCs/>
                 <w:noProof/>
                 <w:webHidden/>
                 <w:sz w:val="28"/>
@@ -2013,19 +2415,24 @@
               <w:tab w:val="left" w:pos="960"/>
               <w:tab w:val="right" w:leader="dot" w:pos="9345"/>
             </w:tabs>
+            <w:spacing w:after="0" w:line="360" w:lineRule="auto"/>
             <w:rPr>
               <w:rFonts w:ascii="Times New Roman" w:eastAsiaTheme="minorEastAsia" w:hAnsi="Times New Roman" w:cs="Times New Roman"/>
+              <w:b/>
+              <w:bCs/>
               <w:noProof/>
               <w:sz w:val="28"/>
               <w:szCs w:val="28"/>
               <w:lang w:eastAsia="ru-RU"/>
             </w:rPr>
           </w:pPr>
-          <w:hyperlink w:anchor="_Toc216383595" w:history="1">
+          <w:hyperlink w:anchor="_Toc216430135" w:history="1">
             <w:r>
               <w:rPr>
                 <w:rStyle w:val="af"/>
                 <w:rFonts w:ascii="Times New Roman" w:hAnsi="Times New Roman" w:cs="Times New Roman"/>
+                <w:b/>
+                <w:bCs/>
                 <w:noProof/>
                 <w:sz w:val="28"/>
                 <w:szCs w:val="28"/>
@@ -2035,6 +2442,8 @@
             <w:r>
               <w:rPr>
                 <w:rFonts w:ascii="Times New Roman" w:eastAsiaTheme="minorEastAsia" w:hAnsi="Times New Roman" w:cs="Times New Roman"/>
+                <w:b/>
+                <w:bCs/>
                 <w:noProof/>
                 <w:sz w:val="28"/>
                 <w:szCs w:val="28"/>
@@ -2046,15 +2455,19 @@
               <w:rPr>
                 <w:rStyle w:val="af"/>
                 <w:rFonts w:ascii="Times New Roman" w:hAnsi="Times New Roman" w:cs="Times New Roman"/>
-                <w:noProof/>
-                <w:sz w:val="28"/>
-                <w:szCs w:val="28"/>
-              </w:rPr>
-              <w:t>Разработка логической модели данных клиент-серверной системы</w:t>
+                <w:b/>
+                <w:bCs/>
+                <w:noProof/>
+                <w:sz w:val="28"/>
+                <w:szCs w:val="28"/>
+              </w:rPr>
+              <w:t>Разработка архитектуры клиент-серверной системы с использованием паттерна, целесообразность которого обоснована.</w:t>
             </w:r>
             <w:r>
               <w:rPr>
                 <w:rFonts w:ascii="Times New Roman" w:hAnsi="Times New Roman" w:cs="Times New Roman"/>
+                <w:b/>
+                <w:bCs/>
                 <w:noProof/>
                 <w:webHidden/>
                 <w:sz w:val="28"/>
@@ -2065,6 +2478,8 @@
             <w:r>
               <w:rPr>
                 <w:rFonts w:ascii="Times New Roman" w:hAnsi="Times New Roman" w:cs="Times New Roman"/>
+                <w:b/>
+                <w:bCs/>
                 <w:noProof/>
                 <w:webHidden/>
                 <w:sz w:val="28"/>
@@ -2075,16 +2490,20 @@
             <w:r>
               <w:rPr>
                 <w:rFonts w:ascii="Times New Roman" w:hAnsi="Times New Roman" w:cs="Times New Roman"/>
+                <w:b/>
+                <w:bCs/>
                 <w:noProof/>
                 <w:webHidden/>
                 <w:sz w:val="28"/>
                 <w:szCs w:val="28"/>
               </w:rPr>
-              <w:instrText xml:space="preserve"> PAGEREF _Toc216383595 \h </w:instrText>
+              <w:instrText xml:space="preserve"> PAGEREF _Toc216430135 \h </w:instrText>
             </w:r>
             <w:r>
               <w:rPr>
                 <w:rFonts w:ascii="Times New Roman" w:hAnsi="Times New Roman" w:cs="Times New Roman"/>
+                <w:b/>
+                <w:bCs/>
                 <w:noProof/>
                 <w:webHidden/>
                 <w:sz w:val="28"/>
@@ -2094,6 +2513,8 @@
             <w:r>
               <w:rPr>
                 <w:rFonts w:ascii="Times New Roman" w:hAnsi="Times New Roman" w:cs="Times New Roman"/>
+                <w:b/>
+                <w:bCs/>
                 <w:noProof/>
                 <w:webHidden/>
                 <w:sz w:val="28"/>
@@ -2104,133 +2525,20 @@
             <w:r>
               <w:rPr>
                 <w:rFonts w:ascii="Times New Roman" w:hAnsi="Times New Roman" w:cs="Times New Roman"/>
+                <w:b/>
+                <w:bCs/>
                 <w:noProof/>
                 <w:webHidden/>
                 <w:sz w:val="28"/>
                 <w:szCs w:val="28"/>
               </w:rPr>
-              <w:t>21</w:t>
+              <w:t>26</w:t>
             </w:r>
             <w:r>
               <w:rPr>
                 <w:rFonts w:ascii="Times New Roman" w:hAnsi="Times New Roman" w:cs="Times New Roman"/>
-                <w:noProof/>
-                <w:webHidden/>
-                <w:sz w:val="28"/>
-                <w:szCs w:val="28"/>
-              </w:rPr>
-              <w:fldChar w:fldCharType="end"/>
-            </w:r>
-          </w:hyperlink>
-        </w:p>
-        <w:p>
-          <w:pPr>
-            <w:pStyle w:val="23"/>
-            <w:tabs>
-              <w:tab w:val="left" w:pos="960"/>
-              <w:tab w:val="right" w:leader="dot" w:pos="9345"/>
-            </w:tabs>
-            <w:rPr>
-              <w:rFonts w:ascii="Times New Roman" w:eastAsiaTheme="minorEastAsia" w:hAnsi="Times New Roman" w:cs="Times New Roman"/>
-              <w:noProof/>
-              <w:sz w:val="28"/>
-              <w:szCs w:val="28"/>
-              <w:lang w:eastAsia="ru-RU"/>
-            </w:rPr>
-          </w:pPr>
-          <w:hyperlink w:anchor="_Toc216383596" w:history="1">
-            <w:r>
-              <w:rPr>
-                <w:rStyle w:val="af"/>
-                <w:rFonts w:ascii="Times New Roman" w:hAnsi="Times New Roman" w:cs="Times New Roman"/>
-                <w:noProof/>
-                <w:sz w:val="28"/>
-                <w:szCs w:val="28"/>
-              </w:rPr>
-              <w:t>2.4.</w:t>
-            </w:r>
-            <w:r>
-              <w:rPr>
-                <w:rFonts w:ascii="Times New Roman" w:eastAsiaTheme="minorEastAsia" w:hAnsi="Times New Roman" w:cs="Times New Roman"/>
-                <w:noProof/>
-                <w:sz w:val="28"/>
-                <w:szCs w:val="28"/>
-                <w:lang w:eastAsia="ru-RU"/>
-              </w:rPr>
-              <w:tab/>
-            </w:r>
-            <w:r>
-              <w:rPr>
-                <w:rStyle w:val="af"/>
-                <w:rFonts w:ascii="Times New Roman" w:hAnsi="Times New Roman" w:cs="Times New Roman"/>
-                <w:noProof/>
-                <w:sz w:val="28"/>
-                <w:szCs w:val="28"/>
-              </w:rPr>
-              <w:t>Разработка архитектуры клиент-серверной системы с использованием паттерна, целесообразность которого обоснована.</w:t>
-            </w:r>
-            <w:r>
-              <w:rPr>
-                <w:rFonts w:ascii="Times New Roman" w:hAnsi="Times New Roman" w:cs="Times New Roman"/>
-                <w:noProof/>
-                <w:webHidden/>
-                <w:sz w:val="28"/>
-                <w:szCs w:val="28"/>
-              </w:rPr>
-              <w:tab/>
-            </w:r>
-            <w:r>
-              <w:rPr>
-                <w:rFonts w:ascii="Times New Roman" w:hAnsi="Times New Roman" w:cs="Times New Roman"/>
-                <w:noProof/>
-                <w:webHidden/>
-                <w:sz w:val="28"/>
-                <w:szCs w:val="28"/>
-              </w:rPr>
-              <w:fldChar w:fldCharType="begin"/>
-            </w:r>
-            <w:r>
-              <w:rPr>
-                <w:rFonts w:ascii="Times New Roman" w:hAnsi="Times New Roman" w:cs="Times New Roman"/>
-                <w:noProof/>
-                <w:webHidden/>
-                <w:sz w:val="28"/>
-                <w:szCs w:val="28"/>
-              </w:rPr>
-              <w:instrText xml:space="preserve"> PAGEREF _Toc216383596 \h </w:instrText>
-            </w:r>
-            <w:r>
-              <w:rPr>
-                <w:rFonts w:ascii="Times New Roman" w:hAnsi="Times New Roman" w:cs="Times New Roman"/>
-                <w:noProof/>
-                <w:webHidden/>
-                <w:sz w:val="28"/>
-                <w:szCs w:val="28"/>
-              </w:rPr>
-            </w:r>
-            <w:r>
-              <w:rPr>
-                <w:rFonts w:ascii="Times New Roman" w:hAnsi="Times New Roman" w:cs="Times New Roman"/>
-                <w:noProof/>
-                <w:webHidden/>
-                <w:sz w:val="28"/>
-                <w:szCs w:val="28"/>
-              </w:rPr>
-              <w:fldChar w:fldCharType="separate"/>
-            </w:r>
-            <w:r>
-              <w:rPr>
-                <w:rFonts w:ascii="Times New Roman" w:hAnsi="Times New Roman" w:cs="Times New Roman"/>
-                <w:noProof/>
-                <w:webHidden/>
-                <w:sz w:val="28"/>
-                <w:szCs w:val="28"/>
-              </w:rPr>
-              <w:t>22</w:t>
-            </w:r>
-            <w:r>
-              <w:rPr>
-                <w:rFonts w:ascii="Times New Roman" w:hAnsi="Times New Roman" w:cs="Times New Roman"/>
+                <w:b/>
+                <w:bCs/>
                 <w:noProof/>
                 <w:webHidden/>
                 <w:sz w:val="28"/>
@@ -2246,19 +2554,24 @@
             <w:tabs>
               <w:tab w:val="right" w:leader="dot" w:pos="9345"/>
             </w:tabs>
+            <w:spacing w:after="0" w:line="360" w:lineRule="auto"/>
             <w:rPr>
               <w:rFonts w:ascii="Times New Roman" w:eastAsiaTheme="minorEastAsia" w:hAnsi="Times New Roman" w:cs="Times New Roman"/>
+              <w:b/>
+              <w:bCs/>
               <w:noProof/>
               <w:sz w:val="28"/>
               <w:szCs w:val="28"/>
               <w:lang w:eastAsia="ru-RU"/>
             </w:rPr>
           </w:pPr>
-          <w:hyperlink w:anchor="_Toc216383597" w:history="1">
+          <w:hyperlink w:anchor="_Toc216430136" w:history="1">
             <w:r>
               <w:rPr>
                 <w:rStyle w:val="af"/>
                 <w:rFonts w:ascii="Times New Roman" w:hAnsi="Times New Roman" w:cs="Times New Roman"/>
+                <w:b/>
+                <w:bCs/>
                 <w:noProof/>
                 <w:sz w:val="28"/>
                 <w:szCs w:val="28"/>
@@ -2268,6 +2581,8 @@
             <w:r>
               <w:rPr>
                 <w:rFonts w:ascii="Times New Roman" w:hAnsi="Times New Roman" w:cs="Times New Roman"/>
+                <w:b/>
+                <w:bCs/>
                 <w:noProof/>
                 <w:webHidden/>
                 <w:sz w:val="28"/>
@@ -2278,6 +2593,8 @@
             <w:r>
               <w:rPr>
                 <w:rFonts w:ascii="Times New Roman" w:hAnsi="Times New Roman" w:cs="Times New Roman"/>
+                <w:b/>
+                <w:bCs/>
                 <w:noProof/>
                 <w:webHidden/>
                 <w:sz w:val="28"/>
@@ -2288,16 +2605,20 @@
             <w:r>
               <w:rPr>
                 <w:rFonts w:ascii="Times New Roman" w:hAnsi="Times New Roman" w:cs="Times New Roman"/>
+                <w:b/>
+                <w:bCs/>
                 <w:noProof/>
                 <w:webHidden/>
                 <w:sz w:val="28"/>
                 <w:szCs w:val="28"/>
               </w:rPr>
-              <w:instrText xml:space="preserve"> PAGEREF _Toc216383597 \h </w:instrText>
+              <w:instrText xml:space="preserve"> PAGEREF _Toc216430136 \h </w:instrText>
             </w:r>
             <w:r>
               <w:rPr>
                 <w:rFonts w:ascii="Times New Roman" w:hAnsi="Times New Roman" w:cs="Times New Roman"/>
+                <w:b/>
+                <w:bCs/>
                 <w:noProof/>
                 <w:webHidden/>
                 <w:sz w:val="28"/>
@@ -2307,6 +2628,8 @@
             <w:r>
               <w:rPr>
                 <w:rFonts w:ascii="Times New Roman" w:hAnsi="Times New Roman" w:cs="Times New Roman"/>
+                <w:b/>
+                <w:bCs/>
                 <w:noProof/>
                 <w:webHidden/>
                 <w:sz w:val="28"/>
@@ -2317,16 +2640,20 @@
             <w:r>
               <w:rPr>
                 <w:rFonts w:ascii="Times New Roman" w:hAnsi="Times New Roman" w:cs="Times New Roman"/>
+                <w:b/>
+                <w:bCs/>
                 <w:noProof/>
                 <w:webHidden/>
                 <w:sz w:val="28"/>
                 <w:szCs w:val="28"/>
               </w:rPr>
-              <w:t>25</w:t>
+              <w:t>28</w:t>
             </w:r>
             <w:r>
               <w:rPr>
                 <w:rFonts w:ascii="Times New Roman" w:hAnsi="Times New Roman" w:cs="Times New Roman"/>
+                <w:b/>
+                <w:bCs/>
                 <w:noProof/>
                 <w:webHidden/>
                 <w:sz w:val="28"/>
@@ -2342,19 +2669,24 @@
             <w:tabs>
               <w:tab w:val="right" w:leader="dot" w:pos="9345"/>
             </w:tabs>
+            <w:spacing w:after="0" w:line="360" w:lineRule="auto"/>
             <w:rPr>
               <w:rFonts w:ascii="Times New Roman" w:eastAsiaTheme="minorEastAsia" w:hAnsi="Times New Roman" w:cs="Times New Roman"/>
+              <w:b/>
+              <w:bCs/>
               <w:noProof/>
               <w:sz w:val="28"/>
               <w:szCs w:val="28"/>
               <w:lang w:eastAsia="ru-RU"/>
             </w:rPr>
           </w:pPr>
-          <w:hyperlink w:anchor="_Toc216383598" w:history="1">
+          <w:hyperlink w:anchor="_Toc216430137" w:history="1">
             <w:r>
               <w:rPr>
                 <w:rStyle w:val="af"/>
                 <w:rFonts w:ascii="Times New Roman" w:hAnsi="Times New Roman" w:cs="Times New Roman"/>
+                <w:b/>
+                <w:bCs/>
                 <w:noProof/>
                 <w:sz w:val="28"/>
                 <w:szCs w:val="28"/>
@@ -2364,6 +2696,8 @@
             <w:r>
               <w:rPr>
                 <w:rFonts w:ascii="Times New Roman" w:hAnsi="Times New Roman" w:cs="Times New Roman"/>
+                <w:b/>
+                <w:bCs/>
                 <w:noProof/>
                 <w:webHidden/>
                 <w:sz w:val="28"/>
@@ -2374,6 +2708,8 @@
             <w:r>
               <w:rPr>
                 <w:rFonts w:ascii="Times New Roman" w:hAnsi="Times New Roman" w:cs="Times New Roman"/>
+                <w:b/>
+                <w:bCs/>
                 <w:noProof/>
                 <w:webHidden/>
                 <w:sz w:val="28"/>
@@ -2384,16 +2720,20 @@
             <w:r>
               <w:rPr>
                 <w:rFonts w:ascii="Times New Roman" w:hAnsi="Times New Roman" w:cs="Times New Roman"/>
+                <w:b/>
+                <w:bCs/>
                 <w:noProof/>
                 <w:webHidden/>
                 <w:sz w:val="28"/>
                 <w:szCs w:val="28"/>
               </w:rPr>
-              <w:instrText xml:space="preserve"> PAGEREF _Toc216383598 \h </w:instrText>
+              <w:instrText xml:space="preserve"> PAGEREF _Toc216430137 \h </w:instrText>
             </w:r>
             <w:r>
               <w:rPr>
                 <w:rFonts w:ascii="Times New Roman" w:hAnsi="Times New Roman" w:cs="Times New Roman"/>
+                <w:b/>
+                <w:bCs/>
                 <w:noProof/>
                 <w:webHidden/>
                 <w:sz w:val="28"/>
@@ -2403,6 +2743,8 @@
             <w:r>
               <w:rPr>
                 <w:rFonts w:ascii="Times New Roman" w:hAnsi="Times New Roman" w:cs="Times New Roman"/>
+                <w:b/>
+                <w:bCs/>
                 <w:noProof/>
                 <w:webHidden/>
                 <w:sz w:val="28"/>
@@ -2413,16 +2755,20 @@
             <w:r>
               <w:rPr>
                 <w:rFonts w:ascii="Times New Roman" w:hAnsi="Times New Roman" w:cs="Times New Roman"/>
+                <w:b/>
+                <w:bCs/>
                 <w:noProof/>
                 <w:webHidden/>
                 <w:sz w:val="28"/>
                 <w:szCs w:val="28"/>
               </w:rPr>
-              <w:t>26</w:t>
+              <w:t>29</w:t>
             </w:r>
             <w:r>
               <w:rPr>
                 <w:rFonts w:ascii="Times New Roman" w:hAnsi="Times New Roman" w:cs="Times New Roman"/>
+                <w:b/>
+                <w:bCs/>
                 <w:noProof/>
                 <w:webHidden/>
                 <w:sz w:val="28"/>
@@ -2438,28 +2784,35 @@
             <w:tabs>
               <w:tab w:val="right" w:leader="dot" w:pos="9345"/>
             </w:tabs>
+            <w:spacing w:after="0" w:line="360" w:lineRule="auto"/>
             <w:rPr>
               <w:rFonts w:ascii="Times New Roman" w:eastAsiaTheme="minorEastAsia" w:hAnsi="Times New Roman" w:cs="Times New Roman"/>
+              <w:b/>
+              <w:bCs/>
               <w:noProof/>
               <w:sz w:val="28"/>
               <w:szCs w:val="28"/>
               <w:lang w:eastAsia="ru-RU"/>
             </w:rPr>
           </w:pPr>
-          <w:hyperlink w:anchor="_Toc216383599" w:history="1">
+          <w:hyperlink w:anchor="_Toc216430138" w:history="1">
             <w:r>
               <w:rPr>
                 <w:rStyle w:val="af"/>
                 <w:rFonts w:ascii="Times New Roman" w:hAnsi="Times New Roman" w:cs="Times New Roman"/>
-                <w:noProof/>
-                <w:sz w:val="28"/>
-                <w:szCs w:val="28"/>
-              </w:rPr>
-              <w:t>ГЛОССАРИЙ</w:t>
+                <w:b/>
+                <w:bCs/>
+                <w:noProof/>
+                <w:sz w:val="28"/>
+                <w:szCs w:val="28"/>
+              </w:rPr>
+              <w:t>СПИСОК ИСПОЛЬЗОВАННОЙ ЛИТЕРАТУРЫ</w:t>
             </w:r>
             <w:r>
               <w:rPr>
                 <w:rFonts w:ascii="Times New Roman" w:hAnsi="Times New Roman" w:cs="Times New Roman"/>
+                <w:b/>
+                <w:bCs/>
                 <w:noProof/>
                 <w:webHidden/>
                 <w:sz w:val="28"/>
@@ -2470,6 +2823,8 @@
             <w:r>
               <w:rPr>
                 <w:rFonts w:ascii="Times New Roman" w:hAnsi="Times New Roman" w:cs="Times New Roman"/>
+                <w:b/>
+                <w:bCs/>
                 <w:noProof/>
                 <w:webHidden/>
                 <w:sz w:val="28"/>
@@ -2480,16 +2835,20 @@
             <w:r>
               <w:rPr>
                 <w:rFonts w:ascii="Times New Roman" w:hAnsi="Times New Roman" w:cs="Times New Roman"/>
+                <w:b/>
+                <w:bCs/>
                 <w:noProof/>
                 <w:webHidden/>
                 <w:sz w:val="28"/>
                 <w:szCs w:val="28"/>
               </w:rPr>
-              <w:instrText xml:space="preserve"> PAGEREF _Toc216383599 \h </w:instrText>
+              <w:instrText xml:space="preserve"> PAGEREF _Toc216430138 \h </w:instrText>
             </w:r>
             <w:r>
               <w:rPr>
                 <w:rFonts w:ascii="Times New Roman" w:hAnsi="Times New Roman" w:cs="Times New Roman"/>
+                <w:b/>
+                <w:bCs/>
                 <w:noProof/>
                 <w:webHidden/>
                 <w:sz w:val="28"/>
@@ -2499,6 +2858,8 @@
             <w:r>
               <w:rPr>
                 <w:rFonts w:ascii="Times New Roman" w:hAnsi="Times New Roman" w:cs="Times New Roman"/>
+                <w:b/>
+                <w:bCs/>
                 <w:noProof/>
                 <w:webHidden/>
                 <w:sz w:val="28"/>
@@ -2509,16 +2870,20 @@
             <w:r>
               <w:rPr>
                 <w:rFonts w:ascii="Times New Roman" w:hAnsi="Times New Roman" w:cs="Times New Roman"/>
+                <w:b/>
+                <w:bCs/>
                 <w:noProof/>
                 <w:webHidden/>
                 <w:sz w:val="28"/>
                 <w:szCs w:val="28"/>
               </w:rPr>
-              <w:t>28</w:t>
+              <w:t>30</w:t>
             </w:r>
             <w:r>
               <w:rPr>
                 <w:rFonts w:ascii="Times New Roman" w:hAnsi="Times New Roman" w:cs="Times New Roman"/>
+                <w:b/>
+                <w:bCs/>
                 <w:noProof/>
                 <w:webHidden/>
                 <w:sz w:val="28"/>
@@ -2530,105 +2895,12 @@
         </w:p>
         <w:p>
           <w:pPr>
-            <w:pStyle w:val="11"/>
-            <w:tabs>
-              <w:tab w:val="right" w:leader="dot" w:pos="9345"/>
-            </w:tabs>
-            <w:rPr>
-              <w:rFonts w:ascii="Times New Roman" w:eastAsiaTheme="minorEastAsia" w:hAnsi="Times New Roman" w:cs="Times New Roman"/>
-              <w:noProof/>
-              <w:sz w:val="28"/>
-              <w:szCs w:val="28"/>
-              <w:lang w:eastAsia="ru-RU"/>
-            </w:rPr>
-          </w:pPr>
-          <w:hyperlink w:anchor="_Toc216383600" w:history="1">
-            <w:r>
-              <w:rPr>
-                <w:rStyle w:val="af"/>
-                <w:rFonts w:ascii="Times New Roman" w:hAnsi="Times New Roman" w:cs="Times New Roman"/>
-                <w:noProof/>
-                <w:sz w:val="28"/>
-                <w:szCs w:val="28"/>
-              </w:rPr>
-              <w:t>СПИСОК ИСПОЛЬЗОВАННОЙ ЛИТЕРАТУРЫ</w:t>
-            </w:r>
-            <w:r>
-              <w:rPr>
-                <w:rFonts w:ascii="Times New Roman" w:hAnsi="Times New Roman" w:cs="Times New Roman"/>
-                <w:noProof/>
-                <w:webHidden/>
-                <w:sz w:val="28"/>
-                <w:szCs w:val="28"/>
-              </w:rPr>
-              <w:tab/>
-            </w:r>
-            <w:r>
-              <w:rPr>
-                <w:rFonts w:ascii="Times New Roman" w:hAnsi="Times New Roman" w:cs="Times New Roman"/>
-                <w:noProof/>
-                <w:webHidden/>
-                <w:sz w:val="28"/>
-                <w:szCs w:val="28"/>
-              </w:rPr>
-              <w:fldChar w:fldCharType="begin"/>
-            </w:r>
-            <w:r>
-              <w:rPr>
-                <w:rFonts w:ascii="Times New Roman" w:hAnsi="Times New Roman" w:cs="Times New Roman"/>
-                <w:noProof/>
-                <w:webHidden/>
-                <w:sz w:val="28"/>
-                <w:szCs w:val="28"/>
-              </w:rPr>
-              <w:instrText xml:space="preserve"> PAGEREF _Toc216383600 \h </w:instrText>
-            </w:r>
-            <w:r>
-              <w:rPr>
-                <w:rFonts w:ascii="Times New Roman" w:hAnsi="Times New Roman" w:cs="Times New Roman"/>
-                <w:noProof/>
-                <w:webHidden/>
-                <w:sz w:val="28"/>
-                <w:szCs w:val="28"/>
-              </w:rPr>
-            </w:r>
-            <w:r>
-              <w:rPr>
-                <w:rFonts w:ascii="Times New Roman" w:hAnsi="Times New Roman" w:cs="Times New Roman"/>
-                <w:noProof/>
-                <w:webHidden/>
-                <w:sz w:val="28"/>
-                <w:szCs w:val="28"/>
-              </w:rPr>
-              <w:fldChar w:fldCharType="separate"/>
-            </w:r>
-            <w:r>
-              <w:rPr>
-                <w:rFonts w:ascii="Times New Roman" w:hAnsi="Times New Roman" w:cs="Times New Roman"/>
-                <w:noProof/>
-                <w:webHidden/>
-                <w:sz w:val="28"/>
-                <w:szCs w:val="28"/>
-              </w:rPr>
-              <w:t>29</w:t>
-            </w:r>
-            <w:r>
-              <w:rPr>
-                <w:rFonts w:ascii="Times New Roman" w:hAnsi="Times New Roman" w:cs="Times New Roman"/>
-                <w:noProof/>
-                <w:webHidden/>
-                <w:sz w:val="28"/>
-                <w:szCs w:val="28"/>
-              </w:rPr>
-              <w:fldChar w:fldCharType="end"/>
-            </w:r>
-          </w:hyperlink>
-        </w:p>
-        <w:p>
-          <w:pPr>
+            <w:spacing w:after="0" w:line="360" w:lineRule="auto"/>
             <w:jc w:val="both"/>
             <w:rPr>
               <w:rFonts w:ascii="Times New Roman" w:hAnsi="Times New Roman" w:cs="Times New Roman"/>
+              <w:b/>
+              <w:bCs/>
               <w:sz w:val="28"/>
               <w:szCs w:val="28"/>
             </w:rPr>
@@ -2636,6 +2908,8 @@
           <w:r>
             <w:rPr>
               <w:rFonts w:ascii="Times New Roman" w:hAnsi="Times New Roman" w:cs="Times New Roman"/>
+              <w:b/>
+              <w:bCs/>
               <w:sz w:val="28"/>
               <w:szCs w:val="28"/>
             </w:rPr>
@@ -2646,15 +2920,20 @@
     </w:sdt>
     <w:p>
       <w:pPr>
-        <w:rPr>
-          <w:rFonts w:ascii="Times New Roman" w:hAnsi="Times New Roman" w:cs="Times New Roman"/>
-          <w:sz w:val="28"/>
-          <w:szCs w:val="28"/>
-        </w:rPr>
-      </w:pPr>
-      <w:r>
-        <w:rPr>
-          <w:rFonts w:ascii="Times New Roman" w:hAnsi="Times New Roman" w:cs="Times New Roman"/>
+        <w:spacing w:after="0" w:line="360" w:lineRule="auto"/>
+        <w:rPr>
+          <w:rFonts w:ascii="Times New Roman" w:hAnsi="Times New Roman" w:cs="Times New Roman"/>
+          <w:b/>
+          <w:bCs/>
+          <w:sz w:val="28"/>
+          <w:szCs w:val="28"/>
+        </w:rPr>
+      </w:pPr>
+      <w:r>
+        <w:rPr>
+          <w:rFonts w:ascii="Times New Roman" w:hAnsi="Times New Roman" w:cs="Times New Roman"/>
+          <w:b/>
+          <w:bCs/>
           <w:sz w:val="28"/>
           <w:szCs w:val="28"/>
         </w:rPr>
@@ -2676,7 +2955,7 @@
           <w:szCs w:val="28"/>
         </w:rPr>
       </w:pPr>
-      <w:bookmarkStart w:id="0" w:name="_Toc216383578"/>
+      <w:bookmarkStart w:id="0" w:name="_Toc216430118"/>
       <w:r>
         <w:rPr>
           <w:rFonts w:ascii="Times New Roman" w:hAnsi="Times New Roman" w:cs="Times New Roman"/>
@@ -2995,7 +3274,7 @@
           <w:szCs w:val="28"/>
         </w:rPr>
       </w:pPr>
-      <w:bookmarkStart w:id="1" w:name="_Toc216383579"/>
+      <w:bookmarkStart w:id="1" w:name="_Toc216430119"/>
       <w:r>
         <w:rPr>
           <w:rFonts w:ascii="Times New Roman" w:hAnsi="Times New Roman" w:cs="Times New Roman"/>
@@ -3028,7 +3307,7 @@
           <w:szCs w:val="28"/>
         </w:rPr>
       </w:pPr>
-      <w:bookmarkStart w:id="2" w:name="_Toc216383580"/>
+      <w:bookmarkStart w:id="2" w:name="_Toc216430120"/>
       <w:r>
         <w:rPr>
           <w:rFonts w:ascii="Times New Roman" w:hAnsi="Times New Roman" w:cs="Times New Roman"/>
@@ -3144,7 +3423,25 @@
           <w:szCs w:val="28"/>
         </w:rPr>
         <w:lastRenderedPageBreak/>
-        <w:t>Контекстная диаграмма (C4 System Landscape) демонстрирует место системы управления сезонными предметами в корпоративной IT-инфраструктуре. На диаграмме показаны ключевые взаимодействия с игровым сервером. Это позволяет наглядно определить границы ответственности системы, точки интеграции и зависимости от внешних сервисов, что критически важно для обеспечения её надежности и безопасности (рисунок 1).</w:t>
+        <w:t xml:space="preserve">Контекстная диаграмма (C4 System </w:t>
+      </w:r>
+      <w:proofErr w:type="spellStart"/>
+      <w:r>
+        <w:rPr>
+          <w:rFonts w:ascii="Times New Roman" w:hAnsi="Times New Roman" w:cs="Times New Roman"/>
+          <w:sz w:val="28"/>
+          <w:szCs w:val="28"/>
+        </w:rPr>
+        <w:t>Landscape</w:t>
+      </w:r>
+      <w:proofErr w:type="spellEnd"/>
+      <w:r>
+        <w:rPr>
+          <w:rFonts w:ascii="Times New Roman" w:hAnsi="Times New Roman" w:cs="Times New Roman"/>
+          <w:sz w:val="28"/>
+          <w:szCs w:val="28"/>
+        </w:rPr>
+        <w:t>) демонстрирует место системы управления сезонными предметами в корпоративной IT-инфраструктуре. На диаграмме показаны ключевые взаимодействия с игровым сервером. Это позволяет наглядно определить границы ответственности системы, точки интеграции и зависимости от внешних сервисов, что критически важно для обеспечения её надежности и безопасности (рисунок 1).</w:t>
       </w:r>
     </w:p>
     <w:p>
@@ -3312,7 +3609,7 @@
           <w:szCs w:val="28"/>
         </w:rPr>
       </w:pPr>
-      <w:bookmarkStart w:id="3" w:name="_Toc216383581"/>
+      <w:bookmarkStart w:id="3" w:name="_Toc216430121"/>
       <w:r>
         <w:rPr>
           <w:rFonts w:ascii="Times New Roman" w:hAnsi="Times New Roman" w:cs="Times New Roman"/>
@@ -3359,7 +3656,25 @@
           <w:sz w:val="28"/>
           <w:szCs w:val="28"/>
         </w:rPr>
-        <w:t xml:space="preserve">, реализующие элементы механики сезонного контента: Destiny 2 и Warframe. Обе </w:t>
+        <w:t xml:space="preserve">, реализующие элементы механики сезонного контента: Destiny 2 и </w:t>
+      </w:r>
+      <w:proofErr w:type="spellStart"/>
+      <w:r>
+        <w:rPr>
+          <w:rFonts w:ascii="Times New Roman" w:hAnsi="Times New Roman" w:cs="Times New Roman"/>
+          <w:sz w:val="28"/>
+          <w:szCs w:val="28"/>
+        </w:rPr>
+        <w:t>Warframe</w:t>
+      </w:r>
+      <w:proofErr w:type="spellEnd"/>
+      <w:r>
+        <w:rPr>
+          <w:rFonts w:ascii="Times New Roman" w:hAnsi="Times New Roman" w:cs="Times New Roman"/>
+          <w:sz w:val="28"/>
+          <w:szCs w:val="28"/>
+        </w:rPr>
+        <w:t xml:space="preserve">. Обе </w:t>
       </w:r>
       <w:r>
         <w:rPr>
@@ -3498,6 +3813,7 @@
                 <w:lang w:val="en-US" w:eastAsia="ru-RU"/>
               </w:rPr>
             </w:pPr>
+            <w:proofErr w:type="spellStart"/>
             <w:r>
               <w:rPr>
                 <w:rFonts w:ascii="Times New Roman" w:eastAsia="Times New Roman" w:hAnsi="Times New Roman" w:cs="Times New Roman"/>
@@ -3508,6 +3824,7 @@
               </w:rPr>
               <w:t>Warframe</w:t>
             </w:r>
+            <w:proofErr w:type="spellEnd"/>
           </w:p>
         </w:tc>
       </w:tr>
@@ -3976,7 +4293,7 @@
           <w:szCs w:val="28"/>
         </w:rPr>
       </w:pPr>
-      <w:bookmarkStart w:id="4" w:name="_Toc216383582"/>
+      <w:bookmarkStart w:id="4" w:name="_Toc216430122"/>
       <w:r>
         <w:rPr>
           <w:rFonts w:ascii="Times New Roman" w:hAnsi="Times New Roman" w:cs="Times New Roman"/>
@@ -4096,6 +4413,7 @@
     <w:tbl>
       <w:tblPr>
         <w:tblW w:w="9680" w:type="dxa"/>
+        <w:jc w:val="center"/>
         <w:tblBorders>
           <w:top w:val="single" w:sz="4" w:space="0" w:color="auto"/>
           <w:left w:val="single" w:sz="4" w:space="0" w:color="auto"/>
@@ -4115,6 +4433,7 @@
       <w:tr>
         <w:trPr>
           <w:trHeight w:val="864"/>
+          <w:jc w:val="center"/>
         </w:trPr>
         <w:tc>
           <w:tcPr>
@@ -4236,6 +4555,7 @@
       <w:tr>
         <w:trPr>
           <w:trHeight w:val="1152"/>
+          <w:jc w:val="center"/>
         </w:trPr>
         <w:tc>
           <w:tcPr>
@@ -4369,6 +4689,7 @@
       <w:tr>
         <w:trPr>
           <w:trHeight w:val="1440"/>
+          <w:jc w:val="center"/>
         </w:trPr>
         <w:tc>
           <w:tcPr>
@@ -4490,6 +4811,7 @@
       <w:tr>
         <w:trPr>
           <w:trHeight w:val="1152"/>
+          <w:jc w:val="center"/>
         </w:trPr>
         <w:tc>
           <w:tcPr>
@@ -4667,6 +4989,7 @@
         </w:rPr>
         <w:t xml:space="preserve"> были выбраны </w:t>
       </w:r>
+      <w:proofErr w:type="spellStart"/>
       <w:r>
         <w:rPr>
           <w:rFonts w:ascii="Times New Roman" w:hAnsi="Times New Roman" w:cs="Times New Roman"/>
@@ -4676,6 +4999,7 @@
         </w:rPr>
         <w:t>PlantUML</w:t>
       </w:r>
+      <w:proofErr w:type="spellEnd"/>
       <w:r>
         <w:rPr>
           <w:rFonts w:ascii="Times New Roman" w:hAnsi="Times New Roman" w:cs="Times New Roman"/>
@@ -4701,6 +5025,7 @@
         </w:rPr>
         <w:t>.</w:t>
       </w:r>
+      <w:proofErr w:type="spellStart"/>
       <w:r>
         <w:rPr>
           <w:rFonts w:ascii="Times New Roman" w:hAnsi="Times New Roman" w:cs="Times New Roman"/>
@@ -4710,6 +5035,7 @@
         </w:rPr>
         <w:t>js</w:t>
       </w:r>
+      <w:proofErr w:type="spellEnd"/>
       <w:r>
         <w:rPr>
           <w:rFonts w:ascii="Times New Roman" w:hAnsi="Times New Roman" w:cs="Times New Roman"/>
@@ -4806,7 +5132,7 @@
           <w:szCs w:val="28"/>
         </w:rPr>
       </w:pPr>
-      <w:bookmarkStart w:id="5" w:name="_Toc216383583"/>
+      <w:bookmarkStart w:id="5" w:name="_Toc216430123"/>
       <w:r>
         <w:rPr>
           <w:rFonts w:ascii="Times New Roman" w:hAnsi="Times New Roman" w:cs="Times New Roman"/>
@@ -5198,7 +5524,7 @@
           <w:szCs w:val="28"/>
         </w:rPr>
       </w:pPr>
-      <w:bookmarkStart w:id="6" w:name="_Toc216383584"/>
+      <w:bookmarkStart w:id="6" w:name="_Toc216430124"/>
       <w:r>
         <w:rPr>
           <w:rFonts w:ascii="Times New Roman" w:hAnsi="Times New Roman" w:cs="Times New Roman"/>
@@ -5275,7 +5601,115 @@
           <w:sz w:val="28"/>
           <w:szCs w:val="28"/>
         </w:rPr>
-        <w:t>Для детализации архитектурного решения была проведена декомпозиция модели «КАК ДОЛЖНО БЫТЬ», в результате которой созданы диаграммы C4: Context Diagram (Контекстная диаграмма), Container Diagram (Диаграмма контейнеров) и Component Diagram (Диаграмма компонентов) (рис. 3-5).</w:t>
+        <w:t xml:space="preserve">Для детализации архитектурного решения была проведена декомпозиция модели «КАК ДОЛЖНО БЫТЬ», в результате которой созданы диаграммы C4: </w:t>
+      </w:r>
+      <w:proofErr w:type="spellStart"/>
+      <w:r>
+        <w:rPr>
+          <w:rFonts w:ascii="Times New Roman" w:hAnsi="Times New Roman" w:cs="Times New Roman"/>
+          <w:sz w:val="28"/>
+          <w:szCs w:val="28"/>
+        </w:rPr>
+        <w:t>Context</w:t>
+      </w:r>
+      <w:proofErr w:type="spellEnd"/>
+      <w:r>
+        <w:rPr>
+          <w:rFonts w:ascii="Times New Roman" w:hAnsi="Times New Roman" w:cs="Times New Roman"/>
+          <w:sz w:val="28"/>
+          <w:szCs w:val="28"/>
+        </w:rPr>
+        <w:t xml:space="preserve"> </w:t>
+      </w:r>
+      <w:proofErr w:type="spellStart"/>
+      <w:r>
+        <w:rPr>
+          <w:rFonts w:ascii="Times New Roman" w:hAnsi="Times New Roman" w:cs="Times New Roman"/>
+          <w:sz w:val="28"/>
+          <w:szCs w:val="28"/>
+        </w:rPr>
+        <w:t>Diagram</w:t>
+      </w:r>
+      <w:proofErr w:type="spellEnd"/>
+      <w:r>
+        <w:rPr>
+          <w:rFonts w:ascii="Times New Roman" w:hAnsi="Times New Roman" w:cs="Times New Roman"/>
+          <w:sz w:val="28"/>
+          <w:szCs w:val="28"/>
+        </w:rPr>
+        <w:t xml:space="preserve"> (Контекстная диаграмма), </w:t>
+      </w:r>
+      <w:proofErr w:type="spellStart"/>
+      <w:r>
+        <w:rPr>
+          <w:rFonts w:ascii="Times New Roman" w:hAnsi="Times New Roman" w:cs="Times New Roman"/>
+          <w:sz w:val="28"/>
+          <w:szCs w:val="28"/>
+        </w:rPr>
+        <w:t>Container</w:t>
+      </w:r>
+      <w:proofErr w:type="spellEnd"/>
+      <w:r>
+        <w:rPr>
+          <w:rFonts w:ascii="Times New Roman" w:hAnsi="Times New Roman" w:cs="Times New Roman"/>
+          <w:sz w:val="28"/>
+          <w:szCs w:val="28"/>
+        </w:rPr>
+        <w:t xml:space="preserve"> </w:t>
+      </w:r>
+      <w:proofErr w:type="spellStart"/>
+      <w:r>
+        <w:rPr>
+          <w:rFonts w:ascii="Times New Roman" w:hAnsi="Times New Roman" w:cs="Times New Roman"/>
+          <w:sz w:val="28"/>
+          <w:szCs w:val="28"/>
+        </w:rPr>
+        <w:t>Diagram</w:t>
+      </w:r>
+      <w:proofErr w:type="spellEnd"/>
+      <w:r>
+        <w:rPr>
+          <w:rFonts w:ascii="Times New Roman" w:hAnsi="Times New Roman" w:cs="Times New Roman"/>
+          <w:sz w:val="28"/>
+          <w:szCs w:val="28"/>
+        </w:rPr>
+        <w:t xml:space="preserve"> (Диаграмма контейнеров) и </w:t>
+      </w:r>
+      <w:proofErr w:type="spellStart"/>
+      <w:r>
+        <w:rPr>
+          <w:rFonts w:ascii="Times New Roman" w:hAnsi="Times New Roman" w:cs="Times New Roman"/>
+          <w:sz w:val="28"/>
+          <w:szCs w:val="28"/>
+        </w:rPr>
+        <w:t>Component</w:t>
+      </w:r>
+      <w:proofErr w:type="spellEnd"/>
+      <w:r>
+        <w:rPr>
+          <w:rFonts w:ascii="Times New Roman" w:hAnsi="Times New Roman" w:cs="Times New Roman"/>
+          <w:sz w:val="28"/>
+          <w:szCs w:val="28"/>
+        </w:rPr>
+        <w:t xml:space="preserve"> </w:t>
+      </w:r>
+      <w:proofErr w:type="spellStart"/>
+      <w:r>
+        <w:rPr>
+          <w:rFonts w:ascii="Times New Roman" w:hAnsi="Times New Roman" w:cs="Times New Roman"/>
+          <w:sz w:val="28"/>
+          <w:szCs w:val="28"/>
+        </w:rPr>
+        <w:t>Diagram</w:t>
+      </w:r>
+      <w:proofErr w:type="spellEnd"/>
+      <w:r>
+        <w:rPr>
+          <w:rFonts w:ascii="Times New Roman" w:hAnsi="Times New Roman" w:cs="Times New Roman"/>
+          <w:sz w:val="28"/>
+          <w:szCs w:val="28"/>
+        </w:rPr>
+        <w:t xml:space="preserve"> (Диаграмма компонентов) (рис. 3-5).</w:t>
       </w:r>
     </w:p>
     <w:p>
@@ -5363,7 +5797,43 @@
           <w:sz w:val="28"/>
           <w:szCs w:val="28"/>
         </w:rPr>
-        <w:t>Рисунок 3 – Контекстная диаграмма C4 (Context Diagram)</w:t>
+        <w:t>Рисунок 3 – Контекстная диаграмма C4 (</w:t>
+      </w:r>
+      <w:proofErr w:type="spellStart"/>
+      <w:r>
+        <w:rPr>
+          <w:rFonts w:ascii="Times New Roman" w:hAnsi="Times New Roman" w:cs="Times New Roman"/>
+          <w:sz w:val="28"/>
+          <w:szCs w:val="28"/>
+        </w:rPr>
+        <w:t>Context</w:t>
+      </w:r>
+      <w:proofErr w:type="spellEnd"/>
+      <w:r>
+        <w:rPr>
+          <w:rFonts w:ascii="Times New Roman" w:hAnsi="Times New Roman" w:cs="Times New Roman"/>
+          <w:sz w:val="28"/>
+          <w:szCs w:val="28"/>
+        </w:rPr>
+        <w:t xml:space="preserve"> </w:t>
+      </w:r>
+      <w:proofErr w:type="spellStart"/>
+      <w:r>
+        <w:rPr>
+          <w:rFonts w:ascii="Times New Roman" w:hAnsi="Times New Roman" w:cs="Times New Roman"/>
+          <w:sz w:val="28"/>
+          <w:szCs w:val="28"/>
+        </w:rPr>
+        <w:t>Diagram</w:t>
+      </w:r>
+      <w:proofErr w:type="spellEnd"/>
+      <w:r>
+        <w:rPr>
+          <w:rFonts w:ascii="Times New Roman" w:hAnsi="Times New Roman" w:cs="Times New Roman"/>
+          <w:sz w:val="28"/>
+          <w:szCs w:val="28"/>
+        </w:rPr>
+        <w:t>)</w:t>
       </w:r>
     </w:p>
     <w:p>
@@ -5452,7 +5922,43 @@
           <w:sz w:val="28"/>
           <w:szCs w:val="28"/>
         </w:rPr>
-        <w:t>Рисунок 4 – Диаграмма контейнеров C4 (Container Diagram)</w:t>
+        <w:t>Рисунок 4 – Диаграмма контейнеров C4 (</w:t>
+      </w:r>
+      <w:proofErr w:type="spellStart"/>
+      <w:r>
+        <w:rPr>
+          <w:rFonts w:ascii="Times New Roman" w:hAnsi="Times New Roman" w:cs="Times New Roman"/>
+          <w:sz w:val="28"/>
+          <w:szCs w:val="28"/>
+        </w:rPr>
+        <w:t>Container</w:t>
+      </w:r>
+      <w:proofErr w:type="spellEnd"/>
+      <w:r>
+        <w:rPr>
+          <w:rFonts w:ascii="Times New Roman" w:hAnsi="Times New Roman" w:cs="Times New Roman"/>
+          <w:sz w:val="28"/>
+          <w:szCs w:val="28"/>
+        </w:rPr>
+        <w:t xml:space="preserve"> </w:t>
+      </w:r>
+      <w:proofErr w:type="spellStart"/>
+      <w:r>
+        <w:rPr>
+          <w:rFonts w:ascii="Times New Roman" w:hAnsi="Times New Roman" w:cs="Times New Roman"/>
+          <w:sz w:val="28"/>
+          <w:szCs w:val="28"/>
+        </w:rPr>
+        <w:t>Diagram</w:t>
+      </w:r>
+      <w:proofErr w:type="spellEnd"/>
+      <w:r>
+        <w:rPr>
+          <w:rFonts w:ascii="Times New Roman" w:hAnsi="Times New Roman" w:cs="Times New Roman"/>
+          <w:sz w:val="28"/>
+          <w:szCs w:val="28"/>
+        </w:rPr>
+        <w:t>)</w:t>
       </w:r>
     </w:p>
     <w:p>
@@ -5541,7 +6047,43 @@
           <w:sz w:val="28"/>
           <w:szCs w:val="28"/>
         </w:rPr>
-        <w:t>Рисунок 5 – Диаграмма компонентов C4 (Component Diagram)</w:t>
+        <w:t>Рисунок 5 – Диаграмма компонентов C4 (</w:t>
+      </w:r>
+      <w:proofErr w:type="spellStart"/>
+      <w:r>
+        <w:rPr>
+          <w:rFonts w:ascii="Times New Roman" w:hAnsi="Times New Roman" w:cs="Times New Roman"/>
+          <w:sz w:val="28"/>
+          <w:szCs w:val="28"/>
+        </w:rPr>
+        <w:t>Component</w:t>
+      </w:r>
+      <w:proofErr w:type="spellEnd"/>
+      <w:r>
+        <w:rPr>
+          <w:rFonts w:ascii="Times New Roman" w:hAnsi="Times New Roman" w:cs="Times New Roman"/>
+          <w:sz w:val="28"/>
+          <w:szCs w:val="28"/>
+        </w:rPr>
+        <w:t xml:space="preserve"> </w:t>
+      </w:r>
+      <w:proofErr w:type="spellStart"/>
+      <w:r>
+        <w:rPr>
+          <w:rFonts w:ascii="Times New Roman" w:hAnsi="Times New Roman" w:cs="Times New Roman"/>
+          <w:sz w:val="28"/>
+          <w:szCs w:val="28"/>
+        </w:rPr>
+        <w:t>Diagram</w:t>
+      </w:r>
+      <w:proofErr w:type="spellEnd"/>
+      <w:r>
+        <w:rPr>
+          <w:rFonts w:ascii="Times New Roman" w:hAnsi="Times New Roman" w:cs="Times New Roman"/>
+          <w:sz w:val="28"/>
+          <w:szCs w:val="28"/>
+        </w:rPr>
+        <w:t>)</w:t>
       </w:r>
     </w:p>
     <w:p>
@@ -5584,7 +6126,7 @@
           <w:szCs w:val="28"/>
         </w:rPr>
       </w:pPr>
-      <w:bookmarkStart w:id="7" w:name="_Toc216383585"/>
+      <w:bookmarkStart w:id="7" w:name="_Toc216430125"/>
       <w:r>
         <w:rPr>
           <w:rFonts w:ascii="Times New Roman" w:hAnsi="Times New Roman" w:cs="Times New Roman"/>
@@ -5616,7 +6158,7 @@
           <w:szCs w:val="28"/>
         </w:rPr>
       </w:pPr>
-      <w:bookmarkStart w:id="8" w:name="_Toc216383586"/>
+      <w:bookmarkStart w:id="8" w:name="_Toc216430126"/>
       <w:r>
         <w:rPr>
           <w:rFonts w:ascii="Times New Roman" w:hAnsi="Times New Roman" w:cs="Times New Roman"/>
@@ -5728,6 +6270,7 @@
         </w:rPr>
         <w:t>Заказчик и исполнитель разработки: ООО «</w:t>
       </w:r>
+      <w:proofErr w:type="spellStart"/>
       <w:r>
         <w:rPr>
           <w:rFonts w:ascii="Times New Roman" w:hAnsi="Times New Roman" w:cs="Times New Roman"/>
@@ -5736,6 +6279,7 @@
         </w:rPr>
         <w:t>КуройГамез</w:t>
       </w:r>
+      <w:proofErr w:type="spellEnd"/>
       <w:r>
         <w:rPr>
           <w:rFonts w:ascii="Times New Roman" w:hAnsi="Times New Roman" w:cs="Times New Roman"/>
@@ -5851,7 +6395,7 @@
           <w:szCs w:val="28"/>
         </w:rPr>
       </w:pPr>
-      <w:bookmarkStart w:id="9" w:name="_Toc216383587"/>
+      <w:bookmarkStart w:id="9" w:name="_Toc216430127"/>
       <w:r>
         <w:rPr>
           <w:rFonts w:ascii="Times New Roman" w:hAnsi="Times New Roman" w:cs="Times New Roman"/>
@@ -6028,7 +6572,25 @@
           <w:sz w:val="28"/>
           <w:szCs w:val="28"/>
         </w:rPr>
-        <w:t>Рисунок 6 – Use Case диаграмма</w:t>
+        <w:t xml:space="preserve">Рисунок 6 – </w:t>
+      </w:r>
+      <w:proofErr w:type="spellStart"/>
+      <w:r>
+        <w:rPr>
+          <w:rFonts w:ascii="Times New Roman" w:hAnsi="Times New Roman" w:cs="Times New Roman"/>
+          <w:sz w:val="28"/>
+          <w:szCs w:val="28"/>
+        </w:rPr>
+        <w:t>Use</w:t>
+      </w:r>
+      <w:proofErr w:type="spellEnd"/>
+      <w:r>
+        <w:rPr>
+          <w:rFonts w:ascii="Times New Roman" w:hAnsi="Times New Roman" w:cs="Times New Roman"/>
+          <w:sz w:val="28"/>
+          <w:szCs w:val="28"/>
+        </w:rPr>
+        <w:t xml:space="preserve"> Case диаграмма</w:t>
       </w:r>
     </w:p>
     <w:p>
@@ -6205,7 +6767,7 @@
           <w:szCs w:val="28"/>
         </w:rPr>
       </w:pPr>
-      <w:bookmarkStart w:id="10" w:name="_Toc216383588"/>
+      <w:bookmarkStart w:id="10" w:name="_Toc216430128"/>
       <w:r>
         <w:rPr>
           <w:rFonts w:ascii="Times New Roman" w:hAnsi="Times New Roman" w:cs="Times New Roman"/>
@@ -6258,7 +6820,7 @@
           <w:szCs w:val="28"/>
         </w:rPr>
       </w:pPr>
-      <w:bookmarkStart w:id="11" w:name="_Toc216383589"/>
+      <w:bookmarkStart w:id="11" w:name="_Toc216430129"/>
       <w:r>
         <w:rPr>
           <w:rFonts w:ascii="Times New Roman" w:hAnsi="Times New Roman" w:cs="Times New Roman"/>
@@ -6540,8 +7102,18 @@
           <w:sz w:val="28"/>
           <w:szCs w:val="28"/>
         </w:rPr>
-        <w:t>Требования к качеству автоматизированной системы описаны в диаграмме древа полезности – Utility Tree</w:t>
-      </w:r>
+        <w:t xml:space="preserve">Требования к качеству автоматизированной системы описаны в диаграмме древа полезности – Utility </w:t>
+      </w:r>
+      <w:proofErr w:type="spellStart"/>
+      <w:r>
+        <w:rPr>
+          <w:rFonts w:ascii="Times New Roman" w:hAnsi="Times New Roman" w:cs="Times New Roman"/>
+          <w:sz w:val="28"/>
+          <w:szCs w:val="28"/>
+        </w:rPr>
+        <w:t>Tree</w:t>
+      </w:r>
+      <w:proofErr w:type="spellEnd"/>
       <w:r>
         <w:rPr>
           <w:rFonts w:ascii="Times New Roman" w:hAnsi="Times New Roman" w:cs="Times New Roman"/>
@@ -6624,12 +7196,21 @@
           <w:szCs w:val="28"/>
         </w:rPr>
       </w:pPr>
-      <w:r>
-        <w:rPr>
-          <w:sz w:val="28"/>
-          <w:szCs w:val="28"/>
-        </w:rPr>
-        <w:t xml:space="preserve">Latency: Задержки при авторизации &lt;= 100 мс. </w:t>
+      <w:proofErr w:type="spellStart"/>
+      <w:r>
+        <w:rPr>
+          <w:sz w:val="28"/>
+          <w:szCs w:val="28"/>
+        </w:rPr>
+        <w:t>Latency</w:t>
+      </w:r>
+      <w:proofErr w:type="spellEnd"/>
+      <w:r>
+        <w:rPr>
+          <w:sz w:val="28"/>
+          <w:szCs w:val="28"/>
+        </w:rPr>
+        <w:t xml:space="preserve">: Задержки при авторизации &lt;= 100 мс. </w:t>
       </w:r>
     </w:p>
     <w:p>
@@ -6667,12 +7248,37 @@
           <w:lang w:val="en-US"/>
         </w:rPr>
       </w:pPr>
-      <w:r>
-        <w:rPr>
-          <w:sz w:val="28"/>
-          <w:szCs w:val="28"/>
-        </w:rPr>
-        <w:t xml:space="preserve">Availability: Общая доступность сервиса &gt;= 95%. </w:t>
+      <w:proofErr w:type="spellStart"/>
+      <w:r>
+        <w:rPr>
+          <w:sz w:val="28"/>
+          <w:szCs w:val="28"/>
+        </w:rPr>
+        <w:t>Availability</w:t>
+      </w:r>
+      <w:proofErr w:type="spellEnd"/>
+      <w:r>
+        <w:rPr>
+          <w:sz w:val="28"/>
+          <w:szCs w:val="28"/>
+        </w:rPr>
+        <w:t xml:space="preserve">: Общая доступность </w:t>
+      </w:r>
+      <w:proofErr w:type="gramStart"/>
+      <w:r>
+        <w:rPr>
+          <w:sz w:val="28"/>
+          <w:szCs w:val="28"/>
+        </w:rPr>
+        <w:t>сервиса &gt;</w:t>
+      </w:r>
+      <w:proofErr w:type="gramEnd"/>
+      <w:r>
+        <w:rPr>
+          <w:sz w:val="28"/>
+          <w:szCs w:val="28"/>
+        </w:rPr>
+        <w:t xml:space="preserve">= 95%. </w:t>
       </w:r>
     </w:p>
     <w:p>
@@ -6709,12 +7315,53 @@
           <w:szCs w:val="28"/>
         </w:rPr>
       </w:pPr>
-      <w:r>
-        <w:rPr>
-          <w:sz w:val="28"/>
-          <w:szCs w:val="28"/>
-        </w:rPr>
-        <w:t>Throughput/Scale: Поддержка &gt;= 10,000 одновременных игровых сессий.</w:t>
+      <w:proofErr w:type="spellStart"/>
+      <w:r>
+        <w:rPr>
+          <w:sz w:val="28"/>
+          <w:szCs w:val="28"/>
+        </w:rPr>
+        <w:t>Throughput</w:t>
+      </w:r>
+      <w:proofErr w:type="spellEnd"/>
+      <w:r>
+        <w:rPr>
+          <w:sz w:val="28"/>
+          <w:szCs w:val="28"/>
+        </w:rPr>
+        <w:t>/</w:t>
+      </w:r>
+      <w:proofErr w:type="spellStart"/>
+      <w:r>
+        <w:rPr>
+          <w:sz w:val="28"/>
+          <w:szCs w:val="28"/>
+        </w:rPr>
+        <w:t>Scale</w:t>
+      </w:r>
+      <w:proofErr w:type="spellEnd"/>
+      <w:r>
+        <w:rPr>
+          <w:sz w:val="28"/>
+          <w:szCs w:val="28"/>
+        </w:rPr>
+        <w:t xml:space="preserve">: </w:t>
+      </w:r>
+      <w:proofErr w:type="gramStart"/>
+      <w:r>
+        <w:rPr>
+          <w:sz w:val="28"/>
+          <w:szCs w:val="28"/>
+        </w:rPr>
+        <w:t>Поддержка &gt;</w:t>
+      </w:r>
+      <w:proofErr w:type="gramEnd"/>
+      <w:r>
+        <w:rPr>
+          <w:sz w:val="28"/>
+          <w:szCs w:val="28"/>
+        </w:rPr>
+        <w:t>= 10,000 одновременных игровых сессий.</w:t>
       </w:r>
     </w:p>
     <w:p>
@@ -6751,12 +7398,21 @@
           <w:szCs w:val="28"/>
         </w:rPr>
       </w:pPr>
-      <w:r>
-        <w:rPr>
-          <w:sz w:val="28"/>
-          <w:szCs w:val="28"/>
-        </w:rPr>
-        <w:t>Observability: Мониторинг метрик: Сбор и мониторинг ключевых метрик: задержка, пропускная способность, количество ошибок, загрузка CPU/памяти, общая динамика цена на витрине предметов.</w:t>
+      <w:proofErr w:type="spellStart"/>
+      <w:r>
+        <w:rPr>
+          <w:sz w:val="28"/>
+          <w:szCs w:val="28"/>
+        </w:rPr>
+        <w:t>Observability</w:t>
+      </w:r>
+      <w:proofErr w:type="spellEnd"/>
+      <w:r>
+        <w:rPr>
+          <w:sz w:val="28"/>
+          <w:szCs w:val="28"/>
+        </w:rPr>
+        <w:t>: Мониторинг метрик: Сбор и мониторинг ключевых метрик: задержка, пропускная способность, количество ошибок, загрузка CPU/памяти, общая динамика цена на витрине предметов.</w:t>
       </w:r>
     </w:p>
     <w:p>
@@ -6775,7 +7431,23 @@
           <w:sz w:val="28"/>
           <w:szCs w:val="28"/>
         </w:rPr>
-        <w:t>Сценарий: Оперативное обнаружение проблем связанных с игрой.</w:t>
+        <w:t xml:space="preserve">Сценарий: Оперативное обнаружение </w:t>
+      </w:r>
+      <w:proofErr w:type="gramStart"/>
+      <w:r>
+        <w:rPr>
+          <w:sz w:val="28"/>
+          <w:szCs w:val="28"/>
+        </w:rPr>
+        <w:t>проблем</w:t>
+      </w:r>
+      <w:proofErr w:type="gramEnd"/>
+      <w:r>
+        <w:rPr>
+          <w:sz w:val="28"/>
+          <w:szCs w:val="28"/>
+        </w:rPr>
+        <w:t xml:space="preserve"> связанных с игрой.</w:t>
       </w:r>
     </w:p>
     <w:p>
@@ -6798,7 +7470,23 @@
           <w:sz w:val="28"/>
           <w:szCs w:val="28"/>
         </w:rPr>
-        <w:t xml:space="preserve">Security/Privacy: Валидация данных на сервере: Все данные, отправляемые клиентом, должны быть валидированы. </w:t>
+        <w:t>Security/</w:t>
+      </w:r>
+      <w:proofErr w:type="spellStart"/>
+      <w:r>
+        <w:rPr>
+          <w:sz w:val="28"/>
+          <w:szCs w:val="28"/>
+        </w:rPr>
+        <w:t>Privacy</w:t>
+      </w:r>
+      <w:proofErr w:type="spellEnd"/>
+      <w:r>
+        <w:rPr>
+          <w:sz w:val="28"/>
+          <w:szCs w:val="28"/>
+        </w:rPr>
+        <w:t xml:space="preserve">: Валидация данных на сервере: Все данные, отправляемые клиентом, должны быть валидированы. </w:t>
       </w:r>
     </w:p>
     <w:p>
@@ -6853,6 +7541,7 @@
           <w:szCs w:val="28"/>
         </w:rPr>
       </w:pPr>
+      <w:proofErr w:type="spellStart"/>
       <w:r>
         <w:rPr>
           <w:rFonts w:ascii="Times New Roman" w:hAnsi="Times New Roman" w:cs="Times New Roman"/>
@@ -6860,7 +7549,16 @@
           <w:szCs w:val="28"/>
         </w:rPr>
         <w:lastRenderedPageBreak/>
-        <w:t>Latency: Задержки при авторизации &lt;= 100 мс. Сценарий: Игрок запускает игру и должен быстро авторизоваться, чтобы не потерять интерес и не столкнуться с задержками на старте.</w:t>
+        <w:t>Latency</w:t>
+      </w:r>
+      <w:proofErr w:type="spellEnd"/>
+      <w:r>
+        <w:rPr>
+          <w:rFonts w:ascii="Times New Roman" w:hAnsi="Times New Roman" w:cs="Times New Roman"/>
+          <w:sz w:val="28"/>
+          <w:szCs w:val="28"/>
+        </w:rPr>
+        <w:t>: Задержки при авторизации &lt;= 100 мс. Сценарий: Игрок запускает игру и должен быстро авторизоваться, чтобы не потерять интерес и не столкнуться с задержками на старте.</w:t>
       </w:r>
       <w:r>
         <w:rPr>
@@ -6937,13 +7635,41 @@
           <w:szCs w:val="28"/>
         </w:rPr>
       </w:pPr>
-      <w:r>
-        <w:rPr>
-          <w:rFonts w:ascii="Times New Roman" w:hAnsi="Times New Roman" w:cs="Times New Roman"/>
-          <w:sz w:val="28"/>
-          <w:szCs w:val="28"/>
-        </w:rPr>
-        <w:t>Availability: Общая доступность сервиса &gt;= 95%. Сценарий: Игра должна быть доступна в большинстве случаев, чтобы обеспечить стабильный игровой опыт и не потерять игроков.</w:t>
+      <w:proofErr w:type="spellStart"/>
+      <w:r>
+        <w:rPr>
+          <w:rFonts w:ascii="Times New Roman" w:hAnsi="Times New Roman" w:cs="Times New Roman"/>
+          <w:sz w:val="28"/>
+          <w:szCs w:val="28"/>
+        </w:rPr>
+        <w:t>Availability</w:t>
+      </w:r>
+      <w:proofErr w:type="spellEnd"/>
+      <w:r>
+        <w:rPr>
+          <w:rFonts w:ascii="Times New Roman" w:hAnsi="Times New Roman" w:cs="Times New Roman"/>
+          <w:sz w:val="28"/>
+          <w:szCs w:val="28"/>
+        </w:rPr>
+        <w:t xml:space="preserve">: Общая доступность </w:t>
+      </w:r>
+      <w:proofErr w:type="gramStart"/>
+      <w:r>
+        <w:rPr>
+          <w:rFonts w:ascii="Times New Roman" w:hAnsi="Times New Roman" w:cs="Times New Roman"/>
+          <w:sz w:val="28"/>
+          <w:szCs w:val="28"/>
+        </w:rPr>
+        <w:t>сервиса &gt;</w:t>
+      </w:r>
+      <w:proofErr w:type="gramEnd"/>
+      <w:r>
+        <w:rPr>
+          <w:rFonts w:ascii="Times New Roman" w:hAnsi="Times New Roman" w:cs="Times New Roman"/>
+          <w:sz w:val="28"/>
+          <w:szCs w:val="28"/>
+        </w:rPr>
+        <w:t>= 95%. Сценарий: Игра должна быть доступна в большинстве случаев, чтобы обеспечить стабильный игровой опыт и не потерять игроков.</w:t>
       </w:r>
       <w:r>
         <w:rPr>
@@ -7020,13 +7746,59 @@
           <w:szCs w:val="28"/>
         </w:rPr>
       </w:pPr>
-      <w:r>
-        <w:rPr>
-          <w:rFonts w:ascii="Times New Roman" w:hAnsi="Times New Roman" w:cs="Times New Roman"/>
-          <w:sz w:val="28"/>
-          <w:szCs w:val="28"/>
-        </w:rPr>
-        <w:t>Throughput/Scale: Поддержка &gt;= 10,000 одновременных игровых сессий. Сценарий: Сервер должен поддерживать большое количество одновременных игроков, чтобы обеспечить комфортный игровой опыт для всех.</w:t>
+      <w:proofErr w:type="spellStart"/>
+      <w:r>
+        <w:rPr>
+          <w:rFonts w:ascii="Times New Roman" w:hAnsi="Times New Roman" w:cs="Times New Roman"/>
+          <w:sz w:val="28"/>
+          <w:szCs w:val="28"/>
+        </w:rPr>
+        <w:t>Throughput</w:t>
+      </w:r>
+      <w:proofErr w:type="spellEnd"/>
+      <w:r>
+        <w:rPr>
+          <w:rFonts w:ascii="Times New Roman" w:hAnsi="Times New Roman" w:cs="Times New Roman"/>
+          <w:sz w:val="28"/>
+          <w:szCs w:val="28"/>
+        </w:rPr>
+        <w:t>/</w:t>
+      </w:r>
+      <w:proofErr w:type="spellStart"/>
+      <w:r>
+        <w:rPr>
+          <w:rFonts w:ascii="Times New Roman" w:hAnsi="Times New Roman" w:cs="Times New Roman"/>
+          <w:sz w:val="28"/>
+          <w:szCs w:val="28"/>
+        </w:rPr>
+        <w:t>Scale</w:t>
+      </w:r>
+      <w:proofErr w:type="spellEnd"/>
+      <w:r>
+        <w:rPr>
+          <w:rFonts w:ascii="Times New Roman" w:hAnsi="Times New Roman" w:cs="Times New Roman"/>
+          <w:sz w:val="28"/>
+          <w:szCs w:val="28"/>
+        </w:rPr>
+        <w:t xml:space="preserve">: </w:t>
+      </w:r>
+      <w:proofErr w:type="gramStart"/>
+      <w:r>
+        <w:rPr>
+          <w:rFonts w:ascii="Times New Roman" w:hAnsi="Times New Roman" w:cs="Times New Roman"/>
+          <w:sz w:val="28"/>
+          <w:szCs w:val="28"/>
+        </w:rPr>
+        <w:t>Поддержка &gt;</w:t>
+      </w:r>
+      <w:proofErr w:type="gramEnd"/>
+      <w:r>
+        <w:rPr>
+          <w:rFonts w:ascii="Times New Roman" w:hAnsi="Times New Roman" w:cs="Times New Roman"/>
+          <w:sz w:val="28"/>
+          <w:szCs w:val="28"/>
+        </w:rPr>
+        <w:t>= 10,000 одновременных игровых сессий. Сценарий: Сервер должен поддерживать большое количество одновременных игроков, чтобы обеспечить комфортный игровой опыт для всех.</w:t>
       </w:r>
       <w:r>
         <w:rPr>
@@ -7103,13 +7875,23 @@
           <w:szCs w:val="28"/>
         </w:rPr>
       </w:pPr>
-      <w:r>
-        <w:rPr>
-          <w:rFonts w:ascii="Times New Roman" w:hAnsi="Times New Roman" w:cs="Times New Roman"/>
-          <w:sz w:val="28"/>
-          <w:szCs w:val="28"/>
-        </w:rPr>
-        <w:t xml:space="preserve">Observability: Мониторинг метрик: Сбор и мониторинг ключевых метрик: задержка, пропускная способность, количество ошибок, загрузка CPU/памяти. </w:t>
+      <w:proofErr w:type="spellStart"/>
+      <w:r>
+        <w:rPr>
+          <w:rFonts w:ascii="Times New Roman" w:hAnsi="Times New Roman" w:cs="Times New Roman"/>
+          <w:sz w:val="28"/>
+          <w:szCs w:val="28"/>
+        </w:rPr>
+        <w:t>Observability</w:t>
+      </w:r>
+      <w:proofErr w:type="spellEnd"/>
+      <w:r>
+        <w:rPr>
+          <w:rFonts w:ascii="Times New Roman" w:hAnsi="Times New Roman" w:cs="Times New Roman"/>
+          <w:sz w:val="28"/>
+          <w:szCs w:val="28"/>
+        </w:rPr>
+        <w:t xml:space="preserve">: Мониторинг метрик: Сбор и мониторинг ключевых метрик: задержка, пропускная способность, количество ошибок, загрузка CPU/памяти. </w:t>
       </w:r>
     </w:p>
     <w:p>
@@ -7229,7 +8011,25 @@
           <w:sz w:val="28"/>
           <w:szCs w:val="28"/>
         </w:rPr>
-        <w:t xml:space="preserve">Security/Privacy: Валидация данных на сервере: Все данные, отправляемые клиентом, должны быть валидированы. </w:t>
+        <w:t>Security/</w:t>
+      </w:r>
+      <w:proofErr w:type="spellStart"/>
+      <w:r>
+        <w:rPr>
+          <w:rFonts w:ascii="Times New Roman" w:hAnsi="Times New Roman" w:cs="Times New Roman"/>
+          <w:sz w:val="28"/>
+          <w:szCs w:val="28"/>
+        </w:rPr>
+        <w:t>Privacy</w:t>
+      </w:r>
+      <w:proofErr w:type="spellEnd"/>
+      <w:r>
+        <w:rPr>
+          <w:rFonts w:ascii="Times New Roman" w:hAnsi="Times New Roman" w:cs="Times New Roman"/>
+          <w:sz w:val="28"/>
+          <w:szCs w:val="28"/>
+        </w:rPr>
+        <w:t xml:space="preserve">: Валидация данных на сервере: Все данные, отправляемые клиентом, должны быть валидированы. </w:t>
       </w:r>
     </w:p>
     <w:p>
@@ -7375,7 +8175,25 @@
           <w:szCs w:val="28"/>
         </w:rPr>
         <w:lastRenderedPageBreak/>
-        <w:t>Система предполагает эксплуатацию backend-разработчиками на платформе Java</w:t>
+        <w:t xml:space="preserve">Система предполагает эксплуатацию </w:t>
+      </w:r>
+      <w:proofErr w:type="spellStart"/>
+      <w:r>
+        <w:rPr>
+          <w:rFonts w:ascii="Times New Roman" w:hAnsi="Times New Roman" w:cs="Times New Roman"/>
+          <w:sz w:val="28"/>
+          <w:szCs w:val="28"/>
+        </w:rPr>
+        <w:t>backend</w:t>
+      </w:r>
+      <w:proofErr w:type="spellEnd"/>
+      <w:r>
+        <w:rPr>
+          <w:rFonts w:ascii="Times New Roman" w:hAnsi="Times New Roman" w:cs="Times New Roman"/>
+          <w:sz w:val="28"/>
+          <w:szCs w:val="28"/>
+        </w:rPr>
+        <w:t>-разработчиками на платформе Java</w:t>
       </w:r>
       <w:r>
         <w:rPr>
@@ -7391,7 +8209,25 @@
           <w:sz w:val="28"/>
           <w:szCs w:val="28"/>
         </w:rPr>
-        <w:t>Spring и DevOps-специалистами для развертывания и мониторинга. Основными пользователями системы со стороны бизнеса являются гейм-дизайнеры и продюсеры, которые через административный интерфейс настраивают правила сезонов. Постоянного вмешательства в штатные процессы не требуется. Конечные пользователи не требуют специальной подготовки и взаимодействуют с системой исключительно через игровой клиент.</w:t>
+        <w:t xml:space="preserve">Spring и </w:t>
+      </w:r>
+      <w:proofErr w:type="spellStart"/>
+      <w:r>
+        <w:rPr>
+          <w:rFonts w:ascii="Times New Roman" w:hAnsi="Times New Roman" w:cs="Times New Roman"/>
+          <w:sz w:val="28"/>
+          <w:szCs w:val="28"/>
+        </w:rPr>
+        <w:t>DevOps</w:t>
+      </w:r>
+      <w:proofErr w:type="spellEnd"/>
+      <w:r>
+        <w:rPr>
+          <w:rFonts w:ascii="Times New Roman" w:hAnsi="Times New Roman" w:cs="Times New Roman"/>
+          <w:sz w:val="28"/>
+          <w:szCs w:val="28"/>
+        </w:rPr>
+        <w:t>-специалистами для развертывания и мониторинга. Основными пользователями системы со стороны бизнеса являются гейм-дизайнеры и продюсеры, которые через административный интерфейс настраивают правила сезонов. Постоянного вмешательства в штатные процессы не требуется. Конечные пользователи не требуют специальной подготовки и взаимодействуют с системой исключительно через игровой клиент.</w:t>
       </w:r>
     </w:p>
     <w:p>
@@ -7541,7 +8377,25 @@
           <w:sz w:val="28"/>
           <w:szCs w:val="28"/>
         </w:rPr>
-        <w:t xml:space="preserve">Обмен данными между компонентами системы осуществляется в формате JSON (REST API) и Protobuf (для внутренней высокопроизводительной коммуникации). Система должна быть оптимизирована для обработки пиковых нагрузок, связанных с моментами </w:t>
+        <w:t xml:space="preserve">Обмен данными между компонентами системы осуществляется в формате JSON (REST API) и </w:t>
+      </w:r>
+      <w:proofErr w:type="spellStart"/>
+      <w:r>
+        <w:rPr>
+          <w:rFonts w:ascii="Times New Roman" w:hAnsi="Times New Roman" w:cs="Times New Roman"/>
+          <w:sz w:val="28"/>
+          <w:szCs w:val="28"/>
+        </w:rPr>
+        <w:t>Protobuf</w:t>
+      </w:r>
+      <w:proofErr w:type="spellEnd"/>
+      <w:r>
+        <w:rPr>
+          <w:rFonts w:ascii="Times New Roman" w:hAnsi="Times New Roman" w:cs="Times New Roman"/>
+          <w:sz w:val="28"/>
+          <w:szCs w:val="28"/>
+        </w:rPr>
+        <w:t xml:space="preserve"> (для внутренней высокопроизводительной коммуникации). Система должна быть оптимизирована для обработки пиковых нагрузок, связанных с моментами </w:t>
       </w:r>
       <w:r>
         <w:rPr>
@@ -7600,8 +8454,18 @@
           <w:sz w:val="28"/>
           <w:szCs w:val="28"/>
         </w:rPr>
-        <w:t>Серверная операционная система: Linu</w:t>
-      </w:r>
+        <w:t xml:space="preserve">Серверная операционная система: </w:t>
+      </w:r>
+      <w:proofErr w:type="spellStart"/>
+      <w:r>
+        <w:rPr>
+          <w:rFonts w:ascii="Times New Roman" w:hAnsi="Times New Roman" w:cs="Times New Roman"/>
+          <w:sz w:val="28"/>
+          <w:szCs w:val="28"/>
+        </w:rPr>
+        <w:t>Linu</w:t>
+      </w:r>
+      <w:proofErr w:type="spellEnd"/>
       <w:r>
         <w:rPr>
           <w:rFonts w:ascii="Times New Roman" w:hAnsi="Times New Roman" w:cs="Times New Roman"/>
@@ -7638,8 +8502,18 @@
           <w:sz w:val="28"/>
           <w:szCs w:val="28"/>
         </w:rPr>
-        <w:t>СУБД и хранилища: PostgreSQL</w:t>
-      </w:r>
+        <w:t xml:space="preserve">СУБД и хранилища: </w:t>
+      </w:r>
+      <w:proofErr w:type="spellStart"/>
+      <w:r>
+        <w:rPr>
+          <w:rFonts w:ascii="Times New Roman" w:hAnsi="Times New Roman" w:cs="Times New Roman"/>
+          <w:sz w:val="28"/>
+          <w:szCs w:val="28"/>
+        </w:rPr>
+        <w:t>PostgreSQL</w:t>
+      </w:r>
+      <w:proofErr w:type="spellEnd"/>
       <w:r>
         <w:rPr>
           <w:rFonts w:ascii="Times New Roman" w:hAnsi="Times New Roman" w:cs="Times New Roman"/>
@@ -7654,7 +8528,25 @@
           <w:sz w:val="28"/>
           <w:szCs w:val="28"/>
         </w:rPr>
-        <w:t xml:space="preserve"> Redis;</w:t>
+        <w:t xml:space="preserve"> </w:t>
+      </w:r>
+      <w:proofErr w:type="spellStart"/>
+      <w:r>
+        <w:rPr>
+          <w:rFonts w:ascii="Times New Roman" w:hAnsi="Times New Roman" w:cs="Times New Roman"/>
+          <w:sz w:val="28"/>
+          <w:szCs w:val="28"/>
+        </w:rPr>
+        <w:t>Redis</w:t>
+      </w:r>
+      <w:proofErr w:type="spellEnd"/>
+      <w:r>
+        <w:rPr>
+          <w:rFonts w:ascii="Times New Roman" w:hAnsi="Times New Roman" w:cs="Times New Roman"/>
+          <w:sz w:val="28"/>
+          <w:szCs w:val="28"/>
+        </w:rPr>
+        <w:t>;</w:t>
       </w:r>
     </w:p>
     <w:p>
@@ -7750,7 +8642,61 @@
           <w:sz w:val="28"/>
           <w:szCs w:val="28"/>
         </w:rPr>
-        <w:t>Контейнеризация и оркестрация: Docker, Kubernetes.</w:t>
+        <w:t xml:space="preserve">Контейнеризация и </w:t>
+      </w:r>
+      <w:proofErr w:type="spellStart"/>
+      <w:r>
+        <w:rPr>
+          <w:rFonts w:ascii="Times New Roman" w:hAnsi="Times New Roman" w:cs="Times New Roman"/>
+          <w:sz w:val="28"/>
+          <w:szCs w:val="28"/>
+        </w:rPr>
+        <w:t>оркестрация</w:t>
+      </w:r>
+      <w:proofErr w:type="spellEnd"/>
+      <w:r>
+        <w:rPr>
+          <w:rFonts w:ascii="Times New Roman" w:hAnsi="Times New Roman" w:cs="Times New Roman"/>
+          <w:sz w:val="28"/>
+          <w:szCs w:val="28"/>
+        </w:rPr>
+        <w:t xml:space="preserve">: </w:t>
+      </w:r>
+      <w:proofErr w:type="spellStart"/>
+      <w:r>
+        <w:rPr>
+          <w:rFonts w:ascii="Times New Roman" w:hAnsi="Times New Roman" w:cs="Times New Roman"/>
+          <w:sz w:val="28"/>
+          <w:szCs w:val="28"/>
+        </w:rPr>
+        <w:t>Docker</w:t>
+      </w:r>
+      <w:proofErr w:type="spellEnd"/>
+      <w:r>
+        <w:rPr>
+          <w:rFonts w:ascii="Times New Roman" w:hAnsi="Times New Roman" w:cs="Times New Roman"/>
+          <w:sz w:val="28"/>
+          <w:szCs w:val="28"/>
+        </w:rPr>
+        <w:t xml:space="preserve">, </w:t>
+      </w:r>
+      <w:proofErr w:type="spellStart"/>
+      <w:r>
+        <w:rPr>
+          <w:rFonts w:ascii="Times New Roman" w:hAnsi="Times New Roman" w:cs="Times New Roman"/>
+          <w:sz w:val="28"/>
+          <w:szCs w:val="28"/>
+        </w:rPr>
+        <w:t>Kubernetes</w:t>
+      </w:r>
+      <w:proofErr w:type="spellEnd"/>
+      <w:r>
+        <w:rPr>
+          <w:rFonts w:ascii="Times New Roman" w:hAnsi="Times New Roman" w:cs="Times New Roman"/>
+          <w:sz w:val="28"/>
+          <w:szCs w:val="28"/>
+        </w:rPr>
+        <w:t>.</w:t>
       </w:r>
     </w:p>
     <w:p>
@@ -7772,7 +8718,7 @@
           <w:szCs w:val="28"/>
         </w:rPr>
       </w:pPr>
-      <w:bookmarkStart w:id="12" w:name="_Toc216383590"/>
+      <w:bookmarkStart w:id="12" w:name="_Toc216430130"/>
       <w:r>
         <w:rPr>
           <w:rFonts w:ascii="Times New Roman" w:hAnsi="Times New Roman" w:cs="Times New Roman"/>
@@ -7874,7 +8820,25 @@
           <w:sz w:val="28"/>
           <w:szCs w:val="28"/>
         </w:rPr>
-        <w:t>Ответственные за контроль: со стороны исполнителя — команда backend-разработки и QA-инженеры, со стороны заказчика — ведущий гейм-дизайнер и технический продюсер проекта.</w:t>
+        <w:t xml:space="preserve">Ответственные за контроль: со стороны исполнителя — команда </w:t>
+      </w:r>
+      <w:proofErr w:type="spellStart"/>
+      <w:r>
+        <w:rPr>
+          <w:rFonts w:ascii="Times New Roman" w:hAnsi="Times New Roman" w:cs="Times New Roman"/>
+          <w:sz w:val="28"/>
+          <w:szCs w:val="28"/>
+        </w:rPr>
+        <w:t>backend</w:t>
+      </w:r>
+      <w:proofErr w:type="spellEnd"/>
+      <w:r>
+        <w:rPr>
+          <w:rFonts w:ascii="Times New Roman" w:hAnsi="Times New Roman" w:cs="Times New Roman"/>
+          <w:sz w:val="28"/>
+          <w:szCs w:val="28"/>
+        </w:rPr>
+        <w:t>-разработки и QA-инженеры, со стороны заказчика — ведущий гейм-дизайнер и технический продюсер проекта.</w:t>
       </w:r>
     </w:p>
     <w:p>
@@ -7984,7 +8948,7 @@
           <w:szCs w:val="28"/>
         </w:rPr>
       </w:pPr>
-      <w:bookmarkStart w:id="13" w:name="_Toc216383591"/>
+      <w:bookmarkStart w:id="13" w:name="_Toc216430131"/>
       <w:r>
         <w:rPr>
           <w:rFonts w:ascii="Times New Roman" w:hAnsi="Times New Roman" w:cs="Times New Roman"/>
@@ -8057,7 +9021,7 @@
           <w:szCs w:val="28"/>
         </w:rPr>
       </w:pPr>
-      <w:bookmarkStart w:id="14" w:name="_Toc216383592"/>
+      <w:bookmarkStart w:id="14" w:name="_Toc216430132"/>
       <w:r>
         <w:rPr>
           <w:rFonts w:ascii="Times New Roman" w:hAnsi="Times New Roman" w:cs="Times New Roman"/>
@@ -8090,7 +9054,7 @@
           <w:szCs w:val="28"/>
         </w:rPr>
       </w:pPr>
-      <w:bookmarkStart w:id="15" w:name="_Toc216383593"/>
+      <w:bookmarkStart w:id="15" w:name="_Toc216430133"/>
       <w:r>
         <w:rPr>
           <w:rFonts w:ascii="Times New Roman" w:hAnsi="Times New Roman" w:cs="Times New Roman"/>
@@ -8143,7 +9107,7 @@
           <w:szCs w:val="28"/>
         </w:rPr>
       </w:pPr>
-      <w:bookmarkStart w:id="16" w:name="_Toc216383594"/>
+      <w:bookmarkStart w:id="16" w:name="_Toc216430134"/>
       <w:r>
         <w:rPr>
           <w:rFonts w:ascii="Times New Roman" w:hAnsi="Times New Roman" w:cs="Times New Roman"/>
@@ -8377,6 +9341,7 @@
         </w:rPr>
         <w:t xml:space="preserve"> 1:1 </w:t>
       </w:r>
+      <w:proofErr w:type="spellStart"/>
       <w:r>
         <w:rPr>
           <w:rFonts w:ascii="Times New Roman" w:eastAsia="Aptos" w:hAnsi="Times New Roman" w:cs="Times New Roman"/>
@@ -8386,6 +9351,7 @@
         </w:rPr>
         <w:t>PlayerProfile</w:t>
       </w:r>
+      <w:proofErr w:type="spellEnd"/>
       <w:r>
         <w:rPr>
           <w:rFonts w:ascii="Times New Roman" w:eastAsia="Aptos" w:hAnsi="Times New Roman" w:cs="Times New Roman"/>
@@ -8424,17 +9390,27 @@
           <w:sz w:val="28"/>
           <w:szCs w:val="28"/>
         </w:rPr>
-        <w:t xml:space="preserve"> 1:</w:t>
-      </w:r>
+        <w:t xml:space="preserve"> </w:t>
+      </w:r>
+      <w:proofErr w:type="gramStart"/>
       <w:r>
         <w:rPr>
           <w:rFonts w:ascii="Times New Roman" w:eastAsia="Aptos" w:hAnsi="Times New Roman" w:cs="Times New Roman"/>
           <w:sz w:val="28"/>
           <w:szCs w:val="28"/>
+        </w:rPr>
+        <w:t>1:</w:t>
+      </w:r>
+      <w:r>
+        <w:rPr>
+          <w:rFonts w:ascii="Times New Roman" w:eastAsia="Aptos" w:hAnsi="Times New Roman" w:cs="Times New Roman"/>
+          <w:sz w:val="28"/>
+          <w:szCs w:val="28"/>
           <w:lang w:val="en-US"/>
         </w:rPr>
         <w:t>N</w:t>
       </w:r>
+      <w:proofErr w:type="gramEnd"/>
       <w:r>
         <w:rPr>
           <w:rFonts w:ascii="Times New Roman" w:eastAsia="Aptos" w:hAnsi="Times New Roman" w:cs="Times New Roman"/>
@@ -8490,17 +9466,27 @@
           <w:sz w:val="28"/>
           <w:szCs w:val="28"/>
         </w:rPr>
-        <w:t xml:space="preserve"> 1:</w:t>
-      </w:r>
+        <w:t xml:space="preserve"> </w:t>
+      </w:r>
+      <w:proofErr w:type="gramStart"/>
       <w:r>
         <w:rPr>
           <w:rFonts w:ascii="Times New Roman" w:eastAsia="Aptos" w:hAnsi="Times New Roman" w:cs="Times New Roman"/>
           <w:sz w:val="28"/>
           <w:szCs w:val="28"/>
+        </w:rPr>
+        <w:t>1:</w:t>
+      </w:r>
+      <w:r>
+        <w:rPr>
+          <w:rFonts w:ascii="Times New Roman" w:eastAsia="Aptos" w:hAnsi="Times New Roman" w:cs="Times New Roman"/>
+          <w:sz w:val="28"/>
+          <w:szCs w:val="28"/>
           <w:lang w:val="en-US"/>
         </w:rPr>
         <w:t>N</w:t>
       </w:r>
+      <w:proofErr w:type="gramEnd"/>
       <w:r>
         <w:rPr>
           <w:rFonts w:ascii="Times New Roman" w:eastAsia="Aptos" w:hAnsi="Times New Roman" w:cs="Times New Roman"/>
@@ -8509,6 +9495,7 @@
         </w:rPr>
         <w:t xml:space="preserve"> </w:t>
       </w:r>
+      <w:proofErr w:type="spellStart"/>
       <w:r>
         <w:rPr>
           <w:rFonts w:ascii="Times New Roman" w:eastAsia="Aptos" w:hAnsi="Times New Roman" w:cs="Times New Roman"/>
@@ -8518,6 +9505,7 @@
         </w:rPr>
         <w:t>PlayerItem</w:t>
       </w:r>
+      <w:proofErr w:type="spellEnd"/>
       <w:r>
         <w:rPr>
           <w:rFonts w:ascii="Times New Roman" w:eastAsia="Aptos" w:hAnsi="Times New Roman" w:cs="Times New Roman"/>
@@ -8541,6 +9529,7 @@
           <w:szCs w:val="28"/>
         </w:rPr>
       </w:pPr>
+      <w:proofErr w:type="spellStart"/>
       <w:r>
         <w:rPr>
           <w:rFonts w:ascii="Times New Roman" w:eastAsia="Aptos" w:hAnsi="Times New Roman" w:cs="Times New Roman"/>
@@ -8550,6 +9539,7 @@
         </w:rPr>
         <w:t>PlayerItem</w:t>
       </w:r>
+      <w:proofErr w:type="spellEnd"/>
       <w:r>
         <w:rPr>
           <w:rFonts w:ascii="Times New Roman" w:eastAsia="Aptos" w:hAnsi="Times New Roman" w:cs="Times New Roman"/>
@@ -8622,17 +9612,27 @@
           <w:sz w:val="28"/>
           <w:szCs w:val="28"/>
         </w:rPr>
-        <w:t xml:space="preserve"> 1:</w:t>
-      </w:r>
+        <w:t xml:space="preserve"> </w:t>
+      </w:r>
+      <w:proofErr w:type="gramStart"/>
       <w:r>
         <w:rPr>
           <w:rFonts w:ascii="Times New Roman" w:eastAsia="Aptos" w:hAnsi="Times New Roman" w:cs="Times New Roman"/>
           <w:sz w:val="28"/>
           <w:szCs w:val="28"/>
+        </w:rPr>
+        <w:t>1:</w:t>
+      </w:r>
+      <w:r>
+        <w:rPr>
+          <w:rFonts w:ascii="Times New Roman" w:eastAsia="Aptos" w:hAnsi="Times New Roman" w:cs="Times New Roman"/>
+          <w:sz w:val="28"/>
+          <w:szCs w:val="28"/>
           <w:lang w:val="en-US"/>
         </w:rPr>
         <w:t>N</w:t>
       </w:r>
+      <w:proofErr w:type="gramEnd"/>
       <w:r>
         <w:rPr>
           <w:rFonts w:ascii="Times New Roman" w:eastAsia="Aptos" w:hAnsi="Times New Roman" w:cs="Times New Roman"/>
@@ -8754,17 +9754,27 @@
           <w:sz w:val="28"/>
           <w:szCs w:val="28"/>
         </w:rPr>
-        <w:t xml:space="preserve"> 1:</w:t>
-      </w:r>
+        <w:t xml:space="preserve"> </w:t>
+      </w:r>
+      <w:proofErr w:type="gramStart"/>
       <w:r>
         <w:rPr>
           <w:rFonts w:ascii="Times New Roman" w:eastAsia="Aptos" w:hAnsi="Times New Roman" w:cs="Times New Roman"/>
           <w:sz w:val="28"/>
           <w:szCs w:val="28"/>
+        </w:rPr>
+        <w:t>1:</w:t>
+      </w:r>
+      <w:r>
+        <w:rPr>
+          <w:rFonts w:ascii="Times New Roman" w:eastAsia="Aptos" w:hAnsi="Times New Roman" w:cs="Times New Roman"/>
+          <w:sz w:val="28"/>
+          <w:szCs w:val="28"/>
           <w:lang w:val="en-US"/>
         </w:rPr>
         <w:t>N</w:t>
       </w:r>
+      <w:proofErr w:type="gramEnd"/>
       <w:r>
         <w:rPr>
           <w:rFonts w:ascii="Times New Roman" w:eastAsia="Aptos" w:hAnsi="Times New Roman" w:cs="Times New Roman"/>
@@ -8886,17 +9896,27 @@
           <w:sz w:val="28"/>
           <w:szCs w:val="28"/>
         </w:rPr>
-        <w:t xml:space="preserve"> 1:</w:t>
-      </w:r>
+        <w:t xml:space="preserve"> </w:t>
+      </w:r>
+      <w:proofErr w:type="gramStart"/>
       <w:r>
         <w:rPr>
           <w:rFonts w:ascii="Times New Roman" w:eastAsia="Aptos" w:hAnsi="Times New Roman" w:cs="Times New Roman"/>
           <w:sz w:val="28"/>
           <w:szCs w:val="28"/>
+        </w:rPr>
+        <w:t>1:</w:t>
+      </w:r>
+      <w:r>
+        <w:rPr>
+          <w:rFonts w:ascii="Times New Roman" w:eastAsia="Aptos" w:hAnsi="Times New Roman" w:cs="Times New Roman"/>
+          <w:sz w:val="28"/>
+          <w:szCs w:val="28"/>
           <w:lang w:val="en-US"/>
         </w:rPr>
         <w:t>N</w:t>
       </w:r>
+      <w:proofErr w:type="gramEnd"/>
       <w:r>
         <w:rPr>
           <w:rFonts w:ascii="Times New Roman" w:eastAsia="Aptos" w:hAnsi="Times New Roman" w:cs="Times New Roman"/>
@@ -8905,6 +9925,7 @@
         </w:rPr>
         <w:t xml:space="preserve"> </w:t>
       </w:r>
+      <w:proofErr w:type="spellStart"/>
       <w:r>
         <w:rPr>
           <w:rFonts w:ascii="Times New Roman" w:eastAsia="Aptos" w:hAnsi="Times New Roman" w:cs="Times New Roman"/>
@@ -8914,6 +9935,7 @@
         </w:rPr>
         <w:t>AnalyticsEvent</w:t>
       </w:r>
+      <w:proofErr w:type="spellEnd"/>
       <w:r>
         <w:rPr>
           <w:rFonts w:ascii="Times New Roman" w:eastAsia="Aptos" w:hAnsi="Times New Roman" w:cs="Times New Roman"/>
@@ -8950,17 +9972,27 @@
           <w:sz w:val="28"/>
           <w:szCs w:val="28"/>
         </w:rPr>
-        <w:t xml:space="preserve"> 1:</w:t>
-      </w:r>
+        <w:t xml:space="preserve"> </w:t>
+      </w:r>
+      <w:proofErr w:type="gramStart"/>
       <w:r>
         <w:rPr>
           <w:rFonts w:ascii="Times New Roman" w:eastAsia="Aptos" w:hAnsi="Times New Roman" w:cs="Times New Roman"/>
           <w:sz w:val="28"/>
           <w:szCs w:val="28"/>
+        </w:rPr>
+        <w:t>1:</w:t>
+      </w:r>
+      <w:r>
+        <w:rPr>
+          <w:rFonts w:ascii="Times New Roman" w:eastAsia="Aptos" w:hAnsi="Times New Roman" w:cs="Times New Roman"/>
+          <w:sz w:val="28"/>
+          <w:szCs w:val="28"/>
           <w:lang w:val="en-US"/>
         </w:rPr>
         <w:t>N</w:t>
       </w:r>
+      <w:proofErr w:type="gramEnd"/>
       <w:r>
         <w:rPr>
           <w:rFonts w:ascii="Times New Roman" w:eastAsia="Aptos" w:hAnsi="Times New Roman" w:cs="Times New Roman"/>
@@ -8969,6 +10001,7 @@
         </w:rPr>
         <w:t xml:space="preserve"> </w:t>
       </w:r>
+      <w:proofErr w:type="spellStart"/>
       <w:r>
         <w:rPr>
           <w:rFonts w:ascii="Times New Roman" w:eastAsia="Aptos" w:hAnsi="Times New Roman" w:cs="Times New Roman"/>
@@ -8978,6 +10011,7 @@
         </w:rPr>
         <w:t>AnalyticsEvent</w:t>
       </w:r>
+      <w:proofErr w:type="spellEnd"/>
       <w:r>
         <w:rPr>
           <w:rFonts w:ascii="Times New Roman" w:eastAsia="Aptos" w:hAnsi="Times New Roman" w:cs="Times New Roman"/>
@@ -9023,6 +10057,96 @@
           <w:szCs w:val="28"/>
         </w:rPr>
       </w:pPr>
+      <w:r>
+        <w:rPr>
+          <w:rFonts w:ascii="Times New Roman" w:hAnsi="Times New Roman" w:cs="Times New Roman"/>
+          <w:noProof/>
+          <w:sz w:val="28"/>
+          <w:szCs w:val="28"/>
+        </w:rPr>
+        <w:lastRenderedPageBreak/>
+        <w:drawing>
+          <wp:inline distT="0" distB="0" distL="0" distR="0" wp14:anchorId="5F6F6984" wp14:editId="502FCBD0">
+            <wp:extent cx="1677016" cy="4320000"/>
+            <wp:effectExtent l="0" t="0" r="0" b="4445"/>
+            <wp:docPr id="425314667" name="Рисунок 6"/>
+            <wp:cNvGraphicFramePr>
+              <a:graphicFrameLocks xmlns:a="http://schemas.openxmlformats.org/drawingml/2006/main" noChangeAspect="1"/>
+            </wp:cNvGraphicFramePr>
+            <a:graphic xmlns:a="http://schemas.openxmlformats.org/drawingml/2006/main">
+              <a:graphicData uri="http://schemas.openxmlformats.org/drawingml/2006/picture">
+                <pic:pic xmlns:pic="http://schemas.openxmlformats.org/drawingml/2006/picture">
+                  <pic:nvPicPr>
+                    <pic:cNvPr id="0" name="Picture 8"/>
+                    <pic:cNvPicPr>
+                      <a:picLocks noChangeAspect="1" noChangeArrowheads="1"/>
+                    </pic:cNvPicPr>
+                  </pic:nvPicPr>
+                  <pic:blipFill rotWithShape="1">
+                    <a:blip r:embed="rId13" cstate="print">
+                      <a:extLst>
+                        <a:ext uri="{28A0092B-C50C-407E-A947-70E740481C1C}">
+                          <a14:useLocalDpi xmlns:a14="http://schemas.microsoft.com/office/drawing/2010/main" val="0"/>
+                        </a:ext>
+                      </a:extLst>
+                    </a:blip>
+                    <a:srcRect l="38545" r="38382"/>
+                    <a:stretch>
+                      <a:fillRect/>
+                    </a:stretch>
+                  </pic:blipFill>
+                  <pic:spPr bwMode="auto">
+                    <a:xfrm>
+                      <a:off x="0" y="0"/>
+                      <a:ext cx="1677016" cy="4320000"/>
+                    </a:xfrm>
+                    <a:prstGeom prst="rect">
+                      <a:avLst/>
+                    </a:prstGeom>
+                    <a:noFill/>
+                    <a:ln>
+                      <a:noFill/>
+                    </a:ln>
+                    <a:extLst>
+                      <a:ext uri="{53640926-AAD7-44D8-BBD7-CCE9431645EC}">
+                        <a14:shadowObscured xmlns:a14="http://schemas.microsoft.com/office/drawing/2010/main"/>
+                      </a:ext>
+                    </a:extLst>
+                  </pic:spPr>
+                </pic:pic>
+              </a:graphicData>
+            </a:graphic>
+          </wp:inline>
+        </w:drawing>
+      </w:r>
+    </w:p>
+    <w:p>
+      <w:pPr>
+        <w:spacing w:after="0" w:line="240" w:lineRule="auto"/>
+        <w:jc w:val="center"/>
+        <w:rPr>
+          <w:rFonts w:ascii="Times New Roman" w:hAnsi="Times New Roman" w:cs="Times New Roman"/>
+          <w:sz w:val="28"/>
+          <w:szCs w:val="28"/>
+        </w:rPr>
+      </w:pPr>
+      <w:r>
+        <w:rPr>
+          <w:rFonts w:ascii="Times New Roman" w:hAnsi="Times New Roman" w:cs="Times New Roman"/>
+          <w:color w:val="FF0000"/>
+          <w:sz w:val="28"/>
+          <w:szCs w:val="28"/>
+        </w:rPr>
+        <w:t xml:space="preserve">Рисунок 9 – </w:t>
+      </w:r>
+      <w:r>
+        <w:rPr>
+          <w:rFonts w:ascii="Times New Roman" w:hAnsi="Times New Roman" w:cs="Times New Roman"/>
+          <w:sz w:val="28"/>
+          <w:szCs w:val="28"/>
+        </w:rPr>
+        <w:t>Клиент/Игрок</w:t>
+      </w:r>
     </w:p>
     <w:p>
       <w:pPr>
@@ -9037,15 +10161,6 @@
           <w:szCs w:val="28"/>
         </w:rPr>
       </w:pPr>
-      <w:r>
-        <w:rPr>
-          <w:rFonts w:ascii="Times New Roman" w:hAnsi="Times New Roman" w:cs="Times New Roman"/>
-          <w:color w:val="FF0000"/>
-          <w:sz w:val="28"/>
-          <w:szCs w:val="28"/>
-        </w:rPr>
-        <w:t>Рисунок 9 – Диаграмма состояния Сезонного Предмета</w:t>
-      </w:r>
     </w:p>
     <w:p>
       <w:pPr>
@@ -9060,6 +10175,68 @@
           <w:szCs w:val="28"/>
         </w:rPr>
       </w:pPr>
+      <w:r>
+        <w:rPr>
+          <w:rFonts w:ascii="Times New Roman" w:hAnsi="Times New Roman" w:cs="Times New Roman"/>
+          <w:noProof/>
+          <w:sz w:val="28"/>
+          <w:szCs w:val="28"/>
+        </w:rPr>
+        <w:lastRenderedPageBreak/>
+        <w:drawing>
+          <wp:inline distT="0" distB="0" distL="0" distR="0" wp14:anchorId="33FF4765" wp14:editId="6362CA13">
+            <wp:extent cx="1017106" cy="4320000"/>
+            <wp:effectExtent l="0" t="0" r="0" b="4445"/>
+            <wp:docPr id="1472741490" name="Рисунок 7"/>
+            <wp:cNvGraphicFramePr>
+              <a:graphicFrameLocks xmlns:a="http://schemas.openxmlformats.org/drawingml/2006/main" noChangeAspect="1"/>
+            </wp:cNvGraphicFramePr>
+            <a:graphic xmlns:a="http://schemas.openxmlformats.org/drawingml/2006/main">
+              <a:graphicData uri="http://schemas.openxmlformats.org/drawingml/2006/picture">
+                <pic:pic xmlns:pic="http://schemas.openxmlformats.org/drawingml/2006/picture">
+                  <pic:nvPicPr>
+                    <pic:cNvPr id="0" name="Picture 9"/>
+                    <pic:cNvPicPr>
+                      <a:picLocks noChangeAspect="1" noChangeArrowheads="1"/>
+                    </pic:cNvPicPr>
+                  </pic:nvPicPr>
+                  <pic:blipFill rotWithShape="1">
+                    <a:blip r:embed="rId14" cstate="print">
+                      <a:extLst>
+                        <a:ext uri="{28A0092B-C50C-407E-A947-70E740481C1C}">
+                          <a14:useLocalDpi xmlns:a14="http://schemas.microsoft.com/office/drawing/2010/main" val="0"/>
+                        </a:ext>
+                      </a:extLst>
+                    </a:blip>
+                    <a:srcRect l="42802" r="43204"/>
+                    <a:stretch>
+                      <a:fillRect/>
+                    </a:stretch>
+                  </pic:blipFill>
+                  <pic:spPr bwMode="auto">
+                    <a:xfrm>
+                      <a:off x="0" y="0"/>
+                      <a:ext cx="1017106" cy="4320000"/>
+                    </a:xfrm>
+                    <a:prstGeom prst="rect">
+                      <a:avLst/>
+                    </a:prstGeom>
+                    <a:noFill/>
+                    <a:ln>
+                      <a:noFill/>
+                    </a:ln>
+                    <a:extLst>
+                      <a:ext uri="{53640926-AAD7-44D8-BBD7-CCE9431645EC}">
+                        <a14:shadowObscured xmlns:a14="http://schemas.microsoft.com/office/drawing/2010/main"/>
+                      </a:ext>
+                    </a:extLst>
+                  </pic:spPr>
+                </pic:pic>
+              </a:graphicData>
+            </a:graphic>
+          </wp:inline>
+        </w:drawing>
+      </w:r>
     </w:p>
     <w:p>
       <w:pPr>
@@ -9081,7 +10258,32 @@
           <w:sz w:val="28"/>
           <w:szCs w:val="28"/>
         </w:rPr>
-        <w:t>Рисунок 10 – Диаграмма состояния Сезона</w:t>
+        <w:t xml:space="preserve">Рисунок 10 – </w:t>
+      </w:r>
+      <w:r>
+        <w:rPr>
+          <w:rFonts w:ascii="Times New Roman" w:hAnsi="Times New Roman" w:cs="Times New Roman"/>
+          <w:sz w:val="28"/>
+          <w:szCs w:val="28"/>
+        </w:rPr>
+        <w:t>Сессия</w:t>
+      </w:r>
+      <w:r>
+        <w:rPr>
+          <w:rFonts w:ascii="Times New Roman" w:hAnsi="Times New Roman" w:cs="Times New Roman"/>
+          <w:sz w:val="28"/>
+          <w:szCs w:val="28"/>
+        </w:rPr>
+        <w:t xml:space="preserve"> / </w:t>
+      </w:r>
+      <w:r>
+        <w:rPr>
+          <w:rFonts w:ascii="Times New Roman" w:hAnsi="Times New Roman" w:cs="Times New Roman"/>
+          <w:sz w:val="28"/>
+          <w:szCs w:val="28"/>
+          <w:lang w:val="en-US"/>
+        </w:rPr>
+        <w:t>Match</w:t>
       </w:r>
     </w:p>
     <w:p>
@@ -9097,6 +10299,15 @@
           <w:szCs w:val="28"/>
         </w:rPr>
       </w:pPr>
+      <w:r>
+        <w:rPr>
+          <w:rFonts w:ascii="Times New Roman" w:hAnsi="Times New Roman" w:cs="Times New Roman"/>
+          <w:color w:val="FF0000"/>
+          <w:sz w:val="28"/>
+          <w:szCs w:val="28"/>
+        </w:rPr>
+        <w:t>Были созданы диаграммы последовательности, которые описывают ключевые процессы системы:</w:t>
+      </w:r>
     </w:p>
     <w:p>
       <w:pPr>
@@ -9111,15 +10322,6 @@
           <w:szCs w:val="28"/>
         </w:rPr>
       </w:pPr>
-      <w:r>
-        <w:rPr>
-          <w:rFonts w:ascii="Times New Roman" w:hAnsi="Times New Roman" w:cs="Times New Roman"/>
-          <w:color w:val="FF0000"/>
-          <w:sz w:val="28"/>
-          <w:szCs w:val="28"/>
-        </w:rPr>
-        <w:t>Были созданы диаграммы последовательности, которые описывают ключевые процессы системы:</w:t>
-      </w:r>
     </w:p>
     <w:p>
       <w:pPr>
@@ -9134,6 +10336,26 @@
           <w:szCs w:val="28"/>
         </w:rPr>
       </w:pPr>
+      <w:proofErr w:type="spellStart"/>
+      <w:r>
+        <w:rPr>
+          <w:rFonts w:ascii="Times New Roman" w:hAnsi="Times New Roman" w:cs="Times New Roman"/>
+          <w:color w:val="FF0000"/>
+          <w:sz w:val="28"/>
+          <w:szCs w:val="28"/>
+        </w:rPr>
+        <w:t>Sequence</w:t>
+      </w:r>
+      <w:proofErr w:type="spellEnd"/>
+      <w:r>
+        <w:rPr>
+          <w:rFonts w:ascii="Times New Roman" w:hAnsi="Times New Roman" w:cs="Times New Roman"/>
+          <w:color w:val="FF0000"/>
+          <w:sz w:val="28"/>
+          <w:szCs w:val="28"/>
+        </w:rPr>
+        <w:t>-диаграмма завершения сезона и массовой конвертации предметов демонстрирует взаимодействие сервиса таймеров, движка правил, базы данных и сервиса уведомлений при обработке окончания сезонного периода.</w:t>
+      </w:r>
     </w:p>
     <w:p>
       <w:pPr>
@@ -9148,16 +10370,6 @@
           <w:szCs w:val="28"/>
         </w:rPr>
       </w:pPr>
-      <w:r>
-        <w:rPr>
-          <w:rFonts w:ascii="Times New Roman" w:hAnsi="Times New Roman" w:cs="Times New Roman"/>
-          <w:color w:val="FF0000"/>
-          <w:sz w:val="28"/>
-          <w:szCs w:val="28"/>
-        </w:rPr>
-        <w:lastRenderedPageBreak/>
-        <w:t>Sequence-диаграмма завершения сезона и массовой конвертации предметов демонстрирует взаимодействие сервиса таймеров, движка правил, базы данных и сервиса уведомлений при обработке окончания сезонного периода.</w:t>
-      </w:r>
     </w:p>
     <w:p>
       <w:pPr>
@@ -9172,6 +10384,26 @@
           <w:szCs w:val="28"/>
         </w:rPr>
       </w:pPr>
+      <w:proofErr w:type="spellStart"/>
+      <w:r>
+        <w:rPr>
+          <w:rFonts w:ascii="Times New Roman" w:hAnsi="Times New Roman" w:cs="Times New Roman"/>
+          <w:color w:val="FF0000"/>
+          <w:sz w:val="28"/>
+          <w:szCs w:val="28"/>
+        </w:rPr>
+        <w:t>Sequence</w:t>
+      </w:r>
+      <w:proofErr w:type="spellEnd"/>
+      <w:r>
+        <w:rPr>
+          <w:rFonts w:ascii="Times New Roman" w:hAnsi="Times New Roman" w:cs="Times New Roman"/>
+          <w:color w:val="FF0000"/>
+          <w:sz w:val="28"/>
+          <w:szCs w:val="28"/>
+        </w:rPr>
+        <w:t>-диаграмма проверки и применения правил к единичному предмету показывает процесс запроса текущего состояния предмета, выбора подходящего правила конвертации, выполнения операции и фиксации результата.</w:t>
+      </w:r>
     </w:p>
     <w:p>
       <w:pPr>
@@ -9186,15 +10418,6 @@
           <w:szCs w:val="28"/>
         </w:rPr>
       </w:pPr>
-      <w:r>
-        <w:rPr>
-          <w:rFonts w:ascii="Times New Roman" w:hAnsi="Times New Roman" w:cs="Times New Roman"/>
-          <w:color w:val="FF0000"/>
-          <w:sz w:val="28"/>
-          <w:szCs w:val="28"/>
-        </w:rPr>
-        <w:t>Sequence-диаграмма проверки и применения правил к единичному предмету показывает процесс запроса текущего состояния предмета, выбора подходящего правила конвертации, выполнения операции и фиксации результата.</w:t>
-      </w:r>
     </w:p>
     <w:p>
       <w:pPr>
@@ -9209,6 +10432,398 @@
           <w:szCs w:val="28"/>
         </w:rPr>
       </w:pPr>
+      <w:proofErr w:type="spellStart"/>
+      <w:r>
+        <w:rPr>
+          <w:rFonts w:ascii="Times New Roman" w:hAnsi="Times New Roman" w:cs="Times New Roman"/>
+          <w:color w:val="FF0000"/>
+          <w:sz w:val="28"/>
+          <w:szCs w:val="28"/>
+        </w:rPr>
+        <w:t>Sequence</w:t>
+      </w:r>
+      <w:proofErr w:type="spellEnd"/>
+      <w:r>
+        <w:rPr>
+          <w:rFonts w:ascii="Times New Roman" w:hAnsi="Times New Roman" w:cs="Times New Roman"/>
+          <w:color w:val="FF0000"/>
+          <w:sz w:val="28"/>
+          <w:szCs w:val="28"/>
+        </w:rPr>
+        <w:t xml:space="preserve"> </w:t>
+      </w:r>
+      <w:proofErr w:type="spellStart"/>
+      <w:r>
+        <w:rPr>
+          <w:rFonts w:ascii="Times New Roman" w:hAnsi="Times New Roman" w:cs="Times New Roman"/>
+          <w:color w:val="FF0000"/>
+          <w:sz w:val="28"/>
+          <w:szCs w:val="28"/>
+        </w:rPr>
+        <w:t>Diagram</w:t>
+      </w:r>
+      <w:proofErr w:type="spellEnd"/>
+      <w:r>
+        <w:rPr>
+          <w:rFonts w:ascii="Times New Roman" w:hAnsi="Times New Roman" w:cs="Times New Roman"/>
+          <w:color w:val="FF0000"/>
+          <w:sz w:val="28"/>
+          <w:szCs w:val="28"/>
+        </w:rPr>
+        <w:t xml:space="preserve"> «Полный цикл предмета» иллюстрирует сквозное взаимодействие всех участников и систем — от создания правила </w:t>
+      </w:r>
+      <w:r>
+        <w:rPr>
+          <w:rFonts w:ascii="Times New Roman" w:hAnsi="Times New Roman" w:cs="Times New Roman"/>
+          <w:color w:val="FF0000"/>
+          <w:sz w:val="28"/>
+          <w:szCs w:val="28"/>
+        </w:rPr>
+        <w:lastRenderedPageBreak/>
+        <w:t>конфигурации администратором и получения предмета игроком до его автоматической конвертации и отправки итогового уведомления (рисунок 11–13).</w:t>
+      </w:r>
+    </w:p>
+    <w:p>
+      <w:pPr>
+        <w:pStyle w:val="a7"/>
+        <w:spacing w:after="0" w:line="240" w:lineRule="auto"/>
+        <w:ind w:left="0" w:firstLine="709"/>
+        <w:jc w:val="center"/>
+        <w:rPr>
+          <w:rFonts w:ascii="Times New Roman" w:hAnsi="Times New Roman" w:cs="Times New Roman"/>
+          <w:sz w:val="28"/>
+          <w:szCs w:val="28"/>
+        </w:rPr>
+      </w:pPr>
+      <w:r>
+        <w:rPr>
+          <w:rFonts w:ascii="Times New Roman" w:hAnsi="Times New Roman" w:cs="Times New Roman"/>
+          <w:noProof/>
+          <w:sz w:val="28"/>
+          <w:szCs w:val="28"/>
+          <w:lang w:val="en-US"/>
+        </w:rPr>
+        <w:drawing>
+          <wp:inline distT="0" distB="0" distL="0" distR="0" wp14:anchorId="5C173A5E" wp14:editId="022710E7">
+            <wp:extent cx="5400000" cy="3640449"/>
+            <wp:effectExtent l="0" t="0" r="0" b="0"/>
+            <wp:docPr id="1719426232" name="Рисунок 1"/>
+            <wp:cNvGraphicFramePr>
+              <a:graphicFrameLocks xmlns:a="http://schemas.openxmlformats.org/drawingml/2006/main" noChangeAspect="1"/>
+            </wp:cNvGraphicFramePr>
+            <a:graphic xmlns:a="http://schemas.openxmlformats.org/drawingml/2006/main">
+              <a:graphicData uri="http://schemas.openxmlformats.org/drawingml/2006/picture">
+                <pic:pic xmlns:pic="http://schemas.openxmlformats.org/drawingml/2006/picture">
+                  <pic:nvPicPr>
+                    <pic:cNvPr id="0" name="Picture 1"/>
+                    <pic:cNvPicPr>
+                      <a:picLocks noChangeAspect="1" noChangeArrowheads="1"/>
+                    </pic:cNvPicPr>
+                  </pic:nvPicPr>
+                  <pic:blipFill>
+                    <a:blip r:embed="rId15" cstate="print">
+                      <a:extLst>
+                        <a:ext uri="{28A0092B-C50C-407E-A947-70E740481C1C}">
+                          <a14:useLocalDpi xmlns:a14="http://schemas.microsoft.com/office/drawing/2010/main" val="0"/>
+                        </a:ext>
+                      </a:extLst>
+                    </a:blip>
+                    <a:srcRect/>
+                    <a:stretch>
+                      <a:fillRect/>
+                    </a:stretch>
+                  </pic:blipFill>
+                  <pic:spPr bwMode="auto">
+                    <a:xfrm>
+                      <a:off x="0" y="0"/>
+                      <a:ext cx="5400000" cy="3640449"/>
+                    </a:xfrm>
+                    <a:prstGeom prst="rect">
+                      <a:avLst/>
+                    </a:prstGeom>
+                    <a:noFill/>
+                    <a:ln>
+                      <a:noFill/>
+                    </a:ln>
+                  </pic:spPr>
+                </pic:pic>
+              </a:graphicData>
+            </a:graphic>
+          </wp:inline>
+        </w:drawing>
+      </w:r>
+    </w:p>
+    <w:p>
+      <w:pPr>
+        <w:pStyle w:val="a7"/>
+        <w:spacing w:after="0" w:line="240" w:lineRule="auto"/>
+        <w:ind w:left="0" w:firstLine="709"/>
+        <w:jc w:val="center"/>
+        <w:rPr>
+          <w:rFonts w:ascii="Times New Roman" w:hAnsi="Times New Roman" w:cs="Times New Roman"/>
+          <w:sz w:val="28"/>
+          <w:szCs w:val="28"/>
+          <w:lang w:val="en-US"/>
+        </w:rPr>
+      </w:pPr>
+      <w:r>
+        <w:rPr>
+          <w:rFonts w:ascii="Times New Roman" w:hAnsi="Times New Roman" w:cs="Times New Roman"/>
+          <w:sz w:val="28"/>
+          <w:szCs w:val="28"/>
+        </w:rPr>
+        <w:t xml:space="preserve">Рисунок 11 – </w:t>
+      </w:r>
+      <w:r>
+        <w:rPr>
+          <w:rFonts w:ascii="Times New Roman" w:hAnsi="Times New Roman" w:cs="Times New Roman"/>
+          <w:sz w:val="28"/>
+          <w:szCs w:val="28"/>
+        </w:rPr>
+        <w:t>Диаграмма Входа/Обновление доступа</w:t>
+      </w:r>
+    </w:p>
+    <w:p>
+      <w:pPr>
+        <w:pStyle w:val="a7"/>
+        <w:spacing w:after="0" w:line="240" w:lineRule="auto"/>
+        <w:ind w:left="0" w:firstLine="709"/>
+        <w:jc w:val="center"/>
+        <w:rPr>
+          <w:rFonts w:ascii="Times New Roman" w:hAnsi="Times New Roman" w:cs="Times New Roman"/>
+          <w:sz w:val="28"/>
+          <w:szCs w:val="28"/>
+          <w:lang w:val="en-US"/>
+        </w:rPr>
+      </w:pPr>
+    </w:p>
+    <w:p>
+      <w:pPr>
+        <w:pStyle w:val="a7"/>
+        <w:spacing w:after="0" w:line="240" w:lineRule="auto"/>
+        <w:ind w:left="0" w:firstLine="709"/>
+        <w:jc w:val="center"/>
+        <w:rPr>
+          <w:rFonts w:ascii="Times New Roman" w:hAnsi="Times New Roman" w:cs="Times New Roman"/>
+          <w:sz w:val="28"/>
+          <w:szCs w:val="28"/>
+        </w:rPr>
+      </w:pPr>
+      <w:r>
+        <w:rPr>
+          <w:rFonts w:ascii="Times New Roman" w:hAnsi="Times New Roman" w:cs="Times New Roman"/>
+          <w:noProof/>
+          <w:sz w:val="28"/>
+          <w:szCs w:val="28"/>
+          <w:lang w:val="en-US"/>
+        </w:rPr>
+        <w:drawing>
+          <wp:inline distT="0" distB="0" distL="0" distR="0" wp14:anchorId="609316CA" wp14:editId="05DE2F49">
+            <wp:extent cx="5400000" cy="3175962"/>
+            <wp:effectExtent l="0" t="0" r="0" b="0"/>
+            <wp:docPr id="405974540" name="Рисунок 5"/>
+            <wp:cNvGraphicFramePr>
+              <a:graphicFrameLocks xmlns:a="http://schemas.openxmlformats.org/drawingml/2006/main" noChangeAspect="1"/>
+            </wp:cNvGraphicFramePr>
+            <a:graphic xmlns:a="http://schemas.openxmlformats.org/drawingml/2006/main">
+              <a:graphicData uri="http://schemas.openxmlformats.org/drawingml/2006/picture">
+                <pic:pic xmlns:pic="http://schemas.openxmlformats.org/drawingml/2006/picture">
+                  <pic:nvPicPr>
+                    <pic:cNvPr id="0" name="Picture 5"/>
+                    <pic:cNvPicPr>
+                      <a:picLocks noChangeAspect="1" noChangeArrowheads="1"/>
+                    </pic:cNvPicPr>
+                  </pic:nvPicPr>
+                  <pic:blipFill>
+                    <a:blip r:embed="rId16" cstate="print">
+                      <a:extLst>
+                        <a:ext uri="{28A0092B-C50C-407E-A947-70E740481C1C}">
+                          <a14:useLocalDpi xmlns:a14="http://schemas.microsoft.com/office/drawing/2010/main" val="0"/>
+                        </a:ext>
+                      </a:extLst>
+                    </a:blip>
+                    <a:srcRect/>
+                    <a:stretch>
+                      <a:fillRect/>
+                    </a:stretch>
+                  </pic:blipFill>
+                  <pic:spPr bwMode="auto">
+                    <a:xfrm>
+                      <a:off x="0" y="0"/>
+                      <a:ext cx="5400000" cy="3175962"/>
+                    </a:xfrm>
+                    <a:prstGeom prst="rect">
+                      <a:avLst/>
+                    </a:prstGeom>
+                    <a:noFill/>
+                    <a:ln>
+                      <a:noFill/>
+                    </a:ln>
+                  </pic:spPr>
+                </pic:pic>
+              </a:graphicData>
+            </a:graphic>
+          </wp:inline>
+        </w:drawing>
+      </w:r>
+    </w:p>
+    <w:p>
+      <w:pPr>
+        <w:spacing w:line="240" w:lineRule="auto"/>
+        <w:ind w:firstLine="851"/>
+        <w:jc w:val="center"/>
+        <w:rPr>
+          <w:rFonts w:ascii="Times New Roman" w:hAnsi="Times New Roman" w:cs="Times New Roman"/>
+          <w:noProof/>
+          <w:sz w:val="28"/>
+          <w:szCs w:val="28"/>
+          <w:lang w:val="en-US"/>
+        </w:rPr>
+      </w:pPr>
+      <w:r>
+        <w:rPr>
+          <w:rFonts w:ascii="Times New Roman" w:hAnsi="Times New Roman" w:cs="Times New Roman"/>
+          <w:sz w:val="28"/>
+          <w:szCs w:val="28"/>
+        </w:rPr>
+        <w:t xml:space="preserve">Рисунок 12 – </w:t>
+      </w:r>
+      <w:r>
+        <w:rPr>
+          <w:rFonts w:ascii="Times New Roman" w:hAnsi="Times New Roman" w:cs="Times New Roman"/>
+          <w:noProof/>
+          <w:sz w:val="28"/>
+          <w:szCs w:val="28"/>
+        </w:rPr>
+        <w:t>Диаграмма покупки сезонного предмета</w:t>
+      </w:r>
+    </w:p>
+    <w:p>
+      <w:pPr>
+        <w:spacing w:line="240" w:lineRule="auto"/>
+        <w:ind w:firstLine="851"/>
+        <w:jc w:val="center"/>
+        <w:rPr>
+          <w:rFonts w:ascii="Times New Roman" w:hAnsi="Times New Roman" w:cs="Times New Roman"/>
+          <w:noProof/>
+          <w:sz w:val="28"/>
+          <w:szCs w:val="28"/>
+          <w:lang w:val="en-US"/>
+        </w:rPr>
+      </w:pPr>
+    </w:p>
+    <w:p>
+      <w:pPr>
+        <w:pStyle w:val="a7"/>
+        <w:spacing w:after="0" w:line="240" w:lineRule="auto"/>
+        <w:ind w:left="0" w:firstLine="709"/>
+        <w:jc w:val="center"/>
+        <w:rPr>
+          <w:rFonts w:ascii="Times New Roman" w:hAnsi="Times New Roman" w:cs="Times New Roman"/>
+          <w:sz w:val="28"/>
+          <w:szCs w:val="28"/>
+        </w:rPr>
+      </w:pPr>
+      <w:r>
+        <w:rPr>
+          <w:rFonts w:ascii="Times New Roman" w:hAnsi="Times New Roman" w:cs="Times New Roman"/>
+          <w:noProof/>
+          <w:sz w:val="28"/>
+          <w:szCs w:val="28"/>
+          <w:lang w:val="en-US"/>
+        </w:rPr>
+        <w:lastRenderedPageBreak/>
+        <w:drawing>
+          <wp:inline distT="0" distB="0" distL="0" distR="0" wp14:anchorId="7071A2C1" wp14:editId="527DBDB3">
+            <wp:extent cx="5400000" cy="2886356"/>
+            <wp:effectExtent l="0" t="0" r="0" b="0"/>
+            <wp:docPr id="2002812623" name="Рисунок 6"/>
+            <wp:cNvGraphicFramePr>
+              <a:graphicFrameLocks xmlns:a="http://schemas.openxmlformats.org/drawingml/2006/main" noChangeAspect="1"/>
+            </wp:cNvGraphicFramePr>
+            <a:graphic xmlns:a="http://schemas.openxmlformats.org/drawingml/2006/main">
+              <a:graphicData uri="http://schemas.openxmlformats.org/drawingml/2006/picture">
+                <pic:pic xmlns:pic="http://schemas.openxmlformats.org/drawingml/2006/picture">
+                  <pic:nvPicPr>
+                    <pic:cNvPr id="0" name="Picture 6"/>
+                    <pic:cNvPicPr>
+                      <a:picLocks noChangeAspect="1" noChangeArrowheads="1"/>
+                    </pic:cNvPicPr>
+                  </pic:nvPicPr>
+                  <pic:blipFill>
+                    <a:blip r:embed="rId17" cstate="print">
+                      <a:extLst>
+                        <a:ext uri="{28A0092B-C50C-407E-A947-70E740481C1C}">
+                          <a14:useLocalDpi xmlns:a14="http://schemas.microsoft.com/office/drawing/2010/main" val="0"/>
+                        </a:ext>
+                      </a:extLst>
+                    </a:blip>
+                    <a:srcRect/>
+                    <a:stretch>
+                      <a:fillRect/>
+                    </a:stretch>
+                  </pic:blipFill>
+                  <pic:spPr bwMode="auto">
+                    <a:xfrm>
+                      <a:off x="0" y="0"/>
+                      <a:ext cx="5400000" cy="2886356"/>
+                    </a:xfrm>
+                    <a:prstGeom prst="rect">
+                      <a:avLst/>
+                    </a:prstGeom>
+                    <a:noFill/>
+                    <a:ln>
+                      <a:noFill/>
+                    </a:ln>
+                  </pic:spPr>
+                </pic:pic>
+              </a:graphicData>
+            </a:graphic>
+          </wp:inline>
+        </w:drawing>
+      </w:r>
+    </w:p>
+    <w:p>
+      <w:pPr>
+        <w:spacing w:line="240" w:lineRule="auto"/>
+        <w:ind w:firstLine="851"/>
+        <w:jc w:val="center"/>
+        <w:rPr>
+          <w:rFonts w:ascii="Times New Roman" w:hAnsi="Times New Roman" w:cs="Times New Roman"/>
+          <w:sz w:val="28"/>
+          <w:szCs w:val="28"/>
+          <w:lang w:val="en-US"/>
+        </w:rPr>
+      </w:pPr>
+      <w:r>
+        <w:rPr>
+          <w:rFonts w:ascii="Times New Roman" w:hAnsi="Times New Roman" w:cs="Times New Roman"/>
+          <w:sz w:val="28"/>
+          <w:szCs w:val="28"/>
+        </w:rPr>
+        <w:t xml:space="preserve">Рисунок 13 – </w:t>
+      </w:r>
+      <w:r>
+        <w:rPr>
+          <w:rFonts w:ascii="Times New Roman" w:hAnsi="Times New Roman" w:cs="Times New Roman"/>
+          <w:sz w:val="28"/>
+          <w:szCs w:val="28"/>
+        </w:rPr>
+        <w:t>Диаграмма обмена/окончания действия сезонного предмета</w:t>
+      </w:r>
+    </w:p>
+    <w:p>
+      <w:pPr>
+        <w:spacing w:line="240" w:lineRule="auto"/>
+        <w:ind w:firstLine="851"/>
+        <w:jc w:val="center"/>
+        <w:rPr>
+          <w:rFonts w:ascii="Times New Roman" w:hAnsi="Times New Roman" w:cs="Times New Roman"/>
+          <w:sz w:val="28"/>
+          <w:szCs w:val="28"/>
+          <w:lang w:val="en-US"/>
+        </w:rPr>
+      </w:pPr>
     </w:p>
     <w:p>
       <w:pPr>
@@ -9218,152 +10833,12 @@
         <w:jc w:val="both"/>
         <w:rPr>
           <w:rFonts w:ascii="Times New Roman" w:hAnsi="Times New Roman" w:cs="Times New Roman"/>
-          <w:color w:val="FF0000"/>
-          <w:sz w:val="28"/>
-          <w:szCs w:val="28"/>
-        </w:rPr>
-      </w:pPr>
-      <w:r>
-        <w:rPr>
-          <w:rFonts w:ascii="Times New Roman" w:hAnsi="Times New Roman" w:cs="Times New Roman"/>
-          <w:color w:val="FF0000"/>
-          <w:sz w:val="28"/>
-          <w:szCs w:val="28"/>
-        </w:rPr>
-        <w:t>Sequence Diagram «Полный цикл предмета» иллюстрирует сквозное взаимодействие всех участников и систем — от создания правила конфигурации администратором и получения предмета игроком до его автоматической конвертации и отправки итогового уведомления (рисунок 11–13).</w:t>
-      </w:r>
-    </w:p>
-    <w:p>
-      <w:pPr>
-        <w:pStyle w:val="a7"/>
-        <w:spacing w:after="0" w:line="360" w:lineRule="auto"/>
-        <w:ind w:left="0" w:firstLine="709"/>
-        <w:jc w:val="both"/>
-        <w:rPr>
-          <w:rFonts w:ascii="Times New Roman" w:hAnsi="Times New Roman" w:cs="Times New Roman"/>
-          <w:color w:val="FF0000"/>
-          <w:sz w:val="28"/>
-          <w:szCs w:val="28"/>
-        </w:rPr>
-      </w:pPr>
-    </w:p>
-    <w:p>
-      <w:pPr>
-        <w:pStyle w:val="a7"/>
-        <w:spacing w:after="0" w:line="360" w:lineRule="auto"/>
-        <w:ind w:left="0" w:firstLine="709"/>
-        <w:jc w:val="both"/>
-        <w:rPr>
-          <w:rFonts w:ascii="Times New Roman" w:hAnsi="Times New Roman" w:cs="Times New Roman"/>
-          <w:color w:val="FF0000"/>
-          <w:sz w:val="28"/>
-          <w:szCs w:val="28"/>
-        </w:rPr>
-      </w:pPr>
-      <w:r>
-        <w:rPr>
-          <w:rFonts w:ascii="Times New Roman" w:hAnsi="Times New Roman" w:cs="Times New Roman"/>
-          <w:color w:val="FF0000"/>
-          <w:sz w:val="28"/>
-          <w:szCs w:val="28"/>
-        </w:rPr>
-        <w:t>Рисунок 11 – Sequence-диаграмма завершения сезона и массовой конвертации предметов</w:t>
-      </w:r>
-    </w:p>
-    <w:p>
-      <w:pPr>
-        <w:pStyle w:val="a7"/>
-        <w:spacing w:after="0" w:line="360" w:lineRule="auto"/>
-        <w:ind w:left="0" w:firstLine="709"/>
-        <w:jc w:val="both"/>
-        <w:rPr>
-          <w:rFonts w:ascii="Times New Roman" w:hAnsi="Times New Roman" w:cs="Times New Roman"/>
-          <w:color w:val="FF0000"/>
-          <w:sz w:val="28"/>
-          <w:szCs w:val="28"/>
-        </w:rPr>
-      </w:pPr>
-    </w:p>
-    <w:p>
-      <w:pPr>
-        <w:pStyle w:val="a7"/>
-        <w:spacing w:after="0" w:line="360" w:lineRule="auto"/>
-        <w:ind w:left="0" w:firstLine="709"/>
-        <w:jc w:val="both"/>
-        <w:rPr>
-          <w:rFonts w:ascii="Times New Roman" w:hAnsi="Times New Roman" w:cs="Times New Roman"/>
-          <w:color w:val="FF0000"/>
-          <w:sz w:val="28"/>
-          <w:szCs w:val="28"/>
-        </w:rPr>
-      </w:pPr>
-      <w:r>
-        <w:rPr>
-          <w:rFonts w:ascii="Times New Roman" w:hAnsi="Times New Roman" w:cs="Times New Roman"/>
-          <w:color w:val="FF0000"/>
-          <w:sz w:val="28"/>
-          <w:szCs w:val="28"/>
-        </w:rPr>
-        <w:t>Рисунок 12 – Sequence-диаграмма проверки и применения правил к единичному предмету</w:t>
-      </w:r>
-    </w:p>
-    <w:p>
-      <w:pPr>
-        <w:pStyle w:val="a7"/>
-        <w:spacing w:after="0" w:line="360" w:lineRule="auto"/>
-        <w:ind w:left="0" w:firstLine="709"/>
-        <w:jc w:val="both"/>
-        <w:rPr>
-          <w:rFonts w:ascii="Times New Roman" w:hAnsi="Times New Roman" w:cs="Times New Roman"/>
-          <w:color w:val="FF0000"/>
-          <w:sz w:val="28"/>
-          <w:szCs w:val="28"/>
-        </w:rPr>
-      </w:pPr>
-    </w:p>
-    <w:p>
-      <w:pPr>
-        <w:pStyle w:val="a7"/>
-        <w:spacing w:after="0" w:line="360" w:lineRule="auto"/>
-        <w:ind w:left="0" w:firstLine="709"/>
-        <w:jc w:val="both"/>
-        <w:rPr>
-          <w:rFonts w:ascii="Times New Roman" w:hAnsi="Times New Roman" w:cs="Times New Roman"/>
-          <w:color w:val="FF0000"/>
-          <w:sz w:val="28"/>
-          <w:szCs w:val="28"/>
-        </w:rPr>
-      </w:pPr>
-      <w:r>
-        <w:rPr>
-          <w:rFonts w:ascii="Times New Roman" w:hAnsi="Times New Roman" w:cs="Times New Roman"/>
-          <w:color w:val="FF0000"/>
-          <w:sz w:val="28"/>
-          <w:szCs w:val="28"/>
-        </w:rPr>
-        <w:t>Рисунок 13 – Sequence Diagram «Полный цикл предмета»</w:t>
-      </w:r>
-    </w:p>
-    <w:p>
-      <w:pPr>
-        <w:pStyle w:val="a7"/>
-        <w:numPr>
-          <w:ilvl w:val="1"/>
-          <w:numId w:val="35"/>
-        </w:numPr>
-        <w:spacing w:after="0" w:line="360" w:lineRule="auto"/>
-        <w:ind w:left="0" w:firstLine="709"/>
-        <w:jc w:val="both"/>
-        <w:outlineLvl w:val="1"/>
-        <w:rPr>
-          <w:rFonts w:ascii="Times New Roman" w:hAnsi="Times New Roman" w:cs="Times New Roman"/>
           <w:b/>
           <w:bCs/>
           <w:sz w:val="28"/>
           <w:szCs w:val="28"/>
         </w:rPr>
       </w:pPr>
-      <w:bookmarkStart w:id="17" w:name="_Toc216383595"/>
       <w:r>
         <w:rPr>
           <w:rFonts w:ascii="Times New Roman" w:hAnsi="Times New Roman" w:cs="Times New Roman"/>
@@ -9372,18 +10847,7 @@
           <w:sz w:val="28"/>
           <w:szCs w:val="28"/>
         </w:rPr>
-        <w:t>Разработка логической модели данных клиент-серверной системы</w:t>
-      </w:r>
-      <w:bookmarkEnd w:id="17"/>
-      <w:r>
-        <w:rPr>
-          <w:rFonts w:ascii="Times New Roman" w:hAnsi="Times New Roman" w:cs="Times New Roman"/>
-          <w:b/>
-          <w:bCs/>
-          <w:sz w:val="28"/>
-          <w:szCs w:val="28"/>
-        </w:rPr>
-        <w:t xml:space="preserve"> </w:t>
+        <w:t xml:space="preserve">Разработка логической модели данных клиент-серверной системы </w:t>
       </w:r>
     </w:p>
     <w:p>
@@ -9443,7 +10907,7 @@
                     <pic:cNvPicPr/>
                   </pic:nvPicPr>
                   <pic:blipFill>
-                    <a:blip r:embed="rId13"/>
+                    <a:blip r:embed="rId18"/>
                     <a:stretch>
                       <a:fillRect/>
                     </a:stretch>
@@ -9489,9 +10953,25 @@
           <w:rFonts w:ascii="Times New Roman" w:hAnsi="Times New Roman" w:cs="Times New Roman"/>
           <w:sz w:val="28"/>
           <w:szCs w:val="28"/>
+        </w:rPr>
+        <w:t xml:space="preserve"> 14 – </w:t>
+      </w:r>
+      <w:r>
+        <w:rPr>
+          <w:rFonts w:ascii="Times New Roman" w:hAnsi="Times New Roman" w:cs="Times New Roman"/>
+          <w:sz w:val="28"/>
+          <w:szCs w:val="28"/>
           <w:lang w:val="en-US"/>
         </w:rPr>
-        <w:t xml:space="preserve"> 14 – ERD-</w:t>
+        <w:t>ERD</w:t>
+      </w:r>
+      <w:r>
+        <w:rPr>
+          <w:rFonts w:ascii="Times New Roman" w:hAnsi="Times New Roman" w:cs="Times New Roman"/>
+          <w:sz w:val="28"/>
+          <w:szCs w:val="28"/>
+        </w:rPr>
+        <w:t>-</w:t>
       </w:r>
       <w:r>
         <w:rPr>
@@ -9555,7 +11035,7 @@
           <w:szCs w:val="28"/>
         </w:rPr>
       </w:pPr>
-      <w:bookmarkStart w:id="18" w:name="_Toc216383596"/>
+      <w:bookmarkStart w:id="17" w:name="_Toc216430135"/>
       <w:r>
         <w:rPr>
           <w:rFonts w:ascii="Times New Roman" w:hAnsi="Times New Roman" w:cs="Times New Roman"/>
@@ -9566,7 +11046,7 @@
         </w:rPr>
         <w:t>Разработка архитектуры клиент-серверной системы с использованием паттерна, целесообразность которого обоснована.</w:t>
       </w:r>
-      <w:bookmarkEnd w:id="18"/>
+      <w:bookmarkEnd w:id="17"/>
     </w:p>
     <w:p>
       <w:pPr>
@@ -9606,8 +11086,9 @@
           <w:sz w:val="28"/>
           <w:szCs w:val="28"/>
         </w:rPr>
-        <w:t xml:space="preserve"> архитектуре, что обеспечивает высокую гибкость, поддерживаемость и независимое масштабирование компонентов. Для взаимодействия между </w:t>
-      </w:r>
+        <w:t xml:space="preserve"> архитектуре, что обеспечивает высокую гибкость, </w:t>
+      </w:r>
+      <w:proofErr w:type="spellStart"/>
       <w:r>
         <w:rPr>
           <w:rFonts w:ascii="Times New Roman" w:hAnsi="Times New Roman" w:cs="Times New Roman"/>
@@ -9615,8 +11096,29 @@
           <w:sz w:val="28"/>
           <w:szCs w:val="28"/>
         </w:rPr>
+        <w:t>поддерживаемость</w:t>
+      </w:r>
+      <w:proofErr w:type="spellEnd"/>
+      <w:r>
+        <w:rPr>
+          <w:rFonts w:ascii="Times New Roman" w:hAnsi="Times New Roman" w:cs="Times New Roman"/>
+          <w:color w:val="FF0000"/>
+          <w:sz w:val="28"/>
+          <w:szCs w:val="28"/>
+        </w:rPr>
+        <w:t xml:space="preserve"> и независимое масштабирование компонентов. Для взаимодействия между </w:t>
+      </w:r>
+      <w:proofErr w:type="spellStart"/>
+      <w:r>
+        <w:rPr>
+          <w:rFonts w:ascii="Times New Roman" w:hAnsi="Times New Roman" w:cs="Times New Roman"/>
+          <w:color w:val="FF0000"/>
+          <w:sz w:val="28"/>
+          <w:szCs w:val="28"/>
+        </w:rPr>
         <w:t>микросервисами</w:t>
       </w:r>
+      <w:proofErr w:type="spellEnd"/>
       <w:r>
         <w:rPr>
           <w:rFonts w:ascii="Times New Roman" w:hAnsi="Times New Roman" w:cs="Times New Roman"/>
@@ -9657,7 +11159,107 @@
           <w:sz w:val="28"/>
           <w:szCs w:val="28"/>
         </w:rPr>
-        <w:t>При выборе подхода для координации распределённых процессов, таких как массовая конвертация предметов по окончании сезона, обновление баланс-метрик и рассылка уведомлений, рассматривались варианты хореографии и оркестрации. В пользу оркестрации был выбран централизованный контроль за сложной последовательностью действий и возможность гарантированного выполнения компенсационных операций (компенсирующих транзакций) в случае ошибок на любом этапе. Для этого применён паттерн Saga, где центральный сервис-оркестратор (Season Orchestrator) управляет выполнением распределённого бизнес-процесса, координируя работу специализированных сервисов (правил, конвертации, баланса, уведомлений).</w:t>
+        <w:t xml:space="preserve">При выборе подхода для координации распределённых процессов, таких как массовая конвертация предметов по окончании сезона, обновление баланс-метрик и рассылка уведомлений, рассматривались варианты хореографии и </w:t>
+      </w:r>
+      <w:proofErr w:type="spellStart"/>
+      <w:r>
+        <w:rPr>
+          <w:rFonts w:ascii="Times New Roman" w:hAnsi="Times New Roman" w:cs="Times New Roman"/>
+          <w:color w:val="FF0000"/>
+          <w:sz w:val="28"/>
+          <w:szCs w:val="28"/>
+        </w:rPr>
+        <w:t>оркестрации</w:t>
+      </w:r>
+      <w:proofErr w:type="spellEnd"/>
+      <w:r>
+        <w:rPr>
+          <w:rFonts w:ascii="Times New Roman" w:hAnsi="Times New Roman" w:cs="Times New Roman"/>
+          <w:color w:val="FF0000"/>
+          <w:sz w:val="28"/>
+          <w:szCs w:val="28"/>
+        </w:rPr>
+        <w:t xml:space="preserve">. В пользу </w:t>
+      </w:r>
+      <w:proofErr w:type="spellStart"/>
+      <w:r>
+        <w:rPr>
+          <w:rFonts w:ascii="Times New Roman" w:hAnsi="Times New Roman" w:cs="Times New Roman"/>
+          <w:color w:val="FF0000"/>
+          <w:sz w:val="28"/>
+          <w:szCs w:val="28"/>
+        </w:rPr>
+        <w:t>оркестрации</w:t>
+      </w:r>
+      <w:proofErr w:type="spellEnd"/>
+      <w:r>
+        <w:rPr>
+          <w:rFonts w:ascii="Times New Roman" w:hAnsi="Times New Roman" w:cs="Times New Roman"/>
+          <w:color w:val="FF0000"/>
+          <w:sz w:val="28"/>
+          <w:szCs w:val="28"/>
+        </w:rPr>
+        <w:t xml:space="preserve"> был выбран централизованный контроль за сложной последовательностью действий и возможность гарантированного выполнения компенсационных операций (компенсирующих транзакций) в случае ошибок на любом этапе. Для этого применён паттерн </w:t>
+      </w:r>
+      <w:proofErr w:type="spellStart"/>
+      <w:r>
+        <w:rPr>
+          <w:rFonts w:ascii="Times New Roman" w:hAnsi="Times New Roman" w:cs="Times New Roman"/>
+          <w:color w:val="FF0000"/>
+          <w:sz w:val="28"/>
+          <w:szCs w:val="28"/>
+        </w:rPr>
+        <w:t>Saga</w:t>
+      </w:r>
+      <w:proofErr w:type="spellEnd"/>
+      <w:r>
+        <w:rPr>
+          <w:rFonts w:ascii="Times New Roman" w:hAnsi="Times New Roman" w:cs="Times New Roman"/>
+          <w:color w:val="FF0000"/>
+          <w:sz w:val="28"/>
+          <w:szCs w:val="28"/>
+        </w:rPr>
+        <w:t>, где центральный сервис-оркестратор (</w:t>
+      </w:r>
+      <w:proofErr w:type="spellStart"/>
+      <w:r>
+        <w:rPr>
+          <w:rFonts w:ascii="Times New Roman" w:hAnsi="Times New Roman" w:cs="Times New Roman"/>
+          <w:color w:val="FF0000"/>
+          <w:sz w:val="28"/>
+          <w:szCs w:val="28"/>
+        </w:rPr>
+        <w:t>Season</w:t>
+      </w:r>
+      <w:proofErr w:type="spellEnd"/>
+      <w:r>
+        <w:rPr>
+          <w:rFonts w:ascii="Times New Roman" w:hAnsi="Times New Roman" w:cs="Times New Roman"/>
+          <w:color w:val="FF0000"/>
+          <w:sz w:val="28"/>
+          <w:szCs w:val="28"/>
+        </w:rPr>
+        <w:t xml:space="preserve"> </w:t>
+      </w:r>
+      <w:proofErr w:type="spellStart"/>
+      <w:r>
+        <w:rPr>
+          <w:rFonts w:ascii="Times New Roman" w:hAnsi="Times New Roman" w:cs="Times New Roman"/>
+          <w:color w:val="FF0000"/>
+          <w:sz w:val="28"/>
+          <w:szCs w:val="28"/>
+        </w:rPr>
+        <w:t>Orchestrator</w:t>
+      </w:r>
+      <w:proofErr w:type="spellEnd"/>
+      <w:r>
+        <w:rPr>
+          <w:rFonts w:ascii="Times New Roman" w:hAnsi="Times New Roman" w:cs="Times New Roman"/>
+          <w:color w:val="FF0000"/>
+          <w:sz w:val="28"/>
+          <w:szCs w:val="28"/>
+        </w:rPr>
+        <w:t>) управляет выполнением распределённого бизнес-процесса, координируя работу специализированных сервисов (правил, конвертации, баланса, уведомлений).</w:t>
       </w:r>
     </w:p>
     <w:p>
@@ -9680,7 +11282,107 @@
           <w:sz w:val="28"/>
           <w:szCs w:val="28"/>
         </w:rPr>
-        <w:t>Для решения задачи гарантированной доставки событий и поддержания согласованности между транзакциями в базе данных состояний предметов и публикацией событий в брокер сообщений рассматривался Outbox-паттерн. Однако его прямое использование может создавать сложности при высокой нагрузке и в условиях множества инстансов сервисов. В качестве более надежного и практичного решения для данной предметной области выбран Debezium Connector, который обеспечивает отслеживание изменений в журнале транзакций базы данных (CDC — Change Data Capture) и автоматическую публикацию соответствующих событий в шину сообщений (например, Kafka). Это гарантирует, что ни одно изменение состояния предмета не будет потеряно и будет обработано соответствующими подписчиками.</w:t>
+        <w:t xml:space="preserve">Для решения задачи гарантированной доставки событий и поддержания согласованности между транзакциями в базе данных состояний предметов и публикацией событий в брокер сообщений рассматривался </w:t>
+      </w:r>
+      <w:proofErr w:type="spellStart"/>
+      <w:r>
+        <w:rPr>
+          <w:rFonts w:ascii="Times New Roman" w:hAnsi="Times New Roman" w:cs="Times New Roman"/>
+          <w:color w:val="FF0000"/>
+          <w:sz w:val="28"/>
+          <w:szCs w:val="28"/>
+        </w:rPr>
+        <w:t>Outbox</w:t>
+      </w:r>
+      <w:proofErr w:type="spellEnd"/>
+      <w:r>
+        <w:rPr>
+          <w:rFonts w:ascii="Times New Roman" w:hAnsi="Times New Roman" w:cs="Times New Roman"/>
+          <w:color w:val="FF0000"/>
+          <w:sz w:val="28"/>
+          <w:szCs w:val="28"/>
+        </w:rPr>
+        <w:t xml:space="preserve">-паттерн. Однако его прямое использование может создавать сложности при высокой нагрузке и в условиях множества инстансов сервисов. В качестве более надежного и практичного решения для данной предметной области выбран </w:t>
+      </w:r>
+      <w:proofErr w:type="spellStart"/>
+      <w:r>
+        <w:rPr>
+          <w:rFonts w:ascii="Times New Roman" w:hAnsi="Times New Roman" w:cs="Times New Roman"/>
+          <w:color w:val="FF0000"/>
+          <w:sz w:val="28"/>
+          <w:szCs w:val="28"/>
+        </w:rPr>
+        <w:t>Debezium</w:t>
+      </w:r>
+      <w:proofErr w:type="spellEnd"/>
+      <w:r>
+        <w:rPr>
+          <w:rFonts w:ascii="Times New Roman" w:hAnsi="Times New Roman" w:cs="Times New Roman"/>
+          <w:color w:val="FF0000"/>
+          <w:sz w:val="28"/>
+          <w:szCs w:val="28"/>
+        </w:rPr>
+        <w:t xml:space="preserve"> </w:t>
+      </w:r>
+      <w:proofErr w:type="spellStart"/>
+      <w:r>
+        <w:rPr>
+          <w:rFonts w:ascii="Times New Roman" w:hAnsi="Times New Roman" w:cs="Times New Roman"/>
+          <w:color w:val="FF0000"/>
+          <w:sz w:val="28"/>
+          <w:szCs w:val="28"/>
+        </w:rPr>
+        <w:t>Connector</w:t>
+      </w:r>
+      <w:proofErr w:type="spellEnd"/>
+      <w:r>
+        <w:rPr>
+          <w:rFonts w:ascii="Times New Roman" w:hAnsi="Times New Roman" w:cs="Times New Roman"/>
+          <w:color w:val="FF0000"/>
+          <w:sz w:val="28"/>
+          <w:szCs w:val="28"/>
+        </w:rPr>
+        <w:t xml:space="preserve">, который обеспечивает отслеживание изменений в журнале транзакций базы данных (CDC — Change Data </w:t>
+      </w:r>
+      <w:proofErr w:type="spellStart"/>
+      <w:r>
+        <w:rPr>
+          <w:rFonts w:ascii="Times New Roman" w:hAnsi="Times New Roman" w:cs="Times New Roman"/>
+          <w:color w:val="FF0000"/>
+          <w:sz w:val="28"/>
+          <w:szCs w:val="28"/>
+        </w:rPr>
+        <w:t>Capture</w:t>
+      </w:r>
+      <w:proofErr w:type="spellEnd"/>
+      <w:r>
+        <w:rPr>
+          <w:rFonts w:ascii="Times New Roman" w:hAnsi="Times New Roman" w:cs="Times New Roman"/>
+          <w:color w:val="FF0000"/>
+          <w:sz w:val="28"/>
+          <w:szCs w:val="28"/>
+        </w:rPr>
+        <w:t xml:space="preserve">) и автоматическую публикацию соответствующих событий в шину сообщений (например, </w:t>
+      </w:r>
+      <w:proofErr w:type="spellStart"/>
+      <w:r>
+        <w:rPr>
+          <w:rFonts w:ascii="Times New Roman" w:hAnsi="Times New Roman" w:cs="Times New Roman"/>
+          <w:color w:val="FF0000"/>
+          <w:sz w:val="28"/>
+          <w:szCs w:val="28"/>
+        </w:rPr>
+        <w:t>Kafka</w:t>
+      </w:r>
+      <w:proofErr w:type="spellEnd"/>
+      <w:r>
+        <w:rPr>
+          <w:rFonts w:ascii="Times New Roman" w:hAnsi="Times New Roman" w:cs="Times New Roman"/>
+          <w:color w:val="FF0000"/>
+          <w:sz w:val="28"/>
+          <w:szCs w:val="28"/>
+        </w:rPr>
+        <w:t>). Это гарантирует, что ни одно изменение состояния предмета не будет потеряно и будет обработано соответствующими подписчиками.</w:t>
       </w:r>
     </w:p>
     <w:p>
@@ -9703,7 +11405,87 @@
           <w:sz w:val="28"/>
           <w:szCs w:val="28"/>
         </w:rPr>
-        <w:t>Для комплексной визуализации архитектуры была построена ArchiMate-диаграмма, включающая уровни Motivation (Цели), Business (Бизнес-процессы), Application (Прикладные сервисы), Technology (Технологии) и Implementation &amp; Migration (Внедрение). Это позволяет наглядно представить все компоненты системы, их взаимосвязи, а также стратегию и этапы реализации (рисунок 15).</w:t>
+        <w:t xml:space="preserve">Для комплексной визуализации архитектуры была построена </w:t>
+      </w:r>
+      <w:proofErr w:type="spellStart"/>
+      <w:r>
+        <w:rPr>
+          <w:rFonts w:ascii="Times New Roman" w:hAnsi="Times New Roman" w:cs="Times New Roman"/>
+          <w:color w:val="FF0000"/>
+          <w:sz w:val="28"/>
+          <w:szCs w:val="28"/>
+        </w:rPr>
+        <w:t>ArchiMate</w:t>
+      </w:r>
+      <w:proofErr w:type="spellEnd"/>
+      <w:r>
+        <w:rPr>
+          <w:rFonts w:ascii="Times New Roman" w:hAnsi="Times New Roman" w:cs="Times New Roman"/>
+          <w:color w:val="FF0000"/>
+          <w:sz w:val="28"/>
+          <w:szCs w:val="28"/>
+        </w:rPr>
+        <w:t xml:space="preserve">-диаграмма, включающая уровни </w:t>
+      </w:r>
+      <w:proofErr w:type="spellStart"/>
+      <w:r>
+        <w:rPr>
+          <w:rFonts w:ascii="Times New Roman" w:hAnsi="Times New Roman" w:cs="Times New Roman"/>
+          <w:color w:val="FF0000"/>
+          <w:sz w:val="28"/>
+          <w:szCs w:val="28"/>
+        </w:rPr>
+        <w:t>Motivation</w:t>
+      </w:r>
+      <w:proofErr w:type="spellEnd"/>
+      <w:r>
+        <w:rPr>
+          <w:rFonts w:ascii="Times New Roman" w:hAnsi="Times New Roman" w:cs="Times New Roman"/>
+          <w:color w:val="FF0000"/>
+          <w:sz w:val="28"/>
+          <w:szCs w:val="28"/>
+        </w:rPr>
+        <w:t xml:space="preserve"> (Цели), Business (Бизнес-процессы), Application (Прикладные сервисы), Technology (Технологии) и </w:t>
+      </w:r>
+      <w:proofErr w:type="spellStart"/>
+      <w:r>
+        <w:rPr>
+          <w:rFonts w:ascii="Times New Roman" w:hAnsi="Times New Roman" w:cs="Times New Roman"/>
+          <w:color w:val="FF0000"/>
+          <w:sz w:val="28"/>
+          <w:szCs w:val="28"/>
+        </w:rPr>
+        <w:t>Implementation</w:t>
+      </w:r>
+      <w:proofErr w:type="spellEnd"/>
+      <w:r>
+        <w:rPr>
+          <w:rFonts w:ascii="Times New Roman" w:hAnsi="Times New Roman" w:cs="Times New Roman"/>
+          <w:color w:val="FF0000"/>
+          <w:sz w:val="28"/>
+          <w:szCs w:val="28"/>
+        </w:rPr>
+        <w:t xml:space="preserve"> &amp; </w:t>
+      </w:r>
+      <w:proofErr w:type="spellStart"/>
+      <w:r>
+        <w:rPr>
+          <w:rFonts w:ascii="Times New Roman" w:hAnsi="Times New Roman" w:cs="Times New Roman"/>
+          <w:color w:val="FF0000"/>
+          <w:sz w:val="28"/>
+          <w:szCs w:val="28"/>
+        </w:rPr>
+        <w:t>Migration</w:t>
+      </w:r>
+      <w:proofErr w:type="spellEnd"/>
+      <w:r>
+        <w:rPr>
+          <w:rFonts w:ascii="Times New Roman" w:hAnsi="Times New Roman" w:cs="Times New Roman"/>
+          <w:color w:val="FF0000"/>
+          <w:sz w:val="28"/>
+          <w:szCs w:val="28"/>
+        </w:rPr>
+        <w:t xml:space="preserve"> (Внедрение). Это позволяет наглядно представить все компоненты системы, их взаимосвязи, а также стратегию и этапы реализации (рисунок 15).</w:t>
       </w:r>
     </w:p>
     <w:p>
@@ -9745,7 +11527,7 @@
                     </pic:cNvPicPr>
                   </pic:nvPicPr>
                   <pic:blipFill>
-                    <a:blip r:embed="rId14">
+                    <a:blip r:embed="rId19">
                       <a:extLst>
                         <a:ext uri="{28A0092B-C50C-407E-A947-70E740481C1C}">
                           <a14:useLocalDpi xmlns:a14="http://schemas.microsoft.com/office/drawing/2010/main" val="0"/>
@@ -9795,7 +11577,43 @@
           <w:sz w:val="28"/>
           <w:szCs w:val="28"/>
         </w:rPr>
-        <w:t>Рисунок 15 – ArchiMate Diagram (Архитектурная диаграмма)</w:t>
+        <w:t xml:space="preserve">Рисунок 15 – </w:t>
+      </w:r>
+      <w:proofErr w:type="spellStart"/>
+      <w:r>
+        <w:rPr>
+          <w:rFonts w:ascii="Times New Roman" w:hAnsi="Times New Roman" w:cs="Times New Roman"/>
+          <w:sz w:val="28"/>
+          <w:szCs w:val="28"/>
+        </w:rPr>
+        <w:t>ArchiMate</w:t>
+      </w:r>
+      <w:proofErr w:type="spellEnd"/>
+      <w:r>
+        <w:rPr>
+          <w:rFonts w:ascii="Times New Roman" w:hAnsi="Times New Roman" w:cs="Times New Roman"/>
+          <w:sz w:val="28"/>
+          <w:szCs w:val="28"/>
+        </w:rPr>
+        <w:t xml:space="preserve"> </w:t>
+      </w:r>
+      <w:proofErr w:type="spellStart"/>
+      <w:r>
+        <w:rPr>
+          <w:rFonts w:ascii="Times New Roman" w:hAnsi="Times New Roman" w:cs="Times New Roman"/>
+          <w:sz w:val="28"/>
+          <w:szCs w:val="28"/>
+        </w:rPr>
+        <w:t>Diagram</w:t>
+      </w:r>
+      <w:proofErr w:type="spellEnd"/>
+      <w:r>
+        <w:rPr>
+          <w:rFonts w:ascii="Times New Roman" w:hAnsi="Times New Roman" w:cs="Times New Roman"/>
+          <w:sz w:val="28"/>
+          <w:szCs w:val="28"/>
+        </w:rPr>
+        <w:t xml:space="preserve"> (Архитектурная диаграмма)</w:t>
       </w:r>
     </w:p>
     <w:p>
@@ -9826,7 +11644,7 @@
           <w:szCs w:val="28"/>
         </w:rPr>
       </w:pPr>
-      <w:bookmarkStart w:id="19" w:name="_Toc216383597"/>
+      <w:bookmarkStart w:id="18" w:name="_Toc216430136"/>
       <w:r>
         <w:rPr>
           <w:rFonts w:ascii="Times New Roman" w:hAnsi="Times New Roman" w:cs="Times New Roman"/>
@@ -9838,7 +11656,7 @@
         </w:rPr>
         <w:t>Выводы и результаты к разделу 2</w:t>
       </w:r>
-      <w:bookmarkEnd w:id="19"/>
+      <w:bookmarkEnd w:id="18"/>
     </w:p>
     <w:p>
       <w:pPr>
@@ -9873,7 +11691,25 @@
           <w:sz w:val="28"/>
           <w:szCs w:val="28"/>
         </w:rPr>
-        <w:t xml:space="preserve"> была разработана логическая модель системы управления механикой сезонных предметов с использованием UML: определены ключевые сущности и их взаимосвязи, описан жизненный цикл предметов и сезонов, процессы конфигурации правил, автоматической конвертации и анализа баланса, а также сформирована логическая модель данных в виде ERD-диаграммы. Для обеспечения согласованности и надежности при распределённой обработке событий окончания сезонов, массовой конвертации предметов и пересчета метрик была выбрана микро сервисная архитектура, структура которой представлена с помощью ArchiMate, что создает полноценную основу для последующего детального проектирования и реализации системы.</w:t>
+        <w:t xml:space="preserve"> была разработана логическая модель системы управления механикой сезонных предметов с использованием UML: определены ключевые сущности и их взаимосвязи, описан жизненный цикл предметов и сезонов, процессы конфигурации правил, автоматической конвертации и анализа баланса, а также сформирована логическая модель данных в виде ERD-диаграммы. Для обеспечения согласованности и надежности при распределённой обработке событий окончания сезонов, массовой конвертации предметов и пересчета метрик была выбрана микро сервисная архитектура, структура которой представлена с помощью </w:t>
+      </w:r>
+      <w:proofErr w:type="spellStart"/>
+      <w:r>
+        <w:rPr>
+          <w:rFonts w:ascii="Times New Roman" w:hAnsi="Times New Roman" w:cs="Times New Roman"/>
+          <w:sz w:val="28"/>
+          <w:szCs w:val="28"/>
+        </w:rPr>
+        <w:t>ArchiMate</w:t>
+      </w:r>
+      <w:proofErr w:type="spellEnd"/>
+      <w:r>
+        <w:rPr>
+          <w:rFonts w:ascii="Times New Roman" w:hAnsi="Times New Roman" w:cs="Times New Roman"/>
+          <w:sz w:val="28"/>
+          <w:szCs w:val="28"/>
+        </w:rPr>
+        <w:t>, что создает полноценную основу для последующего детального проектирования и реализации системы.</w:t>
       </w:r>
     </w:p>
     <w:p>
@@ -9899,7 +11735,7 @@
           <w:szCs w:val="28"/>
         </w:rPr>
       </w:pPr>
-      <w:bookmarkStart w:id="20" w:name="_Toc216383598"/>
+      <w:bookmarkStart w:id="19" w:name="_Toc216430137"/>
       <w:r>
         <w:rPr>
           <w:rFonts w:ascii="Times New Roman" w:hAnsi="Times New Roman" w:cs="Times New Roman"/>
@@ -9912,7 +11748,7 @@
         <w:lastRenderedPageBreak/>
         <w:t>ЗАКЛЮЧЕНИЕ</w:t>
       </w:r>
-      <w:bookmarkEnd w:id="20"/>
+      <w:bookmarkEnd w:id="19"/>
     </w:p>
     <w:p>
       <w:pPr>
@@ -10056,7 +11892,25 @@
           <w:sz w:val="28"/>
           <w:szCs w:val="28"/>
         </w:rPr>
-        <w:t xml:space="preserve">создана архитектура с использованием микросервисного подхода;  </w:t>
+        <w:t xml:space="preserve">создана архитектура с использованием </w:t>
+      </w:r>
+      <w:proofErr w:type="spellStart"/>
+      <w:r>
+        <w:rPr>
+          <w:rFonts w:ascii="Times New Roman" w:hAnsi="Times New Roman" w:cs="Times New Roman"/>
+          <w:sz w:val="28"/>
+          <w:szCs w:val="28"/>
+        </w:rPr>
+        <w:t>микросервисного</w:t>
+      </w:r>
+      <w:proofErr w:type="spellEnd"/>
+      <w:r>
+        <w:rPr>
+          <w:rFonts w:ascii="Times New Roman" w:hAnsi="Times New Roman" w:cs="Times New Roman"/>
+          <w:sz w:val="28"/>
+          <w:szCs w:val="28"/>
+        </w:rPr>
+        <w:t xml:space="preserve"> подхода;  </w:t>
       </w:r>
     </w:p>
     <w:p>
@@ -10174,7 +12028,7 @@
           <w:szCs w:val="28"/>
         </w:rPr>
       </w:pPr>
-      <w:bookmarkStart w:id="21" w:name="_Toc216383599"/>
+      <w:bookmarkStart w:id="20" w:name="_Toc216430138"/>
       <w:r>
         <w:rPr>
           <w:rFonts w:ascii="Times New Roman" w:hAnsi="Times New Roman" w:cs="Times New Roman"/>
@@ -10185,54 +12039,926 @@
           <w:szCs w:val="28"/>
         </w:rPr>
         <w:lastRenderedPageBreak/>
-        <w:t>ГЛОССАРИЙ</w:t>
-      </w:r>
-      <w:bookmarkEnd w:id="21"/>
-    </w:p>
-    <w:p>
-      <w:pPr>
-        <w:spacing w:after="0"/>
-        <w:ind w:firstLine="709"/>
+        <w:t>СПИСОК ИСПОЛЬЗОВАННОЙ ЛИТЕРАТУРЫ</w:t>
+      </w:r>
+      <w:bookmarkEnd w:id="20"/>
+    </w:p>
+    <w:p>
+      <w:pPr>
+        <w:pStyle w:val="a7"/>
+        <w:numPr>
+          <w:ilvl w:val="0"/>
+          <w:numId w:val="45"/>
+        </w:numPr>
+        <w:spacing w:after="0" w:line="360" w:lineRule="auto"/>
+        <w:ind w:left="0" w:firstLine="709"/>
         <w:jc w:val="both"/>
-      </w:pPr>
-    </w:p>
-    <w:p>
-      <w:pPr>
-        <w:spacing w:after="0"/>
-      </w:pPr>
-      <w:r>
-        <w:br w:type="page"/>
-      </w:r>
-    </w:p>
-    <w:p>
-      <w:pPr>
-        <w:pStyle w:val="1"/>
-        <w:spacing w:before="0" w:after="0" w:line="360" w:lineRule="auto"/>
-        <w:ind w:firstLine="709"/>
+        <w:rPr>
+          <w:rFonts w:ascii="Times New Roman" w:hAnsi="Times New Roman" w:cs="Times New Roman"/>
+          <w:sz w:val="28"/>
+          <w:szCs w:val="28"/>
+        </w:rPr>
+      </w:pPr>
+      <w:r>
+        <w:rPr>
+          <w:rFonts w:ascii="Times New Roman" w:hAnsi="Times New Roman" w:cs="Times New Roman"/>
+          <w:sz w:val="28"/>
+          <w:szCs w:val="28"/>
+        </w:rPr>
+        <w:t xml:space="preserve">ГОСТ Р 7.0.5–2008. Библиографическая ссылка. Общие требования и правила составления. – </w:t>
+      </w:r>
+      <w:proofErr w:type="spellStart"/>
+      <w:r>
+        <w:rPr>
+          <w:rFonts w:ascii="Times New Roman" w:hAnsi="Times New Roman" w:cs="Times New Roman"/>
+          <w:sz w:val="28"/>
+          <w:szCs w:val="28"/>
+        </w:rPr>
+        <w:t>Введ</w:t>
+      </w:r>
+      <w:proofErr w:type="spellEnd"/>
+      <w:r>
+        <w:rPr>
+          <w:rFonts w:ascii="Times New Roman" w:hAnsi="Times New Roman" w:cs="Times New Roman"/>
+          <w:sz w:val="28"/>
+          <w:szCs w:val="28"/>
+        </w:rPr>
+        <w:t xml:space="preserve">. 2008–04–28. – М.: </w:t>
+      </w:r>
+      <w:proofErr w:type="spellStart"/>
+      <w:r>
+        <w:rPr>
+          <w:rFonts w:ascii="Times New Roman" w:hAnsi="Times New Roman" w:cs="Times New Roman"/>
+          <w:sz w:val="28"/>
+          <w:szCs w:val="28"/>
+        </w:rPr>
+        <w:t>Стандартинформ</w:t>
+      </w:r>
+      <w:proofErr w:type="spellEnd"/>
+      <w:r>
+        <w:rPr>
+          <w:rFonts w:ascii="Times New Roman" w:hAnsi="Times New Roman" w:cs="Times New Roman"/>
+          <w:sz w:val="28"/>
+          <w:szCs w:val="28"/>
+        </w:rPr>
+        <w:t>, 2008. – 12 с. (Дата обращения: 29.09.2025).</w:t>
+      </w:r>
+    </w:p>
+    <w:p>
+      <w:pPr>
+        <w:pStyle w:val="a7"/>
+        <w:numPr>
+          <w:ilvl w:val="0"/>
+          <w:numId w:val="45"/>
+        </w:numPr>
+        <w:spacing w:after="0" w:line="360" w:lineRule="auto"/>
+        <w:ind w:left="0" w:firstLine="709"/>
         <w:jc w:val="both"/>
         <w:rPr>
           <w:rFonts w:ascii="Times New Roman" w:hAnsi="Times New Roman" w:cs="Times New Roman"/>
-          <w:b/>
+          <w:sz w:val="28"/>
+          <w:szCs w:val="28"/>
+        </w:rPr>
+      </w:pPr>
+      <w:r>
+        <w:rPr>
+          <w:rFonts w:ascii="Times New Roman" w:hAnsi="Times New Roman" w:cs="Times New Roman"/>
           <w:bCs/>
-          <w:color w:val="auto"/>
-          <w:sz w:val="28"/>
-          <w:szCs w:val="28"/>
-        </w:rPr>
-      </w:pPr>
-      <w:bookmarkStart w:id="22" w:name="_Toc216383600"/>
-      <w:r>
-        <w:rPr>
-          <w:rFonts w:ascii="Times New Roman" w:hAnsi="Times New Roman" w:cs="Times New Roman"/>
-          <w:b/>
-          <w:bCs/>
-          <w:color w:val="auto"/>
-          <w:sz w:val="28"/>
-          <w:szCs w:val="28"/>
-        </w:rPr>
-        <w:lastRenderedPageBreak/>
-        <w:t>СПИСОК ИСПОЛЬЗОВАННОЙ ЛИТЕРАТУРЫ</w:t>
-      </w:r>
-      <w:bookmarkEnd w:id="22"/>
+          <w:sz w:val="28"/>
+          <w:szCs w:val="28"/>
+        </w:rPr>
+        <w:t>ГОСТ 34.602–2020.</w:t>
+      </w:r>
+      <w:r>
+        <w:rPr>
+          <w:rFonts w:ascii="Times New Roman" w:hAnsi="Times New Roman" w:cs="Times New Roman"/>
+          <w:sz w:val="28"/>
+          <w:szCs w:val="28"/>
+        </w:rPr>
+        <w:t xml:space="preserve"> Информационные технологии. Комплекс стандартов на автоматизированные системы. Техническое задание на создание автоматизированной системы. – </w:t>
+      </w:r>
+      <w:proofErr w:type="spellStart"/>
+      <w:r>
+        <w:rPr>
+          <w:rFonts w:ascii="Times New Roman" w:hAnsi="Times New Roman" w:cs="Times New Roman"/>
+          <w:sz w:val="28"/>
+          <w:szCs w:val="28"/>
+        </w:rPr>
+        <w:t>Введ</w:t>
+      </w:r>
+      <w:proofErr w:type="spellEnd"/>
+      <w:r>
+        <w:rPr>
+          <w:rFonts w:ascii="Times New Roman" w:hAnsi="Times New Roman" w:cs="Times New Roman"/>
+          <w:sz w:val="28"/>
+          <w:szCs w:val="28"/>
+        </w:rPr>
+        <w:t xml:space="preserve">. 2020–09–01. – М.: </w:t>
+      </w:r>
+      <w:proofErr w:type="spellStart"/>
+      <w:r>
+        <w:rPr>
+          <w:rFonts w:ascii="Times New Roman" w:hAnsi="Times New Roman" w:cs="Times New Roman"/>
+          <w:sz w:val="28"/>
+          <w:szCs w:val="28"/>
+        </w:rPr>
+        <w:t>Стандартинформ</w:t>
+      </w:r>
+      <w:proofErr w:type="spellEnd"/>
+      <w:r>
+        <w:rPr>
+          <w:rFonts w:ascii="Times New Roman" w:hAnsi="Times New Roman" w:cs="Times New Roman"/>
+          <w:sz w:val="28"/>
+          <w:szCs w:val="28"/>
+        </w:rPr>
+        <w:t>, 2020. – 18 с. (Дата обращения: 30.09.2025).</w:t>
+      </w:r>
+    </w:p>
+    <w:p>
+      <w:pPr>
+        <w:pStyle w:val="a7"/>
+        <w:numPr>
+          <w:ilvl w:val="0"/>
+          <w:numId w:val="45"/>
+        </w:numPr>
+        <w:spacing w:after="0" w:line="360" w:lineRule="auto"/>
+        <w:ind w:left="0" w:firstLine="709"/>
+        <w:jc w:val="both"/>
+        <w:rPr>
+          <w:rFonts w:ascii="Times New Roman" w:hAnsi="Times New Roman" w:cs="Times New Roman"/>
+          <w:sz w:val="28"/>
+          <w:szCs w:val="28"/>
+          <w:lang w:val="en-US"/>
+        </w:rPr>
+      </w:pPr>
+      <w:r>
+        <w:rPr>
+          <w:rFonts w:ascii="Times New Roman" w:hAnsi="Times New Roman" w:cs="Times New Roman"/>
+          <w:sz w:val="28"/>
+          <w:szCs w:val="28"/>
+          <w:lang w:val="en-US"/>
+        </w:rPr>
+        <w:t xml:space="preserve">UML (Unified Modeling Language): </w:t>
+      </w:r>
+      <w:r>
+        <w:rPr>
+          <w:rFonts w:ascii="Times New Roman" w:hAnsi="Times New Roman" w:cs="Times New Roman"/>
+          <w:sz w:val="28"/>
+          <w:szCs w:val="28"/>
+        </w:rPr>
+        <w:t>Спецификация</w:t>
+      </w:r>
+      <w:r>
+        <w:rPr>
+          <w:rFonts w:ascii="Times New Roman" w:hAnsi="Times New Roman" w:cs="Times New Roman"/>
+          <w:sz w:val="28"/>
+          <w:szCs w:val="28"/>
+          <w:lang w:val="en-US"/>
+        </w:rPr>
+        <w:t xml:space="preserve"> 2.5.1. Object Management Group, 2017. (</w:t>
+      </w:r>
+      <w:r>
+        <w:rPr>
+          <w:rFonts w:ascii="Times New Roman" w:hAnsi="Times New Roman" w:cs="Times New Roman"/>
+          <w:sz w:val="28"/>
+          <w:szCs w:val="28"/>
+        </w:rPr>
+        <w:t>Дата</w:t>
+      </w:r>
+      <w:r>
+        <w:rPr>
+          <w:rFonts w:ascii="Times New Roman" w:hAnsi="Times New Roman" w:cs="Times New Roman"/>
+          <w:sz w:val="28"/>
+          <w:szCs w:val="28"/>
+          <w:lang w:val="en-US"/>
+        </w:rPr>
+        <w:t xml:space="preserve"> </w:t>
+      </w:r>
+      <w:r>
+        <w:rPr>
+          <w:rFonts w:ascii="Times New Roman" w:hAnsi="Times New Roman" w:cs="Times New Roman"/>
+          <w:sz w:val="28"/>
+          <w:szCs w:val="28"/>
+        </w:rPr>
+        <w:t>обращения</w:t>
+      </w:r>
+      <w:r>
+        <w:rPr>
+          <w:rFonts w:ascii="Times New Roman" w:hAnsi="Times New Roman" w:cs="Times New Roman"/>
+          <w:sz w:val="28"/>
+          <w:szCs w:val="28"/>
+          <w:lang w:val="en-US"/>
+        </w:rPr>
+        <w:t>: 25.09.2025)</w:t>
+      </w:r>
+    </w:p>
+    <w:p>
+      <w:pPr>
+        <w:pStyle w:val="a7"/>
+        <w:numPr>
+          <w:ilvl w:val="0"/>
+          <w:numId w:val="45"/>
+        </w:numPr>
+        <w:spacing w:after="0" w:line="360" w:lineRule="auto"/>
+        <w:ind w:left="0" w:firstLine="709"/>
+        <w:jc w:val="both"/>
+        <w:rPr>
+          <w:rFonts w:ascii="Times New Roman" w:hAnsi="Times New Roman" w:cs="Times New Roman"/>
+          <w:sz w:val="28"/>
+          <w:szCs w:val="28"/>
+        </w:rPr>
+      </w:pPr>
+      <w:proofErr w:type="spellStart"/>
+      <w:r>
+        <w:rPr>
+          <w:rFonts w:ascii="Times New Roman" w:hAnsi="Times New Roman" w:cs="Times New Roman"/>
+          <w:sz w:val="28"/>
+          <w:szCs w:val="28"/>
+        </w:rPr>
+        <w:t>Хабр</w:t>
+      </w:r>
+      <w:proofErr w:type="spellEnd"/>
+      <w:r>
+        <w:rPr>
+          <w:rFonts w:ascii="Times New Roman" w:hAnsi="Times New Roman" w:cs="Times New Roman"/>
+          <w:sz w:val="28"/>
+          <w:szCs w:val="28"/>
+        </w:rPr>
+        <w:t xml:space="preserve"> [Электронный ресурс]. Паттерн </w:t>
+      </w:r>
+      <w:r>
+        <w:rPr>
+          <w:rFonts w:ascii="Times New Roman" w:hAnsi="Times New Roman" w:cs="Times New Roman"/>
+          <w:sz w:val="28"/>
+          <w:szCs w:val="28"/>
+          <w:lang w:val="en-US"/>
+        </w:rPr>
+        <w:t>Outbox</w:t>
+      </w:r>
+      <w:r>
+        <w:rPr>
+          <w:rFonts w:ascii="Times New Roman" w:hAnsi="Times New Roman" w:cs="Times New Roman"/>
+          <w:sz w:val="28"/>
+          <w:szCs w:val="28"/>
+        </w:rPr>
+        <w:t xml:space="preserve">: как не растерять сообщения в </w:t>
+      </w:r>
+      <w:proofErr w:type="spellStart"/>
+      <w:r>
+        <w:rPr>
+          <w:rFonts w:ascii="Times New Roman" w:hAnsi="Times New Roman" w:cs="Times New Roman"/>
+          <w:sz w:val="28"/>
+          <w:szCs w:val="28"/>
+        </w:rPr>
+        <w:t>микросервисной</w:t>
+      </w:r>
+      <w:proofErr w:type="spellEnd"/>
+      <w:r>
+        <w:rPr>
+          <w:rFonts w:ascii="Times New Roman" w:hAnsi="Times New Roman" w:cs="Times New Roman"/>
+          <w:sz w:val="28"/>
+          <w:szCs w:val="28"/>
+        </w:rPr>
+        <w:t xml:space="preserve"> архитектуре – Режим доступа: </w:t>
+      </w:r>
+      <w:hyperlink r:id="rId20" w:history="1">
+        <w:r>
+          <w:rPr>
+            <w:rStyle w:val="af"/>
+            <w:rFonts w:ascii="Times New Roman" w:hAnsi="Times New Roman" w:cs="Times New Roman"/>
+            <w:color w:val="auto"/>
+            <w:sz w:val="28"/>
+            <w:szCs w:val="28"/>
+            <w:u w:val="none"/>
+          </w:rPr>
+          <w:t>https://habr.com/ru/companies/lamoda/articles/678932/</w:t>
+        </w:r>
+      </w:hyperlink>
+      <w:r>
+        <w:rPr>
+          <w:rFonts w:ascii="Times New Roman" w:hAnsi="Times New Roman" w:cs="Times New Roman"/>
+          <w:sz w:val="28"/>
+          <w:szCs w:val="28"/>
+        </w:rPr>
+        <w:t xml:space="preserve"> (Дата обращения: 17.10.2025).</w:t>
+      </w:r>
+    </w:p>
+    <w:p>
+      <w:pPr>
+        <w:pStyle w:val="a7"/>
+        <w:numPr>
+          <w:ilvl w:val="0"/>
+          <w:numId w:val="45"/>
+        </w:numPr>
+        <w:spacing w:after="0" w:line="360" w:lineRule="auto"/>
+        <w:ind w:left="0" w:firstLine="709"/>
+        <w:jc w:val="both"/>
+        <w:rPr>
+          <w:rFonts w:ascii="Times New Roman" w:hAnsi="Times New Roman" w:cs="Times New Roman"/>
+          <w:sz w:val="28"/>
+          <w:szCs w:val="28"/>
+        </w:rPr>
+      </w:pPr>
+      <w:proofErr w:type="spellStart"/>
+      <w:r>
+        <w:rPr>
+          <w:rFonts w:ascii="Times New Roman" w:hAnsi="Times New Roman" w:cs="Times New Roman"/>
+          <w:sz w:val="28"/>
+          <w:szCs w:val="28"/>
+        </w:rPr>
+        <w:t>Хабр</w:t>
+      </w:r>
+      <w:proofErr w:type="spellEnd"/>
+      <w:r>
+        <w:rPr>
+          <w:rFonts w:ascii="Times New Roman" w:hAnsi="Times New Roman" w:cs="Times New Roman"/>
+          <w:sz w:val="28"/>
+          <w:szCs w:val="28"/>
+        </w:rPr>
+        <w:t xml:space="preserve"> [Электронный ресурс]. Хореография, </w:t>
+      </w:r>
+      <w:proofErr w:type="spellStart"/>
+      <w:r>
+        <w:rPr>
+          <w:rFonts w:ascii="Times New Roman" w:hAnsi="Times New Roman" w:cs="Times New Roman"/>
+          <w:sz w:val="28"/>
+          <w:szCs w:val="28"/>
+        </w:rPr>
+        <w:t>оркестрация</w:t>
+      </w:r>
+      <w:proofErr w:type="spellEnd"/>
+      <w:r>
+        <w:rPr>
+          <w:rFonts w:ascii="Times New Roman" w:hAnsi="Times New Roman" w:cs="Times New Roman"/>
+          <w:sz w:val="28"/>
+          <w:szCs w:val="28"/>
+        </w:rPr>
+        <w:t xml:space="preserve"> и </w:t>
+      </w:r>
+      <w:r>
+        <w:rPr>
+          <w:rFonts w:ascii="Times New Roman" w:hAnsi="Times New Roman" w:cs="Times New Roman"/>
+          <w:sz w:val="28"/>
+          <w:szCs w:val="28"/>
+          <w:lang w:val="en-US"/>
+        </w:rPr>
+        <w:t>Event</w:t>
+      </w:r>
+      <w:r>
+        <w:rPr>
+          <w:rFonts w:ascii="Times New Roman" w:hAnsi="Times New Roman" w:cs="Times New Roman"/>
+          <w:sz w:val="28"/>
+          <w:szCs w:val="28"/>
+        </w:rPr>
+        <w:t xml:space="preserve"> </w:t>
+      </w:r>
+      <w:r>
+        <w:rPr>
+          <w:rFonts w:ascii="Times New Roman" w:hAnsi="Times New Roman" w:cs="Times New Roman"/>
+          <w:sz w:val="28"/>
+          <w:szCs w:val="28"/>
+          <w:lang w:val="en-US"/>
+        </w:rPr>
+        <w:t>Driven</w:t>
+      </w:r>
+      <w:r>
+        <w:rPr>
+          <w:rFonts w:ascii="Times New Roman" w:hAnsi="Times New Roman" w:cs="Times New Roman"/>
+          <w:sz w:val="28"/>
+          <w:szCs w:val="28"/>
+        </w:rPr>
+        <w:t xml:space="preserve"> </w:t>
+      </w:r>
+      <w:r>
+        <w:rPr>
+          <w:rFonts w:ascii="Times New Roman" w:hAnsi="Times New Roman" w:cs="Times New Roman"/>
+          <w:sz w:val="28"/>
+          <w:szCs w:val="28"/>
+          <w:lang w:val="en-US"/>
+        </w:rPr>
+        <w:t>Orchestration</w:t>
+      </w:r>
+      <w:r>
+        <w:rPr>
+          <w:rFonts w:ascii="Times New Roman" w:hAnsi="Times New Roman" w:cs="Times New Roman"/>
+          <w:sz w:val="28"/>
+          <w:szCs w:val="28"/>
+        </w:rPr>
+        <w:t xml:space="preserve"> – Режим доступа: </w:t>
+      </w:r>
+      <w:hyperlink r:id="rId21" w:history="1">
+        <w:r>
+          <w:rPr>
+            <w:rStyle w:val="af"/>
+            <w:rFonts w:ascii="Times New Roman" w:hAnsi="Times New Roman" w:cs="Times New Roman"/>
+            <w:color w:val="auto"/>
+            <w:sz w:val="28"/>
+            <w:szCs w:val="28"/>
+            <w:u w:val="none"/>
+            <w:lang w:val="en-US"/>
+          </w:rPr>
+          <w:t>https</w:t>
+        </w:r>
+        <w:r>
+          <w:rPr>
+            <w:rStyle w:val="af"/>
+            <w:rFonts w:ascii="Times New Roman" w:hAnsi="Times New Roman" w:cs="Times New Roman"/>
+            <w:color w:val="auto"/>
+            <w:sz w:val="28"/>
+            <w:szCs w:val="28"/>
+            <w:u w:val="none"/>
+          </w:rPr>
+          <w:t>://</w:t>
+        </w:r>
+        <w:proofErr w:type="spellStart"/>
+        <w:r>
+          <w:rPr>
+            <w:rStyle w:val="af"/>
+            <w:rFonts w:ascii="Times New Roman" w:hAnsi="Times New Roman" w:cs="Times New Roman"/>
+            <w:color w:val="auto"/>
+            <w:sz w:val="28"/>
+            <w:szCs w:val="28"/>
+            <w:u w:val="none"/>
+            <w:lang w:val="en-US"/>
+          </w:rPr>
+          <w:t>habr</w:t>
+        </w:r>
+        <w:proofErr w:type="spellEnd"/>
+        <w:r>
+          <w:rPr>
+            <w:rStyle w:val="af"/>
+            <w:rFonts w:ascii="Times New Roman" w:hAnsi="Times New Roman" w:cs="Times New Roman"/>
+            <w:color w:val="auto"/>
+            <w:sz w:val="28"/>
+            <w:szCs w:val="28"/>
+            <w:u w:val="none"/>
+          </w:rPr>
+          <w:t>.</w:t>
+        </w:r>
+        <w:r>
+          <w:rPr>
+            <w:rStyle w:val="af"/>
+            <w:rFonts w:ascii="Times New Roman" w:hAnsi="Times New Roman" w:cs="Times New Roman"/>
+            <w:color w:val="auto"/>
+            <w:sz w:val="28"/>
+            <w:szCs w:val="28"/>
+            <w:u w:val="none"/>
+            <w:lang w:val="en-US"/>
+          </w:rPr>
+          <w:t>com</w:t>
+        </w:r>
+        <w:r>
+          <w:rPr>
+            <w:rStyle w:val="af"/>
+            <w:rFonts w:ascii="Times New Roman" w:hAnsi="Times New Roman" w:cs="Times New Roman"/>
+            <w:color w:val="auto"/>
+            <w:sz w:val="28"/>
+            <w:szCs w:val="28"/>
+            <w:u w:val="none"/>
+          </w:rPr>
+          <w:t>/</w:t>
+        </w:r>
+        <w:proofErr w:type="spellStart"/>
+        <w:r>
+          <w:rPr>
+            <w:rStyle w:val="af"/>
+            <w:rFonts w:ascii="Times New Roman" w:hAnsi="Times New Roman" w:cs="Times New Roman"/>
+            <w:color w:val="auto"/>
+            <w:sz w:val="28"/>
+            <w:szCs w:val="28"/>
+            <w:u w:val="none"/>
+            <w:lang w:val="en-US"/>
+          </w:rPr>
+          <w:t>ru</w:t>
+        </w:r>
+        <w:proofErr w:type="spellEnd"/>
+        <w:r>
+          <w:rPr>
+            <w:rStyle w:val="af"/>
+            <w:rFonts w:ascii="Times New Roman" w:hAnsi="Times New Roman" w:cs="Times New Roman"/>
+            <w:color w:val="auto"/>
+            <w:sz w:val="28"/>
+            <w:szCs w:val="28"/>
+            <w:u w:val="none"/>
+          </w:rPr>
+          <w:t>/</w:t>
+        </w:r>
+        <w:r>
+          <w:rPr>
+            <w:rStyle w:val="af"/>
+            <w:rFonts w:ascii="Times New Roman" w:hAnsi="Times New Roman" w:cs="Times New Roman"/>
+            <w:color w:val="auto"/>
+            <w:sz w:val="28"/>
+            <w:szCs w:val="28"/>
+            <w:u w:val="none"/>
+            <w:lang w:val="en-US"/>
+          </w:rPr>
+          <w:t>articles</w:t>
+        </w:r>
+        <w:r>
+          <w:rPr>
+            <w:rStyle w:val="af"/>
+            <w:rFonts w:ascii="Times New Roman" w:hAnsi="Times New Roman" w:cs="Times New Roman"/>
+            <w:color w:val="auto"/>
+            <w:sz w:val="28"/>
+            <w:szCs w:val="28"/>
+            <w:u w:val="none"/>
+          </w:rPr>
+          <w:t>/831814/</w:t>
+        </w:r>
+      </w:hyperlink>
+      <w:r>
+        <w:rPr>
+          <w:rFonts w:ascii="Times New Roman" w:hAnsi="Times New Roman" w:cs="Times New Roman"/>
+          <w:sz w:val="28"/>
+          <w:szCs w:val="28"/>
+        </w:rPr>
+        <w:t xml:space="preserve"> (Дата обращения: 18.10.2025).</w:t>
+      </w:r>
+    </w:p>
+    <w:p>
+      <w:pPr>
+        <w:pStyle w:val="a7"/>
+        <w:numPr>
+          <w:ilvl w:val="0"/>
+          <w:numId w:val="45"/>
+        </w:numPr>
+        <w:spacing w:after="0" w:line="360" w:lineRule="auto"/>
+        <w:ind w:left="0" w:firstLine="709"/>
+        <w:jc w:val="both"/>
+        <w:rPr>
+          <w:rFonts w:ascii="Times New Roman" w:hAnsi="Times New Roman" w:cs="Times New Roman"/>
+          <w:sz w:val="28"/>
+          <w:szCs w:val="28"/>
+        </w:rPr>
+      </w:pPr>
+      <w:proofErr w:type="spellStart"/>
+      <w:r>
+        <w:rPr>
+          <w:rFonts w:ascii="Times New Roman" w:hAnsi="Times New Roman" w:cs="Times New Roman"/>
+          <w:sz w:val="28"/>
+          <w:szCs w:val="28"/>
+        </w:rPr>
+        <w:t>Хабр</w:t>
+      </w:r>
+      <w:proofErr w:type="spellEnd"/>
+      <w:r>
+        <w:rPr>
+          <w:rFonts w:ascii="Times New Roman" w:hAnsi="Times New Roman" w:cs="Times New Roman"/>
+          <w:sz w:val="28"/>
+          <w:szCs w:val="28"/>
+        </w:rPr>
+        <w:t xml:space="preserve"> [Электронный ресурс]. </w:t>
+      </w:r>
+      <w:proofErr w:type="spellStart"/>
+      <w:r>
+        <w:rPr>
+          <w:rFonts w:ascii="Times New Roman" w:hAnsi="Times New Roman" w:cs="Times New Roman"/>
+          <w:sz w:val="28"/>
+          <w:szCs w:val="28"/>
+        </w:rPr>
+        <w:t>Микросервисы</w:t>
+      </w:r>
+      <w:proofErr w:type="spellEnd"/>
+      <w:r>
+        <w:rPr>
+          <w:rFonts w:ascii="Times New Roman" w:hAnsi="Times New Roman" w:cs="Times New Roman"/>
+          <w:sz w:val="28"/>
+          <w:szCs w:val="28"/>
+        </w:rPr>
+        <w:t xml:space="preserve"> и данные</w:t>
+      </w:r>
+      <w:proofErr w:type="gramStart"/>
+      <w:r>
+        <w:rPr>
+          <w:rFonts w:ascii="Times New Roman" w:hAnsi="Times New Roman" w:cs="Times New Roman"/>
+          <w:sz w:val="28"/>
+          <w:szCs w:val="28"/>
+        </w:rPr>
+        <w:t>: Как</w:t>
+      </w:r>
+      <w:proofErr w:type="gramEnd"/>
+      <w:r>
+        <w:rPr>
+          <w:rFonts w:ascii="Times New Roman" w:hAnsi="Times New Roman" w:cs="Times New Roman"/>
+          <w:sz w:val="28"/>
+          <w:szCs w:val="28"/>
+        </w:rPr>
+        <w:t xml:space="preserve"> </w:t>
+      </w:r>
+      <w:proofErr w:type="spellStart"/>
+      <w:r>
+        <w:rPr>
+          <w:rFonts w:ascii="Times New Roman" w:hAnsi="Times New Roman" w:cs="Times New Roman"/>
+          <w:sz w:val="28"/>
+          <w:szCs w:val="28"/>
+        </w:rPr>
+        <w:t>Saga</w:t>
+      </w:r>
+      <w:proofErr w:type="spellEnd"/>
+      <w:r>
+        <w:rPr>
+          <w:rFonts w:ascii="Times New Roman" w:hAnsi="Times New Roman" w:cs="Times New Roman"/>
+          <w:sz w:val="28"/>
+          <w:szCs w:val="28"/>
+        </w:rPr>
+        <w:t xml:space="preserve">-паттерн спасает от хаоса транзакций – Режим доступа: </w:t>
+      </w:r>
+      <w:hyperlink r:id="rId22" w:history="1">
+        <w:r>
+          <w:rPr>
+            <w:rStyle w:val="af"/>
+            <w:rFonts w:ascii="Times New Roman" w:hAnsi="Times New Roman" w:cs="Times New Roman"/>
+            <w:color w:val="auto"/>
+            <w:sz w:val="28"/>
+            <w:szCs w:val="28"/>
+            <w:u w:val="none"/>
+            <w:lang w:val="en-US"/>
+          </w:rPr>
+          <w:t>https</w:t>
+        </w:r>
+        <w:r>
+          <w:rPr>
+            <w:rStyle w:val="af"/>
+            <w:rFonts w:ascii="Times New Roman" w:hAnsi="Times New Roman" w:cs="Times New Roman"/>
+            <w:color w:val="auto"/>
+            <w:sz w:val="28"/>
+            <w:szCs w:val="28"/>
+            <w:u w:val="none"/>
+          </w:rPr>
+          <w:t>://</w:t>
+        </w:r>
+        <w:proofErr w:type="spellStart"/>
+        <w:r>
+          <w:rPr>
+            <w:rStyle w:val="af"/>
+            <w:rFonts w:ascii="Times New Roman" w:hAnsi="Times New Roman" w:cs="Times New Roman"/>
+            <w:color w:val="auto"/>
+            <w:sz w:val="28"/>
+            <w:szCs w:val="28"/>
+            <w:u w:val="none"/>
+            <w:lang w:val="en-US"/>
+          </w:rPr>
+          <w:t>habr</w:t>
+        </w:r>
+        <w:proofErr w:type="spellEnd"/>
+        <w:r>
+          <w:rPr>
+            <w:rStyle w:val="af"/>
+            <w:rFonts w:ascii="Times New Roman" w:hAnsi="Times New Roman" w:cs="Times New Roman"/>
+            <w:color w:val="auto"/>
+            <w:sz w:val="28"/>
+            <w:szCs w:val="28"/>
+            <w:u w:val="none"/>
+          </w:rPr>
+          <w:t>.</w:t>
+        </w:r>
+        <w:r>
+          <w:rPr>
+            <w:rStyle w:val="af"/>
+            <w:rFonts w:ascii="Times New Roman" w:hAnsi="Times New Roman" w:cs="Times New Roman"/>
+            <w:color w:val="auto"/>
+            <w:sz w:val="28"/>
+            <w:szCs w:val="28"/>
+            <w:u w:val="none"/>
+            <w:lang w:val="en-US"/>
+          </w:rPr>
+          <w:t>com</w:t>
+        </w:r>
+        <w:r>
+          <w:rPr>
+            <w:rStyle w:val="af"/>
+            <w:rFonts w:ascii="Times New Roman" w:hAnsi="Times New Roman" w:cs="Times New Roman"/>
+            <w:color w:val="auto"/>
+            <w:sz w:val="28"/>
+            <w:szCs w:val="28"/>
+            <w:u w:val="none"/>
+          </w:rPr>
+          <w:t>/</w:t>
+        </w:r>
+        <w:proofErr w:type="spellStart"/>
+        <w:r>
+          <w:rPr>
+            <w:rStyle w:val="af"/>
+            <w:rFonts w:ascii="Times New Roman" w:hAnsi="Times New Roman" w:cs="Times New Roman"/>
+            <w:color w:val="auto"/>
+            <w:sz w:val="28"/>
+            <w:szCs w:val="28"/>
+            <w:u w:val="none"/>
+            <w:lang w:val="en-US"/>
+          </w:rPr>
+          <w:t>ru</w:t>
+        </w:r>
+        <w:proofErr w:type="spellEnd"/>
+        <w:r>
+          <w:rPr>
+            <w:rStyle w:val="af"/>
+            <w:rFonts w:ascii="Times New Roman" w:hAnsi="Times New Roman" w:cs="Times New Roman"/>
+            <w:color w:val="auto"/>
+            <w:sz w:val="28"/>
+            <w:szCs w:val="28"/>
+            <w:u w:val="none"/>
+          </w:rPr>
+          <w:t>/</w:t>
+        </w:r>
+        <w:r>
+          <w:rPr>
+            <w:rStyle w:val="af"/>
+            <w:rFonts w:ascii="Times New Roman" w:hAnsi="Times New Roman" w:cs="Times New Roman"/>
+            <w:color w:val="auto"/>
+            <w:sz w:val="28"/>
+            <w:szCs w:val="28"/>
+            <w:u w:val="none"/>
+            <w:lang w:val="en-US"/>
+          </w:rPr>
+          <w:t>articles</w:t>
+        </w:r>
+        <w:r>
+          <w:rPr>
+            <w:rStyle w:val="af"/>
+            <w:rFonts w:ascii="Times New Roman" w:hAnsi="Times New Roman" w:cs="Times New Roman"/>
+            <w:color w:val="auto"/>
+            <w:sz w:val="28"/>
+            <w:szCs w:val="28"/>
+            <w:u w:val="none"/>
+          </w:rPr>
+          <w:t>/906166/</w:t>
+        </w:r>
+      </w:hyperlink>
+      <w:r>
+        <w:rPr>
+          <w:rFonts w:ascii="Times New Roman" w:hAnsi="Times New Roman" w:cs="Times New Roman"/>
+          <w:sz w:val="28"/>
+          <w:szCs w:val="28"/>
+        </w:rPr>
+        <w:t xml:space="preserve"> (Дата обращения: 20.10.2025).</w:t>
+      </w:r>
+    </w:p>
+    <w:p>
+      <w:pPr>
+        <w:pStyle w:val="a7"/>
+        <w:numPr>
+          <w:ilvl w:val="0"/>
+          <w:numId w:val="45"/>
+        </w:numPr>
+        <w:spacing w:after="0" w:line="360" w:lineRule="auto"/>
+        <w:ind w:left="0" w:firstLine="709"/>
+        <w:jc w:val="both"/>
+        <w:rPr>
+          <w:rFonts w:ascii="Times New Roman" w:hAnsi="Times New Roman" w:cs="Times New Roman"/>
+          <w:sz w:val="28"/>
+          <w:szCs w:val="28"/>
+        </w:rPr>
+      </w:pPr>
+      <w:proofErr w:type="spellStart"/>
+      <w:r>
+        <w:rPr>
+          <w:rFonts w:ascii="Times New Roman" w:hAnsi="Times New Roman" w:cs="Times New Roman"/>
+          <w:sz w:val="28"/>
+          <w:szCs w:val="28"/>
+        </w:rPr>
+        <w:t>Хабр</w:t>
+      </w:r>
+      <w:proofErr w:type="spellEnd"/>
+      <w:r>
+        <w:rPr>
+          <w:rFonts w:ascii="Times New Roman" w:hAnsi="Times New Roman" w:cs="Times New Roman"/>
+          <w:sz w:val="28"/>
+          <w:szCs w:val="28"/>
+        </w:rPr>
+        <w:t xml:space="preserve"> [Электронный ресурс]. Знакомство с </w:t>
+      </w:r>
+      <w:proofErr w:type="spellStart"/>
+      <w:r>
+        <w:rPr>
+          <w:rFonts w:ascii="Times New Roman" w:hAnsi="Times New Roman" w:cs="Times New Roman"/>
+          <w:sz w:val="28"/>
+          <w:szCs w:val="28"/>
+        </w:rPr>
+        <w:t>Debezium</w:t>
+      </w:r>
+      <w:proofErr w:type="spellEnd"/>
+      <w:r>
+        <w:rPr>
+          <w:rFonts w:ascii="Times New Roman" w:hAnsi="Times New Roman" w:cs="Times New Roman"/>
+          <w:sz w:val="28"/>
+          <w:szCs w:val="28"/>
+        </w:rPr>
+        <w:t xml:space="preserve"> – CDC для Apache </w:t>
+      </w:r>
+      <w:proofErr w:type="spellStart"/>
+      <w:r>
+        <w:rPr>
+          <w:rFonts w:ascii="Times New Roman" w:hAnsi="Times New Roman" w:cs="Times New Roman"/>
+          <w:sz w:val="28"/>
+          <w:szCs w:val="28"/>
+        </w:rPr>
+        <w:t>Kafka</w:t>
+      </w:r>
+      <w:proofErr w:type="spellEnd"/>
+      <w:r>
+        <w:rPr>
+          <w:rFonts w:ascii="Times New Roman" w:hAnsi="Times New Roman" w:cs="Times New Roman"/>
+          <w:sz w:val="28"/>
+          <w:szCs w:val="28"/>
+        </w:rPr>
+        <w:t xml:space="preserve"> – Режим доступа: </w:t>
+      </w:r>
+      <w:hyperlink r:id="rId23" w:history="1">
+        <w:r>
+          <w:rPr>
+            <w:rStyle w:val="af"/>
+            <w:rFonts w:ascii="Times New Roman" w:hAnsi="Times New Roman" w:cs="Times New Roman"/>
+            <w:color w:val="auto"/>
+            <w:sz w:val="28"/>
+            <w:szCs w:val="28"/>
+            <w:u w:val="none"/>
+          </w:rPr>
+          <w:t>https://habr.com/ru/companies/flant/articles/523510/</w:t>
+        </w:r>
+      </w:hyperlink>
+      <w:r>
+        <w:rPr>
+          <w:rFonts w:ascii="Times New Roman" w:hAnsi="Times New Roman" w:cs="Times New Roman"/>
+          <w:sz w:val="28"/>
+          <w:szCs w:val="28"/>
+        </w:rPr>
+        <w:t xml:space="preserve"> (Дата обращения: 30.10.2025).</w:t>
+      </w:r>
+    </w:p>
+    <w:p>
+      <w:pPr>
+        <w:pStyle w:val="a7"/>
+        <w:numPr>
+          <w:ilvl w:val="0"/>
+          <w:numId w:val="45"/>
+        </w:numPr>
+        <w:spacing w:after="0" w:line="360" w:lineRule="auto"/>
+        <w:ind w:left="0" w:firstLine="709"/>
+        <w:jc w:val="both"/>
+        <w:rPr>
+          <w:rFonts w:ascii="Times New Roman" w:hAnsi="Times New Roman" w:cs="Times New Roman"/>
+          <w:sz w:val="28"/>
+          <w:szCs w:val="28"/>
+        </w:rPr>
+      </w:pPr>
+      <w:proofErr w:type="spellStart"/>
+      <w:r>
+        <w:rPr>
+          <w:rFonts w:ascii="Times New Roman" w:hAnsi="Times New Roman" w:cs="Times New Roman"/>
+          <w:sz w:val="28"/>
+          <w:szCs w:val="28"/>
+        </w:rPr>
+        <w:t>Хабр</w:t>
+      </w:r>
+      <w:proofErr w:type="spellEnd"/>
+      <w:r>
+        <w:rPr>
+          <w:rFonts w:ascii="Times New Roman" w:hAnsi="Times New Roman" w:cs="Times New Roman"/>
+          <w:sz w:val="28"/>
+          <w:szCs w:val="28"/>
+        </w:rPr>
+        <w:t xml:space="preserve"> [Электронный ресурс]. Архитектура </w:t>
+      </w:r>
+      <w:proofErr w:type="spellStart"/>
+      <w:r>
+        <w:rPr>
+          <w:rFonts w:ascii="Times New Roman" w:hAnsi="Times New Roman" w:cs="Times New Roman"/>
+          <w:sz w:val="28"/>
+          <w:szCs w:val="28"/>
+        </w:rPr>
+        <w:t>event-driven</w:t>
+      </w:r>
+      <w:proofErr w:type="spellEnd"/>
+      <w:r>
+        <w:rPr>
+          <w:rFonts w:ascii="Times New Roman" w:hAnsi="Times New Roman" w:cs="Times New Roman"/>
+          <w:sz w:val="28"/>
+          <w:szCs w:val="28"/>
+        </w:rPr>
+        <w:t xml:space="preserve"> приложений – Режим доступа: </w:t>
+      </w:r>
+      <w:hyperlink r:id="rId24" w:history="1">
+        <w:r>
+          <w:rPr>
+            <w:rStyle w:val="af"/>
+            <w:rFonts w:ascii="Times New Roman" w:hAnsi="Times New Roman" w:cs="Times New Roman"/>
+            <w:color w:val="auto"/>
+            <w:sz w:val="28"/>
+            <w:szCs w:val="28"/>
+            <w:u w:val="none"/>
+          </w:rPr>
+          <w:t>https://habr.com/ru/companies/otus/articles/740578/</w:t>
+        </w:r>
+      </w:hyperlink>
+      <w:r>
+        <w:rPr>
+          <w:rFonts w:ascii="Times New Roman" w:hAnsi="Times New Roman" w:cs="Times New Roman"/>
+          <w:sz w:val="28"/>
+          <w:szCs w:val="28"/>
+        </w:rPr>
+        <w:t xml:space="preserve"> (Дата обращения: 10.11.2025).</w:t>
+      </w:r>
     </w:p>
     <w:p>
       <w:pPr>
@@ -13442,6 +16168,92 @@
     </w:lvl>
   </w:abstractNum>
   <w:abstractNum w:abstractNumId="31" w15:restartNumberingAfterBreak="0">
+    <w:nsid w:val="55295976"/>
+    <w:multiLevelType w:val="hybridMultilevel"/>
+    <w:tmpl w:val="BBE4A9AA"/>
+    <w:lvl w:ilvl="0" w:tplc="91C4A782">
+      <w:start w:val="1"/>
+      <w:numFmt w:val="decimal"/>
+      <w:lvlText w:val="%1."/>
+      <w:lvlJc w:val="left"/>
+      <w:pPr>
+        <w:ind w:left="1069" w:hanging="360"/>
+      </w:pPr>
+    </w:lvl>
+    <w:lvl w:ilvl="1" w:tplc="04190019">
+      <w:start w:val="1"/>
+      <w:numFmt w:val="lowerLetter"/>
+      <w:lvlText w:val="%2."/>
+      <w:lvlJc w:val="left"/>
+      <w:pPr>
+        <w:ind w:left="1789" w:hanging="360"/>
+      </w:pPr>
+    </w:lvl>
+    <w:lvl w:ilvl="2" w:tplc="0419001B">
+      <w:start w:val="1"/>
+      <w:numFmt w:val="lowerRoman"/>
+      <w:lvlText w:val="%3."/>
+      <w:lvlJc w:val="right"/>
+      <w:pPr>
+        <w:ind w:left="2509" w:hanging="180"/>
+      </w:pPr>
+    </w:lvl>
+    <w:lvl w:ilvl="3" w:tplc="0419000F">
+      <w:start w:val="1"/>
+      <w:numFmt w:val="decimal"/>
+      <w:lvlText w:val="%4."/>
+      <w:lvlJc w:val="left"/>
+      <w:pPr>
+        <w:ind w:left="3229" w:hanging="360"/>
+      </w:pPr>
+    </w:lvl>
+    <w:lvl w:ilvl="4" w:tplc="04190019">
+      <w:start w:val="1"/>
+      <w:numFmt w:val="lowerLetter"/>
+      <w:lvlText w:val="%5."/>
+      <w:lvlJc w:val="left"/>
+      <w:pPr>
+        <w:ind w:left="3949" w:hanging="360"/>
+      </w:pPr>
+    </w:lvl>
+    <w:lvl w:ilvl="5" w:tplc="0419001B">
+      <w:start w:val="1"/>
+      <w:numFmt w:val="lowerRoman"/>
+      <w:lvlText w:val="%6."/>
+      <w:lvlJc w:val="right"/>
+      <w:pPr>
+        <w:ind w:left="4669" w:hanging="180"/>
+      </w:pPr>
+    </w:lvl>
+    <w:lvl w:ilvl="6" w:tplc="0419000F">
+      <w:start w:val="1"/>
+      <w:numFmt w:val="decimal"/>
+      <w:lvlText w:val="%7."/>
+      <w:lvlJc w:val="left"/>
+      <w:pPr>
+        <w:ind w:left="5389" w:hanging="360"/>
+      </w:pPr>
+    </w:lvl>
+    <w:lvl w:ilvl="7" w:tplc="04190019">
+      <w:start w:val="1"/>
+      <w:numFmt w:val="lowerLetter"/>
+      <w:lvlText w:val="%8."/>
+      <w:lvlJc w:val="left"/>
+      <w:pPr>
+        <w:ind w:left="6109" w:hanging="360"/>
+      </w:pPr>
+    </w:lvl>
+    <w:lvl w:ilvl="8" w:tplc="0419001B">
+      <w:start w:val="1"/>
+      <w:numFmt w:val="lowerRoman"/>
+      <w:lvlText w:val="%9."/>
+      <w:lvlJc w:val="right"/>
+      <w:pPr>
+        <w:ind w:left="6829" w:hanging="180"/>
+      </w:pPr>
+    </w:lvl>
+  </w:abstractNum>
+  <w:abstractNum w:abstractNumId="32" w15:restartNumberingAfterBreak="0">
     <w:nsid w:val="585C1B1D"/>
     <w:multiLevelType w:val="multilevel"/>
     <w:tmpl w:val="0419001F"/>
@@ -13527,7 +16339,7 @@
       </w:pPr>
     </w:lvl>
   </w:abstractNum>
-  <w:abstractNum w:abstractNumId="32" w15:restartNumberingAfterBreak="0">
+  <w:abstractNum w:abstractNumId="33" w15:restartNumberingAfterBreak="0">
     <w:nsid w:val="5DCE7880"/>
     <w:multiLevelType w:val="hybridMultilevel"/>
     <w:tmpl w:val="0EE6C9C2"/>
@@ -13640,7 +16452,7 @@
       </w:rPr>
     </w:lvl>
   </w:abstractNum>
-  <w:abstractNum w:abstractNumId="33" w15:restartNumberingAfterBreak="0">
+  <w:abstractNum w:abstractNumId="34" w15:restartNumberingAfterBreak="0">
     <w:nsid w:val="62C27C14"/>
     <w:multiLevelType w:val="hybridMultilevel"/>
     <w:tmpl w:val="B23ACBA8"/>
@@ -13753,7 +16565,7 @@
       </w:rPr>
     </w:lvl>
   </w:abstractNum>
-  <w:abstractNum w:abstractNumId="34" w15:restartNumberingAfterBreak="0">
+  <w:abstractNum w:abstractNumId="35" w15:restartNumberingAfterBreak="0">
     <w:nsid w:val="63B67EC5"/>
     <w:multiLevelType w:val="hybridMultilevel"/>
     <w:tmpl w:val="B3FAFFAC"/>
@@ -13865,7 +16677,7 @@
       </w:rPr>
     </w:lvl>
   </w:abstractNum>
-  <w:abstractNum w:abstractNumId="35" w15:restartNumberingAfterBreak="0">
+  <w:abstractNum w:abstractNumId="36" w15:restartNumberingAfterBreak="0">
     <w:nsid w:val="67EB70D7"/>
     <w:multiLevelType w:val="hybridMultilevel"/>
     <w:tmpl w:val="E196C808"/>
@@ -13954,7 +16766,7 @@
       </w:pPr>
     </w:lvl>
   </w:abstractNum>
-  <w:abstractNum w:abstractNumId="36" w15:restartNumberingAfterBreak="0">
+  <w:abstractNum w:abstractNumId="37" w15:restartNumberingAfterBreak="0">
     <w:nsid w:val="69CC7C4A"/>
     <w:multiLevelType w:val="hybridMultilevel"/>
     <w:tmpl w:val="F2567D30"/>
@@ -14067,7 +16879,7 @@
       </w:rPr>
     </w:lvl>
   </w:abstractNum>
-  <w:abstractNum w:abstractNumId="37" w15:restartNumberingAfterBreak="0">
+  <w:abstractNum w:abstractNumId="38" w15:restartNumberingAfterBreak="0">
     <w:nsid w:val="6D800E33"/>
     <w:multiLevelType w:val="hybridMultilevel"/>
     <w:tmpl w:val="A70E451E"/>
@@ -14153,7 +16965,7 @@
       </w:pPr>
     </w:lvl>
   </w:abstractNum>
-  <w:abstractNum w:abstractNumId="38" w15:restartNumberingAfterBreak="0">
+  <w:abstractNum w:abstractNumId="39" w15:restartNumberingAfterBreak="0">
     <w:nsid w:val="6DA949FE"/>
     <w:multiLevelType w:val="multilevel"/>
     <w:tmpl w:val="A6E40C82"/>
@@ -14293,7 +17105,7 @@
       </w:rPr>
     </w:lvl>
   </w:abstractNum>
-  <w:abstractNum w:abstractNumId="39" w15:restartNumberingAfterBreak="0">
+  <w:abstractNum w:abstractNumId="40" w15:restartNumberingAfterBreak="0">
     <w:nsid w:val="707D2C54"/>
     <w:multiLevelType w:val="hybridMultilevel"/>
     <w:tmpl w:val="954A9E6E"/>
@@ -14406,7 +17218,7 @@
       </w:rPr>
     </w:lvl>
   </w:abstractNum>
-  <w:abstractNum w:abstractNumId="40" w15:restartNumberingAfterBreak="0">
+  <w:abstractNum w:abstractNumId="41" w15:restartNumberingAfterBreak="0">
     <w:nsid w:val="72AD18F6"/>
     <w:multiLevelType w:val="multilevel"/>
     <w:tmpl w:val="931C4492"/>
@@ -14519,7 +17331,7 @@
       </w:pPr>
     </w:lvl>
   </w:abstractNum>
-  <w:abstractNum w:abstractNumId="41" w15:restartNumberingAfterBreak="0">
+  <w:abstractNum w:abstractNumId="42" w15:restartNumberingAfterBreak="0">
     <w:nsid w:val="774743AD"/>
     <w:multiLevelType w:val="hybridMultilevel"/>
     <w:tmpl w:val="392EF3CE"/>
@@ -14605,7 +17417,7 @@
       </w:pPr>
     </w:lvl>
   </w:abstractNum>
-  <w:abstractNum w:abstractNumId="42" w15:restartNumberingAfterBreak="0">
+  <w:abstractNum w:abstractNumId="43" w15:restartNumberingAfterBreak="0">
     <w:nsid w:val="77D20064"/>
     <w:multiLevelType w:val="hybridMultilevel"/>
     <w:tmpl w:val="5860C0DC"/>
@@ -14694,7 +17506,7 @@
       </w:pPr>
     </w:lvl>
   </w:abstractNum>
-  <w:abstractNum w:abstractNumId="43" w15:restartNumberingAfterBreak="0">
+  <w:abstractNum w:abstractNumId="44" w15:restartNumberingAfterBreak="0">
     <w:nsid w:val="78633BFE"/>
     <w:multiLevelType w:val="hybridMultilevel"/>
     <w:tmpl w:val="760AD906"/>
@@ -14781,7 +17593,7 @@
     </w:lvl>
   </w:abstractNum>
   <w:num w:numId="1" w16cid:durableId="146478503">
-    <w:abstractNumId w:val="40"/>
+    <w:abstractNumId w:val="41"/>
     <w:lvlOverride w:ilvl="0">
       <w:startOverride w:val="1"/>
     </w:lvlOverride>
@@ -14811,7 +17623,7 @@
     </w:lvlOverride>
   </w:num>
   <w:num w:numId="2" w16cid:durableId="1083600405">
-    <w:abstractNumId w:val="43"/>
+    <w:abstractNumId w:val="44"/>
   </w:num>
   <w:num w:numId="3" w16cid:durableId="1184321071">
     <w:abstractNumId w:val="27"/>
@@ -14826,7 +17638,7 @@
     <w:abstractNumId w:val="17"/>
   </w:num>
   <w:num w:numId="7" w16cid:durableId="226232599">
-    <w:abstractNumId w:val="38"/>
+    <w:abstractNumId w:val="39"/>
   </w:num>
   <w:num w:numId="8" w16cid:durableId="2010595056">
     <w:abstractNumId w:val="21"/>
@@ -14835,7 +17647,7 @@
     <w:abstractNumId w:val="8"/>
   </w:num>
   <w:num w:numId="10" w16cid:durableId="1768184870">
-    <w:abstractNumId w:val="42"/>
+    <w:abstractNumId w:val="43"/>
   </w:num>
   <w:num w:numId="11" w16cid:durableId="1894384830">
     <w:abstractNumId w:val="9"/>
@@ -14844,16 +17656,16 @@
     <w:abstractNumId w:val="15"/>
   </w:num>
   <w:num w:numId="13" w16cid:durableId="1177504632">
-    <w:abstractNumId w:val="37"/>
+    <w:abstractNumId w:val="38"/>
   </w:num>
   <w:num w:numId="14" w16cid:durableId="833958119">
-    <w:abstractNumId w:val="34"/>
+    <w:abstractNumId w:val="35"/>
   </w:num>
   <w:num w:numId="15" w16cid:durableId="327056718">
     <w:abstractNumId w:val="13"/>
   </w:num>
   <w:num w:numId="16" w16cid:durableId="398791700">
-    <w:abstractNumId w:val="32"/>
+    <w:abstractNumId w:val="33"/>
   </w:num>
   <w:num w:numId="17" w16cid:durableId="1222868241">
     <w:abstractNumId w:val="19"/>
@@ -14868,13 +17680,13 @@
     <w:abstractNumId w:val="6"/>
   </w:num>
   <w:num w:numId="21" w16cid:durableId="811367865">
-    <w:abstractNumId w:val="36"/>
+    <w:abstractNumId w:val="37"/>
   </w:num>
   <w:num w:numId="22" w16cid:durableId="639462263">
     <w:abstractNumId w:val="5"/>
   </w:num>
   <w:num w:numId="23" w16cid:durableId="1642684815">
-    <w:abstractNumId w:val="39"/>
+    <w:abstractNumId w:val="40"/>
   </w:num>
   <w:num w:numId="24" w16cid:durableId="439178374">
     <w:abstractNumId w:val="28"/>
@@ -14926,7 +17738,7 @@
     </w:lvlOverride>
   </w:num>
   <w:num w:numId="32" w16cid:durableId="2074506370">
-    <w:abstractNumId w:val="41"/>
+    <w:abstractNumId w:val="42"/>
   </w:num>
   <w:num w:numId="33" w16cid:durableId="1907258176">
     <w:abstractNumId w:val="22"/>
@@ -14938,10 +17750,10 @@
     <w:abstractNumId w:val="2"/>
   </w:num>
   <w:num w:numId="36" w16cid:durableId="178810729">
-    <w:abstractNumId w:val="35"/>
+    <w:abstractNumId w:val="36"/>
   </w:num>
   <w:num w:numId="37" w16cid:durableId="504705886">
-    <w:abstractNumId w:val="31"/>
+    <w:abstractNumId w:val="32"/>
   </w:num>
   <w:num w:numId="38" w16cid:durableId="1835952962">
     <w:abstractNumId w:val="24"/>
@@ -14950,7 +17762,7 @@
     <w:abstractNumId w:val="1"/>
   </w:num>
   <w:num w:numId="40" w16cid:durableId="1207838397">
-    <w:abstractNumId w:val="33"/>
+    <w:abstractNumId w:val="34"/>
   </w:num>
   <w:num w:numId="41" w16cid:durableId="557056343">
     <w:abstractNumId w:val="12"/>
@@ -14963,6 +17775,36 @@
   </w:num>
   <w:num w:numId="44" w16cid:durableId="471602402">
     <w:abstractNumId w:val="30"/>
+  </w:num>
+  <w:num w:numId="45" w16cid:durableId="1182205551">
+    <w:abstractNumId w:val="31"/>
+    <w:lvlOverride w:ilvl="0">
+      <w:startOverride w:val="1"/>
+    </w:lvlOverride>
+    <w:lvlOverride w:ilvl="1">
+      <w:startOverride w:val="1"/>
+    </w:lvlOverride>
+    <w:lvlOverride w:ilvl="2">
+      <w:startOverride w:val="1"/>
+    </w:lvlOverride>
+    <w:lvlOverride w:ilvl="3">
+      <w:startOverride w:val="1"/>
+    </w:lvlOverride>
+    <w:lvlOverride w:ilvl="4">
+      <w:startOverride w:val="1"/>
+    </w:lvlOverride>
+    <w:lvlOverride w:ilvl="5">
+      <w:startOverride w:val="1"/>
+    </w:lvlOverride>
+    <w:lvlOverride w:ilvl="6">
+      <w:startOverride w:val="1"/>
+    </w:lvlOverride>
+    <w:lvlOverride w:ilvl="7">
+      <w:startOverride w:val="1"/>
+    </w:lvlOverride>
+    <w:lvlOverride w:ilvl="8">
+      <w:startOverride w:val="1"/>
+    </w:lvlOverride>
   </w:num>
 </w:numbering>
 </file>

--- a/PKSS/_Курсовая работа.docx
+++ b/PKSS/_Курсовая работа.docx
@@ -1,6 +1,6 @@
 
 <file path=word/document.xml><?xml version="1.0" encoding="utf-8"?>
-<w:document xmlns:wpc="http://schemas.microsoft.com/office/word/2010/wordprocessingCanvas" xmlns:cx="http://schemas.microsoft.com/office/drawing/2014/chartex" xmlns:cx1="http://schemas.microsoft.com/office/drawing/2015/9/8/chartex" xmlns:cx2="http://schemas.microsoft.com/office/drawing/2015/10/21/chartex" xmlns:cx3="http://schemas.microsoft.com/office/drawing/2016/5/9/chartex" xmlns:cx4="http://schemas.microsoft.com/office/drawing/2016/5/10/chartex" xmlns:cx5="http://schemas.microsoft.com/office/drawing/2016/5/11/chartex" xmlns:cx6="http://schemas.microsoft.com/office/drawing/2016/5/12/chartex" xmlns:cx7="http://schemas.microsoft.com/office/drawing/2016/5/13/chartex" xmlns:cx8="http://schemas.microsoft.com/office/drawing/2016/5/14/chartex" xmlns:mc="http://schemas.openxmlformats.org/markup-compatibility/2006" xmlns:aink="http://schemas.microsoft.com/office/drawing/2016/ink" xmlns:am3d="http://schemas.microsoft.com/office/drawing/2017/model3d" xmlns:o="urn:schemas-microsoft-com:office:office" xmlns:oel="http://schemas.microsoft.com/office/2019/extlst" xmlns:r="http://schemas.openxmlformats.org/officeDocument/2006/relationships" xmlns:m="http://schemas.openxmlformats.org/officeDocument/2006/math" xmlns:v="urn:schemas-microsoft-com:vml" xmlns:wp14="http://schemas.microsoft.com/office/word/2010/wordprocessingDrawing" xmlns:wp="http://schemas.openxmlformats.org/drawingml/2006/wordprocessingDrawing" xmlns:w10="urn:schemas-microsoft-com:office:word" xmlns:w="http://schemas.openxmlformats.org/wordprocessingml/2006/main" xmlns:w14="http://schemas.microsoft.com/office/word/2010/wordml" xmlns:w15="http://schemas.microsoft.com/office/word/2012/wordml" xmlns:w16cex="http://schemas.microsoft.com/office/word/2018/wordml/cex" xmlns:w16cid="http://schemas.microsoft.com/office/word/2016/wordml/cid" xmlns:w16="http://schemas.microsoft.com/office/word/2018/wordml" xmlns:w16sdtdh="http://schemas.microsoft.com/office/word/2020/wordml/sdtdatahash" xmlns:w16se="http://schemas.microsoft.com/office/word/2015/wordml/symex" xmlns:wpg="http://schemas.microsoft.com/office/word/2010/wordprocessingGroup" xmlns:wpi="http://schemas.microsoft.com/office/word/2010/wordprocessingInk" xmlns:wne="http://schemas.microsoft.com/office/word/2006/wordml" xmlns:wps="http://schemas.microsoft.com/office/word/2010/wordprocessingShape" mc:Ignorable="w14 w15 w16se w16cid w16 w16cex w16sdtdh wp14">
+<w:document xmlns:wpc="http://schemas.microsoft.com/office/word/2010/wordprocessingCanvas" xmlns:cx="http://schemas.microsoft.com/office/drawing/2014/chartex" xmlns:cx1="http://schemas.microsoft.com/office/drawing/2015/9/8/chartex" xmlns:cx2="http://schemas.microsoft.com/office/drawing/2015/10/21/chartex" xmlns:cx3="http://schemas.microsoft.com/office/drawing/2016/5/9/chartex" xmlns:cx4="http://schemas.microsoft.com/office/drawing/2016/5/10/chartex" xmlns:cx5="http://schemas.microsoft.com/office/drawing/2016/5/11/chartex" xmlns:cx6="http://schemas.microsoft.com/office/drawing/2016/5/12/chartex" xmlns:cx7="http://schemas.microsoft.com/office/drawing/2016/5/13/chartex" xmlns:cx8="http://schemas.microsoft.com/office/drawing/2016/5/14/chartex" xmlns:mc="http://schemas.openxmlformats.org/markup-compatibility/2006" xmlns:aink="http://schemas.microsoft.com/office/drawing/2016/ink" xmlns:am3d="http://schemas.microsoft.com/office/drawing/2017/model3d" xmlns:o="urn:schemas-microsoft-com:office:office" xmlns:oel="http://schemas.microsoft.com/office/2019/extlst" xmlns:r="http://schemas.openxmlformats.org/officeDocument/2006/relationships" xmlns:m="http://schemas.openxmlformats.org/officeDocument/2006/math" xmlns:v="urn:schemas-microsoft-com:vml" xmlns:wp14="http://schemas.microsoft.com/office/word/2010/wordprocessingDrawing" xmlns:wp="http://schemas.openxmlformats.org/drawingml/2006/wordprocessingDrawing" xmlns:w10="urn:schemas-microsoft-com:office:word" xmlns:w="http://schemas.openxmlformats.org/wordprocessingml/2006/main" xmlns:w14="http://schemas.microsoft.com/office/word/2010/wordml" xmlns:w15="http://schemas.microsoft.com/office/word/2012/wordml" xmlns:w16cex="http://schemas.microsoft.com/office/word/2018/wordml/cex" xmlns:w16cid="http://schemas.microsoft.com/office/word/2016/wordml/cid" xmlns:w16="http://schemas.microsoft.com/office/word/2018/wordml" xmlns:w16du="http://schemas.microsoft.com/office/word/2023/wordml/word16du" xmlns:w16sdtdh="http://schemas.microsoft.com/office/word/2020/wordml/sdtdatahash" xmlns:w16sdtfl="http://schemas.microsoft.com/office/word/2024/wordml/sdtformatlock" xmlns:w16se="http://schemas.microsoft.com/office/word/2015/wordml/symex" xmlns:wpg="http://schemas.microsoft.com/office/word/2010/wordprocessingGroup" xmlns:wpi="http://schemas.microsoft.com/office/word/2010/wordprocessingInk" xmlns:wne="http://schemas.microsoft.com/office/word/2006/wordml" xmlns:wps="http://schemas.microsoft.com/office/word/2010/wordprocessingShape" mc:Ignorable="w14 w15 w16se w16cid w16 w16cex w16sdtdh w16sdtfl w16du wp14">
   <w:body>
     <w:sdt>
       <w:sdtPr>
@@ -3741,7 +3741,6 @@
         <w:tc>
           <w:tcPr>
             <w:tcW w:w="2860" w:type="dxa"/>
-            <w:shd w:val="clear" w:color="auto" w:fill="auto"/>
             <w:hideMark/>
           </w:tcPr>
           <w:p>
@@ -3770,7 +3769,6 @@
         <w:tc>
           <w:tcPr>
             <w:tcW w:w="2860" w:type="dxa"/>
-            <w:shd w:val="clear" w:color="auto" w:fill="auto"/>
             <w:hideMark/>
           </w:tcPr>
           <w:p>
@@ -3799,7 +3797,6 @@
         <w:tc>
           <w:tcPr>
             <w:tcW w:w="2860" w:type="dxa"/>
-            <w:shd w:val="clear" w:color="auto" w:fill="auto"/>
             <w:hideMark/>
           </w:tcPr>
           <w:p>
@@ -3836,7 +3833,6 @@
         <w:tc>
           <w:tcPr>
             <w:tcW w:w="2860" w:type="dxa"/>
-            <w:shd w:val="clear" w:color="auto" w:fill="auto"/>
             <w:hideMark/>
           </w:tcPr>
           <w:p>
@@ -3865,7 +3861,6 @@
         <w:tc>
           <w:tcPr>
             <w:tcW w:w="2860" w:type="dxa"/>
-            <w:shd w:val="clear" w:color="auto" w:fill="auto"/>
             <w:hideMark/>
           </w:tcPr>
           <w:p>
@@ -3894,7 +3889,6 @@
         <w:tc>
           <w:tcPr>
             <w:tcW w:w="2860" w:type="dxa"/>
-            <w:shd w:val="clear" w:color="auto" w:fill="auto"/>
             <w:hideMark/>
           </w:tcPr>
           <w:p>
@@ -3929,7 +3923,6 @@
         <w:tc>
           <w:tcPr>
             <w:tcW w:w="2860" w:type="dxa"/>
-            <w:shd w:val="clear" w:color="auto" w:fill="auto"/>
           </w:tcPr>
           <w:p>
             <w:pPr>
@@ -3957,7 +3950,6 @@
         <w:tc>
           <w:tcPr>
             <w:tcW w:w="2860" w:type="dxa"/>
-            <w:shd w:val="clear" w:color="auto" w:fill="auto"/>
           </w:tcPr>
           <w:p>
             <w:pPr>
@@ -3995,7 +3987,6 @@
         <w:tc>
           <w:tcPr>
             <w:tcW w:w="2860" w:type="dxa"/>
-            <w:shd w:val="clear" w:color="auto" w:fill="auto"/>
           </w:tcPr>
           <w:p>
             <w:pPr>
@@ -4039,7 +4030,6 @@
         <w:tc>
           <w:tcPr>
             <w:tcW w:w="2860" w:type="dxa"/>
-            <w:shd w:val="clear" w:color="auto" w:fill="auto"/>
           </w:tcPr>
           <w:p>
             <w:pPr>
@@ -4068,7 +4058,6 @@
         <w:tc>
           <w:tcPr>
             <w:tcW w:w="2860" w:type="dxa"/>
-            <w:shd w:val="clear" w:color="auto" w:fill="auto"/>
           </w:tcPr>
           <w:p>
             <w:pPr>
@@ -4106,7 +4095,6 @@
         <w:tc>
           <w:tcPr>
             <w:tcW w:w="2860" w:type="dxa"/>
-            <w:shd w:val="clear" w:color="auto" w:fill="auto"/>
           </w:tcPr>
           <w:p>
             <w:pPr>
@@ -4150,7 +4138,6 @@
         <w:tc>
           <w:tcPr>
             <w:tcW w:w="2860" w:type="dxa"/>
-            <w:shd w:val="clear" w:color="auto" w:fill="auto"/>
           </w:tcPr>
           <w:p>
             <w:pPr>
@@ -4178,7 +4165,6 @@
         <w:tc>
           <w:tcPr>
             <w:tcW w:w="2860" w:type="dxa"/>
-            <w:shd w:val="clear" w:color="auto" w:fill="auto"/>
           </w:tcPr>
           <w:p>
             <w:pPr>
@@ -4216,7 +4202,6 @@
         <w:tc>
           <w:tcPr>
             <w:tcW w:w="2860" w:type="dxa"/>
-            <w:shd w:val="clear" w:color="auto" w:fill="auto"/>
           </w:tcPr>
           <w:p>
             <w:pPr>
@@ -4438,7 +4423,6 @@
         <w:tc>
           <w:tcPr>
             <w:tcW w:w="2079" w:type="dxa"/>
-            <w:shd w:val="clear" w:color="auto" w:fill="auto"/>
             <w:hideMark/>
           </w:tcPr>
           <w:p>
@@ -4467,7 +4451,6 @@
         <w:tc>
           <w:tcPr>
             <w:tcW w:w="2612" w:type="dxa"/>
-            <w:shd w:val="clear" w:color="auto" w:fill="auto"/>
             <w:hideMark/>
           </w:tcPr>
           <w:p>
@@ -4496,7 +4479,6 @@
         <w:tc>
           <w:tcPr>
             <w:tcW w:w="2377" w:type="dxa"/>
-            <w:shd w:val="clear" w:color="auto" w:fill="auto"/>
             <w:hideMark/>
           </w:tcPr>
           <w:p>
@@ -4525,7 +4507,6 @@
         <w:tc>
           <w:tcPr>
             <w:tcW w:w="2612" w:type="dxa"/>
-            <w:shd w:val="clear" w:color="auto" w:fill="auto"/>
             <w:hideMark/>
           </w:tcPr>
           <w:p>
@@ -4560,7 +4541,6 @@
         <w:tc>
           <w:tcPr>
             <w:tcW w:w="2079" w:type="dxa"/>
-            <w:shd w:val="clear" w:color="auto" w:fill="auto"/>
             <w:hideMark/>
           </w:tcPr>
           <w:p>
@@ -4589,7 +4569,6 @@
         <w:tc>
           <w:tcPr>
             <w:tcW w:w="2612" w:type="dxa"/>
-            <w:shd w:val="clear" w:color="auto" w:fill="auto"/>
             <w:hideMark/>
           </w:tcPr>
           <w:p>
@@ -4618,7 +4597,6 @@
         <w:tc>
           <w:tcPr>
             <w:tcW w:w="2377" w:type="dxa"/>
-            <w:shd w:val="clear" w:color="auto" w:fill="auto"/>
             <w:hideMark/>
           </w:tcPr>
           <w:p>
@@ -4658,7 +4636,6 @@
         <w:tc>
           <w:tcPr>
             <w:tcW w:w="2612" w:type="dxa"/>
-            <w:shd w:val="clear" w:color="auto" w:fill="auto"/>
             <w:hideMark/>
           </w:tcPr>
           <w:p>
@@ -4694,7 +4671,6 @@
         <w:tc>
           <w:tcPr>
             <w:tcW w:w="2079" w:type="dxa"/>
-            <w:shd w:val="clear" w:color="auto" w:fill="auto"/>
             <w:hideMark/>
           </w:tcPr>
           <w:p>
@@ -4723,7 +4699,6 @@
         <w:tc>
           <w:tcPr>
             <w:tcW w:w="2612" w:type="dxa"/>
-            <w:shd w:val="clear" w:color="auto" w:fill="auto"/>
             <w:hideMark/>
           </w:tcPr>
           <w:p>
@@ -4752,7 +4727,6 @@
         <w:tc>
           <w:tcPr>
             <w:tcW w:w="2377" w:type="dxa"/>
-            <w:shd w:val="clear" w:color="auto" w:fill="auto"/>
             <w:hideMark/>
           </w:tcPr>
           <w:p>
@@ -4781,7 +4755,6 @@
         <w:tc>
           <w:tcPr>
             <w:tcW w:w="2612" w:type="dxa"/>
-            <w:shd w:val="clear" w:color="auto" w:fill="auto"/>
             <w:hideMark/>
           </w:tcPr>
           <w:p>
@@ -4816,7 +4789,6 @@
         <w:tc>
           <w:tcPr>
             <w:tcW w:w="2079" w:type="dxa"/>
-            <w:shd w:val="clear" w:color="auto" w:fill="auto"/>
             <w:hideMark/>
           </w:tcPr>
           <w:p>
@@ -4845,7 +4817,6 @@
         <w:tc>
           <w:tcPr>
             <w:tcW w:w="2612" w:type="dxa"/>
-            <w:shd w:val="clear" w:color="auto" w:fill="auto"/>
             <w:hideMark/>
           </w:tcPr>
           <w:p>
@@ -4874,7 +4845,6 @@
         <w:tc>
           <w:tcPr>
             <w:tcW w:w="2377" w:type="dxa"/>
-            <w:shd w:val="clear" w:color="auto" w:fill="auto"/>
             <w:hideMark/>
           </w:tcPr>
           <w:p>
@@ -4903,7 +4873,6 @@
         <w:tc>
           <w:tcPr>
             <w:tcW w:w="2612" w:type="dxa"/>
-            <w:shd w:val="clear" w:color="auto" w:fill="auto"/>
             <w:hideMark/>
           </w:tcPr>
           <w:p>
@@ -5327,7 +5296,23 @@
           <w:sz w:val="28"/>
           <w:szCs w:val="28"/>
         </w:rPr>
-        <w:t>Рисунок 2 – Диаграмма BPMN процесса завершения сезона (модель «КАК ЕСТЬ»)</w:t>
+        <w:t xml:space="preserve">Рисунок 2 – Диаграмма BPMN процесса </w:t>
+      </w:r>
+      <w:r>
+        <w:rPr>
+          <w:rFonts w:ascii="Times New Roman" w:hAnsi="Times New Roman" w:cs="Times New Roman"/>
+          <w:sz w:val="28"/>
+          <w:szCs w:val="28"/>
+        </w:rPr>
+        <w:t xml:space="preserve">покупка/обмен сезонного предмета </w:t>
+      </w:r>
+      <w:r>
+        <w:rPr>
+          <w:rFonts w:ascii="Times New Roman" w:hAnsi="Times New Roman" w:cs="Times New Roman"/>
+          <w:sz w:val="28"/>
+          <w:szCs w:val="28"/>
+        </w:rPr>
+        <w:t>(модель «КАК ЕСТЬ»)</w:t>
       </w:r>
     </w:p>
     <w:p>
@@ -5376,19 +5361,17 @@
         <w:jc w:val="both"/>
         <w:rPr>
           <w:rFonts w:ascii="Times New Roman" w:hAnsi="Times New Roman" w:cs="Times New Roman"/>
-          <w:color w:val="FF0000"/>
-          <w:sz w:val="28"/>
-          <w:szCs w:val="28"/>
-        </w:rPr>
-      </w:pPr>
-      <w:r>
-        <w:rPr>
-          <w:rFonts w:ascii="Times New Roman" w:hAnsi="Times New Roman" w:cs="Times New Roman"/>
-          <w:color w:val="FF0000"/>
-          <w:sz w:val="28"/>
-          <w:szCs w:val="28"/>
-        </w:rPr>
-        <w:t>Ручное или полуавтоматическое управление: ключевые операции, такие как запуск конвертации предметов или корректировка баланса, часто инициируются вручную разработчиком, что приводит к задержкам и человеческим ошибкам.</w:t>
+          <w:sz w:val="28"/>
+          <w:szCs w:val="28"/>
+        </w:rPr>
+      </w:pPr>
+      <w:r>
+        <w:rPr>
+          <w:rFonts w:ascii="Times New Roman" w:hAnsi="Times New Roman" w:cs="Times New Roman"/>
+          <w:sz w:val="28"/>
+          <w:szCs w:val="28"/>
+        </w:rPr>
+        <w:t>Непрозрачность для игрока: игроки не всегда имеют четкое представление о точном времени истечения срока действия предмета, а также о конкретных правилах его дальнейшей конвертации, что вызывает недовольство.</w:t>
       </w:r>
     </w:p>
     <w:p>
@@ -5403,19 +5386,17 @@
         <w:jc w:val="both"/>
         <w:rPr>
           <w:rFonts w:ascii="Times New Roman" w:hAnsi="Times New Roman" w:cs="Times New Roman"/>
-          <w:color w:val="FF0000"/>
-          <w:sz w:val="28"/>
-          <w:szCs w:val="28"/>
-        </w:rPr>
-      </w:pPr>
-      <w:r>
-        <w:rPr>
-          <w:rFonts w:ascii="Times New Roman" w:hAnsi="Times New Roman" w:cs="Times New Roman"/>
-          <w:color w:val="FF0000"/>
-          <w:sz w:val="28"/>
-          <w:szCs w:val="28"/>
-        </w:rPr>
-        <w:t>Непрозрачность для игрока: игроки не всегда имеют четкое представление о точном времени истечения срока действия предмета, а также о конкретных правилах его дальнейшей конвертации, что вызывает недовольство.</w:t>
+          <w:sz w:val="28"/>
+          <w:szCs w:val="28"/>
+        </w:rPr>
+      </w:pPr>
+      <w:r>
+        <w:rPr>
+          <w:rFonts w:ascii="Times New Roman" w:hAnsi="Times New Roman" w:cs="Times New Roman"/>
+          <w:sz w:val="28"/>
+          <w:szCs w:val="28"/>
+        </w:rPr>
+        <w:t>Отсутствие централизованного контроля за балансом: влияние изъятия или изменения сезонных предметов на общую игровую мету оценивается постфактум, а не является частью автоматизированного цикла.</w:t>
       </w:r>
     </w:p>
     <w:p>
@@ -5430,42 +5411,13 @@
         <w:jc w:val="both"/>
         <w:rPr>
           <w:rFonts w:ascii="Times New Roman" w:hAnsi="Times New Roman" w:cs="Times New Roman"/>
-          <w:color w:val="FF0000"/>
-          <w:sz w:val="28"/>
-          <w:szCs w:val="28"/>
-        </w:rPr>
-      </w:pPr>
-      <w:r>
-        <w:rPr>
-          <w:rFonts w:ascii="Times New Roman" w:hAnsi="Times New Roman" w:cs="Times New Roman"/>
-          <w:color w:val="FF0000"/>
-          <w:sz w:val="28"/>
-          <w:szCs w:val="28"/>
-        </w:rPr>
-        <w:t>Отсутствие централизованного контроля за балансом: влияние изъятия или изменения сезонных предметов на общую игровую мету оценивается постфактум, а не является частью автоматизированного цикла.</w:t>
-      </w:r>
-    </w:p>
-    <w:p>
-      <w:pPr>
-        <w:pStyle w:val="a7"/>
-        <w:numPr>
-          <w:ilvl w:val="0"/>
-          <w:numId w:val="39"/>
-        </w:numPr>
-        <w:spacing w:after="0" w:line="360" w:lineRule="auto"/>
-        <w:ind w:left="0" w:firstLine="709"/>
-        <w:jc w:val="both"/>
-        <w:rPr>
-          <w:rFonts w:ascii="Times New Roman" w:hAnsi="Times New Roman" w:cs="Times New Roman"/>
-          <w:color w:val="FF0000"/>
-          <w:sz w:val="28"/>
-          <w:szCs w:val="28"/>
-        </w:rPr>
-      </w:pPr>
-      <w:r>
-        <w:rPr>
-          <w:rFonts w:ascii="Times New Roman" w:hAnsi="Times New Roman" w:cs="Times New Roman"/>
-          <w:color w:val="FF0000"/>
+          <w:sz w:val="28"/>
+          <w:szCs w:val="28"/>
+        </w:rPr>
+      </w:pPr>
+      <w:r>
+        <w:rPr>
+          <w:rFonts w:ascii="Times New Roman" w:hAnsi="Times New Roman" w:cs="Times New Roman"/>
           <w:sz w:val="28"/>
           <w:szCs w:val="28"/>
         </w:rPr>
@@ -5480,29 +5432,17 @@
         <w:jc w:val="both"/>
         <w:rPr>
           <w:rFonts w:ascii="Times New Roman" w:hAnsi="Times New Roman" w:cs="Times New Roman"/>
-          <w:color w:val="FF0000"/>
-          <w:sz w:val="28"/>
-          <w:szCs w:val="28"/>
-        </w:rPr>
-      </w:pPr>
-      <w:r>
-        <w:rPr>
-          <w:rFonts w:ascii="Times New Roman" w:hAnsi="Times New Roman" w:cs="Times New Roman"/>
-          <w:color w:val="FF0000"/>
-          <w:sz w:val="28"/>
-          <w:szCs w:val="28"/>
-        </w:rPr>
-        <w:t xml:space="preserve">Для устранения выявленных недостатков текущего процесса необходимо усовершенствовать управление жизненным циклом. В системе должна быть реализована полностью автоматизированная обработка, управляемая конфигурируемыми правилами сезона. Это исключит задержки и ошибки ручного вмешательства. Также необходимо обеспечить полную прозрачность за счет предоставления игрокам в клиенте однозначной информации о статусе каждого предмета (таймер, условия конвертации). </w:t>
-      </w:r>
-      <w:r>
-        <w:rPr>
-          <w:rFonts w:ascii="Times New Roman" w:hAnsi="Times New Roman" w:cs="Times New Roman"/>
-          <w:color w:val="FF0000"/>
-          <w:sz w:val="28"/>
-          <w:szCs w:val="28"/>
-        </w:rPr>
-        <w:lastRenderedPageBreak/>
-        <w:t>Централизованная система правил позволит не только автоматически менять состояния предметов, но и предварительно оценивать потенциальное влияние их изменений на баланс. Наконец, все изменения должны фиксироваться в едином журнале аудита, что гарантирует согласованность данных и позволяет отследить любую операцию.</w:t>
+          <w:sz w:val="28"/>
+          <w:szCs w:val="28"/>
+        </w:rPr>
+      </w:pPr>
+      <w:r>
+        <w:rPr>
+          <w:rFonts w:ascii="Times New Roman" w:hAnsi="Times New Roman" w:cs="Times New Roman"/>
+          <w:sz w:val="28"/>
+          <w:szCs w:val="28"/>
+        </w:rPr>
+        <w:t>Для устранения выявленных недостатков текущего процесса необходимо усовершенствовать управление жизненным циклом. Также необходимо обеспечить полную прозрачность за счет предоставления игрокам в клиенте однозначной информации о статусе каждого предмета (таймер, условия конвертации).</w:t>
       </w:r>
     </w:p>
     <w:p>
@@ -5545,19 +5485,25 @@
         <w:jc w:val="both"/>
         <w:rPr>
           <w:rFonts w:ascii="Times New Roman" w:hAnsi="Times New Roman" w:cs="Times New Roman"/>
-          <w:color w:val="FF0000"/>
-          <w:sz w:val="28"/>
-          <w:szCs w:val="28"/>
-        </w:rPr>
-      </w:pPr>
-      <w:r>
-        <w:rPr>
-          <w:rFonts w:ascii="Times New Roman" w:hAnsi="Times New Roman" w:cs="Times New Roman"/>
-          <w:color w:val="FF0000"/>
-          <w:sz w:val="28"/>
-          <w:szCs w:val="28"/>
-        </w:rPr>
-        <w:t>С учётом выявленных недостатков модели «КАК ЕСТЬ» была разработана функциональная модель «КАК ДОЛЖНО БЫТЬ», отражающая оптимизированный процесс управления жизненным циклом сезонных предметов. Основными изменениями стали перенос всей критической логики контроля сроков и конвертации в централизованный сервис правил, что исключает влияние ошибок ручного вмешательства или задержек на целостность системы. Обеспечение идемпотентности всех операций изменения состояния предметов гарантирует, что каждая автоматическая конвертация или изъятие будет выполнено ровно один раз, даже в случае сбоев.</w:t>
+          <w:sz w:val="28"/>
+          <w:szCs w:val="28"/>
+        </w:rPr>
+      </w:pPr>
+      <w:r>
+        <w:rPr>
+          <w:rFonts w:ascii="Times New Roman" w:hAnsi="Times New Roman" w:cs="Times New Roman"/>
+          <w:sz w:val="28"/>
+          <w:szCs w:val="28"/>
+        </w:rPr>
+        <w:t>С учётом выявленных недостатков модели «КАК ЕСТЬ» была разработана функциональная модель «КАК ДОЛЖНО БЫТЬ</w:t>
+      </w:r>
+      <w:r>
+        <w:rPr>
+          <w:rFonts w:ascii="Times New Roman" w:hAnsi="Times New Roman" w:cs="Times New Roman"/>
+          <w:sz w:val="28"/>
+          <w:szCs w:val="28"/>
+        </w:rPr>
+        <w:t>.</w:t>
       </w:r>
     </w:p>
     <w:p>
@@ -5568,19 +5514,42 @@
         <w:jc w:val="both"/>
         <w:rPr>
           <w:rFonts w:ascii="Times New Roman" w:hAnsi="Times New Roman" w:cs="Times New Roman"/>
-          <w:color w:val="FF0000"/>
-          <w:sz w:val="28"/>
-          <w:szCs w:val="28"/>
-        </w:rPr>
-      </w:pPr>
-      <w:r>
-        <w:rPr>
-          <w:rFonts w:ascii="Times New Roman" w:hAnsi="Times New Roman" w:cs="Times New Roman"/>
-          <w:color w:val="FF0000"/>
-          <w:sz w:val="28"/>
-          <w:szCs w:val="28"/>
-        </w:rPr>
-        <w:t>Система стала модульной и масштабируемой: процессы проверки сроков, выполнения конвертации, оценки влияния на баланс и информирования игроков реализованы в виде независимых, слабосвязанных сервисов. Эти сервисы взаимодействуют через четко определенные API и управляются центральным оркестратором, который исполняет конфигурируемые правила сезонов. Это повышает отказоустойчивость, облегчает тестирование и позволяет гибко настраивать поведение системы под разные игровые проекты.</w:t>
+          <w:sz w:val="28"/>
+          <w:szCs w:val="28"/>
+        </w:rPr>
+      </w:pPr>
+      <w:r>
+        <w:rPr>
+          <w:rFonts w:ascii="Times New Roman" w:hAnsi="Times New Roman" w:cs="Times New Roman"/>
+          <w:sz w:val="28"/>
+          <w:szCs w:val="28"/>
+        </w:rPr>
+        <w:t xml:space="preserve">Система стала модульной и масштабируемой. </w:t>
+      </w:r>
+      <w:r>
+        <w:rPr>
+          <w:rFonts w:ascii="Times New Roman" w:hAnsi="Times New Roman" w:cs="Times New Roman"/>
+          <w:sz w:val="28"/>
+          <w:szCs w:val="28"/>
+        </w:rPr>
+        <w:t>Все</w:t>
+      </w:r>
+      <w:r>
+        <w:rPr>
+          <w:rFonts w:ascii="Times New Roman" w:hAnsi="Times New Roman" w:cs="Times New Roman"/>
+          <w:sz w:val="28"/>
+          <w:szCs w:val="28"/>
+        </w:rPr>
+        <w:t xml:space="preserve"> сервисы взаимодействуют через четко определенные API и управляются центральным оркестратором, который исполняет конфигурируемые правила сезонов. Это </w:t>
+      </w:r>
+      <w:r>
+        <w:rPr>
+          <w:rFonts w:ascii="Times New Roman" w:hAnsi="Times New Roman" w:cs="Times New Roman"/>
+          <w:sz w:val="28"/>
+          <w:szCs w:val="28"/>
+        </w:rPr>
+        <w:lastRenderedPageBreak/>
+        <w:t>повышает отказоустойчивость, облегчает тестирование и позволяет гибко настраивать поведение системы под разные игровые проекты.</w:t>
       </w:r>
     </w:p>
     <w:p>
@@ -5728,7 +5697,6 @@
         <w:rPr>
           <w:noProof/>
         </w:rPr>
-        <w:lastRenderedPageBreak/>
         <w:drawing>
           <wp:inline distT="0" distB="0" distL="0" distR="0" wp14:anchorId="14314840" wp14:editId="41AD7DAA">
             <wp:extent cx="3600000" cy="3387541"/>
@@ -10029,19 +9997,113 @@
         <w:jc w:val="both"/>
         <w:rPr>
           <w:rFonts w:ascii="Times New Roman" w:hAnsi="Times New Roman" w:cs="Times New Roman"/>
-          <w:color w:val="FF0000"/>
-          <w:sz w:val="28"/>
-          <w:szCs w:val="28"/>
-        </w:rPr>
-      </w:pPr>
-      <w:r>
-        <w:rPr>
-          <w:rFonts w:ascii="Times New Roman" w:hAnsi="Times New Roman" w:cs="Times New Roman"/>
-          <w:color w:val="FF0000"/>
-          <w:sz w:val="28"/>
-          <w:szCs w:val="28"/>
-        </w:rPr>
-        <w:t>Были построены диаграммы состояний, показывающие изменения состояния ключевых объектов системы: диаграмма состояния Сезонного Предмета отражает его жизненный цикл от создания и активации до истечения срока, конвертации или архивации; диаграмма состояния Сезона демонстрирует этапы от планирования и активной фазы до завершения и пост-обработки данных (рисунок 9–10).</w:t>
+          <w:sz w:val="28"/>
+          <w:szCs w:val="28"/>
+        </w:rPr>
+      </w:pPr>
+      <w:r>
+        <w:rPr>
+          <w:rFonts w:ascii="Times New Roman" w:hAnsi="Times New Roman" w:cs="Times New Roman"/>
+          <w:sz w:val="28"/>
+          <w:szCs w:val="28"/>
+        </w:rPr>
+        <w:t xml:space="preserve">Были построены диаграммы состояний, показывающие изменения состояния ключевых объектов системы: диаграмма состояния </w:t>
+      </w:r>
+      <w:r>
+        <w:rPr>
+          <w:rFonts w:ascii="Times New Roman" w:hAnsi="Times New Roman" w:cs="Times New Roman"/>
+          <w:sz w:val="28"/>
+          <w:szCs w:val="28"/>
+        </w:rPr>
+        <w:t>Клиента отражает</w:t>
+      </w:r>
+      <w:r>
+        <w:rPr>
+          <w:rFonts w:ascii="Times New Roman" w:hAnsi="Times New Roman" w:cs="Times New Roman"/>
+          <w:sz w:val="28"/>
+          <w:szCs w:val="28"/>
+        </w:rPr>
+        <w:t xml:space="preserve"> его жизненный цикл от создания и активации до </w:t>
+      </w:r>
+      <w:r>
+        <w:rPr>
+          <w:rFonts w:ascii="Times New Roman" w:hAnsi="Times New Roman" w:cs="Times New Roman"/>
+          <w:sz w:val="28"/>
+          <w:szCs w:val="28"/>
+        </w:rPr>
+        <w:t>выхода или переподключения</w:t>
+      </w:r>
+      <w:r>
+        <w:rPr>
+          <w:rFonts w:ascii="Times New Roman" w:hAnsi="Times New Roman" w:cs="Times New Roman"/>
+          <w:sz w:val="28"/>
+          <w:szCs w:val="28"/>
+        </w:rPr>
+        <w:t xml:space="preserve">; диаграмма состояния </w:t>
+      </w:r>
+      <w:r>
+        <w:rPr>
+          <w:rFonts w:ascii="Times New Roman" w:hAnsi="Times New Roman" w:cs="Times New Roman"/>
+          <w:sz w:val="28"/>
+          <w:szCs w:val="28"/>
+        </w:rPr>
+        <w:t>Сессии</w:t>
+      </w:r>
+      <w:r>
+        <w:rPr>
+          <w:rFonts w:ascii="Times New Roman" w:hAnsi="Times New Roman" w:cs="Times New Roman"/>
+          <w:sz w:val="28"/>
+          <w:szCs w:val="28"/>
+        </w:rPr>
+        <w:t xml:space="preserve"> демонстрирует этапы от </w:t>
+      </w:r>
+      <w:r>
+        <w:rPr>
+          <w:rFonts w:ascii="Times New Roman" w:hAnsi="Times New Roman" w:cs="Times New Roman"/>
+          <w:sz w:val="28"/>
+          <w:szCs w:val="28"/>
+        </w:rPr>
+        <w:t>создания</w:t>
+      </w:r>
+      <w:r>
+        <w:rPr>
+          <w:rFonts w:ascii="Times New Roman" w:hAnsi="Times New Roman" w:cs="Times New Roman"/>
+          <w:sz w:val="28"/>
+          <w:szCs w:val="28"/>
+        </w:rPr>
+        <w:t xml:space="preserve"> до </w:t>
+      </w:r>
+      <w:r>
+        <w:rPr>
+          <w:rFonts w:ascii="Times New Roman" w:hAnsi="Times New Roman" w:cs="Times New Roman"/>
+          <w:sz w:val="28"/>
+          <w:szCs w:val="28"/>
+        </w:rPr>
+        <w:t>удаления</w:t>
+      </w:r>
+      <w:r>
+        <w:rPr>
+          <w:rFonts w:ascii="Times New Roman" w:hAnsi="Times New Roman" w:cs="Times New Roman"/>
+          <w:sz w:val="28"/>
+          <w:szCs w:val="28"/>
+        </w:rPr>
+        <w:t xml:space="preserve"> </w:t>
+      </w:r>
+      <w:r>
+        <w:rPr>
+          <w:rFonts w:ascii="Times New Roman" w:hAnsi="Times New Roman" w:cs="Times New Roman"/>
+          <w:sz w:val="28"/>
+          <w:szCs w:val="28"/>
+        </w:rPr>
+        <w:t xml:space="preserve">сервера </w:t>
+      </w:r>
+      <w:r>
+        <w:rPr>
+          <w:rFonts w:ascii="Times New Roman" w:hAnsi="Times New Roman" w:cs="Times New Roman"/>
+          <w:sz w:val="28"/>
+          <w:szCs w:val="28"/>
+        </w:rPr>
+        <w:t>(рисунок 9–10).</w:t>
       </w:r>
     </w:p>
     <w:p>
@@ -10049,10 +10111,9 @@
         <w:pStyle w:val="a7"/>
         <w:spacing w:after="0" w:line="360" w:lineRule="auto"/>
         <w:ind w:left="0" w:firstLine="709"/>
-        <w:jc w:val="both"/>
-        <w:rPr>
-          <w:rFonts w:ascii="Times New Roman" w:hAnsi="Times New Roman" w:cs="Times New Roman"/>
-          <w:color w:val="FF0000"/>
+        <w:jc w:val="center"/>
+        <w:rPr>
+          <w:rFonts w:ascii="Times New Roman" w:hAnsi="Times New Roman" w:cs="Times New Roman"/>
           <w:sz w:val="28"/>
           <w:szCs w:val="28"/>
         </w:rPr>
@@ -10133,7 +10194,6 @@
       <w:r>
         <w:rPr>
           <w:rFonts w:ascii="Times New Roman" w:hAnsi="Times New Roman" w:cs="Times New Roman"/>
-          <w:color w:val="FF0000"/>
           <w:sz w:val="28"/>
           <w:szCs w:val="28"/>
         </w:rPr>
@@ -10156,7 +10216,6 @@
         <w:jc w:val="both"/>
         <w:rPr>
           <w:rFonts w:ascii="Times New Roman" w:hAnsi="Times New Roman" w:cs="Times New Roman"/>
-          <w:color w:val="FF0000"/>
           <w:sz w:val="28"/>
           <w:szCs w:val="28"/>
         </w:rPr>
@@ -10167,10 +10226,9 @@
         <w:pStyle w:val="a7"/>
         <w:spacing w:after="0" w:line="360" w:lineRule="auto"/>
         <w:ind w:left="0" w:firstLine="709"/>
-        <w:jc w:val="both"/>
-        <w:rPr>
-          <w:rFonts w:ascii="Times New Roman" w:hAnsi="Times New Roman" w:cs="Times New Roman"/>
-          <w:color w:val="FF0000"/>
+        <w:jc w:val="center"/>
+        <w:rPr>
+          <w:rFonts w:ascii="Times New Roman" w:hAnsi="Times New Roman" w:cs="Times New Roman"/>
           <w:sz w:val="28"/>
           <w:szCs w:val="28"/>
         </w:rPr>
@@ -10243,18 +10301,16 @@
         <w:pStyle w:val="a7"/>
         <w:spacing w:after="0" w:line="360" w:lineRule="auto"/>
         <w:ind w:left="0" w:firstLine="709"/>
-        <w:jc w:val="both"/>
-        <w:rPr>
-          <w:rFonts w:ascii="Times New Roman" w:hAnsi="Times New Roman" w:cs="Times New Roman"/>
-          <w:color w:val="FF0000"/>
-          <w:sz w:val="28"/>
-          <w:szCs w:val="28"/>
-        </w:rPr>
-      </w:pPr>
-      <w:r>
-        <w:rPr>
-          <w:rFonts w:ascii="Times New Roman" w:hAnsi="Times New Roman" w:cs="Times New Roman"/>
-          <w:color w:val="FF0000"/>
+        <w:jc w:val="center"/>
+        <w:rPr>
+          <w:rFonts w:ascii="Times New Roman" w:hAnsi="Times New Roman" w:cs="Times New Roman"/>
+          <w:sz w:val="28"/>
+          <w:szCs w:val="28"/>
+        </w:rPr>
+      </w:pPr>
+      <w:r>
+        <w:rPr>
+          <w:rFonts w:ascii="Times New Roman" w:hAnsi="Times New Roman" w:cs="Times New Roman"/>
           <w:sz w:val="28"/>
           <w:szCs w:val="28"/>
         </w:rPr>
@@ -10266,15 +10322,7 @@
           <w:sz w:val="28"/>
           <w:szCs w:val="28"/>
         </w:rPr>
-        <w:t>Сессия</w:t>
-      </w:r>
-      <w:r>
-        <w:rPr>
-          <w:rFonts w:ascii="Times New Roman" w:hAnsi="Times New Roman" w:cs="Times New Roman"/>
-          <w:sz w:val="28"/>
-          <w:szCs w:val="28"/>
-        </w:rPr>
-        <w:t xml:space="preserve"> / </w:t>
+        <w:t xml:space="preserve">Сессия / </w:t>
       </w:r>
       <w:r>
         <w:rPr>
@@ -10294,15 +10342,13 @@
         <w:jc w:val="both"/>
         <w:rPr>
           <w:rFonts w:ascii="Times New Roman" w:hAnsi="Times New Roman" w:cs="Times New Roman"/>
-          <w:color w:val="FF0000"/>
-          <w:sz w:val="28"/>
-          <w:szCs w:val="28"/>
-        </w:rPr>
-      </w:pPr>
-      <w:r>
-        <w:rPr>
-          <w:rFonts w:ascii="Times New Roman" w:hAnsi="Times New Roman" w:cs="Times New Roman"/>
-          <w:color w:val="FF0000"/>
+          <w:sz w:val="28"/>
+          <w:szCs w:val="28"/>
+        </w:rPr>
+      </w:pPr>
+      <w:r>
+        <w:rPr>
+          <w:rFonts w:ascii="Times New Roman" w:hAnsi="Times New Roman" w:cs="Times New Roman"/>
           <w:sz w:val="28"/>
           <w:szCs w:val="28"/>
         </w:rPr>
@@ -10317,11 +10363,92 @@
         <w:jc w:val="both"/>
         <w:rPr>
           <w:rFonts w:ascii="Times New Roman" w:hAnsi="Times New Roman" w:cs="Times New Roman"/>
-          <w:color w:val="FF0000"/>
-          <w:sz w:val="28"/>
-          <w:szCs w:val="28"/>
-        </w:rPr>
-      </w:pPr>
+          <w:sz w:val="28"/>
+          <w:szCs w:val="28"/>
+        </w:rPr>
+      </w:pPr>
+      <w:proofErr w:type="spellStart"/>
+      <w:r>
+        <w:rPr>
+          <w:rFonts w:ascii="Times New Roman" w:hAnsi="Times New Roman" w:cs="Times New Roman"/>
+          <w:sz w:val="28"/>
+          <w:szCs w:val="28"/>
+        </w:rPr>
+        <w:t>Sequence</w:t>
+      </w:r>
+      <w:proofErr w:type="spellEnd"/>
+      <w:r>
+        <w:rPr>
+          <w:rFonts w:ascii="Times New Roman" w:hAnsi="Times New Roman" w:cs="Times New Roman"/>
+          <w:sz w:val="28"/>
+          <w:szCs w:val="28"/>
+        </w:rPr>
+        <w:t xml:space="preserve">-диаграмма </w:t>
+      </w:r>
+      <w:r>
+        <w:rPr>
+          <w:rFonts w:ascii="Times New Roman" w:hAnsi="Times New Roman" w:cs="Times New Roman"/>
+          <w:sz w:val="28"/>
+          <w:szCs w:val="28"/>
+        </w:rPr>
+        <w:t>«</w:t>
+      </w:r>
+      <w:r>
+        <w:rPr>
+          <w:rFonts w:ascii="Times New Roman" w:hAnsi="Times New Roman" w:cs="Times New Roman"/>
+          <w:sz w:val="28"/>
+          <w:szCs w:val="28"/>
+        </w:rPr>
+        <w:t xml:space="preserve">Входа/Обновление </w:t>
+      </w:r>
+      <w:r>
+        <w:rPr>
+          <w:rFonts w:ascii="Times New Roman" w:hAnsi="Times New Roman" w:cs="Times New Roman"/>
+          <w:sz w:val="28"/>
+          <w:szCs w:val="28"/>
+        </w:rPr>
+        <w:t>доступа» демонстрирует</w:t>
+      </w:r>
+      <w:r>
+        <w:rPr>
+          <w:rFonts w:ascii="Times New Roman" w:hAnsi="Times New Roman" w:cs="Times New Roman"/>
+          <w:sz w:val="28"/>
+          <w:szCs w:val="28"/>
+        </w:rPr>
+        <w:t xml:space="preserve"> взаимодействие </w:t>
+      </w:r>
+      <w:r>
+        <w:rPr>
+          <w:rFonts w:ascii="Times New Roman" w:hAnsi="Times New Roman" w:cs="Times New Roman"/>
+          <w:sz w:val="28"/>
+          <w:szCs w:val="28"/>
+        </w:rPr>
+        <w:t xml:space="preserve">происходящие </w:t>
+      </w:r>
+      <w:r>
+        <w:rPr>
+          <w:rFonts w:ascii="Times New Roman" w:hAnsi="Times New Roman" w:cs="Times New Roman"/>
+          <w:sz w:val="28"/>
+          <w:szCs w:val="28"/>
+        </w:rPr>
+        <w:t>при обработке</w:t>
+      </w:r>
+      <w:r>
+        <w:rPr>
+          <w:rFonts w:ascii="Times New Roman" w:hAnsi="Times New Roman" w:cs="Times New Roman"/>
+          <w:sz w:val="28"/>
+          <w:szCs w:val="28"/>
+        </w:rPr>
+        <w:t xml:space="preserve"> входа пользователя в систему</w:t>
+      </w:r>
+      <w:r>
+        <w:rPr>
+          <w:rFonts w:ascii="Times New Roman" w:hAnsi="Times New Roman" w:cs="Times New Roman"/>
+          <w:sz w:val="28"/>
+          <w:szCs w:val="28"/>
+        </w:rPr>
+        <w:t>.</w:t>
+      </w:r>
     </w:p>
     <w:p>
       <w:pPr>
@@ -10331,7 +10458,6 @@
         <w:jc w:val="both"/>
         <w:rPr>
           <w:rFonts w:ascii="Times New Roman" w:hAnsi="Times New Roman" w:cs="Times New Roman"/>
-          <w:color w:val="FF0000"/>
           <w:sz w:val="28"/>
           <w:szCs w:val="28"/>
         </w:rPr>
@@ -10340,7 +10466,6 @@
       <w:r>
         <w:rPr>
           <w:rFonts w:ascii="Times New Roman" w:hAnsi="Times New Roman" w:cs="Times New Roman"/>
-          <w:color w:val="FF0000"/>
           <w:sz w:val="28"/>
           <w:szCs w:val="28"/>
         </w:rPr>
@@ -10350,11 +10475,90 @@
       <w:r>
         <w:rPr>
           <w:rFonts w:ascii="Times New Roman" w:hAnsi="Times New Roman" w:cs="Times New Roman"/>
-          <w:color w:val="FF0000"/>
-          <w:sz w:val="28"/>
-          <w:szCs w:val="28"/>
-        </w:rPr>
-        <w:t>-диаграмма завершения сезона и массовой конвертации предметов демонстрирует взаимодействие сервиса таймеров, движка правил, базы данных и сервиса уведомлений при обработке окончания сезонного периода.</w:t>
+          <w:sz w:val="28"/>
+          <w:szCs w:val="28"/>
+        </w:rPr>
+        <w:t xml:space="preserve">-диаграмма </w:t>
+      </w:r>
+      <w:r>
+        <w:rPr>
+          <w:rFonts w:ascii="Times New Roman" w:hAnsi="Times New Roman" w:cs="Times New Roman"/>
+          <w:sz w:val="28"/>
+          <w:szCs w:val="28"/>
+        </w:rPr>
+        <w:t>«П</w:t>
+      </w:r>
+      <w:r>
+        <w:rPr>
+          <w:rFonts w:ascii="Times New Roman" w:hAnsi="Times New Roman" w:cs="Times New Roman"/>
+          <w:sz w:val="28"/>
+          <w:szCs w:val="28"/>
+        </w:rPr>
+        <w:t>окупки сезонного предмета</w:t>
+      </w:r>
+      <w:r>
+        <w:rPr>
+          <w:rFonts w:ascii="Times New Roman" w:hAnsi="Times New Roman" w:cs="Times New Roman"/>
+          <w:sz w:val="28"/>
+          <w:szCs w:val="28"/>
+        </w:rPr>
+        <w:t>»</w:t>
+      </w:r>
+      <w:r>
+        <w:rPr>
+          <w:rFonts w:ascii="Times New Roman" w:hAnsi="Times New Roman" w:cs="Times New Roman"/>
+          <w:sz w:val="28"/>
+          <w:szCs w:val="28"/>
+        </w:rPr>
+        <w:t xml:space="preserve"> показывает процесс </w:t>
+      </w:r>
+      <w:r>
+        <w:rPr>
+          <w:rFonts w:ascii="Times New Roman" w:hAnsi="Times New Roman" w:cs="Times New Roman"/>
+          <w:sz w:val="28"/>
+          <w:szCs w:val="28"/>
+        </w:rPr>
+        <w:t>покупки</w:t>
+      </w:r>
+      <w:r>
+        <w:rPr>
+          <w:rFonts w:ascii="Times New Roman" w:hAnsi="Times New Roman" w:cs="Times New Roman"/>
+          <w:sz w:val="28"/>
+          <w:szCs w:val="28"/>
+        </w:rPr>
+        <w:t xml:space="preserve"> </w:t>
+      </w:r>
+      <w:r>
+        <w:rPr>
+          <w:rFonts w:ascii="Times New Roman" w:hAnsi="Times New Roman" w:cs="Times New Roman"/>
+          <w:sz w:val="28"/>
+          <w:szCs w:val="28"/>
+        </w:rPr>
+        <w:t xml:space="preserve">выбранного пользователем </w:t>
+      </w:r>
+      <w:r>
+        <w:rPr>
+          <w:rFonts w:ascii="Times New Roman" w:hAnsi="Times New Roman" w:cs="Times New Roman"/>
+          <w:sz w:val="28"/>
+          <w:szCs w:val="28"/>
+        </w:rPr>
+        <w:t>предмета, выполнения операции и фиксации результата</w:t>
+      </w:r>
+      <w:r>
+        <w:rPr>
+          <w:rFonts w:ascii="Times New Roman" w:hAnsi="Times New Roman" w:cs="Times New Roman"/>
+          <w:sz w:val="28"/>
+          <w:szCs w:val="28"/>
+        </w:rPr>
+        <w:t xml:space="preserve"> в аналитике</w:t>
+      </w:r>
+      <w:r>
+        <w:rPr>
+          <w:rFonts w:ascii="Times New Roman" w:hAnsi="Times New Roman" w:cs="Times New Roman"/>
+          <w:sz w:val="28"/>
+          <w:szCs w:val="28"/>
+        </w:rPr>
+        <w:t>.</w:t>
       </w:r>
     </w:p>
     <w:p>
@@ -10365,21 +10569,6 @@
         <w:jc w:val="both"/>
         <w:rPr>
           <w:rFonts w:ascii="Times New Roman" w:hAnsi="Times New Roman" w:cs="Times New Roman"/>
-          <w:color w:val="FF0000"/>
-          <w:sz w:val="28"/>
-          <w:szCs w:val="28"/>
-        </w:rPr>
-      </w:pPr>
-    </w:p>
-    <w:p>
-      <w:pPr>
-        <w:pStyle w:val="a7"/>
-        <w:spacing w:after="0" w:line="360" w:lineRule="auto"/>
-        <w:ind w:left="0" w:firstLine="709"/>
-        <w:jc w:val="both"/>
-        <w:rPr>
-          <w:rFonts w:ascii="Times New Roman" w:hAnsi="Times New Roman" w:cs="Times New Roman"/>
-          <w:color w:val="FF0000"/>
           <w:sz w:val="28"/>
           <w:szCs w:val="28"/>
         </w:rPr>
@@ -10388,7 +10577,6 @@
       <w:r>
         <w:rPr>
           <w:rFonts w:ascii="Times New Roman" w:hAnsi="Times New Roman" w:cs="Times New Roman"/>
-          <w:color w:val="FF0000"/>
           <w:sz w:val="28"/>
           <w:szCs w:val="28"/>
         </w:rPr>
@@ -10398,89 +10586,58 @@
       <w:r>
         <w:rPr>
           <w:rFonts w:ascii="Times New Roman" w:hAnsi="Times New Roman" w:cs="Times New Roman"/>
-          <w:color w:val="FF0000"/>
-          <w:sz w:val="28"/>
-          <w:szCs w:val="28"/>
-        </w:rPr>
-        <w:t>-диаграмма проверки и применения правил к единичному предмету показывает процесс запроса текущего состояния предмета, выбора подходящего правила конвертации, выполнения операции и фиксации результата.</w:t>
-      </w:r>
-    </w:p>
-    <w:p>
-      <w:pPr>
-        <w:pStyle w:val="a7"/>
-        <w:spacing w:after="0" w:line="360" w:lineRule="auto"/>
-        <w:ind w:left="0" w:firstLine="709"/>
-        <w:jc w:val="both"/>
-        <w:rPr>
-          <w:rFonts w:ascii="Times New Roman" w:hAnsi="Times New Roman" w:cs="Times New Roman"/>
-          <w:color w:val="FF0000"/>
-          <w:sz w:val="28"/>
-          <w:szCs w:val="28"/>
-        </w:rPr>
-      </w:pPr>
-    </w:p>
-    <w:p>
-      <w:pPr>
-        <w:pStyle w:val="a7"/>
-        <w:spacing w:after="0" w:line="360" w:lineRule="auto"/>
-        <w:ind w:left="0" w:firstLine="709"/>
-        <w:jc w:val="both"/>
-        <w:rPr>
-          <w:rFonts w:ascii="Times New Roman" w:hAnsi="Times New Roman" w:cs="Times New Roman"/>
-          <w:color w:val="FF0000"/>
-          <w:sz w:val="28"/>
-          <w:szCs w:val="28"/>
-        </w:rPr>
-      </w:pPr>
-      <w:proofErr w:type="spellStart"/>
-      <w:r>
-        <w:rPr>
-          <w:rFonts w:ascii="Times New Roman" w:hAnsi="Times New Roman" w:cs="Times New Roman"/>
-          <w:color w:val="FF0000"/>
-          <w:sz w:val="28"/>
-          <w:szCs w:val="28"/>
-        </w:rPr>
-        <w:t>Sequence</w:t>
-      </w:r>
-      <w:proofErr w:type="spellEnd"/>
-      <w:r>
-        <w:rPr>
-          <w:rFonts w:ascii="Times New Roman" w:hAnsi="Times New Roman" w:cs="Times New Roman"/>
-          <w:color w:val="FF0000"/>
-          <w:sz w:val="28"/>
-          <w:szCs w:val="28"/>
-        </w:rPr>
-        <w:t xml:space="preserve"> </w:t>
-      </w:r>
-      <w:proofErr w:type="spellStart"/>
-      <w:r>
-        <w:rPr>
-          <w:rFonts w:ascii="Times New Roman" w:hAnsi="Times New Roman" w:cs="Times New Roman"/>
-          <w:color w:val="FF0000"/>
-          <w:sz w:val="28"/>
-          <w:szCs w:val="28"/>
-        </w:rPr>
-        <w:t>Diagram</w:t>
-      </w:r>
-      <w:proofErr w:type="spellEnd"/>
-      <w:r>
-        <w:rPr>
-          <w:rFonts w:ascii="Times New Roman" w:hAnsi="Times New Roman" w:cs="Times New Roman"/>
-          <w:color w:val="FF0000"/>
-          <w:sz w:val="28"/>
-          <w:szCs w:val="28"/>
-        </w:rPr>
-        <w:t xml:space="preserve"> «Полный цикл предмета» иллюстрирует сквозное взаимодействие всех участников и систем — от создания правила </w:t>
-      </w:r>
-      <w:r>
-        <w:rPr>
-          <w:rFonts w:ascii="Times New Roman" w:hAnsi="Times New Roman" w:cs="Times New Roman"/>
-          <w:color w:val="FF0000"/>
-          <w:sz w:val="28"/>
-          <w:szCs w:val="28"/>
-        </w:rPr>
-        <w:lastRenderedPageBreak/>
-        <w:t>конфигурации администратором и получения предмета игроком до его автоматической конвертации и отправки итогового уведомления (рисунок 11–13).</w:t>
+          <w:sz w:val="28"/>
+          <w:szCs w:val="28"/>
+        </w:rPr>
+        <w:t xml:space="preserve">-диаграмма </w:t>
+      </w:r>
+      <w:r>
+        <w:rPr>
+          <w:rFonts w:ascii="Times New Roman" w:hAnsi="Times New Roman" w:cs="Times New Roman"/>
+          <w:sz w:val="28"/>
+          <w:szCs w:val="28"/>
+        </w:rPr>
+        <w:t>«</w:t>
+      </w:r>
+      <w:r>
+        <w:rPr>
+          <w:rFonts w:ascii="Times New Roman" w:hAnsi="Times New Roman" w:cs="Times New Roman"/>
+          <w:sz w:val="28"/>
+          <w:szCs w:val="28"/>
+        </w:rPr>
+        <w:t>О</w:t>
+      </w:r>
+      <w:r>
+        <w:rPr>
+          <w:rFonts w:ascii="Times New Roman" w:hAnsi="Times New Roman" w:cs="Times New Roman"/>
+          <w:sz w:val="28"/>
+          <w:szCs w:val="28"/>
+        </w:rPr>
+        <w:t>бмена/окончания действия сезонного предмета</w:t>
+      </w:r>
+      <w:r>
+        <w:rPr>
+          <w:rFonts w:ascii="Times New Roman" w:hAnsi="Times New Roman" w:cs="Times New Roman"/>
+          <w:sz w:val="28"/>
+          <w:szCs w:val="28"/>
+        </w:rPr>
+        <w:t xml:space="preserve">» иллюстрирует взаимодействие всех систем — от </w:t>
+      </w:r>
+      <w:r>
+        <w:rPr>
+          <w:rFonts w:ascii="Times New Roman" w:hAnsi="Times New Roman" w:cs="Times New Roman"/>
+          <w:sz w:val="28"/>
+          <w:szCs w:val="28"/>
+        </w:rPr>
+        <w:t>запроса проверки сроков действия предметов</w:t>
+      </w:r>
+      <w:r>
+        <w:rPr>
+          <w:rFonts w:ascii="Times New Roman" w:hAnsi="Times New Roman" w:cs="Times New Roman"/>
+          <w:sz w:val="28"/>
+          <w:szCs w:val="28"/>
+        </w:rPr>
+        <w:t xml:space="preserve"> до его автоматической конвертации и отправки итогового уведомления (рисунок 11–13).</w:t>
       </w:r>
     </w:p>
     <w:p>
@@ -10503,6 +10660,7 @@
           <w:szCs w:val="28"/>
           <w:lang w:val="en-US"/>
         </w:rPr>
+        <w:lastRenderedPageBreak/>
         <w:drawing>
           <wp:inline distT="0" distB="0" distL="0" distR="0" wp14:anchorId="5C173A5E" wp14:editId="022710E7">
             <wp:extent cx="5400000" cy="3640449"/>
@@ -10792,7 +10950,6 @@
           <w:rFonts w:ascii="Times New Roman" w:hAnsi="Times New Roman" w:cs="Times New Roman"/>
           <w:sz w:val="28"/>
           <w:szCs w:val="28"/>
-          <w:lang w:val="en-US"/>
         </w:rPr>
       </w:pPr>
       <w:r>
@@ -10821,7 +10978,6 @@
           <w:rFonts w:ascii="Times New Roman" w:hAnsi="Times New Roman" w:cs="Times New Roman"/>
           <w:sz w:val="28"/>
           <w:szCs w:val="28"/>
-          <w:lang w:val="en-US"/>
         </w:rPr>
       </w:pPr>
     </w:p>
@@ -11056,15 +11212,13 @@
         <w:jc w:val="both"/>
         <w:rPr>
           <w:rFonts w:ascii="Times New Roman" w:hAnsi="Times New Roman" w:cs="Times New Roman"/>
-          <w:color w:val="FF0000"/>
-          <w:sz w:val="28"/>
-          <w:szCs w:val="28"/>
-        </w:rPr>
-      </w:pPr>
-      <w:r>
-        <w:rPr>
-          <w:rFonts w:ascii="Times New Roman" w:hAnsi="Times New Roman" w:cs="Times New Roman"/>
-          <w:color w:val="FF0000"/>
+          <w:sz w:val="28"/>
+          <w:szCs w:val="28"/>
+        </w:rPr>
+      </w:pPr>
+      <w:r>
+        <w:rPr>
+          <w:rFonts w:ascii="Times New Roman" w:hAnsi="Times New Roman" w:cs="Times New Roman"/>
           <w:sz w:val="28"/>
           <w:szCs w:val="28"/>
         </w:rPr>
@@ -11073,7 +11227,6 @@
       <w:r>
         <w:rPr>
           <w:rFonts w:ascii="Times New Roman" w:hAnsi="Times New Roman" w:cs="Times New Roman"/>
-          <w:color w:val="FF0000"/>
           <w:sz w:val="28"/>
           <w:szCs w:val="28"/>
         </w:rPr>
@@ -11082,61 +11235,51 @@
       <w:r>
         <w:rPr>
           <w:rFonts w:ascii="Times New Roman" w:hAnsi="Times New Roman" w:cs="Times New Roman"/>
-          <w:color w:val="FF0000"/>
-          <w:sz w:val="28"/>
-          <w:szCs w:val="28"/>
-        </w:rPr>
-        <w:t xml:space="preserve"> архитектуре, что обеспечивает высокую гибкость, </w:t>
-      </w:r>
-      <w:proofErr w:type="spellStart"/>
-      <w:r>
-        <w:rPr>
-          <w:rFonts w:ascii="Times New Roman" w:hAnsi="Times New Roman" w:cs="Times New Roman"/>
-          <w:color w:val="FF0000"/>
-          <w:sz w:val="28"/>
-          <w:szCs w:val="28"/>
-        </w:rPr>
-        <w:t>поддерживаемость</w:t>
-      </w:r>
-      <w:proofErr w:type="spellEnd"/>
-      <w:r>
-        <w:rPr>
-          <w:rFonts w:ascii="Times New Roman" w:hAnsi="Times New Roman" w:cs="Times New Roman"/>
-          <w:color w:val="FF0000"/>
-          <w:sz w:val="28"/>
-          <w:szCs w:val="28"/>
-        </w:rPr>
-        <w:t xml:space="preserve"> и независимое масштабирование компонентов. Для взаимодействия между </w:t>
-      </w:r>
-      <w:proofErr w:type="spellStart"/>
-      <w:r>
-        <w:rPr>
-          <w:rFonts w:ascii="Times New Roman" w:hAnsi="Times New Roman" w:cs="Times New Roman"/>
-          <w:color w:val="FF0000"/>
+          <w:sz w:val="28"/>
+          <w:szCs w:val="28"/>
+        </w:rPr>
+        <w:t xml:space="preserve"> архитектуре, что обеспечивает высокую гибкость</w:t>
+      </w:r>
+      <w:r>
+        <w:rPr>
+          <w:rFonts w:ascii="Times New Roman" w:hAnsi="Times New Roman" w:cs="Times New Roman"/>
+          <w:sz w:val="28"/>
+          <w:szCs w:val="28"/>
+        </w:rPr>
+        <w:t xml:space="preserve"> и </w:t>
+      </w:r>
+      <w:r>
+        <w:rPr>
+          <w:rFonts w:ascii="Times New Roman" w:hAnsi="Times New Roman" w:cs="Times New Roman"/>
+          <w:sz w:val="28"/>
+          <w:szCs w:val="28"/>
+        </w:rPr>
+        <w:t xml:space="preserve">независимое масштабирование компонентов. Для взаимодействия между </w:t>
+      </w:r>
+      <w:r>
+        <w:rPr>
+          <w:rFonts w:ascii="Times New Roman" w:hAnsi="Times New Roman" w:cs="Times New Roman"/>
           <w:sz w:val="28"/>
           <w:szCs w:val="28"/>
         </w:rPr>
         <w:t>микросервисами</w:t>
       </w:r>
-      <w:proofErr w:type="spellEnd"/>
-      <w:r>
-        <w:rPr>
-          <w:rFonts w:ascii="Times New Roman" w:hAnsi="Times New Roman" w:cs="Times New Roman"/>
-          <w:color w:val="FF0000"/>
-          <w:sz w:val="28"/>
-          <w:szCs w:val="28"/>
-        </w:rPr>
-        <w:t xml:space="preserve"> выбрана событийно-ориентированная архитектура, позволяющая эффективно </w:t>
-      </w:r>
-      <w:r>
-        <w:rPr>
-          <w:rFonts w:ascii="Times New Roman" w:hAnsi="Times New Roman" w:cs="Times New Roman"/>
-          <w:color w:val="FF0000"/>
+      <w:r>
+        <w:rPr>
+          <w:rFonts w:ascii="Times New Roman" w:hAnsi="Times New Roman" w:cs="Times New Roman"/>
+          <w:sz w:val="28"/>
+          <w:szCs w:val="28"/>
+        </w:rPr>
+        <w:t xml:space="preserve"> выбрана событийно-ориентированная архитектура, позволяющая эффективно обрабатывать асинхронные события и </w:t>
+      </w:r>
+      <w:r>
+        <w:rPr>
+          <w:rFonts w:ascii="Times New Roman" w:hAnsi="Times New Roman" w:cs="Times New Roman"/>
           <w:sz w:val="28"/>
           <w:szCs w:val="28"/>
         </w:rPr>
         <w:lastRenderedPageBreak/>
-        <w:t>обрабатывать асинхронные события и обеспечивать слабую связанность компонентов, повышая общую отказоустойчивость системы.</w:t>
+        <w:t>обеспечивать слабую связанность компонентов, повышая общую отказоустойчивость системы.</w:t>
       </w:r>
     </w:p>
     <w:p>
@@ -11147,119 +11290,85 @@
         <w:jc w:val="both"/>
         <w:rPr>
           <w:rFonts w:ascii="Times New Roman" w:hAnsi="Times New Roman" w:cs="Times New Roman"/>
-          <w:color w:val="FF0000"/>
-          <w:sz w:val="28"/>
-          <w:szCs w:val="28"/>
-        </w:rPr>
-      </w:pPr>
-      <w:r>
-        <w:rPr>
-          <w:rFonts w:ascii="Times New Roman" w:hAnsi="Times New Roman" w:cs="Times New Roman"/>
-          <w:color w:val="FF0000"/>
-          <w:sz w:val="28"/>
-          <w:szCs w:val="28"/>
-        </w:rPr>
-        <w:t xml:space="preserve">При выборе подхода для координации распределённых процессов, таких как массовая конвертация предметов по окончании сезона, обновление баланс-метрик и рассылка уведомлений, рассматривались варианты хореографии и </w:t>
+          <w:sz w:val="28"/>
+          <w:szCs w:val="28"/>
+        </w:rPr>
+      </w:pPr>
+      <w:r>
+        <w:rPr>
+          <w:rFonts w:ascii="Times New Roman" w:hAnsi="Times New Roman" w:cs="Times New Roman"/>
+          <w:sz w:val="28"/>
+          <w:szCs w:val="28"/>
+        </w:rPr>
+        <w:t>При выборе подхода для координации распределённых процессов, таких как массовая конвертация предметов по окончании сезона, обновление баланс-метрик и рассылка уведомлений</w:t>
+      </w:r>
+      <w:r>
+        <w:rPr>
+          <w:rFonts w:ascii="Times New Roman" w:hAnsi="Times New Roman" w:cs="Times New Roman"/>
+          <w:sz w:val="28"/>
+          <w:szCs w:val="28"/>
+        </w:rPr>
+        <w:t xml:space="preserve"> была выбрана</w:t>
+      </w:r>
+      <w:r>
+        <w:rPr>
+          <w:rFonts w:ascii="Times New Roman" w:hAnsi="Times New Roman" w:cs="Times New Roman"/>
+          <w:sz w:val="28"/>
+          <w:szCs w:val="28"/>
+        </w:rPr>
+        <w:t xml:space="preserve"> </w:t>
       </w:r>
       <w:proofErr w:type="spellStart"/>
       <w:r>
         <w:rPr>
           <w:rFonts w:ascii="Times New Roman" w:hAnsi="Times New Roman" w:cs="Times New Roman"/>
-          <w:color w:val="FF0000"/>
-          <w:sz w:val="28"/>
-          <w:szCs w:val="28"/>
-        </w:rPr>
-        <w:t>оркестрации</w:t>
+          <w:sz w:val="28"/>
+          <w:szCs w:val="28"/>
+        </w:rPr>
+        <w:t>оркестраци</w:t>
+      </w:r>
+      <w:r>
+        <w:rPr>
+          <w:rFonts w:ascii="Times New Roman" w:hAnsi="Times New Roman" w:cs="Times New Roman"/>
+          <w:sz w:val="28"/>
+          <w:szCs w:val="28"/>
+        </w:rPr>
+        <w:t>я</w:t>
       </w:r>
       <w:proofErr w:type="spellEnd"/>
       <w:r>
         <w:rPr>
           <w:rFonts w:ascii="Times New Roman" w:hAnsi="Times New Roman" w:cs="Times New Roman"/>
-          <w:color w:val="FF0000"/>
-          <w:sz w:val="28"/>
-          <w:szCs w:val="28"/>
-        </w:rPr>
-        <w:t xml:space="preserve">. В пользу </w:t>
+          <w:sz w:val="28"/>
+          <w:szCs w:val="28"/>
+        </w:rPr>
+        <w:t>. Которая дает</w:t>
+      </w:r>
+      <w:r>
+        <w:rPr>
+          <w:rFonts w:ascii="Times New Roman" w:hAnsi="Times New Roman" w:cs="Times New Roman"/>
+          <w:sz w:val="28"/>
+          <w:szCs w:val="28"/>
+        </w:rPr>
+        <w:t xml:space="preserve"> централизованный контроль за сложной последовательностью действий и возможность гарантированного выполнения компенсационных операций в случае ошибок на любом этапе. Для этого применён паттерн </w:t>
       </w:r>
       <w:proofErr w:type="spellStart"/>
       <w:r>
         <w:rPr>
           <w:rFonts w:ascii="Times New Roman" w:hAnsi="Times New Roman" w:cs="Times New Roman"/>
-          <w:color w:val="FF0000"/>
-          <w:sz w:val="28"/>
-          <w:szCs w:val="28"/>
-        </w:rPr>
-        <w:t>оркестрации</w:t>
+          <w:sz w:val="28"/>
+          <w:szCs w:val="28"/>
+        </w:rPr>
+        <w:t>Saga</w:t>
       </w:r>
       <w:proofErr w:type="spellEnd"/>
       <w:r>
         <w:rPr>
           <w:rFonts w:ascii="Times New Roman" w:hAnsi="Times New Roman" w:cs="Times New Roman"/>
-          <w:color w:val="FF0000"/>
-          <w:sz w:val="28"/>
-          <w:szCs w:val="28"/>
-        </w:rPr>
-        <w:t xml:space="preserve"> был выбран централизованный контроль за сложной последовательностью действий и возможность гарантированного выполнения компенсационных операций (компенсирующих транзакций) в случае ошибок на любом этапе. Для этого применён паттерн </w:t>
-      </w:r>
-      <w:proofErr w:type="spellStart"/>
-      <w:r>
-        <w:rPr>
-          <w:rFonts w:ascii="Times New Roman" w:hAnsi="Times New Roman" w:cs="Times New Roman"/>
-          <w:color w:val="FF0000"/>
-          <w:sz w:val="28"/>
-          <w:szCs w:val="28"/>
-        </w:rPr>
-        <w:t>Saga</w:t>
-      </w:r>
-      <w:proofErr w:type="spellEnd"/>
-      <w:r>
-        <w:rPr>
-          <w:rFonts w:ascii="Times New Roman" w:hAnsi="Times New Roman" w:cs="Times New Roman"/>
-          <w:color w:val="FF0000"/>
-          <w:sz w:val="28"/>
-          <w:szCs w:val="28"/>
-        </w:rPr>
-        <w:t>, где центральный сервис-оркестратор (</w:t>
-      </w:r>
-      <w:proofErr w:type="spellStart"/>
-      <w:r>
-        <w:rPr>
-          <w:rFonts w:ascii="Times New Roman" w:hAnsi="Times New Roman" w:cs="Times New Roman"/>
-          <w:color w:val="FF0000"/>
-          <w:sz w:val="28"/>
-          <w:szCs w:val="28"/>
-        </w:rPr>
-        <w:t>Season</w:t>
-      </w:r>
-      <w:proofErr w:type="spellEnd"/>
-      <w:r>
-        <w:rPr>
-          <w:rFonts w:ascii="Times New Roman" w:hAnsi="Times New Roman" w:cs="Times New Roman"/>
-          <w:color w:val="FF0000"/>
-          <w:sz w:val="28"/>
-          <w:szCs w:val="28"/>
-        </w:rPr>
-        <w:t xml:space="preserve"> </w:t>
-      </w:r>
-      <w:proofErr w:type="spellStart"/>
-      <w:r>
-        <w:rPr>
-          <w:rFonts w:ascii="Times New Roman" w:hAnsi="Times New Roman" w:cs="Times New Roman"/>
-          <w:color w:val="FF0000"/>
-          <w:sz w:val="28"/>
-          <w:szCs w:val="28"/>
-        </w:rPr>
-        <w:t>Orchestrator</w:t>
-      </w:r>
-      <w:proofErr w:type="spellEnd"/>
-      <w:r>
-        <w:rPr>
-          <w:rFonts w:ascii="Times New Roman" w:hAnsi="Times New Roman" w:cs="Times New Roman"/>
-          <w:color w:val="FF0000"/>
-          <w:sz w:val="28"/>
-          <w:szCs w:val="28"/>
-        </w:rPr>
-        <w:t>) управляет выполнением распределённого бизнес-процесса, координируя работу специализированных сервисов (правил, конвертации, баланса, уведомлений).</w:t>
+          <w:sz w:val="28"/>
+          <w:szCs w:val="28"/>
+        </w:rPr>
+        <w:t>, где центральный сервис-оркестратор управляет выполнением распределённого бизнес-процесса, координируя работу специализированных сервисов.</w:t>
       </w:r>
     </w:p>
     <w:p>
@@ -11270,119 +11379,69 @@
         <w:jc w:val="both"/>
         <w:rPr>
           <w:rFonts w:ascii="Times New Roman" w:hAnsi="Times New Roman" w:cs="Times New Roman"/>
-          <w:color w:val="FF0000"/>
-          <w:sz w:val="28"/>
-          <w:szCs w:val="28"/>
-        </w:rPr>
-      </w:pPr>
-      <w:r>
-        <w:rPr>
-          <w:rFonts w:ascii="Times New Roman" w:hAnsi="Times New Roman" w:cs="Times New Roman"/>
-          <w:color w:val="FF0000"/>
-          <w:sz w:val="28"/>
-          <w:szCs w:val="28"/>
-        </w:rPr>
-        <w:t xml:space="preserve">Для решения задачи гарантированной доставки событий и поддержания согласованности между транзакциями в базе данных состояний предметов и публикацией событий в брокер сообщений рассматривался </w:t>
+          <w:sz w:val="28"/>
+          <w:szCs w:val="28"/>
+        </w:rPr>
+      </w:pPr>
+      <w:r>
+        <w:rPr>
+          <w:rFonts w:ascii="Times New Roman" w:hAnsi="Times New Roman" w:cs="Times New Roman"/>
+          <w:sz w:val="28"/>
+          <w:szCs w:val="28"/>
+        </w:rPr>
+        <w:t xml:space="preserve">Для решения задачи гарантированной доставки событий и поддержания согласованности между транзакциями в базе данных состояний предметов и публикацией событий в брокер </w:t>
+      </w:r>
+      <w:r>
+        <w:rPr>
+          <w:rFonts w:ascii="Times New Roman" w:hAnsi="Times New Roman" w:cs="Times New Roman"/>
+          <w:sz w:val="28"/>
+          <w:szCs w:val="28"/>
+        </w:rPr>
+        <w:t xml:space="preserve">был </w:t>
+      </w:r>
+      <w:r>
+        <w:rPr>
+          <w:rFonts w:ascii="Times New Roman" w:hAnsi="Times New Roman" w:cs="Times New Roman"/>
+          <w:sz w:val="28"/>
+          <w:szCs w:val="28"/>
+        </w:rPr>
+        <w:t xml:space="preserve">выбран </w:t>
       </w:r>
       <w:proofErr w:type="spellStart"/>
       <w:r>
         <w:rPr>
           <w:rFonts w:ascii="Times New Roman" w:hAnsi="Times New Roman" w:cs="Times New Roman"/>
-          <w:color w:val="FF0000"/>
-          <w:sz w:val="28"/>
-          <w:szCs w:val="28"/>
-        </w:rPr>
-        <w:t>Outbox</w:t>
+          <w:sz w:val="28"/>
+          <w:szCs w:val="28"/>
+        </w:rPr>
+        <w:t>Debezium</w:t>
       </w:r>
       <w:proofErr w:type="spellEnd"/>
       <w:r>
         <w:rPr>
           <w:rFonts w:ascii="Times New Roman" w:hAnsi="Times New Roman" w:cs="Times New Roman"/>
-          <w:color w:val="FF0000"/>
-          <w:sz w:val="28"/>
-          <w:szCs w:val="28"/>
-        </w:rPr>
-        <w:t xml:space="preserve">-паттерн. Однако его прямое использование может создавать сложности при высокой нагрузке и в условиях множества инстансов сервисов. В качестве более надежного и практичного решения для данной предметной области выбран </w:t>
+          <w:sz w:val="28"/>
+          <w:szCs w:val="28"/>
+        </w:rPr>
+        <w:t xml:space="preserve"> </w:t>
       </w:r>
       <w:proofErr w:type="spellStart"/>
       <w:r>
         <w:rPr>
           <w:rFonts w:ascii="Times New Roman" w:hAnsi="Times New Roman" w:cs="Times New Roman"/>
-          <w:color w:val="FF0000"/>
-          <w:sz w:val="28"/>
-          <w:szCs w:val="28"/>
-        </w:rPr>
-        <w:t>Debezium</w:t>
+          <w:sz w:val="28"/>
+          <w:szCs w:val="28"/>
+        </w:rPr>
+        <w:t>Connector</w:t>
       </w:r>
       <w:proofErr w:type="spellEnd"/>
       <w:r>
         <w:rPr>
           <w:rFonts w:ascii="Times New Roman" w:hAnsi="Times New Roman" w:cs="Times New Roman"/>
-          <w:color w:val="FF0000"/>
-          <w:sz w:val="28"/>
-          <w:szCs w:val="28"/>
-        </w:rPr>
-        <w:t xml:space="preserve"> </w:t>
-      </w:r>
-      <w:proofErr w:type="spellStart"/>
-      <w:r>
-        <w:rPr>
-          <w:rFonts w:ascii="Times New Roman" w:hAnsi="Times New Roman" w:cs="Times New Roman"/>
-          <w:color w:val="FF0000"/>
-          <w:sz w:val="28"/>
-          <w:szCs w:val="28"/>
-        </w:rPr>
-        <w:t>Connector</w:t>
-      </w:r>
-      <w:proofErr w:type="spellEnd"/>
-      <w:r>
-        <w:rPr>
-          <w:rFonts w:ascii="Times New Roman" w:hAnsi="Times New Roman" w:cs="Times New Roman"/>
-          <w:color w:val="FF0000"/>
-          <w:sz w:val="28"/>
-          <w:szCs w:val="28"/>
-        </w:rPr>
-        <w:t xml:space="preserve">, который обеспечивает отслеживание изменений в журнале транзакций базы данных (CDC — Change Data </w:t>
-      </w:r>
-      <w:proofErr w:type="spellStart"/>
-      <w:r>
-        <w:rPr>
-          <w:rFonts w:ascii="Times New Roman" w:hAnsi="Times New Roman" w:cs="Times New Roman"/>
-          <w:color w:val="FF0000"/>
-          <w:sz w:val="28"/>
-          <w:szCs w:val="28"/>
-        </w:rPr>
-        <w:t>Capture</w:t>
-      </w:r>
-      <w:proofErr w:type="spellEnd"/>
-      <w:r>
-        <w:rPr>
-          <w:rFonts w:ascii="Times New Roman" w:hAnsi="Times New Roman" w:cs="Times New Roman"/>
-          <w:color w:val="FF0000"/>
-          <w:sz w:val="28"/>
-          <w:szCs w:val="28"/>
-        </w:rPr>
-        <w:t xml:space="preserve">) и автоматическую публикацию соответствующих событий в шину сообщений (например, </w:t>
-      </w:r>
-      <w:proofErr w:type="spellStart"/>
-      <w:r>
-        <w:rPr>
-          <w:rFonts w:ascii="Times New Roman" w:hAnsi="Times New Roman" w:cs="Times New Roman"/>
-          <w:color w:val="FF0000"/>
-          <w:sz w:val="28"/>
-          <w:szCs w:val="28"/>
-        </w:rPr>
-        <w:t>Kafka</w:t>
-      </w:r>
-      <w:proofErr w:type="spellEnd"/>
-      <w:r>
-        <w:rPr>
-          <w:rFonts w:ascii="Times New Roman" w:hAnsi="Times New Roman" w:cs="Times New Roman"/>
-          <w:color w:val="FF0000"/>
-          <w:sz w:val="28"/>
-          <w:szCs w:val="28"/>
-        </w:rPr>
-        <w:t>). Это гарантирует, что ни одно изменение состояния предмета не будет потеряно и будет обработано соответствующими подписчиками.</w:t>
+          <w:sz w:val="28"/>
+          <w:szCs w:val="28"/>
+        </w:rPr>
+        <w:t>, который обеспечивает отслеживание изменений в журнале транзакций базы данных и автоматическую публикацию соответствующих событий. Это гарантирует, что ни одно изменение состояния предмета не будет потеряно и будет обработано.</w:t>
       </w:r>
     </w:p>
     <w:p>
@@ -11393,15 +11452,13 @@
         <w:jc w:val="both"/>
         <w:rPr>
           <w:rFonts w:ascii="Times New Roman" w:hAnsi="Times New Roman" w:cs="Times New Roman"/>
-          <w:color w:val="FF0000"/>
-          <w:sz w:val="28"/>
-          <w:szCs w:val="28"/>
-        </w:rPr>
-      </w:pPr>
-      <w:r>
-        <w:rPr>
-          <w:rFonts w:ascii="Times New Roman" w:hAnsi="Times New Roman" w:cs="Times New Roman"/>
-          <w:color w:val="FF0000"/>
+          <w:sz w:val="28"/>
+          <w:szCs w:val="28"/>
+        </w:rPr>
+      </w:pPr>
+      <w:r>
+        <w:rPr>
+          <w:rFonts w:ascii="Times New Roman" w:hAnsi="Times New Roman" w:cs="Times New Roman"/>
           <w:sz w:val="28"/>
           <w:szCs w:val="28"/>
         </w:rPr>
@@ -11411,7 +11468,6 @@
       <w:r>
         <w:rPr>
           <w:rFonts w:ascii="Times New Roman" w:hAnsi="Times New Roman" w:cs="Times New Roman"/>
-          <w:color w:val="FF0000"/>
           <w:sz w:val="28"/>
           <w:szCs w:val="28"/>
         </w:rPr>
@@ -11421,71 +11477,42 @@
       <w:r>
         <w:rPr>
           <w:rFonts w:ascii="Times New Roman" w:hAnsi="Times New Roman" w:cs="Times New Roman"/>
-          <w:color w:val="FF0000"/>
-          <w:sz w:val="28"/>
-          <w:szCs w:val="28"/>
-        </w:rPr>
-        <w:t xml:space="preserve">-диаграмма, включающая уровни </w:t>
-      </w:r>
-      <w:proofErr w:type="spellStart"/>
-      <w:r>
-        <w:rPr>
-          <w:rFonts w:ascii="Times New Roman" w:hAnsi="Times New Roman" w:cs="Times New Roman"/>
-          <w:color w:val="FF0000"/>
-          <w:sz w:val="28"/>
-          <w:szCs w:val="28"/>
-        </w:rPr>
-        <w:t>Motivation</w:t>
-      </w:r>
-      <w:proofErr w:type="spellEnd"/>
-      <w:r>
-        <w:rPr>
-          <w:rFonts w:ascii="Times New Roman" w:hAnsi="Times New Roman" w:cs="Times New Roman"/>
-          <w:color w:val="FF0000"/>
-          <w:sz w:val="28"/>
-          <w:szCs w:val="28"/>
-        </w:rPr>
-        <w:t xml:space="preserve"> (Цели), Business (Бизнес-процессы), Application (Прикладные сервисы), Technology (Технологии) и </w:t>
-      </w:r>
-      <w:proofErr w:type="spellStart"/>
-      <w:r>
-        <w:rPr>
-          <w:rFonts w:ascii="Times New Roman" w:hAnsi="Times New Roman" w:cs="Times New Roman"/>
-          <w:color w:val="FF0000"/>
-          <w:sz w:val="28"/>
-          <w:szCs w:val="28"/>
-        </w:rPr>
-        <w:t>Implementation</w:t>
-      </w:r>
-      <w:proofErr w:type="spellEnd"/>
-      <w:r>
-        <w:rPr>
-          <w:rFonts w:ascii="Times New Roman" w:hAnsi="Times New Roman" w:cs="Times New Roman"/>
-          <w:color w:val="FF0000"/>
-          <w:sz w:val="28"/>
-          <w:szCs w:val="28"/>
-        </w:rPr>
-        <w:t xml:space="preserve"> &amp; </w:t>
-      </w:r>
-      <w:proofErr w:type="spellStart"/>
-      <w:r>
-        <w:rPr>
-          <w:rFonts w:ascii="Times New Roman" w:hAnsi="Times New Roman" w:cs="Times New Roman"/>
-          <w:color w:val="FF0000"/>
-          <w:sz w:val="28"/>
-          <w:szCs w:val="28"/>
-        </w:rPr>
-        <w:t>Migration</w:t>
-      </w:r>
-      <w:proofErr w:type="spellEnd"/>
-      <w:r>
-        <w:rPr>
-          <w:rFonts w:ascii="Times New Roman" w:hAnsi="Times New Roman" w:cs="Times New Roman"/>
-          <w:color w:val="FF0000"/>
-          <w:sz w:val="28"/>
-          <w:szCs w:val="28"/>
-        </w:rPr>
-        <w:t xml:space="preserve"> (Внедрение). Это позволяет наглядно представить все компоненты системы, их взаимосвязи, а также стратегию и этапы реализации (рисунок 15).</w:t>
+          <w:sz w:val="28"/>
+          <w:szCs w:val="28"/>
+        </w:rPr>
+        <w:t>-диаграмма</w:t>
+      </w:r>
+      <w:r>
+        <w:rPr>
+          <w:rFonts w:ascii="Times New Roman" w:hAnsi="Times New Roman" w:cs="Times New Roman"/>
+          <w:sz w:val="28"/>
+          <w:szCs w:val="28"/>
+        </w:rPr>
+        <w:t>.</w:t>
+      </w:r>
+      <w:r>
+        <w:rPr>
+          <w:rFonts w:ascii="Times New Roman" w:hAnsi="Times New Roman" w:cs="Times New Roman"/>
+          <w:sz w:val="28"/>
+          <w:szCs w:val="28"/>
+        </w:rPr>
+        <w:t xml:space="preserve"> </w:t>
+      </w:r>
+      <w:r>
+        <w:rPr>
+          <w:rFonts w:ascii="Times New Roman" w:hAnsi="Times New Roman" w:cs="Times New Roman"/>
+          <w:sz w:val="28"/>
+          <w:szCs w:val="28"/>
+        </w:rPr>
+        <w:t xml:space="preserve">Которая </w:t>
+      </w:r>
+      <w:r>
+        <w:rPr>
+          <w:rFonts w:ascii="Times New Roman" w:hAnsi="Times New Roman" w:cs="Times New Roman"/>
+          <w:sz w:val="28"/>
+          <w:szCs w:val="28"/>
+        </w:rPr>
+        <w:t>позволяет наглядно представить все компоненты системы, их взаимосвязи (рисунок 15).</w:t>
       </w:r>
     </w:p>
     <w:p>
@@ -11508,7 +11535,6 @@
           <w:szCs w:val="28"/>
           <w:lang w:val="en-US"/>
         </w:rPr>
-        <w:lastRenderedPageBreak/>
         <w:drawing>
           <wp:inline distT="0" distB="0" distL="0" distR="0" wp14:anchorId="46F7D809" wp14:editId="2D27A5CA">
             <wp:extent cx="5400000" cy="3085714"/>
@@ -11597,37 +11623,14 @@
         </w:rPr>
         <w:t xml:space="preserve"> </w:t>
       </w:r>
-      <w:proofErr w:type="spellStart"/>
-      <w:r>
-        <w:rPr>
-          <w:rFonts w:ascii="Times New Roman" w:hAnsi="Times New Roman" w:cs="Times New Roman"/>
-          <w:sz w:val="28"/>
-          <w:szCs w:val="28"/>
-        </w:rPr>
-        <w:t>Diagram</w:t>
-      </w:r>
-      <w:proofErr w:type="spellEnd"/>
-      <w:r>
-        <w:rPr>
-          <w:rFonts w:ascii="Times New Roman" w:hAnsi="Times New Roman" w:cs="Times New Roman"/>
-          <w:sz w:val="28"/>
-          <w:szCs w:val="28"/>
-        </w:rPr>
-        <w:t xml:space="preserve"> (Архитектурная диаграмма)</w:t>
-      </w:r>
-    </w:p>
-    <w:p>
-      <w:pPr>
-        <w:pStyle w:val="a7"/>
-        <w:spacing w:after="0" w:line="240" w:lineRule="auto"/>
-        <w:ind w:left="0" w:firstLine="709"/>
-        <w:jc w:val="center"/>
-        <w:rPr>
-          <w:rFonts w:ascii="Times New Roman" w:hAnsi="Times New Roman" w:cs="Times New Roman"/>
-          <w:sz w:val="28"/>
-          <w:szCs w:val="28"/>
-        </w:rPr>
-      </w:pPr>
+      <w:r>
+        <w:rPr>
+          <w:rFonts w:ascii="Times New Roman" w:hAnsi="Times New Roman" w:cs="Times New Roman"/>
+          <w:sz w:val="28"/>
+          <w:szCs w:val="28"/>
+        </w:rPr>
+        <w:t>диаграмма</w:t>
+      </w:r>
     </w:p>
     <w:p>
       <w:pPr>
@@ -11654,6 +11657,7 @@
           <w:sz w:val="28"/>
           <w:szCs w:val="28"/>
         </w:rPr>
+        <w:lastRenderedPageBreak/>
         <w:t>Выводы и результаты к разделу 2</w:t>
       </w:r>
       <w:bookmarkEnd w:id="18"/>
@@ -11892,25 +11896,7 @@
           <w:sz w:val="28"/>
           <w:szCs w:val="28"/>
         </w:rPr>
-        <w:t xml:space="preserve">создана архитектура с использованием </w:t>
-      </w:r>
-      <w:proofErr w:type="spellStart"/>
-      <w:r>
-        <w:rPr>
-          <w:rFonts w:ascii="Times New Roman" w:hAnsi="Times New Roman" w:cs="Times New Roman"/>
-          <w:sz w:val="28"/>
-          <w:szCs w:val="28"/>
-        </w:rPr>
-        <w:t>микросервисного</w:t>
-      </w:r>
-      <w:proofErr w:type="spellEnd"/>
-      <w:r>
-        <w:rPr>
-          <w:rFonts w:ascii="Times New Roman" w:hAnsi="Times New Roman" w:cs="Times New Roman"/>
-          <w:sz w:val="28"/>
-          <w:szCs w:val="28"/>
-        </w:rPr>
-        <w:t xml:space="preserve"> подхода;  </w:t>
+        <w:t xml:space="preserve">создана архитектура с использованием микросервисного подхода;  </w:t>
       </w:r>
     </w:p>
     <w:p>
@@ -12301,25 +12287,7 @@
           <w:sz w:val="28"/>
           <w:szCs w:val="28"/>
         </w:rPr>
-        <w:t xml:space="preserve">: как не растерять сообщения в </w:t>
-      </w:r>
-      <w:proofErr w:type="spellStart"/>
-      <w:r>
-        <w:rPr>
-          <w:rFonts w:ascii="Times New Roman" w:hAnsi="Times New Roman" w:cs="Times New Roman"/>
-          <w:sz w:val="28"/>
-          <w:szCs w:val="28"/>
-        </w:rPr>
-        <w:t>микросервисной</w:t>
-      </w:r>
-      <w:proofErr w:type="spellEnd"/>
-      <w:r>
-        <w:rPr>
-          <w:rFonts w:ascii="Times New Roman" w:hAnsi="Times New Roman" w:cs="Times New Roman"/>
-          <w:sz w:val="28"/>
-          <w:szCs w:val="28"/>
-        </w:rPr>
-        <w:t xml:space="preserve"> архитектуре – Режим доступа: </w:t>
+        <w:t xml:space="preserve">: как не растерять сообщения в микросервисной архитектуре – Режим доступа: </w:t>
       </w:r>
       <w:hyperlink r:id="rId20" w:history="1">
         <w:r>
@@ -12608,25 +12576,7 @@
           <w:sz w:val="28"/>
           <w:szCs w:val="28"/>
         </w:rPr>
-        <w:t xml:space="preserve"> [Электронный ресурс]. </w:t>
-      </w:r>
-      <w:proofErr w:type="spellStart"/>
-      <w:r>
-        <w:rPr>
-          <w:rFonts w:ascii="Times New Roman" w:hAnsi="Times New Roman" w:cs="Times New Roman"/>
-          <w:sz w:val="28"/>
-          <w:szCs w:val="28"/>
-        </w:rPr>
-        <w:t>Микросервисы</w:t>
-      </w:r>
-      <w:proofErr w:type="spellEnd"/>
-      <w:r>
-        <w:rPr>
-          <w:rFonts w:ascii="Times New Roman" w:hAnsi="Times New Roman" w:cs="Times New Roman"/>
-          <w:sz w:val="28"/>
-          <w:szCs w:val="28"/>
-        </w:rPr>
-        <w:t xml:space="preserve"> и данные</w:t>
+        <w:t xml:space="preserve"> [Электронный ресурс]. Микросервисы и данные</w:t>
       </w:r>
       <w:proofErr w:type="gramStart"/>
       <w:r>
@@ -12977,7 +12927,7 @@
 </file>
 
 <file path=word/numbering.xml><?xml version="1.0" encoding="utf-8"?>
-<w:numbering xmlns:wpc="http://schemas.microsoft.com/office/word/2010/wordprocessingCanvas" xmlns:cx="http://schemas.microsoft.com/office/drawing/2014/chartex" xmlns:cx1="http://schemas.microsoft.com/office/drawing/2015/9/8/chartex" xmlns:cx2="http://schemas.microsoft.com/office/drawing/2015/10/21/chartex" xmlns:cx3="http://schemas.microsoft.com/office/drawing/2016/5/9/chartex" xmlns:cx4="http://schemas.microsoft.com/office/drawing/2016/5/10/chartex" xmlns:cx5="http://schemas.microsoft.com/office/drawing/2016/5/11/chartex" xmlns:cx6="http://schemas.microsoft.com/office/drawing/2016/5/12/chartex" xmlns:cx7="http://schemas.microsoft.com/office/drawing/2016/5/13/chartex" xmlns:cx8="http://schemas.microsoft.com/office/drawing/2016/5/14/chartex" xmlns:mc="http://schemas.openxmlformats.org/markup-compatibility/2006" xmlns:aink="http://schemas.microsoft.com/office/drawing/2016/ink" xmlns:am3d="http://schemas.microsoft.com/office/drawing/2017/model3d" xmlns:o="urn:schemas-microsoft-com:office:office" xmlns:oel="http://schemas.microsoft.com/office/2019/extlst" xmlns:r="http://schemas.openxmlformats.org/officeDocument/2006/relationships" xmlns:m="http://schemas.openxmlformats.org/officeDocument/2006/math" xmlns:v="urn:schemas-microsoft-com:vml" xmlns:wp14="http://schemas.microsoft.com/office/word/2010/wordprocessingDrawing" xmlns:wp="http://schemas.openxmlformats.org/drawingml/2006/wordprocessingDrawing" xmlns:w10="urn:schemas-microsoft-com:office:word" xmlns:w="http://schemas.openxmlformats.org/wordprocessingml/2006/main" xmlns:w14="http://schemas.microsoft.com/office/word/2010/wordml" xmlns:w15="http://schemas.microsoft.com/office/word/2012/wordml" xmlns:w16cex="http://schemas.microsoft.com/office/word/2018/wordml/cex" xmlns:w16cid="http://schemas.microsoft.com/office/word/2016/wordml/cid" xmlns:w16="http://schemas.microsoft.com/office/word/2018/wordml" xmlns:w16sdtdh="http://schemas.microsoft.com/office/word/2020/wordml/sdtdatahash" xmlns:w16se="http://schemas.microsoft.com/office/word/2015/wordml/symex" xmlns:wpg="http://schemas.microsoft.com/office/word/2010/wordprocessingGroup" xmlns:wpi="http://schemas.microsoft.com/office/word/2010/wordprocessingInk" xmlns:wne="http://schemas.microsoft.com/office/word/2006/wordml" xmlns:wps="http://schemas.microsoft.com/office/word/2010/wordprocessingShape" mc:Ignorable="w14 w15 w16se w16cid w16 w16cex w16sdtdh wp14">
+<w:numbering xmlns:wpc="http://schemas.microsoft.com/office/word/2010/wordprocessingCanvas" xmlns:cx="http://schemas.microsoft.com/office/drawing/2014/chartex" xmlns:cx1="http://schemas.microsoft.com/office/drawing/2015/9/8/chartex" xmlns:cx2="http://schemas.microsoft.com/office/drawing/2015/10/21/chartex" xmlns:cx3="http://schemas.microsoft.com/office/drawing/2016/5/9/chartex" xmlns:cx4="http://schemas.microsoft.com/office/drawing/2016/5/10/chartex" xmlns:cx5="http://schemas.microsoft.com/office/drawing/2016/5/11/chartex" xmlns:cx6="http://schemas.microsoft.com/office/drawing/2016/5/12/chartex" xmlns:cx7="http://schemas.microsoft.com/office/drawing/2016/5/13/chartex" xmlns:cx8="http://schemas.microsoft.com/office/drawing/2016/5/14/chartex" xmlns:mc="http://schemas.openxmlformats.org/markup-compatibility/2006" xmlns:aink="http://schemas.microsoft.com/office/drawing/2016/ink" xmlns:am3d="http://schemas.microsoft.com/office/drawing/2017/model3d" xmlns:o="urn:schemas-microsoft-com:office:office" xmlns:oel="http://schemas.microsoft.com/office/2019/extlst" xmlns:r="http://schemas.openxmlformats.org/officeDocument/2006/relationships" xmlns:m="http://schemas.openxmlformats.org/officeDocument/2006/math" xmlns:v="urn:schemas-microsoft-com:vml" xmlns:wp14="http://schemas.microsoft.com/office/word/2010/wordprocessingDrawing" xmlns:wp="http://schemas.openxmlformats.org/drawingml/2006/wordprocessingDrawing" xmlns:w10="urn:schemas-microsoft-com:office:word" xmlns:w="http://schemas.openxmlformats.org/wordprocessingml/2006/main" xmlns:w14="http://schemas.microsoft.com/office/word/2010/wordml" xmlns:w15="http://schemas.microsoft.com/office/word/2012/wordml" xmlns:w16cex="http://schemas.microsoft.com/office/word/2018/wordml/cex" xmlns:w16cid="http://schemas.microsoft.com/office/word/2016/wordml/cid" xmlns:w16="http://schemas.microsoft.com/office/word/2018/wordml" xmlns:w16du="http://schemas.microsoft.com/office/word/2023/wordml/word16du" xmlns:w16sdtdh="http://schemas.microsoft.com/office/word/2020/wordml/sdtdatahash" xmlns:w16sdtfl="http://schemas.microsoft.com/office/word/2024/wordml/sdtformatlock" xmlns:w16se="http://schemas.microsoft.com/office/word/2015/wordml/symex" xmlns:wpg="http://schemas.microsoft.com/office/word/2010/wordprocessingGroup" xmlns:wpi="http://schemas.microsoft.com/office/word/2010/wordprocessingInk" xmlns:wne="http://schemas.microsoft.com/office/word/2006/wordml" xmlns:wps="http://schemas.microsoft.com/office/word/2010/wordprocessingShape" mc:Ignorable="w14 w15 w16se w16cid w16 w16cex w16sdtdh w16sdtfl w16du wp14">
   <w:abstractNum w:abstractNumId="0" w15:restartNumberingAfterBreak="0">
     <w:nsid w:val="05B64213"/>
     <w:multiLevelType w:val="hybridMultilevel"/>
@@ -17810,7 +17760,7 @@
 </file>
 
 <file path=word/styles.xml><?xml version="1.0" encoding="utf-8"?>
-<w:styles xmlns:mc="http://schemas.openxmlformats.org/markup-compatibility/2006" xmlns:r="http://schemas.openxmlformats.org/officeDocument/2006/relationships" xmlns:w="http://schemas.openxmlformats.org/wordprocessingml/2006/main" xmlns:w14="http://schemas.microsoft.com/office/word/2010/wordml" xmlns:w15="http://schemas.microsoft.com/office/word/2012/wordml" xmlns:w16cex="http://schemas.microsoft.com/office/word/2018/wordml/cex" xmlns:w16cid="http://schemas.microsoft.com/office/word/2016/wordml/cid" xmlns:w16="http://schemas.microsoft.com/office/word/2018/wordml" xmlns:w16sdtdh="http://schemas.microsoft.com/office/word/2020/wordml/sdtdatahash" xmlns:w16se="http://schemas.microsoft.com/office/word/2015/wordml/symex" mc:Ignorable="w14 w15 w16se w16cid w16 w16cex w16sdtdh">
+<w:styles xmlns:mc="http://schemas.openxmlformats.org/markup-compatibility/2006" xmlns:r="http://schemas.openxmlformats.org/officeDocument/2006/relationships" xmlns:w="http://schemas.openxmlformats.org/wordprocessingml/2006/main" xmlns:w14="http://schemas.microsoft.com/office/word/2010/wordml" xmlns:w15="http://schemas.microsoft.com/office/word/2012/wordml" xmlns:w16cex="http://schemas.microsoft.com/office/word/2018/wordml/cex" xmlns:w16cid="http://schemas.microsoft.com/office/word/2016/wordml/cid" xmlns:w16="http://schemas.microsoft.com/office/word/2018/wordml" xmlns:w16du="http://schemas.microsoft.com/office/word/2023/wordml/word16du" xmlns:w16sdtdh="http://schemas.microsoft.com/office/word/2020/wordml/sdtdatahash" xmlns:w16sdtfl="http://schemas.microsoft.com/office/word/2024/wordml/sdtformatlock" xmlns:w16se="http://schemas.microsoft.com/office/word/2015/wordml/symex" mc:Ignorable="w14 w15 w16se w16cid w16 w16cex w16sdtdh w16sdtfl w16du">
   <w:docDefaults>
     <w:rPrDefault>
       <w:rPr>
